--- a/internal_doc/03.开发设计/OM/SequoiaSQL/sequoiaSQL数据操作.docx
+++ b/internal_doc/03.开发设计/OM/SequoiaSQL/sequoiaSQL数据操作.docx
@@ -480,13 +480,7 @@
         </w:rPr>
       </w:pPr>
     </w:p>
-    <w:p>
-      <w:pPr>
-        <w:rPr>
-          <w:rFonts w:hint="eastAsia"/>
-        </w:rPr>
-      </w:pPr>
-    </w:p>
+    <w:p/>
     <w:p>
       <w:pPr>
         <w:pStyle w:val="Heading3"/>
@@ -1610,9 +1604,6 @@
     <w:p>
       <w:pPr>
         <w:pStyle w:val="Heading3"/>
-        <w:rPr>
-          <w:rFonts w:hint="eastAsia"/>
-        </w:rPr>
       </w:pPr>
       <w:r>
         <w:rPr>
@@ -1703,11 +1694,6 @@
             <w:tcW w:w="3827" w:type="dxa"/>
           </w:tcPr>
           <w:p>
-            <w:pPr>
-              <w:rPr>
-                <w:rFonts w:hint="eastAsia"/>
-              </w:rPr>
-            </w:pPr>
             <w:r>
               <w:rPr>
                 <w:rFonts w:hint="eastAsia"/>
@@ -1821,11 +1807,6 @@
             <w:tcW w:w="3827" w:type="dxa"/>
           </w:tcPr>
           <w:p>
-            <w:pPr>
-              <w:rPr>
-                <w:rFonts w:hint="eastAsia"/>
-              </w:rPr>
-            </w:pPr>
             <w:r>
               <w:rPr>
                 <w:rFonts w:hint="eastAsia"/>
@@ -1852,11 +1833,6 @@
             </w:r>
           </w:p>
           <w:p>
-            <w:pPr>
-              <w:rPr>
-                <w:rFonts w:hint="eastAsia"/>
-              </w:rPr>
-            </w:pPr>
             <w:r>
               <w:rPr>
                 <w:rFonts w:hint="eastAsia"/>
@@ -1883,11 +1859,6 @@
             </w:r>
           </w:p>
           <w:p>
-            <w:pPr>
-              <w:rPr>
-                <w:rFonts w:hint="eastAsia"/>
-              </w:rPr>
-            </w:pPr>
             <w:r>
               <w:rPr>
                 <w:rFonts w:hint="eastAsia"/>
@@ -1914,11 +1885,6 @@
             </w:r>
           </w:p>
           <w:p>
-            <w:pPr>
-              <w:rPr>
-                <w:rFonts w:hint="eastAsia"/>
-              </w:rPr>
-            </w:pPr>
             <w:r>
               <w:rPr>
                 <w:rFonts w:hint="eastAsia"/>
@@ -1939,11 +1905,6 @@
             <w:tcW w:w="3544" w:type="dxa"/>
           </w:tcPr>
           <w:p>
-            <w:pPr>
-              <w:rPr>
-                <w:rFonts w:hint="eastAsia"/>
-              </w:rPr>
-            </w:pPr>
             <w:r>
               <w:rPr>
                 <w:rFonts w:hint="eastAsia"/>
@@ -1952,11 +1913,6 @@
             </w:r>
           </w:p>
           <w:p>
-            <w:pPr>
-              <w:rPr>
-                <w:rFonts w:hint="eastAsia"/>
-              </w:rPr>
-            </w:pPr>
             <w:r>
               <w:rPr>
                 <w:rFonts w:hint="eastAsia"/>
@@ -1965,11 +1921,6 @@
             </w:r>
           </w:p>
           <w:p>
-            <w:pPr>
-              <w:rPr>
-                <w:rFonts w:hint="eastAsia"/>
-              </w:rPr>
-            </w:pPr>
             <w:r>
               <w:rPr>
                 <w:rFonts w:hint="eastAsia"/>
@@ -2182,7 +2133,23 @@
                 <w:b/>
                 <w:color w:val="FF0000"/>
               </w:rPr>
-              <w:t>的不同会有不同的格式</w:t>
+              <w:t>的不同</w:t>
+            </w:r>
+            <w:r>
+              <w:rPr>
+                <w:rFonts w:hint="eastAsia"/>
+                <w:b/>
+                <w:color w:val="FF0000"/>
+              </w:rPr>
+              <w:t>可能</w:t>
+            </w:r>
+            <w:r>
+              <w:rPr>
+                <w:rFonts w:hint="eastAsia"/>
+                <w:b/>
+                <w:color w:val="FF0000"/>
+              </w:rPr>
+              <w:t>会有不同的格式</w:t>
             </w:r>
             <w:r>
               <w:rPr>
@@ -2225,11 +2192,6 @@
             </w:r>
           </w:p>
           <w:p>
-            <w:pPr>
-              <w:rPr>
-                <w:rFonts w:hint="eastAsia"/>
-              </w:rPr>
-            </w:pPr>
             <w:r>
               <w:t>{</w:t>
             </w:r>
@@ -2237,9 +2199,6 @@
           <w:p>
             <w:pPr>
               <w:ind w:firstLineChars="100" w:firstLine="210"/>
-              <w:rPr>
-                <w:rFonts w:hint="eastAsia"/>
-              </w:rPr>
             </w:pPr>
             <w:r>
               <w:t>'1':'</w:t>
@@ -2252,21 +2211,11 @@
             </w:r>
           </w:p>
           <w:p>
-            <w:pPr>
-              <w:rPr>
-                <w:rFonts w:hint="eastAsia"/>
-              </w:rPr>
-            </w:pPr>
             <w:r>
               <w:t>}</w:t>
             </w:r>
           </w:p>
           <w:p>
-            <w:pPr>
-              <w:rPr>
-                <w:rFonts w:hint="eastAsia"/>
-              </w:rPr>
-            </w:pPr>
             <w:r>
               <w:t>{</w:t>
             </w:r>
@@ -2274,9 +2223,6 @@
           <w:p>
             <w:pPr>
               <w:ind w:firstLineChars="100" w:firstLine="210"/>
-              <w:rPr>
-                <w:rFonts w:hint="eastAsia"/>
-              </w:rPr>
             </w:pPr>
             <w:r>
               <w:t>'2':'</w:t>
@@ -2289,21 +2235,11 @@
             </w:r>
           </w:p>
           <w:p>
-            <w:pPr>
-              <w:rPr>
-                <w:rFonts w:hint="eastAsia"/>
-              </w:rPr>
-            </w:pPr>
             <w:r>
               <w:t>}</w:t>
             </w:r>
           </w:p>
           <w:p>
-            <w:pPr>
-              <w:rPr>
-                <w:rFonts w:hint="eastAsia"/>
-              </w:rPr>
-            </w:pPr>
             <w:r>
               <w:t>{</w:t>
             </w:r>
@@ -2311,9 +2247,6 @@
           <w:p>
             <w:pPr>
               <w:ind w:firstLineChars="100" w:firstLine="210"/>
-              <w:rPr>
-                <w:rFonts w:hint="eastAsia"/>
-              </w:rPr>
             </w:pPr>
             <w:r>
               <w:t>'3':'</w:t>
@@ -2326,21 +2259,11 @@
             </w:r>
           </w:p>
           <w:p>
-            <w:pPr>
-              <w:rPr>
-                <w:rFonts w:hint="eastAsia"/>
-              </w:rPr>
-            </w:pPr>
             <w:r>
               <w:t>}</w:t>
             </w:r>
           </w:p>
           <w:p>
-            <w:pPr>
-              <w:rPr>
-                <w:rFonts w:hint="eastAsia"/>
-              </w:rPr>
-            </w:pPr>
             <w:r>
               <w:t>{</w:t>
             </w:r>
@@ -2348,9 +2271,6 @@
           <w:p>
             <w:pPr>
               <w:ind w:firstLineChars="100" w:firstLine="210"/>
-              <w:rPr>
-                <w:rFonts w:hint="eastAsia"/>
-              </w:rPr>
             </w:pPr>
             <w:r>
               <w:t>'</w:t>
@@ -2381,21 +2301,11 @@
             </w:r>
           </w:p>
           <w:p>
-            <w:pPr>
-              <w:rPr>
-                <w:rFonts w:hint="eastAsia"/>
-              </w:rPr>
-            </w:pPr>
             <w:r>
               <w:t>}</w:t>
             </w:r>
           </w:p>
           <w:p>
-            <w:pPr>
-              <w:rPr>
-                <w:rFonts w:hint="eastAsia"/>
-              </w:rPr>
-            </w:pPr>
             <w:r>
               <w:t>{</w:t>
             </w:r>
@@ -2403,9 +2313,6 @@
           <w:p>
             <w:pPr>
               <w:ind w:firstLineChars="100" w:firstLine="210"/>
-              <w:rPr>
-                <w:rFonts w:hint="eastAsia"/>
-              </w:rPr>
             </w:pPr>
             <w:r>
               <w:t>'</w:t>
@@ -2433,21 +2340,11 @@
             </w:r>
           </w:p>
           <w:p>
-            <w:pPr>
-              <w:rPr>
-                <w:rFonts w:hint="eastAsia"/>
-              </w:rPr>
-            </w:pPr>
             <w:r>
               <w:t>}</w:t>
             </w:r>
           </w:p>
           <w:p>
-            <w:pPr>
-              <w:rPr>
-                <w:rFonts w:hint="eastAsia"/>
-              </w:rPr>
-            </w:pPr>
             <w:r>
               <w:t>{</w:t>
             </w:r>
@@ -2455,9 +2352,6 @@
           <w:p>
             <w:pPr>
               <w:ind w:firstLineChars="100" w:firstLine="210"/>
-              <w:rPr>
-                <w:rFonts w:hint="eastAsia"/>
-              </w:rPr>
             </w:pPr>
             <w:r>
               <w:t>'</w:t>
@@ -2485,21 +2379,11 @@
             </w:r>
           </w:p>
           <w:p>
-            <w:pPr>
-              <w:rPr>
-                <w:rFonts w:hint="eastAsia"/>
-              </w:rPr>
-            </w:pPr>
             <w:r>
               <w:t>}</w:t>
             </w:r>
           </w:p>
           <w:p>
-            <w:pPr>
-              <w:rPr>
-                <w:rFonts w:hint="eastAsia"/>
-              </w:rPr>
-            </w:pPr>
             <w:r>
               <w:t>{</w:t>
             </w:r>
@@ -2507,9 +2391,6 @@
           <w:p>
             <w:pPr>
               <w:ind w:firstLineChars="100" w:firstLine="210"/>
-              <w:rPr>
-                <w:rFonts w:hint="eastAsia"/>
-              </w:rPr>
             </w:pPr>
             <w:r>
               <w:t>'</w:t>
@@ -2596,11 +2477,6 @@
             </w:r>
           </w:p>
           <w:p>
-            <w:pPr>
-              <w:rPr>
-                <w:rFonts w:hint="eastAsia"/>
-              </w:rPr>
-            </w:pPr>
             <w:r>
               <w:t>name | name2</w:t>
             </w:r>
@@ -2615,11 +2491,6 @@
             </w:r>
           </w:p>
           <w:p>
-            <w:pPr>
-              <w:rPr>
-                <w:rFonts w:hint="eastAsia"/>
-              </w:rPr>
-            </w:pPr>
             <w:r>
               <w:t>{'1':'</w:t>
             </w:r>
@@ -2631,11 +2502,6 @@
             </w:r>
           </w:p>
           <w:p>
-            <w:pPr>
-              <w:rPr>
-                <w:rFonts w:hint="eastAsia"/>
-              </w:rPr>
-            </w:pPr>
             <w:r>
               <w:t>{'2':'</w:t>
             </w:r>
@@ -2647,11 +2513,6 @@
             </w:r>
           </w:p>
           <w:p>
-            <w:pPr>
-              <w:rPr>
-                <w:rFonts w:hint="eastAsia"/>
-              </w:rPr>
-            </w:pPr>
             <w:r>
               <w:t>{'3':'</w:t>
             </w:r>
@@ -2663,11 +2524,6 @@
             </w:r>
           </w:p>
           <w:p>
-            <w:pPr>
-              <w:rPr>
-                <w:rFonts w:hint="eastAsia"/>
-              </w:rPr>
-            </w:pPr>
             <w:r>
               <w:t>{'</w:t>
             </w:r>
@@ -2697,11 +2553,6 @@
             </w:r>
           </w:p>
           <w:p>
-            <w:pPr>
-              <w:rPr>
-                <w:rFonts w:hint="eastAsia"/>
-              </w:rPr>
-            </w:pPr>
             <w:r>
               <w:t>{'</w:t>
             </w:r>
@@ -2728,11 +2579,6 @@
             </w:r>
           </w:p>
           <w:p>
-            <w:pPr>
-              <w:rPr>
-                <w:rFonts w:hint="eastAsia"/>
-              </w:rPr>
-            </w:pPr>
             <w:r>
               <w:t>{'</w:t>
             </w:r>
@@ -2809,11 +2655,88 @@
       </w:r>
     </w:p>
     <w:p>
+      <w:r>
+        <w:rPr>
+          <w:rFonts w:hint="eastAsia"/>
+        </w:rPr>
+        <w:t>OM</w:t>
+      </w:r>
+      <w:r>
+        <w:rPr>
+          <w:rFonts w:hint="eastAsia"/>
+        </w:rPr>
+        <w:t>与</w:t>
+      </w:r>
+      <w:r>
+        <w:rPr>
+          <w:rFonts w:hint="eastAsia"/>
+        </w:rPr>
+        <w:t>Agent</w:t>
+      </w:r>
+      <w:r>
+        <w:rPr>
+          <w:rFonts w:hint="eastAsia"/>
+        </w:rPr>
+        <w:t>走内部消息流程，最外层消息与</w:t>
+      </w:r>
+      <w:r>
+        <w:rPr>
+          <w:rFonts w:hint="eastAsia"/>
+        </w:rPr>
+        <w:t>sdb</w:t>
+      </w:r>
+      <w:r>
+        <w:rPr>
+          <w:rFonts w:hint="eastAsia"/>
+        </w:rPr>
+        <w:t>内部消息一致，均为</w:t>
+      </w:r>
+      <w:r>
+        <w:rPr>
+          <w:rFonts w:hint="eastAsia"/>
+        </w:rPr>
+        <w:t>MsgHeader</w:t>
+      </w:r>
+      <w:r>
+        <w:rPr>
+          <w:rFonts w:hint="eastAsia"/>
+        </w:rPr>
+        <w:t>结构</w:t>
+      </w:r>
+      <w:r>
+        <w:rPr>
+          <w:rFonts w:hint="eastAsia"/>
+        </w:rPr>
+        <w:t>。走</w:t>
+      </w:r>
+      <w:r>
+        <w:rPr>
+          <w:rFonts w:hint="eastAsia"/>
+        </w:rPr>
+        <w:t>Query</w:t>
+      </w:r>
+      <w:r>
+        <w:rPr>
+          <w:rFonts w:hint="eastAsia"/>
+        </w:rPr>
+        <w:t>消息，以下仅描述</w:t>
+      </w:r>
+      <w:r>
+        <w:rPr>
+          <w:rFonts w:hint="eastAsia"/>
+        </w:rPr>
+        <w:t>MsgHeader</w:t>
+      </w:r>
+      <w:r>
+        <w:rPr>
+          <w:rFonts w:hint="eastAsia"/>
+        </w:rPr>
+        <w:t>中的内部接口。</w:t>
+      </w:r>
+    </w:p>
+    <w:p>
       <w:pPr>
         <w:pStyle w:val="Heading3"/>
-        <w:rPr>
-          <w:rFonts w:hint="eastAsia"/>
-        </w:rPr>
       </w:pPr>
       <w:r>
         <w:rPr>
@@ -3052,13 +2975,7 @@
               <w:rPr>
                 <w:rFonts w:hint="eastAsia"/>
               </w:rPr>
-              <w:t xml:space="preserve">  DbName</w:t>
-            </w:r>
-            <w:r>
-              <w:rPr>
-                <w:rFonts w:hint="eastAsia"/>
-              </w:rPr>
-              <w:t xml:space="preserve">: </w:t>
+              <w:t xml:space="preserve">  DbName: </w:t>
             </w:r>
             <w:r>
               <w:rPr>
@@ -3072,13 +2989,7 @@
               <w:rPr>
                 <w:rFonts w:hint="eastAsia"/>
               </w:rPr>
-              <w:t xml:space="preserve">  UserName</w:t>
-            </w:r>
-            <w:r>
-              <w:rPr>
-                <w:rFonts w:hint="eastAsia"/>
-              </w:rPr>
-              <w:t xml:space="preserve">: </w:t>
+              <w:t xml:space="preserve">  UserName: </w:t>
             </w:r>
             <w:r>
               <w:rPr>
@@ -3092,13 +3003,7 @@
               <w:rPr>
                 <w:rFonts w:hint="eastAsia"/>
               </w:rPr>
-              <w:t xml:space="preserve">  Sql</w:t>
-            </w:r>
-            <w:r>
-              <w:rPr>
-                <w:rFonts w:hint="eastAsia"/>
-              </w:rPr>
-              <w:t xml:space="preserve">: </w:t>
+              <w:t xml:space="preserve">  Sql: </w:t>
             </w:r>
             <w:r>
               <w:rPr>
@@ -3115,19 +3020,7 @@
               <w:rPr>
                 <w:rFonts w:hint="eastAsia"/>
               </w:rPr>
-              <w:t xml:space="preserve">  </w:t>
-            </w:r>
-            <w:r>
-              <w:rPr>
-                <w:rFonts w:hint="eastAsia"/>
-              </w:rPr>
-              <w:t>Options</w:t>
-            </w:r>
-            <w:r>
-              <w:rPr>
-                <w:rFonts w:hint="eastAsia"/>
-              </w:rPr>
-              <w:t xml:space="preserve">: </w:t>
+              <w:t xml:space="preserve">  Options: </w:t>
             </w:r>
             <w:r>
               <w:rPr>
@@ -3181,11 +3074,6 @@
             <w:tcW w:w="3544" w:type="dxa"/>
           </w:tcPr>
           <w:p>
-            <w:pPr>
-              <w:rPr>
-                <w:rFonts w:hint="eastAsia"/>
-              </w:rPr>
-            </w:pPr>
             <w:r>
               <w:t>{'1':'</w:t>
             </w:r>
@@ -3197,11 +3085,6 @@
             </w:r>
           </w:p>
           <w:p>
-            <w:pPr>
-              <w:rPr>
-                <w:rFonts w:hint="eastAsia"/>
-              </w:rPr>
-            </w:pPr>
             <w:r>
               <w:t>{'2':'</w:t>
             </w:r>
@@ -3213,11 +3096,6 @@
             </w:r>
           </w:p>
           <w:p>
-            <w:pPr>
-              <w:rPr>
-                <w:rFonts w:hint="eastAsia"/>
-              </w:rPr>
-            </w:pPr>
             <w:r>
               <w:t>{'3':'</w:t>
             </w:r>
@@ -3229,11 +3107,6 @@
             </w:r>
           </w:p>
           <w:p>
-            <w:pPr>
-              <w:rPr>
-                <w:rFonts w:hint="eastAsia"/>
-              </w:rPr>
-            </w:pPr>
             <w:r>
               <w:t>{'</w:t>
             </w:r>
@@ -3263,11 +3136,6 @@
             </w:r>
           </w:p>
           <w:p>
-            <w:pPr>
-              <w:rPr>
-                <w:rFonts w:hint="eastAsia"/>
-              </w:rPr>
-            </w:pPr>
             <w:r>
               <w:t>{'</w:t>
             </w:r>
@@ -3294,11 +3162,6 @@
             </w:r>
           </w:p>
           <w:p>
-            <w:pPr>
-              <w:rPr>
-                <w:rFonts w:hint="eastAsia"/>
-              </w:rPr>
-            </w:pPr>
             <w:r>
               <w:t>{'</w:t>
             </w:r>
@@ -4444,6 +4307,7 @@
     </w:tbl>
     <w:p/>
     <w:sectPr>
+      <w:footerReference w:type="default" r:id="rId11"/>
       <w:pgSz w:w="11906" w:h="16838"/>
       <w:pgMar w:top="1440" w:right="1800" w:bottom="1440" w:left="1800" w:header="851" w:footer="992" w:gutter="0"/>
       <w:cols w:space="425"/>
@@ -4470,6 +4334,41 @@
     </w:p>
   </w:endnote>
 </w:endnotes>
+</file>
+
+<file path=word/footer1.xml><?xml version="1.0" encoding="utf-8"?>
+<w:ftr xmlns:ve="http://schemas.openxmlformats.org/markup-compatibility/2006" xmlns:o="urn:schemas-microsoft-com:office:office" xmlns:r="http://schemas.openxmlformats.org/officeDocument/2006/relationships" xmlns:m="http://schemas.openxmlformats.org/officeDocument/2006/math" xmlns:v="urn:schemas-microsoft-com:vml" xmlns:wp="http://schemas.openxmlformats.org/drawingml/2006/wordprocessingDrawing" xmlns:w10="urn:schemas-microsoft-com:office:word" xmlns:w="http://schemas.openxmlformats.org/wordprocessingml/2006/main" xmlns:wne="http://schemas.microsoft.com/office/word/2006/wordml">
+  <w:sdt>
+    <w:sdtPr>
+      <w:id w:val="-47017092"/>
+      <w:docPartObj>
+        <w:docPartGallery w:val="Page Numbers (Bottom of Page)"/>
+        <w:docPartUnique/>
+      </w:docPartObj>
+    </w:sdtPr>
+    <w:sdtContent>
+      <w:p>
+        <w:pPr>
+          <w:pStyle w:val="Footer"/>
+          <w:jc w:val="center"/>
+        </w:pPr>
+        <w:fldSimple w:instr=" PAGE   \* MERGEFORMAT ">
+          <w:r>
+            <w:rPr>
+              <w:noProof/>
+            </w:rPr>
+            <w:t>1</w:t>
+          </w:r>
+        </w:fldSimple>
+      </w:p>
+    </w:sdtContent>
+  </w:sdt>
+  <w:p>
+    <w:pPr>
+      <w:pStyle w:val="Footer"/>
+    </w:pPr>
+  </w:p>
+</w:ftr>
 </file>
 
 <file path=word/footnotes.xml><?xml version="1.0" encoding="utf-8"?>
@@ -5382,7 +5281,6 @@
     <w:basedOn w:val="Normal"/>
     <w:link w:val="FooterChar"/>
     <w:uiPriority w:val="99"/>
-    <w:semiHidden/>
     <w:unhideWhenUsed/>
     <w:rsid w:val="00210B6B"/>
     <w:pPr>
@@ -5403,7 +5301,6 @@
     <w:basedOn w:val="DefaultParagraphFont"/>
     <w:link w:val="Footer"/>
     <w:uiPriority w:val="99"/>
-    <w:semiHidden/>
     <w:rsid w:val="00210B6B"/>
     <w:rPr>
       <w:sz w:val="18"/>
@@ -6216,7 +6113,7 @@
 </file>
 
 <file path=customXml/itemProps1.xml><?xml version="1.0" encoding="utf-8"?>
-<ds:datastoreItem xmlns:ds="http://schemas.openxmlformats.org/officeDocument/2006/customXml" ds:itemID="{BCFDCB33-6735-4857-8B46-C11EC071B2BA}">
+<ds:datastoreItem xmlns:ds="http://schemas.openxmlformats.org/officeDocument/2006/customXml" ds:itemID="{0714BAAF-DD2D-40EB-8F70-4DAD9A5B9AD5}">
   <ds:schemaRefs>
     <ds:schemaRef ds:uri="http://schemas.openxmlformats.org/officeDocument/2006/bibliography"/>
   </ds:schemaRefs>

--- a/internal_doc/03.开发设计/OM/SequoiaSQL/sequoiaSQL数据操作.docx
+++ b/internal_doc/03.开发设计/OM/SequoiaSQL/sequoiaSQL数据操作.docx
@@ -2625,9 +2625,6 @@
     <w:p>
       <w:pPr>
         <w:pStyle w:val="Heading2"/>
-        <w:rPr>
-          <w:rFonts w:hint="eastAsia"/>
-        </w:rPr>
       </w:pPr>
       <w:r>
         <w:rPr>
@@ -3226,6 +3223,9 @@
     <w:p>
       <w:pPr>
         <w:pStyle w:val="Heading1"/>
+        <w:rPr>
+          <w:rFonts w:hint="eastAsia"/>
+        </w:rPr>
       </w:pPr>
       <w:r>
         <w:rPr>
@@ -3243,11 +3243,78 @@
     <w:p>
       <w:pPr>
         <w:pStyle w:val="Heading2"/>
-      </w:pPr>
-      <w:r>
-        <w:rPr>
-          <w:rFonts w:hint="eastAsia"/>
-        </w:rPr>
+        <w:rPr>
+          <w:rFonts w:hint="eastAsia"/>
+        </w:rPr>
+      </w:pPr>
+      <w:r>
+        <w:rPr>
+          <w:rFonts w:hint="eastAsia"/>
+        </w:rPr>
+        <w:t>用例图</w:t>
+      </w:r>
+    </w:p>
+    <w:p>
+      <w:r>
+        <w:rPr>
+          <w:noProof/>
+        </w:rPr>
+        <w:drawing>
+          <wp:inline distT="0" distB="0" distL="0" distR="0">
+            <wp:extent cx="3407410" cy="3838575"/>
+            <wp:effectExtent l="19050" t="0" r="2540" b="0"/>
+            <wp:docPr id="3" name="Picture 3"/>
+            <wp:cNvGraphicFramePr>
+              <a:graphicFrameLocks xmlns:a="http://schemas.openxmlformats.org/drawingml/2006/main" noChangeAspect="1"/>
+            </wp:cNvGraphicFramePr>
+            <a:graphic xmlns:a="http://schemas.openxmlformats.org/drawingml/2006/main">
+              <a:graphicData uri="http://schemas.openxmlformats.org/drawingml/2006/picture">
+                <pic:pic xmlns:pic="http://schemas.openxmlformats.org/drawingml/2006/picture">
+                  <pic:nvPicPr>
+                    <pic:cNvPr id="0" name="Picture 3"/>
+                    <pic:cNvPicPr>
+                      <a:picLocks noChangeAspect="1" noChangeArrowheads="1"/>
+                    </pic:cNvPicPr>
+                  </pic:nvPicPr>
+                  <pic:blipFill>
+                    <a:blip r:embed="rId8"/>
+                    <a:srcRect/>
+                    <a:stretch>
+                      <a:fillRect/>
+                    </a:stretch>
+                  </pic:blipFill>
+                  <pic:spPr bwMode="auto">
+                    <a:xfrm>
+                      <a:off x="0" y="0"/>
+                      <a:ext cx="3407410" cy="3838575"/>
+                    </a:xfrm>
+                    <a:prstGeom prst="rect">
+                      <a:avLst/>
+                    </a:prstGeom>
+                    <a:noFill/>
+                    <a:ln w="9525">
+                      <a:noFill/>
+                      <a:miter lim="800000"/>
+                      <a:headEnd/>
+                      <a:tailEnd/>
+                    </a:ln>
+                  </pic:spPr>
+                </pic:pic>
+              </a:graphicData>
+            </a:graphic>
+          </wp:inline>
+        </w:drawing>
+      </w:r>
+    </w:p>
+    <w:p>
+      <w:pPr>
+        <w:pStyle w:val="Heading2"/>
+      </w:pPr>
+      <w:r>
+        <w:rPr>
+          <w:rFonts w:hint="eastAsia"/>
+        </w:rPr>
+        <w:lastRenderedPageBreak/>
         <w:t>相关模块架构图</w:t>
       </w:r>
     </w:p>
@@ -3433,7 +3500,6 @@
         <w:rPr>
           <w:rFonts w:hint="eastAsia"/>
         </w:rPr>
-        <w:lastRenderedPageBreak/>
         <w:t>主要操作流程</w:t>
       </w:r>
     </w:p>
@@ -3471,7 +3537,7 @@
                     </pic:cNvPicPr>
                   </pic:nvPicPr>
                   <pic:blipFill>
-                    <a:blip r:embed="rId8"/>
+                    <a:blip r:embed="rId9"/>
                     <a:srcRect/>
                     <a:stretch>
                       <a:fillRect/>
@@ -3509,6 +3575,7 @@
         <w:rPr>
           <w:rFonts w:hint="eastAsia"/>
         </w:rPr>
+        <w:lastRenderedPageBreak/>
         <w:t>删除业务</w:t>
       </w:r>
     </w:p>
@@ -3535,7 +3602,7 @@
                     </pic:cNvPicPr>
                   </pic:nvPicPr>
                   <pic:blipFill>
-                    <a:blip r:embed="rId9"/>
+                    <a:blip r:embed="rId10"/>
                     <a:srcRect/>
                     <a:stretch>
                       <a:fillRect/>
@@ -3599,7 +3666,7 @@
                     </pic:cNvPicPr>
                   </pic:nvPicPr>
                   <pic:blipFill>
-                    <a:blip r:embed="rId10"/>
+                    <a:blip r:embed="rId11"/>
                     <a:srcRect/>
                     <a:stretch>
                       <a:fillRect/>
@@ -3636,6 +3703,7 @@
         <w:rPr>
           <w:rFonts w:hint="eastAsia"/>
         </w:rPr>
+        <w:lastRenderedPageBreak/>
         <w:t>遗留问题</w:t>
       </w:r>
     </w:p>
@@ -4041,7 +4109,6 @@
         <w:rPr>
           <w:rFonts w:hint="eastAsia"/>
         </w:rPr>
-        <w:lastRenderedPageBreak/>
         <w:t>Checklist</w:t>
       </w:r>
     </w:p>
@@ -4307,7 +4374,7 @@
     </w:tbl>
     <w:p/>
     <w:sectPr>
-      <w:footerReference w:type="default" r:id="rId11"/>
+      <w:footerReference w:type="default" r:id="rId12"/>
       <w:pgSz w:w="11906" w:h="16838"/>
       <w:pgMar w:top="1440" w:right="1800" w:bottom="1440" w:left="1800" w:header="851" w:footer="992" w:gutter="0"/>
       <w:cols w:space="425"/>
@@ -4357,7 +4424,7 @@
             <w:rPr>
               <w:noProof/>
             </w:rPr>
-            <w:t>1</w:t>
+            <w:t>7</w:t>
           </w:r>
         </w:fldSimple>
       </w:p>
@@ -4806,6 +4873,9 @@
     <w:abstractNumId w:val="3"/>
   </w:num>
   <w:num w:numId="4">
+    <w:abstractNumId w:val="1"/>
+  </w:num>
+  <w:num w:numId="5">
     <w:abstractNumId w:val="1"/>
   </w:num>
   <w:numIdMacAtCleanup w:val="4"/>

--- a/internal_doc/03.开发设计/OM/SequoiaSQL/sequoiaSQL数据操作.docx
+++ b/internal_doc/03.开发设计/OM/SequoiaSQL/sequoiaSQL数据操作.docx
@@ -256,11 +256,22 @@
       <w:pPr>
         <w:pStyle w:val="Heading2"/>
       </w:pPr>
+      <w:commentRangeStart w:id="0"/>
       <w:r>
         <w:rPr>
           <w:rFonts w:hint="eastAsia"/>
         </w:rPr>
         <w:t>对外功能描述</w:t>
+      </w:r>
+      <w:commentRangeEnd w:id="0"/>
+      <w:r>
+        <w:rPr>
+          <w:rStyle w:val="CommentReference"/>
+          <w:rFonts w:asciiTheme="minorHAnsi" w:eastAsiaTheme="minorEastAsia" w:hAnsiTheme="minorHAnsi" w:cstheme="minorBidi"/>
+          <w:b w:val="0"/>
+          <w:bCs w:val="0"/>
+        </w:rPr>
+        <w:commentReference w:id="0"/>
       </w:r>
     </w:p>
     <w:p>
@@ -272,6 +283,7 @@
         </w:numPr>
         <w:ind w:firstLineChars="0"/>
       </w:pPr>
+      <w:commentRangeStart w:id="1"/>
       <w:r>
         <w:rPr>
           <w:rFonts w:hint="eastAsia"/>
@@ -301,6 +313,13 @@
           <w:rFonts w:hint="eastAsia"/>
         </w:rPr>
         <w:t>服务</w:t>
+      </w:r>
+      <w:commentRangeEnd w:id="1"/>
+      <w:r>
+        <w:rPr>
+          <w:rStyle w:val="CommentReference"/>
+        </w:rPr>
+        <w:commentReference w:id="1"/>
       </w:r>
     </w:p>
     <w:p>
@@ -312,6 +331,7 @@
         </w:numPr>
         <w:ind w:firstLineChars="0"/>
       </w:pPr>
+      <w:commentRangeStart w:id="2"/>
       <w:r>
         <w:rPr>
           <w:rFonts w:hint="eastAsia"/>
@@ -353,6 +373,13 @@
           <w:rFonts w:hint="eastAsia"/>
         </w:rPr>
         <w:t>、表数据等信息</w:t>
+      </w:r>
+      <w:commentRangeEnd w:id="2"/>
+      <w:r>
+        <w:rPr>
+          <w:rStyle w:val="CommentReference"/>
+        </w:rPr>
+        <w:commentReference w:id="2"/>
       </w:r>
     </w:p>
     <w:p>
@@ -392,6 +419,7 @@
         </w:numPr>
         <w:ind w:firstLineChars="0"/>
       </w:pPr>
+      <w:commentRangeStart w:id="3"/>
       <w:r>
         <w:rPr>
           <w:rFonts w:hint="eastAsia"/>
@@ -421,6 +449,13 @@
           <w:rFonts w:hint="eastAsia"/>
         </w:rPr>
         <w:t>语句</w:t>
+      </w:r>
+      <w:commentRangeEnd w:id="3"/>
+      <w:r>
+        <w:rPr>
+          <w:rStyle w:val="CommentReference"/>
+        </w:rPr>
+        <w:commentReference w:id="3"/>
       </w:r>
     </w:p>
     <w:p/>
@@ -489,7 +524,21 @@
         <w:rPr>
           <w:rFonts w:hint="eastAsia"/>
         </w:rPr>
-        <w:t>发现业务</w:t>
+        <w:t>发现</w:t>
+      </w:r>
+      <w:ins w:id="4" w:author="linyoubin" w:date="2016-01-04T13:54:00Z">
+        <w:r>
+          <w:rPr>
+            <w:rFonts w:hint="eastAsia"/>
+          </w:rPr>
+          <w:t>SequoiaSQL</w:t>
+        </w:r>
+      </w:ins>
+      <w:r>
+        <w:rPr>
+          <w:rFonts w:hint="eastAsia"/>
+        </w:rPr>
+        <w:t>业务</w:t>
       </w:r>
     </w:p>
     <w:tbl>
@@ -749,7 +798,19 @@
               <w:rPr>
                 <w:rFonts w:hint="eastAsia"/>
               </w:rPr>
-              <w:t>ServicePort:</w:t>
+              <w:t>Service</w:t>
+            </w:r>
+            <w:r>
+              <w:rPr>
+                <w:rFonts w:hint="eastAsia"/>
+              </w:rPr>
+              <w:t>Name</w:t>
+            </w:r>
+            <w:r>
+              <w:rPr>
+                <w:rFonts w:hint="eastAsia"/>
+              </w:rPr>
+              <w:t>:</w:t>
             </w:r>
             <w:r>
               <w:rPr>
@@ -783,7 +844,7 @@
               <w:rPr>
                 <w:rFonts w:hint="eastAsia"/>
               </w:rPr>
-              <w:t>DbUser:</w:t>
+              <w:t>User:</w:t>
             </w:r>
             <w:r>
               <w:rPr>
@@ -800,7 +861,7 @@
               <w:rPr>
                 <w:rFonts w:hint="eastAsia"/>
               </w:rPr>
-              <w:t>DbPasswd</w:t>
+              <w:t>Passwd</w:t>
             </w:r>
             <w:r>
               <w:rPr>
@@ -1208,17 +1269,51 @@
         </w:tc>
       </w:tr>
     </w:tbl>
-    <w:p/>
+    <w:p>
+      <w:pPr>
+        <w:rPr>
+          <w:ins w:id="5" w:author="linyoubin" w:date="2016-01-04T13:54:00Z"/>
+          <w:rFonts w:hint="eastAsia"/>
+        </w:rPr>
+      </w:pPr>
+    </w:p>
     <w:p>
       <w:pPr>
         <w:pStyle w:val="Heading3"/>
+        <w:rPr>
+          <w:ins w:id="6" w:author="linyoubin" w:date="2016-01-04T13:54:00Z"/>
+        </w:rPr>
       </w:pPr>
-      <w:r>
-        <w:rPr>
-          <w:rFonts w:hint="eastAsia"/>
-        </w:rPr>
-        <w:t>删除业务</w:t>
-      </w:r>
+      <w:ins w:id="7" w:author="linyoubin" w:date="2016-01-04T13:54:00Z">
+        <w:r>
+          <w:rPr>
+            <w:rFonts w:hint="eastAsia"/>
+          </w:rPr>
+          <w:t>发现</w:t>
+        </w:r>
+      </w:ins>
+      <w:ins w:id="8" w:author="linyoubin" w:date="2016-01-04T13:55:00Z">
+        <w:r>
+          <w:rPr>
+            <w:rFonts w:hint="eastAsia"/>
+          </w:rPr>
+          <w:t>h</w:t>
+        </w:r>
+      </w:ins>
+      <w:ins w:id="9" w:author="linyoubin" w:date="2016-01-04T13:54:00Z">
+        <w:r>
+          <w:rPr>
+            <w:rFonts w:hint="eastAsia"/>
+          </w:rPr>
+          <w:t>dfs</w:t>
+        </w:r>
+        <w:r>
+          <w:rPr>
+            <w:rFonts w:hint="eastAsia"/>
+          </w:rPr>
+          <w:t>业务</w:t>
+        </w:r>
+      </w:ins>
     </w:p>
     <w:tbl>
       <w:tblPr>
@@ -1234,12 +1329,21 @@
         <w:gridCol w:w="3544"/>
       </w:tblGrid>
       <w:tr>
+        <w:trPr>
+          <w:ins w:id="10" w:author="linyoubin" w:date="2016-01-04T13:54:00Z"/>
+        </w:trPr>
         <w:tc>
           <w:tcPr>
             <w:tcW w:w="1418" w:type="dxa"/>
             <w:shd w:val="clear" w:color="auto" w:fill="DDD9C3" w:themeFill="background2" w:themeFillShade="E6"/>
           </w:tcPr>
-          <w:p/>
+          <w:p>
+            <w:pPr>
+              <w:rPr>
+                <w:ins w:id="11" w:author="linyoubin" w:date="2016-01-04T13:54:00Z"/>
+              </w:rPr>
+            </w:pPr>
+          </w:p>
         </w:tc>
         <w:tc>
           <w:tcPr>
@@ -1247,12 +1351,19 @@
             <w:shd w:val="clear" w:color="auto" w:fill="DDD9C3" w:themeFill="background2" w:themeFillShade="E6"/>
           </w:tcPr>
           <w:p>
-            <w:r>
-              <w:rPr>
-                <w:rFonts w:hint="eastAsia"/>
-              </w:rPr>
-              <w:t>说明</w:t>
-            </w:r>
+            <w:pPr>
+              <w:rPr>
+                <w:ins w:id="12" w:author="linyoubin" w:date="2016-01-04T13:54:00Z"/>
+              </w:rPr>
+            </w:pPr>
+            <w:ins w:id="13" w:author="linyoubin" w:date="2016-01-04T13:54:00Z">
+              <w:r>
+                <w:rPr>
+                  <w:rFonts w:hint="eastAsia"/>
+                </w:rPr>
+                <w:t>说明</w:t>
+              </w:r>
+            </w:ins>
           </w:p>
         </w:tc>
         <w:tc>
@@ -1261,27 +1372,36 @@
             <w:shd w:val="clear" w:color="auto" w:fill="DDD9C3" w:themeFill="background2" w:themeFillShade="E6"/>
           </w:tcPr>
           <w:p>
-            <w:r>
-              <w:rPr>
-                <w:rFonts w:hint="eastAsia"/>
-              </w:rPr>
-              <w:t>举例</w:t>
-            </w:r>
+            <w:pPr>
+              <w:rPr>
+                <w:ins w:id="14" w:author="linyoubin" w:date="2016-01-04T13:54:00Z"/>
+              </w:rPr>
+            </w:pPr>
           </w:p>
         </w:tc>
       </w:tr>
       <w:tr>
+        <w:trPr>
+          <w:ins w:id="15" w:author="linyoubin" w:date="2016-01-04T13:54:00Z"/>
+        </w:trPr>
         <w:tc>
           <w:tcPr>
             <w:tcW w:w="1418" w:type="dxa"/>
           </w:tcPr>
           <w:p>
-            <w:r>
-              <w:rPr>
-                <w:rFonts w:hint="eastAsia"/>
-              </w:rPr>
-              <w:t>请求头</w:t>
-            </w:r>
+            <w:pPr>
+              <w:rPr>
+                <w:ins w:id="16" w:author="linyoubin" w:date="2016-01-04T13:54:00Z"/>
+              </w:rPr>
+            </w:pPr>
+            <w:ins w:id="17" w:author="linyoubin" w:date="2016-01-04T13:54:00Z">
+              <w:r>
+                <w:rPr>
+                  <w:rFonts w:hint="eastAsia"/>
+                </w:rPr>
+                <w:t>请求头</w:t>
+              </w:r>
+            </w:ins>
           </w:p>
         </w:tc>
         <w:tc>
@@ -1289,33 +1409,56 @@
             <w:tcW w:w="3827" w:type="dxa"/>
           </w:tcPr>
           <w:p>
-            <w:r>
-              <w:rPr>
-                <w:rFonts w:hint="eastAsia"/>
-              </w:rPr>
-              <w:t>同通用请求头</w:t>
-            </w:r>
+            <w:pPr>
+              <w:rPr>
+                <w:ins w:id="18" w:author="linyoubin" w:date="2016-01-04T13:54:00Z"/>
+              </w:rPr>
+            </w:pPr>
+            <w:ins w:id="19" w:author="linyoubin" w:date="2016-01-04T13:54:00Z">
+              <w:r>
+                <w:rPr>
+                  <w:rFonts w:hint="eastAsia"/>
+                </w:rPr>
+                <w:t>同通用请求头</w:t>
+              </w:r>
+            </w:ins>
           </w:p>
         </w:tc>
         <w:tc>
           <w:tcPr>
             <w:tcW w:w="3544" w:type="dxa"/>
           </w:tcPr>
-          <w:p/>
+          <w:p>
+            <w:pPr>
+              <w:rPr>
+                <w:ins w:id="20" w:author="linyoubin" w:date="2016-01-04T13:54:00Z"/>
+              </w:rPr>
+            </w:pPr>
+          </w:p>
         </w:tc>
       </w:tr>
       <w:tr>
+        <w:trPr>
+          <w:ins w:id="21" w:author="linyoubin" w:date="2016-01-04T13:54:00Z"/>
+        </w:trPr>
         <w:tc>
           <w:tcPr>
             <w:tcW w:w="1418" w:type="dxa"/>
           </w:tcPr>
           <w:p>
-            <w:r>
-              <w:rPr>
-                <w:rFonts w:hint="eastAsia"/>
-              </w:rPr>
-              <w:t>请求内容</w:t>
-            </w:r>
+            <w:pPr>
+              <w:rPr>
+                <w:ins w:id="22" w:author="linyoubin" w:date="2016-01-04T13:54:00Z"/>
+              </w:rPr>
+            </w:pPr>
+            <w:ins w:id="23" w:author="linyoubin" w:date="2016-01-04T13:54:00Z">
+              <w:r>
+                <w:rPr>
+                  <w:rFonts w:hint="eastAsia"/>
+                </w:rPr>
+                <w:t>请求内容</w:t>
+              </w:r>
+            </w:ins>
           </w:p>
         </w:tc>
         <w:tc>
@@ -1323,32 +1466,286 @@
             <w:tcW w:w="3827" w:type="dxa"/>
           </w:tcPr>
           <w:p>
-            <w:r>
-              <w:t>cmd</w:t>
-            </w:r>
-            <w:r>
-              <w:rPr>
-                <w:rFonts w:hint="eastAsia"/>
-              </w:rPr>
-              <w:t>: remove business</w:t>
-            </w:r>
-          </w:p>
-          <w:p>
-            <w:r>
-              <w:t>BusinessName</w:t>
-            </w:r>
-            <w:r>
-              <w:rPr>
-                <w:rFonts w:hint="eastAsia"/>
-              </w:rPr>
-              <w:t xml:space="preserve">: </w:t>
-            </w:r>
-            <w:r>
-              <w:rPr>
-                <w:rFonts w:hint="eastAsia"/>
-              </w:rPr>
-              <w:t>业务名</w:t>
-            </w:r>
+            <w:pPr>
+              <w:rPr>
+                <w:ins w:id="24" w:author="linyoubin" w:date="2016-01-04T13:54:00Z"/>
+              </w:rPr>
+            </w:pPr>
+            <w:ins w:id="25" w:author="linyoubin" w:date="2016-01-04T13:54:00Z">
+              <w:r>
+                <w:t>cmd</w:t>
+              </w:r>
+              <w:r>
+                <w:rPr>
+                  <w:rFonts w:hint="eastAsia"/>
+                </w:rPr>
+                <w:t xml:space="preserve">: </w:t>
+              </w:r>
+              <w:r>
+                <w:t>discovery business</w:t>
+              </w:r>
+            </w:ins>
+          </w:p>
+          <w:p>
+            <w:pPr>
+              <w:rPr>
+                <w:ins w:id="26" w:author="linyoubin" w:date="2016-01-04T13:54:00Z"/>
+              </w:rPr>
+            </w:pPr>
+            <w:ins w:id="27" w:author="linyoubin" w:date="2016-01-04T13:54:00Z">
+              <w:r>
+                <w:t>ConfigInfo</w:t>
+              </w:r>
+              <w:r>
+                <w:rPr>
+                  <w:rFonts w:hint="eastAsia"/>
+                </w:rPr>
+                <w:t xml:space="preserve">: </w:t>
+              </w:r>
+              <w:r>
+                <w:rPr>
+                  <w:rFonts w:hint="eastAsia"/>
+                </w:rPr>
+                <w:t>业务详细信息</w:t>
+              </w:r>
+            </w:ins>
+          </w:p>
+          <w:p>
+            <w:pPr>
+              <w:rPr>
+                <w:ins w:id="28" w:author="linyoubin" w:date="2016-01-04T13:54:00Z"/>
+              </w:rPr>
+            </w:pPr>
+            <w:ins w:id="29" w:author="linyoubin" w:date="2016-01-04T13:54:00Z">
+              <w:r>
+                <w:rPr>
+                  <w:rFonts w:hint="eastAsia"/>
+                </w:rPr>
+                <w:t>{</w:t>
+              </w:r>
+            </w:ins>
+          </w:p>
+          <w:p>
+            <w:pPr>
+              <w:rPr>
+                <w:ins w:id="30" w:author="linyoubin" w:date="2016-01-04T13:54:00Z"/>
+              </w:rPr>
+            </w:pPr>
+            <w:ins w:id="31" w:author="linyoubin" w:date="2016-01-04T13:54:00Z">
+              <w:r>
+                <w:rPr>
+                  <w:rFonts w:hint="eastAsia"/>
+                </w:rPr>
+                <w:t xml:space="preserve">  </w:t>
+              </w:r>
+              <w:r>
+                <w:t>ClusterName</w:t>
+              </w:r>
+              <w:r>
+                <w:rPr>
+                  <w:rFonts w:hint="eastAsia"/>
+                </w:rPr>
+                <w:t xml:space="preserve">: </w:t>
+              </w:r>
+              <w:r>
+                <w:rPr>
+                  <w:rFonts w:hint="eastAsia"/>
+                </w:rPr>
+                <w:t>集群名字</w:t>
+              </w:r>
+            </w:ins>
+          </w:p>
+          <w:p>
+            <w:pPr>
+              <w:rPr>
+                <w:ins w:id="32" w:author="linyoubin" w:date="2016-01-04T13:54:00Z"/>
+              </w:rPr>
+            </w:pPr>
+            <w:ins w:id="33" w:author="linyoubin" w:date="2016-01-04T13:54:00Z">
+              <w:r>
+                <w:rPr>
+                  <w:rFonts w:hint="eastAsia"/>
+                </w:rPr>
+                <w:t xml:space="preserve">  BusinessType: </w:t>
+              </w:r>
+              <w:r>
+                <w:rPr>
+                  <w:rFonts w:hint="eastAsia"/>
+                </w:rPr>
+                <w:t>业务类型</w:t>
+              </w:r>
+            </w:ins>
+          </w:p>
+          <w:p>
+            <w:pPr>
+              <w:rPr>
+                <w:ins w:id="34" w:author="linyoubin" w:date="2016-01-04T13:54:00Z"/>
+              </w:rPr>
+            </w:pPr>
+            <w:ins w:id="35" w:author="linyoubin" w:date="2016-01-04T13:54:00Z">
+              <w:r>
+                <w:rPr>
+                  <w:rFonts w:hint="eastAsia"/>
+                </w:rPr>
+                <w:t xml:space="preserve">  BusinessName</w:t>
+              </w:r>
+              <w:r>
+                <w:rPr>
+                  <w:rFonts w:hint="eastAsia"/>
+                </w:rPr>
+                <w:t xml:space="preserve">: </w:t>
+              </w:r>
+              <w:r>
+                <w:rPr>
+                  <w:rFonts w:hint="eastAsia"/>
+                </w:rPr>
+                <w:t>业务名</w:t>
+              </w:r>
+            </w:ins>
+          </w:p>
+          <w:p>
+            <w:pPr>
+              <w:rPr>
+                <w:ins w:id="36" w:author="linyoubin" w:date="2016-01-04T13:54:00Z"/>
+              </w:rPr>
+            </w:pPr>
+            <w:ins w:id="37" w:author="linyoubin" w:date="2016-01-04T13:54:00Z">
+              <w:r>
+                <w:rPr>
+                  <w:rFonts w:hint="eastAsia"/>
+                </w:rPr>
+                <w:t xml:space="preserve">  BusinessInfo: </w:t>
+              </w:r>
+              <w:r>
+                <w:rPr>
+                  <w:rFonts w:hint="eastAsia"/>
+                </w:rPr>
+                <w:t>业务信息</w:t>
+              </w:r>
+            </w:ins>
+          </w:p>
+          <w:p>
+            <w:pPr>
+              <w:rPr>
+                <w:ins w:id="38" w:author="linyoubin" w:date="2016-01-04T13:54:00Z"/>
+              </w:rPr>
+            </w:pPr>
+            <w:ins w:id="39" w:author="linyoubin" w:date="2016-01-04T13:54:00Z">
+              <w:r>
+                <w:rPr>
+                  <w:rFonts w:hint="eastAsia"/>
+                </w:rPr>
+                <w:t xml:space="preserve">  {</w:t>
+              </w:r>
+            </w:ins>
+          </w:p>
+          <w:p>
+            <w:pPr>
+              <w:ind w:firstLine="405"/>
+              <w:rPr>
+                <w:ins w:id="40" w:author="linyoubin" w:date="2016-01-04T13:54:00Z"/>
+              </w:rPr>
+            </w:pPr>
+            <w:ins w:id="41" w:author="linyoubin" w:date="2016-01-04T13:54:00Z">
+              <w:r>
+                <w:rPr>
+                  <w:rFonts w:hint="eastAsia"/>
+                </w:rPr>
+                <w:t>HostName:</w:t>
+              </w:r>
+              <w:r>
+                <w:rPr>
+                  <w:rFonts w:hint="eastAsia"/>
+                </w:rPr>
+                <w:t>主机名</w:t>
+              </w:r>
+            </w:ins>
+          </w:p>
+          <w:p>
+            <w:pPr>
+              <w:ind w:firstLine="405"/>
+              <w:rPr>
+                <w:ins w:id="42" w:author="linyoubin" w:date="2016-01-04T13:54:00Z"/>
+              </w:rPr>
+            </w:pPr>
+            <w:ins w:id="43" w:author="linyoubin" w:date="2016-01-04T13:56:00Z">
+              <w:r>
+                <w:rPr>
+                  <w:rFonts w:hint="eastAsia"/>
+                </w:rPr>
+                <w:t>Web</w:t>
+              </w:r>
+            </w:ins>
+            <w:ins w:id="44" w:author="linyoubin" w:date="2016-01-04T13:57:00Z">
+              <w:r>
+                <w:rPr>
+                  <w:rFonts w:hint="eastAsia"/>
+                </w:rPr>
+                <w:t>Service</w:t>
+              </w:r>
+            </w:ins>
+            <w:ins w:id="45" w:author="linyoubin" w:date="2016-01-04T13:56:00Z">
+              <w:r>
+                <w:rPr>
+                  <w:rFonts w:hint="eastAsia"/>
+                </w:rPr>
+                <w:t>Port</w:t>
+              </w:r>
+            </w:ins>
+            <w:ins w:id="46" w:author="linyoubin" w:date="2016-01-04T13:54:00Z">
+              <w:r>
+                <w:rPr>
+                  <w:rFonts w:hint="eastAsia"/>
+                </w:rPr>
+                <w:t>:</w:t>
+              </w:r>
+            </w:ins>
+            <w:ins w:id="47" w:author="linyoubin" w:date="2016-01-04T13:57:00Z">
+              <w:r>
+                <w:rPr>
+                  <w:rFonts w:hint="eastAsia"/>
+                </w:rPr>
+                <w:t>web</w:t>
+              </w:r>
+            </w:ins>
+            <w:ins w:id="48" w:author="linyoubin" w:date="2016-01-04T13:54:00Z">
+              <w:r>
+                <w:rPr>
+                  <w:rFonts w:hint="eastAsia"/>
+                </w:rPr>
+                <w:t>服务端口</w:t>
+              </w:r>
+            </w:ins>
+          </w:p>
+          <w:p>
+            <w:pPr>
+              <w:rPr>
+                <w:ins w:id="49" w:author="linyoubin" w:date="2016-01-04T13:54:00Z"/>
+              </w:rPr>
+            </w:pPr>
+            <w:ins w:id="50" w:author="linyoubin" w:date="2016-01-04T13:54:00Z">
+              <w:r>
+                <w:rPr>
+                  <w:rFonts w:hint="eastAsia"/>
+                </w:rPr>
+                <w:t xml:space="preserve">  }</w:t>
+              </w:r>
+            </w:ins>
+          </w:p>
+          <w:p>
+            <w:pPr>
+              <w:rPr>
+                <w:ins w:id="51" w:author="linyoubin" w:date="2016-01-04T13:54:00Z"/>
+              </w:rPr>
+            </w:pPr>
+            <w:ins w:id="52" w:author="linyoubin" w:date="2016-01-04T13:54:00Z">
+              <w:r>
+                <w:rPr>
+                  <w:rFonts w:hint="eastAsia"/>
+                </w:rPr>
+                <w:t>}</w:t>
+              </w:r>
+            </w:ins>
           </w:p>
         </w:tc>
         <w:tc>
@@ -1356,74 +1753,348 @@
             <w:tcW w:w="3544" w:type="dxa"/>
           </w:tcPr>
           <w:p>
-            <w:r>
-              <w:t>cmd=</w:t>
-            </w:r>
-            <w:r>
-              <w:rPr>
-                <w:rFonts w:hint="eastAsia"/>
-              </w:rPr>
-              <w:t>remove business</w:t>
-            </w:r>
-          </w:p>
-          <w:p>
-            <w:r>
-              <w:rPr>
-                <w:rFonts w:hint="eastAsia"/>
-              </w:rPr>
-              <w:t>&amp;</w:t>
-            </w:r>
-            <w:r>
-              <w:t>BusinessName</w:t>
-            </w:r>
-            <w:r>
-              <w:rPr>
-                <w:rFonts w:hint="eastAsia"/>
-              </w:rPr>
-              <w:t>=b1</w:t>
-            </w:r>
+            <w:pPr>
+              <w:rPr>
+                <w:ins w:id="53" w:author="linyoubin" w:date="2016-01-04T13:54:00Z"/>
+              </w:rPr>
+            </w:pPr>
+            <w:ins w:id="54" w:author="linyoubin" w:date="2016-01-04T13:54:00Z">
+              <w:r>
+                <w:t>cmd</w:t>
+              </w:r>
+              <w:r>
+                <w:rPr>
+                  <w:rFonts w:hint="eastAsia"/>
+                </w:rPr>
+                <w:t>=</w:t>
+              </w:r>
+              <w:r>
+                <w:t>discovery business</w:t>
+              </w:r>
+            </w:ins>
+          </w:p>
+          <w:p>
+            <w:pPr>
+              <w:rPr>
+                <w:ins w:id="55" w:author="linyoubin" w:date="2016-01-04T13:54:00Z"/>
+              </w:rPr>
+            </w:pPr>
+            <w:ins w:id="56" w:author="linyoubin" w:date="2016-01-04T13:54:00Z">
+              <w:r>
+                <w:rPr>
+                  <w:rFonts w:hint="eastAsia"/>
+                </w:rPr>
+                <w:t>&amp;</w:t>
+              </w:r>
+              <w:r>
+                <w:t>ConfigInfo</w:t>
+              </w:r>
+              <w:r>
+                <w:rPr>
+                  <w:rFonts w:hint="eastAsia"/>
+                </w:rPr>
+                <w:t>=</w:t>
+              </w:r>
+            </w:ins>
+          </w:p>
+          <w:p>
+            <w:pPr>
+              <w:rPr>
+                <w:ins w:id="57" w:author="linyoubin" w:date="2016-01-04T13:54:00Z"/>
+              </w:rPr>
+            </w:pPr>
+            <w:ins w:id="58" w:author="linyoubin" w:date="2016-01-04T13:54:00Z">
+              <w:r>
+                <w:rPr>
+                  <w:rFonts w:hint="eastAsia"/>
+                </w:rPr>
+                <w:t>{</w:t>
+              </w:r>
+            </w:ins>
+          </w:p>
+          <w:p>
+            <w:pPr>
+              <w:rPr>
+                <w:ins w:id="59" w:author="linyoubin" w:date="2016-01-04T13:54:00Z"/>
+              </w:rPr>
+            </w:pPr>
+            <w:ins w:id="60" w:author="linyoubin" w:date="2016-01-04T13:54:00Z">
+              <w:r>
+                <w:rPr>
+                  <w:rFonts w:hint="eastAsia"/>
+                </w:rPr>
+                <w:t xml:space="preserve">  </w:t>
+              </w:r>
+              <w:r>
+                <w:t>ClusterName</w:t>
+              </w:r>
+              <w:r>
+                <w:rPr>
+                  <w:rFonts w:hint="eastAsia"/>
+                </w:rPr>
+                <w:t>: 'c1'</w:t>
+              </w:r>
+            </w:ins>
+          </w:p>
+          <w:p>
+            <w:pPr>
+              <w:rPr>
+                <w:ins w:id="61" w:author="linyoubin" w:date="2016-01-04T13:54:00Z"/>
+              </w:rPr>
+            </w:pPr>
+            <w:ins w:id="62" w:author="linyoubin" w:date="2016-01-04T13:54:00Z">
+              <w:r>
+                <w:rPr>
+                  <w:rFonts w:hint="eastAsia"/>
+                </w:rPr>
+                <w:t xml:space="preserve">  BusinessType: 'hdfs</w:t>
+              </w:r>
+              <w:r>
+                <w:rPr>
+                  <w:rFonts w:hint="eastAsia"/>
+                </w:rPr>
+                <w:t>'</w:t>
+              </w:r>
+            </w:ins>
+          </w:p>
+          <w:p>
+            <w:pPr>
+              <w:rPr>
+                <w:ins w:id="63" w:author="linyoubin" w:date="2016-01-04T13:54:00Z"/>
+              </w:rPr>
+            </w:pPr>
+            <w:ins w:id="64" w:author="linyoubin" w:date="2016-01-04T13:54:00Z">
+              <w:r>
+                <w:rPr>
+                  <w:rFonts w:hint="eastAsia"/>
+                </w:rPr>
+                <w:t xml:space="preserve">  BusinessName</w:t>
+              </w:r>
+              <w:r>
+                <w:rPr>
+                  <w:rFonts w:hint="eastAsia"/>
+                </w:rPr>
+                <w:t xml:space="preserve">: </w:t>
+              </w:r>
+              <w:r>
+                <w:rPr>
+                  <w:rFonts w:hint="eastAsia"/>
+                </w:rPr>
+                <w:t>'my</w:t>
+              </w:r>
+            </w:ins>
+            <w:ins w:id="65" w:author="linyoubin" w:date="2016-01-04T13:55:00Z">
+              <w:r>
+                <w:rPr>
+                  <w:rFonts w:hint="eastAsia"/>
+                </w:rPr>
+                <w:t>Hdfs</w:t>
+              </w:r>
+            </w:ins>
+            <w:ins w:id="66" w:author="linyoubin" w:date="2016-01-04T13:54:00Z">
+              <w:r>
+                <w:rPr>
+                  <w:rFonts w:hint="eastAsia"/>
+                </w:rPr>
+                <w:t>'</w:t>
+              </w:r>
+            </w:ins>
+          </w:p>
+          <w:p>
+            <w:pPr>
+              <w:rPr>
+                <w:ins w:id="67" w:author="linyoubin" w:date="2016-01-04T13:54:00Z"/>
+              </w:rPr>
+            </w:pPr>
+            <w:ins w:id="68" w:author="linyoubin" w:date="2016-01-04T13:54:00Z">
+              <w:r>
+                <w:rPr>
+                  <w:rFonts w:hint="eastAsia"/>
+                </w:rPr>
+                <w:t xml:space="preserve">  BusinessInfo:</w:t>
+              </w:r>
+            </w:ins>
+          </w:p>
+          <w:p>
+            <w:pPr>
+              <w:rPr>
+                <w:ins w:id="69" w:author="linyoubin" w:date="2016-01-04T13:54:00Z"/>
+              </w:rPr>
+            </w:pPr>
+            <w:ins w:id="70" w:author="linyoubin" w:date="2016-01-04T13:54:00Z">
+              <w:r>
+                <w:rPr>
+                  <w:rFonts w:hint="eastAsia"/>
+                </w:rPr>
+                <w:t xml:space="preserve">  {</w:t>
+              </w:r>
+            </w:ins>
+          </w:p>
+          <w:p>
+            <w:pPr>
+              <w:ind w:firstLine="405"/>
+              <w:rPr>
+                <w:ins w:id="71" w:author="linyoubin" w:date="2016-01-04T13:54:00Z"/>
+              </w:rPr>
+            </w:pPr>
+            <w:ins w:id="72" w:author="linyoubin" w:date="2016-01-04T13:54:00Z">
+              <w:r>
+                <w:rPr>
+                  <w:rFonts w:hint="eastAsia"/>
+                </w:rPr>
+                <w:t>HostName: 'host1'</w:t>
+              </w:r>
+            </w:ins>
+          </w:p>
+          <w:p>
+            <w:pPr>
+              <w:ind w:firstLine="405"/>
+              <w:rPr>
+                <w:ins w:id="73" w:author="linyoubin" w:date="2016-01-04T13:54:00Z"/>
+              </w:rPr>
+            </w:pPr>
+            <w:ins w:id="74" w:author="linyoubin" w:date="2016-01-04T13:57:00Z">
+              <w:r>
+                <w:rPr>
+                  <w:rFonts w:hint="eastAsia"/>
+                </w:rPr>
+                <w:t>WebServicePort</w:t>
+              </w:r>
+            </w:ins>
+            <w:ins w:id="75" w:author="linyoubin" w:date="2016-01-04T13:54:00Z">
+              <w:r>
+                <w:rPr>
+                  <w:rFonts w:hint="eastAsia"/>
+                </w:rPr>
+                <w:t>:</w:t>
+              </w:r>
+              <w:r>
+                <w:rPr>
+                  <w:rFonts w:hint="eastAsia"/>
+                </w:rPr>
+                <w:t>'</w:t>
+              </w:r>
+            </w:ins>
+            <w:ins w:id="76" w:author="linyoubin" w:date="2016-01-04T13:58:00Z">
+              <w:r>
+                <w:rPr>
+                  <w:rFonts w:hint="eastAsia"/>
+                </w:rPr>
+                <w:t>50070</w:t>
+              </w:r>
+            </w:ins>
+            <w:ins w:id="77" w:author="linyoubin" w:date="2016-01-04T13:54:00Z">
+              <w:r>
+                <w:rPr>
+                  <w:rFonts w:hint="eastAsia"/>
+                </w:rPr>
+                <w:t>'</w:t>
+              </w:r>
+            </w:ins>
+          </w:p>
+          <w:p>
+            <w:pPr>
+              <w:rPr>
+                <w:ins w:id="78" w:author="linyoubin" w:date="2016-01-04T13:54:00Z"/>
+              </w:rPr>
+            </w:pPr>
+            <w:ins w:id="79" w:author="linyoubin" w:date="2016-01-04T13:54:00Z">
+              <w:r>
+                <w:rPr>
+                  <w:rFonts w:hint="eastAsia"/>
+                </w:rPr>
+                <w:t xml:space="preserve">  }</w:t>
+              </w:r>
+            </w:ins>
+          </w:p>
+          <w:p>
+            <w:pPr>
+              <w:rPr>
+                <w:ins w:id="80" w:author="linyoubin" w:date="2016-01-04T13:54:00Z"/>
+              </w:rPr>
+            </w:pPr>
+            <w:ins w:id="81" w:author="linyoubin" w:date="2016-01-04T13:54:00Z">
+              <w:r>
+                <w:rPr>
+                  <w:rFonts w:hint="eastAsia"/>
+                </w:rPr>
+                <w:t>}</w:t>
+              </w:r>
+            </w:ins>
           </w:p>
         </w:tc>
       </w:tr>
       <w:tr>
+        <w:trPr>
+          <w:ins w:id="82" w:author="linyoubin" w:date="2016-01-04T13:54:00Z"/>
+        </w:trPr>
         <w:tc>
           <w:tcPr>
             <w:tcW w:w="1418" w:type="dxa"/>
           </w:tcPr>
           <w:p>
-            <w:r>
-              <w:rPr>
-                <w:rFonts w:hint="eastAsia"/>
-              </w:rPr>
-              <w:t>说明</w:t>
-            </w:r>
+            <w:pPr>
+              <w:rPr>
+                <w:ins w:id="83" w:author="linyoubin" w:date="2016-01-04T13:54:00Z"/>
+              </w:rPr>
+            </w:pPr>
+            <w:ins w:id="84" w:author="linyoubin" w:date="2016-01-04T13:54:00Z">
+              <w:r>
+                <w:rPr>
+                  <w:rFonts w:hint="eastAsia"/>
+                </w:rPr>
+                <w:t>说明</w:t>
+              </w:r>
+            </w:ins>
           </w:p>
         </w:tc>
         <w:tc>
           <w:tcPr>
             <w:tcW w:w="3827" w:type="dxa"/>
           </w:tcPr>
-          <w:p/>
+          <w:p>
+            <w:pPr>
+              <w:rPr>
+                <w:ins w:id="85" w:author="linyoubin" w:date="2016-01-04T13:54:00Z"/>
+              </w:rPr>
+            </w:pPr>
+          </w:p>
         </w:tc>
         <w:tc>
           <w:tcPr>
             <w:tcW w:w="3544" w:type="dxa"/>
           </w:tcPr>
-          <w:p/>
+          <w:p>
+            <w:pPr>
+              <w:rPr>
+                <w:ins w:id="86" w:author="linyoubin" w:date="2016-01-04T13:54:00Z"/>
+              </w:rPr>
+            </w:pPr>
+          </w:p>
         </w:tc>
       </w:tr>
       <w:tr>
+        <w:trPr>
+          <w:ins w:id="87" w:author="linyoubin" w:date="2016-01-04T13:54:00Z"/>
+        </w:trPr>
         <w:tc>
           <w:tcPr>
             <w:tcW w:w="1418" w:type="dxa"/>
           </w:tcPr>
           <w:p>
-            <w:r>
-              <w:rPr>
-                <w:rFonts w:hint="eastAsia"/>
-              </w:rPr>
-              <w:t>响应头</w:t>
-            </w:r>
+            <w:pPr>
+              <w:rPr>
+                <w:ins w:id="88" w:author="linyoubin" w:date="2016-01-04T13:54:00Z"/>
+              </w:rPr>
+            </w:pPr>
+            <w:ins w:id="89" w:author="linyoubin" w:date="2016-01-04T13:54:00Z">
+              <w:r>
+                <w:rPr>
+                  <w:rFonts w:hint="eastAsia"/>
+                </w:rPr>
+                <w:t>响应头</w:t>
+              </w:r>
+            </w:ins>
           </w:p>
         </w:tc>
         <w:tc>
@@ -1431,33 +2102,56 @@
             <w:tcW w:w="3827" w:type="dxa"/>
           </w:tcPr>
           <w:p>
-            <w:r>
-              <w:rPr>
-                <w:rFonts w:hint="eastAsia"/>
-              </w:rPr>
-              <w:t>同通用响应头</w:t>
-            </w:r>
+            <w:pPr>
+              <w:rPr>
+                <w:ins w:id="90" w:author="linyoubin" w:date="2016-01-04T13:54:00Z"/>
+              </w:rPr>
+            </w:pPr>
+            <w:ins w:id="91" w:author="linyoubin" w:date="2016-01-04T13:54:00Z">
+              <w:r>
+                <w:rPr>
+                  <w:rFonts w:hint="eastAsia"/>
+                </w:rPr>
+                <w:t>同通用响应头</w:t>
+              </w:r>
+            </w:ins>
           </w:p>
         </w:tc>
         <w:tc>
           <w:tcPr>
             <w:tcW w:w="3544" w:type="dxa"/>
           </w:tcPr>
-          <w:p/>
+          <w:p>
+            <w:pPr>
+              <w:rPr>
+                <w:ins w:id="92" w:author="linyoubin" w:date="2016-01-04T13:54:00Z"/>
+              </w:rPr>
+            </w:pPr>
+          </w:p>
         </w:tc>
       </w:tr>
       <w:tr>
+        <w:trPr>
+          <w:ins w:id="93" w:author="linyoubin" w:date="2016-01-04T13:54:00Z"/>
+        </w:trPr>
         <w:tc>
           <w:tcPr>
             <w:tcW w:w="1418" w:type="dxa"/>
           </w:tcPr>
           <w:p>
-            <w:r>
-              <w:rPr>
-                <w:rFonts w:hint="eastAsia"/>
-              </w:rPr>
-              <w:t>响应内容</w:t>
-            </w:r>
+            <w:pPr>
+              <w:rPr>
+                <w:ins w:id="94" w:author="linyoubin" w:date="2016-01-04T13:54:00Z"/>
+              </w:rPr>
+            </w:pPr>
+            <w:ins w:id="95" w:author="linyoubin" w:date="2016-01-04T13:54:00Z">
+              <w:r>
+                <w:rPr>
+                  <w:rFonts w:hint="eastAsia"/>
+                </w:rPr>
+                <w:t>响应内容</w:t>
+              </w:r>
+            </w:ins>
           </w:p>
         </w:tc>
         <w:tc>
@@ -1465,62 +2159,26 @@
             <w:tcW w:w="3827" w:type="dxa"/>
           </w:tcPr>
           <w:p>
-            <w:r>
-              <w:rPr>
-                <w:rFonts w:hint="eastAsia"/>
-              </w:rPr>
-              <w:t>通用响应体</w:t>
-            </w:r>
-          </w:p>
-          <w:p>
-            <w:r>
-              <w:rPr>
-                <w:rFonts w:hint="eastAsia"/>
-              </w:rPr>
-              <w:t>成功返回</w:t>
-            </w:r>
-            <w:r>
-              <w:rPr>
-                <w:rFonts w:hint="eastAsia"/>
-              </w:rPr>
-              <w:t>taskid</w:t>
-            </w:r>
-          </w:p>
-          <w:p>
-            <w:r>
-              <w:rPr>
-                <w:rFonts w:hint="eastAsia"/>
-              </w:rPr>
-              <w:t>{</w:t>
-            </w:r>
-          </w:p>
-          <w:p>
-            <w:pPr>
-              <w:ind w:firstLineChars="150" w:firstLine="315"/>
-            </w:pPr>
-            <w:r>
-              <w:t>TaskID</w:t>
-            </w:r>
-            <w:r>
-              <w:t xml:space="preserve">: </w:t>
-            </w:r>
-            <w:r>
-              <w:rPr>
-                <w:rFonts w:hint="eastAsia"/>
-              </w:rPr>
-              <w:t>任务</w:t>
-            </w:r>
-            <w:r>
-              <w:rPr>
-                <w:rFonts w:hint="eastAsia"/>
-              </w:rPr>
-              <w:t>ID</w:t>
-            </w:r>
-          </w:p>
-          <w:p>
-            <w:r>
-              <w:t>}</w:t>
-            </w:r>
+            <w:pPr>
+              <w:rPr>
+                <w:ins w:id="96" w:author="linyoubin" w:date="2016-01-04T13:54:00Z"/>
+              </w:rPr>
+            </w:pPr>
+            <w:ins w:id="97" w:author="linyoubin" w:date="2016-01-04T13:54:00Z">
+              <w:r>
+                <w:rPr>
+                  <w:rFonts w:hint="eastAsia"/>
+                </w:rPr>
+                <w:t>通用响应体</w:t>
+              </w:r>
+            </w:ins>
+          </w:p>
+          <w:p>
+            <w:pPr>
+              <w:rPr>
+                <w:ins w:id="98" w:author="linyoubin" w:date="2016-01-04T13:54:00Z"/>
+              </w:rPr>
+            </w:pPr>
           </w:p>
         </w:tc>
         <w:tc>
@@ -1528,101 +2186,151 @@
             <w:tcW w:w="3544" w:type="dxa"/>
           </w:tcPr>
           <w:p>
-            <w:r>
-              <w:t xml:space="preserve">{ </w:t>
-            </w:r>
-          </w:p>
-          <w:p>
-            <w:r>
-              <w:t>"</w:t>
-            </w:r>
-            <w:r>
-              <w:t>errno</w:t>
-            </w:r>
-            <w:r>
-              <w:t>"</w:t>
-            </w:r>
-            <w:r>
-              <w:t xml:space="preserve">: </w:t>
-            </w:r>
-            <w:r>
-              <w:t xml:space="preserve">0 </w:t>
-            </w:r>
-          </w:p>
-          <w:p/>
-          <w:p>
-            <w:r>
-              <w:t>}</w:t>
-            </w:r>
-          </w:p>
-          <w:p>
-            <w:r>
-              <w:t>{</w:t>
-            </w:r>
-          </w:p>
-          <w:p>
-            <w:r>
-              <w:t xml:space="preserve">   "TaskID": 1</w:t>
-            </w:r>
-          </w:p>
-          <w:p>
-            <w:r>
-              <w:t>}</w:t>
-            </w:r>
+            <w:pPr>
+              <w:rPr>
+                <w:ins w:id="99" w:author="linyoubin" w:date="2016-01-04T13:54:00Z"/>
+              </w:rPr>
+            </w:pPr>
+            <w:ins w:id="100" w:author="linyoubin" w:date="2016-01-04T13:54:00Z">
+              <w:r>
+                <w:rPr>
+                  <w:rFonts w:hint="eastAsia"/>
+                </w:rPr>
+                <w:t>{</w:t>
+              </w:r>
+            </w:ins>
+          </w:p>
+          <w:p>
+            <w:pPr>
+              <w:rPr>
+                <w:ins w:id="101" w:author="linyoubin" w:date="2016-01-04T13:54:00Z"/>
+              </w:rPr>
+            </w:pPr>
+            <w:ins w:id="102" w:author="linyoubin" w:date="2016-01-04T13:54:00Z">
+              <w:r>
+                <w:rPr>
+                  <w:rFonts w:hint="eastAsia"/>
+                </w:rPr>
+                <w:t xml:space="preserve">   </w:t>
+              </w:r>
+              <w:r>
+                <w:rPr>
+                  <w:rFonts w:hint="eastAsia"/>
+                </w:rPr>
+                <w:t>通用响应体</w:t>
+              </w:r>
+            </w:ins>
+          </w:p>
+          <w:p>
+            <w:pPr>
+              <w:rPr>
+                <w:ins w:id="103" w:author="linyoubin" w:date="2016-01-04T13:54:00Z"/>
+              </w:rPr>
+            </w:pPr>
+            <w:ins w:id="104" w:author="linyoubin" w:date="2016-01-04T13:54:00Z">
+              <w:r>
+                <w:rPr>
+                  <w:rFonts w:hint="eastAsia"/>
+                </w:rPr>
+                <w:t>}</w:t>
+              </w:r>
+            </w:ins>
+          </w:p>
+          <w:p>
+            <w:pPr>
+              <w:rPr>
+                <w:ins w:id="105" w:author="linyoubin" w:date="2016-01-04T13:54:00Z"/>
+              </w:rPr>
+            </w:pPr>
           </w:p>
         </w:tc>
       </w:tr>
       <w:tr>
+        <w:trPr>
+          <w:ins w:id="106" w:author="linyoubin" w:date="2016-01-04T13:54:00Z"/>
+        </w:trPr>
         <w:tc>
           <w:tcPr>
             <w:tcW w:w="1418" w:type="dxa"/>
           </w:tcPr>
           <w:p>
-            <w:r>
-              <w:rPr>
-                <w:rFonts w:hint="eastAsia"/>
-              </w:rPr>
-              <w:t>说明</w:t>
-            </w:r>
+            <w:pPr>
+              <w:rPr>
+                <w:ins w:id="107" w:author="linyoubin" w:date="2016-01-04T13:54:00Z"/>
+              </w:rPr>
+            </w:pPr>
+            <w:ins w:id="108" w:author="linyoubin" w:date="2016-01-04T13:54:00Z">
+              <w:r>
+                <w:rPr>
+                  <w:rFonts w:hint="eastAsia"/>
+                </w:rPr>
+                <w:lastRenderedPageBreak/>
+                <w:t>说明</w:t>
+              </w:r>
+            </w:ins>
           </w:p>
         </w:tc>
         <w:tc>
           <w:tcPr>
             <w:tcW w:w="3827" w:type="dxa"/>
           </w:tcPr>
-          <w:p/>
+          <w:p>
+            <w:pPr>
+              <w:rPr>
+                <w:ins w:id="109" w:author="linyoubin" w:date="2016-01-04T13:54:00Z"/>
+              </w:rPr>
+            </w:pPr>
+          </w:p>
         </w:tc>
         <w:tc>
           <w:tcPr>
             <w:tcW w:w="3544" w:type="dxa"/>
           </w:tcPr>
-          <w:p/>
+          <w:p>
+            <w:pPr>
+              <w:rPr>
+                <w:ins w:id="110" w:author="linyoubin" w:date="2016-01-04T13:54:00Z"/>
+              </w:rPr>
+            </w:pPr>
+          </w:p>
         </w:tc>
       </w:tr>
     </w:tbl>
-    <w:p/>
+    <w:p>
+      <w:pPr>
+        <w:rPr>
+          <w:ins w:id="111" w:author="linyoubin" w:date="2016-01-04T13:58:00Z"/>
+          <w:rFonts w:hint="eastAsia"/>
+        </w:rPr>
+      </w:pPr>
+    </w:p>
     <w:p>
       <w:pPr>
         <w:pStyle w:val="Heading3"/>
+        <w:rPr>
+          <w:ins w:id="112" w:author="linyoubin" w:date="2016-01-04T13:58:00Z"/>
+        </w:rPr>
       </w:pPr>
-      <w:r>
-        <w:rPr>
-          <w:rFonts w:hint="eastAsia"/>
-        </w:rPr>
-        <w:t>执行</w:t>
-      </w:r>
-      <w:r>
-        <w:rPr>
-          <w:rFonts w:hint="eastAsia"/>
-        </w:rPr>
-        <w:t>SequoiaSQL</w:t>
-      </w:r>
-      <w:r>
-        <w:rPr>
-          <w:rFonts w:hint="eastAsia"/>
-        </w:rPr>
-        <w:t>命令</w:t>
-      </w:r>
+      <w:ins w:id="113" w:author="linyoubin" w:date="2016-01-04T13:58:00Z">
+        <w:r>
+          <w:rPr>
+            <w:rFonts w:hint="eastAsia"/>
+          </w:rPr>
+          <w:t>发现</w:t>
+        </w:r>
+        <w:r>
+          <w:rPr>
+            <w:rFonts w:hint="eastAsia"/>
+          </w:rPr>
+          <w:t>spark</w:t>
+        </w:r>
+        <w:r>
+          <w:rPr>
+            <w:rFonts w:hint="eastAsia"/>
+          </w:rPr>
+          <w:t>业务</w:t>
+        </w:r>
+      </w:ins>
     </w:p>
     <w:tbl>
       <w:tblPr>
@@ -1638,12 +2346,21 @@
         <w:gridCol w:w="3544"/>
       </w:tblGrid>
       <w:tr>
+        <w:trPr>
+          <w:ins w:id="114" w:author="linyoubin" w:date="2016-01-04T13:58:00Z"/>
+        </w:trPr>
         <w:tc>
           <w:tcPr>
             <w:tcW w:w="1418" w:type="dxa"/>
             <w:shd w:val="clear" w:color="auto" w:fill="DDD9C3" w:themeFill="background2" w:themeFillShade="E6"/>
           </w:tcPr>
-          <w:p/>
+          <w:p>
+            <w:pPr>
+              <w:rPr>
+                <w:ins w:id="115" w:author="linyoubin" w:date="2016-01-04T13:58:00Z"/>
+              </w:rPr>
+            </w:pPr>
+          </w:p>
         </w:tc>
         <w:tc>
           <w:tcPr>
@@ -1651,12 +2368,19 @@
             <w:shd w:val="clear" w:color="auto" w:fill="DDD9C3" w:themeFill="background2" w:themeFillShade="E6"/>
           </w:tcPr>
           <w:p>
-            <w:r>
-              <w:rPr>
-                <w:rFonts w:hint="eastAsia"/>
-              </w:rPr>
-              <w:t>说明</w:t>
-            </w:r>
+            <w:pPr>
+              <w:rPr>
+                <w:ins w:id="116" w:author="linyoubin" w:date="2016-01-04T13:58:00Z"/>
+              </w:rPr>
+            </w:pPr>
+            <w:ins w:id="117" w:author="linyoubin" w:date="2016-01-04T13:58:00Z">
+              <w:r>
+                <w:rPr>
+                  <w:rFonts w:hint="eastAsia"/>
+                </w:rPr>
+                <w:t>说明</w:t>
+              </w:r>
+            </w:ins>
           </w:p>
         </w:tc>
         <w:tc>
@@ -1665,28 +2389,36 @@
             <w:shd w:val="clear" w:color="auto" w:fill="DDD9C3" w:themeFill="background2" w:themeFillShade="E6"/>
           </w:tcPr>
           <w:p>
-            <w:r>
-              <w:rPr>
-                <w:rFonts w:hint="eastAsia"/>
-              </w:rPr>
-              <w:t>举例</w:t>
-            </w:r>
+            <w:pPr>
+              <w:rPr>
+                <w:ins w:id="118" w:author="linyoubin" w:date="2016-01-04T13:58:00Z"/>
+              </w:rPr>
+            </w:pPr>
           </w:p>
         </w:tc>
       </w:tr>
       <w:tr>
+        <w:trPr>
+          <w:ins w:id="119" w:author="linyoubin" w:date="2016-01-04T13:58:00Z"/>
+        </w:trPr>
         <w:tc>
           <w:tcPr>
             <w:tcW w:w="1418" w:type="dxa"/>
           </w:tcPr>
           <w:p>
-            <w:r>
-              <w:rPr>
-                <w:rFonts w:hint="eastAsia"/>
-              </w:rPr>
-              <w:lastRenderedPageBreak/>
-              <w:t>请求头</w:t>
-            </w:r>
+            <w:pPr>
+              <w:rPr>
+                <w:ins w:id="120" w:author="linyoubin" w:date="2016-01-04T13:58:00Z"/>
+              </w:rPr>
+            </w:pPr>
+            <w:ins w:id="121" w:author="linyoubin" w:date="2016-01-04T13:58:00Z">
+              <w:r>
+                <w:rPr>
+                  <w:rFonts w:hint="eastAsia"/>
+                </w:rPr>
+                <w:t>请求头</w:t>
+              </w:r>
+            </w:ins>
           </w:p>
         </w:tc>
         <w:tc>
@@ -1694,59 +2426,56 @@
             <w:tcW w:w="3827" w:type="dxa"/>
           </w:tcPr>
           <w:p>
-            <w:r>
-              <w:rPr>
-                <w:rFonts w:hint="eastAsia"/>
-              </w:rPr>
-              <w:t>同通用请求头</w:t>
-            </w:r>
-          </w:p>
-          <w:p>
-            <w:r>
-              <w:rPr>
-                <w:rFonts w:hint="eastAsia"/>
-              </w:rPr>
-              <w:t>header</w:t>
-            </w:r>
-            <w:r>
-              <w:rPr>
-                <w:rFonts w:hint="eastAsia"/>
-              </w:rPr>
-              <w:t>中带</w:t>
-            </w:r>
-            <w:r>
-              <w:t>sdbClusterName</w:t>
-            </w:r>
-            <w:r>
-              <w:rPr>
-                <w:rFonts w:hint="eastAsia"/>
-              </w:rPr>
-              <w:t>和</w:t>
-            </w:r>
-            <w:r>
-              <w:t>sdbBusinessName</w:t>
-            </w:r>
+            <w:pPr>
+              <w:rPr>
+                <w:ins w:id="122" w:author="linyoubin" w:date="2016-01-04T13:58:00Z"/>
+              </w:rPr>
+            </w:pPr>
+            <w:ins w:id="123" w:author="linyoubin" w:date="2016-01-04T13:58:00Z">
+              <w:r>
+                <w:rPr>
+                  <w:rFonts w:hint="eastAsia"/>
+                </w:rPr>
+                <w:t>同通用请求头</w:t>
+              </w:r>
+            </w:ins>
           </w:p>
         </w:tc>
         <w:tc>
           <w:tcPr>
             <w:tcW w:w="3544" w:type="dxa"/>
           </w:tcPr>
-          <w:p/>
+          <w:p>
+            <w:pPr>
+              <w:rPr>
+                <w:ins w:id="124" w:author="linyoubin" w:date="2016-01-04T13:58:00Z"/>
+              </w:rPr>
+            </w:pPr>
+          </w:p>
         </w:tc>
       </w:tr>
       <w:tr>
+        <w:trPr>
+          <w:ins w:id="125" w:author="linyoubin" w:date="2016-01-04T13:58:00Z"/>
+        </w:trPr>
         <w:tc>
           <w:tcPr>
             <w:tcW w:w="1418" w:type="dxa"/>
           </w:tcPr>
           <w:p>
-            <w:r>
-              <w:rPr>
-                <w:rFonts w:hint="eastAsia"/>
-              </w:rPr>
-              <w:t>请求内容</w:t>
-            </w:r>
+            <w:pPr>
+              <w:rPr>
+                <w:ins w:id="126" w:author="linyoubin" w:date="2016-01-04T13:58:00Z"/>
+              </w:rPr>
+            </w:pPr>
+            <w:ins w:id="127" w:author="linyoubin" w:date="2016-01-04T13:58:00Z">
+              <w:r>
+                <w:rPr>
+                  <w:rFonts w:hint="eastAsia"/>
+                </w:rPr>
+                <w:t>请求内容</w:t>
+              </w:r>
+            </w:ins>
           </w:p>
         </w:tc>
         <w:tc>
@@ -1754,21 +2483,252 @@
             <w:tcW w:w="3827" w:type="dxa"/>
           </w:tcPr>
           <w:p>
-            <w:r>
-              <w:t>cmd</w:t>
-            </w:r>
-            <w:r>
-              <w:rPr>
-                <w:rFonts w:hint="eastAsia"/>
-              </w:rPr>
-              <w:t xml:space="preserve">: </w:t>
-            </w:r>
-            <w:r>
-              <w:rPr>
-                <w:rFonts w:hint="eastAsia"/>
-              </w:rPr>
-              <w:t>ssql exec</w:t>
-            </w:r>
+            <w:pPr>
+              <w:rPr>
+                <w:ins w:id="128" w:author="linyoubin" w:date="2016-01-04T13:58:00Z"/>
+              </w:rPr>
+            </w:pPr>
+            <w:ins w:id="129" w:author="linyoubin" w:date="2016-01-04T13:58:00Z">
+              <w:r>
+                <w:t>cmd</w:t>
+              </w:r>
+              <w:r>
+                <w:rPr>
+                  <w:rFonts w:hint="eastAsia"/>
+                </w:rPr>
+                <w:t xml:space="preserve">: </w:t>
+              </w:r>
+              <w:r>
+                <w:t>discovery business</w:t>
+              </w:r>
+            </w:ins>
+          </w:p>
+          <w:p>
+            <w:pPr>
+              <w:rPr>
+                <w:ins w:id="130" w:author="linyoubin" w:date="2016-01-04T13:58:00Z"/>
+              </w:rPr>
+            </w:pPr>
+            <w:ins w:id="131" w:author="linyoubin" w:date="2016-01-04T13:58:00Z">
+              <w:r>
+                <w:t>ConfigInfo</w:t>
+              </w:r>
+              <w:r>
+                <w:rPr>
+                  <w:rFonts w:hint="eastAsia"/>
+                </w:rPr>
+                <w:t xml:space="preserve">: </w:t>
+              </w:r>
+              <w:r>
+                <w:rPr>
+                  <w:rFonts w:hint="eastAsia"/>
+                </w:rPr>
+                <w:t>业务详细信息</w:t>
+              </w:r>
+            </w:ins>
+          </w:p>
+          <w:p>
+            <w:pPr>
+              <w:rPr>
+                <w:ins w:id="132" w:author="linyoubin" w:date="2016-01-04T13:58:00Z"/>
+              </w:rPr>
+            </w:pPr>
+            <w:ins w:id="133" w:author="linyoubin" w:date="2016-01-04T13:58:00Z">
+              <w:r>
+                <w:rPr>
+                  <w:rFonts w:hint="eastAsia"/>
+                </w:rPr>
+                <w:t>{</w:t>
+              </w:r>
+            </w:ins>
+          </w:p>
+          <w:p>
+            <w:pPr>
+              <w:rPr>
+                <w:ins w:id="134" w:author="linyoubin" w:date="2016-01-04T13:58:00Z"/>
+              </w:rPr>
+            </w:pPr>
+            <w:ins w:id="135" w:author="linyoubin" w:date="2016-01-04T13:58:00Z">
+              <w:r>
+                <w:rPr>
+                  <w:rFonts w:hint="eastAsia"/>
+                </w:rPr>
+                <w:t xml:space="preserve">  </w:t>
+              </w:r>
+              <w:r>
+                <w:t>ClusterName</w:t>
+              </w:r>
+              <w:r>
+                <w:rPr>
+                  <w:rFonts w:hint="eastAsia"/>
+                </w:rPr>
+                <w:t xml:space="preserve">: </w:t>
+              </w:r>
+              <w:r>
+                <w:rPr>
+                  <w:rFonts w:hint="eastAsia"/>
+                </w:rPr>
+                <w:t>集群名字</w:t>
+              </w:r>
+            </w:ins>
+          </w:p>
+          <w:p>
+            <w:pPr>
+              <w:rPr>
+                <w:ins w:id="136" w:author="linyoubin" w:date="2016-01-04T13:58:00Z"/>
+              </w:rPr>
+            </w:pPr>
+            <w:ins w:id="137" w:author="linyoubin" w:date="2016-01-04T13:58:00Z">
+              <w:r>
+                <w:rPr>
+                  <w:rFonts w:hint="eastAsia"/>
+                </w:rPr>
+                <w:t xml:space="preserve">  BusinessType: </w:t>
+              </w:r>
+              <w:r>
+                <w:rPr>
+                  <w:rFonts w:hint="eastAsia"/>
+                </w:rPr>
+                <w:t>业务类型</w:t>
+              </w:r>
+            </w:ins>
+          </w:p>
+          <w:p>
+            <w:pPr>
+              <w:rPr>
+                <w:ins w:id="138" w:author="linyoubin" w:date="2016-01-04T13:58:00Z"/>
+              </w:rPr>
+            </w:pPr>
+            <w:ins w:id="139" w:author="linyoubin" w:date="2016-01-04T13:58:00Z">
+              <w:r>
+                <w:rPr>
+                  <w:rFonts w:hint="eastAsia"/>
+                </w:rPr>
+                <w:t xml:space="preserve">  BusinessName</w:t>
+              </w:r>
+              <w:r>
+                <w:rPr>
+                  <w:rFonts w:hint="eastAsia"/>
+                </w:rPr>
+                <w:t xml:space="preserve">: </w:t>
+              </w:r>
+              <w:r>
+                <w:rPr>
+                  <w:rFonts w:hint="eastAsia"/>
+                </w:rPr>
+                <w:t>业务名</w:t>
+              </w:r>
+            </w:ins>
+          </w:p>
+          <w:p>
+            <w:pPr>
+              <w:rPr>
+                <w:ins w:id="140" w:author="linyoubin" w:date="2016-01-04T13:58:00Z"/>
+              </w:rPr>
+            </w:pPr>
+            <w:ins w:id="141" w:author="linyoubin" w:date="2016-01-04T13:58:00Z">
+              <w:r>
+                <w:rPr>
+                  <w:rFonts w:hint="eastAsia"/>
+                </w:rPr>
+                <w:t xml:space="preserve">  BusinessInfo: </w:t>
+              </w:r>
+              <w:r>
+                <w:rPr>
+                  <w:rFonts w:hint="eastAsia"/>
+                </w:rPr>
+                <w:t>业务信息</w:t>
+              </w:r>
+            </w:ins>
+          </w:p>
+          <w:p>
+            <w:pPr>
+              <w:rPr>
+                <w:ins w:id="142" w:author="linyoubin" w:date="2016-01-04T13:58:00Z"/>
+              </w:rPr>
+            </w:pPr>
+            <w:ins w:id="143" w:author="linyoubin" w:date="2016-01-04T13:58:00Z">
+              <w:r>
+                <w:rPr>
+                  <w:rFonts w:hint="eastAsia"/>
+                </w:rPr>
+                <w:t xml:space="preserve">  {</w:t>
+              </w:r>
+            </w:ins>
+          </w:p>
+          <w:p>
+            <w:pPr>
+              <w:ind w:firstLine="405"/>
+              <w:rPr>
+                <w:ins w:id="144" w:author="linyoubin" w:date="2016-01-04T13:58:00Z"/>
+              </w:rPr>
+            </w:pPr>
+            <w:ins w:id="145" w:author="linyoubin" w:date="2016-01-04T13:58:00Z">
+              <w:r>
+                <w:rPr>
+                  <w:rFonts w:hint="eastAsia"/>
+                </w:rPr>
+                <w:t>HostName:</w:t>
+              </w:r>
+              <w:r>
+                <w:rPr>
+                  <w:rFonts w:hint="eastAsia"/>
+                </w:rPr>
+                <w:t>主机名</w:t>
+              </w:r>
+            </w:ins>
+          </w:p>
+          <w:p>
+            <w:pPr>
+              <w:ind w:firstLine="405"/>
+              <w:rPr>
+                <w:ins w:id="146" w:author="linyoubin" w:date="2016-01-04T13:58:00Z"/>
+              </w:rPr>
+            </w:pPr>
+            <w:ins w:id="147" w:author="linyoubin" w:date="2016-01-04T13:58:00Z">
+              <w:r>
+                <w:rPr>
+                  <w:rFonts w:hint="eastAsia"/>
+                </w:rPr>
+                <w:t>WebServicePort:web</w:t>
+              </w:r>
+              <w:r>
+                <w:rPr>
+                  <w:rFonts w:hint="eastAsia"/>
+                </w:rPr>
+                <w:t>服务端口</w:t>
+              </w:r>
+            </w:ins>
+          </w:p>
+          <w:p>
+            <w:pPr>
+              <w:rPr>
+                <w:ins w:id="148" w:author="linyoubin" w:date="2016-01-04T13:58:00Z"/>
+              </w:rPr>
+            </w:pPr>
+            <w:ins w:id="149" w:author="linyoubin" w:date="2016-01-04T13:58:00Z">
+              <w:r>
+                <w:rPr>
+                  <w:rFonts w:hint="eastAsia"/>
+                </w:rPr>
+                <w:t xml:space="preserve">  }</w:t>
+              </w:r>
+            </w:ins>
+          </w:p>
+          <w:p>
+            <w:pPr>
+              <w:rPr>
+                <w:ins w:id="150" w:author="linyoubin" w:date="2016-01-04T13:58:00Z"/>
+              </w:rPr>
+            </w:pPr>
+            <w:ins w:id="151" w:author="linyoubin" w:date="2016-01-04T13:58:00Z">
+              <w:r>
+                <w:rPr>
+                  <w:rFonts w:hint="eastAsia"/>
+                </w:rPr>
+                <w:t>}</w:t>
+              </w:r>
+            </w:ins>
           </w:p>
         </w:tc>
         <w:tc>
@@ -1776,30 +2736,287 @@
             <w:tcW w:w="3544" w:type="dxa"/>
           </w:tcPr>
           <w:p>
-            <w:r>
-              <w:t>cmd=</w:t>
-            </w:r>
-            <w:r>
-              <w:rPr>
-                <w:rFonts w:hint="eastAsia"/>
-              </w:rPr>
-              <w:t xml:space="preserve"> ssql exec</w:t>
-            </w:r>
+            <w:pPr>
+              <w:rPr>
+                <w:ins w:id="152" w:author="linyoubin" w:date="2016-01-04T13:58:00Z"/>
+              </w:rPr>
+            </w:pPr>
+            <w:ins w:id="153" w:author="linyoubin" w:date="2016-01-04T13:58:00Z">
+              <w:r>
+                <w:t>cmd</w:t>
+              </w:r>
+              <w:r>
+                <w:rPr>
+                  <w:rFonts w:hint="eastAsia"/>
+                </w:rPr>
+                <w:t>=</w:t>
+              </w:r>
+              <w:r>
+                <w:t>discovery business</w:t>
+              </w:r>
+            </w:ins>
+          </w:p>
+          <w:p>
+            <w:pPr>
+              <w:rPr>
+                <w:ins w:id="154" w:author="linyoubin" w:date="2016-01-04T13:58:00Z"/>
+              </w:rPr>
+            </w:pPr>
+            <w:ins w:id="155" w:author="linyoubin" w:date="2016-01-04T13:58:00Z">
+              <w:r>
+                <w:rPr>
+                  <w:rFonts w:hint="eastAsia"/>
+                </w:rPr>
+                <w:t>&amp;</w:t>
+              </w:r>
+              <w:r>
+                <w:t>ConfigInfo</w:t>
+              </w:r>
+              <w:r>
+                <w:rPr>
+                  <w:rFonts w:hint="eastAsia"/>
+                </w:rPr>
+                <w:t>=</w:t>
+              </w:r>
+            </w:ins>
+          </w:p>
+          <w:p>
+            <w:pPr>
+              <w:rPr>
+                <w:ins w:id="156" w:author="linyoubin" w:date="2016-01-04T13:58:00Z"/>
+              </w:rPr>
+            </w:pPr>
+            <w:ins w:id="157" w:author="linyoubin" w:date="2016-01-04T13:58:00Z">
+              <w:r>
+                <w:rPr>
+                  <w:rFonts w:hint="eastAsia"/>
+                </w:rPr>
+                <w:t>{</w:t>
+              </w:r>
+            </w:ins>
+          </w:p>
+          <w:p>
+            <w:pPr>
+              <w:rPr>
+                <w:ins w:id="158" w:author="linyoubin" w:date="2016-01-04T13:58:00Z"/>
+              </w:rPr>
+            </w:pPr>
+            <w:ins w:id="159" w:author="linyoubin" w:date="2016-01-04T13:58:00Z">
+              <w:r>
+                <w:rPr>
+                  <w:rFonts w:hint="eastAsia"/>
+                </w:rPr>
+                <w:t xml:space="preserve">  </w:t>
+              </w:r>
+              <w:r>
+                <w:t>ClusterName</w:t>
+              </w:r>
+              <w:r>
+                <w:rPr>
+                  <w:rFonts w:hint="eastAsia"/>
+                </w:rPr>
+                <w:t>: 'c1'</w:t>
+              </w:r>
+            </w:ins>
+          </w:p>
+          <w:p>
+            <w:pPr>
+              <w:rPr>
+                <w:ins w:id="160" w:author="linyoubin" w:date="2016-01-04T13:58:00Z"/>
+              </w:rPr>
+            </w:pPr>
+            <w:ins w:id="161" w:author="linyoubin" w:date="2016-01-04T13:58:00Z">
+              <w:r>
+                <w:rPr>
+                  <w:rFonts w:hint="eastAsia"/>
+                </w:rPr>
+                <w:t xml:space="preserve">  BusinessType: '</w:t>
+              </w:r>
+              <w:r>
+                <w:rPr>
+                  <w:rFonts w:hint="eastAsia"/>
+                </w:rPr>
+                <w:t>spark</w:t>
+              </w:r>
+              <w:r>
+                <w:rPr>
+                  <w:rFonts w:hint="eastAsia"/>
+                </w:rPr>
+                <w:t>'</w:t>
+              </w:r>
+            </w:ins>
+          </w:p>
+          <w:p>
+            <w:pPr>
+              <w:rPr>
+                <w:ins w:id="162" w:author="linyoubin" w:date="2016-01-04T13:58:00Z"/>
+              </w:rPr>
+            </w:pPr>
+            <w:ins w:id="163" w:author="linyoubin" w:date="2016-01-04T13:58:00Z">
+              <w:r>
+                <w:rPr>
+                  <w:rFonts w:hint="eastAsia"/>
+                </w:rPr>
+                <w:t xml:space="preserve">  BusinessName</w:t>
+              </w:r>
+              <w:r>
+                <w:rPr>
+                  <w:rFonts w:hint="eastAsia"/>
+                </w:rPr>
+                <w:t xml:space="preserve">: </w:t>
+              </w:r>
+              <w:r>
+                <w:rPr>
+                  <w:rFonts w:hint="eastAsia"/>
+                </w:rPr>
+                <w:t>'my</w:t>
+              </w:r>
+              <w:r>
+                <w:rPr>
+                  <w:rFonts w:hint="eastAsia"/>
+                </w:rPr>
+                <w:t>Spark</w:t>
+              </w:r>
+              <w:r>
+                <w:rPr>
+                  <w:rFonts w:hint="eastAsia"/>
+                </w:rPr>
+                <w:t>'</w:t>
+              </w:r>
+            </w:ins>
+          </w:p>
+          <w:p>
+            <w:pPr>
+              <w:rPr>
+                <w:ins w:id="164" w:author="linyoubin" w:date="2016-01-04T13:58:00Z"/>
+              </w:rPr>
+            </w:pPr>
+            <w:ins w:id="165" w:author="linyoubin" w:date="2016-01-04T13:58:00Z">
+              <w:r>
+                <w:rPr>
+                  <w:rFonts w:hint="eastAsia"/>
+                </w:rPr>
+                <w:t xml:space="preserve">  BusinessInfo:</w:t>
+              </w:r>
+            </w:ins>
+          </w:p>
+          <w:p>
+            <w:pPr>
+              <w:rPr>
+                <w:ins w:id="166" w:author="linyoubin" w:date="2016-01-04T13:58:00Z"/>
+              </w:rPr>
+            </w:pPr>
+            <w:ins w:id="167" w:author="linyoubin" w:date="2016-01-04T13:58:00Z">
+              <w:r>
+                <w:rPr>
+                  <w:rFonts w:hint="eastAsia"/>
+                </w:rPr>
+                <w:t xml:space="preserve">  {</w:t>
+              </w:r>
+            </w:ins>
+          </w:p>
+          <w:p>
+            <w:pPr>
+              <w:ind w:firstLine="405"/>
+              <w:rPr>
+                <w:ins w:id="168" w:author="linyoubin" w:date="2016-01-04T13:58:00Z"/>
+              </w:rPr>
+            </w:pPr>
+            <w:ins w:id="169" w:author="linyoubin" w:date="2016-01-04T13:58:00Z">
+              <w:r>
+                <w:rPr>
+                  <w:rFonts w:hint="eastAsia"/>
+                </w:rPr>
+                <w:t>HostName: 'host1'</w:t>
+              </w:r>
+            </w:ins>
+          </w:p>
+          <w:p>
+            <w:pPr>
+              <w:ind w:firstLine="405"/>
+              <w:rPr>
+                <w:ins w:id="170" w:author="linyoubin" w:date="2016-01-04T13:58:00Z"/>
+              </w:rPr>
+            </w:pPr>
+            <w:ins w:id="171" w:author="linyoubin" w:date="2016-01-04T13:58:00Z">
+              <w:r>
+                <w:rPr>
+                  <w:rFonts w:hint="eastAsia"/>
+                </w:rPr>
+                <w:t>WebServicePort:'</w:t>
+              </w:r>
+            </w:ins>
+            <w:ins w:id="172" w:author="linyoubin" w:date="2016-01-04T13:59:00Z">
+              <w:r>
+                <w:rPr>
+                  <w:rFonts w:hint="eastAsia"/>
+                </w:rPr>
+                <w:t>8080</w:t>
+              </w:r>
+            </w:ins>
+            <w:ins w:id="173" w:author="linyoubin" w:date="2016-01-04T13:58:00Z">
+              <w:r>
+                <w:rPr>
+                  <w:rFonts w:hint="eastAsia"/>
+                </w:rPr>
+                <w:t>'</w:t>
+              </w:r>
+            </w:ins>
+          </w:p>
+          <w:p>
+            <w:pPr>
+              <w:rPr>
+                <w:ins w:id="174" w:author="linyoubin" w:date="2016-01-04T13:58:00Z"/>
+              </w:rPr>
+            </w:pPr>
+            <w:ins w:id="175" w:author="linyoubin" w:date="2016-01-04T13:58:00Z">
+              <w:r>
+                <w:rPr>
+                  <w:rFonts w:hint="eastAsia"/>
+                </w:rPr>
+                <w:t xml:space="preserve">  }</w:t>
+              </w:r>
+            </w:ins>
+          </w:p>
+          <w:p>
+            <w:pPr>
+              <w:rPr>
+                <w:ins w:id="176" w:author="linyoubin" w:date="2016-01-04T13:58:00Z"/>
+              </w:rPr>
+            </w:pPr>
+            <w:ins w:id="177" w:author="linyoubin" w:date="2016-01-04T13:58:00Z">
+              <w:r>
+                <w:rPr>
+                  <w:rFonts w:hint="eastAsia"/>
+                </w:rPr>
+                <w:t>}</w:t>
+              </w:r>
+            </w:ins>
           </w:p>
         </w:tc>
       </w:tr>
       <w:tr>
+        <w:trPr>
+          <w:ins w:id="178" w:author="linyoubin" w:date="2016-01-04T13:58:00Z"/>
+        </w:trPr>
         <w:tc>
           <w:tcPr>
             <w:tcW w:w="1418" w:type="dxa"/>
           </w:tcPr>
           <w:p>
-            <w:r>
-              <w:rPr>
-                <w:rFonts w:hint="eastAsia"/>
-              </w:rPr>
-              <w:t>说明</w:t>
-            </w:r>
+            <w:pPr>
+              <w:rPr>
+                <w:ins w:id="179" w:author="linyoubin" w:date="2016-01-04T13:58:00Z"/>
+              </w:rPr>
+            </w:pPr>
+            <w:ins w:id="180" w:author="linyoubin" w:date="2016-01-04T13:58:00Z">
+              <w:r>
+                <w:rPr>
+                  <w:rFonts w:hint="eastAsia"/>
+                </w:rPr>
+                <w:t>说明</w:t>
+              </w:r>
+            </w:ins>
           </w:p>
         </w:tc>
         <w:tc>
@@ -1807,149 +3024,48 @@
             <w:tcW w:w="3827" w:type="dxa"/>
           </w:tcPr>
           <w:p>
-            <w:r>
-              <w:rPr>
-                <w:rFonts w:hint="eastAsia"/>
-              </w:rPr>
-              <w:t xml:space="preserve">DbName: </w:t>
-            </w:r>
-            <w:r>
-              <w:rPr>
-                <w:rFonts w:hint="eastAsia"/>
-              </w:rPr>
-              <w:t>数据库名</w:t>
-            </w:r>
-            <w:r>
-              <w:rPr>
-                <w:rFonts w:hint="eastAsia"/>
-              </w:rPr>
-              <w:t xml:space="preserve"> </w:t>
-            </w:r>
-            <w:r>
-              <w:rPr>
-                <w:rFonts w:hint="eastAsia"/>
-              </w:rPr>
-              <w:t>（可选）</w:t>
-            </w:r>
-          </w:p>
-          <w:p>
-            <w:r>
-              <w:rPr>
-                <w:rFonts w:hint="eastAsia"/>
-              </w:rPr>
-              <w:t xml:space="preserve">UserName: </w:t>
-            </w:r>
-            <w:r>
-              <w:rPr>
-                <w:rFonts w:hint="eastAsia"/>
-              </w:rPr>
-              <w:t>用户名</w:t>
-            </w:r>
-            <w:r>
-              <w:rPr>
-                <w:rFonts w:hint="eastAsia"/>
-              </w:rPr>
-              <w:t xml:space="preserve"> </w:t>
-            </w:r>
-            <w:r>
-              <w:rPr>
-                <w:rFonts w:hint="eastAsia"/>
-              </w:rPr>
-              <w:t>（可选）</w:t>
-            </w:r>
-          </w:p>
-          <w:p>
-            <w:r>
-              <w:rPr>
-                <w:rFonts w:hint="eastAsia"/>
-              </w:rPr>
-              <w:t xml:space="preserve">Sql: </w:t>
-            </w:r>
-            <w:r>
-              <w:rPr>
-                <w:rFonts w:hint="eastAsia"/>
-              </w:rPr>
-              <w:t>需要执行的</w:t>
-            </w:r>
-            <w:r>
-              <w:rPr>
-                <w:rFonts w:hint="eastAsia"/>
-              </w:rPr>
-              <w:t>sql</w:t>
-            </w:r>
-            <w:r>
-              <w:rPr>
-                <w:rFonts w:hint="eastAsia"/>
-              </w:rPr>
-              <w:t>语句</w:t>
-            </w:r>
-          </w:p>
-          <w:p>
-            <w:r>
-              <w:rPr>
-                <w:rFonts w:hint="eastAsia"/>
-              </w:rPr>
-              <w:t>Options:sql</w:t>
-            </w:r>
-            <w:r>
-              <w:rPr>
-                <w:rFonts w:hint="eastAsia"/>
-              </w:rPr>
-              <w:t>执行的可选项</w:t>
-            </w:r>
-          </w:p>
-          <w:p/>
+            <w:pPr>
+              <w:rPr>
+                <w:ins w:id="181" w:author="linyoubin" w:date="2016-01-04T13:58:00Z"/>
+              </w:rPr>
+            </w:pPr>
+          </w:p>
         </w:tc>
         <w:tc>
           <w:tcPr>
             <w:tcW w:w="3544" w:type="dxa"/>
           </w:tcPr>
           <w:p>
-            <w:r>
-              <w:rPr>
-                <w:rFonts w:hint="eastAsia"/>
-              </w:rPr>
-              <w:t>&amp;DbName="postgres"</w:t>
-            </w:r>
-          </w:p>
-          <w:p>
-            <w:r>
-              <w:rPr>
-                <w:rFonts w:hint="eastAsia"/>
-              </w:rPr>
-              <w:t>&amp;UserName="postgres"</w:t>
-            </w:r>
-          </w:p>
-          <w:p>
-            <w:r>
-              <w:rPr>
-                <w:rFonts w:hint="eastAsia"/>
-              </w:rPr>
-              <w:t>&amp;Sql="select * from t1;"</w:t>
-            </w:r>
-          </w:p>
-          <w:p>
-            <w:r>
-              <w:rPr>
-                <w:rFonts w:hint="eastAsia"/>
-              </w:rPr>
-              <w:t>&amp;Options={Options:"-x"}</w:t>
-            </w:r>
+            <w:pPr>
+              <w:rPr>
+                <w:ins w:id="182" w:author="linyoubin" w:date="2016-01-04T13:58:00Z"/>
+              </w:rPr>
+            </w:pPr>
           </w:p>
         </w:tc>
       </w:tr>
       <w:tr>
+        <w:trPr>
+          <w:ins w:id="183" w:author="linyoubin" w:date="2016-01-04T13:58:00Z"/>
+        </w:trPr>
         <w:tc>
           <w:tcPr>
             <w:tcW w:w="1418" w:type="dxa"/>
           </w:tcPr>
           <w:p>
-            <w:r>
-              <w:rPr>
-                <w:rFonts w:hint="eastAsia"/>
-              </w:rPr>
-              <w:t>响应头</w:t>
-            </w:r>
+            <w:pPr>
+              <w:rPr>
+                <w:ins w:id="184" w:author="linyoubin" w:date="2016-01-04T13:58:00Z"/>
+              </w:rPr>
+            </w:pPr>
+            <w:ins w:id="185" w:author="linyoubin" w:date="2016-01-04T13:58:00Z">
+              <w:r>
+                <w:rPr>
+                  <w:rFonts w:hint="eastAsia"/>
+                </w:rPr>
+                <w:t>响应头</w:t>
+              </w:r>
+            </w:ins>
           </w:p>
         </w:tc>
         <w:tc>
@@ -1957,33 +3073,56 @@
             <w:tcW w:w="3827" w:type="dxa"/>
           </w:tcPr>
           <w:p>
-            <w:r>
-              <w:rPr>
-                <w:rFonts w:hint="eastAsia"/>
-              </w:rPr>
-              <w:t>同通用响应头</w:t>
-            </w:r>
+            <w:pPr>
+              <w:rPr>
+                <w:ins w:id="186" w:author="linyoubin" w:date="2016-01-04T13:58:00Z"/>
+              </w:rPr>
+            </w:pPr>
+            <w:ins w:id="187" w:author="linyoubin" w:date="2016-01-04T13:58:00Z">
+              <w:r>
+                <w:rPr>
+                  <w:rFonts w:hint="eastAsia"/>
+                </w:rPr>
+                <w:t>同通用响应头</w:t>
+              </w:r>
+            </w:ins>
           </w:p>
         </w:tc>
         <w:tc>
           <w:tcPr>
             <w:tcW w:w="3544" w:type="dxa"/>
           </w:tcPr>
-          <w:p/>
+          <w:p>
+            <w:pPr>
+              <w:rPr>
+                <w:ins w:id="188" w:author="linyoubin" w:date="2016-01-04T13:58:00Z"/>
+              </w:rPr>
+            </w:pPr>
+          </w:p>
         </w:tc>
       </w:tr>
       <w:tr>
+        <w:trPr>
+          <w:ins w:id="189" w:author="linyoubin" w:date="2016-01-04T13:58:00Z"/>
+        </w:trPr>
         <w:tc>
           <w:tcPr>
             <w:tcW w:w="1418" w:type="dxa"/>
           </w:tcPr>
           <w:p>
-            <w:r>
-              <w:rPr>
-                <w:rFonts w:hint="eastAsia"/>
-              </w:rPr>
-              <w:t>响应内容</w:t>
-            </w:r>
+            <w:pPr>
+              <w:rPr>
+                <w:ins w:id="190" w:author="linyoubin" w:date="2016-01-04T13:58:00Z"/>
+              </w:rPr>
+            </w:pPr>
+            <w:ins w:id="191" w:author="linyoubin" w:date="2016-01-04T13:58:00Z">
+              <w:r>
+                <w:rPr>
+                  <w:rFonts w:hint="eastAsia"/>
+                </w:rPr>
+                <w:t>响应内容</w:t>
+              </w:r>
+            </w:ins>
           </w:p>
         </w:tc>
         <w:tc>
@@ -1991,172 +3130,26 @@
             <w:tcW w:w="3827" w:type="dxa"/>
           </w:tcPr>
           <w:p>
-            <w:r>
-              <w:rPr>
-                <w:rFonts w:hint="eastAsia"/>
-              </w:rPr>
-              <w:t>通用响应体</w:t>
-            </w:r>
-          </w:p>
-          <w:p>
-            <w:r>
-              <w:rPr>
-                <w:rFonts w:hint="eastAsia"/>
-              </w:rPr>
-              <w:t>result</w:t>
-            </w:r>
-            <w:r>
-              <w:rPr>
-                <w:rFonts w:hint="eastAsia"/>
-              </w:rPr>
-              <w:t>：</w:t>
-            </w:r>
-            <w:r>
-              <w:rPr>
-                <w:rFonts w:hint="eastAsia"/>
-              </w:rPr>
-              <w:t>返回</w:t>
-            </w:r>
-            <w:r>
-              <w:rPr>
-                <w:rFonts w:hint="eastAsia"/>
-              </w:rPr>
-              <w:t>json</w:t>
-            </w:r>
-            <w:r>
-              <w:rPr>
-                <w:rFonts w:hint="eastAsia"/>
-              </w:rPr>
-              <w:t>格式的结果</w:t>
-            </w:r>
-            <w:r>
-              <w:rPr>
-                <w:rFonts w:hint="eastAsia"/>
-              </w:rPr>
-              <w:t>，</w:t>
-            </w:r>
-            <w:r>
-              <w:rPr>
-                <w:rFonts w:hint="eastAsia"/>
-              </w:rPr>
-              <w:t>根据</w:t>
-            </w:r>
-            <w:r>
-              <w:rPr>
-                <w:rFonts w:hint="eastAsia"/>
-              </w:rPr>
-              <w:t>psql</w:t>
-            </w:r>
-            <w:r>
-              <w:rPr>
-                <w:rFonts w:hint="eastAsia"/>
-              </w:rPr>
-              <w:t>执行的结果，一行一条</w:t>
-            </w:r>
-            <w:r>
-              <w:rPr>
-                <w:rFonts w:hint="eastAsia"/>
-              </w:rPr>
-              <w:t>json</w:t>
-            </w:r>
-            <w:r>
-              <w:rPr>
-                <w:rFonts w:hint="eastAsia"/>
-              </w:rPr>
-              <w:t>，以行号为</w:t>
-            </w:r>
-            <w:r>
-              <w:rPr>
-                <w:rFonts w:hint="eastAsia"/>
-              </w:rPr>
-              <w:t>key</w:t>
-            </w:r>
-            <w:r>
-              <w:rPr>
-                <w:rFonts w:hint="eastAsia"/>
-              </w:rPr>
-              <w:t>，</w:t>
-            </w:r>
-            <w:r>
-              <w:rPr>
-                <w:rFonts w:hint="eastAsia"/>
-              </w:rPr>
-              <w:t>value</w:t>
-            </w:r>
-            <w:r>
-              <w:rPr>
-                <w:rFonts w:hint="eastAsia"/>
-              </w:rPr>
-              <w:t>为该行的内容</w:t>
-            </w:r>
-            <w:r>
-              <w:rPr>
-                <w:rFonts w:hint="eastAsia"/>
-              </w:rPr>
-              <w:t>（</w:t>
-            </w:r>
-            <w:r>
-              <w:rPr>
-                <w:rFonts w:hint="eastAsia"/>
-                <w:b/>
-                <w:color w:val="FF0000"/>
-              </w:rPr>
-              <w:t>注：</w:t>
-            </w:r>
-            <w:r>
-              <w:rPr>
-                <w:rFonts w:hint="eastAsia"/>
-                <w:b/>
-                <w:color w:val="FF0000"/>
-              </w:rPr>
-              <w:t>value</w:t>
-            </w:r>
-            <w:r>
-              <w:rPr>
-                <w:rFonts w:hint="eastAsia"/>
-                <w:b/>
-                <w:color w:val="FF0000"/>
-              </w:rPr>
-              <w:t>的内容会根据</w:t>
-            </w:r>
-            <w:r>
-              <w:rPr>
-                <w:rFonts w:hint="eastAsia"/>
-                <w:b/>
-                <w:color w:val="FF0000"/>
-              </w:rPr>
-              <w:t>Options</w:t>
-            </w:r>
-            <w:r>
-              <w:rPr>
-                <w:rFonts w:hint="eastAsia"/>
-                <w:b/>
-                <w:color w:val="FF0000"/>
-              </w:rPr>
-              <w:t>的不同</w:t>
-            </w:r>
-            <w:r>
-              <w:rPr>
-                <w:rFonts w:hint="eastAsia"/>
-                <w:b/>
-                <w:color w:val="FF0000"/>
-              </w:rPr>
-              <w:t>可能</w:t>
-            </w:r>
-            <w:r>
-              <w:rPr>
-                <w:rFonts w:hint="eastAsia"/>
-                <w:b/>
-                <w:color w:val="FF0000"/>
-              </w:rPr>
-              <w:t>会有不同的格式</w:t>
-            </w:r>
-            <w:r>
-              <w:rPr>
-                <w:rFonts w:hint="eastAsia"/>
-              </w:rPr>
-              <w:t>）</w:t>
-            </w:r>
+            <w:pPr>
+              <w:rPr>
+                <w:ins w:id="192" w:author="linyoubin" w:date="2016-01-04T13:58:00Z"/>
+              </w:rPr>
+            </w:pPr>
+            <w:ins w:id="193" w:author="linyoubin" w:date="2016-01-04T13:58:00Z">
+              <w:r>
+                <w:rPr>
+                  <w:rFonts w:hint="eastAsia"/>
+                </w:rPr>
+                <w:t>通用响应体</w:t>
+              </w:r>
+            </w:ins>
+          </w:p>
+          <w:p>
+            <w:pPr>
+              <w:rPr>
+                <w:ins w:id="194" w:author="linyoubin" w:date="2016-01-04T13:58:00Z"/>
+              </w:rPr>
+            </w:pPr>
           </w:p>
         </w:tc>
         <w:tc>
@@ -2164,595 +3157,149 @@
             <w:tcW w:w="3544" w:type="dxa"/>
           </w:tcPr>
           <w:p>
-            <w:r>
-              <w:t xml:space="preserve">{ </w:t>
-            </w:r>
-          </w:p>
-          <w:p>
-            <w:r>
-              <w:t>"</w:t>
-            </w:r>
-            <w:r>
-              <w:t>errno</w:t>
-            </w:r>
-            <w:r>
-              <w:t>"</w:t>
-            </w:r>
-            <w:r>
-              <w:t xml:space="preserve">: </w:t>
-            </w:r>
-            <w:r>
-              <w:t xml:space="preserve">0 </w:t>
-            </w:r>
-          </w:p>
-          <w:p/>
-          <w:p>
-            <w:r>
-              <w:t>}</w:t>
-            </w:r>
-          </w:p>
-          <w:p>
-            <w:r>
-              <w:t>{</w:t>
-            </w:r>
-          </w:p>
-          <w:p>
-            <w:pPr>
-              <w:ind w:firstLineChars="100" w:firstLine="210"/>
-            </w:pPr>
-            <w:r>
-              <w:t>'1':'</w:t>
-            </w:r>
-            <w:r>
-              <w:t>-[ RECORD 1 ]</w:t>
-            </w:r>
-            <w:r>
-              <w:t>'</w:t>
-            </w:r>
-          </w:p>
-          <w:p>
-            <w:r>
-              <w:t>}</w:t>
-            </w:r>
-          </w:p>
-          <w:p>
-            <w:r>
-              <w:t>{</w:t>
-            </w:r>
-          </w:p>
-          <w:p>
-            <w:pPr>
-              <w:ind w:firstLineChars="100" w:firstLine="210"/>
-            </w:pPr>
-            <w:r>
-              <w:t>'2':'</w:t>
-            </w:r>
-            <w:r>
-              <w:t>id   | 1</w:t>
-            </w:r>
-            <w:r>
-              <w:t>'</w:t>
-            </w:r>
-          </w:p>
-          <w:p>
-            <w:r>
-              <w:t>}</w:t>
-            </w:r>
-          </w:p>
-          <w:p>
-            <w:r>
-              <w:t>{</w:t>
-            </w:r>
-          </w:p>
-          <w:p>
-            <w:pPr>
-              <w:ind w:firstLineChars="100" w:firstLine="210"/>
-            </w:pPr>
-            <w:r>
-              <w:t>'3':'</w:t>
-            </w:r>
-            <w:r>
-              <w:t>name | name1</w:t>
-            </w:r>
-            <w:r>
-              <w:t>'</w:t>
-            </w:r>
-          </w:p>
-          <w:p>
-            <w:r>
-              <w:t>}</w:t>
-            </w:r>
-          </w:p>
-          <w:p>
-            <w:r>
-              <w:t>{</w:t>
-            </w:r>
-          </w:p>
-          <w:p>
-            <w:pPr>
-              <w:ind w:firstLineChars="100" w:firstLine="210"/>
-            </w:pPr>
-            <w:r>
-              <w:t>'</w:t>
-            </w:r>
-            <w:r>
-              <w:rPr>
-                <w:rFonts w:hint="eastAsia"/>
-              </w:rPr>
-              <w:t>4</w:t>
-            </w:r>
-            <w:r>
-              <w:t>':'</w:t>
-            </w:r>
-            <w:r>
-              <w:t xml:space="preserve">-[ RECORD </w:t>
-            </w:r>
-            <w:r>
-              <w:rPr>
-                <w:rFonts w:hint="eastAsia"/>
-              </w:rPr>
-              <w:t>2</w:t>
-            </w:r>
-            <w:r>
-              <w:t xml:space="preserve"> ]</w:t>
-            </w:r>
-            <w:r>
-              <w:t>'</w:t>
-            </w:r>
-          </w:p>
-          <w:p>
-            <w:r>
-              <w:t>}</w:t>
-            </w:r>
-          </w:p>
-          <w:p>
-            <w:r>
-              <w:t>{</w:t>
-            </w:r>
-          </w:p>
-          <w:p>
-            <w:pPr>
-              <w:ind w:firstLineChars="100" w:firstLine="210"/>
-            </w:pPr>
-            <w:r>
-              <w:t>'</w:t>
-            </w:r>
-            <w:r>
-              <w:rPr>
-                <w:rFonts w:hint="eastAsia"/>
-              </w:rPr>
-              <w:t>5</w:t>
-            </w:r>
-            <w:r>
-              <w:t>':'</w:t>
-            </w:r>
-            <w:r>
-              <w:t xml:space="preserve">id   | </w:t>
-            </w:r>
-            <w:r>
-              <w:rPr>
-                <w:rFonts w:hint="eastAsia"/>
-              </w:rPr>
-              <w:t>2</w:t>
-            </w:r>
-            <w:r>
-              <w:t>'</w:t>
-            </w:r>
-          </w:p>
-          <w:p>
-            <w:r>
-              <w:t>}</w:t>
-            </w:r>
-          </w:p>
-          <w:p>
-            <w:r>
-              <w:t>{</w:t>
-            </w:r>
-          </w:p>
-          <w:p>
-            <w:pPr>
-              <w:ind w:firstLineChars="100" w:firstLine="210"/>
-            </w:pPr>
-            <w:r>
-              <w:t>'</w:t>
-            </w:r>
-            <w:r>
-              <w:rPr>
-                <w:rFonts w:hint="eastAsia"/>
-              </w:rPr>
-              <w:t>6</w:t>
-            </w:r>
-            <w:r>
-              <w:t>':'</w:t>
-            </w:r>
-            <w:r>
-              <w:t>name | name</w:t>
-            </w:r>
-            <w:r>
-              <w:rPr>
-                <w:rFonts w:hint="eastAsia"/>
-              </w:rPr>
-              <w:t>2</w:t>
-            </w:r>
-            <w:r>
-              <w:t>'</w:t>
-            </w:r>
-          </w:p>
-          <w:p>
-            <w:r>
-              <w:t>}</w:t>
-            </w:r>
-          </w:p>
-          <w:p>
-            <w:r>
-              <w:t>{</w:t>
-            </w:r>
-          </w:p>
-          <w:p>
-            <w:pPr>
-              <w:ind w:firstLineChars="100" w:firstLine="210"/>
-            </w:pPr>
-            <w:r>
-              <w:t>'</w:t>
-            </w:r>
-            <w:r>
-              <w:rPr>
-                <w:rFonts w:hint="eastAsia"/>
-              </w:rPr>
-              <w:t>7</w:t>
-            </w:r>
-            <w:r>
-              <w:t>':''</w:t>
-            </w:r>
-          </w:p>
-          <w:p>
-            <w:r>
-              <w:t>}</w:t>
-            </w:r>
+            <w:pPr>
+              <w:rPr>
+                <w:ins w:id="195" w:author="linyoubin" w:date="2016-01-04T13:58:00Z"/>
+              </w:rPr>
+            </w:pPr>
+            <w:ins w:id="196" w:author="linyoubin" w:date="2016-01-04T13:58:00Z">
+              <w:r>
+                <w:rPr>
+                  <w:rFonts w:hint="eastAsia"/>
+                </w:rPr>
+                <w:t>{</w:t>
+              </w:r>
+            </w:ins>
+          </w:p>
+          <w:p>
+            <w:pPr>
+              <w:rPr>
+                <w:ins w:id="197" w:author="linyoubin" w:date="2016-01-04T13:58:00Z"/>
+              </w:rPr>
+            </w:pPr>
+            <w:ins w:id="198" w:author="linyoubin" w:date="2016-01-04T13:58:00Z">
+              <w:r>
+                <w:rPr>
+                  <w:rFonts w:hint="eastAsia"/>
+                </w:rPr>
+                <w:t xml:space="preserve">   </w:t>
+              </w:r>
+              <w:r>
+                <w:rPr>
+                  <w:rFonts w:hint="eastAsia"/>
+                </w:rPr>
+                <w:t>通用响应体</w:t>
+              </w:r>
+            </w:ins>
+          </w:p>
+          <w:p>
+            <w:pPr>
+              <w:rPr>
+                <w:ins w:id="199" w:author="linyoubin" w:date="2016-01-04T13:58:00Z"/>
+              </w:rPr>
+            </w:pPr>
+            <w:ins w:id="200" w:author="linyoubin" w:date="2016-01-04T13:58:00Z">
+              <w:r>
+                <w:rPr>
+                  <w:rFonts w:hint="eastAsia"/>
+                </w:rPr>
+                <w:t>}</w:t>
+              </w:r>
+            </w:ins>
+          </w:p>
+          <w:p>
+            <w:pPr>
+              <w:rPr>
+                <w:ins w:id="201" w:author="linyoubin" w:date="2016-01-04T13:58:00Z"/>
+              </w:rPr>
+            </w:pPr>
           </w:p>
         </w:tc>
       </w:tr>
       <w:tr>
+        <w:trPr>
+          <w:ins w:id="202" w:author="linyoubin" w:date="2016-01-04T13:58:00Z"/>
+        </w:trPr>
         <w:tc>
           <w:tcPr>
             <w:tcW w:w="1418" w:type="dxa"/>
           </w:tcPr>
           <w:p>
-            <w:r>
-              <w:rPr>
-                <w:rFonts w:hint="eastAsia"/>
-              </w:rPr>
-              <w:t>说明</w:t>
-            </w:r>
+            <w:pPr>
+              <w:rPr>
+                <w:ins w:id="203" w:author="linyoubin" w:date="2016-01-04T13:58:00Z"/>
+              </w:rPr>
+            </w:pPr>
+            <w:ins w:id="204" w:author="linyoubin" w:date="2016-01-04T13:58:00Z">
+              <w:r>
+                <w:rPr>
+                  <w:rFonts w:hint="eastAsia"/>
+                </w:rPr>
+                <w:t>说明</w:t>
+              </w:r>
+            </w:ins>
           </w:p>
         </w:tc>
         <w:tc>
           <w:tcPr>
             <w:tcW w:w="3827" w:type="dxa"/>
           </w:tcPr>
-          <w:p/>
+          <w:p>
+            <w:pPr>
+              <w:rPr>
+                <w:ins w:id="205" w:author="linyoubin" w:date="2016-01-04T13:58:00Z"/>
+              </w:rPr>
+            </w:pPr>
+          </w:p>
         </w:tc>
         <w:tc>
           <w:tcPr>
             <w:tcW w:w="3544" w:type="dxa"/>
           </w:tcPr>
           <w:p>
-            <w:r>
-              <w:t>-[ RECORD 1 ]</w:t>
-            </w:r>
-          </w:p>
-          <w:p>
-            <w:r>
-              <w:t>id   | 1</w:t>
-            </w:r>
-          </w:p>
-          <w:p>
-            <w:r>
-              <w:t>name | name1</w:t>
-            </w:r>
-          </w:p>
-          <w:p>
-            <w:r>
-              <w:t>-[ RECORD 2 ]</w:t>
-            </w:r>
-          </w:p>
-          <w:p>
-            <w:r>
-              <w:t>id   | 1</w:t>
-            </w:r>
-          </w:p>
-          <w:p>
-            <w:r>
-              <w:t>name | name1</w:t>
-            </w:r>
-          </w:p>
-          <w:p>
-            <w:r>
-              <w:t>-[ RECORD 3 ]</w:t>
-            </w:r>
-          </w:p>
-          <w:p>
-            <w:r>
-              <w:t>id   | 2</w:t>
-            </w:r>
-          </w:p>
-          <w:p>
-            <w:r>
-              <w:t>name | name2</w:t>
-            </w:r>
-          </w:p>
-          <w:p/>
-          <w:p>
-            <w:r>
-              <w:rPr>
-                <w:rFonts w:hint="eastAsia"/>
-              </w:rPr>
-              <w:t>将结果格式化为如下格式：</w:t>
-            </w:r>
-          </w:p>
-          <w:p>
-            <w:r>
-              <w:t>{'1':'</w:t>
-            </w:r>
-            <w:r>
-              <w:t>-[ RECORD 1 ]</w:t>
-            </w:r>
-            <w:r>
-              <w:t>'}</w:t>
-            </w:r>
-          </w:p>
-          <w:p>
-            <w:r>
-              <w:t>{'2':'</w:t>
-            </w:r>
-            <w:r>
-              <w:t>id   | 1</w:t>
-            </w:r>
-            <w:r>
-              <w:t>'}</w:t>
-            </w:r>
-          </w:p>
-          <w:p>
-            <w:r>
-              <w:t>{'3':'</w:t>
-            </w:r>
-            <w:r>
-              <w:t>name | name1</w:t>
-            </w:r>
-            <w:r>
-              <w:t>'}</w:t>
-            </w:r>
-          </w:p>
-          <w:p>
-            <w:r>
-              <w:t>{'</w:t>
-            </w:r>
-            <w:r>
-              <w:rPr>
-                <w:rFonts w:hint="eastAsia"/>
-              </w:rPr>
-              <w:t>4</w:t>
-            </w:r>
-            <w:r>
-              <w:t>':'</w:t>
-            </w:r>
-            <w:r>
-              <w:t xml:space="preserve">-[ RECORD </w:t>
-            </w:r>
-            <w:r>
-              <w:rPr>
-                <w:rFonts w:hint="eastAsia"/>
-              </w:rPr>
-              <w:t>2</w:t>
-            </w:r>
-            <w:r>
-              <w:t xml:space="preserve"> ]</w:t>
-            </w:r>
-            <w:r>
-              <w:t>'}</w:t>
-            </w:r>
-          </w:p>
-          <w:p>
-            <w:r>
-              <w:t>{'</w:t>
-            </w:r>
-            <w:r>
-              <w:rPr>
-                <w:rFonts w:hint="eastAsia"/>
-              </w:rPr>
-              <w:t>5</w:t>
-            </w:r>
-            <w:r>
-              <w:t>':'</w:t>
-            </w:r>
-            <w:r>
-              <w:t xml:space="preserve">id   | </w:t>
-            </w:r>
-            <w:r>
-              <w:rPr>
-                <w:rFonts w:hint="eastAsia"/>
-              </w:rPr>
-              <w:t>2</w:t>
-            </w:r>
-            <w:r>
-              <w:t>'}</w:t>
-            </w:r>
-          </w:p>
-          <w:p>
-            <w:r>
-              <w:t>{'</w:t>
-            </w:r>
-            <w:r>
-              <w:rPr>
-                <w:rFonts w:hint="eastAsia"/>
-              </w:rPr>
-              <w:t>6</w:t>
-            </w:r>
-            <w:r>
-              <w:t>':'</w:t>
-            </w:r>
-            <w:r>
-              <w:t>name | name</w:t>
-            </w:r>
-            <w:r>
-              <w:rPr>
-                <w:rFonts w:hint="eastAsia"/>
-              </w:rPr>
-              <w:t>2</w:t>
-            </w:r>
-            <w:r>
-              <w:t>'}</w:t>
-            </w:r>
-          </w:p>
-          <w:p>
-            <w:r>
-              <w:t>{'</w:t>
-            </w:r>
-            <w:r>
-              <w:rPr>
-                <w:rFonts w:hint="eastAsia"/>
-              </w:rPr>
-              <w:t>7</w:t>
-            </w:r>
-            <w:r>
-              <w:t>':''}</w:t>
-            </w:r>
+            <w:pPr>
+              <w:rPr>
+                <w:ins w:id="206" w:author="linyoubin" w:date="2016-01-04T13:58:00Z"/>
+              </w:rPr>
+            </w:pPr>
           </w:p>
         </w:tc>
       </w:tr>
     </w:tbl>
-    <w:p/>
     <w:p>
       <w:pPr>
-        <w:pStyle w:val="Heading2"/>
+        <w:rPr>
+          <w:ins w:id="207" w:author="linyoubin" w:date="2016-01-04T13:58:00Z"/>
+        </w:rPr>
       </w:pPr>
-      <w:r>
-        <w:rPr>
-          <w:rFonts w:hint="eastAsia"/>
-        </w:rPr>
-        <w:t>OM</w:t>
-      </w:r>
-      <w:r>
-        <w:rPr>
-          <w:rFonts w:hint="eastAsia"/>
-        </w:rPr>
-        <w:t>与</w:t>
-      </w:r>
-      <w:r>
-        <w:rPr>
-          <w:rFonts w:hint="eastAsia"/>
-        </w:rPr>
-        <w:t>Agent</w:t>
-      </w:r>
-      <w:r>
-        <w:rPr>
-          <w:rFonts w:hint="eastAsia"/>
-        </w:rPr>
-        <w:t>接口</w:t>
-      </w:r>
-    </w:p>
-    <w:p>
-      <w:r>
-        <w:rPr>
-          <w:rFonts w:hint="eastAsia"/>
-        </w:rPr>
-        <w:t>OM</w:t>
-      </w:r>
-      <w:r>
-        <w:rPr>
-          <w:rFonts w:hint="eastAsia"/>
-        </w:rPr>
-        <w:t>与</w:t>
-      </w:r>
-      <w:r>
-        <w:rPr>
-          <w:rFonts w:hint="eastAsia"/>
-        </w:rPr>
-        <w:t>Agent</w:t>
-      </w:r>
-      <w:r>
-        <w:rPr>
-          <w:rFonts w:hint="eastAsia"/>
-        </w:rPr>
-        <w:t>走内部消息流程，最外层消息与</w:t>
-      </w:r>
-      <w:r>
-        <w:rPr>
-          <w:rFonts w:hint="eastAsia"/>
-        </w:rPr>
-        <w:t>sdb</w:t>
-      </w:r>
-      <w:r>
-        <w:rPr>
-          <w:rFonts w:hint="eastAsia"/>
-        </w:rPr>
-        <w:t>内部消息一致，均为</w:t>
-      </w:r>
-      <w:r>
-        <w:rPr>
-          <w:rFonts w:hint="eastAsia"/>
-        </w:rPr>
-        <w:t>MsgHeader</w:t>
-      </w:r>
-      <w:r>
-        <w:rPr>
-          <w:rFonts w:hint="eastAsia"/>
-        </w:rPr>
-        <w:t>结构</w:t>
-      </w:r>
-      <w:r>
-        <w:rPr>
-          <w:rFonts w:hint="eastAsia"/>
-        </w:rPr>
-        <w:t>。走</w:t>
-      </w:r>
-      <w:r>
-        <w:rPr>
-          <w:rFonts w:hint="eastAsia"/>
-        </w:rPr>
-        <w:t>Query</w:t>
-      </w:r>
-      <w:r>
-        <w:rPr>
-          <w:rFonts w:hint="eastAsia"/>
-        </w:rPr>
-        <w:t>消息，以下仅描述</w:t>
-      </w:r>
-      <w:r>
-        <w:rPr>
-          <w:rFonts w:hint="eastAsia"/>
-        </w:rPr>
-        <w:t>MsgHeader</w:t>
-      </w:r>
-      <w:r>
-        <w:rPr>
-          <w:rFonts w:hint="eastAsia"/>
-        </w:rPr>
-        <w:t>中的内部接口。</w:t>
-      </w:r>
     </w:p>
     <w:p>
       <w:pPr>
         <w:pStyle w:val="Heading3"/>
+        <w:rPr>
+          <w:ins w:id="208" w:author="linyoubin" w:date="2016-01-04T13:59:00Z"/>
+        </w:rPr>
       </w:pPr>
-      <w:r>
-        <w:rPr>
-          <w:rFonts w:hint="eastAsia"/>
-        </w:rPr>
-        <w:t>执行</w:t>
-      </w:r>
-      <w:r>
-        <w:rPr>
-          <w:rFonts w:hint="eastAsia"/>
-        </w:rPr>
-        <w:t>SequoiaSQL</w:t>
-      </w:r>
-      <w:r>
-        <w:rPr>
-          <w:rFonts w:hint="eastAsia"/>
-        </w:rPr>
-        <w:t>命令</w:t>
-      </w:r>
+      <w:ins w:id="209" w:author="linyoubin" w:date="2016-01-04T13:59:00Z">
+        <w:r>
+          <w:rPr>
+            <w:rFonts w:hint="eastAsia"/>
+          </w:rPr>
+          <w:t>发现</w:t>
+        </w:r>
+        <w:r>
+          <w:rPr>
+            <w:rFonts w:hint="eastAsia"/>
+          </w:rPr>
+          <w:t>yarn</w:t>
+        </w:r>
+        <w:r>
+          <w:rPr>
+            <w:rFonts w:hint="eastAsia"/>
+          </w:rPr>
+          <w:t>业务</w:t>
+        </w:r>
+      </w:ins>
     </w:p>
     <w:tbl>
       <w:tblPr>
@@ -2768,6 +3315,2476 @@
         <w:gridCol w:w="3544"/>
       </w:tblGrid>
       <w:tr>
+        <w:trPr>
+          <w:ins w:id="210" w:author="linyoubin" w:date="2016-01-04T13:59:00Z"/>
+        </w:trPr>
+        <w:tc>
+          <w:tcPr>
+            <w:tcW w:w="1418" w:type="dxa"/>
+            <w:shd w:val="clear" w:color="auto" w:fill="DDD9C3" w:themeFill="background2" w:themeFillShade="E6"/>
+          </w:tcPr>
+          <w:p>
+            <w:pPr>
+              <w:rPr>
+                <w:ins w:id="211" w:author="linyoubin" w:date="2016-01-04T13:59:00Z"/>
+              </w:rPr>
+            </w:pPr>
+          </w:p>
+        </w:tc>
+        <w:tc>
+          <w:tcPr>
+            <w:tcW w:w="3827" w:type="dxa"/>
+            <w:shd w:val="clear" w:color="auto" w:fill="DDD9C3" w:themeFill="background2" w:themeFillShade="E6"/>
+          </w:tcPr>
+          <w:p>
+            <w:pPr>
+              <w:rPr>
+                <w:ins w:id="212" w:author="linyoubin" w:date="2016-01-04T13:59:00Z"/>
+              </w:rPr>
+            </w:pPr>
+            <w:ins w:id="213" w:author="linyoubin" w:date="2016-01-04T13:59:00Z">
+              <w:r>
+                <w:rPr>
+                  <w:rFonts w:hint="eastAsia"/>
+                </w:rPr>
+                <w:t>说明</w:t>
+              </w:r>
+            </w:ins>
+          </w:p>
+        </w:tc>
+        <w:tc>
+          <w:tcPr>
+            <w:tcW w:w="3544" w:type="dxa"/>
+            <w:shd w:val="clear" w:color="auto" w:fill="DDD9C3" w:themeFill="background2" w:themeFillShade="E6"/>
+          </w:tcPr>
+          <w:p>
+            <w:pPr>
+              <w:rPr>
+                <w:ins w:id="214" w:author="linyoubin" w:date="2016-01-04T13:59:00Z"/>
+              </w:rPr>
+            </w:pPr>
+          </w:p>
+        </w:tc>
+      </w:tr>
+      <w:tr>
+        <w:trPr>
+          <w:ins w:id="215" w:author="linyoubin" w:date="2016-01-04T13:59:00Z"/>
+        </w:trPr>
+        <w:tc>
+          <w:tcPr>
+            <w:tcW w:w="1418" w:type="dxa"/>
+          </w:tcPr>
+          <w:p>
+            <w:pPr>
+              <w:rPr>
+                <w:ins w:id="216" w:author="linyoubin" w:date="2016-01-04T13:59:00Z"/>
+              </w:rPr>
+            </w:pPr>
+            <w:ins w:id="217" w:author="linyoubin" w:date="2016-01-04T13:59:00Z">
+              <w:r>
+                <w:rPr>
+                  <w:rFonts w:hint="eastAsia"/>
+                </w:rPr>
+                <w:t>请求头</w:t>
+              </w:r>
+            </w:ins>
+          </w:p>
+        </w:tc>
+        <w:tc>
+          <w:tcPr>
+            <w:tcW w:w="3827" w:type="dxa"/>
+          </w:tcPr>
+          <w:p>
+            <w:pPr>
+              <w:rPr>
+                <w:ins w:id="218" w:author="linyoubin" w:date="2016-01-04T13:59:00Z"/>
+              </w:rPr>
+            </w:pPr>
+            <w:ins w:id="219" w:author="linyoubin" w:date="2016-01-04T13:59:00Z">
+              <w:r>
+                <w:rPr>
+                  <w:rFonts w:hint="eastAsia"/>
+                </w:rPr>
+                <w:t>同通用请求头</w:t>
+              </w:r>
+            </w:ins>
+          </w:p>
+        </w:tc>
+        <w:tc>
+          <w:tcPr>
+            <w:tcW w:w="3544" w:type="dxa"/>
+          </w:tcPr>
+          <w:p>
+            <w:pPr>
+              <w:rPr>
+                <w:ins w:id="220" w:author="linyoubin" w:date="2016-01-04T13:59:00Z"/>
+              </w:rPr>
+            </w:pPr>
+          </w:p>
+        </w:tc>
+      </w:tr>
+      <w:tr>
+        <w:trPr>
+          <w:ins w:id="221" w:author="linyoubin" w:date="2016-01-04T13:59:00Z"/>
+        </w:trPr>
+        <w:tc>
+          <w:tcPr>
+            <w:tcW w:w="1418" w:type="dxa"/>
+          </w:tcPr>
+          <w:p>
+            <w:pPr>
+              <w:rPr>
+                <w:ins w:id="222" w:author="linyoubin" w:date="2016-01-04T13:59:00Z"/>
+              </w:rPr>
+            </w:pPr>
+            <w:ins w:id="223" w:author="linyoubin" w:date="2016-01-04T13:59:00Z">
+              <w:r>
+                <w:rPr>
+                  <w:rFonts w:hint="eastAsia"/>
+                </w:rPr>
+                <w:t>请求内容</w:t>
+              </w:r>
+            </w:ins>
+          </w:p>
+        </w:tc>
+        <w:tc>
+          <w:tcPr>
+            <w:tcW w:w="3827" w:type="dxa"/>
+          </w:tcPr>
+          <w:p>
+            <w:pPr>
+              <w:rPr>
+                <w:ins w:id="224" w:author="linyoubin" w:date="2016-01-04T13:59:00Z"/>
+              </w:rPr>
+            </w:pPr>
+            <w:ins w:id="225" w:author="linyoubin" w:date="2016-01-04T13:59:00Z">
+              <w:r>
+                <w:t>cmd</w:t>
+              </w:r>
+              <w:r>
+                <w:rPr>
+                  <w:rFonts w:hint="eastAsia"/>
+                </w:rPr>
+                <w:t xml:space="preserve">: </w:t>
+              </w:r>
+              <w:r>
+                <w:t>discovery business</w:t>
+              </w:r>
+            </w:ins>
+          </w:p>
+          <w:p>
+            <w:pPr>
+              <w:rPr>
+                <w:ins w:id="226" w:author="linyoubin" w:date="2016-01-04T13:59:00Z"/>
+              </w:rPr>
+            </w:pPr>
+            <w:ins w:id="227" w:author="linyoubin" w:date="2016-01-04T13:59:00Z">
+              <w:r>
+                <w:t>ConfigInfo</w:t>
+              </w:r>
+              <w:r>
+                <w:rPr>
+                  <w:rFonts w:hint="eastAsia"/>
+                </w:rPr>
+                <w:t xml:space="preserve">: </w:t>
+              </w:r>
+              <w:r>
+                <w:rPr>
+                  <w:rFonts w:hint="eastAsia"/>
+                </w:rPr>
+                <w:t>业务详细信息</w:t>
+              </w:r>
+            </w:ins>
+          </w:p>
+          <w:p>
+            <w:pPr>
+              <w:rPr>
+                <w:ins w:id="228" w:author="linyoubin" w:date="2016-01-04T13:59:00Z"/>
+              </w:rPr>
+            </w:pPr>
+            <w:ins w:id="229" w:author="linyoubin" w:date="2016-01-04T13:59:00Z">
+              <w:r>
+                <w:rPr>
+                  <w:rFonts w:hint="eastAsia"/>
+                </w:rPr>
+                <w:t>{</w:t>
+              </w:r>
+            </w:ins>
+          </w:p>
+          <w:p>
+            <w:pPr>
+              <w:rPr>
+                <w:ins w:id="230" w:author="linyoubin" w:date="2016-01-04T13:59:00Z"/>
+              </w:rPr>
+            </w:pPr>
+            <w:ins w:id="231" w:author="linyoubin" w:date="2016-01-04T13:59:00Z">
+              <w:r>
+                <w:rPr>
+                  <w:rFonts w:hint="eastAsia"/>
+                </w:rPr>
+                <w:t xml:space="preserve">  </w:t>
+              </w:r>
+              <w:r>
+                <w:t>ClusterName</w:t>
+              </w:r>
+              <w:r>
+                <w:rPr>
+                  <w:rFonts w:hint="eastAsia"/>
+                </w:rPr>
+                <w:t xml:space="preserve">: </w:t>
+              </w:r>
+              <w:r>
+                <w:rPr>
+                  <w:rFonts w:hint="eastAsia"/>
+                </w:rPr>
+                <w:t>集群名字</w:t>
+              </w:r>
+            </w:ins>
+          </w:p>
+          <w:p>
+            <w:pPr>
+              <w:rPr>
+                <w:ins w:id="232" w:author="linyoubin" w:date="2016-01-04T13:59:00Z"/>
+              </w:rPr>
+            </w:pPr>
+            <w:ins w:id="233" w:author="linyoubin" w:date="2016-01-04T13:59:00Z">
+              <w:r>
+                <w:rPr>
+                  <w:rFonts w:hint="eastAsia"/>
+                </w:rPr>
+                <w:t xml:space="preserve">  BusinessType: </w:t>
+              </w:r>
+              <w:r>
+                <w:rPr>
+                  <w:rFonts w:hint="eastAsia"/>
+                </w:rPr>
+                <w:t>业务类型</w:t>
+              </w:r>
+            </w:ins>
+          </w:p>
+          <w:p>
+            <w:pPr>
+              <w:rPr>
+                <w:ins w:id="234" w:author="linyoubin" w:date="2016-01-04T13:59:00Z"/>
+              </w:rPr>
+            </w:pPr>
+            <w:ins w:id="235" w:author="linyoubin" w:date="2016-01-04T13:59:00Z">
+              <w:r>
+                <w:rPr>
+                  <w:rFonts w:hint="eastAsia"/>
+                </w:rPr>
+                <w:t xml:space="preserve">  BusinessName</w:t>
+              </w:r>
+              <w:r>
+                <w:rPr>
+                  <w:rFonts w:hint="eastAsia"/>
+                </w:rPr>
+                <w:t xml:space="preserve">: </w:t>
+              </w:r>
+              <w:r>
+                <w:rPr>
+                  <w:rFonts w:hint="eastAsia"/>
+                </w:rPr>
+                <w:t>业务名</w:t>
+              </w:r>
+            </w:ins>
+          </w:p>
+          <w:p>
+            <w:pPr>
+              <w:rPr>
+                <w:ins w:id="236" w:author="linyoubin" w:date="2016-01-04T13:59:00Z"/>
+              </w:rPr>
+            </w:pPr>
+            <w:ins w:id="237" w:author="linyoubin" w:date="2016-01-04T13:59:00Z">
+              <w:r>
+                <w:rPr>
+                  <w:rFonts w:hint="eastAsia"/>
+                </w:rPr>
+                <w:t xml:space="preserve">  BusinessInfo: </w:t>
+              </w:r>
+              <w:r>
+                <w:rPr>
+                  <w:rFonts w:hint="eastAsia"/>
+                </w:rPr>
+                <w:t>业务信息</w:t>
+              </w:r>
+            </w:ins>
+          </w:p>
+          <w:p>
+            <w:pPr>
+              <w:rPr>
+                <w:ins w:id="238" w:author="linyoubin" w:date="2016-01-04T13:59:00Z"/>
+              </w:rPr>
+            </w:pPr>
+            <w:ins w:id="239" w:author="linyoubin" w:date="2016-01-04T13:59:00Z">
+              <w:r>
+                <w:rPr>
+                  <w:rFonts w:hint="eastAsia"/>
+                </w:rPr>
+                <w:t xml:space="preserve">  {</w:t>
+              </w:r>
+            </w:ins>
+          </w:p>
+          <w:p>
+            <w:pPr>
+              <w:ind w:firstLine="405"/>
+              <w:rPr>
+                <w:ins w:id="240" w:author="linyoubin" w:date="2016-01-04T13:59:00Z"/>
+              </w:rPr>
+            </w:pPr>
+            <w:ins w:id="241" w:author="linyoubin" w:date="2016-01-04T13:59:00Z">
+              <w:r>
+                <w:rPr>
+                  <w:rFonts w:hint="eastAsia"/>
+                </w:rPr>
+                <w:t>HostName:</w:t>
+              </w:r>
+              <w:r>
+                <w:rPr>
+                  <w:rFonts w:hint="eastAsia"/>
+                </w:rPr>
+                <w:t>主机名</w:t>
+              </w:r>
+            </w:ins>
+          </w:p>
+          <w:p>
+            <w:pPr>
+              <w:ind w:firstLine="405"/>
+              <w:rPr>
+                <w:ins w:id="242" w:author="linyoubin" w:date="2016-01-04T13:59:00Z"/>
+              </w:rPr>
+            </w:pPr>
+            <w:ins w:id="243" w:author="linyoubin" w:date="2016-01-04T13:59:00Z">
+              <w:r>
+                <w:rPr>
+                  <w:rFonts w:hint="eastAsia"/>
+                </w:rPr>
+                <w:t>WebServicePort:web</w:t>
+              </w:r>
+              <w:r>
+                <w:rPr>
+                  <w:rFonts w:hint="eastAsia"/>
+                </w:rPr>
+                <w:t>服务端口</w:t>
+              </w:r>
+            </w:ins>
+          </w:p>
+          <w:p>
+            <w:pPr>
+              <w:rPr>
+                <w:ins w:id="244" w:author="linyoubin" w:date="2016-01-04T13:59:00Z"/>
+              </w:rPr>
+            </w:pPr>
+            <w:ins w:id="245" w:author="linyoubin" w:date="2016-01-04T13:59:00Z">
+              <w:r>
+                <w:rPr>
+                  <w:rFonts w:hint="eastAsia"/>
+                </w:rPr>
+                <w:lastRenderedPageBreak/>
+                <w:t xml:space="preserve">  }</w:t>
+              </w:r>
+            </w:ins>
+          </w:p>
+          <w:p>
+            <w:pPr>
+              <w:rPr>
+                <w:ins w:id="246" w:author="linyoubin" w:date="2016-01-04T13:59:00Z"/>
+              </w:rPr>
+            </w:pPr>
+            <w:ins w:id="247" w:author="linyoubin" w:date="2016-01-04T13:59:00Z">
+              <w:r>
+                <w:rPr>
+                  <w:rFonts w:hint="eastAsia"/>
+                </w:rPr>
+                <w:t>}</w:t>
+              </w:r>
+            </w:ins>
+          </w:p>
+        </w:tc>
+        <w:tc>
+          <w:tcPr>
+            <w:tcW w:w="3544" w:type="dxa"/>
+          </w:tcPr>
+          <w:p>
+            <w:pPr>
+              <w:rPr>
+                <w:ins w:id="248" w:author="linyoubin" w:date="2016-01-04T13:59:00Z"/>
+              </w:rPr>
+            </w:pPr>
+            <w:ins w:id="249" w:author="linyoubin" w:date="2016-01-04T13:59:00Z">
+              <w:r>
+                <w:lastRenderedPageBreak/>
+                <w:t>cmd</w:t>
+              </w:r>
+              <w:r>
+                <w:rPr>
+                  <w:rFonts w:hint="eastAsia"/>
+                </w:rPr>
+                <w:t>=</w:t>
+              </w:r>
+              <w:r>
+                <w:t>discovery business</w:t>
+              </w:r>
+            </w:ins>
+          </w:p>
+          <w:p>
+            <w:pPr>
+              <w:rPr>
+                <w:ins w:id="250" w:author="linyoubin" w:date="2016-01-04T13:59:00Z"/>
+              </w:rPr>
+            </w:pPr>
+            <w:ins w:id="251" w:author="linyoubin" w:date="2016-01-04T13:59:00Z">
+              <w:r>
+                <w:rPr>
+                  <w:rFonts w:hint="eastAsia"/>
+                </w:rPr>
+                <w:t>&amp;</w:t>
+              </w:r>
+              <w:r>
+                <w:t>ConfigInfo</w:t>
+              </w:r>
+              <w:r>
+                <w:rPr>
+                  <w:rFonts w:hint="eastAsia"/>
+                </w:rPr>
+                <w:t>=</w:t>
+              </w:r>
+            </w:ins>
+          </w:p>
+          <w:p>
+            <w:pPr>
+              <w:rPr>
+                <w:ins w:id="252" w:author="linyoubin" w:date="2016-01-04T13:59:00Z"/>
+              </w:rPr>
+            </w:pPr>
+            <w:ins w:id="253" w:author="linyoubin" w:date="2016-01-04T13:59:00Z">
+              <w:r>
+                <w:rPr>
+                  <w:rFonts w:hint="eastAsia"/>
+                </w:rPr>
+                <w:t>{</w:t>
+              </w:r>
+            </w:ins>
+          </w:p>
+          <w:p>
+            <w:pPr>
+              <w:rPr>
+                <w:ins w:id="254" w:author="linyoubin" w:date="2016-01-04T13:59:00Z"/>
+              </w:rPr>
+            </w:pPr>
+            <w:ins w:id="255" w:author="linyoubin" w:date="2016-01-04T13:59:00Z">
+              <w:r>
+                <w:rPr>
+                  <w:rFonts w:hint="eastAsia"/>
+                </w:rPr>
+                <w:t xml:space="preserve">  </w:t>
+              </w:r>
+              <w:r>
+                <w:t>ClusterName</w:t>
+              </w:r>
+              <w:r>
+                <w:rPr>
+                  <w:rFonts w:hint="eastAsia"/>
+                </w:rPr>
+                <w:t>: 'c1'</w:t>
+              </w:r>
+            </w:ins>
+          </w:p>
+          <w:p>
+            <w:pPr>
+              <w:rPr>
+                <w:ins w:id="256" w:author="linyoubin" w:date="2016-01-04T13:59:00Z"/>
+              </w:rPr>
+            </w:pPr>
+            <w:ins w:id="257" w:author="linyoubin" w:date="2016-01-04T13:59:00Z">
+              <w:r>
+                <w:rPr>
+                  <w:rFonts w:hint="eastAsia"/>
+                </w:rPr>
+                <w:t xml:space="preserve">  BusinessType: '</w:t>
+              </w:r>
+              <w:r>
+                <w:rPr>
+                  <w:rFonts w:hint="eastAsia"/>
+                </w:rPr>
+                <w:t>yarn</w:t>
+              </w:r>
+              <w:r>
+                <w:rPr>
+                  <w:rFonts w:hint="eastAsia"/>
+                </w:rPr>
+                <w:t>'</w:t>
+              </w:r>
+            </w:ins>
+          </w:p>
+          <w:p>
+            <w:pPr>
+              <w:rPr>
+                <w:ins w:id="258" w:author="linyoubin" w:date="2016-01-04T13:59:00Z"/>
+              </w:rPr>
+            </w:pPr>
+            <w:ins w:id="259" w:author="linyoubin" w:date="2016-01-04T13:59:00Z">
+              <w:r>
+                <w:rPr>
+                  <w:rFonts w:hint="eastAsia"/>
+                </w:rPr>
+                <w:t xml:space="preserve">  BusinessName</w:t>
+              </w:r>
+              <w:r>
+                <w:rPr>
+                  <w:rFonts w:hint="eastAsia"/>
+                </w:rPr>
+                <w:t xml:space="preserve">: </w:t>
+              </w:r>
+              <w:r>
+                <w:rPr>
+                  <w:rFonts w:hint="eastAsia"/>
+                </w:rPr>
+                <w:t>'my</w:t>
+              </w:r>
+              <w:r>
+                <w:rPr>
+                  <w:rFonts w:hint="eastAsia"/>
+                </w:rPr>
+                <w:t>Yarn</w:t>
+              </w:r>
+              <w:r>
+                <w:rPr>
+                  <w:rFonts w:hint="eastAsia"/>
+                </w:rPr>
+                <w:t>'</w:t>
+              </w:r>
+            </w:ins>
+          </w:p>
+          <w:p>
+            <w:pPr>
+              <w:rPr>
+                <w:ins w:id="260" w:author="linyoubin" w:date="2016-01-04T13:59:00Z"/>
+              </w:rPr>
+            </w:pPr>
+            <w:ins w:id="261" w:author="linyoubin" w:date="2016-01-04T13:59:00Z">
+              <w:r>
+                <w:rPr>
+                  <w:rFonts w:hint="eastAsia"/>
+                </w:rPr>
+                <w:t xml:space="preserve">  BusinessInfo:</w:t>
+              </w:r>
+            </w:ins>
+          </w:p>
+          <w:p>
+            <w:pPr>
+              <w:rPr>
+                <w:ins w:id="262" w:author="linyoubin" w:date="2016-01-04T13:59:00Z"/>
+              </w:rPr>
+            </w:pPr>
+            <w:ins w:id="263" w:author="linyoubin" w:date="2016-01-04T13:59:00Z">
+              <w:r>
+                <w:rPr>
+                  <w:rFonts w:hint="eastAsia"/>
+                </w:rPr>
+                <w:t xml:space="preserve">  {</w:t>
+              </w:r>
+            </w:ins>
+          </w:p>
+          <w:p>
+            <w:pPr>
+              <w:ind w:firstLine="405"/>
+              <w:rPr>
+                <w:ins w:id="264" w:author="linyoubin" w:date="2016-01-04T13:59:00Z"/>
+              </w:rPr>
+            </w:pPr>
+            <w:ins w:id="265" w:author="linyoubin" w:date="2016-01-04T13:59:00Z">
+              <w:r>
+                <w:rPr>
+                  <w:rFonts w:hint="eastAsia"/>
+                </w:rPr>
+                <w:t>HostName: 'host1'</w:t>
+              </w:r>
+            </w:ins>
+          </w:p>
+          <w:p>
+            <w:pPr>
+              <w:ind w:firstLine="405"/>
+              <w:rPr>
+                <w:ins w:id="266" w:author="linyoubin" w:date="2016-01-04T13:59:00Z"/>
+              </w:rPr>
+            </w:pPr>
+            <w:ins w:id="267" w:author="linyoubin" w:date="2016-01-04T13:59:00Z">
+              <w:r>
+                <w:rPr>
+                  <w:rFonts w:hint="eastAsia"/>
+                </w:rPr>
+                <w:t>WebServicePort:'808</w:t>
+              </w:r>
+            </w:ins>
+            <w:ins w:id="268" w:author="linyoubin" w:date="2016-01-04T14:00:00Z">
+              <w:r>
+                <w:rPr>
+                  <w:rFonts w:hint="eastAsia"/>
+                </w:rPr>
+                <w:t>8</w:t>
+              </w:r>
+            </w:ins>
+            <w:ins w:id="269" w:author="linyoubin" w:date="2016-01-04T13:59:00Z">
+              <w:r>
+                <w:rPr>
+                  <w:rFonts w:hint="eastAsia"/>
+                </w:rPr>
+                <w:t>'</w:t>
+              </w:r>
+            </w:ins>
+          </w:p>
+          <w:p>
+            <w:pPr>
+              <w:rPr>
+                <w:ins w:id="270" w:author="linyoubin" w:date="2016-01-04T13:59:00Z"/>
+              </w:rPr>
+            </w:pPr>
+            <w:ins w:id="271" w:author="linyoubin" w:date="2016-01-04T13:59:00Z">
+              <w:r>
+                <w:rPr>
+                  <w:rFonts w:hint="eastAsia"/>
+                </w:rPr>
+                <w:lastRenderedPageBreak/>
+                <w:t xml:space="preserve">  }</w:t>
+              </w:r>
+            </w:ins>
+          </w:p>
+          <w:p>
+            <w:pPr>
+              <w:rPr>
+                <w:ins w:id="272" w:author="linyoubin" w:date="2016-01-04T13:59:00Z"/>
+              </w:rPr>
+            </w:pPr>
+            <w:ins w:id="273" w:author="linyoubin" w:date="2016-01-04T13:59:00Z">
+              <w:r>
+                <w:rPr>
+                  <w:rFonts w:hint="eastAsia"/>
+                </w:rPr>
+                <w:t>}</w:t>
+              </w:r>
+            </w:ins>
+          </w:p>
+        </w:tc>
+      </w:tr>
+      <w:tr>
+        <w:trPr>
+          <w:ins w:id="274" w:author="linyoubin" w:date="2016-01-04T13:59:00Z"/>
+        </w:trPr>
+        <w:tc>
+          <w:tcPr>
+            <w:tcW w:w="1418" w:type="dxa"/>
+          </w:tcPr>
+          <w:p>
+            <w:pPr>
+              <w:rPr>
+                <w:ins w:id="275" w:author="linyoubin" w:date="2016-01-04T13:59:00Z"/>
+              </w:rPr>
+            </w:pPr>
+            <w:ins w:id="276" w:author="linyoubin" w:date="2016-01-04T13:59:00Z">
+              <w:r>
+                <w:rPr>
+                  <w:rFonts w:hint="eastAsia"/>
+                </w:rPr>
+                <w:lastRenderedPageBreak/>
+                <w:t>说明</w:t>
+              </w:r>
+            </w:ins>
+          </w:p>
+        </w:tc>
+        <w:tc>
+          <w:tcPr>
+            <w:tcW w:w="3827" w:type="dxa"/>
+          </w:tcPr>
+          <w:p>
+            <w:pPr>
+              <w:rPr>
+                <w:ins w:id="277" w:author="linyoubin" w:date="2016-01-04T13:59:00Z"/>
+              </w:rPr>
+            </w:pPr>
+          </w:p>
+        </w:tc>
+        <w:tc>
+          <w:tcPr>
+            <w:tcW w:w="3544" w:type="dxa"/>
+          </w:tcPr>
+          <w:p>
+            <w:pPr>
+              <w:rPr>
+                <w:ins w:id="278" w:author="linyoubin" w:date="2016-01-04T13:59:00Z"/>
+              </w:rPr>
+            </w:pPr>
+          </w:p>
+        </w:tc>
+      </w:tr>
+      <w:tr>
+        <w:trPr>
+          <w:ins w:id="279" w:author="linyoubin" w:date="2016-01-04T13:59:00Z"/>
+        </w:trPr>
+        <w:tc>
+          <w:tcPr>
+            <w:tcW w:w="1418" w:type="dxa"/>
+          </w:tcPr>
+          <w:p>
+            <w:pPr>
+              <w:rPr>
+                <w:ins w:id="280" w:author="linyoubin" w:date="2016-01-04T13:59:00Z"/>
+              </w:rPr>
+            </w:pPr>
+            <w:ins w:id="281" w:author="linyoubin" w:date="2016-01-04T13:59:00Z">
+              <w:r>
+                <w:rPr>
+                  <w:rFonts w:hint="eastAsia"/>
+                </w:rPr>
+                <w:t>响应头</w:t>
+              </w:r>
+            </w:ins>
+          </w:p>
+        </w:tc>
+        <w:tc>
+          <w:tcPr>
+            <w:tcW w:w="3827" w:type="dxa"/>
+          </w:tcPr>
+          <w:p>
+            <w:pPr>
+              <w:rPr>
+                <w:ins w:id="282" w:author="linyoubin" w:date="2016-01-04T13:59:00Z"/>
+              </w:rPr>
+            </w:pPr>
+            <w:ins w:id="283" w:author="linyoubin" w:date="2016-01-04T13:59:00Z">
+              <w:r>
+                <w:rPr>
+                  <w:rFonts w:hint="eastAsia"/>
+                </w:rPr>
+                <w:t>同通用响应头</w:t>
+              </w:r>
+            </w:ins>
+          </w:p>
+        </w:tc>
+        <w:tc>
+          <w:tcPr>
+            <w:tcW w:w="3544" w:type="dxa"/>
+          </w:tcPr>
+          <w:p>
+            <w:pPr>
+              <w:rPr>
+                <w:ins w:id="284" w:author="linyoubin" w:date="2016-01-04T13:59:00Z"/>
+              </w:rPr>
+            </w:pPr>
+          </w:p>
+        </w:tc>
+      </w:tr>
+      <w:tr>
+        <w:trPr>
+          <w:ins w:id="285" w:author="linyoubin" w:date="2016-01-04T13:59:00Z"/>
+        </w:trPr>
+        <w:tc>
+          <w:tcPr>
+            <w:tcW w:w="1418" w:type="dxa"/>
+          </w:tcPr>
+          <w:p>
+            <w:pPr>
+              <w:rPr>
+                <w:ins w:id="286" w:author="linyoubin" w:date="2016-01-04T13:59:00Z"/>
+              </w:rPr>
+            </w:pPr>
+            <w:ins w:id="287" w:author="linyoubin" w:date="2016-01-04T13:59:00Z">
+              <w:r>
+                <w:rPr>
+                  <w:rFonts w:hint="eastAsia"/>
+                </w:rPr>
+                <w:t>响应内容</w:t>
+              </w:r>
+            </w:ins>
+          </w:p>
+        </w:tc>
+        <w:tc>
+          <w:tcPr>
+            <w:tcW w:w="3827" w:type="dxa"/>
+          </w:tcPr>
+          <w:p>
+            <w:pPr>
+              <w:rPr>
+                <w:ins w:id="288" w:author="linyoubin" w:date="2016-01-04T13:59:00Z"/>
+              </w:rPr>
+            </w:pPr>
+            <w:ins w:id="289" w:author="linyoubin" w:date="2016-01-04T13:59:00Z">
+              <w:r>
+                <w:rPr>
+                  <w:rFonts w:hint="eastAsia"/>
+                </w:rPr>
+                <w:t>通用响应体</w:t>
+              </w:r>
+            </w:ins>
+          </w:p>
+          <w:p>
+            <w:pPr>
+              <w:rPr>
+                <w:ins w:id="290" w:author="linyoubin" w:date="2016-01-04T13:59:00Z"/>
+              </w:rPr>
+            </w:pPr>
+          </w:p>
+        </w:tc>
+        <w:tc>
+          <w:tcPr>
+            <w:tcW w:w="3544" w:type="dxa"/>
+          </w:tcPr>
+          <w:p>
+            <w:pPr>
+              <w:rPr>
+                <w:ins w:id="291" w:author="linyoubin" w:date="2016-01-04T13:59:00Z"/>
+              </w:rPr>
+            </w:pPr>
+            <w:ins w:id="292" w:author="linyoubin" w:date="2016-01-04T13:59:00Z">
+              <w:r>
+                <w:rPr>
+                  <w:rFonts w:hint="eastAsia"/>
+                </w:rPr>
+                <w:t>{</w:t>
+              </w:r>
+            </w:ins>
+          </w:p>
+          <w:p>
+            <w:pPr>
+              <w:rPr>
+                <w:ins w:id="293" w:author="linyoubin" w:date="2016-01-04T13:59:00Z"/>
+              </w:rPr>
+            </w:pPr>
+            <w:ins w:id="294" w:author="linyoubin" w:date="2016-01-04T13:59:00Z">
+              <w:r>
+                <w:rPr>
+                  <w:rFonts w:hint="eastAsia"/>
+                </w:rPr>
+                <w:t xml:space="preserve">   </w:t>
+              </w:r>
+              <w:r>
+                <w:rPr>
+                  <w:rFonts w:hint="eastAsia"/>
+                </w:rPr>
+                <w:t>通用响应体</w:t>
+              </w:r>
+            </w:ins>
+          </w:p>
+          <w:p>
+            <w:pPr>
+              <w:rPr>
+                <w:ins w:id="295" w:author="linyoubin" w:date="2016-01-04T13:59:00Z"/>
+              </w:rPr>
+            </w:pPr>
+            <w:ins w:id="296" w:author="linyoubin" w:date="2016-01-04T13:59:00Z">
+              <w:r>
+                <w:rPr>
+                  <w:rFonts w:hint="eastAsia"/>
+                </w:rPr>
+                <w:t>}</w:t>
+              </w:r>
+            </w:ins>
+          </w:p>
+          <w:p>
+            <w:pPr>
+              <w:rPr>
+                <w:ins w:id="297" w:author="linyoubin" w:date="2016-01-04T13:59:00Z"/>
+              </w:rPr>
+            </w:pPr>
+          </w:p>
+        </w:tc>
+      </w:tr>
+      <w:tr>
+        <w:trPr>
+          <w:ins w:id="298" w:author="linyoubin" w:date="2016-01-04T13:59:00Z"/>
+        </w:trPr>
+        <w:tc>
+          <w:tcPr>
+            <w:tcW w:w="1418" w:type="dxa"/>
+          </w:tcPr>
+          <w:p>
+            <w:pPr>
+              <w:rPr>
+                <w:ins w:id="299" w:author="linyoubin" w:date="2016-01-04T13:59:00Z"/>
+              </w:rPr>
+            </w:pPr>
+            <w:ins w:id="300" w:author="linyoubin" w:date="2016-01-04T13:59:00Z">
+              <w:r>
+                <w:rPr>
+                  <w:rFonts w:hint="eastAsia"/>
+                </w:rPr>
+                <w:t>说明</w:t>
+              </w:r>
+            </w:ins>
+          </w:p>
+        </w:tc>
+        <w:tc>
+          <w:tcPr>
+            <w:tcW w:w="3827" w:type="dxa"/>
+          </w:tcPr>
+          <w:p>
+            <w:pPr>
+              <w:rPr>
+                <w:ins w:id="301" w:author="linyoubin" w:date="2016-01-04T13:59:00Z"/>
+              </w:rPr>
+            </w:pPr>
+          </w:p>
+        </w:tc>
+        <w:tc>
+          <w:tcPr>
+            <w:tcW w:w="3544" w:type="dxa"/>
+          </w:tcPr>
+          <w:p>
+            <w:pPr>
+              <w:rPr>
+                <w:ins w:id="302" w:author="linyoubin" w:date="2016-01-04T13:59:00Z"/>
+              </w:rPr>
+            </w:pPr>
+          </w:p>
+        </w:tc>
+      </w:tr>
+    </w:tbl>
+    <w:p>
+      <w:pPr>
+        <w:rPr>
+          <w:ins w:id="303" w:author="linyoubin" w:date="2016-01-04T13:59:00Z"/>
+        </w:rPr>
+      </w:pPr>
+    </w:p>
+    <w:p/>
+    <w:p>
+      <w:pPr>
+        <w:pStyle w:val="Heading3"/>
+      </w:pPr>
+      <w:r>
+        <w:rPr>
+          <w:rFonts w:hint="eastAsia"/>
+        </w:rPr>
+        <w:t>删除业务</w:t>
+      </w:r>
+    </w:p>
+    <w:tbl>
+      <w:tblPr>
+        <w:tblStyle w:val="TableGrid"/>
+        <w:tblW w:w="8789" w:type="dxa"/>
+        <w:tblInd w:w="-34" w:type="dxa"/>
+        <w:tblLayout w:type="fixed"/>
+        <w:tblLook w:val="04A0"/>
+      </w:tblPr>
+      <w:tblGrid>
+        <w:gridCol w:w="1418"/>
+        <w:gridCol w:w="3827"/>
+        <w:gridCol w:w="3544"/>
+      </w:tblGrid>
+      <w:tr>
+        <w:tc>
+          <w:tcPr>
+            <w:tcW w:w="1418" w:type="dxa"/>
+            <w:shd w:val="clear" w:color="auto" w:fill="DDD9C3" w:themeFill="background2" w:themeFillShade="E6"/>
+          </w:tcPr>
+          <w:p/>
+        </w:tc>
+        <w:tc>
+          <w:tcPr>
+            <w:tcW w:w="3827" w:type="dxa"/>
+            <w:shd w:val="clear" w:color="auto" w:fill="DDD9C3" w:themeFill="background2" w:themeFillShade="E6"/>
+          </w:tcPr>
+          <w:p>
+            <w:r>
+              <w:rPr>
+                <w:rFonts w:hint="eastAsia"/>
+              </w:rPr>
+              <w:t>说明</w:t>
+            </w:r>
+          </w:p>
+        </w:tc>
+        <w:tc>
+          <w:tcPr>
+            <w:tcW w:w="3544" w:type="dxa"/>
+            <w:shd w:val="clear" w:color="auto" w:fill="DDD9C3" w:themeFill="background2" w:themeFillShade="E6"/>
+          </w:tcPr>
+          <w:p>
+            <w:r>
+              <w:rPr>
+                <w:rFonts w:hint="eastAsia"/>
+              </w:rPr>
+              <w:t>举例</w:t>
+            </w:r>
+          </w:p>
+        </w:tc>
+      </w:tr>
+      <w:tr>
+        <w:tc>
+          <w:tcPr>
+            <w:tcW w:w="1418" w:type="dxa"/>
+          </w:tcPr>
+          <w:p>
+            <w:r>
+              <w:rPr>
+                <w:rFonts w:hint="eastAsia"/>
+              </w:rPr>
+              <w:t>请求头</w:t>
+            </w:r>
+          </w:p>
+        </w:tc>
+        <w:tc>
+          <w:tcPr>
+            <w:tcW w:w="3827" w:type="dxa"/>
+          </w:tcPr>
+          <w:p>
+            <w:r>
+              <w:rPr>
+                <w:rFonts w:hint="eastAsia"/>
+              </w:rPr>
+              <w:t>同通用请求头</w:t>
+            </w:r>
+          </w:p>
+        </w:tc>
+        <w:tc>
+          <w:tcPr>
+            <w:tcW w:w="3544" w:type="dxa"/>
+          </w:tcPr>
+          <w:p/>
+        </w:tc>
+      </w:tr>
+      <w:tr>
+        <w:tc>
+          <w:tcPr>
+            <w:tcW w:w="1418" w:type="dxa"/>
+          </w:tcPr>
+          <w:p>
+            <w:r>
+              <w:rPr>
+                <w:rFonts w:hint="eastAsia"/>
+              </w:rPr>
+              <w:t>请求内容</w:t>
+            </w:r>
+          </w:p>
+        </w:tc>
+        <w:tc>
+          <w:tcPr>
+            <w:tcW w:w="3827" w:type="dxa"/>
+          </w:tcPr>
+          <w:p>
+            <w:r>
+              <w:t>cmd</w:t>
+            </w:r>
+            <w:r>
+              <w:rPr>
+                <w:rFonts w:hint="eastAsia"/>
+              </w:rPr>
+              <w:t>: remove business</w:t>
+            </w:r>
+          </w:p>
+          <w:p>
+            <w:r>
+              <w:rPr>
+                <w:rFonts w:hint="eastAsia"/>
+              </w:rPr>
+              <w:t>ClusterName:</w:t>
+            </w:r>
+          </w:p>
+          <w:p>
+            <w:r>
+              <w:t>BusinessName</w:t>
+            </w:r>
+            <w:r>
+              <w:rPr>
+                <w:rFonts w:hint="eastAsia"/>
+              </w:rPr>
+              <w:t xml:space="preserve">: </w:t>
+            </w:r>
+            <w:r>
+              <w:rPr>
+                <w:rFonts w:hint="eastAsia"/>
+              </w:rPr>
+              <w:t>业务名</w:t>
+            </w:r>
+          </w:p>
+        </w:tc>
+        <w:tc>
+          <w:tcPr>
+            <w:tcW w:w="3544" w:type="dxa"/>
+          </w:tcPr>
+          <w:p>
+            <w:r>
+              <w:t>cmd=</w:t>
+            </w:r>
+            <w:r>
+              <w:rPr>
+                <w:rFonts w:hint="eastAsia"/>
+              </w:rPr>
+              <w:t>remove business</w:t>
+            </w:r>
+          </w:p>
+          <w:p>
+            <w:r>
+              <w:rPr>
+                <w:rFonts w:hint="eastAsia"/>
+              </w:rPr>
+              <w:t>&amp;</w:t>
+            </w:r>
+            <w:r>
+              <w:t>BusinessName</w:t>
+            </w:r>
+            <w:r>
+              <w:rPr>
+                <w:rFonts w:hint="eastAsia"/>
+              </w:rPr>
+              <w:t>=b1</w:t>
+            </w:r>
+          </w:p>
+        </w:tc>
+      </w:tr>
+      <w:tr>
+        <w:tc>
+          <w:tcPr>
+            <w:tcW w:w="1418" w:type="dxa"/>
+          </w:tcPr>
+          <w:p>
+            <w:r>
+              <w:rPr>
+                <w:rFonts w:hint="eastAsia"/>
+              </w:rPr>
+              <w:t>说明</w:t>
+            </w:r>
+          </w:p>
+        </w:tc>
+        <w:tc>
+          <w:tcPr>
+            <w:tcW w:w="3827" w:type="dxa"/>
+          </w:tcPr>
+          <w:p/>
+        </w:tc>
+        <w:tc>
+          <w:tcPr>
+            <w:tcW w:w="3544" w:type="dxa"/>
+          </w:tcPr>
+          <w:p/>
+        </w:tc>
+      </w:tr>
+      <w:tr>
+        <w:tc>
+          <w:tcPr>
+            <w:tcW w:w="1418" w:type="dxa"/>
+          </w:tcPr>
+          <w:p>
+            <w:r>
+              <w:rPr>
+                <w:rFonts w:hint="eastAsia"/>
+              </w:rPr>
+              <w:t>响应头</w:t>
+            </w:r>
+          </w:p>
+        </w:tc>
+        <w:tc>
+          <w:tcPr>
+            <w:tcW w:w="3827" w:type="dxa"/>
+          </w:tcPr>
+          <w:p>
+            <w:r>
+              <w:rPr>
+                <w:rFonts w:hint="eastAsia"/>
+              </w:rPr>
+              <w:t>同通用响应头</w:t>
+            </w:r>
+          </w:p>
+        </w:tc>
+        <w:tc>
+          <w:tcPr>
+            <w:tcW w:w="3544" w:type="dxa"/>
+          </w:tcPr>
+          <w:p/>
+        </w:tc>
+      </w:tr>
+      <w:tr>
+        <w:tc>
+          <w:tcPr>
+            <w:tcW w:w="1418" w:type="dxa"/>
+          </w:tcPr>
+          <w:p>
+            <w:r>
+              <w:rPr>
+                <w:rFonts w:hint="eastAsia"/>
+              </w:rPr>
+              <w:t>响应内容</w:t>
+            </w:r>
+          </w:p>
+        </w:tc>
+        <w:tc>
+          <w:tcPr>
+            <w:tcW w:w="3827" w:type="dxa"/>
+          </w:tcPr>
+          <w:p>
+            <w:r>
+              <w:rPr>
+                <w:rFonts w:hint="eastAsia"/>
+              </w:rPr>
+              <w:t>通用响应体</w:t>
+            </w:r>
+          </w:p>
+          <w:p/>
+        </w:tc>
+        <w:tc>
+          <w:tcPr>
+            <w:tcW w:w="3544" w:type="dxa"/>
+          </w:tcPr>
+          <w:p>
+            <w:r>
+              <w:t xml:space="preserve">{ </w:t>
+            </w:r>
+          </w:p>
+          <w:p>
+            <w:r>
+              <w:t>"</w:t>
+            </w:r>
+            <w:r>
+              <w:t>errno</w:t>
+            </w:r>
+            <w:r>
+              <w:t>"</w:t>
+            </w:r>
+            <w:r>
+              <w:t xml:space="preserve">: </w:t>
+            </w:r>
+            <w:r>
+              <w:t xml:space="preserve">0 </w:t>
+            </w:r>
+          </w:p>
+          <w:p/>
+          <w:p>
+            <w:r>
+              <w:t>}</w:t>
+            </w:r>
+          </w:p>
+          <w:p/>
+        </w:tc>
+      </w:tr>
+      <w:tr>
+        <w:tc>
+          <w:tcPr>
+            <w:tcW w:w="1418" w:type="dxa"/>
+          </w:tcPr>
+          <w:p>
+            <w:r>
+              <w:rPr>
+                <w:rFonts w:hint="eastAsia"/>
+              </w:rPr>
+              <w:t>说明</w:t>
+            </w:r>
+          </w:p>
+        </w:tc>
+        <w:tc>
+          <w:tcPr>
+            <w:tcW w:w="3827" w:type="dxa"/>
+          </w:tcPr>
+          <w:p/>
+        </w:tc>
+        <w:tc>
+          <w:tcPr>
+            <w:tcW w:w="3544" w:type="dxa"/>
+          </w:tcPr>
+          <w:p/>
+        </w:tc>
+      </w:tr>
+    </w:tbl>
+    <w:p/>
+    <w:p>
+      <w:pPr>
+        <w:pStyle w:val="Heading3"/>
+      </w:pPr>
+      <w:r>
+        <w:rPr>
+          <w:rFonts w:hint="eastAsia"/>
+        </w:rPr>
+        <w:t>执行</w:t>
+      </w:r>
+      <w:r>
+        <w:rPr>
+          <w:rFonts w:hint="eastAsia"/>
+        </w:rPr>
+        <w:t>SequoiaSQL</w:t>
+      </w:r>
+      <w:r>
+        <w:rPr>
+          <w:rFonts w:hint="eastAsia"/>
+        </w:rPr>
+        <w:t>命令</w:t>
+      </w:r>
+    </w:p>
+    <w:tbl>
+      <w:tblPr>
+        <w:tblStyle w:val="TableGrid"/>
+        <w:tblW w:w="8789" w:type="dxa"/>
+        <w:tblInd w:w="-34" w:type="dxa"/>
+        <w:tblLayout w:type="fixed"/>
+        <w:tblLook w:val="04A0"/>
+      </w:tblPr>
+      <w:tblGrid>
+        <w:gridCol w:w="1418"/>
+        <w:gridCol w:w="3827"/>
+        <w:gridCol w:w="3544"/>
+      </w:tblGrid>
+      <w:tr>
+        <w:tc>
+          <w:tcPr>
+            <w:tcW w:w="1418" w:type="dxa"/>
+            <w:shd w:val="clear" w:color="auto" w:fill="DDD9C3" w:themeFill="background2" w:themeFillShade="E6"/>
+          </w:tcPr>
+          <w:p/>
+        </w:tc>
+        <w:tc>
+          <w:tcPr>
+            <w:tcW w:w="3827" w:type="dxa"/>
+            <w:shd w:val="clear" w:color="auto" w:fill="DDD9C3" w:themeFill="background2" w:themeFillShade="E6"/>
+          </w:tcPr>
+          <w:p>
+            <w:r>
+              <w:rPr>
+                <w:rFonts w:hint="eastAsia"/>
+              </w:rPr>
+              <w:t>说明</w:t>
+            </w:r>
+          </w:p>
+        </w:tc>
+        <w:tc>
+          <w:tcPr>
+            <w:tcW w:w="3544" w:type="dxa"/>
+            <w:shd w:val="clear" w:color="auto" w:fill="DDD9C3" w:themeFill="background2" w:themeFillShade="E6"/>
+          </w:tcPr>
+          <w:p>
+            <w:r>
+              <w:rPr>
+                <w:rFonts w:hint="eastAsia"/>
+              </w:rPr>
+              <w:t>举例</w:t>
+            </w:r>
+          </w:p>
+        </w:tc>
+      </w:tr>
+      <w:tr>
+        <w:tc>
+          <w:tcPr>
+            <w:tcW w:w="1418" w:type="dxa"/>
+          </w:tcPr>
+          <w:p>
+            <w:r>
+              <w:rPr>
+                <w:rFonts w:hint="eastAsia"/>
+              </w:rPr>
+              <w:t>请求头</w:t>
+            </w:r>
+          </w:p>
+        </w:tc>
+        <w:tc>
+          <w:tcPr>
+            <w:tcW w:w="3827" w:type="dxa"/>
+          </w:tcPr>
+          <w:p>
+            <w:r>
+              <w:rPr>
+                <w:rFonts w:hint="eastAsia"/>
+              </w:rPr>
+              <w:t>同通用请求头</w:t>
+            </w:r>
+          </w:p>
+          <w:p>
+            <w:r>
+              <w:rPr>
+                <w:rFonts w:hint="eastAsia"/>
+              </w:rPr>
+              <w:t>header</w:t>
+            </w:r>
+            <w:r>
+              <w:rPr>
+                <w:rFonts w:hint="eastAsia"/>
+              </w:rPr>
+              <w:t>中带</w:t>
+            </w:r>
+            <w:r>
+              <w:t>sdbClusterName</w:t>
+            </w:r>
+            <w:r>
+              <w:rPr>
+                <w:rFonts w:hint="eastAsia"/>
+              </w:rPr>
+              <w:t>和</w:t>
+            </w:r>
+            <w:r>
+              <w:t>sdbBusinessName</w:t>
+            </w:r>
+          </w:p>
+        </w:tc>
+        <w:tc>
+          <w:tcPr>
+            <w:tcW w:w="3544" w:type="dxa"/>
+          </w:tcPr>
+          <w:p/>
+        </w:tc>
+      </w:tr>
+      <w:tr>
+        <w:tc>
+          <w:tcPr>
+            <w:tcW w:w="1418" w:type="dxa"/>
+          </w:tcPr>
+          <w:p>
+            <w:r>
+              <w:rPr>
+                <w:rFonts w:hint="eastAsia"/>
+              </w:rPr>
+              <w:t>请求内容</w:t>
+            </w:r>
+          </w:p>
+        </w:tc>
+        <w:tc>
+          <w:tcPr>
+            <w:tcW w:w="3827" w:type="dxa"/>
+          </w:tcPr>
+          <w:p>
+            <w:r>
+              <w:t>cmd</w:t>
+            </w:r>
+            <w:r>
+              <w:rPr>
+                <w:rFonts w:hint="eastAsia"/>
+              </w:rPr>
+              <w:t xml:space="preserve">: </w:t>
+            </w:r>
+            <w:r>
+              <w:rPr>
+                <w:rFonts w:hint="eastAsia"/>
+              </w:rPr>
+              <w:t>ssql exec</w:t>
+            </w:r>
+          </w:p>
+        </w:tc>
+        <w:tc>
+          <w:tcPr>
+            <w:tcW w:w="3544" w:type="dxa"/>
+          </w:tcPr>
+          <w:p>
+            <w:r>
+              <w:t>cmd=</w:t>
+            </w:r>
+            <w:r>
+              <w:rPr>
+                <w:rFonts w:hint="eastAsia"/>
+              </w:rPr>
+              <w:t xml:space="preserve"> ssql exec</w:t>
+            </w:r>
+          </w:p>
+        </w:tc>
+      </w:tr>
+      <w:tr>
+        <w:tc>
+          <w:tcPr>
+            <w:tcW w:w="1418" w:type="dxa"/>
+          </w:tcPr>
+          <w:p>
+            <w:r>
+              <w:rPr>
+                <w:rFonts w:hint="eastAsia"/>
+              </w:rPr>
+              <w:t>说明</w:t>
+            </w:r>
+          </w:p>
+        </w:tc>
+        <w:tc>
+          <w:tcPr>
+            <w:tcW w:w="3827" w:type="dxa"/>
+          </w:tcPr>
+          <w:p>
+            <w:r>
+              <w:rPr>
+                <w:rFonts w:hint="eastAsia"/>
+              </w:rPr>
+              <w:t xml:space="preserve">DbName: </w:t>
+            </w:r>
+            <w:r>
+              <w:rPr>
+                <w:rFonts w:hint="eastAsia"/>
+              </w:rPr>
+              <w:t>数据库名</w:t>
+            </w:r>
+            <w:r>
+              <w:rPr>
+                <w:rFonts w:hint="eastAsia"/>
+              </w:rPr>
+              <w:t xml:space="preserve"> </w:t>
+            </w:r>
+            <w:r>
+              <w:rPr>
+                <w:rFonts w:hint="eastAsia"/>
+              </w:rPr>
+              <w:t>（可选）</w:t>
+            </w:r>
+          </w:p>
+          <w:p>
+            <w:r>
+              <w:rPr>
+                <w:rFonts w:hint="eastAsia"/>
+              </w:rPr>
+              <w:t xml:space="preserve">UserName: </w:t>
+            </w:r>
+            <w:r>
+              <w:rPr>
+                <w:rFonts w:hint="eastAsia"/>
+              </w:rPr>
+              <w:t>用户名</w:t>
+            </w:r>
+            <w:r>
+              <w:rPr>
+                <w:rFonts w:hint="eastAsia"/>
+              </w:rPr>
+              <w:t xml:space="preserve"> </w:t>
+            </w:r>
+            <w:r>
+              <w:rPr>
+                <w:rFonts w:hint="eastAsia"/>
+              </w:rPr>
+              <w:t>（可选）</w:t>
+            </w:r>
+          </w:p>
+          <w:p>
+            <w:r>
+              <w:rPr>
+                <w:rFonts w:hint="eastAsia"/>
+              </w:rPr>
+              <w:t xml:space="preserve">Sql: </w:t>
+            </w:r>
+            <w:r>
+              <w:rPr>
+                <w:rFonts w:hint="eastAsia"/>
+              </w:rPr>
+              <w:t>需要执行的</w:t>
+            </w:r>
+            <w:r>
+              <w:rPr>
+                <w:rFonts w:hint="eastAsia"/>
+              </w:rPr>
+              <w:t>sql</w:t>
+            </w:r>
+            <w:r>
+              <w:rPr>
+                <w:rFonts w:hint="eastAsia"/>
+              </w:rPr>
+              <w:t>语句</w:t>
+            </w:r>
+          </w:p>
+          <w:p>
+            <w:r>
+              <w:rPr>
+                <w:rFonts w:hint="eastAsia"/>
+              </w:rPr>
+              <w:t>Options:sql</w:t>
+            </w:r>
+            <w:r>
+              <w:rPr>
+                <w:rFonts w:hint="eastAsia"/>
+              </w:rPr>
+              <w:t>执行的可选项</w:t>
+            </w:r>
+          </w:p>
+          <w:p/>
+        </w:tc>
+        <w:tc>
+          <w:tcPr>
+            <w:tcW w:w="3544" w:type="dxa"/>
+          </w:tcPr>
+          <w:p>
+            <w:r>
+              <w:rPr>
+                <w:rFonts w:hint="eastAsia"/>
+              </w:rPr>
+              <w:t>&amp;DbName="postgres"</w:t>
+            </w:r>
+          </w:p>
+          <w:p>
+            <w:r>
+              <w:rPr>
+                <w:rFonts w:hint="eastAsia"/>
+              </w:rPr>
+              <w:t>&amp;UserName="postgres"</w:t>
+            </w:r>
+          </w:p>
+          <w:p>
+            <w:r>
+              <w:rPr>
+                <w:rFonts w:hint="eastAsia"/>
+              </w:rPr>
+              <w:t>&amp;Sql="select * from t1;"</w:t>
+            </w:r>
+          </w:p>
+          <w:p>
+            <w:r>
+              <w:rPr>
+                <w:rFonts w:hint="eastAsia"/>
+              </w:rPr>
+              <w:t>&amp;Options={Options:"-x"}</w:t>
+            </w:r>
+          </w:p>
+        </w:tc>
+      </w:tr>
+      <w:tr>
+        <w:tc>
+          <w:tcPr>
+            <w:tcW w:w="1418" w:type="dxa"/>
+          </w:tcPr>
+          <w:p>
+            <w:r>
+              <w:rPr>
+                <w:rFonts w:hint="eastAsia"/>
+              </w:rPr>
+              <w:t>响应头</w:t>
+            </w:r>
+          </w:p>
+        </w:tc>
+        <w:tc>
+          <w:tcPr>
+            <w:tcW w:w="3827" w:type="dxa"/>
+          </w:tcPr>
+          <w:p>
+            <w:r>
+              <w:rPr>
+                <w:rFonts w:hint="eastAsia"/>
+              </w:rPr>
+              <w:t>同通用响应头</w:t>
+            </w:r>
+          </w:p>
+        </w:tc>
+        <w:tc>
+          <w:tcPr>
+            <w:tcW w:w="3544" w:type="dxa"/>
+          </w:tcPr>
+          <w:p/>
+        </w:tc>
+      </w:tr>
+      <w:tr>
+        <w:tc>
+          <w:tcPr>
+            <w:tcW w:w="1418" w:type="dxa"/>
+          </w:tcPr>
+          <w:p>
+            <w:r>
+              <w:rPr>
+                <w:rFonts w:hint="eastAsia"/>
+              </w:rPr>
+              <w:lastRenderedPageBreak/>
+              <w:t>响应内容</w:t>
+            </w:r>
+          </w:p>
+        </w:tc>
+        <w:tc>
+          <w:tcPr>
+            <w:tcW w:w="3827" w:type="dxa"/>
+          </w:tcPr>
+          <w:p>
+            <w:r>
+              <w:rPr>
+                <w:rFonts w:hint="eastAsia"/>
+              </w:rPr>
+              <w:t>通用响应体</w:t>
+            </w:r>
+          </w:p>
+          <w:p>
+            <w:r>
+              <w:rPr>
+                <w:rFonts w:hint="eastAsia"/>
+              </w:rPr>
+              <w:t>result</w:t>
+            </w:r>
+            <w:r>
+              <w:rPr>
+                <w:rFonts w:hint="eastAsia"/>
+              </w:rPr>
+              <w:t>：</w:t>
+            </w:r>
+            <w:r>
+              <w:rPr>
+                <w:rFonts w:hint="eastAsia"/>
+              </w:rPr>
+              <w:t>返回</w:t>
+            </w:r>
+            <w:r>
+              <w:rPr>
+                <w:rFonts w:hint="eastAsia"/>
+              </w:rPr>
+              <w:t>json</w:t>
+            </w:r>
+            <w:r>
+              <w:rPr>
+                <w:rFonts w:hint="eastAsia"/>
+              </w:rPr>
+              <w:t>格式的结果</w:t>
+            </w:r>
+            <w:r>
+              <w:rPr>
+                <w:rFonts w:hint="eastAsia"/>
+              </w:rPr>
+              <w:t>，</w:t>
+            </w:r>
+            <w:r>
+              <w:rPr>
+                <w:rFonts w:hint="eastAsia"/>
+              </w:rPr>
+              <w:t>根据</w:t>
+            </w:r>
+            <w:r>
+              <w:rPr>
+                <w:rFonts w:hint="eastAsia"/>
+              </w:rPr>
+              <w:t>psql</w:t>
+            </w:r>
+            <w:r>
+              <w:rPr>
+                <w:rFonts w:hint="eastAsia"/>
+              </w:rPr>
+              <w:t>执行的结果，一行一条</w:t>
+            </w:r>
+            <w:r>
+              <w:rPr>
+                <w:rFonts w:hint="eastAsia"/>
+              </w:rPr>
+              <w:t>json</w:t>
+            </w:r>
+            <w:r>
+              <w:rPr>
+                <w:rFonts w:hint="eastAsia"/>
+              </w:rPr>
+              <w:t>，以行号为</w:t>
+            </w:r>
+            <w:r>
+              <w:rPr>
+                <w:rFonts w:hint="eastAsia"/>
+              </w:rPr>
+              <w:t>key</w:t>
+            </w:r>
+            <w:r>
+              <w:rPr>
+                <w:rFonts w:hint="eastAsia"/>
+              </w:rPr>
+              <w:t>，</w:t>
+            </w:r>
+            <w:r>
+              <w:rPr>
+                <w:rFonts w:hint="eastAsia"/>
+              </w:rPr>
+              <w:t>value</w:t>
+            </w:r>
+            <w:r>
+              <w:rPr>
+                <w:rFonts w:hint="eastAsia"/>
+              </w:rPr>
+              <w:t>为该行的内容</w:t>
+            </w:r>
+            <w:r>
+              <w:rPr>
+                <w:rFonts w:hint="eastAsia"/>
+              </w:rPr>
+              <w:t>（</w:t>
+            </w:r>
+            <w:r>
+              <w:rPr>
+                <w:rFonts w:hint="eastAsia"/>
+                <w:b/>
+                <w:color w:val="FF0000"/>
+              </w:rPr>
+              <w:t>注：</w:t>
+            </w:r>
+            <w:r>
+              <w:rPr>
+                <w:rFonts w:hint="eastAsia"/>
+                <w:b/>
+                <w:color w:val="FF0000"/>
+              </w:rPr>
+              <w:t>value</w:t>
+            </w:r>
+            <w:r>
+              <w:rPr>
+                <w:rFonts w:hint="eastAsia"/>
+                <w:b/>
+                <w:color w:val="FF0000"/>
+              </w:rPr>
+              <w:t>的内容会根据</w:t>
+            </w:r>
+            <w:r>
+              <w:rPr>
+                <w:rFonts w:hint="eastAsia"/>
+                <w:b/>
+                <w:color w:val="FF0000"/>
+              </w:rPr>
+              <w:t>Options</w:t>
+            </w:r>
+            <w:r>
+              <w:rPr>
+                <w:rFonts w:hint="eastAsia"/>
+                <w:b/>
+                <w:color w:val="FF0000"/>
+              </w:rPr>
+              <w:t>的不同</w:t>
+            </w:r>
+            <w:r>
+              <w:rPr>
+                <w:rFonts w:hint="eastAsia"/>
+                <w:b/>
+                <w:color w:val="FF0000"/>
+              </w:rPr>
+              <w:t>可能</w:t>
+            </w:r>
+            <w:r>
+              <w:rPr>
+                <w:rFonts w:hint="eastAsia"/>
+                <w:b/>
+                <w:color w:val="FF0000"/>
+              </w:rPr>
+              <w:t>会有不同的格式</w:t>
+            </w:r>
+            <w:r>
+              <w:rPr>
+                <w:rFonts w:hint="eastAsia"/>
+              </w:rPr>
+              <w:t>）</w:t>
+            </w:r>
+          </w:p>
+        </w:tc>
+        <w:tc>
+          <w:tcPr>
+            <w:tcW w:w="3544" w:type="dxa"/>
+          </w:tcPr>
+          <w:p>
+            <w:r>
+              <w:t xml:space="preserve">{ </w:t>
+            </w:r>
+          </w:p>
+          <w:p>
+            <w:r>
+              <w:t>"</w:t>
+            </w:r>
+            <w:r>
+              <w:t>errno</w:t>
+            </w:r>
+            <w:r>
+              <w:t>"</w:t>
+            </w:r>
+            <w:r>
+              <w:t xml:space="preserve">: </w:t>
+            </w:r>
+            <w:r>
+              <w:t xml:space="preserve">0 </w:t>
+            </w:r>
+          </w:p>
+          <w:p/>
+          <w:p>
+            <w:r>
+              <w:t>}</w:t>
+            </w:r>
+          </w:p>
+          <w:p>
+            <w:r>
+              <w:t>{</w:t>
+            </w:r>
+          </w:p>
+          <w:p>
+            <w:pPr>
+              <w:ind w:firstLineChars="100" w:firstLine="210"/>
+            </w:pPr>
+            <w:r>
+              <w:t>'1':'</w:t>
+            </w:r>
+            <w:r>
+              <w:t>-[ RECORD 1 ]</w:t>
+            </w:r>
+            <w:r>
+              <w:t>'</w:t>
+            </w:r>
+          </w:p>
+          <w:p>
+            <w:r>
+              <w:t>}</w:t>
+            </w:r>
+          </w:p>
+          <w:p>
+            <w:r>
+              <w:t>{</w:t>
+            </w:r>
+          </w:p>
+          <w:p>
+            <w:pPr>
+              <w:ind w:firstLineChars="100" w:firstLine="210"/>
+            </w:pPr>
+            <w:r>
+              <w:t>'2':'</w:t>
+            </w:r>
+            <w:r>
+              <w:t>id   | 1</w:t>
+            </w:r>
+            <w:r>
+              <w:t>'</w:t>
+            </w:r>
+          </w:p>
+          <w:p>
+            <w:r>
+              <w:t>}</w:t>
+            </w:r>
+          </w:p>
+          <w:p>
+            <w:r>
+              <w:t>{</w:t>
+            </w:r>
+          </w:p>
+          <w:p>
+            <w:pPr>
+              <w:ind w:firstLineChars="100" w:firstLine="210"/>
+            </w:pPr>
+            <w:r>
+              <w:t>'3':'</w:t>
+            </w:r>
+            <w:r>
+              <w:t>name | name1</w:t>
+            </w:r>
+            <w:r>
+              <w:t>'</w:t>
+            </w:r>
+          </w:p>
+          <w:p>
+            <w:r>
+              <w:t>}</w:t>
+            </w:r>
+          </w:p>
+          <w:p>
+            <w:r>
+              <w:t>{</w:t>
+            </w:r>
+          </w:p>
+          <w:p>
+            <w:pPr>
+              <w:ind w:firstLineChars="100" w:firstLine="210"/>
+            </w:pPr>
+            <w:r>
+              <w:t>'</w:t>
+            </w:r>
+            <w:r>
+              <w:rPr>
+                <w:rFonts w:hint="eastAsia"/>
+              </w:rPr>
+              <w:t>4</w:t>
+            </w:r>
+            <w:r>
+              <w:t>':'</w:t>
+            </w:r>
+            <w:r>
+              <w:t xml:space="preserve">-[ RECORD </w:t>
+            </w:r>
+            <w:r>
+              <w:rPr>
+                <w:rFonts w:hint="eastAsia"/>
+              </w:rPr>
+              <w:t>2</w:t>
+            </w:r>
+            <w:r>
+              <w:t xml:space="preserve"> ]</w:t>
+            </w:r>
+            <w:r>
+              <w:t>'</w:t>
+            </w:r>
+          </w:p>
+          <w:p>
+            <w:r>
+              <w:t>}</w:t>
+            </w:r>
+          </w:p>
+          <w:p>
+            <w:r>
+              <w:t>{</w:t>
+            </w:r>
+          </w:p>
+          <w:p>
+            <w:pPr>
+              <w:ind w:firstLineChars="100" w:firstLine="210"/>
+            </w:pPr>
+            <w:r>
+              <w:t>'</w:t>
+            </w:r>
+            <w:r>
+              <w:rPr>
+                <w:rFonts w:hint="eastAsia"/>
+              </w:rPr>
+              <w:t>5</w:t>
+            </w:r>
+            <w:r>
+              <w:t>':'</w:t>
+            </w:r>
+            <w:r>
+              <w:t xml:space="preserve">id   | </w:t>
+            </w:r>
+            <w:r>
+              <w:rPr>
+                <w:rFonts w:hint="eastAsia"/>
+              </w:rPr>
+              <w:t>2</w:t>
+            </w:r>
+            <w:r>
+              <w:t>'</w:t>
+            </w:r>
+          </w:p>
+          <w:p>
+            <w:r>
+              <w:t>}</w:t>
+            </w:r>
+          </w:p>
+          <w:p>
+            <w:r>
+              <w:t>{</w:t>
+            </w:r>
+          </w:p>
+          <w:p>
+            <w:pPr>
+              <w:ind w:firstLineChars="100" w:firstLine="210"/>
+            </w:pPr>
+            <w:r>
+              <w:t>'</w:t>
+            </w:r>
+            <w:r>
+              <w:rPr>
+                <w:rFonts w:hint="eastAsia"/>
+              </w:rPr>
+              <w:t>6</w:t>
+            </w:r>
+            <w:r>
+              <w:t>':'</w:t>
+            </w:r>
+            <w:r>
+              <w:t>name | name</w:t>
+            </w:r>
+            <w:r>
+              <w:rPr>
+                <w:rFonts w:hint="eastAsia"/>
+              </w:rPr>
+              <w:t>2</w:t>
+            </w:r>
+            <w:r>
+              <w:t>'</w:t>
+            </w:r>
+          </w:p>
+          <w:p>
+            <w:r>
+              <w:t>}</w:t>
+            </w:r>
+          </w:p>
+          <w:p>
+            <w:r>
+              <w:t>{</w:t>
+            </w:r>
+          </w:p>
+          <w:p>
+            <w:pPr>
+              <w:ind w:firstLineChars="100" w:firstLine="210"/>
+            </w:pPr>
+            <w:r>
+              <w:t>'</w:t>
+            </w:r>
+            <w:r>
+              <w:rPr>
+                <w:rFonts w:hint="eastAsia"/>
+              </w:rPr>
+              <w:t>7</w:t>
+            </w:r>
+            <w:r>
+              <w:t>':''</w:t>
+            </w:r>
+          </w:p>
+          <w:p>
+            <w:r>
+              <w:t>}</w:t>
+            </w:r>
+          </w:p>
+        </w:tc>
+      </w:tr>
+      <w:tr>
+        <w:tc>
+          <w:tcPr>
+            <w:tcW w:w="1418" w:type="dxa"/>
+          </w:tcPr>
+          <w:p>
+            <w:r>
+              <w:rPr>
+                <w:rFonts w:hint="eastAsia"/>
+              </w:rPr>
+              <w:t>说明</w:t>
+            </w:r>
+          </w:p>
+        </w:tc>
+        <w:tc>
+          <w:tcPr>
+            <w:tcW w:w="3827" w:type="dxa"/>
+          </w:tcPr>
+          <w:p/>
+        </w:tc>
+        <w:tc>
+          <w:tcPr>
+            <w:tcW w:w="3544" w:type="dxa"/>
+          </w:tcPr>
+          <w:p>
+            <w:r>
+              <w:t>-[ RECORD 1 ]</w:t>
+            </w:r>
+          </w:p>
+          <w:p>
+            <w:r>
+              <w:t>id   | 1</w:t>
+            </w:r>
+          </w:p>
+          <w:p>
+            <w:r>
+              <w:t>name | name1</w:t>
+            </w:r>
+          </w:p>
+          <w:p>
+            <w:r>
+              <w:t>-[ RECORD 2 ]</w:t>
+            </w:r>
+          </w:p>
+          <w:p>
+            <w:r>
+              <w:t>id   | 1</w:t>
+            </w:r>
+          </w:p>
+          <w:p>
+            <w:r>
+              <w:t>name | name1</w:t>
+            </w:r>
+          </w:p>
+          <w:p>
+            <w:r>
+              <w:t>-[ RECORD 3 ]</w:t>
+            </w:r>
+          </w:p>
+          <w:p>
+            <w:r>
+              <w:t>id   | 2</w:t>
+            </w:r>
+          </w:p>
+          <w:p>
+            <w:r>
+              <w:t>name | name2</w:t>
+            </w:r>
+          </w:p>
+          <w:p/>
+          <w:p>
+            <w:r>
+              <w:rPr>
+                <w:rFonts w:hint="eastAsia"/>
+              </w:rPr>
+              <w:t>将结果格式化为如下格式：</w:t>
+            </w:r>
+          </w:p>
+          <w:p>
+            <w:r>
+              <w:t>{</w:t>
+            </w:r>
+          </w:p>
+          <w:p>
+            <w:pPr>
+              <w:ind w:firstLineChars="100" w:firstLine="210"/>
+            </w:pPr>
+            <w:r>
+              <w:rPr>
+                <w:rFonts w:hint="eastAsia"/>
+              </w:rPr>
+              <w:t>'RowNum':'1'</w:t>
+            </w:r>
+          </w:p>
+          <w:p>
+            <w:pPr>
+              <w:ind w:firstLineChars="100" w:firstLine="210"/>
+            </w:pPr>
+            <w:r>
+              <w:t>'</w:t>
+            </w:r>
+            <w:r>
+              <w:rPr>
+                <w:rFonts w:hint="eastAsia"/>
+              </w:rPr>
+              <w:t>Value</w:t>
+            </w:r>
+            <w:r>
+              <w:t>':'</w:t>
+            </w:r>
+            <w:r>
+              <w:t>-[ RECORD 1 ]</w:t>
+            </w:r>
+            <w:r>
+              <w:t>'</w:t>
+            </w:r>
+          </w:p>
+          <w:p>
+            <w:r>
+              <w:t>}</w:t>
+            </w:r>
+          </w:p>
+          <w:p>
+            <w:r>
+              <w:t>{'2':'</w:t>
+            </w:r>
+            <w:r>
+              <w:t>id   | 1</w:t>
+            </w:r>
+            <w:r>
+              <w:t>'}</w:t>
+            </w:r>
+          </w:p>
+          <w:p>
+            <w:r>
+              <w:t>{'3':'</w:t>
+            </w:r>
+            <w:r>
+              <w:t>name | name1</w:t>
+            </w:r>
+            <w:r>
+              <w:t>'}</w:t>
+            </w:r>
+          </w:p>
+          <w:p>
+            <w:r>
+              <w:t>{'</w:t>
+            </w:r>
+            <w:r>
+              <w:rPr>
+                <w:rFonts w:hint="eastAsia"/>
+              </w:rPr>
+              <w:t>4</w:t>
+            </w:r>
+            <w:r>
+              <w:t>':'</w:t>
+            </w:r>
+            <w:r>
+              <w:t xml:space="preserve">-[ RECORD </w:t>
+            </w:r>
+            <w:r>
+              <w:rPr>
+                <w:rFonts w:hint="eastAsia"/>
+              </w:rPr>
+              <w:t>2</w:t>
+            </w:r>
+            <w:r>
+              <w:t xml:space="preserve"> ]</w:t>
+            </w:r>
+            <w:r>
+              <w:t>'}</w:t>
+            </w:r>
+          </w:p>
+          <w:p>
+            <w:r>
+              <w:t>{'</w:t>
+            </w:r>
+            <w:r>
+              <w:rPr>
+                <w:rFonts w:hint="eastAsia"/>
+              </w:rPr>
+              <w:t>5</w:t>
+            </w:r>
+            <w:r>
+              <w:t>':'</w:t>
+            </w:r>
+            <w:r>
+              <w:t xml:space="preserve">id   | </w:t>
+            </w:r>
+            <w:r>
+              <w:rPr>
+                <w:rFonts w:hint="eastAsia"/>
+              </w:rPr>
+              <w:t>2</w:t>
+            </w:r>
+            <w:r>
+              <w:t>'}</w:t>
+            </w:r>
+          </w:p>
+          <w:p>
+            <w:r>
+              <w:lastRenderedPageBreak/>
+              <w:t>{'</w:t>
+            </w:r>
+            <w:r>
+              <w:rPr>
+                <w:rFonts w:hint="eastAsia"/>
+              </w:rPr>
+              <w:t>6</w:t>
+            </w:r>
+            <w:r>
+              <w:t>':'</w:t>
+            </w:r>
+            <w:r>
+              <w:t>name | name</w:t>
+            </w:r>
+            <w:r>
+              <w:rPr>
+                <w:rFonts w:hint="eastAsia"/>
+              </w:rPr>
+              <w:t>2</w:t>
+            </w:r>
+            <w:r>
+              <w:t>'}</w:t>
+            </w:r>
+          </w:p>
+          <w:p>
+            <w:r>
+              <w:t>{'</w:t>
+            </w:r>
+            <w:r>
+              <w:rPr>
+                <w:rFonts w:hint="eastAsia"/>
+              </w:rPr>
+              <w:t>7</w:t>
+            </w:r>
+            <w:r>
+              <w:t>':''}</w:t>
+            </w:r>
+          </w:p>
+        </w:tc>
+      </w:tr>
+    </w:tbl>
+    <w:p/>
+    <w:p>
+      <w:pPr>
+        <w:pStyle w:val="Heading2"/>
+      </w:pPr>
+      <w:r>
+        <w:rPr>
+          <w:rFonts w:hint="eastAsia"/>
+        </w:rPr>
+        <w:t>OM</w:t>
+      </w:r>
+      <w:r>
+        <w:rPr>
+          <w:rFonts w:hint="eastAsia"/>
+        </w:rPr>
+        <w:t>与</w:t>
+      </w:r>
+      <w:r>
+        <w:rPr>
+          <w:rFonts w:hint="eastAsia"/>
+        </w:rPr>
+        <w:t>Agent</w:t>
+      </w:r>
+      <w:r>
+        <w:rPr>
+          <w:rFonts w:hint="eastAsia"/>
+        </w:rPr>
+        <w:t>接口</w:t>
+      </w:r>
+    </w:p>
+    <w:p>
+      <w:r>
+        <w:rPr>
+          <w:rFonts w:hint="eastAsia"/>
+        </w:rPr>
+        <w:t>OM</w:t>
+      </w:r>
+      <w:r>
+        <w:rPr>
+          <w:rFonts w:hint="eastAsia"/>
+        </w:rPr>
+        <w:t>与</w:t>
+      </w:r>
+      <w:r>
+        <w:rPr>
+          <w:rFonts w:hint="eastAsia"/>
+        </w:rPr>
+        <w:t>Agent</w:t>
+      </w:r>
+      <w:r>
+        <w:rPr>
+          <w:rFonts w:hint="eastAsia"/>
+        </w:rPr>
+        <w:t>走内部消息流程，最外层消息与</w:t>
+      </w:r>
+      <w:r>
+        <w:rPr>
+          <w:rFonts w:hint="eastAsia"/>
+        </w:rPr>
+        <w:t>sdb</w:t>
+      </w:r>
+      <w:r>
+        <w:rPr>
+          <w:rFonts w:hint="eastAsia"/>
+        </w:rPr>
+        <w:t>内部消息一致，均为</w:t>
+      </w:r>
+      <w:r>
+        <w:rPr>
+          <w:rFonts w:hint="eastAsia"/>
+        </w:rPr>
+        <w:t>MsgHeader</w:t>
+      </w:r>
+      <w:r>
+        <w:rPr>
+          <w:rFonts w:hint="eastAsia"/>
+        </w:rPr>
+        <w:t>结构</w:t>
+      </w:r>
+      <w:r>
+        <w:rPr>
+          <w:rFonts w:hint="eastAsia"/>
+        </w:rPr>
+        <w:t>。走</w:t>
+      </w:r>
+      <w:r>
+        <w:rPr>
+          <w:rFonts w:hint="eastAsia"/>
+        </w:rPr>
+        <w:t>Query</w:t>
+      </w:r>
+      <w:r>
+        <w:rPr>
+          <w:rFonts w:hint="eastAsia"/>
+        </w:rPr>
+        <w:t>消息，以下仅描述</w:t>
+      </w:r>
+      <w:r>
+        <w:rPr>
+          <w:rFonts w:hint="eastAsia"/>
+        </w:rPr>
+        <w:t>MsgHeader</w:t>
+      </w:r>
+      <w:r>
+        <w:rPr>
+          <w:rFonts w:hint="eastAsia"/>
+        </w:rPr>
+        <w:t>中的内部接口。</w:t>
+      </w:r>
+    </w:p>
+    <w:p>
+      <w:pPr>
+        <w:pStyle w:val="Heading3"/>
+      </w:pPr>
+      <w:r>
+        <w:rPr>
+          <w:rFonts w:hint="eastAsia"/>
+        </w:rPr>
+        <w:t>执行</w:t>
+      </w:r>
+      <w:r>
+        <w:rPr>
+          <w:rFonts w:hint="eastAsia"/>
+        </w:rPr>
+        <w:t>SequoiaSQL</w:t>
+      </w:r>
+      <w:r>
+        <w:rPr>
+          <w:rFonts w:hint="eastAsia"/>
+        </w:rPr>
+        <w:t>命令</w:t>
+      </w:r>
+    </w:p>
+    <w:tbl>
+      <w:tblPr>
+        <w:tblStyle w:val="TableGrid"/>
+        <w:tblW w:w="8789" w:type="dxa"/>
+        <w:tblInd w:w="-34" w:type="dxa"/>
+        <w:tblLayout w:type="fixed"/>
+        <w:tblLook w:val="04A0"/>
+      </w:tblPr>
+      <w:tblGrid>
+        <w:gridCol w:w="1418"/>
+        <w:gridCol w:w="3827"/>
+        <w:gridCol w:w="3544"/>
+      </w:tblGrid>
+      <w:tr>
         <w:tc>
           <w:tcPr>
             <w:tcW w:w="1418" w:type="dxa"/>
@@ -3223,9 +6240,6 @@
     <w:p>
       <w:pPr>
         <w:pStyle w:val="Heading1"/>
-        <w:rPr>
-          <w:rFonts w:hint="eastAsia"/>
-        </w:rPr>
       </w:pPr>
       <w:r>
         <w:rPr>
@@ -3243,9 +6257,6 @@
     <w:p>
       <w:pPr>
         <w:pStyle w:val="Heading2"/>
-        <w:rPr>
-          <w:rFonts w:hint="eastAsia"/>
-        </w:rPr>
       </w:pPr>
       <w:r>
         <w:rPr>
@@ -3277,7 +6288,7 @@
                     </pic:cNvPicPr>
                   </pic:nvPicPr>
                   <pic:blipFill>
-                    <a:blip r:embed="rId8"/>
+                    <a:blip r:embed="rId9"/>
                     <a:srcRect/>
                     <a:stretch>
                       <a:fillRect/>
@@ -3318,6 +6329,7 @@
         <w:t>相关模块架构图</w:t>
       </w:r>
     </w:p>
+    <w:commentRangeStart w:id="304"/>
     <w:p>
       <w:r>
         <w:pict>
@@ -3490,6 +6502,13 @@
           </v:group>
         </w:pict>
       </w:r>
+      <w:commentRangeEnd w:id="304"/>
+      <w:r>
+        <w:rPr>
+          <w:rStyle w:val="CommentReference"/>
+        </w:rPr>
+        <w:commentReference w:id="304"/>
+      </w:r>
     </w:p>
     <w:p/>
     <w:p>
@@ -3537,7 +6556,7 @@
                     </pic:cNvPicPr>
                   </pic:nvPicPr>
                   <pic:blipFill>
-                    <a:blip r:embed="rId9"/>
+                    <a:blip r:embed="rId10"/>
                     <a:srcRect/>
                     <a:stretch>
                       <a:fillRect/>
@@ -3571,12 +6590,22 @@
       <w:pPr>
         <w:pStyle w:val="Heading3"/>
       </w:pPr>
+      <w:commentRangeStart w:id="305"/>
       <w:r>
         <w:rPr>
           <w:rFonts w:hint="eastAsia"/>
         </w:rPr>
         <w:lastRenderedPageBreak/>
         <w:t>删除业务</w:t>
+      </w:r>
+      <w:commentRangeEnd w:id="305"/>
+      <w:r>
+        <w:rPr>
+          <w:rStyle w:val="CommentReference"/>
+          <w:b w:val="0"/>
+          <w:bCs w:val="0"/>
+        </w:rPr>
+        <w:commentReference w:id="305"/>
       </w:r>
     </w:p>
     <w:p>
@@ -3602,7 +6631,7 @@
                     </pic:cNvPicPr>
                   </pic:nvPicPr>
                   <pic:blipFill>
-                    <a:blip r:embed="rId10"/>
+                    <a:blip r:embed="rId11"/>
                     <a:srcRect/>
                     <a:stretch>
                       <a:fillRect/>
@@ -3666,7 +6695,7 @@
                     </pic:cNvPicPr>
                   </pic:nvPicPr>
                   <pic:blipFill>
-                    <a:blip r:embed="rId11"/>
+                    <a:blip r:embed="rId12"/>
                     <a:srcRect/>
                     <a:stretch>
                       <a:fillRect/>
@@ -4374,7 +7403,7 @@
     </w:tbl>
     <w:p/>
     <w:sectPr>
-      <w:footerReference w:type="default" r:id="rId12"/>
+      <w:footerReference w:type="default" r:id="rId13"/>
       <w:pgSz w:w="11906" w:h="16838"/>
       <w:pgMar w:top="1440" w:right="1800" w:bottom="1440" w:left="1800" w:header="851" w:footer="992" w:gutter="0"/>
       <w:cols w:space="425"/>
@@ -4382,6 +7411,395 @@
     </w:sectPr>
   </w:body>
 </w:document>
+</file>
+
+<file path=word/comments.xml><?xml version="1.0" encoding="utf-8"?>
+<w:comments xmlns:ve="http://schemas.openxmlformats.org/markup-compatibility/2006" xmlns:o="urn:schemas-microsoft-com:office:office" xmlns:r="http://schemas.openxmlformats.org/officeDocument/2006/relationships" xmlns:m="http://schemas.openxmlformats.org/officeDocument/2006/math" xmlns:v="urn:schemas-microsoft-com:vml" xmlns:wp="http://schemas.openxmlformats.org/drawingml/2006/wordprocessingDrawing" xmlns:w10="urn:schemas-microsoft-com:office:word" xmlns:w="http://schemas.openxmlformats.org/wordprocessingml/2006/main" xmlns:wne="http://schemas.microsoft.com/office/word/2006/wordml">
+  <w:comment w:id="0" w:author="linyoubin" w:date="2015-12-31T16:24:00Z" w:initials="l">
+    <w:p>
+      <w:pPr>
+        <w:pStyle w:val="CommentText"/>
+      </w:pPr>
+      <w:r>
+        <w:rPr>
+          <w:rStyle w:val="CommentReference"/>
+        </w:rPr>
+        <w:annotationRef/>
+      </w:r>
+      <w:r>
+        <w:rPr>
+          <w:rFonts w:hint="eastAsia"/>
+        </w:rPr>
+        <w:t>数据页面调整</w:t>
+      </w:r>
+      <w:r>
+        <w:rPr>
+          <w:rFonts w:hint="eastAsia"/>
+        </w:rPr>
+        <w:t xml:space="preserve"> 4</w:t>
+      </w:r>
+      <w:r>
+        <w:rPr>
+          <w:rFonts w:hint="eastAsia"/>
+        </w:rPr>
+        <w:t>号查收</w:t>
+      </w:r>
+    </w:p>
+    <w:p>
+      <w:pPr>
+        <w:pStyle w:val="CommentText"/>
+      </w:pPr>
+      <w:r>
+        <w:rPr>
+          <w:rFonts w:hint="eastAsia"/>
+        </w:rPr>
+        <w:t>1</w:t>
+      </w:r>
+      <w:r>
+        <w:rPr>
+          <w:rFonts w:hint="eastAsia"/>
+        </w:rPr>
+        <w:t>、</w:t>
+      </w:r>
+      <w:r>
+        <w:rPr>
+          <w:rFonts w:hint="eastAsia"/>
+        </w:rPr>
+        <w:t>sdb</w:t>
+      </w:r>
+      <w:r>
+        <w:rPr>
+          <w:rFonts w:hint="eastAsia"/>
+        </w:rPr>
+        <w:t>业务列表</w:t>
+      </w:r>
+    </w:p>
+    <w:p>
+      <w:pPr>
+        <w:pStyle w:val="CommentText"/>
+      </w:pPr>
+      <w:r>
+        <w:rPr>
+          <w:rFonts w:hint="eastAsia"/>
+        </w:rPr>
+        <w:t>2</w:t>
+      </w:r>
+      <w:r>
+        <w:rPr>
+          <w:rFonts w:hint="eastAsia"/>
+        </w:rPr>
+        <w:t>、点击业务进入</w:t>
+      </w:r>
+      <w:r>
+        <w:rPr>
+          <w:rFonts w:hint="eastAsia"/>
+        </w:rPr>
+        <w:t>cs</w:t>
+      </w:r>
+      <w:r>
+        <w:rPr>
+          <w:rFonts w:hint="eastAsia"/>
+        </w:rPr>
+        <w:t>页面</w:t>
+      </w:r>
+    </w:p>
+  </w:comment>
+  <w:comment w:id="1" w:author="linyoubin" w:date="2015-12-31T16:41:00Z" w:initials="l">
+    <w:p>
+      <w:pPr>
+        <w:pStyle w:val="CommentText"/>
+      </w:pPr>
+      <w:r>
+        <w:rPr>
+          <w:rStyle w:val="CommentReference"/>
+        </w:rPr>
+        <w:annotationRef/>
+      </w:r>
+    </w:p>
+    <w:p>
+      <w:pPr>
+        <w:pStyle w:val="CommentText"/>
+      </w:pPr>
+      <w:r>
+        <w:rPr>
+          <w:rFonts w:hint="eastAsia"/>
+        </w:rPr>
+        <w:t>1</w:t>
+      </w:r>
+      <w:r>
+        <w:rPr>
+          <w:rFonts w:hint="eastAsia"/>
+        </w:rPr>
+        <w:t>、</w:t>
+      </w:r>
+      <w:r>
+        <w:rPr>
+          <w:rFonts w:hint="eastAsia"/>
+        </w:rPr>
+        <w:t>sequoiasql</w:t>
+      </w:r>
+      <w:r>
+        <w:rPr>
+          <w:rFonts w:hint="eastAsia"/>
+        </w:rPr>
+        <w:t xml:space="preserve"> sql</w:t>
+      </w:r>
+      <w:r>
+        <w:rPr>
+          <w:rFonts w:hint="eastAsia"/>
+        </w:rPr>
+        <w:t>窗口</w:t>
+      </w:r>
+    </w:p>
+    <w:p>
+      <w:pPr>
+        <w:pStyle w:val="CommentText"/>
+      </w:pPr>
+      <w:r>
+        <w:rPr>
+          <w:rFonts w:hint="eastAsia"/>
+        </w:rPr>
+        <w:t>2</w:t>
+      </w:r>
+      <w:r>
+        <w:rPr>
+          <w:rFonts w:hint="eastAsia"/>
+        </w:rPr>
+        <w:t>、</w:t>
+      </w:r>
+      <w:r>
+        <w:rPr>
+          <w:rFonts w:hint="eastAsia"/>
+        </w:rPr>
+        <w:t>hdfs</w:t>
+      </w:r>
+    </w:p>
+    <w:p>
+      <w:pPr>
+        <w:pStyle w:val="CommentText"/>
+      </w:pPr>
+      <w:r>
+        <w:rPr>
+          <w:rFonts w:hint="eastAsia"/>
+        </w:rPr>
+        <w:t>3</w:t>
+      </w:r>
+      <w:r>
+        <w:rPr>
+          <w:rFonts w:hint="eastAsia"/>
+        </w:rPr>
+        <w:t>、</w:t>
+      </w:r>
+      <w:r>
+        <w:rPr>
+          <w:rFonts w:hint="eastAsia"/>
+        </w:rPr>
+        <w:t>spark</w:t>
+      </w:r>
+      <w:r>
+        <w:rPr>
+          <w:rFonts w:hint="eastAsia"/>
+        </w:rPr>
+        <w:t xml:space="preserve"> ----</w:t>
+      </w:r>
+      <w:r>
+        <w:t>--&gt;</w:t>
+      </w:r>
+      <w:r>
+        <w:rPr>
+          <w:rFonts w:hint="eastAsia"/>
+        </w:rPr>
+        <w:t xml:space="preserve"> sequoiasql</w:t>
+      </w:r>
+    </w:p>
+    <w:p>
+      <w:pPr>
+        <w:pStyle w:val="CommentText"/>
+      </w:pPr>
+      <w:r>
+        <w:rPr>
+          <w:rFonts w:hint="eastAsia"/>
+        </w:rPr>
+        <w:t>4</w:t>
+      </w:r>
+      <w:r>
+        <w:rPr>
+          <w:rFonts w:hint="eastAsia"/>
+        </w:rPr>
+        <w:t>、</w:t>
+      </w:r>
+      <w:r>
+        <w:rPr>
+          <w:rFonts w:hint="eastAsia"/>
+        </w:rPr>
+        <w:t>yarn</w:t>
+      </w:r>
+    </w:p>
+  </w:comment>
+  <w:comment w:id="2" w:author="linyoubin" w:date="2015-12-31T16:37:00Z" w:initials="l">
+    <w:p>
+      <w:pPr>
+        <w:pStyle w:val="CommentText"/>
+      </w:pPr>
+      <w:r>
+        <w:rPr>
+          <w:rStyle w:val="CommentReference"/>
+        </w:rPr>
+        <w:annotationRef/>
+      </w:r>
+    </w:p>
+    <w:p>
+      <w:pPr>
+        <w:pStyle w:val="CommentText"/>
+      </w:pPr>
+      <w:r>
+        <w:rPr>
+          <w:rFonts w:hint="eastAsia"/>
+        </w:rPr>
+        <w:t>1</w:t>
+      </w:r>
+      <w:r>
+        <w:rPr>
+          <w:rFonts w:hint="eastAsia"/>
+        </w:rPr>
+        <w:t>、</w:t>
+      </w:r>
+      <w:r>
+        <w:rPr>
+          <w:rFonts w:hint="eastAsia"/>
+        </w:rPr>
+        <w:t>sql</w:t>
+      </w:r>
+      <w:r>
+        <w:rPr>
+          <w:rFonts w:hint="eastAsia"/>
+        </w:rPr>
+        <w:t>执行</w:t>
+      </w:r>
+      <w:r>
+        <w:rPr>
+          <w:rFonts w:hint="eastAsia"/>
+        </w:rPr>
+        <w:t>窗口</w:t>
+      </w:r>
+    </w:p>
+  </w:comment>
+  <w:comment w:id="3" w:author="linyoubin" w:date="2015-12-31T17:12:00Z" w:initials="l">
+    <w:p>
+      <w:pPr>
+        <w:pStyle w:val="CommentText"/>
+      </w:pPr>
+      <w:r>
+        <w:rPr>
+          <w:rStyle w:val="CommentReference"/>
+        </w:rPr>
+        <w:annotationRef/>
+      </w:r>
+    </w:p>
+    <w:p>
+      <w:pPr>
+        <w:pStyle w:val="CommentText"/>
+      </w:pPr>
+      <w:r>
+        <w:rPr>
+          <w:rFonts w:hint="eastAsia"/>
+        </w:rPr>
+        <w:t>j</w:t>
+      </w:r>
+      <w:r>
+        <w:rPr>
+          <w:rFonts w:hint="eastAsia"/>
+        </w:rPr>
+        <w:t>s</w:t>
+      </w:r>
+      <w:r>
+        <w:rPr>
+          <w:rFonts w:hint="eastAsia"/>
+        </w:rPr>
+        <w:t>写管道文件</w:t>
+      </w:r>
+    </w:p>
+    <w:p>
+      <w:pPr>
+        <w:pStyle w:val="CommentText"/>
+      </w:pPr>
+      <w:r>
+        <w:rPr>
+          <w:rFonts w:hint="eastAsia"/>
+        </w:rPr>
+        <w:t>多条语句</w:t>
+      </w:r>
+      <w:r>
+        <w:rPr>
+          <w:rFonts w:hint="eastAsia"/>
+        </w:rPr>
+        <w:t>？</w:t>
+      </w:r>
+    </w:p>
+  </w:comment>
+  <w:comment w:id="304" w:author="linyoubin" w:date="2015-12-31T15:16:00Z" w:initials="l">
+    <w:p>
+      <w:pPr>
+        <w:pStyle w:val="CommentText"/>
+      </w:pPr>
+      <w:r>
+        <w:rPr>
+          <w:rStyle w:val="CommentReference"/>
+        </w:rPr>
+        <w:annotationRef/>
+      </w:r>
+      <w:r>
+        <w:rPr>
+          <w:rFonts w:hint="eastAsia"/>
+        </w:rPr>
+        <w:t>增加</w:t>
+      </w:r>
+      <w:r>
+        <w:rPr>
+          <w:rFonts w:hint="eastAsia"/>
+        </w:rPr>
+        <w:t>网页主动</w:t>
+      </w:r>
+      <w:r>
+        <w:rPr>
+          <w:rFonts w:hint="eastAsia"/>
+        </w:rPr>
+        <w:t>获取</w:t>
+      </w:r>
+      <w:r>
+        <w:rPr>
+          <w:rFonts w:hint="eastAsia"/>
+        </w:rPr>
+        <w:t>master</w:t>
+      </w:r>
+      <w:r>
+        <w:rPr>
+          <w:rFonts w:hint="eastAsia"/>
+        </w:rPr>
+        <w:t>主备信息的消息</w:t>
+      </w:r>
+    </w:p>
+  </w:comment>
+  <w:comment w:id="305" w:author="linyoubin" w:date="2015-12-31T15:19:00Z" w:initials="l">
+    <w:p>
+      <w:pPr>
+        <w:pStyle w:val="CommentText"/>
+      </w:pPr>
+      <w:r>
+        <w:rPr>
+          <w:rStyle w:val="CommentReference"/>
+        </w:rPr>
+        <w:annotationRef/>
+      </w:r>
+      <w:r>
+        <w:rPr>
+          <w:rFonts w:hint="eastAsia"/>
+        </w:rPr>
+        <w:t>uncatalog</w:t>
+      </w:r>
+    </w:p>
+  </w:comment>
+</w:comments>
 </file>
 
 <file path=word/endnotes.xml><?xml version="1.0" encoding="utf-8"?>
@@ -4424,7 +7842,7 @@
             <w:rPr>
               <w:noProof/>
             </w:rPr>
-            <w:t>7</w:t>
+            <w:t>4</w:t>
           </w:r>
         </w:fldSimple>
       </w:p>
@@ -5892,6 +9310,64 @@
     <w:uiPriority w:val="1"/>
     <w:rsid w:val="001555F6"/>
   </w:style>
+  <w:style w:type="character" w:styleId="CommentReference">
+    <w:name w:val="annotation reference"/>
+    <w:basedOn w:val="DefaultParagraphFont"/>
+    <w:uiPriority w:val="99"/>
+    <w:semiHidden/>
+    <w:unhideWhenUsed/>
+    <w:rsid w:val="005347E1"/>
+    <w:rPr>
+      <w:sz w:val="21"/>
+      <w:szCs w:val="21"/>
+    </w:rPr>
+  </w:style>
+  <w:style w:type="paragraph" w:styleId="CommentText">
+    <w:name w:val="annotation text"/>
+    <w:basedOn w:val="Normal"/>
+    <w:link w:val="CommentTextChar"/>
+    <w:uiPriority w:val="99"/>
+    <w:semiHidden/>
+    <w:unhideWhenUsed/>
+    <w:rsid w:val="005347E1"/>
+    <w:pPr>
+      <w:jc w:val="left"/>
+    </w:pPr>
+  </w:style>
+  <w:style w:type="character" w:customStyle="1" w:styleId="CommentTextChar">
+    <w:name w:val="Comment Text Char"/>
+    <w:basedOn w:val="DefaultParagraphFont"/>
+    <w:link w:val="CommentText"/>
+    <w:uiPriority w:val="99"/>
+    <w:semiHidden/>
+    <w:rsid w:val="005347E1"/>
+  </w:style>
+  <w:style w:type="paragraph" w:styleId="CommentSubject">
+    <w:name w:val="annotation subject"/>
+    <w:basedOn w:val="CommentText"/>
+    <w:next w:val="CommentText"/>
+    <w:link w:val="CommentSubjectChar"/>
+    <w:uiPriority w:val="99"/>
+    <w:semiHidden/>
+    <w:unhideWhenUsed/>
+    <w:rsid w:val="005347E1"/>
+    <w:rPr>
+      <w:b/>
+      <w:bCs/>
+    </w:rPr>
+  </w:style>
+  <w:style w:type="character" w:customStyle="1" w:styleId="CommentSubjectChar">
+    <w:name w:val="Comment Subject Char"/>
+    <w:basedOn w:val="CommentTextChar"/>
+    <w:link w:val="CommentSubject"/>
+    <w:uiPriority w:val="99"/>
+    <w:semiHidden/>
+    <w:rsid w:val="005347E1"/>
+    <w:rPr>
+      <w:b/>
+      <w:bCs/>
+    </w:rPr>
+  </w:style>
 </w:styles>
 </file>
 

--- a/internal_doc/03.开发设计/OM/SequoiaSQL/sequoiaSQL数据操作.docx
+++ b/internal_doc/03.开发设计/OM/SequoiaSQL/sequoiaSQL数据操作.docx
@@ -647,7 +647,15 @@
               <w:t xml:space="preserve">: </w:t>
             </w:r>
             <w:r>
-              <w:t>discovery business</w:t>
+              <w:t>discover</w:t>
+            </w:r>
+            <w:del w:id="5" w:author="linyoubin" w:date="2016-01-04T15:38:00Z">
+              <w:r>
+                <w:delText>y</w:delText>
+              </w:r>
+            </w:del>
+            <w:r>
+              <w:t xml:space="preserve"> business</w:t>
             </w:r>
           </w:p>
           <w:p>
@@ -903,7 +911,15 @@
               <w:t>=</w:t>
             </w:r>
             <w:r>
-              <w:t>discovery business</w:t>
+              <w:t>discover</w:t>
+            </w:r>
+            <w:del w:id="6" w:author="linyoubin" w:date="2016-01-04T15:38:00Z">
+              <w:r>
+                <w:delText>y</w:delText>
+              </w:r>
+            </w:del>
+            <w:r>
+              <w:t xml:space="preserve"> business</w:t>
             </w:r>
           </w:p>
           <w:p>
@@ -1272,7 +1288,7 @@
     <w:p>
       <w:pPr>
         <w:rPr>
-          <w:ins w:id="5" w:author="linyoubin" w:date="2016-01-04T13:54:00Z"/>
+          <w:ins w:id="7" w:author="linyoubin" w:date="2016-01-04T13:54:00Z"/>
           <w:rFonts w:hint="eastAsia"/>
         </w:rPr>
       </w:pPr>
@@ -1281,10 +1297,10 @@
       <w:pPr>
         <w:pStyle w:val="Heading3"/>
         <w:rPr>
-          <w:ins w:id="6" w:author="linyoubin" w:date="2016-01-04T13:54:00Z"/>
+          <w:ins w:id="8" w:author="linyoubin" w:date="2016-01-04T13:54:00Z"/>
         </w:rPr>
       </w:pPr>
-      <w:ins w:id="7" w:author="linyoubin" w:date="2016-01-04T13:54:00Z">
+      <w:ins w:id="9" w:author="linyoubin" w:date="2016-01-04T13:54:00Z">
         <w:r>
           <w:rPr>
             <w:rFonts w:hint="eastAsia"/>
@@ -1292,7 +1308,7 @@
           <w:t>发现</w:t>
         </w:r>
       </w:ins>
-      <w:ins w:id="8" w:author="linyoubin" w:date="2016-01-04T13:55:00Z">
+      <w:ins w:id="10" w:author="linyoubin" w:date="2016-01-04T13:55:00Z">
         <w:r>
           <w:rPr>
             <w:rFonts w:hint="eastAsia"/>
@@ -1300,7 +1316,7 @@
           <w:t>h</w:t>
         </w:r>
       </w:ins>
-      <w:ins w:id="9" w:author="linyoubin" w:date="2016-01-04T13:54:00Z">
+      <w:ins w:id="11" w:author="linyoubin" w:date="2016-01-04T13:54:00Z">
         <w:r>
           <w:rPr>
             <w:rFonts w:hint="eastAsia"/>
@@ -1330,7 +1346,7 @@
       </w:tblGrid>
       <w:tr>
         <w:trPr>
-          <w:ins w:id="10" w:author="linyoubin" w:date="2016-01-04T13:54:00Z"/>
+          <w:ins w:id="12" w:author="linyoubin" w:date="2016-01-04T13:54:00Z"/>
         </w:trPr>
         <w:tc>
           <w:tcPr>
@@ -1340,7 +1356,7 @@
           <w:p>
             <w:pPr>
               <w:rPr>
-                <w:ins w:id="11" w:author="linyoubin" w:date="2016-01-04T13:54:00Z"/>
+                <w:ins w:id="13" w:author="linyoubin" w:date="2016-01-04T13:54:00Z"/>
               </w:rPr>
             </w:pPr>
           </w:p>
@@ -1353,10 +1369,10 @@
           <w:p>
             <w:pPr>
               <w:rPr>
-                <w:ins w:id="12" w:author="linyoubin" w:date="2016-01-04T13:54:00Z"/>
-              </w:rPr>
-            </w:pPr>
-            <w:ins w:id="13" w:author="linyoubin" w:date="2016-01-04T13:54:00Z">
+                <w:ins w:id="14" w:author="linyoubin" w:date="2016-01-04T13:54:00Z"/>
+              </w:rPr>
+            </w:pPr>
+            <w:ins w:id="15" w:author="linyoubin" w:date="2016-01-04T13:54:00Z">
               <w:r>
                 <w:rPr>
                   <w:rFonts w:hint="eastAsia"/>
@@ -1374,7 +1390,7 @@
           <w:p>
             <w:pPr>
               <w:rPr>
-                <w:ins w:id="14" w:author="linyoubin" w:date="2016-01-04T13:54:00Z"/>
+                <w:ins w:id="16" w:author="linyoubin" w:date="2016-01-04T13:54:00Z"/>
               </w:rPr>
             </w:pPr>
           </w:p>
@@ -1382,7 +1398,7 @@
       </w:tr>
       <w:tr>
         <w:trPr>
-          <w:ins w:id="15" w:author="linyoubin" w:date="2016-01-04T13:54:00Z"/>
+          <w:ins w:id="17" w:author="linyoubin" w:date="2016-01-04T13:54:00Z"/>
         </w:trPr>
         <w:tc>
           <w:tcPr>
@@ -1391,10 +1407,10 @@
           <w:p>
             <w:pPr>
               <w:rPr>
-                <w:ins w:id="16" w:author="linyoubin" w:date="2016-01-04T13:54:00Z"/>
-              </w:rPr>
-            </w:pPr>
-            <w:ins w:id="17" w:author="linyoubin" w:date="2016-01-04T13:54:00Z">
+                <w:ins w:id="18" w:author="linyoubin" w:date="2016-01-04T13:54:00Z"/>
+              </w:rPr>
+            </w:pPr>
+            <w:ins w:id="19" w:author="linyoubin" w:date="2016-01-04T13:54:00Z">
               <w:r>
                 <w:rPr>
                   <w:rFonts w:hint="eastAsia"/>
@@ -1411,10 +1427,10 @@
           <w:p>
             <w:pPr>
               <w:rPr>
-                <w:ins w:id="18" w:author="linyoubin" w:date="2016-01-04T13:54:00Z"/>
-              </w:rPr>
-            </w:pPr>
-            <w:ins w:id="19" w:author="linyoubin" w:date="2016-01-04T13:54:00Z">
+                <w:ins w:id="20" w:author="linyoubin" w:date="2016-01-04T13:54:00Z"/>
+              </w:rPr>
+            </w:pPr>
+            <w:ins w:id="21" w:author="linyoubin" w:date="2016-01-04T13:54:00Z">
               <w:r>
                 <w:rPr>
                   <w:rFonts w:hint="eastAsia"/>
@@ -1431,7 +1447,7 @@
           <w:p>
             <w:pPr>
               <w:rPr>
-                <w:ins w:id="20" w:author="linyoubin" w:date="2016-01-04T13:54:00Z"/>
+                <w:ins w:id="22" w:author="linyoubin" w:date="2016-01-04T13:54:00Z"/>
               </w:rPr>
             </w:pPr>
           </w:p>
@@ -1439,7 +1455,7 @@
       </w:tr>
       <w:tr>
         <w:trPr>
-          <w:ins w:id="21" w:author="linyoubin" w:date="2016-01-04T13:54:00Z"/>
+          <w:ins w:id="23" w:author="linyoubin" w:date="2016-01-04T13:54:00Z"/>
         </w:trPr>
         <w:tc>
           <w:tcPr>
@@ -1448,10 +1464,10 @@
           <w:p>
             <w:pPr>
               <w:rPr>
-                <w:ins w:id="22" w:author="linyoubin" w:date="2016-01-04T13:54:00Z"/>
-              </w:rPr>
-            </w:pPr>
-            <w:ins w:id="23" w:author="linyoubin" w:date="2016-01-04T13:54:00Z">
+                <w:ins w:id="24" w:author="linyoubin" w:date="2016-01-04T13:54:00Z"/>
+              </w:rPr>
+            </w:pPr>
+            <w:ins w:id="25" w:author="linyoubin" w:date="2016-01-04T13:54:00Z">
               <w:r>
                 <w:rPr>
                   <w:rFonts w:hint="eastAsia"/>
@@ -1468,10 +1484,10 @@
           <w:p>
             <w:pPr>
               <w:rPr>
-                <w:ins w:id="24" w:author="linyoubin" w:date="2016-01-04T13:54:00Z"/>
-              </w:rPr>
-            </w:pPr>
-            <w:ins w:id="25" w:author="linyoubin" w:date="2016-01-04T13:54:00Z">
+                <w:ins w:id="26" w:author="linyoubin" w:date="2016-01-04T13:54:00Z"/>
+              </w:rPr>
+            </w:pPr>
+            <w:ins w:id="27" w:author="linyoubin" w:date="2016-01-04T13:54:00Z">
               <w:r>
                 <w:t>cmd</w:t>
               </w:r>
@@ -1482,17 +1498,20 @@
                 <w:t xml:space="preserve">: </w:t>
               </w:r>
               <w:r>
-                <w:t>discovery business</w:t>
-              </w:r>
-            </w:ins>
-          </w:p>
-          <w:p>
-            <w:pPr>
-              <w:rPr>
-                <w:ins w:id="26" w:author="linyoubin" w:date="2016-01-04T13:54:00Z"/>
-              </w:rPr>
-            </w:pPr>
-            <w:ins w:id="27" w:author="linyoubin" w:date="2016-01-04T13:54:00Z">
+                <w:t>discover</w:t>
+              </w:r>
+              <w:r>
+                <w:t xml:space="preserve"> business</w:t>
+              </w:r>
+            </w:ins>
+          </w:p>
+          <w:p>
+            <w:pPr>
+              <w:rPr>
+                <w:ins w:id="28" w:author="linyoubin" w:date="2016-01-04T13:54:00Z"/>
+              </w:rPr>
+            </w:pPr>
+            <w:ins w:id="29" w:author="linyoubin" w:date="2016-01-04T13:54:00Z">
               <w:r>
                 <w:t>ConfigInfo</w:t>
               </w:r>
@@ -1513,10 +1532,10 @@
           <w:p>
             <w:pPr>
               <w:rPr>
-                <w:ins w:id="28" w:author="linyoubin" w:date="2016-01-04T13:54:00Z"/>
-              </w:rPr>
-            </w:pPr>
-            <w:ins w:id="29" w:author="linyoubin" w:date="2016-01-04T13:54:00Z">
+                <w:ins w:id="30" w:author="linyoubin" w:date="2016-01-04T13:54:00Z"/>
+              </w:rPr>
+            </w:pPr>
+            <w:ins w:id="31" w:author="linyoubin" w:date="2016-01-04T13:54:00Z">
               <w:r>
                 <w:rPr>
                   <w:rFonts w:hint="eastAsia"/>
@@ -1528,10 +1547,10 @@
           <w:p>
             <w:pPr>
               <w:rPr>
-                <w:ins w:id="30" w:author="linyoubin" w:date="2016-01-04T13:54:00Z"/>
-              </w:rPr>
-            </w:pPr>
-            <w:ins w:id="31" w:author="linyoubin" w:date="2016-01-04T13:54:00Z">
+                <w:ins w:id="32" w:author="linyoubin" w:date="2016-01-04T13:54:00Z"/>
+              </w:rPr>
+            </w:pPr>
+            <w:ins w:id="33" w:author="linyoubin" w:date="2016-01-04T13:54:00Z">
               <w:r>
                 <w:rPr>
                   <w:rFonts w:hint="eastAsia"/>
@@ -1558,10 +1577,10 @@
           <w:p>
             <w:pPr>
               <w:rPr>
-                <w:ins w:id="32" w:author="linyoubin" w:date="2016-01-04T13:54:00Z"/>
-              </w:rPr>
-            </w:pPr>
-            <w:ins w:id="33" w:author="linyoubin" w:date="2016-01-04T13:54:00Z">
+                <w:ins w:id="34" w:author="linyoubin" w:date="2016-01-04T13:54:00Z"/>
+              </w:rPr>
+            </w:pPr>
+            <w:ins w:id="35" w:author="linyoubin" w:date="2016-01-04T13:54:00Z">
               <w:r>
                 <w:rPr>
                   <w:rFonts w:hint="eastAsia"/>
@@ -1579,10 +1598,10 @@
           <w:p>
             <w:pPr>
               <w:rPr>
-                <w:ins w:id="34" w:author="linyoubin" w:date="2016-01-04T13:54:00Z"/>
-              </w:rPr>
-            </w:pPr>
-            <w:ins w:id="35" w:author="linyoubin" w:date="2016-01-04T13:54:00Z">
+                <w:ins w:id="36" w:author="linyoubin" w:date="2016-01-04T13:54:00Z"/>
+              </w:rPr>
+            </w:pPr>
+            <w:ins w:id="37" w:author="linyoubin" w:date="2016-01-04T13:54:00Z">
               <w:r>
                 <w:rPr>
                   <w:rFonts w:hint="eastAsia"/>
@@ -1606,10 +1625,10 @@
           <w:p>
             <w:pPr>
               <w:rPr>
-                <w:ins w:id="36" w:author="linyoubin" w:date="2016-01-04T13:54:00Z"/>
-              </w:rPr>
-            </w:pPr>
-            <w:ins w:id="37" w:author="linyoubin" w:date="2016-01-04T13:54:00Z">
+                <w:ins w:id="38" w:author="linyoubin" w:date="2016-01-04T13:54:00Z"/>
+              </w:rPr>
+            </w:pPr>
+            <w:ins w:id="39" w:author="linyoubin" w:date="2016-01-04T13:54:00Z">
               <w:r>
                 <w:rPr>
                   <w:rFonts w:hint="eastAsia"/>
@@ -1627,10 +1646,10 @@
           <w:p>
             <w:pPr>
               <w:rPr>
-                <w:ins w:id="38" w:author="linyoubin" w:date="2016-01-04T13:54:00Z"/>
-              </w:rPr>
-            </w:pPr>
-            <w:ins w:id="39" w:author="linyoubin" w:date="2016-01-04T13:54:00Z">
+                <w:ins w:id="40" w:author="linyoubin" w:date="2016-01-04T13:54:00Z"/>
+              </w:rPr>
+            </w:pPr>
+            <w:ins w:id="41" w:author="linyoubin" w:date="2016-01-04T13:54:00Z">
               <w:r>
                 <w:rPr>
                   <w:rFonts w:hint="eastAsia"/>
@@ -1643,10 +1662,10 @@
             <w:pPr>
               <w:ind w:firstLine="405"/>
               <w:rPr>
-                <w:ins w:id="40" w:author="linyoubin" w:date="2016-01-04T13:54:00Z"/>
-              </w:rPr>
-            </w:pPr>
-            <w:ins w:id="41" w:author="linyoubin" w:date="2016-01-04T13:54:00Z">
+                <w:ins w:id="42" w:author="linyoubin" w:date="2016-01-04T13:54:00Z"/>
+              </w:rPr>
+            </w:pPr>
+            <w:ins w:id="43" w:author="linyoubin" w:date="2016-01-04T13:54:00Z">
               <w:r>
                 <w:rPr>
                   <w:rFonts w:hint="eastAsia"/>
@@ -1665,10 +1684,10 @@
             <w:pPr>
               <w:ind w:firstLine="405"/>
               <w:rPr>
-                <w:ins w:id="42" w:author="linyoubin" w:date="2016-01-04T13:54:00Z"/>
-              </w:rPr>
-            </w:pPr>
-            <w:ins w:id="43" w:author="linyoubin" w:date="2016-01-04T13:56:00Z">
+                <w:ins w:id="44" w:author="linyoubin" w:date="2016-01-04T13:54:00Z"/>
+              </w:rPr>
+            </w:pPr>
+            <w:ins w:id="45" w:author="linyoubin" w:date="2016-01-04T13:56:00Z">
               <w:r>
                 <w:rPr>
                   <w:rFonts w:hint="eastAsia"/>
@@ -1676,7 +1695,7 @@
                 <w:t>Web</w:t>
               </w:r>
             </w:ins>
-            <w:ins w:id="44" w:author="linyoubin" w:date="2016-01-04T13:57:00Z">
+            <w:ins w:id="46" w:author="linyoubin" w:date="2016-01-04T13:57:00Z">
               <w:r>
                 <w:rPr>
                   <w:rFonts w:hint="eastAsia"/>
@@ -1684,7 +1703,7 @@
                 <w:t>Service</w:t>
               </w:r>
             </w:ins>
-            <w:ins w:id="45" w:author="linyoubin" w:date="2016-01-04T13:56:00Z">
+            <w:ins w:id="47" w:author="linyoubin" w:date="2016-01-04T13:56:00Z">
               <w:r>
                 <w:rPr>
                   <w:rFonts w:hint="eastAsia"/>
@@ -1692,7 +1711,7 @@
                 <w:t>Port</w:t>
               </w:r>
             </w:ins>
-            <w:ins w:id="46" w:author="linyoubin" w:date="2016-01-04T13:54:00Z">
+            <w:ins w:id="48" w:author="linyoubin" w:date="2016-01-04T13:54:00Z">
               <w:r>
                 <w:rPr>
                   <w:rFonts w:hint="eastAsia"/>
@@ -1700,7 +1719,7 @@
                 <w:t>:</w:t>
               </w:r>
             </w:ins>
-            <w:ins w:id="47" w:author="linyoubin" w:date="2016-01-04T13:57:00Z">
+            <w:ins w:id="49" w:author="linyoubin" w:date="2016-01-04T13:57:00Z">
               <w:r>
                 <w:rPr>
                   <w:rFonts w:hint="eastAsia"/>
@@ -1708,7 +1727,7 @@
                 <w:t>web</w:t>
               </w:r>
             </w:ins>
-            <w:ins w:id="48" w:author="linyoubin" w:date="2016-01-04T13:54:00Z">
+            <w:ins w:id="50" w:author="linyoubin" w:date="2016-01-04T13:54:00Z">
               <w:r>
                 <w:rPr>
                   <w:rFonts w:hint="eastAsia"/>
@@ -1720,10 +1739,10 @@
           <w:p>
             <w:pPr>
               <w:rPr>
-                <w:ins w:id="49" w:author="linyoubin" w:date="2016-01-04T13:54:00Z"/>
-              </w:rPr>
-            </w:pPr>
-            <w:ins w:id="50" w:author="linyoubin" w:date="2016-01-04T13:54:00Z">
+                <w:ins w:id="51" w:author="linyoubin" w:date="2016-01-04T13:54:00Z"/>
+              </w:rPr>
+            </w:pPr>
+            <w:ins w:id="52" w:author="linyoubin" w:date="2016-01-04T13:54:00Z">
               <w:r>
                 <w:rPr>
                   <w:rFonts w:hint="eastAsia"/>
@@ -1735,10 +1754,10 @@
           <w:p>
             <w:pPr>
               <w:rPr>
-                <w:ins w:id="51" w:author="linyoubin" w:date="2016-01-04T13:54:00Z"/>
-              </w:rPr>
-            </w:pPr>
-            <w:ins w:id="52" w:author="linyoubin" w:date="2016-01-04T13:54:00Z">
+                <w:ins w:id="53" w:author="linyoubin" w:date="2016-01-04T13:54:00Z"/>
+              </w:rPr>
+            </w:pPr>
+            <w:ins w:id="54" w:author="linyoubin" w:date="2016-01-04T13:54:00Z">
               <w:r>
                 <w:rPr>
                   <w:rFonts w:hint="eastAsia"/>
@@ -1755,10 +1774,10 @@
           <w:p>
             <w:pPr>
               <w:rPr>
-                <w:ins w:id="53" w:author="linyoubin" w:date="2016-01-04T13:54:00Z"/>
-              </w:rPr>
-            </w:pPr>
-            <w:ins w:id="54" w:author="linyoubin" w:date="2016-01-04T13:54:00Z">
+                <w:ins w:id="55" w:author="linyoubin" w:date="2016-01-04T13:54:00Z"/>
+              </w:rPr>
+            </w:pPr>
+            <w:ins w:id="56" w:author="linyoubin" w:date="2016-01-04T13:54:00Z">
               <w:r>
                 <w:t>cmd</w:t>
               </w:r>
@@ -1769,17 +1788,20 @@
                 <w:t>=</w:t>
               </w:r>
               <w:r>
-                <w:t>discovery business</w:t>
-              </w:r>
-            </w:ins>
-          </w:p>
-          <w:p>
-            <w:pPr>
-              <w:rPr>
-                <w:ins w:id="55" w:author="linyoubin" w:date="2016-01-04T13:54:00Z"/>
-              </w:rPr>
-            </w:pPr>
-            <w:ins w:id="56" w:author="linyoubin" w:date="2016-01-04T13:54:00Z">
+                <w:t>discover</w:t>
+              </w:r>
+              <w:r>
+                <w:t xml:space="preserve"> business</w:t>
+              </w:r>
+            </w:ins>
+          </w:p>
+          <w:p>
+            <w:pPr>
+              <w:rPr>
+                <w:ins w:id="57" w:author="linyoubin" w:date="2016-01-04T13:54:00Z"/>
+              </w:rPr>
+            </w:pPr>
+            <w:ins w:id="58" w:author="linyoubin" w:date="2016-01-04T13:54:00Z">
               <w:r>
                 <w:rPr>
                   <w:rFonts w:hint="eastAsia"/>
@@ -1800,10 +1822,10 @@
           <w:p>
             <w:pPr>
               <w:rPr>
-                <w:ins w:id="57" w:author="linyoubin" w:date="2016-01-04T13:54:00Z"/>
-              </w:rPr>
-            </w:pPr>
-            <w:ins w:id="58" w:author="linyoubin" w:date="2016-01-04T13:54:00Z">
+                <w:ins w:id="59" w:author="linyoubin" w:date="2016-01-04T13:54:00Z"/>
+              </w:rPr>
+            </w:pPr>
+            <w:ins w:id="60" w:author="linyoubin" w:date="2016-01-04T13:54:00Z">
               <w:r>
                 <w:rPr>
                   <w:rFonts w:hint="eastAsia"/>
@@ -1815,10 +1837,10 @@
           <w:p>
             <w:pPr>
               <w:rPr>
-                <w:ins w:id="59" w:author="linyoubin" w:date="2016-01-04T13:54:00Z"/>
-              </w:rPr>
-            </w:pPr>
-            <w:ins w:id="60" w:author="linyoubin" w:date="2016-01-04T13:54:00Z">
+                <w:ins w:id="61" w:author="linyoubin" w:date="2016-01-04T13:54:00Z"/>
+              </w:rPr>
+            </w:pPr>
+            <w:ins w:id="62" w:author="linyoubin" w:date="2016-01-04T13:54:00Z">
               <w:r>
                 <w:rPr>
                   <w:rFonts w:hint="eastAsia"/>
@@ -1839,10 +1861,10 @@
           <w:p>
             <w:pPr>
               <w:rPr>
-                <w:ins w:id="61" w:author="linyoubin" w:date="2016-01-04T13:54:00Z"/>
-              </w:rPr>
-            </w:pPr>
-            <w:ins w:id="62" w:author="linyoubin" w:date="2016-01-04T13:54:00Z">
+                <w:ins w:id="63" w:author="linyoubin" w:date="2016-01-04T13:54:00Z"/>
+              </w:rPr>
+            </w:pPr>
+            <w:ins w:id="64" w:author="linyoubin" w:date="2016-01-04T13:54:00Z">
               <w:r>
                 <w:rPr>
                   <w:rFonts w:hint="eastAsia"/>
@@ -1860,10 +1882,10 @@
           <w:p>
             <w:pPr>
               <w:rPr>
-                <w:ins w:id="63" w:author="linyoubin" w:date="2016-01-04T13:54:00Z"/>
-              </w:rPr>
-            </w:pPr>
-            <w:ins w:id="64" w:author="linyoubin" w:date="2016-01-04T13:54:00Z">
+                <w:ins w:id="65" w:author="linyoubin" w:date="2016-01-04T13:54:00Z"/>
+              </w:rPr>
+            </w:pPr>
+            <w:ins w:id="66" w:author="linyoubin" w:date="2016-01-04T13:54:00Z">
               <w:r>
                 <w:rPr>
                   <w:rFonts w:hint="eastAsia"/>
@@ -1883,7 +1905,7 @@
                 <w:t>'my</w:t>
               </w:r>
             </w:ins>
-            <w:ins w:id="65" w:author="linyoubin" w:date="2016-01-04T13:55:00Z">
+            <w:ins w:id="67" w:author="linyoubin" w:date="2016-01-04T13:55:00Z">
               <w:r>
                 <w:rPr>
                   <w:rFonts w:hint="eastAsia"/>
@@ -1891,7 +1913,7 @@
                 <w:t>Hdfs</w:t>
               </w:r>
             </w:ins>
-            <w:ins w:id="66" w:author="linyoubin" w:date="2016-01-04T13:54:00Z">
+            <w:ins w:id="68" w:author="linyoubin" w:date="2016-01-04T13:54:00Z">
               <w:r>
                 <w:rPr>
                   <w:rFonts w:hint="eastAsia"/>
@@ -1903,10 +1925,10 @@
           <w:p>
             <w:pPr>
               <w:rPr>
-                <w:ins w:id="67" w:author="linyoubin" w:date="2016-01-04T13:54:00Z"/>
-              </w:rPr>
-            </w:pPr>
-            <w:ins w:id="68" w:author="linyoubin" w:date="2016-01-04T13:54:00Z">
+                <w:ins w:id="69" w:author="linyoubin" w:date="2016-01-04T13:54:00Z"/>
+              </w:rPr>
+            </w:pPr>
+            <w:ins w:id="70" w:author="linyoubin" w:date="2016-01-04T13:54:00Z">
               <w:r>
                 <w:rPr>
                   <w:rFonts w:hint="eastAsia"/>
@@ -1918,10 +1940,10 @@
           <w:p>
             <w:pPr>
               <w:rPr>
-                <w:ins w:id="69" w:author="linyoubin" w:date="2016-01-04T13:54:00Z"/>
-              </w:rPr>
-            </w:pPr>
-            <w:ins w:id="70" w:author="linyoubin" w:date="2016-01-04T13:54:00Z">
+                <w:ins w:id="71" w:author="linyoubin" w:date="2016-01-04T13:54:00Z"/>
+              </w:rPr>
+            </w:pPr>
+            <w:ins w:id="72" w:author="linyoubin" w:date="2016-01-04T13:54:00Z">
               <w:r>
                 <w:rPr>
                   <w:rFonts w:hint="eastAsia"/>
@@ -1934,10 +1956,10 @@
             <w:pPr>
               <w:ind w:firstLine="405"/>
               <w:rPr>
-                <w:ins w:id="71" w:author="linyoubin" w:date="2016-01-04T13:54:00Z"/>
-              </w:rPr>
-            </w:pPr>
-            <w:ins w:id="72" w:author="linyoubin" w:date="2016-01-04T13:54:00Z">
+                <w:ins w:id="73" w:author="linyoubin" w:date="2016-01-04T13:54:00Z"/>
+              </w:rPr>
+            </w:pPr>
+            <w:ins w:id="74" w:author="linyoubin" w:date="2016-01-04T13:54:00Z">
               <w:r>
                 <w:rPr>
                   <w:rFonts w:hint="eastAsia"/>
@@ -1950,10 +1972,10 @@
             <w:pPr>
               <w:ind w:firstLine="405"/>
               <w:rPr>
-                <w:ins w:id="73" w:author="linyoubin" w:date="2016-01-04T13:54:00Z"/>
-              </w:rPr>
-            </w:pPr>
-            <w:ins w:id="74" w:author="linyoubin" w:date="2016-01-04T13:57:00Z">
+                <w:ins w:id="75" w:author="linyoubin" w:date="2016-01-04T13:54:00Z"/>
+              </w:rPr>
+            </w:pPr>
+            <w:ins w:id="76" w:author="linyoubin" w:date="2016-01-04T13:57:00Z">
               <w:r>
                 <w:rPr>
                   <w:rFonts w:hint="eastAsia"/>
@@ -1961,7 +1983,7 @@
                 <w:t>WebServicePort</w:t>
               </w:r>
             </w:ins>
-            <w:ins w:id="75" w:author="linyoubin" w:date="2016-01-04T13:54:00Z">
+            <w:ins w:id="77" w:author="linyoubin" w:date="2016-01-04T13:54:00Z">
               <w:r>
                 <w:rPr>
                   <w:rFonts w:hint="eastAsia"/>
@@ -1975,7 +1997,7 @@
                 <w:t>'</w:t>
               </w:r>
             </w:ins>
-            <w:ins w:id="76" w:author="linyoubin" w:date="2016-01-04T13:58:00Z">
+            <w:ins w:id="78" w:author="linyoubin" w:date="2016-01-04T13:58:00Z">
               <w:r>
                 <w:rPr>
                   <w:rFonts w:hint="eastAsia"/>
@@ -1983,7 +2005,7 @@
                 <w:t>50070</w:t>
               </w:r>
             </w:ins>
-            <w:ins w:id="77" w:author="linyoubin" w:date="2016-01-04T13:54:00Z">
+            <w:ins w:id="79" w:author="linyoubin" w:date="2016-01-04T13:54:00Z">
               <w:r>
                 <w:rPr>
                   <w:rFonts w:hint="eastAsia"/>
@@ -1995,10 +2017,10 @@
           <w:p>
             <w:pPr>
               <w:rPr>
-                <w:ins w:id="78" w:author="linyoubin" w:date="2016-01-04T13:54:00Z"/>
-              </w:rPr>
-            </w:pPr>
-            <w:ins w:id="79" w:author="linyoubin" w:date="2016-01-04T13:54:00Z">
+                <w:ins w:id="80" w:author="linyoubin" w:date="2016-01-04T13:54:00Z"/>
+              </w:rPr>
+            </w:pPr>
+            <w:ins w:id="81" w:author="linyoubin" w:date="2016-01-04T13:54:00Z">
               <w:r>
                 <w:rPr>
                   <w:rFonts w:hint="eastAsia"/>
@@ -2010,10 +2032,10 @@
           <w:p>
             <w:pPr>
               <w:rPr>
-                <w:ins w:id="80" w:author="linyoubin" w:date="2016-01-04T13:54:00Z"/>
-              </w:rPr>
-            </w:pPr>
-            <w:ins w:id="81" w:author="linyoubin" w:date="2016-01-04T13:54:00Z">
+                <w:ins w:id="82" w:author="linyoubin" w:date="2016-01-04T13:54:00Z"/>
+              </w:rPr>
+            </w:pPr>
+            <w:ins w:id="83" w:author="linyoubin" w:date="2016-01-04T13:54:00Z">
               <w:r>
                 <w:rPr>
                   <w:rFonts w:hint="eastAsia"/>
@@ -2026,7 +2048,7 @@
       </w:tr>
       <w:tr>
         <w:trPr>
-          <w:ins w:id="82" w:author="linyoubin" w:date="2016-01-04T13:54:00Z"/>
+          <w:ins w:id="84" w:author="linyoubin" w:date="2016-01-04T13:54:00Z"/>
         </w:trPr>
         <w:tc>
           <w:tcPr>
@@ -2035,10 +2057,10 @@
           <w:p>
             <w:pPr>
               <w:rPr>
-                <w:ins w:id="83" w:author="linyoubin" w:date="2016-01-04T13:54:00Z"/>
-              </w:rPr>
-            </w:pPr>
-            <w:ins w:id="84" w:author="linyoubin" w:date="2016-01-04T13:54:00Z">
+                <w:ins w:id="85" w:author="linyoubin" w:date="2016-01-04T13:54:00Z"/>
+              </w:rPr>
+            </w:pPr>
+            <w:ins w:id="86" w:author="linyoubin" w:date="2016-01-04T13:54:00Z">
               <w:r>
                 <w:rPr>
                   <w:rFonts w:hint="eastAsia"/>
@@ -2055,7 +2077,7 @@
           <w:p>
             <w:pPr>
               <w:rPr>
-                <w:ins w:id="85" w:author="linyoubin" w:date="2016-01-04T13:54:00Z"/>
+                <w:ins w:id="87" w:author="linyoubin" w:date="2016-01-04T13:54:00Z"/>
               </w:rPr>
             </w:pPr>
           </w:p>
@@ -2067,7 +2089,7 @@
           <w:p>
             <w:pPr>
               <w:rPr>
-                <w:ins w:id="86" w:author="linyoubin" w:date="2016-01-04T13:54:00Z"/>
+                <w:ins w:id="88" w:author="linyoubin" w:date="2016-01-04T13:54:00Z"/>
               </w:rPr>
             </w:pPr>
           </w:p>
@@ -2075,7 +2097,7 @@
       </w:tr>
       <w:tr>
         <w:trPr>
-          <w:ins w:id="87" w:author="linyoubin" w:date="2016-01-04T13:54:00Z"/>
+          <w:ins w:id="89" w:author="linyoubin" w:date="2016-01-04T13:54:00Z"/>
         </w:trPr>
         <w:tc>
           <w:tcPr>
@@ -2084,10 +2106,10 @@
           <w:p>
             <w:pPr>
               <w:rPr>
-                <w:ins w:id="88" w:author="linyoubin" w:date="2016-01-04T13:54:00Z"/>
-              </w:rPr>
-            </w:pPr>
-            <w:ins w:id="89" w:author="linyoubin" w:date="2016-01-04T13:54:00Z">
+                <w:ins w:id="90" w:author="linyoubin" w:date="2016-01-04T13:54:00Z"/>
+              </w:rPr>
+            </w:pPr>
+            <w:ins w:id="91" w:author="linyoubin" w:date="2016-01-04T13:54:00Z">
               <w:r>
                 <w:rPr>
                   <w:rFonts w:hint="eastAsia"/>
@@ -2104,10 +2126,10 @@
           <w:p>
             <w:pPr>
               <w:rPr>
-                <w:ins w:id="90" w:author="linyoubin" w:date="2016-01-04T13:54:00Z"/>
-              </w:rPr>
-            </w:pPr>
-            <w:ins w:id="91" w:author="linyoubin" w:date="2016-01-04T13:54:00Z">
+                <w:ins w:id="92" w:author="linyoubin" w:date="2016-01-04T13:54:00Z"/>
+              </w:rPr>
+            </w:pPr>
+            <w:ins w:id="93" w:author="linyoubin" w:date="2016-01-04T13:54:00Z">
               <w:r>
                 <w:rPr>
                   <w:rFonts w:hint="eastAsia"/>
@@ -2124,7 +2146,7 @@
           <w:p>
             <w:pPr>
               <w:rPr>
-                <w:ins w:id="92" w:author="linyoubin" w:date="2016-01-04T13:54:00Z"/>
+                <w:ins w:id="94" w:author="linyoubin" w:date="2016-01-04T13:54:00Z"/>
               </w:rPr>
             </w:pPr>
           </w:p>
@@ -2132,7 +2154,7 @@
       </w:tr>
       <w:tr>
         <w:trPr>
-          <w:ins w:id="93" w:author="linyoubin" w:date="2016-01-04T13:54:00Z"/>
+          <w:ins w:id="95" w:author="linyoubin" w:date="2016-01-04T13:54:00Z"/>
         </w:trPr>
         <w:tc>
           <w:tcPr>
@@ -2141,10 +2163,10 @@
           <w:p>
             <w:pPr>
               <w:rPr>
-                <w:ins w:id="94" w:author="linyoubin" w:date="2016-01-04T13:54:00Z"/>
-              </w:rPr>
-            </w:pPr>
-            <w:ins w:id="95" w:author="linyoubin" w:date="2016-01-04T13:54:00Z">
+                <w:ins w:id="96" w:author="linyoubin" w:date="2016-01-04T13:54:00Z"/>
+              </w:rPr>
+            </w:pPr>
+            <w:ins w:id="97" w:author="linyoubin" w:date="2016-01-04T13:54:00Z">
               <w:r>
                 <w:rPr>
                   <w:rFonts w:hint="eastAsia"/>
@@ -2161,10 +2183,10 @@
           <w:p>
             <w:pPr>
               <w:rPr>
-                <w:ins w:id="96" w:author="linyoubin" w:date="2016-01-04T13:54:00Z"/>
-              </w:rPr>
-            </w:pPr>
-            <w:ins w:id="97" w:author="linyoubin" w:date="2016-01-04T13:54:00Z">
+                <w:ins w:id="98" w:author="linyoubin" w:date="2016-01-04T13:54:00Z"/>
+              </w:rPr>
+            </w:pPr>
+            <w:ins w:id="99" w:author="linyoubin" w:date="2016-01-04T13:54:00Z">
               <w:r>
                 <w:rPr>
                   <w:rFonts w:hint="eastAsia"/>
@@ -2176,7 +2198,7 @@
           <w:p>
             <w:pPr>
               <w:rPr>
-                <w:ins w:id="98" w:author="linyoubin" w:date="2016-01-04T13:54:00Z"/>
+                <w:ins w:id="100" w:author="linyoubin" w:date="2016-01-04T13:54:00Z"/>
               </w:rPr>
             </w:pPr>
           </w:p>
@@ -2188,10 +2210,10 @@
           <w:p>
             <w:pPr>
               <w:rPr>
-                <w:ins w:id="99" w:author="linyoubin" w:date="2016-01-04T13:54:00Z"/>
-              </w:rPr>
-            </w:pPr>
-            <w:ins w:id="100" w:author="linyoubin" w:date="2016-01-04T13:54:00Z">
+                <w:ins w:id="101" w:author="linyoubin" w:date="2016-01-04T13:54:00Z"/>
+              </w:rPr>
+            </w:pPr>
+            <w:ins w:id="102" w:author="linyoubin" w:date="2016-01-04T13:54:00Z">
               <w:r>
                 <w:rPr>
                   <w:rFonts w:hint="eastAsia"/>
@@ -2203,10 +2225,10 @@
           <w:p>
             <w:pPr>
               <w:rPr>
-                <w:ins w:id="101" w:author="linyoubin" w:date="2016-01-04T13:54:00Z"/>
-              </w:rPr>
-            </w:pPr>
-            <w:ins w:id="102" w:author="linyoubin" w:date="2016-01-04T13:54:00Z">
+                <w:ins w:id="103" w:author="linyoubin" w:date="2016-01-04T13:54:00Z"/>
+              </w:rPr>
+            </w:pPr>
+            <w:ins w:id="104" w:author="linyoubin" w:date="2016-01-04T13:54:00Z">
               <w:r>
                 <w:rPr>
                   <w:rFonts w:hint="eastAsia"/>
@@ -2224,10 +2246,10 @@
           <w:p>
             <w:pPr>
               <w:rPr>
-                <w:ins w:id="103" w:author="linyoubin" w:date="2016-01-04T13:54:00Z"/>
-              </w:rPr>
-            </w:pPr>
-            <w:ins w:id="104" w:author="linyoubin" w:date="2016-01-04T13:54:00Z">
+                <w:ins w:id="105" w:author="linyoubin" w:date="2016-01-04T13:54:00Z"/>
+              </w:rPr>
+            </w:pPr>
+            <w:ins w:id="106" w:author="linyoubin" w:date="2016-01-04T13:54:00Z">
               <w:r>
                 <w:rPr>
                   <w:rFonts w:hint="eastAsia"/>
@@ -2239,7 +2261,7 @@
           <w:p>
             <w:pPr>
               <w:rPr>
-                <w:ins w:id="105" w:author="linyoubin" w:date="2016-01-04T13:54:00Z"/>
+                <w:ins w:id="107" w:author="linyoubin" w:date="2016-01-04T13:54:00Z"/>
               </w:rPr>
             </w:pPr>
           </w:p>
@@ -2247,7 +2269,7 @@
       </w:tr>
       <w:tr>
         <w:trPr>
-          <w:ins w:id="106" w:author="linyoubin" w:date="2016-01-04T13:54:00Z"/>
+          <w:ins w:id="108" w:author="linyoubin" w:date="2016-01-04T13:54:00Z"/>
         </w:trPr>
         <w:tc>
           <w:tcPr>
@@ -2256,10 +2278,10 @@
           <w:p>
             <w:pPr>
               <w:rPr>
-                <w:ins w:id="107" w:author="linyoubin" w:date="2016-01-04T13:54:00Z"/>
-              </w:rPr>
-            </w:pPr>
-            <w:ins w:id="108" w:author="linyoubin" w:date="2016-01-04T13:54:00Z">
+                <w:ins w:id="109" w:author="linyoubin" w:date="2016-01-04T13:54:00Z"/>
+              </w:rPr>
+            </w:pPr>
+            <w:ins w:id="110" w:author="linyoubin" w:date="2016-01-04T13:54:00Z">
               <w:r>
                 <w:rPr>
                   <w:rFonts w:hint="eastAsia"/>
@@ -2277,7 +2299,7 @@
           <w:p>
             <w:pPr>
               <w:rPr>
-                <w:ins w:id="109" w:author="linyoubin" w:date="2016-01-04T13:54:00Z"/>
+                <w:ins w:id="111" w:author="linyoubin" w:date="2016-01-04T13:54:00Z"/>
               </w:rPr>
             </w:pPr>
           </w:p>
@@ -2289,7 +2311,7 @@
           <w:p>
             <w:pPr>
               <w:rPr>
-                <w:ins w:id="110" w:author="linyoubin" w:date="2016-01-04T13:54:00Z"/>
+                <w:ins w:id="112" w:author="linyoubin" w:date="2016-01-04T13:54:00Z"/>
               </w:rPr>
             </w:pPr>
           </w:p>
@@ -2299,7 +2321,7 @@
     <w:p>
       <w:pPr>
         <w:rPr>
-          <w:ins w:id="111" w:author="linyoubin" w:date="2016-01-04T13:58:00Z"/>
+          <w:ins w:id="113" w:author="linyoubin" w:date="2016-01-04T13:58:00Z"/>
           <w:rFonts w:hint="eastAsia"/>
         </w:rPr>
       </w:pPr>
@@ -2308,10 +2330,10 @@
       <w:pPr>
         <w:pStyle w:val="Heading3"/>
         <w:rPr>
-          <w:ins w:id="112" w:author="linyoubin" w:date="2016-01-04T13:58:00Z"/>
+          <w:ins w:id="114" w:author="linyoubin" w:date="2016-01-04T13:58:00Z"/>
         </w:rPr>
       </w:pPr>
-      <w:ins w:id="113" w:author="linyoubin" w:date="2016-01-04T13:58:00Z">
+      <w:ins w:id="115" w:author="linyoubin" w:date="2016-01-04T13:58:00Z">
         <w:r>
           <w:rPr>
             <w:rFonts w:hint="eastAsia"/>
@@ -2347,7 +2369,7 @@
       </w:tblGrid>
       <w:tr>
         <w:trPr>
-          <w:ins w:id="114" w:author="linyoubin" w:date="2016-01-04T13:58:00Z"/>
+          <w:ins w:id="116" w:author="linyoubin" w:date="2016-01-04T13:58:00Z"/>
         </w:trPr>
         <w:tc>
           <w:tcPr>
@@ -2357,7 +2379,7 @@
           <w:p>
             <w:pPr>
               <w:rPr>
-                <w:ins w:id="115" w:author="linyoubin" w:date="2016-01-04T13:58:00Z"/>
+                <w:ins w:id="117" w:author="linyoubin" w:date="2016-01-04T13:58:00Z"/>
               </w:rPr>
             </w:pPr>
           </w:p>
@@ -2370,10 +2392,10 @@
           <w:p>
             <w:pPr>
               <w:rPr>
-                <w:ins w:id="116" w:author="linyoubin" w:date="2016-01-04T13:58:00Z"/>
-              </w:rPr>
-            </w:pPr>
-            <w:ins w:id="117" w:author="linyoubin" w:date="2016-01-04T13:58:00Z">
+                <w:ins w:id="118" w:author="linyoubin" w:date="2016-01-04T13:58:00Z"/>
+              </w:rPr>
+            </w:pPr>
+            <w:ins w:id="119" w:author="linyoubin" w:date="2016-01-04T13:58:00Z">
               <w:r>
                 <w:rPr>
                   <w:rFonts w:hint="eastAsia"/>
@@ -2391,7 +2413,7 @@
           <w:p>
             <w:pPr>
               <w:rPr>
-                <w:ins w:id="118" w:author="linyoubin" w:date="2016-01-04T13:58:00Z"/>
+                <w:ins w:id="120" w:author="linyoubin" w:date="2016-01-04T13:58:00Z"/>
               </w:rPr>
             </w:pPr>
           </w:p>
@@ -2399,7 +2421,7 @@
       </w:tr>
       <w:tr>
         <w:trPr>
-          <w:ins w:id="119" w:author="linyoubin" w:date="2016-01-04T13:58:00Z"/>
+          <w:ins w:id="121" w:author="linyoubin" w:date="2016-01-04T13:58:00Z"/>
         </w:trPr>
         <w:tc>
           <w:tcPr>
@@ -2408,10 +2430,10 @@
           <w:p>
             <w:pPr>
               <w:rPr>
-                <w:ins w:id="120" w:author="linyoubin" w:date="2016-01-04T13:58:00Z"/>
-              </w:rPr>
-            </w:pPr>
-            <w:ins w:id="121" w:author="linyoubin" w:date="2016-01-04T13:58:00Z">
+                <w:ins w:id="122" w:author="linyoubin" w:date="2016-01-04T13:58:00Z"/>
+              </w:rPr>
+            </w:pPr>
+            <w:ins w:id="123" w:author="linyoubin" w:date="2016-01-04T13:58:00Z">
               <w:r>
                 <w:rPr>
                   <w:rFonts w:hint="eastAsia"/>
@@ -2428,10 +2450,10 @@
           <w:p>
             <w:pPr>
               <w:rPr>
-                <w:ins w:id="122" w:author="linyoubin" w:date="2016-01-04T13:58:00Z"/>
-              </w:rPr>
-            </w:pPr>
-            <w:ins w:id="123" w:author="linyoubin" w:date="2016-01-04T13:58:00Z">
+                <w:ins w:id="124" w:author="linyoubin" w:date="2016-01-04T13:58:00Z"/>
+              </w:rPr>
+            </w:pPr>
+            <w:ins w:id="125" w:author="linyoubin" w:date="2016-01-04T13:58:00Z">
               <w:r>
                 <w:rPr>
                   <w:rFonts w:hint="eastAsia"/>
@@ -2448,7 +2470,7 @@
           <w:p>
             <w:pPr>
               <w:rPr>
-                <w:ins w:id="124" w:author="linyoubin" w:date="2016-01-04T13:58:00Z"/>
+                <w:ins w:id="126" w:author="linyoubin" w:date="2016-01-04T13:58:00Z"/>
               </w:rPr>
             </w:pPr>
           </w:p>
@@ -2456,7 +2478,7 @@
       </w:tr>
       <w:tr>
         <w:trPr>
-          <w:ins w:id="125" w:author="linyoubin" w:date="2016-01-04T13:58:00Z"/>
+          <w:ins w:id="127" w:author="linyoubin" w:date="2016-01-04T13:58:00Z"/>
         </w:trPr>
         <w:tc>
           <w:tcPr>
@@ -2465,10 +2487,10 @@
           <w:p>
             <w:pPr>
               <w:rPr>
-                <w:ins w:id="126" w:author="linyoubin" w:date="2016-01-04T13:58:00Z"/>
-              </w:rPr>
-            </w:pPr>
-            <w:ins w:id="127" w:author="linyoubin" w:date="2016-01-04T13:58:00Z">
+                <w:ins w:id="128" w:author="linyoubin" w:date="2016-01-04T13:58:00Z"/>
+              </w:rPr>
+            </w:pPr>
+            <w:ins w:id="129" w:author="linyoubin" w:date="2016-01-04T13:58:00Z">
               <w:r>
                 <w:rPr>
                   <w:rFonts w:hint="eastAsia"/>
@@ -2485,10 +2507,10 @@
           <w:p>
             <w:pPr>
               <w:rPr>
-                <w:ins w:id="128" w:author="linyoubin" w:date="2016-01-04T13:58:00Z"/>
-              </w:rPr>
-            </w:pPr>
-            <w:ins w:id="129" w:author="linyoubin" w:date="2016-01-04T13:58:00Z">
+                <w:ins w:id="130" w:author="linyoubin" w:date="2016-01-04T13:58:00Z"/>
+              </w:rPr>
+            </w:pPr>
+            <w:ins w:id="131" w:author="linyoubin" w:date="2016-01-04T13:58:00Z">
               <w:r>
                 <w:t>cmd</w:t>
               </w:r>
@@ -2499,17 +2521,20 @@
                 <w:t xml:space="preserve">: </w:t>
               </w:r>
               <w:r>
-                <w:t>discovery business</w:t>
-              </w:r>
-            </w:ins>
-          </w:p>
-          <w:p>
-            <w:pPr>
-              <w:rPr>
-                <w:ins w:id="130" w:author="linyoubin" w:date="2016-01-04T13:58:00Z"/>
-              </w:rPr>
-            </w:pPr>
-            <w:ins w:id="131" w:author="linyoubin" w:date="2016-01-04T13:58:00Z">
+                <w:t>discover</w:t>
+              </w:r>
+              <w:r>
+                <w:t xml:space="preserve"> business</w:t>
+              </w:r>
+            </w:ins>
+          </w:p>
+          <w:p>
+            <w:pPr>
+              <w:rPr>
+                <w:ins w:id="132" w:author="linyoubin" w:date="2016-01-04T13:58:00Z"/>
+              </w:rPr>
+            </w:pPr>
+            <w:ins w:id="133" w:author="linyoubin" w:date="2016-01-04T13:58:00Z">
               <w:r>
                 <w:t>ConfigInfo</w:t>
               </w:r>
@@ -2530,10 +2555,10 @@
           <w:p>
             <w:pPr>
               <w:rPr>
-                <w:ins w:id="132" w:author="linyoubin" w:date="2016-01-04T13:58:00Z"/>
-              </w:rPr>
-            </w:pPr>
-            <w:ins w:id="133" w:author="linyoubin" w:date="2016-01-04T13:58:00Z">
+                <w:ins w:id="134" w:author="linyoubin" w:date="2016-01-04T13:58:00Z"/>
+              </w:rPr>
+            </w:pPr>
+            <w:ins w:id="135" w:author="linyoubin" w:date="2016-01-04T13:58:00Z">
               <w:r>
                 <w:rPr>
                   <w:rFonts w:hint="eastAsia"/>
@@ -2545,10 +2570,10 @@
           <w:p>
             <w:pPr>
               <w:rPr>
-                <w:ins w:id="134" w:author="linyoubin" w:date="2016-01-04T13:58:00Z"/>
-              </w:rPr>
-            </w:pPr>
-            <w:ins w:id="135" w:author="linyoubin" w:date="2016-01-04T13:58:00Z">
+                <w:ins w:id="136" w:author="linyoubin" w:date="2016-01-04T13:58:00Z"/>
+              </w:rPr>
+            </w:pPr>
+            <w:ins w:id="137" w:author="linyoubin" w:date="2016-01-04T13:58:00Z">
               <w:r>
                 <w:rPr>
                   <w:rFonts w:hint="eastAsia"/>
@@ -2575,10 +2600,10 @@
           <w:p>
             <w:pPr>
               <w:rPr>
-                <w:ins w:id="136" w:author="linyoubin" w:date="2016-01-04T13:58:00Z"/>
-              </w:rPr>
-            </w:pPr>
-            <w:ins w:id="137" w:author="linyoubin" w:date="2016-01-04T13:58:00Z">
+                <w:ins w:id="138" w:author="linyoubin" w:date="2016-01-04T13:58:00Z"/>
+              </w:rPr>
+            </w:pPr>
+            <w:ins w:id="139" w:author="linyoubin" w:date="2016-01-04T13:58:00Z">
               <w:r>
                 <w:rPr>
                   <w:rFonts w:hint="eastAsia"/>
@@ -2596,10 +2621,10 @@
           <w:p>
             <w:pPr>
               <w:rPr>
-                <w:ins w:id="138" w:author="linyoubin" w:date="2016-01-04T13:58:00Z"/>
-              </w:rPr>
-            </w:pPr>
-            <w:ins w:id="139" w:author="linyoubin" w:date="2016-01-04T13:58:00Z">
+                <w:ins w:id="140" w:author="linyoubin" w:date="2016-01-04T13:58:00Z"/>
+              </w:rPr>
+            </w:pPr>
+            <w:ins w:id="141" w:author="linyoubin" w:date="2016-01-04T13:58:00Z">
               <w:r>
                 <w:rPr>
                   <w:rFonts w:hint="eastAsia"/>
@@ -2623,10 +2648,10 @@
           <w:p>
             <w:pPr>
               <w:rPr>
-                <w:ins w:id="140" w:author="linyoubin" w:date="2016-01-04T13:58:00Z"/>
-              </w:rPr>
-            </w:pPr>
-            <w:ins w:id="141" w:author="linyoubin" w:date="2016-01-04T13:58:00Z">
+                <w:ins w:id="142" w:author="linyoubin" w:date="2016-01-04T13:58:00Z"/>
+              </w:rPr>
+            </w:pPr>
+            <w:ins w:id="143" w:author="linyoubin" w:date="2016-01-04T13:58:00Z">
               <w:r>
                 <w:rPr>
                   <w:rFonts w:hint="eastAsia"/>
@@ -2644,10 +2669,10 @@
           <w:p>
             <w:pPr>
               <w:rPr>
-                <w:ins w:id="142" w:author="linyoubin" w:date="2016-01-04T13:58:00Z"/>
-              </w:rPr>
-            </w:pPr>
-            <w:ins w:id="143" w:author="linyoubin" w:date="2016-01-04T13:58:00Z">
+                <w:ins w:id="144" w:author="linyoubin" w:date="2016-01-04T13:58:00Z"/>
+              </w:rPr>
+            </w:pPr>
+            <w:ins w:id="145" w:author="linyoubin" w:date="2016-01-04T13:58:00Z">
               <w:r>
                 <w:rPr>
                   <w:rFonts w:hint="eastAsia"/>
@@ -2660,10 +2685,10 @@
             <w:pPr>
               <w:ind w:firstLine="405"/>
               <w:rPr>
-                <w:ins w:id="144" w:author="linyoubin" w:date="2016-01-04T13:58:00Z"/>
-              </w:rPr>
-            </w:pPr>
-            <w:ins w:id="145" w:author="linyoubin" w:date="2016-01-04T13:58:00Z">
+                <w:ins w:id="146" w:author="linyoubin" w:date="2016-01-04T13:58:00Z"/>
+              </w:rPr>
+            </w:pPr>
+            <w:ins w:id="147" w:author="linyoubin" w:date="2016-01-04T13:58:00Z">
               <w:r>
                 <w:rPr>
                   <w:rFonts w:hint="eastAsia"/>
@@ -2682,10 +2707,10 @@
             <w:pPr>
               <w:ind w:firstLine="405"/>
               <w:rPr>
-                <w:ins w:id="146" w:author="linyoubin" w:date="2016-01-04T13:58:00Z"/>
-              </w:rPr>
-            </w:pPr>
-            <w:ins w:id="147" w:author="linyoubin" w:date="2016-01-04T13:58:00Z">
+                <w:ins w:id="148" w:author="linyoubin" w:date="2016-01-04T13:58:00Z"/>
+              </w:rPr>
+            </w:pPr>
+            <w:ins w:id="149" w:author="linyoubin" w:date="2016-01-04T13:58:00Z">
               <w:r>
                 <w:rPr>
                   <w:rFonts w:hint="eastAsia"/>
@@ -2703,10 +2728,10 @@
           <w:p>
             <w:pPr>
               <w:rPr>
-                <w:ins w:id="148" w:author="linyoubin" w:date="2016-01-04T13:58:00Z"/>
-              </w:rPr>
-            </w:pPr>
-            <w:ins w:id="149" w:author="linyoubin" w:date="2016-01-04T13:58:00Z">
+                <w:ins w:id="150" w:author="linyoubin" w:date="2016-01-04T13:58:00Z"/>
+              </w:rPr>
+            </w:pPr>
+            <w:ins w:id="151" w:author="linyoubin" w:date="2016-01-04T13:58:00Z">
               <w:r>
                 <w:rPr>
                   <w:rFonts w:hint="eastAsia"/>
@@ -2718,10 +2743,10 @@
           <w:p>
             <w:pPr>
               <w:rPr>
-                <w:ins w:id="150" w:author="linyoubin" w:date="2016-01-04T13:58:00Z"/>
-              </w:rPr>
-            </w:pPr>
-            <w:ins w:id="151" w:author="linyoubin" w:date="2016-01-04T13:58:00Z">
+                <w:ins w:id="152" w:author="linyoubin" w:date="2016-01-04T13:58:00Z"/>
+              </w:rPr>
+            </w:pPr>
+            <w:ins w:id="153" w:author="linyoubin" w:date="2016-01-04T13:58:00Z">
               <w:r>
                 <w:rPr>
                   <w:rFonts w:hint="eastAsia"/>
@@ -2738,10 +2763,10 @@
           <w:p>
             <w:pPr>
               <w:rPr>
-                <w:ins w:id="152" w:author="linyoubin" w:date="2016-01-04T13:58:00Z"/>
-              </w:rPr>
-            </w:pPr>
-            <w:ins w:id="153" w:author="linyoubin" w:date="2016-01-04T13:58:00Z">
+                <w:ins w:id="154" w:author="linyoubin" w:date="2016-01-04T13:58:00Z"/>
+              </w:rPr>
+            </w:pPr>
+            <w:ins w:id="155" w:author="linyoubin" w:date="2016-01-04T13:58:00Z">
               <w:r>
                 <w:t>cmd</w:t>
               </w:r>
@@ -2752,17 +2777,20 @@
                 <w:t>=</w:t>
               </w:r>
               <w:r>
-                <w:t>discovery business</w:t>
-              </w:r>
-            </w:ins>
-          </w:p>
-          <w:p>
-            <w:pPr>
-              <w:rPr>
-                <w:ins w:id="154" w:author="linyoubin" w:date="2016-01-04T13:58:00Z"/>
-              </w:rPr>
-            </w:pPr>
-            <w:ins w:id="155" w:author="linyoubin" w:date="2016-01-04T13:58:00Z">
+                <w:t>discover</w:t>
+              </w:r>
+              <w:r>
+                <w:t xml:space="preserve"> business</w:t>
+              </w:r>
+            </w:ins>
+          </w:p>
+          <w:p>
+            <w:pPr>
+              <w:rPr>
+                <w:ins w:id="156" w:author="linyoubin" w:date="2016-01-04T13:58:00Z"/>
+              </w:rPr>
+            </w:pPr>
+            <w:ins w:id="157" w:author="linyoubin" w:date="2016-01-04T13:58:00Z">
               <w:r>
                 <w:rPr>
                   <w:rFonts w:hint="eastAsia"/>
@@ -2783,10 +2811,10 @@
           <w:p>
             <w:pPr>
               <w:rPr>
-                <w:ins w:id="156" w:author="linyoubin" w:date="2016-01-04T13:58:00Z"/>
-              </w:rPr>
-            </w:pPr>
-            <w:ins w:id="157" w:author="linyoubin" w:date="2016-01-04T13:58:00Z">
+                <w:ins w:id="158" w:author="linyoubin" w:date="2016-01-04T13:58:00Z"/>
+              </w:rPr>
+            </w:pPr>
+            <w:ins w:id="159" w:author="linyoubin" w:date="2016-01-04T13:58:00Z">
               <w:r>
                 <w:rPr>
                   <w:rFonts w:hint="eastAsia"/>
@@ -2798,10 +2826,10 @@
           <w:p>
             <w:pPr>
               <w:rPr>
-                <w:ins w:id="158" w:author="linyoubin" w:date="2016-01-04T13:58:00Z"/>
-              </w:rPr>
-            </w:pPr>
-            <w:ins w:id="159" w:author="linyoubin" w:date="2016-01-04T13:58:00Z">
+                <w:ins w:id="160" w:author="linyoubin" w:date="2016-01-04T13:58:00Z"/>
+              </w:rPr>
+            </w:pPr>
+            <w:ins w:id="161" w:author="linyoubin" w:date="2016-01-04T13:58:00Z">
               <w:r>
                 <w:rPr>
                   <w:rFonts w:hint="eastAsia"/>
@@ -2822,10 +2850,10 @@
           <w:p>
             <w:pPr>
               <w:rPr>
-                <w:ins w:id="160" w:author="linyoubin" w:date="2016-01-04T13:58:00Z"/>
-              </w:rPr>
-            </w:pPr>
-            <w:ins w:id="161" w:author="linyoubin" w:date="2016-01-04T13:58:00Z">
+                <w:ins w:id="162" w:author="linyoubin" w:date="2016-01-04T13:58:00Z"/>
+              </w:rPr>
+            </w:pPr>
+            <w:ins w:id="163" w:author="linyoubin" w:date="2016-01-04T13:58:00Z">
               <w:r>
                 <w:rPr>
                   <w:rFonts w:hint="eastAsia"/>
@@ -2849,10 +2877,10 @@
           <w:p>
             <w:pPr>
               <w:rPr>
-                <w:ins w:id="162" w:author="linyoubin" w:date="2016-01-04T13:58:00Z"/>
-              </w:rPr>
-            </w:pPr>
-            <w:ins w:id="163" w:author="linyoubin" w:date="2016-01-04T13:58:00Z">
+                <w:ins w:id="164" w:author="linyoubin" w:date="2016-01-04T13:58:00Z"/>
+              </w:rPr>
+            </w:pPr>
+            <w:ins w:id="165" w:author="linyoubin" w:date="2016-01-04T13:58:00Z">
               <w:r>
                 <w:rPr>
                   <w:rFonts w:hint="eastAsia"/>
@@ -2888,10 +2916,10 @@
           <w:p>
             <w:pPr>
               <w:rPr>
-                <w:ins w:id="164" w:author="linyoubin" w:date="2016-01-04T13:58:00Z"/>
-              </w:rPr>
-            </w:pPr>
-            <w:ins w:id="165" w:author="linyoubin" w:date="2016-01-04T13:58:00Z">
+                <w:ins w:id="166" w:author="linyoubin" w:date="2016-01-04T13:58:00Z"/>
+              </w:rPr>
+            </w:pPr>
+            <w:ins w:id="167" w:author="linyoubin" w:date="2016-01-04T13:58:00Z">
               <w:r>
                 <w:rPr>
                   <w:rFonts w:hint="eastAsia"/>
@@ -2903,10 +2931,10 @@
           <w:p>
             <w:pPr>
               <w:rPr>
-                <w:ins w:id="166" w:author="linyoubin" w:date="2016-01-04T13:58:00Z"/>
-              </w:rPr>
-            </w:pPr>
-            <w:ins w:id="167" w:author="linyoubin" w:date="2016-01-04T13:58:00Z">
+                <w:ins w:id="168" w:author="linyoubin" w:date="2016-01-04T13:58:00Z"/>
+              </w:rPr>
+            </w:pPr>
+            <w:ins w:id="169" w:author="linyoubin" w:date="2016-01-04T13:58:00Z">
               <w:r>
                 <w:rPr>
                   <w:rFonts w:hint="eastAsia"/>
@@ -2919,10 +2947,10 @@
             <w:pPr>
               <w:ind w:firstLine="405"/>
               <w:rPr>
-                <w:ins w:id="168" w:author="linyoubin" w:date="2016-01-04T13:58:00Z"/>
-              </w:rPr>
-            </w:pPr>
-            <w:ins w:id="169" w:author="linyoubin" w:date="2016-01-04T13:58:00Z">
+                <w:ins w:id="170" w:author="linyoubin" w:date="2016-01-04T13:58:00Z"/>
+              </w:rPr>
+            </w:pPr>
+            <w:ins w:id="171" w:author="linyoubin" w:date="2016-01-04T13:58:00Z">
               <w:r>
                 <w:rPr>
                   <w:rFonts w:hint="eastAsia"/>
@@ -2935,10 +2963,10 @@
             <w:pPr>
               <w:ind w:firstLine="405"/>
               <w:rPr>
-                <w:ins w:id="170" w:author="linyoubin" w:date="2016-01-04T13:58:00Z"/>
-              </w:rPr>
-            </w:pPr>
-            <w:ins w:id="171" w:author="linyoubin" w:date="2016-01-04T13:58:00Z">
+                <w:ins w:id="172" w:author="linyoubin" w:date="2016-01-04T13:58:00Z"/>
+              </w:rPr>
+            </w:pPr>
+            <w:ins w:id="173" w:author="linyoubin" w:date="2016-01-04T13:58:00Z">
               <w:r>
                 <w:rPr>
                   <w:rFonts w:hint="eastAsia"/>
@@ -2946,7 +2974,7 @@
                 <w:t>WebServicePort:'</w:t>
               </w:r>
             </w:ins>
-            <w:ins w:id="172" w:author="linyoubin" w:date="2016-01-04T13:59:00Z">
+            <w:ins w:id="174" w:author="linyoubin" w:date="2016-01-04T13:59:00Z">
               <w:r>
                 <w:rPr>
                   <w:rFonts w:hint="eastAsia"/>
@@ -2954,7 +2982,7 @@
                 <w:t>8080</w:t>
               </w:r>
             </w:ins>
-            <w:ins w:id="173" w:author="linyoubin" w:date="2016-01-04T13:58:00Z">
+            <w:ins w:id="175" w:author="linyoubin" w:date="2016-01-04T13:58:00Z">
               <w:r>
                 <w:rPr>
                   <w:rFonts w:hint="eastAsia"/>
@@ -2966,10 +2994,10 @@
           <w:p>
             <w:pPr>
               <w:rPr>
-                <w:ins w:id="174" w:author="linyoubin" w:date="2016-01-04T13:58:00Z"/>
-              </w:rPr>
-            </w:pPr>
-            <w:ins w:id="175" w:author="linyoubin" w:date="2016-01-04T13:58:00Z">
+                <w:ins w:id="176" w:author="linyoubin" w:date="2016-01-04T13:58:00Z"/>
+              </w:rPr>
+            </w:pPr>
+            <w:ins w:id="177" w:author="linyoubin" w:date="2016-01-04T13:58:00Z">
               <w:r>
                 <w:rPr>
                   <w:rFonts w:hint="eastAsia"/>
@@ -2981,10 +3009,10 @@
           <w:p>
             <w:pPr>
               <w:rPr>
-                <w:ins w:id="176" w:author="linyoubin" w:date="2016-01-04T13:58:00Z"/>
-              </w:rPr>
-            </w:pPr>
-            <w:ins w:id="177" w:author="linyoubin" w:date="2016-01-04T13:58:00Z">
+                <w:ins w:id="178" w:author="linyoubin" w:date="2016-01-04T13:58:00Z"/>
+              </w:rPr>
+            </w:pPr>
+            <w:ins w:id="179" w:author="linyoubin" w:date="2016-01-04T13:58:00Z">
               <w:r>
                 <w:rPr>
                   <w:rFonts w:hint="eastAsia"/>
@@ -2997,7 +3025,7 @@
       </w:tr>
       <w:tr>
         <w:trPr>
-          <w:ins w:id="178" w:author="linyoubin" w:date="2016-01-04T13:58:00Z"/>
+          <w:ins w:id="180" w:author="linyoubin" w:date="2016-01-04T13:58:00Z"/>
         </w:trPr>
         <w:tc>
           <w:tcPr>
@@ -3006,10 +3034,10 @@
           <w:p>
             <w:pPr>
               <w:rPr>
-                <w:ins w:id="179" w:author="linyoubin" w:date="2016-01-04T13:58:00Z"/>
-              </w:rPr>
-            </w:pPr>
-            <w:ins w:id="180" w:author="linyoubin" w:date="2016-01-04T13:58:00Z">
+                <w:ins w:id="181" w:author="linyoubin" w:date="2016-01-04T13:58:00Z"/>
+              </w:rPr>
+            </w:pPr>
+            <w:ins w:id="182" w:author="linyoubin" w:date="2016-01-04T13:58:00Z">
               <w:r>
                 <w:rPr>
                   <w:rFonts w:hint="eastAsia"/>
@@ -3026,7 +3054,7 @@
           <w:p>
             <w:pPr>
               <w:rPr>
-                <w:ins w:id="181" w:author="linyoubin" w:date="2016-01-04T13:58:00Z"/>
+                <w:ins w:id="183" w:author="linyoubin" w:date="2016-01-04T13:58:00Z"/>
               </w:rPr>
             </w:pPr>
           </w:p>
@@ -3038,7 +3066,7 @@
           <w:p>
             <w:pPr>
               <w:rPr>
-                <w:ins w:id="182" w:author="linyoubin" w:date="2016-01-04T13:58:00Z"/>
+                <w:ins w:id="184" w:author="linyoubin" w:date="2016-01-04T13:58:00Z"/>
               </w:rPr>
             </w:pPr>
           </w:p>
@@ -3046,7 +3074,7 @@
       </w:tr>
       <w:tr>
         <w:trPr>
-          <w:ins w:id="183" w:author="linyoubin" w:date="2016-01-04T13:58:00Z"/>
+          <w:ins w:id="185" w:author="linyoubin" w:date="2016-01-04T13:58:00Z"/>
         </w:trPr>
         <w:tc>
           <w:tcPr>
@@ -3055,10 +3083,10 @@
           <w:p>
             <w:pPr>
               <w:rPr>
-                <w:ins w:id="184" w:author="linyoubin" w:date="2016-01-04T13:58:00Z"/>
-              </w:rPr>
-            </w:pPr>
-            <w:ins w:id="185" w:author="linyoubin" w:date="2016-01-04T13:58:00Z">
+                <w:ins w:id="186" w:author="linyoubin" w:date="2016-01-04T13:58:00Z"/>
+              </w:rPr>
+            </w:pPr>
+            <w:ins w:id="187" w:author="linyoubin" w:date="2016-01-04T13:58:00Z">
               <w:r>
                 <w:rPr>
                   <w:rFonts w:hint="eastAsia"/>
@@ -3075,10 +3103,10 @@
           <w:p>
             <w:pPr>
               <w:rPr>
-                <w:ins w:id="186" w:author="linyoubin" w:date="2016-01-04T13:58:00Z"/>
-              </w:rPr>
-            </w:pPr>
-            <w:ins w:id="187" w:author="linyoubin" w:date="2016-01-04T13:58:00Z">
+                <w:ins w:id="188" w:author="linyoubin" w:date="2016-01-04T13:58:00Z"/>
+              </w:rPr>
+            </w:pPr>
+            <w:ins w:id="189" w:author="linyoubin" w:date="2016-01-04T13:58:00Z">
               <w:r>
                 <w:rPr>
                   <w:rFonts w:hint="eastAsia"/>
@@ -3095,7 +3123,7 @@
           <w:p>
             <w:pPr>
               <w:rPr>
-                <w:ins w:id="188" w:author="linyoubin" w:date="2016-01-04T13:58:00Z"/>
+                <w:ins w:id="190" w:author="linyoubin" w:date="2016-01-04T13:58:00Z"/>
               </w:rPr>
             </w:pPr>
           </w:p>
@@ -3103,7 +3131,7 @@
       </w:tr>
       <w:tr>
         <w:trPr>
-          <w:ins w:id="189" w:author="linyoubin" w:date="2016-01-04T13:58:00Z"/>
+          <w:ins w:id="191" w:author="linyoubin" w:date="2016-01-04T13:58:00Z"/>
         </w:trPr>
         <w:tc>
           <w:tcPr>
@@ -3112,10 +3140,10 @@
           <w:p>
             <w:pPr>
               <w:rPr>
-                <w:ins w:id="190" w:author="linyoubin" w:date="2016-01-04T13:58:00Z"/>
-              </w:rPr>
-            </w:pPr>
-            <w:ins w:id="191" w:author="linyoubin" w:date="2016-01-04T13:58:00Z">
+                <w:ins w:id="192" w:author="linyoubin" w:date="2016-01-04T13:58:00Z"/>
+              </w:rPr>
+            </w:pPr>
+            <w:ins w:id="193" w:author="linyoubin" w:date="2016-01-04T13:58:00Z">
               <w:r>
                 <w:rPr>
                   <w:rFonts w:hint="eastAsia"/>
@@ -3132,10 +3160,10 @@
           <w:p>
             <w:pPr>
               <w:rPr>
-                <w:ins w:id="192" w:author="linyoubin" w:date="2016-01-04T13:58:00Z"/>
-              </w:rPr>
-            </w:pPr>
-            <w:ins w:id="193" w:author="linyoubin" w:date="2016-01-04T13:58:00Z">
+                <w:ins w:id="194" w:author="linyoubin" w:date="2016-01-04T13:58:00Z"/>
+              </w:rPr>
+            </w:pPr>
+            <w:ins w:id="195" w:author="linyoubin" w:date="2016-01-04T13:58:00Z">
               <w:r>
                 <w:rPr>
                   <w:rFonts w:hint="eastAsia"/>
@@ -3147,7 +3175,7 @@
           <w:p>
             <w:pPr>
               <w:rPr>
-                <w:ins w:id="194" w:author="linyoubin" w:date="2016-01-04T13:58:00Z"/>
+                <w:ins w:id="196" w:author="linyoubin" w:date="2016-01-04T13:58:00Z"/>
               </w:rPr>
             </w:pPr>
           </w:p>
@@ -3159,10 +3187,10 @@
           <w:p>
             <w:pPr>
               <w:rPr>
-                <w:ins w:id="195" w:author="linyoubin" w:date="2016-01-04T13:58:00Z"/>
-              </w:rPr>
-            </w:pPr>
-            <w:ins w:id="196" w:author="linyoubin" w:date="2016-01-04T13:58:00Z">
+                <w:ins w:id="197" w:author="linyoubin" w:date="2016-01-04T13:58:00Z"/>
+              </w:rPr>
+            </w:pPr>
+            <w:ins w:id="198" w:author="linyoubin" w:date="2016-01-04T13:58:00Z">
               <w:r>
                 <w:rPr>
                   <w:rFonts w:hint="eastAsia"/>
@@ -3174,10 +3202,10 @@
           <w:p>
             <w:pPr>
               <w:rPr>
-                <w:ins w:id="197" w:author="linyoubin" w:date="2016-01-04T13:58:00Z"/>
-              </w:rPr>
-            </w:pPr>
-            <w:ins w:id="198" w:author="linyoubin" w:date="2016-01-04T13:58:00Z">
+                <w:ins w:id="199" w:author="linyoubin" w:date="2016-01-04T13:58:00Z"/>
+              </w:rPr>
+            </w:pPr>
+            <w:ins w:id="200" w:author="linyoubin" w:date="2016-01-04T13:58:00Z">
               <w:r>
                 <w:rPr>
                   <w:rFonts w:hint="eastAsia"/>
@@ -3195,10 +3223,10 @@
           <w:p>
             <w:pPr>
               <w:rPr>
-                <w:ins w:id="199" w:author="linyoubin" w:date="2016-01-04T13:58:00Z"/>
-              </w:rPr>
-            </w:pPr>
-            <w:ins w:id="200" w:author="linyoubin" w:date="2016-01-04T13:58:00Z">
+                <w:ins w:id="201" w:author="linyoubin" w:date="2016-01-04T13:58:00Z"/>
+              </w:rPr>
+            </w:pPr>
+            <w:ins w:id="202" w:author="linyoubin" w:date="2016-01-04T13:58:00Z">
               <w:r>
                 <w:rPr>
                   <w:rFonts w:hint="eastAsia"/>
@@ -3210,7 +3238,7 @@
           <w:p>
             <w:pPr>
               <w:rPr>
-                <w:ins w:id="201" w:author="linyoubin" w:date="2016-01-04T13:58:00Z"/>
+                <w:ins w:id="203" w:author="linyoubin" w:date="2016-01-04T13:58:00Z"/>
               </w:rPr>
             </w:pPr>
           </w:p>
@@ -3218,7 +3246,7 @@
       </w:tr>
       <w:tr>
         <w:trPr>
-          <w:ins w:id="202" w:author="linyoubin" w:date="2016-01-04T13:58:00Z"/>
+          <w:ins w:id="204" w:author="linyoubin" w:date="2016-01-04T13:58:00Z"/>
         </w:trPr>
         <w:tc>
           <w:tcPr>
@@ -3227,10 +3255,10 @@
           <w:p>
             <w:pPr>
               <w:rPr>
-                <w:ins w:id="203" w:author="linyoubin" w:date="2016-01-04T13:58:00Z"/>
-              </w:rPr>
-            </w:pPr>
-            <w:ins w:id="204" w:author="linyoubin" w:date="2016-01-04T13:58:00Z">
+                <w:ins w:id="205" w:author="linyoubin" w:date="2016-01-04T13:58:00Z"/>
+              </w:rPr>
+            </w:pPr>
+            <w:ins w:id="206" w:author="linyoubin" w:date="2016-01-04T13:58:00Z">
               <w:r>
                 <w:rPr>
                   <w:rFonts w:hint="eastAsia"/>
@@ -3247,7 +3275,7 @@
           <w:p>
             <w:pPr>
               <w:rPr>
-                <w:ins w:id="205" w:author="linyoubin" w:date="2016-01-04T13:58:00Z"/>
+                <w:ins w:id="207" w:author="linyoubin" w:date="2016-01-04T13:58:00Z"/>
               </w:rPr>
             </w:pPr>
           </w:p>
@@ -3259,7 +3287,7 @@
           <w:p>
             <w:pPr>
               <w:rPr>
-                <w:ins w:id="206" w:author="linyoubin" w:date="2016-01-04T13:58:00Z"/>
+                <w:ins w:id="208" w:author="linyoubin" w:date="2016-01-04T13:58:00Z"/>
               </w:rPr>
             </w:pPr>
           </w:p>
@@ -3269,7 +3297,7 @@
     <w:p>
       <w:pPr>
         <w:rPr>
-          <w:ins w:id="207" w:author="linyoubin" w:date="2016-01-04T13:58:00Z"/>
+          <w:ins w:id="209" w:author="linyoubin" w:date="2016-01-04T13:58:00Z"/>
         </w:rPr>
       </w:pPr>
     </w:p>
@@ -3277,10 +3305,10 @@
       <w:pPr>
         <w:pStyle w:val="Heading3"/>
         <w:rPr>
-          <w:ins w:id="208" w:author="linyoubin" w:date="2016-01-04T13:59:00Z"/>
+          <w:ins w:id="210" w:author="linyoubin" w:date="2016-01-04T13:59:00Z"/>
         </w:rPr>
       </w:pPr>
-      <w:ins w:id="209" w:author="linyoubin" w:date="2016-01-04T13:59:00Z">
+      <w:ins w:id="211" w:author="linyoubin" w:date="2016-01-04T13:59:00Z">
         <w:r>
           <w:rPr>
             <w:rFonts w:hint="eastAsia"/>
@@ -3316,7 +3344,7 @@
       </w:tblGrid>
       <w:tr>
         <w:trPr>
-          <w:ins w:id="210" w:author="linyoubin" w:date="2016-01-04T13:59:00Z"/>
+          <w:ins w:id="212" w:author="linyoubin" w:date="2016-01-04T13:59:00Z"/>
         </w:trPr>
         <w:tc>
           <w:tcPr>
@@ -3326,7 +3354,7 @@
           <w:p>
             <w:pPr>
               <w:rPr>
-                <w:ins w:id="211" w:author="linyoubin" w:date="2016-01-04T13:59:00Z"/>
+                <w:ins w:id="213" w:author="linyoubin" w:date="2016-01-04T13:59:00Z"/>
               </w:rPr>
             </w:pPr>
           </w:p>
@@ -3339,10 +3367,10 @@
           <w:p>
             <w:pPr>
               <w:rPr>
-                <w:ins w:id="212" w:author="linyoubin" w:date="2016-01-04T13:59:00Z"/>
-              </w:rPr>
-            </w:pPr>
-            <w:ins w:id="213" w:author="linyoubin" w:date="2016-01-04T13:59:00Z">
+                <w:ins w:id="214" w:author="linyoubin" w:date="2016-01-04T13:59:00Z"/>
+              </w:rPr>
+            </w:pPr>
+            <w:ins w:id="215" w:author="linyoubin" w:date="2016-01-04T13:59:00Z">
               <w:r>
                 <w:rPr>
                   <w:rFonts w:hint="eastAsia"/>
@@ -3360,7 +3388,7 @@
           <w:p>
             <w:pPr>
               <w:rPr>
-                <w:ins w:id="214" w:author="linyoubin" w:date="2016-01-04T13:59:00Z"/>
+                <w:ins w:id="216" w:author="linyoubin" w:date="2016-01-04T13:59:00Z"/>
               </w:rPr>
             </w:pPr>
           </w:p>
@@ -3368,7 +3396,7 @@
       </w:tr>
       <w:tr>
         <w:trPr>
-          <w:ins w:id="215" w:author="linyoubin" w:date="2016-01-04T13:59:00Z"/>
+          <w:ins w:id="217" w:author="linyoubin" w:date="2016-01-04T13:59:00Z"/>
         </w:trPr>
         <w:tc>
           <w:tcPr>
@@ -3377,10 +3405,10 @@
           <w:p>
             <w:pPr>
               <w:rPr>
-                <w:ins w:id="216" w:author="linyoubin" w:date="2016-01-04T13:59:00Z"/>
-              </w:rPr>
-            </w:pPr>
-            <w:ins w:id="217" w:author="linyoubin" w:date="2016-01-04T13:59:00Z">
+                <w:ins w:id="218" w:author="linyoubin" w:date="2016-01-04T13:59:00Z"/>
+              </w:rPr>
+            </w:pPr>
+            <w:ins w:id="219" w:author="linyoubin" w:date="2016-01-04T13:59:00Z">
               <w:r>
                 <w:rPr>
                   <w:rFonts w:hint="eastAsia"/>
@@ -3397,10 +3425,10 @@
           <w:p>
             <w:pPr>
               <w:rPr>
-                <w:ins w:id="218" w:author="linyoubin" w:date="2016-01-04T13:59:00Z"/>
-              </w:rPr>
-            </w:pPr>
-            <w:ins w:id="219" w:author="linyoubin" w:date="2016-01-04T13:59:00Z">
+                <w:ins w:id="220" w:author="linyoubin" w:date="2016-01-04T13:59:00Z"/>
+              </w:rPr>
+            </w:pPr>
+            <w:ins w:id="221" w:author="linyoubin" w:date="2016-01-04T13:59:00Z">
               <w:r>
                 <w:rPr>
                   <w:rFonts w:hint="eastAsia"/>
@@ -3417,7 +3445,7 @@
           <w:p>
             <w:pPr>
               <w:rPr>
-                <w:ins w:id="220" w:author="linyoubin" w:date="2016-01-04T13:59:00Z"/>
+                <w:ins w:id="222" w:author="linyoubin" w:date="2016-01-04T13:59:00Z"/>
               </w:rPr>
             </w:pPr>
           </w:p>
@@ -3425,7 +3453,7 @@
       </w:tr>
       <w:tr>
         <w:trPr>
-          <w:ins w:id="221" w:author="linyoubin" w:date="2016-01-04T13:59:00Z"/>
+          <w:ins w:id="223" w:author="linyoubin" w:date="2016-01-04T13:59:00Z"/>
         </w:trPr>
         <w:tc>
           <w:tcPr>
@@ -3434,10 +3462,10 @@
           <w:p>
             <w:pPr>
               <w:rPr>
-                <w:ins w:id="222" w:author="linyoubin" w:date="2016-01-04T13:59:00Z"/>
-              </w:rPr>
-            </w:pPr>
-            <w:ins w:id="223" w:author="linyoubin" w:date="2016-01-04T13:59:00Z">
+                <w:ins w:id="224" w:author="linyoubin" w:date="2016-01-04T13:59:00Z"/>
+              </w:rPr>
+            </w:pPr>
+            <w:ins w:id="225" w:author="linyoubin" w:date="2016-01-04T13:59:00Z">
               <w:r>
                 <w:rPr>
                   <w:rFonts w:hint="eastAsia"/>
@@ -3454,10 +3482,10 @@
           <w:p>
             <w:pPr>
               <w:rPr>
-                <w:ins w:id="224" w:author="linyoubin" w:date="2016-01-04T13:59:00Z"/>
-              </w:rPr>
-            </w:pPr>
-            <w:ins w:id="225" w:author="linyoubin" w:date="2016-01-04T13:59:00Z">
+                <w:ins w:id="226" w:author="linyoubin" w:date="2016-01-04T13:59:00Z"/>
+              </w:rPr>
+            </w:pPr>
+            <w:ins w:id="227" w:author="linyoubin" w:date="2016-01-04T13:59:00Z">
               <w:r>
                 <w:t>cmd</w:t>
               </w:r>
@@ -3468,17 +3496,20 @@
                 <w:t xml:space="preserve">: </w:t>
               </w:r>
               <w:r>
-                <w:t>discovery business</w:t>
-              </w:r>
-            </w:ins>
-          </w:p>
-          <w:p>
-            <w:pPr>
-              <w:rPr>
-                <w:ins w:id="226" w:author="linyoubin" w:date="2016-01-04T13:59:00Z"/>
-              </w:rPr>
-            </w:pPr>
-            <w:ins w:id="227" w:author="linyoubin" w:date="2016-01-04T13:59:00Z">
+                <w:t>discover</w:t>
+              </w:r>
+              <w:r>
+                <w:t xml:space="preserve"> business</w:t>
+              </w:r>
+            </w:ins>
+          </w:p>
+          <w:p>
+            <w:pPr>
+              <w:rPr>
+                <w:ins w:id="228" w:author="linyoubin" w:date="2016-01-04T13:59:00Z"/>
+              </w:rPr>
+            </w:pPr>
+            <w:ins w:id="229" w:author="linyoubin" w:date="2016-01-04T13:59:00Z">
               <w:r>
                 <w:t>ConfigInfo</w:t>
               </w:r>
@@ -3499,10 +3530,10 @@
           <w:p>
             <w:pPr>
               <w:rPr>
-                <w:ins w:id="228" w:author="linyoubin" w:date="2016-01-04T13:59:00Z"/>
-              </w:rPr>
-            </w:pPr>
-            <w:ins w:id="229" w:author="linyoubin" w:date="2016-01-04T13:59:00Z">
+                <w:ins w:id="230" w:author="linyoubin" w:date="2016-01-04T13:59:00Z"/>
+              </w:rPr>
+            </w:pPr>
+            <w:ins w:id="231" w:author="linyoubin" w:date="2016-01-04T13:59:00Z">
               <w:r>
                 <w:rPr>
                   <w:rFonts w:hint="eastAsia"/>
@@ -3514,10 +3545,10 @@
           <w:p>
             <w:pPr>
               <w:rPr>
-                <w:ins w:id="230" w:author="linyoubin" w:date="2016-01-04T13:59:00Z"/>
-              </w:rPr>
-            </w:pPr>
-            <w:ins w:id="231" w:author="linyoubin" w:date="2016-01-04T13:59:00Z">
+                <w:ins w:id="232" w:author="linyoubin" w:date="2016-01-04T13:59:00Z"/>
+              </w:rPr>
+            </w:pPr>
+            <w:ins w:id="233" w:author="linyoubin" w:date="2016-01-04T13:59:00Z">
               <w:r>
                 <w:rPr>
                   <w:rFonts w:hint="eastAsia"/>
@@ -3544,10 +3575,10 @@
           <w:p>
             <w:pPr>
               <w:rPr>
-                <w:ins w:id="232" w:author="linyoubin" w:date="2016-01-04T13:59:00Z"/>
-              </w:rPr>
-            </w:pPr>
-            <w:ins w:id="233" w:author="linyoubin" w:date="2016-01-04T13:59:00Z">
+                <w:ins w:id="234" w:author="linyoubin" w:date="2016-01-04T13:59:00Z"/>
+              </w:rPr>
+            </w:pPr>
+            <w:ins w:id="235" w:author="linyoubin" w:date="2016-01-04T13:59:00Z">
               <w:r>
                 <w:rPr>
                   <w:rFonts w:hint="eastAsia"/>
@@ -3565,10 +3596,10 @@
           <w:p>
             <w:pPr>
               <w:rPr>
-                <w:ins w:id="234" w:author="linyoubin" w:date="2016-01-04T13:59:00Z"/>
-              </w:rPr>
-            </w:pPr>
-            <w:ins w:id="235" w:author="linyoubin" w:date="2016-01-04T13:59:00Z">
+                <w:ins w:id="236" w:author="linyoubin" w:date="2016-01-04T13:59:00Z"/>
+              </w:rPr>
+            </w:pPr>
+            <w:ins w:id="237" w:author="linyoubin" w:date="2016-01-04T13:59:00Z">
               <w:r>
                 <w:rPr>
                   <w:rFonts w:hint="eastAsia"/>
@@ -3592,10 +3623,10 @@
           <w:p>
             <w:pPr>
               <w:rPr>
-                <w:ins w:id="236" w:author="linyoubin" w:date="2016-01-04T13:59:00Z"/>
-              </w:rPr>
-            </w:pPr>
-            <w:ins w:id="237" w:author="linyoubin" w:date="2016-01-04T13:59:00Z">
+                <w:ins w:id="238" w:author="linyoubin" w:date="2016-01-04T13:59:00Z"/>
+              </w:rPr>
+            </w:pPr>
+            <w:ins w:id="239" w:author="linyoubin" w:date="2016-01-04T13:59:00Z">
               <w:r>
                 <w:rPr>
                   <w:rFonts w:hint="eastAsia"/>
@@ -3613,10 +3644,10 @@
           <w:p>
             <w:pPr>
               <w:rPr>
-                <w:ins w:id="238" w:author="linyoubin" w:date="2016-01-04T13:59:00Z"/>
-              </w:rPr>
-            </w:pPr>
-            <w:ins w:id="239" w:author="linyoubin" w:date="2016-01-04T13:59:00Z">
+                <w:ins w:id="240" w:author="linyoubin" w:date="2016-01-04T13:59:00Z"/>
+              </w:rPr>
+            </w:pPr>
+            <w:ins w:id="241" w:author="linyoubin" w:date="2016-01-04T13:59:00Z">
               <w:r>
                 <w:rPr>
                   <w:rFonts w:hint="eastAsia"/>
@@ -3629,10 +3660,10 @@
             <w:pPr>
               <w:ind w:firstLine="405"/>
               <w:rPr>
-                <w:ins w:id="240" w:author="linyoubin" w:date="2016-01-04T13:59:00Z"/>
-              </w:rPr>
-            </w:pPr>
-            <w:ins w:id="241" w:author="linyoubin" w:date="2016-01-04T13:59:00Z">
+                <w:ins w:id="242" w:author="linyoubin" w:date="2016-01-04T13:59:00Z"/>
+              </w:rPr>
+            </w:pPr>
+            <w:ins w:id="243" w:author="linyoubin" w:date="2016-01-04T13:59:00Z">
               <w:r>
                 <w:rPr>
                   <w:rFonts w:hint="eastAsia"/>
@@ -3651,10 +3682,10 @@
             <w:pPr>
               <w:ind w:firstLine="405"/>
               <w:rPr>
-                <w:ins w:id="242" w:author="linyoubin" w:date="2016-01-04T13:59:00Z"/>
-              </w:rPr>
-            </w:pPr>
-            <w:ins w:id="243" w:author="linyoubin" w:date="2016-01-04T13:59:00Z">
+                <w:ins w:id="244" w:author="linyoubin" w:date="2016-01-04T13:59:00Z"/>
+              </w:rPr>
+            </w:pPr>
+            <w:ins w:id="245" w:author="linyoubin" w:date="2016-01-04T13:59:00Z">
               <w:r>
                 <w:rPr>
                   <w:rFonts w:hint="eastAsia"/>
@@ -3672,10 +3703,10 @@
           <w:p>
             <w:pPr>
               <w:rPr>
-                <w:ins w:id="244" w:author="linyoubin" w:date="2016-01-04T13:59:00Z"/>
-              </w:rPr>
-            </w:pPr>
-            <w:ins w:id="245" w:author="linyoubin" w:date="2016-01-04T13:59:00Z">
+                <w:ins w:id="246" w:author="linyoubin" w:date="2016-01-04T13:59:00Z"/>
+              </w:rPr>
+            </w:pPr>
+            <w:ins w:id="247" w:author="linyoubin" w:date="2016-01-04T13:59:00Z">
               <w:r>
                 <w:rPr>
                   <w:rFonts w:hint="eastAsia"/>
@@ -3688,10 +3719,10 @@
           <w:p>
             <w:pPr>
               <w:rPr>
-                <w:ins w:id="246" w:author="linyoubin" w:date="2016-01-04T13:59:00Z"/>
-              </w:rPr>
-            </w:pPr>
-            <w:ins w:id="247" w:author="linyoubin" w:date="2016-01-04T13:59:00Z">
+                <w:ins w:id="248" w:author="linyoubin" w:date="2016-01-04T13:59:00Z"/>
+              </w:rPr>
+            </w:pPr>
+            <w:ins w:id="249" w:author="linyoubin" w:date="2016-01-04T13:59:00Z">
               <w:r>
                 <w:rPr>
                   <w:rFonts w:hint="eastAsia"/>
@@ -3708,10 +3739,10 @@
           <w:p>
             <w:pPr>
               <w:rPr>
-                <w:ins w:id="248" w:author="linyoubin" w:date="2016-01-04T13:59:00Z"/>
-              </w:rPr>
-            </w:pPr>
-            <w:ins w:id="249" w:author="linyoubin" w:date="2016-01-04T13:59:00Z">
+                <w:ins w:id="250" w:author="linyoubin" w:date="2016-01-04T13:59:00Z"/>
+              </w:rPr>
+            </w:pPr>
+            <w:ins w:id="251" w:author="linyoubin" w:date="2016-01-04T13:59:00Z">
               <w:r>
                 <w:lastRenderedPageBreak/>
                 <w:t>cmd</w:t>
@@ -3723,17 +3754,20 @@
                 <w:t>=</w:t>
               </w:r>
               <w:r>
-                <w:t>discovery business</w:t>
-              </w:r>
-            </w:ins>
-          </w:p>
-          <w:p>
-            <w:pPr>
-              <w:rPr>
-                <w:ins w:id="250" w:author="linyoubin" w:date="2016-01-04T13:59:00Z"/>
-              </w:rPr>
-            </w:pPr>
-            <w:ins w:id="251" w:author="linyoubin" w:date="2016-01-04T13:59:00Z">
+                <w:t>discover</w:t>
+              </w:r>
+              <w:r>
+                <w:t xml:space="preserve"> business</w:t>
+              </w:r>
+            </w:ins>
+          </w:p>
+          <w:p>
+            <w:pPr>
+              <w:rPr>
+                <w:ins w:id="252" w:author="linyoubin" w:date="2016-01-04T13:59:00Z"/>
+              </w:rPr>
+            </w:pPr>
+            <w:ins w:id="253" w:author="linyoubin" w:date="2016-01-04T13:59:00Z">
               <w:r>
                 <w:rPr>
                   <w:rFonts w:hint="eastAsia"/>
@@ -3754,10 +3788,10 @@
           <w:p>
             <w:pPr>
               <w:rPr>
-                <w:ins w:id="252" w:author="linyoubin" w:date="2016-01-04T13:59:00Z"/>
-              </w:rPr>
-            </w:pPr>
-            <w:ins w:id="253" w:author="linyoubin" w:date="2016-01-04T13:59:00Z">
+                <w:ins w:id="254" w:author="linyoubin" w:date="2016-01-04T13:59:00Z"/>
+              </w:rPr>
+            </w:pPr>
+            <w:ins w:id="255" w:author="linyoubin" w:date="2016-01-04T13:59:00Z">
               <w:r>
                 <w:rPr>
                   <w:rFonts w:hint="eastAsia"/>
@@ -3769,10 +3803,10 @@
           <w:p>
             <w:pPr>
               <w:rPr>
-                <w:ins w:id="254" w:author="linyoubin" w:date="2016-01-04T13:59:00Z"/>
-              </w:rPr>
-            </w:pPr>
-            <w:ins w:id="255" w:author="linyoubin" w:date="2016-01-04T13:59:00Z">
+                <w:ins w:id="256" w:author="linyoubin" w:date="2016-01-04T13:59:00Z"/>
+              </w:rPr>
+            </w:pPr>
+            <w:ins w:id="257" w:author="linyoubin" w:date="2016-01-04T13:59:00Z">
               <w:r>
                 <w:rPr>
                   <w:rFonts w:hint="eastAsia"/>
@@ -3793,10 +3827,10 @@
           <w:p>
             <w:pPr>
               <w:rPr>
-                <w:ins w:id="256" w:author="linyoubin" w:date="2016-01-04T13:59:00Z"/>
-              </w:rPr>
-            </w:pPr>
-            <w:ins w:id="257" w:author="linyoubin" w:date="2016-01-04T13:59:00Z">
+                <w:ins w:id="258" w:author="linyoubin" w:date="2016-01-04T13:59:00Z"/>
+              </w:rPr>
+            </w:pPr>
+            <w:ins w:id="259" w:author="linyoubin" w:date="2016-01-04T13:59:00Z">
               <w:r>
                 <w:rPr>
                   <w:rFonts w:hint="eastAsia"/>
@@ -3820,10 +3854,10 @@
           <w:p>
             <w:pPr>
               <w:rPr>
-                <w:ins w:id="258" w:author="linyoubin" w:date="2016-01-04T13:59:00Z"/>
-              </w:rPr>
-            </w:pPr>
-            <w:ins w:id="259" w:author="linyoubin" w:date="2016-01-04T13:59:00Z">
+                <w:ins w:id="260" w:author="linyoubin" w:date="2016-01-04T13:59:00Z"/>
+              </w:rPr>
+            </w:pPr>
+            <w:ins w:id="261" w:author="linyoubin" w:date="2016-01-04T13:59:00Z">
               <w:r>
                 <w:rPr>
                   <w:rFonts w:hint="eastAsia"/>
@@ -3859,10 +3893,10 @@
           <w:p>
             <w:pPr>
               <w:rPr>
-                <w:ins w:id="260" w:author="linyoubin" w:date="2016-01-04T13:59:00Z"/>
-              </w:rPr>
-            </w:pPr>
-            <w:ins w:id="261" w:author="linyoubin" w:date="2016-01-04T13:59:00Z">
+                <w:ins w:id="262" w:author="linyoubin" w:date="2016-01-04T13:59:00Z"/>
+              </w:rPr>
+            </w:pPr>
+            <w:ins w:id="263" w:author="linyoubin" w:date="2016-01-04T13:59:00Z">
               <w:r>
                 <w:rPr>
                   <w:rFonts w:hint="eastAsia"/>
@@ -3874,10 +3908,10 @@
           <w:p>
             <w:pPr>
               <w:rPr>
-                <w:ins w:id="262" w:author="linyoubin" w:date="2016-01-04T13:59:00Z"/>
-              </w:rPr>
-            </w:pPr>
-            <w:ins w:id="263" w:author="linyoubin" w:date="2016-01-04T13:59:00Z">
+                <w:ins w:id="264" w:author="linyoubin" w:date="2016-01-04T13:59:00Z"/>
+              </w:rPr>
+            </w:pPr>
+            <w:ins w:id="265" w:author="linyoubin" w:date="2016-01-04T13:59:00Z">
               <w:r>
                 <w:rPr>
                   <w:rFonts w:hint="eastAsia"/>
@@ -3890,10 +3924,10 @@
             <w:pPr>
               <w:ind w:firstLine="405"/>
               <w:rPr>
-                <w:ins w:id="264" w:author="linyoubin" w:date="2016-01-04T13:59:00Z"/>
-              </w:rPr>
-            </w:pPr>
-            <w:ins w:id="265" w:author="linyoubin" w:date="2016-01-04T13:59:00Z">
+                <w:ins w:id="266" w:author="linyoubin" w:date="2016-01-04T13:59:00Z"/>
+              </w:rPr>
+            </w:pPr>
+            <w:ins w:id="267" w:author="linyoubin" w:date="2016-01-04T13:59:00Z">
               <w:r>
                 <w:rPr>
                   <w:rFonts w:hint="eastAsia"/>
@@ -3906,10 +3940,10 @@
             <w:pPr>
               <w:ind w:firstLine="405"/>
               <w:rPr>
-                <w:ins w:id="266" w:author="linyoubin" w:date="2016-01-04T13:59:00Z"/>
-              </w:rPr>
-            </w:pPr>
-            <w:ins w:id="267" w:author="linyoubin" w:date="2016-01-04T13:59:00Z">
+                <w:ins w:id="268" w:author="linyoubin" w:date="2016-01-04T13:59:00Z"/>
+              </w:rPr>
+            </w:pPr>
+            <w:ins w:id="269" w:author="linyoubin" w:date="2016-01-04T13:59:00Z">
               <w:r>
                 <w:rPr>
                   <w:rFonts w:hint="eastAsia"/>
@@ -3917,7 +3951,7 @@
                 <w:t>WebServicePort:'808</w:t>
               </w:r>
             </w:ins>
-            <w:ins w:id="268" w:author="linyoubin" w:date="2016-01-04T14:00:00Z">
+            <w:ins w:id="270" w:author="linyoubin" w:date="2016-01-04T14:00:00Z">
               <w:r>
                 <w:rPr>
                   <w:rFonts w:hint="eastAsia"/>
@@ -3925,7 +3959,7 @@
                 <w:t>8</w:t>
               </w:r>
             </w:ins>
-            <w:ins w:id="269" w:author="linyoubin" w:date="2016-01-04T13:59:00Z">
+            <w:ins w:id="271" w:author="linyoubin" w:date="2016-01-04T13:59:00Z">
               <w:r>
                 <w:rPr>
                   <w:rFonts w:hint="eastAsia"/>
@@ -3937,10 +3971,10 @@
           <w:p>
             <w:pPr>
               <w:rPr>
-                <w:ins w:id="270" w:author="linyoubin" w:date="2016-01-04T13:59:00Z"/>
-              </w:rPr>
-            </w:pPr>
-            <w:ins w:id="271" w:author="linyoubin" w:date="2016-01-04T13:59:00Z">
+                <w:ins w:id="272" w:author="linyoubin" w:date="2016-01-04T13:59:00Z"/>
+              </w:rPr>
+            </w:pPr>
+            <w:ins w:id="273" w:author="linyoubin" w:date="2016-01-04T13:59:00Z">
               <w:r>
                 <w:rPr>
                   <w:rFonts w:hint="eastAsia"/>
@@ -3953,10 +3987,10 @@
           <w:p>
             <w:pPr>
               <w:rPr>
-                <w:ins w:id="272" w:author="linyoubin" w:date="2016-01-04T13:59:00Z"/>
-              </w:rPr>
-            </w:pPr>
-            <w:ins w:id="273" w:author="linyoubin" w:date="2016-01-04T13:59:00Z">
+                <w:ins w:id="274" w:author="linyoubin" w:date="2016-01-04T13:59:00Z"/>
+              </w:rPr>
+            </w:pPr>
+            <w:ins w:id="275" w:author="linyoubin" w:date="2016-01-04T13:59:00Z">
               <w:r>
                 <w:rPr>
                   <w:rFonts w:hint="eastAsia"/>
@@ -3969,7 +4003,7 @@
       </w:tr>
       <w:tr>
         <w:trPr>
-          <w:ins w:id="274" w:author="linyoubin" w:date="2016-01-04T13:59:00Z"/>
+          <w:ins w:id="276" w:author="linyoubin" w:date="2016-01-04T13:59:00Z"/>
         </w:trPr>
         <w:tc>
           <w:tcPr>
@@ -3978,10 +4012,10 @@
           <w:p>
             <w:pPr>
               <w:rPr>
-                <w:ins w:id="275" w:author="linyoubin" w:date="2016-01-04T13:59:00Z"/>
-              </w:rPr>
-            </w:pPr>
-            <w:ins w:id="276" w:author="linyoubin" w:date="2016-01-04T13:59:00Z">
+                <w:ins w:id="277" w:author="linyoubin" w:date="2016-01-04T13:59:00Z"/>
+              </w:rPr>
+            </w:pPr>
+            <w:ins w:id="278" w:author="linyoubin" w:date="2016-01-04T13:59:00Z">
               <w:r>
                 <w:rPr>
                   <w:rFonts w:hint="eastAsia"/>
@@ -3999,7 +4033,7 @@
           <w:p>
             <w:pPr>
               <w:rPr>
-                <w:ins w:id="277" w:author="linyoubin" w:date="2016-01-04T13:59:00Z"/>
+                <w:ins w:id="279" w:author="linyoubin" w:date="2016-01-04T13:59:00Z"/>
               </w:rPr>
             </w:pPr>
           </w:p>
@@ -4011,7 +4045,7 @@
           <w:p>
             <w:pPr>
               <w:rPr>
-                <w:ins w:id="278" w:author="linyoubin" w:date="2016-01-04T13:59:00Z"/>
+                <w:ins w:id="280" w:author="linyoubin" w:date="2016-01-04T13:59:00Z"/>
               </w:rPr>
             </w:pPr>
           </w:p>
@@ -4019,7 +4053,7 @@
       </w:tr>
       <w:tr>
         <w:trPr>
-          <w:ins w:id="279" w:author="linyoubin" w:date="2016-01-04T13:59:00Z"/>
+          <w:ins w:id="281" w:author="linyoubin" w:date="2016-01-04T13:59:00Z"/>
         </w:trPr>
         <w:tc>
           <w:tcPr>
@@ -4028,10 +4062,10 @@
           <w:p>
             <w:pPr>
               <w:rPr>
-                <w:ins w:id="280" w:author="linyoubin" w:date="2016-01-04T13:59:00Z"/>
-              </w:rPr>
-            </w:pPr>
-            <w:ins w:id="281" w:author="linyoubin" w:date="2016-01-04T13:59:00Z">
+                <w:ins w:id="282" w:author="linyoubin" w:date="2016-01-04T13:59:00Z"/>
+              </w:rPr>
+            </w:pPr>
+            <w:ins w:id="283" w:author="linyoubin" w:date="2016-01-04T13:59:00Z">
               <w:r>
                 <w:rPr>
                   <w:rFonts w:hint="eastAsia"/>
@@ -4048,10 +4082,10 @@
           <w:p>
             <w:pPr>
               <w:rPr>
-                <w:ins w:id="282" w:author="linyoubin" w:date="2016-01-04T13:59:00Z"/>
-              </w:rPr>
-            </w:pPr>
-            <w:ins w:id="283" w:author="linyoubin" w:date="2016-01-04T13:59:00Z">
+                <w:ins w:id="284" w:author="linyoubin" w:date="2016-01-04T13:59:00Z"/>
+              </w:rPr>
+            </w:pPr>
+            <w:ins w:id="285" w:author="linyoubin" w:date="2016-01-04T13:59:00Z">
               <w:r>
                 <w:rPr>
                   <w:rFonts w:hint="eastAsia"/>
@@ -4068,7 +4102,7 @@
           <w:p>
             <w:pPr>
               <w:rPr>
-                <w:ins w:id="284" w:author="linyoubin" w:date="2016-01-04T13:59:00Z"/>
+                <w:ins w:id="286" w:author="linyoubin" w:date="2016-01-04T13:59:00Z"/>
               </w:rPr>
             </w:pPr>
           </w:p>
@@ -4076,7 +4110,7 @@
       </w:tr>
       <w:tr>
         <w:trPr>
-          <w:ins w:id="285" w:author="linyoubin" w:date="2016-01-04T13:59:00Z"/>
+          <w:ins w:id="287" w:author="linyoubin" w:date="2016-01-04T13:59:00Z"/>
         </w:trPr>
         <w:tc>
           <w:tcPr>
@@ -4085,10 +4119,10 @@
           <w:p>
             <w:pPr>
               <w:rPr>
-                <w:ins w:id="286" w:author="linyoubin" w:date="2016-01-04T13:59:00Z"/>
-              </w:rPr>
-            </w:pPr>
-            <w:ins w:id="287" w:author="linyoubin" w:date="2016-01-04T13:59:00Z">
+                <w:ins w:id="288" w:author="linyoubin" w:date="2016-01-04T13:59:00Z"/>
+              </w:rPr>
+            </w:pPr>
+            <w:ins w:id="289" w:author="linyoubin" w:date="2016-01-04T13:59:00Z">
               <w:r>
                 <w:rPr>
                   <w:rFonts w:hint="eastAsia"/>
@@ -4105,10 +4139,10 @@
           <w:p>
             <w:pPr>
               <w:rPr>
-                <w:ins w:id="288" w:author="linyoubin" w:date="2016-01-04T13:59:00Z"/>
-              </w:rPr>
-            </w:pPr>
-            <w:ins w:id="289" w:author="linyoubin" w:date="2016-01-04T13:59:00Z">
+                <w:ins w:id="290" w:author="linyoubin" w:date="2016-01-04T13:59:00Z"/>
+              </w:rPr>
+            </w:pPr>
+            <w:ins w:id="291" w:author="linyoubin" w:date="2016-01-04T13:59:00Z">
               <w:r>
                 <w:rPr>
                   <w:rFonts w:hint="eastAsia"/>
@@ -4120,7 +4154,7 @@
           <w:p>
             <w:pPr>
               <w:rPr>
-                <w:ins w:id="290" w:author="linyoubin" w:date="2016-01-04T13:59:00Z"/>
+                <w:ins w:id="292" w:author="linyoubin" w:date="2016-01-04T13:59:00Z"/>
               </w:rPr>
             </w:pPr>
           </w:p>
@@ -4132,10 +4166,10 @@
           <w:p>
             <w:pPr>
               <w:rPr>
-                <w:ins w:id="291" w:author="linyoubin" w:date="2016-01-04T13:59:00Z"/>
-              </w:rPr>
-            </w:pPr>
-            <w:ins w:id="292" w:author="linyoubin" w:date="2016-01-04T13:59:00Z">
+                <w:ins w:id="293" w:author="linyoubin" w:date="2016-01-04T13:59:00Z"/>
+              </w:rPr>
+            </w:pPr>
+            <w:ins w:id="294" w:author="linyoubin" w:date="2016-01-04T13:59:00Z">
               <w:r>
                 <w:rPr>
                   <w:rFonts w:hint="eastAsia"/>
@@ -4147,10 +4181,10 @@
           <w:p>
             <w:pPr>
               <w:rPr>
-                <w:ins w:id="293" w:author="linyoubin" w:date="2016-01-04T13:59:00Z"/>
-              </w:rPr>
-            </w:pPr>
-            <w:ins w:id="294" w:author="linyoubin" w:date="2016-01-04T13:59:00Z">
+                <w:ins w:id="295" w:author="linyoubin" w:date="2016-01-04T13:59:00Z"/>
+              </w:rPr>
+            </w:pPr>
+            <w:ins w:id="296" w:author="linyoubin" w:date="2016-01-04T13:59:00Z">
               <w:r>
                 <w:rPr>
                   <w:rFonts w:hint="eastAsia"/>
@@ -4168,10 +4202,10 @@
           <w:p>
             <w:pPr>
               <w:rPr>
-                <w:ins w:id="295" w:author="linyoubin" w:date="2016-01-04T13:59:00Z"/>
-              </w:rPr>
-            </w:pPr>
-            <w:ins w:id="296" w:author="linyoubin" w:date="2016-01-04T13:59:00Z">
+                <w:ins w:id="297" w:author="linyoubin" w:date="2016-01-04T13:59:00Z"/>
+              </w:rPr>
+            </w:pPr>
+            <w:ins w:id="298" w:author="linyoubin" w:date="2016-01-04T13:59:00Z">
               <w:r>
                 <w:rPr>
                   <w:rFonts w:hint="eastAsia"/>
@@ -4183,7 +4217,7 @@
           <w:p>
             <w:pPr>
               <w:rPr>
-                <w:ins w:id="297" w:author="linyoubin" w:date="2016-01-04T13:59:00Z"/>
+                <w:ins w:id="299" w:author="linyoubin" w:date="2016-01-04T13:59:00Z"/>
               </w:rPr>
             </w:pPr>
           </w:p>
@@ -4191,7 +4225,7 @@
       </w:tr>
       <w:tr>
         <w:trPr>
-          <w:ins w:id="298" w:author="linyoubin" w:date="2016-01-04T13:59:00Z"/>
+          <w:ins w:id="300" w:author="linyoubin" w:date="2016-01-04T13:59:00Z"/>
         </w:trPr>
         <w:tc>
           <w:tcPr>
@@ -4200,10 +4234,10 @@
           <w:p>
             <w:pPr>
               <w:rPr>
-                <w:ins w:id="299" w:author="linyoubin" w:date="2016-01-04T13:59:00Z"/>
-              </w:rPr>
-            </w:pPr>
-            <w:ins w:id="300" w:author="linyoubin" w:date="2016-01-04T13:59:00Z">
+                <w:ins w:id="301" w:author="linyoubin" w:date="2016-01-04T13:59:00Z"/>
+              </w:rPr>
+            </w:pPr>
+            <w:ins w:id="302" w:author="linyoubin" w:date="2016-01-04T13:59:00Z">
               <w:r>
                 <w:rPr>
                   <w:rFonts w:hint="eastAsia"/>
@@ -4220,7 +4254,7 @@
           <w:p>
             <w:pPr>
               <w:rPr>
-                <w:ins w:id="301" w:author="linyoubin" w:date="2016-01-04T13:59:00Z"/>
+                <w:ins w:id="303" w:author="linyoubin" w:date="2016-01-04T13:59:00Z"/>
               </w:rPr>
             </w:pPr>
           </w:p>
@@ -4232,7 +4266,7 @@
           <w:p>
             <w:pPr>
               <w:rPr>
-                <w:ins w:id="302" w:author="linyoubin" w:date="2016-01-04T13:59:00Z"/>
+                <w:ins w:id="304" w:author="linyoubin" w:date="2016-01-04T13:59:00Z"/>
               </w:rPr>
             </w:pPr>
           </w:p>
@@ -4242,7 +4276,7 @@
     <w:p>
       <w:pPr>
         <w:rPr>
-          <w:ins w:id="303" w:author="linyoubin" w:date="2016-01-04T13:59:00Z"/>
+          <w:ins w:id="305" w:author="linyoubin" w:date="2016-01-04T13:59:00Z"/>
         </w:rPr>
       </w:pPr>
     </w:p>
@@ -4368,7 +4402,29 @@
               <w:rPr>
                 <w:rFonts w:hint="eastAsia"/>
               </w:rPr>
-              <w:t>: remove business</w:t>
+              <w:t xml:space="preserve">: </w:t>
+            </w:r>
+            <w:ins w:id="306" w:author="linyoubin" w:date="2016-01-04T15:45:00Z">
+              <w:r>
+                <w:rPr>
+                  <w:rFonts w:hint="eastAsia"/>
+                </w:rPr>
+                <w:t>undiscover</w:t>
+              </w:r>
+            </w:ins>
+            <w:del w:id="307" w:author="linyoubin" w:date="2016-01-04T15:45:00Z">
+              <w:r>
+                <w:rPr>
+                  <w:rFonts w:hint="eastAsia"/>
+                </w:rPr>
+                <w:delText>remove</w:delText>
+              </w:r>
+            </w:del>
+            <w:r>
+              <w:rPr>
+                <w:rFonts w:hint="eastAsia"/>
+              </w:rPr>
+              <w:t xml:space="preserve"> business</w:t>
             </w:r>
           </w:p>
           <w:p>
@@ -4405,11 +4461,27 @@
             <w:r>
               <w:t>cmd=</w:t>
             </w:r>
-            <w:r>
-              <w:rPr>
-                <w:rFonts w:hint="eastAsia"/>
-              </w:rPr>
-              <w:t>remove business</w:t>
+            <w:ins w:id="308" w:author="linyoubin" w:date="2016-01-04T15:45:00Z">
+              <w:r>
+                <w:rPr>
+                  <w:rFonts w:hint="eastAsia"/>
+                </w:rPr>
+                <w:t>undiscover</w:t>
+              </w:r>
+            </w:ins>
+            <w:del w:id="309" w:author="linyoubin" w:date="2016-01-04T15:45:00Z">
+              <w:r>
+                <w:rPr>
+                  <w:rFonts w:hint="eastAsia"/>
+                </w:rPr>
+                <w:delText>remove</w:delText>
+              </w:r>
+            </w:del>
+            <w:r>
+              <w:rPr>
+                <w:rFonts w:hint="eastAsia"/>
+              </w:rPr>
+              <w:t xml:space="preserve"> business</w:t>
             </w:r>
           </w:p>
           <w:p>
@@ -5860,6 +5932,12 @@
             </w:r>
           </w:p>
           <w:p>
+            <w:pPr>
+              <w:rPr>
+                <w:ins w:id="310" w:author="linyoubin" w:date="2016-01-04T17:29:00Z"/>
+                <w:rFonts w:hint="eastAsia"/>
+              </w:rPr>
+            </w:pPr>
             <w:r>
               <w:rPr>
                 <w:rFonts w:hint="eastAsia"/>
@@ -5868,6 +5946,30 @@
             </w:r>
           </w:p>
           <w:p>
+            <w:ins w:id="311" w:author="linyoubin" w:date="2016-01-04T17:28:00Z">
+              <w:r>
+                <w:rPr>
+                  <w:rFonts w:hint="eastAsia"/>
+                </w:rPr>
+                <w:t xml:space="preserve">  </w:t>
+              </w:r>
+            </w:ins>
+            <w:ins w:id="312" w:author="linyoubin" w:date="2016-01-04T17:29:00Z">
+              <w:r>
+                <w:rPr>
+                  <w:rFonts w:hint="eastAsia"/>
+                </w:rPr>
+                <w:t>ServiceName:</w:t>
+              </w:r>
+              <w:r>
+                <w:rPr>
+                  <w:rFonts w:hint="eastAsia"/>
+                </w:rPr>
+                <w:t>服务端口</w:t>
+              </w:r>
+            </w:ins>
+          </w:p>
+          <w:p>
             <w:r>
               <w:rPr>
                 <w:rFonts w:hint="eastAsia"/>
@@ -5892,8 +5994,16 @@
               <w:rPr>
                 <w:rFonts w:hint="eastAsia"/>
               </w:rPr>
-              <w:t xml:space="preserve">  UserName</w:t>
-            </w:r>
+              <w:t xml:space="preserve">  User</w:t>
+            </w:r>
+            <w:del w:id="313" w:author="linyoubin" w:date="2016-01-04T17:28:00Z">
+              <w:r>
+                <w:rPr>
+                  <w:rFonts w:hint="eastAsia"/>
+                </w:rPr>
+                <w:delText>Name</w:delText>
+              </w:r>
+            </w:del>
             <w:r>
               <w:rPr>
                 <w:rFonts w:hint="eastAsia"/>
@@ -5943,24 +6053,76 @@
               </w:rPr>
               <w:t xml:space="preserve">  </w:t>
             </w:r>
-            <w:r>
-              <w:rPr>
-                <w:rFonts w:hint="eastAsia"/>
-              </w:rPr>
-              <w:t>Options</w:t>
-            </w:r>
-            <w:r>
-              <w:rPr>
-                <w:rFonts w:hint="eastAsia"/>
-              </w:rPr>
-              <w:t xml:space="preserve">: </w:t>
-            </w:r>
-            <w:r>
-              <w:rPr>
-                <w:rFonts w:hint="eastAsia"/>
-              </w:rPr>
-              <w:t>执行的可选参数</w:t>
-            </w:r>
+            <w:del w:id="314" w:author="linyoubin" w:date="2016-01-04T17:30:00Z">
+              <w:r>
+                <w:rPr>
+                  <w:rFonts w:hint="eastAsia"/>
+                </w:rPr>
+                <w:delText>Options</w:delText>
+              </w:r>
+              <w:r>
+                <w:rPr>
+                  <w:rFonts w:hint="eastAsia"/>
+                </w:rPr>
+                <w:delText xml:space="preserve">: </w:delText>
+              </w:r>
+              <w:r>
+                <w:rPr>
+                  <w:rFonts w:hint="eastAsia"/>
+                </w:rPr>
+                <w:delText>执行的可选参数</w:delText>
+              </w:r>
+            </w:del>
+            <w:ins w:id="315" w:author="linyoubin" w:date="2016-01-04T17:30:00Z">
+              <w:r>
+                <w:rPr>
+                  <w:rFonts w:hint="eastAsia"/>
+                </w:rPr>
+                <w:t xml:space="preserve">ResultFormat: </w:t>
+              </w:r>
+              <w:r>
+                <w:rPr>
+                  <w:rFonts w:hint="eastAsia"/>
+                </w:rPr>
+                <w:t>返回格式</w:t>
+              </w:r>
+            </w:ins>
+            <w:ins w:id="316" w:author="linyoubin" w:date="2016-01-04T17:31:00Z">
+              <w:r>
+                <w:rPr>
+                  <w:rFonts w:hint="eastAsia"/>
+                </w:rPr>
+                <w:t>(</w:t>
+              </w:r>
+              <w:r>
+                <w:rPr>
+                  <w:rFonts w:hint="eastAsia"/>
+                </w:rPr>
+                <w:t>用于区分</w:t>
+              </w:r>
+              <w:r>
+                <w:rPr>
+                  <w:rFonts w:hint="eastAsia"/>
+                </w:rPr>
+                <w:t>html/</w:t>
+              </w:r>
+            </w:ins>
+            <w:ins w:id="317" w:author="linyoubin" w:date="2016-01-04T17:32:00Z">
+              <w:r>
+                <w:rPr>
+                  <w:rFonts w:hint="eastAsia"/>
+                </w:rPr>
+                <w:t>普通格式</w:t>
+              </w:r>
+            </w:ins>
+            <w:ins w:id="318" w:author="linyoubin" w:date="2016-01-04T17:31:00Z">
+              <w:r>
+                <w:rPr>
+                  <w:rFonts w:hint="eastAsia"/>
+                </w:rPr>
+                <w:t>)</w:t>
+              </w:r>
+            </w:ins>
           </w:p>
           <w:p>
             <w:r>
@@ -6075,12 +6237,74 @@
             <w:tcW w:w="3827" w:type="dxa"/>
           </w:tcPr>
           <w:p>
-            <w:r>
-              <w:rPr>
-                <w:rFonts w:hint="eastAsia"/>
-              </w:rPr>
-              <w:t>bson</w:t>
-            </w:r>
+            <w:pPr>
+              <w:rPr>
+                <w:ins w:id="319" w:author="linyoubin" w:date="2016-01-04T17:32:00Z"/>
+                <w:rFonts w:hint="eastAsia"/>
+              </w:rPr>
+            </w:pPr>
+            <w:del w:id="320" w:author="linyoubin" w:date="2016-01-04T17:32:00Z">
+              <w:r>
+                <w:rPr>
+                  <w:rFonts w:hint="eastAsia"/>
+                </w:rPr>
+                <w:delText>bson</w:delText>
+              </w:r>
+            </w:del>
+          </w:p>
+          <w:p>
+            <w:pPr>
+              <w:rPr>
+                <w:ins w:id="321" w:author="linyoubin" w:date="2016-01-04T17:32:00Z"/>
+                <w:rFonts w:hint="eastAsia"/>
+              </w:rPr>
+            </w:pPr>
+            <w:ins w:id="322" w:author="linyoubin" w:date="2016-01-04T17:32:00Z">
+              <w:r>
+                <w:rPr>
+                  <w:rFonts w:hint="eastAsia"/>
+                </w:rPr>
+                <w:t>{</w:t>
+              </w:r>
+            </w:ins>
+          </w:p>
+          <w:p>
+            <w:pPr>
+              <w:rPr>
+                <w:ins w:id="323" w:author="linyoubin" w:date="2016-01-04T17:32:00Z"/>
+                <w:rFonts w:hint="eastAsia"/>
+              </w:rPr>
+            </w:pPr>
+            <w:ins w:id="324" w:author="linyoubin" w:date="2016-01-04T17:32:00Z">
+              <w:r>
+                <w:rPr>
+                  <w:rFonts w:hint="eastAsia"/>
+                </w:rPr>
+                <w:t xml:space="preserve">  TaskID:</w:t>
+              </w:r>
+              <w:r>
+                <w:rPr>
+                  <w:rFonts w:hint="eastAsia"/>
+                </w:rPr>
+                <w:t>任务</w:t>
+              </w:r>
+              <w:r>
+                <w:rPr>
+                  <w:rFonts w:hint="eastAsia"/>
+                </w:rPr>
+                <w:t>ID</w:t>
+              </w:r>
+            </w:ins>
+          </w:p>
+          <w:p>
+            <w:ins w:id="325" w:author="linyoubin" w:date="2016-01-04T17:32:00Z">
+              <w:r>
+                <w:rPr>
+                  <w:rFonts w:hint="eastAsia"/>
+                </w:rPr>
+                <w:t>}</w:t>
+              </w:r>
+            </w:ins>
           </w:p>
         </w:tc>
         <w:tc>
@@ -6088,136 +6312,1444 @@
             <w:tcW w:w="3544" w:type="dxa"/>
           </w:tcPr>
           <w:p>
-            <w:r>
-              <w:t>{'1':'</w:t>
-            </w:r>
-            <w:r>
-              <w:t>-[ RECORD 1 ]</w:t>
-            </w:r>
-            <w:r>
-              <w:t>'}</w:t>
-            </w:r>
-          </w:p>
-          <w:p>
-            <w:r>
-              <w:t>{'2':'</w:t>
-            </w:r>
-            <w:r>
-              <w:t>id   | 1</w:t>
-            </w:r>
-            <w:r>
-              <w:t>'}</w:t>
-            </w:r>
-          </w:p>
-          <w:p>
-            <w:r>
-              <w:t>{'3':'</w:t>
-            </w:r>
-            <w:r>
-              <w:t>name | name1</w:t>
-            </w:r>
-            <w:r>
-              <w:t>'}</w:t>
-            </w:r>
-          </w:p>
-          <w:p>
-            <w:r>
-              <w:t>{'</w:t>
-            </w:r>
-            <w:r>
-              <w:rPr>
-                <w:rFonts w:hint="eastAsia"/>
-              </w:rPr>
-              <w:t>4</w:t>
-            </w:r>
-            <w:r>
-              <w:t>':'</w:t>
-            </w:r>
-            <w:r>
-              <w:t xml:space="preserve">-[ RECORD </w:t>
-            </w:r>
-            <w:r>
-              <w:rPr>
-                <w:rFonts w:hint="eastAsia"/>
-              </w:rPr>
-              <w:t>2</w:t>
-            </w:r>
-            <w:r>
-              <w:t xml:space="preserve"> ]</w:t>
-            </w:r>
-            <w:r>
-              <w:t>'}</w:t>
-            </w:r>
-          </w:p>
-          <w:p>
-            <w:r>
-              <w:t>{'</w:t>
-            </w:r>
-            <w:r>
-              <w:rPr>
-                <w:rFonts w:hint="eastAsia"/>
-              </w:rPr>
-              <w:t>5</w:t>
-            </w:r>
-            <w:r>
-              <w:t>':'</w:t>
-            </w:r>
-            <w:r>
-              <w:t xml:space="preserve">id   | </w:t>
-            </w:r>
-            <w:r>
-              <w:rPr>
-                <w:rFonts w:hint="eastAsia"/>
-              </w:rPr>
-              <w:t>2</w:t>
-            </w:r>
-            <w:r>
-              <w:t>'}</w:t>
-            </w:r>
-          </w:p>
-          <w:p>
-            <w:r>
-              <w:t>{'</w:t>
-            </w:r>
-            <w:r>
-              <w:rPr>
-                <w:rFonts w:hint="eastAsia"/>
-              </w:rPr>
-              <w:t>6</w:t>
-            </w:r>
-            <w:r>
-              <w:t>':'</w:t>
-            </w:r>
-            <w:r>
-              <w:t>name | name</w:t>
-            </w:r>
-            <w:r>
-              <w:rPr>
-                <w:rFonts w:hint="eastAsia"/>
-              </w:rPr>
-              <w:t>2</w:t>
-            </w:r>
-            <w:r>
-              <w:t>'}</w:t>
-            </w:r>
-          </w:p>
-          <w:p>
-            <w:r>
-              <w:t>{'</w:t>
-            </w:r>
-            <w:r>
-              <w:rPr>
-                <w:rFonts w:hint="eastAsia"/>
-              </w:rPr>
-              <w:t>7</w:t>
-            </w:r>
-            <w:r>
-              <w:t>':''}</w:t>
-            </w:r>
+            <w:pPr>
+              <w:rPr>
+                <w:del w:id="326" w:author="linyoubin" w:date="2016-01-04T17:33:00Z"/>
+              </w:rPr>
+            </w:pPr>
+            <w:del w:id="327" w:author="linyoubin" w:date="2016-01-04T17:33:00Z">
+              <w:r>
+                <w:delText>{'1':'</w:delText>
+              </w:r>
+              <w:r>
+                <w:delText>-[ RECORD 1 ]</w:delText>
+              </w:r>
+              <w:r>
+                <w:delText>'}</w:delText>
+              </w:r>
+            </w:del>
+          </w:p>
+          <w:p>
+            <w:pPr>
+              <w:rPr>
+                <w:del w:id="328" w:author="linyoubin" w:date="2016-01-04T17:33:00Z"/>
+              </w:rPr>
+            </w:pPr>
+            <w:del w:id="329" w:author="linyoubin" w:date="2016-01-04T17:33:00Z">
+              <w:r>
+                <w:delText>{'2':'</w:delText>
+              </w:r>
+              <w:r>
+                <w:delText>id   | 1</w:delText>
+              </w:r>
+              <w:r>
+                <w:delText>'}</w:delText>
+              </w:r>
+            </w:del>
+          </w:p>
+          <w:p>
+            <w:pPr>
+              <w:rPr>
+                <w:del w:id="330" w:author="linyoubin" w:date="2016-01-04T17:33:00Z"/>
+              </w:rPr>
+            </w:pPr>
+            <w:del w:id="331" w:author="linyoubin" w:date="2016-01-04T17:33:00Z">
+              <w:r>
+                <w:delText>{'3':'</w:delText>
+              </w:r>
+              <w:r>
+                <w:delText>name | name1</w:delText>
+              </w:r>
+              <w:r>
+                <w:delText>'}</w:delText>
+              </w:r>
+            </w:del>
+          </w:p>
+          <w:p>
+            <w:pPr>
+              <w:rPr>
+                <w:del w:id="332" w:author="linyoubin" w:date="2016-01-04T17:33:00Z"/>
+              </w:rPr>
+            </w:pPr>
+            <w:del w:id="333" w:author="linyoubin" w:date="2016-01-04T17:33:00Z">
+              <w:r>
+                <w:delText>{'</w:delText>
+              </w:r>
+              <w:r>
+                <w:rPr>
+                  <w:rFonts w:hint="eastAsia"/>
+                </w:rPr>
+                <w:delText>4</w:delText>
+              </w:r>
+              <w:r>
+                <w:delText>':'</w:delText>
+              </w:r>
+              <w:r>
+                <w:delText xml:space="preserve">-[ RECORD </w:delText>
+              </w:r>
+              <w:r>
+                <w:rPr>
+                  <w:rFonts w:hint="eastAsia"/>
+                </w:rPr>
+                <w:delText>2</w:delText>
+              </w:r>
+              <w:r>
+                <w:delText xml:space="preserve"> ]</w:delText>
+              </w:r>
+              <w:r>
+                <w:delText>'}</w:delText>
+              </w:r>
+            </w:del>
+          </w:p>
+          <w:p>
+            <w:pPr>
+              <w:rPr>
+                <w:del w:id="334" w:author="linyoubin" w:date="2016-01-04T17:33:00Z"/>
+              </w:rPr>
+            </w:pPr>
+            <w:del w:id="335" w:author="linyoubin" w:date="2016-01-04T17:33:00Z">
+              <w:r>
+                <w:delText>{'</w:delText>
+              </w:r>
+              <w:r>
+                <w:rPr>
+                  <w:rFonts w:hint="eastAsia"/>
+                </w:rPr>
+                <w:delText>5</w:delText>
+              </w:r>
+              <w:r>
+                <w:delText>':'</w:delText>
+              </w:r>
+              <w:r>
+                <w:delText xml:space="preserve">id   | </w:delText>
+              </w:r>
+              <w:r>
+                <w:rPr>
+                  <w:rFonts w:hint="eastAsia"/>
+                </w:rPr>
+                <w:delText>2</w:delText>
+              </w:r>
+              <w:r>
+                <w:delText>'}</w:delText>
+              </w:r>
+            </w:del>
+          </w:p>
+          <w:p>
+            <w:pPr>
+              <w:rPr>
+                <w:del w:id="336" w:author="linyoubin" w:date="2016-01-04T17:33:00Z"/>
+              </w:rPr>
+            </w:pPr>
+            <w:del w:id="337" w:author="linyoubin" w:date="2016-01-04T17:33:00Z">
+              <w:r>
+                <w:delText>{'</w:delText>
+              </w:r>
+              <w:r>
+                <w:rPr>
+                  <w:rFonts w:hint="eastAsia"/>
+                </w:rPr>
+                <w:delText>6</w:delText>
+              </w:r>
+              <w:r>
+                <w:delText>':'</w:delText>
+              </w:r>
+              <w:r>
+                <w:delText>name | name</w:delText>
+              </w:r>
+              <w:r>
+                <w:rPr>
+                  <w:rFonts w:hint="eastAsia"/>
+                </w:rPr>
+                <w:delText>2</w:delText>
+              </w:r>
+              <w:r>
+                <w:delText>'}</w:delText>
+              </w:r>
+            </w:del>
+          </w:p>
+          <w:p>
+            <w:del w:id="338" w:author="linyoubin" w:date="2016-01-04T17:33:00Z">
+              <w:r>
+                <w:delText>{'</w:delText>
+              </w:r>
+              <w:r>
+                <w:rPr>
+                  <w:rFonts w:hint="eastAsia"/>
+                </w:rPr>
+                <w:delText>7</w:delText>
+              </w:r>
+              <w:r>
+                <w:delText>':''}</w:delText>
+              </w:r>
+            </w:del>
           </w:p>
         </w:tc>
       </w:tr>
     </w:tbl>
+    <w:p>
+      <w:pPr>
+        <w:rPr>
+          <w:ins w:id="339" w:author="linyoubin" w:date="2016-01-04T17:33:00Z"/>
+          <w:rFonts w:hint="eastAsia"/>
+        </w:rPr>
+      </w:pPr>
+    </w:p>
+    <w:p>
+      <w:pPr>
+        <w:pStyle w:val="Heading3"/>
+        <w:rPr>
+          <w:ins w:id="340" w:author="linyoubin" w:date="2016-01-04T17:33:00Z"/>
+        </w:rPr>
+      </w:pPr>
+      <w:ins w:id="341" w:author="linyoubin" w:date="2016-01-04T17:33:00Z">
+        <w:r>
+          <w:rPr>
+            <w:rFonts w:hint="eastAsia"/>
+          </w:rPr>
+          <w:t>获取</w:t>
+        </w:r>
+        <w:r>
+          <w:rPr>
+            <w:rFonts w:hint="eastAsia"/>
+          </w:rPr>
+          <w:t>SequoiaSQL</w:t>
+        </w:r>
+      </w:ins>
+      <w:ins w:id="342" w:author="linyoubin" w:date="2016-01-04T17:34:00Z">
+        <w:r>
+          <w:rPr>
+            <w:rFonts w:hint="eastAsia"/>
+          </w:rPr>
+          <w:t>执行结果</w:t>
+        </w:r>
+      </w:ins>
+      <w:ins w:id="343" w:author="linyoubin" w:date="2016-01-04T17:33:00Z">
+        <w:r>
+          <w:rPr>
+            <w:rFonts w:hint="eastAsia"/>
+          </w:rPr>
+          <w:t>命令</w:t>
+        </w:r>
+      </w:ins>
+    </w:p>
+    <w:tbl>
+      <w:tblPr>
+        <w:tblStyle w:val="TableGrid"/>
+        <w:tblW w:w="8789" w:type="dxa"/>
+        <w:tblInd w:w="-34" w:type="dxa"/>
+        <w:tblLayout w:type="fixed"/>
+        <w:tblLook w:val="04A0"/>
+      </w:tblPr>
+      <w:tblGrid>
+        <w:gridCol w:w="1418"/>
+        <w:gridCol w:w="3827"/>
+        <w:gridCol w:w="3544"/>
+      </w:tblGrid>
+      <w:tr>
+        <w:trPr>
+          <w:ins w:id="344" w:author="linyoubin" w:date="2016-01-04T17:33:00Z"/>
+        </w:trPr>
+        <w:tc>
+          <w:tcPr>
+            <w:tcW w:w="1418" w:type="dxa"/>
+            <w:shd w:val="clear" w:color="auto" w:fill="DDD9C3" w:themeFill="background2" w:themeFillShade="E6"/>
+          </w:tcPr>
+          <w:p>
+            <w:pPr>
+              <w:rPr>
+                <w:ins w:id="345" w:author="linyoubin" w:date="2016-01-04T17:33:00Z"/>
+              </w:rPr>
+            </w:pPr>
+          </w:p>
+        </w:tc>
+        <w:tc>
+          <w:tcPr>
+            <w:tcW w:w="3827" w:type="dxa"/>
+            <w:shd w:val="clear" w:color="auto" w:fill="DDD9C3" w:themeFill="background2" w:themeFillShade="E6"/>
+          </w:tcPr>
+          <w:p>
+            <w:pPr>
+              <w:rPr>
+                <w:ins w:id="346" w:author="linyoubin" w:date="2016-01-04T17:33:00Z"/>
+              </w:rPr>
+            </w:pPr>
+            <w:ins w:id="347" w:author="linyoubin" w:date="2016-01-04T17:33:00Z">
+              <w:r>
+                <w:rPr>
+                  <w:rFonts w:hint="eastAsia"/>
+                </w:rPr>
+                <w:t>说明</w:t>
+              </w:r>
+            </w:ins>
+          </w:p>
+        </w:tc>
+        <w:tc>
+          <w:tcPr>
+            <w:tcW w:w="3544" w:type="dxa"/>
+            <w:shd w:val="clear" w:color="auto" w:fill="DDD9C3" w:themeFill="background2" w:themeFillShade="E6"/>
+          </w:tcPr>
+          <w:p>
+            <w:pPr>
+              <w:rPr>
+                <w:ins w:id="348" w:author="linyoubin" w:date="2016-01-04T17:33:00Z"/>
+              </w:rPr>
+            </w:pPr>
+            <w:ins w:id="349" w:author="linyoubin" w:date="2016-01-04T17:33:00Z">
+              <w:r>
+                <w:rPr>
+                  <w:rFonts w:hint="eastAsia"/>
+                </w:rPr>
+                <w:t>举例</w:t>
+              </w:r>
+            </w:ins>
+          </w:p>
+        </w:tc>
+      </w:tr>
+      <w:tr>
+        <w:trPr>
+          <w:ins w:id="350" w:author="linyoubin" w:date="2016-01-04T17:33:00Z"/>
+        </w:trPr>
+        <w:tc>
+          <w:tcPr>
+            <w:tcW w:w="1418" w:type="dxa"/>
+          </w:tcPr>
+          <w:p>
+            <w:pPr>
+              <w:rPr>
+                <w:ins w:id="351" w:author="linyoubin" w:date="2016-01-04T17:33:00Z"/>
+              </w:rPr>
+            </w:pPr>
+            <w:ins w:id="352" w:author="linyoubin" w:date="2016-01-04T17:33:00Z">
+              <w:r>
+                <w:rPr>
+                  <w:rFonts w:hint="eastAsia"/>
+                </w:rPr>
+                <w:t>请求</w:t>
+              </w:r>
+            </w:ins>
+          </w:p>
+        </w:tc>
+        <w:tc>
+          <w:tcPr>
+            <w:tcW w:w="3827" w:type="dxa"/>
+          </w:tcPr>
+          <w:p>
+            <w:pPr>
+              <w:rPr>
+                <w:ins w:id="353" w:author="linyoubin" w:date="2016-01-04T17:33:00Z"/>
+              </w:rPr>
+            </w:pPr>
+            <w:ins w:id="354" w:author="linyoubin" w:date="2016-01-04T17:33:00Z">
+              <w:r>
+                <w:rPr>
+                  <w:rFonts w:hint="eastAsia"/>
+                </w:rPr>
+                <w:t>命令字</w:t>
+              </w:r>
+              <w:r>
+                <w:rPr>
+                  <w:rFonts w:hint="eastAsia"/>
+                </w:rPr>
+                <w:t>: $</w:t>
+              </w:r>
+            </w:ins>
+            <w:ins w:id="355" w:author="linyoubin" w:date="2016-01-04T17:34:00Z">
+              <w:r>
+                <w:rPr>
+                  <w:rFonts w:hint="eastAsia"/>
+                </w:rPr>
+                <w:t>ssql</w:t>
+              </w:r>
+            </w:ins>
+            <w:ins w:id="356" w:author="linyoubin" w:date="2016-01-04T17:33:00Z">
+              <w:r>
+                <w:rPr>
+                  <w:rFonts w:hint="eastAsia"/>
+                </w:rPr>
+                <w:t xml:space="preserve"> </w:t>
+              </w:r>
+            </w:ins>
+            <w:ins w:id="357" w:author="linyoubin" w:date="2016-01-04T17:34:00Z">
+              <w:r>
+                <w:rPr>
+                  <w:rFonts w:hint="eastAsia"/>
+                </w:rPr>
+                <w:t>getmore</w:t>
+              </w:r>
+            </w:ins>
+          </w:p>
+          <w:p>
+            <w:pPr>
+              <w:rPr>
+                <w:ins w:id="358" w:author="linyoubin" w:date="2016-01-04T17:33:00Z"/>
+              </w:rPr>
+            </w:pPr>
+            <w:ins w:id="359" w:author="linyoubin" w:date="2016-01-04T17:33:00Z">
+              <w:r>
+                <w:rPr>
+                  <w:rFonts w:hint="eastAsia"/>
+                </w:rPr>
+                <w:t>{</w:t>
+              </w:r>
+            </w:ins>
+          </w:p>
+          <w:p>
+            <w:pPr>
+              <w:rPr>
+                <w:ins w:id="360" w:author="linyoubin" w:date="2016-01-04T17:35:00Z"/>
+                <w:rFonts w:hint="eastAsia"/>
+              </w:rPr>
+            </w:pPr>
+            <w:ins w:id="361" w:author="linyoubin" w:date="2016-01-04T17:35:00Z">
+              <w:r>
+                <w:rPr>
+                  <w:rFonts w:hint="eastAsia"/>
+                </w:rPr>
+                <w:t xml:space="preserve">  TaskID:</w:t>
+              </w:r>
+              <w:r>
+                <w:rPr>
+                  <w:rFonts w:hint="eastAsia"/>
+                </w:rPr>
+                <w:t>任务</w:t>
+              </w:r>
+              <w:r>
+                <w:rPr>
+                  <w:rFonts w:hint="eastAsia"/>
+                </w:rPr>
+                <w:t>ID</w:t>
+              </w:r>
+            </w:ins>
+          </w:p>
+          <w:p>
+            <w:pPr>
+              <w:rPr>
+                <w:ins w:id="362" w:author="linyoubin" w:date="2016-01-04T17:33:00Z"/>
+              </w:rPr>
+            </w:pPr>
+            <w:ins w:id="363" w:author="linyoubin" w:date="2016-01-04T17:33:00Z">
+              <w:r>
+                <w:rPr>
+                  <w:rFonts w:hint="eastAsia"/>
+                </w:rPr>
+                <w:t>}</w:t>
+              </w:r>
+            </w:ins>
+          </w:p>
+        </w:tc>
+        <w:tc>
+          <w:tcPr>
+            <w:tcW w:w="3544" w:type="dxa"/>
+          </w:tcPr>
+          <w:p>
+            <w:pPr>
+              <w:rPr>
+                <w:ins w:id="364" w:author="linyoubin" w:date="2016-01-04T17:33:00Z"/>
+              </w:rPr>
+            </w:pPr>
+          </w:p>
+          <w:p>
+            <w:pPr>
+              <w:rPr>
+                <w:ins w:id="365" w:author="linyoubin" w:date="2016-01-04T17:33:00Z"/>
+              </w:rPr>
+            </w:pPr>
+            <w:ins w:id="366" w:author="linyoubin" w:date="2016-01-04T17:33:00Z">
+              <w:r>
+                <w:rPr>
+                  <w:rFonts w:hint="eastAsia"/>
+                </w:rPr>
+                <w:t>{</w:t>
+              </w:r>
+            </w:ins>
+          </w:p>
+          <w:p>
+            <w:pPr>
+              <w:rPr>
+                <w:ins w:id="367" w:author="linyoubin" w:date="2016-01-04T17:33:00Z"/>
+              </w:rPr>
+            </w:pPr>
+            <w:ins w:id="368" w:author="linyoubin" w:date="2016-01-04T17:33:00Z">
+              <w:r>
+                <w:rPr>
+                  <w:rFonts w:hint="eastAsia"/>
+                </w:rPr>
+                <w:t xml:space="preserve">  DbName: 'postgres'</w:t>
+              </w:r>
+            </w:ins>
+          </w:p>
+          <w:p>
+            <w:pPr>
+              <w:rPr>
+                <w:ins w:id="369" w:author="linyoubin" w:date="2016-01-04T17:33:00Z"/>
+              </w:rPr>
+            </w:pPr>
+            <w:ins w:id="370" w:author="linyoubin" w:date="2016-01-04T17:33:00Z">
+              <w:r>
+                <w:rPr>
+                  <w:rFonts w:hint="eastAsia"/>
+                </w:rPr>
+                <w:t xml:space="preserve">  UserName: 'postgres'</w:t>
+              </w:r>
+            </w:ins>
+          </w:p>
+          <w:p>
+            <w:pPr>
+              <w:rPr>
+                <w:ins w:id="371" w:author="linyoubin" w:date="2016-01-04T17:33:00Z"/>
+              </w:rPr>
+            </w:pPr>
+            <w:ins w:id="372" w:author="linyoubin" w:date="2016-01-04T17:33:00Z">
+              <w:r>
+                <w:rPr>
+                  <w:rFonts w:hint="eastAsia"/>
+                </w:rPr>
+                <w:t xml:space="preserve">  Sql: 'select * from t1;'</w:t>
+              </w:r>
+            </w:ins>
+          </w:p>
+          <w:p>
+            <w:pPr>
+              <w:ind w:left="1050" w:hangingChars="500" w:hanging="1050"/>
+              <w:rPr>
+                <w:ins w:id="373" w:author="linyoubin" w:date="2016-01-04T17:33:00Z"/>
+              </w:rPr>
+            </w:pPr>
+            <w:ins w:id="374" w:author="linyoubin" w:date="2016-01-04T17:33:00Z">
+              <w:r>
+                <w:rPr>
+                  <w:rFonts w:hint="eastAsia"/>
+                </w:rPr>
+                <w:t xml:space="preserve">  Options: '-w'</w:t>
+              </w:r>
+            </w:ins>
+          </w:p>
+          <w:p>
+            <w:pPr>
+              <w:rPr>
+                <w:ins w:id="375" w:author="linyoubin" w:date="2016-01-04T17:33:00Z"/>
+              </w:rPr>
+            </w:pPr>
+            <w:ins w:id="376" w:author="linyoubin" w:date="2016-01-04T17:33:00Z">
+              <w:r>
+                <w:rPr>
+                  <w:rFonts w:hint="eastAsia"/>
+                </w:rPr>
+                <w:t>}</w:t>
+              </w:r>
+            </w:ins>
+          </w:p>
+        </w:tc>
+      </w:tr>
+      <w:tr>
+        <w:trPr>
+          <w:trHeight w:val="2609"/>
+          <w:ins w:id="377" w:author="linyoubin" w:date="2016-01-04T17:33:00Z"/>
+        </w:trPr>
+        <w:tc>
+          <w:tcPr>
+            <w:tcW w:w="1418" w:type="dxa"/>
+          </w:tcPr>
+          <w:p>
+            <w:pPr>
+              <w:rPr>
+                <w:ins w:id="378" w:author="linyoubin" w:date="2016-01-04T17:33:00Z"/>
+              </w:rPr>
+            </w:pPr>
+            <w:ins w:id="379" w:author="linyoubin" w:date="2016-01-04T17:33:00Z">
+              <w:r>
+                <w:rPr>
+                  <w:rFonts w:hint="eastAsia"/>
+                </w:rPr>
+                <w:lastRenderedPageBreak/>
+                <w:t>响应</w:t>
+              </w:r>
+            </w:ins>
+          </w:p>
+        </w:tc>
+        <w:tc>
+          <w:tcPr>
+            <w:tcW w:w="3827" w:type="dxa"/>
+          </w:tcPr>
+          <w:p>
+            <w:pPr>
+              <w:rPr>
+                <w:ins w:id="380" w:author="linyoubin" w:date="2016-01-04T17:33:00Z"/>
+              </w:rPr>
+            </w:pPr>
+            <w:ins w:id="381" w:author="linyoubin" w:date="2016-01-04T17:33:00Z">
+              <w:r>
+                <w:rPr>
+                  <w:rFonts w:hint="eastAsia"/>
+                </w:rPr>
+                <w:t>bson</w:t>
+              </w:r>
+            </w:ins>
+          </w:p>
+        </w:tc>
+        <w:tc>
+          <w:tcPr>
+            <w:tcW w:w="3544" w:type="dxa"/>
+          </w:tcPr>
+          <w:p>
+            <w:pPr>
+              <w:rPr>
+                <w:ins w:id="382" w:author="linyoubin" w:date="2016-01-04T17:33:00Z"/>
+              </w:rPr>
+            </w:pPr>
+            <w:ins w:id="383" w:author="linyoubin" w:date="2016-01-04T17:33:00Z">
+              <w:r>
+                <w:t>{'1':'</w:t>
+              </w:r>
+              <w:r>
+                <w:t>-[ RECORD 1 ]</w:t>
+              </w:r>
+              <w:r>
+                <w:t>'}</w:t>
+              </w:r>
+            </w:ins>
+          </w:p>
+          <w:p>
+            <w:pPr>
+              <w:rPr>
+                <w:ins w:id="384" w:author="linyoubin" w:date="2016-01-04T17:33:00Z"/>
+              </w:rPr>
+            </w:pPr>
+            <w:ins w:id="385" w:author="linyoubin" w:date="2016-01-04T17:33:00Z">
+              <w:r>
+                <w:t>{'2':'</w:t>
+              </w:r>
+              <w:r>
+                <w:t>id   | 1</w:t>
+              </w:r>
+              <w:r>
+                <w:t>'}</w:t>
+              </w:r>
+            </w:ins>
+          </w:p>
+          <w:p>
+            <w:pPr>
+              <w:rPr>
+                <w:ins w:id="386" w:author="linyoubin" w:date="2016-01-04T17:33:00Z"/>
+              </w:rPr>
+            </w:pPr>
+            <w:ins w:id="387" w:author="linyoubin" w:date="2016-01-04T17:33:00Z">
+              <w:r>
+                <w:t>{'3':'</w:t>
+              </w:r>
+              <w:r>
+                <w:t>name | name1</w:t>
+              </w:r>
+              <w:r>
+                <w:t>'}</w:t>
+              </w:r>
+            </w:ins>
+          </w:p>
+          <w:p>
+            <w:pPr>
+              <w:rPr>
+                <w:ins w:id="388" w:author="linyoubin" w:date="2016-01-04T17:33:00Z"/>
+              </w:rPr>
+            </w:pPr>
+            <w:ins w:id="389" w:author="linyoubin" w:date="2016-01-04T17:33:00Z">
+              <w:r>
+                <w:t>{'</w:t>
+              </w:r>
+              <w:r>
+                <w:rPr>
+                  <w:rFonts w:hint="eastAsia"/>
+                </w:rPr>
+                <w:t>4</w:t>
+              </w:r>
+              <w:r>
+                <w:t>':'</w:t>
+              </w:r>
+              <w:r>
+                <w:t xml:space="preserve">-[ RECORD </w:t>
+              </w:r>
+              <w:r>
+                <w:rPr>
+                  <w:rFonts w:hint="eastAsia"/>
+                </w:rPr>
+                <w:t>2</w:t>
+              </w:r>
+              <w:r>
+                <w:t xml:space="preserve"> ]</w:t>
+              </w:r>
+              <w:r>
+                <w:t>'}</w:t>
+              </w:r>
+            </w:ins>
+          </w:p>
+          <w:p>
+            <w:pPr>
+              <w:rPr>
+                <w:ins w:id="390" w:author="linyoubin" w:date="2016-01-04T17:33:00Z"/>
+              </w:rPr>
+            </w:pPr>
+            <w:ins w:id="391" w:author="linyoubin" w:date="2016-01-04T17:33:00Z">
+              <w:r>
+                <w:t>{'</w:t>
+              </w:r>
+              <w:r>
+                <w:rPr>
+                  <w:rFonts w:hint="eastAsia"/>
+                </w:rPr>
+                <w:t>5</w:t>
+              </w:r>
+              <w:r>
+                <w:t>':'</w:t>
+              </w:r>
+              <w:r>
+                <w:t xml:space="preserve">id   | </w:t>
+              </w:r>
+              <w:r>
+                <w:rPr>
+                  <w:rFonts w:hint="eastAsia"/>
+                </w:rPr>
+                <w:t>2</w:t>
+              </w:r>
+              <w:r>
+                <w:t>'}</w:t>
+              </w:r>
+            </w:ins>
+          </w:p>
+          <w:p>
+            <w:pPr>
+              <w:rPr>
+                <w:ins w:id="392" w:author="linyoubin" w:date="2016-01-04T17:33:00Z"/>
+              </w:rPr>
+            </w:pPr>
+            <w:ins w:id="393" w:author="linyoubin" w:date="2016-01-04T17:33:00Z">
+              <w:r>
+                <w:t>{'</w:t>
+              </w:r>
+              <w:r>
+                <w:rPr>
+                  <w:rFonts w:hint="eastAsia"/>
+                </w:rPr>
+                <w:t>6</w:t>
+              </w:r>
+              <w:r>
+                <w:t>':'</w:t>
+              </w:r>
+              <w:r>
+                <w:t>name | name</w:t>
+              </w:r>
+              <w:r>
+                <w:rPr>
+                  <w:rFonts w:hint="eastAsia"/>
+                </w:rPr>
+                <w:t>2</w:t>
+              </w:r>
+              <w:r>
+                <w:t>'}</w:t>
+              </w:r>
+            </w:ins>
+          </w:p>
+          <w:p>
+            <w:pPr>
+              <w:rPr>
+                <w:ins w:id="394" w:author="linyoubin" w:date="2016-01-04T17:33:00Z"/>
+              </w:rPr>
+            </w:pPr>
+            <w:ins w:id="395" w:author="linyoubin" w:date="2016-01-04T17:33:00Z">
+              <w:r>
+                <w:t>{'</w:t>
+              </w:r>
+              <w:r>
+                <w:rPr>
+                  <w:rFonts w:hint="eastAsia"/>
+                </w:rPr>
+                <w:t>7</w:t>
+              </w:r>
+              <w:r>
+                <w:t>':''}</w:t>
+              </w:r>
+            </w:ins>
+          </w:p>
+        </w:tc>
+      </w:tr>
+    </w:tbl>
+    <w:p>
+      <w:pPr>
+        <w:rPr>
+          <w:ins w:id="396" w:author="linyoubin" w:date="2016-01-04T17:33:00Z"/>
+        </w:rPr>
+      </w:pPr>
+    </w:p>
+    <w:p>
+      <w:pPr>
+        <w:rPr>
+          <w:ins w:id="397" w:author="linyoubin" w:date="2016-01-04T17:27:00Z"/>
+          <w:rFonts w:hint="eastAsia"/>
+        </w:rPr>
+      </w:pPr>
+    </w:p>
+    <w:p>
+      <w:pPr>
+        <w:pStyle w:val="Heading3"/>
+        <w:rPr>
+          <w:ins w:id="398" w:author="linyoubin" w:date="2016-01-04T17:27:00Z"/>
+        </w:rPr>
+      </w:pPr>
+      <w:ins w:id="399" w:author="linyoubin" w:date="2016-01-04T17:27:00Z">
+        <w:r>
+          <w:rPr>
+            <w:rFonts w:hint="eastAsia"/>
+          </w:rPr>
+          <w:t>获取</w:t>
+        </w:r>
+        <w:r>
+          <w:rPr>
+            <w:rFonts w:hint="eastAsia"/>
+          </w:rPr>
+          <w:t>SequoiaSQL</w:t>
+        </w:r>
+        <w:r>
+          <w:rPr>
+            <w:rFonts w:hint="eastAsia"/>
+          </w:rPr>
+          <w:t>主节点</w:t>
+        </w:r>
+        <w:r>
+          <w:rPr>
+            <w:rFonts w:hint="eastAsia"/>
+          </w:rPr>
+          <w:t>命令</w:t>
+        </w:r>
+      </w:ins>
+    </w:p>
+    <w:tbl>
+      <w:tblPr>
+        <w:tblStyle w:val="TableGrid"/>
+        <w:tblW w:w="8789" w:type="dxa"/>
+        <w:tblInd w:w="-34" w:type="dxa"/>
+        <w:tblLayout w:type="fixed"/>
+        <w:tblLook w:val="04A0"/>
+      </w:tblPr>
+      <w:tblGrid>
+        <w:gridCol w:w="1418"/>
+        <w:gridCol w:w="3827"/>
+        <w:gridCol w:w="3544"/>
+      </w:tblGrid>
+      <w:tr>
+        <w:trPr>
+          <w:ins w:id="400" w:author="linyoubin" w:date="2016-01-04T17:27:00Z"/>
+        </w:trPr>
+        <w:tc>
+          <w:tcPr>
+            <w:tcW w:w="1418" w:type="dxa"/>
+            <w:shd w:val="clear" w:color="auto" w:fill="DDD9C3" w:themeFill="background2" w:themeFillShade="E6"/>
+          </w:tcPr>
+          <w:p>
+            <w:pPr>
+              <w:rPr>
+                <w:ins w:id="401" w:author="linyoubin" w:date="2016-01-04T17:27:00Z"/>
+              </w:rPr>
+            </w:pPr>
+          </w:p>
+        </w:tc>
+        <w:tc>
+          <w:tcPr>
+            <w:tcW w:w="3827" w:type="dxa"/>
+            <w:shd w:val="clear" w:color="auto" w:fill="DDD9C3" w:themeFill="background2" w:themeFillShade="E6"/>
+          </w:tcPr>
+          <w:p>
+            <w:pPr>
+              <w:rPr>
+                <w:ins w:id="402" w:author="linyoubin" w:date="2016-01-04T17:27:00Z"/>
+              </w:rPr>
+            </w:pPr>
+            <w:ins w:id="403" w:author="linyoubin" w:date="2016-01-04T17:27:00Z">
+              <w:r>
+                <w:rPr>
+                  <w:rFonts w:hint="eastAsia"/>
+                </w:rPr>
+                <w:t>说明</w:t>
+              </w:r>
+            </w:ins>
+          </w:p>
+        </w:tc>
+        <w:tc>
+          <w:tcPr>
+            <w:tcW w:w="3544" w:type="dxa"/>
+            <w:shd w:val="clear" w:color="auto" w:fill="DDD9C3" w:themeFill="background2" w:themeFillShade="E6"/>
+          </w:tcPr>
+          <w:p>
+            <w:pPr>
+              <w:rPr>
+                <w:ins w:id="404" w:author="linyoubin" w:date="2016-01-04T17:27:00Z"/>
+              </w:rPr>
+            </w:pPr>
+            <w:ins w:id="405" w:author="linyoubin" w:date="2016-01-04T17:27:00Z">
+              <w:r>
+                <w:rPr>
+                  <w:rFonts w:hint="eastAsia"/>
+                </w:rPr>
+                <w:t>举例</w:t>
+              </w:r>
+            </w:ins>
+          </w:p>
+        </w:tc>
+      </w:tr>
+      <w:tr>
+        <w:trPr>
+          <w:ins w:id="406" w:author="linyoubin" w:date="2016-01-04T17:27:00Z"/>
+        </w:trPr>
+        <w:tc>
+          <w:tcPr>
+            <w:tcW w:w="1418" w:type="dxa"/>
+          </w:tcPr>
+          <w:p>
+            <w:pPr>
+              <w:rPr>
+                <w:ins w:id="407" w:author="linyoubin" w:date="2016-01-04T17:27:00Z"/>
+              </w:rPr>
+            </w:pPr>
+            <w:ins w:id="408" w:author="linyoubin" w:date="2016-01-04T17:27:00Z">
+              <w:r>
+                <w:rPr>
+                  <w:rFonts w:hint="eastAsia"/>
+                </w:rPr>
+                <w:t>请求</w:t>
+              </w:r>
+            </w:ins>
+          </w:p>
+        </w:tc>
+        <w:tc>
+          <w:tcPr>
+            <w:tcW w:w="3827" w:type="dxa"/>
+          </w:tcPr>
+          <w:p>
+            <w:pPr>
+              <w:rPr>
+                <w:ins w:id="409" w:author="linyoubin" w:date="2016-01-04T17:27:00Z"/>
+              </w:rPr>
+            </w:pPr>
+            <w:ins w:id="410" w:author="linyoubin" w:date="2016-01-04T17:27:00Z">
+              <w:r>
+                <w:rPr>
+                  <w:rFonts w:hint="eastAsia"/>
+                </w:rPr>
+                <w:t>命令字</w:t>
+              </w:r>
+              <w:r>
+                <w:rPr>
+                  <w:rFonts w:hint="eastAsia"/>
+                </w:rPr>
+                <w:t xml:space="preserve">: </w:t>
+              </w:r>
+            </w:ins>
+            <w:ins w:id="411" w:author="linyoubin" w:date="2016-01-04T17:28:00Z">
+              <w:r>
+                <w:rPr>
+                  <w:rFonts w:hint="eastAsia"/>
+                </w:rPr>
+                <w:t>$</w:t>
+              </w:r>
+            </w:ins>
+            <w:ins w:id="412" w:author="linyoubin" w:date="2016-01-04T18:27:00Z">
+              <w:r>
+                <w:rPr>
+                  <w:rFonts w:hint="eastAsia"/>
+                </w:rPr>
+                <w:t xml:space="preserve">ssql </w:t>
+              </w:r>
+            </w:ins>
+            <w:ins w:id="413" w:author="linyoubin" w:date="2016-01-04T17:28:00Z">
+              <w:r>
+                <w:rPr>
+                  <w:rFonts w:hint="eastAsia"/>
+                </w:rPr>
+                <w:t>query master</w:t>
+              </w:r>
+            </w:ins>
+          </w:p>
+          <w:p>
+            <w:pPr>
+              <w:rPr>
+                <w:ins w:id="414" w:author="linyoubin" w:date="2016-01-04T18:28:00Z"/>
+                <w:rFonts w:hint="eastAsia"/>
+              </w:rPr>
+            </w:pPr>
+            <w:ins w:id="415" w:author="linyoubin" w:date="2016-01-04T17:27:00Z">
+              <w:r>
+                <w:rPr>
+                  <w:rFonts w:hint="eastAsia"/>
+                </w:rPr>
+                <w:t>{</w:t>
+              </w:r>
+            </w:ins>
+          </w:p>
+          <w:p>
+            <w:pPr>
+              <w:rPr>
+                <w:ins w:id="416" w:author="linyoubin" w:date="2016-01-04T17:27:00Z"/>
+              </w:rPr>
+            </w:pPr>
+            <w:ins w:id="417" w:author="linyoubin" w:date="2016-01-04T18:28:00Z">
+              <w:r>
+                <w:rPr>
+                  <w:rFonts w:hint="eastAsia"/>
+                </w:rPr>
+                <w:t xml:space="preserve">  </w:t>
+              </w:r>
+              <w:r>
+                <w:rPr>
+                  <w:rFonts w:hint="eastAsia"/>
+                </w:rPr>
+                <w:t>ServiceName:</w:t>
+              </w:r>
+              <w:r>
+                <w:rPr>
+                  <w:rFonts w:hint="eastAsia"/>
+                </w:rPr>
+                <w:t>服务端口</w:t>
+              </w:r>
+            </w:ins>
+          </w:p>
+          <w:p>
+            <w:pPr>
+              <w:rPr>
+                <w:ins w:id="418" w:author="linyoubin" w:date="2016-01-04T17:27:00Z"/>
+              </w:rPr>
+            </w:pPr>
+            <w:ins w:id="419" w:author="linyoubin" w:date="2016-01-04T17:27:00Z">
+              <w:r>
+                <w:rPr>
+                  <w:rFonts w:hint="eastAsia"/>
+                </w:rPr>
+                <w:t xml:space="preserve">  DbName: </w:t>
+              </w:r>
+              <w:r>
+                <w:rPr>
+                  <w:rFonts w:hint="eastAsia"/>
+                </w:rPr>
+                <w:t>数据库名</w:t>
+              </w:r>
+            </w:ins>
+          </w:p>
+          <w:p>
+            <w:pPr>
+              <w:rPr>
+                <w:ins w:id="420" w:author="linyoubin" w:date="2016-01-04T17:27:00Z"/>
+              </w:rPr>
+            </w:pPr>
+            <w:ins w:id="421" w:author="linyoubin" w:date="2016-01-04T17:27:00Z">
+              <w:r>
+                <w:rPr>
+                  <w:rFonts w:hint="eastAsia"/>
+                </w:rPr>
+                <w:t xml:space="preserve">  UserName: </w:t>
+              </w:r>
+              <w:r>
+                <w:rPr>
+                  <w:rFonts w:hint="eastAsia"/>
+                </w:rPr>
+                <w:t>用户名</w:t>
+              </w:r>
+            </w:ins>
+          </w:p>
+          <w:p>
+            <w:pPr>
+              <w:rPr>
+                <w:ins w:id="422" w:author="linyoubin" w:date="2016-01-04T17:27:00Z"/>
+              </w:rPr>
+            </w:pPr>
+            <w:ins w:id="423" w:author="linyoubin" w:date="2016-01-04T17:27:00Z">
+              <w:r>
+                <w:rPr>
+                  <w:rFonts w:hint="eastAsia"/>
+                </w:rPr>
+                <w:t xml:space="preserve">  Sql: sql</w:t>
+              </w:r>
+              <w:r>
+                <w:rPr>
+                  <w:rFonts w:hint="eastAsia"/>
+                </w:rPr>
+                <w:t>语句</w:t>
+              </w:r>
+            </w:ins>
+          </w:p>
+          <w:p>
+            <w:pPr>
+              <w:ind w:left="1050" w:hangingChars="500" w:hanging="1050"/>
+              <w:rPr>
+                <w:ins w:id="424" w:author="linyoubin" w:date="2016-01-04T17:27:00Z"/>
+              </w:rPr>
+            </w:pPr>
+            <w:ins w:id="425" w:author="linyoubin" w:date="2016-01-04T17:27:00Z">
+              <w:r>
+                <w:rPr>
+                  <w:rFonts w:hint="eastAsia"/>
+                </w:rPr>
+                <w:t xml:space="preserve">  Options: </w:t>
+              </w:r>
+              <w:r>
+                <w:rPr>
+                  <w:rFonts w:hint="eastAsia"/>
+                </w:rPr>
+                <w:t>执行的可选参数</w:t>
+              </w:r>
+            </w:ins>
+          </w:p>
+          <w:p>
+            <w:pPr>
+              <w:rPr>
+                <w:ins w:id="426" w:author="linyoubin" w:date="2016-01-04T17:27:00Z"/>
+              </w:rPr>
+            </w:pPr>
+            <w:ins w:id="427" w:author="linyoubin" w:date="2016-01-04T17:27:00Z">
+              <w:r>
+                <w:rPr>
+                  <w:rFonts w:hint="eastAsia"/>
+                </w:rPr>
+                <w:t>}</w:t>
+              </w:r>
+            </w:ins>
+          </w:p>
+        </w:tc>
+        <w:tc>
+          <w:tcPr>
+            <w:tcW w:w="3544" w:type="dxa"/>
+          </w:tcPr>
+          <w:p>
+            <w:pPr>
+              <w:rPr>
+                <w:ins w:id="428" w:author="linyoubin" w:date="2016-01-04T17:27:00Z"/>
+              </w:rPr>
+            </w:pPr>
+          </w:p>
+          <w:p>
+            <w:pPr>
+              <w:rPr>
+                <w:ins w:id="429" w:author="linyoubin" w:date="2016-01-04T17:27:00Z"/>
+              </w:rPr>
+            </w:pPr>
+            <w:ins w:id="430" w:author="linyoubin" w:date="2016-01-04T17:27:00Z">
+              <w:r>
+                <w:rPr>
+                  <w:rFonts w:hint="eastAsia"/>
+                </w:rPr>
+                <w:t>{</w:t>
+              </w:r>
+            </w:ins>
+          </w:p>
+          <w:p>
+            <w:pPr>
+              <w:rPr>
+                <w:ins w:id="431" w:author="linyoubin" w:date="2016-01-04T17:27:00Z"/>
+              </w:rPr>
+            </w:pPr>
+            <w:ins w:id="432" w:author="linyoubin" w:date="2016-01-04T17:27:00Z">
+              <w:r>
+                <w:rPr>
+                  <w:rFonts w:hint="eastAsia"/>
+                </w:rPr>
+                <w:t xml:space="preserve">  DbName: 'postgres'</w:t>
+              </w:r>
+            </w:ins>
+          </w:p>
+          <w:p>
+            <w:pPr>
+              <w:rPr>
+                <w:ins w:id="433" w:author="linyoubin" w:date="2016-01-04T17:27:00Z"/>
+              </w:rPr>
+            </w:pPr>
+            <w:ins w:id="434" w:author="linyoubin" w:date="2016-01-04T17:27:00Z">
+              <w:r>
+                <w:rPr>
+                  <w:rFonts w:hint="eastAsia"/>
+                </w:rPr>
+                <w:t xml:space="preserve">  UserName: 'postgres'</w:t>
+              </w:r>
+            </w:ins>
+          </w:p>
+          <w:p>
+            <w:pPr>
+              <w:rPr>
+                <w:ins w:id="435" w:author="linyoubin" w:date="2016-01-04T17:27:00Z"/>
+              </w:rPr>
+            </w:pPr>
+            <w:ins w:id="436" w:author="linyoubin" w:date="2016-01-04T17:27:00Z">
+              <w:r>
+                <w:rPr>
+                  <w:rFonts w:hint="eastAsia"/>
+                </w:rPr>
+                <w:t xml:space="preserve">  Sql: 'select * from t1;'</w:t>
+              </w:r>
+            </w:ins>
+          </w:p>
+          <w:p>
+            <w:pPr>
+              <w:ind w:left="1050" w:hangingChars="500" w:hanging="1050"/>
+              <w:rPr>
+                <w:ins w:id="437" w:author="linyoubin" w:date="2016-01-04T17:27:00Z"/>
+              </w:rPr>
+            </w:pPr>
+            <w:ins w:id="438" w:author="linyoubin" w:date="2016-01-04T17:27:00Z">
+              <w:r>
+                <w:rPr>
+                  <w:rFonts w:hint="eastAsia"/>
+                </w:rPr>
+                <w:t xml:space="preserve">  Options: '-w'</w:t>
+              </w:r>
+            </w:ins>
+          </w:p>
+          <w:p>
+            <w:pPr>
+              <w:rPr>
+                <w:ins w:id="439" w:author="linyoubin" w:date="2016-01-04T17:27:00Z"/>
+              </w:rPr>
+            </w:pPr>
+            <w:ins w:id="440" w:author="linyoubin" w:date="2016-01-04T17:27:00Z">
+              <w:r>
+                <w:rPr>
+                  <w:rFonts w:hint="eastAsia"/>
+                </w:rPr>
+                <w:t>}</w:t>
+              </w:r>
+            </w:ins>
+          </w:p>
+        </w:tc>
+      </w:tr>
+      <w:tr>
+        <w:trPr>
+          <w:trHeight w:val="2609"/>
+          <w:ins w:id="441" w:author="linyoubin" w:date="2016-01-04T17:27:00Z"/>
+        </w:trPr>
+        <w:tc>
+          <w:tcPr>
+            <w:tcW w:w="1418" w:type="dxa"/>
+          </w:tcPr>
+          <w:p>
+            <w:pPr>
+              <w:rPr>
+                <w:ins w:id="442" w:author="linyoubin" w:date="2016-01-04T17:27:00Z"/>
+              </w:rPr>
+            </w:pPr>
+            <w:ins w:id="443" w:author="linyoubin" w:date="2016-01-04T17:27:00Z">
+              <w:r>
+                <w:rPr>
+                  <w:rFonts w:hint="eastAsia"/>
+                </w:rPr>
+                <w:t>响应</w:t>
+              </w:r>
+            </w:ins>
+          </w:p>
+        </w:tc>
+        <w:tc>
+          <w:tcPr>
+            <w:tcW w:w="3827" w:type="dxa"/>
+          </w:tcPr>
+          <w:p>
+            <w:pPr>
+              <w:rPr>
+                <w:ins w:id="444" w:author="linyoubin" w:date="2016-01-04T17:27:00Z"/>
+              </w:rPr>
+            </w:pPr>
+            <w:ins w:id="445" w:author="linyoubin" w:date="2016-01-04T17:27:00Z">
+              <w:r>
+                <w:rPr>
+                  <w:rFonts w:hint="eastAsia"/>
+                </w:rPr>
+                <w:t>bson</w:t>
+              </w:r>
+            </w:ins>
+          </w:p>
+        </w:tc>
+        <w:tc>
+          <w:tcPr>
+            <w:tcW w:w="3544" w:type="dxa"/>
+          </w:tcPr>
+          <w:p>
+            <w:pPr>
+              <w:rPr>
+                <w:ins w:id="446" w:author="linyoubin" w:date="2016-01-04T17:27:00Z"/>
+              </w:rPr>
+            </w:pPr>
+            <w:ins w:id="447" w:author="linyoubin" w:date="2016-01-04T17:27:00Z">
+              <w:r>
+                <w:t>{'1':'</w:t>
+              </w:r>
+              <w:r>
+                <w:t>-[ RECORD 1 ]</w:t>
+              </w:r>
+              <w:r>
+                <w:t>'}</w:t>
+              </w:r>
+            </w:ins>
+          </w:p>
+          <w:p>
+            <w:pPr>
+              <w:rPr>
+                <w:ins w:id="448" w:author="linyoubin" w:date="2016-01-04T17:27:00Z"/>
+              </w:rPr>
+            </w:pPr>
+            <w:ins w:id="449" w:author="linyoubin" w:date="2016-01-04T17:27:00Z">
+              <w:r>
+                <w:t>{'2':'</w:t>
+              </w:r>
+              <w:r>
+                <w:t>id   | 1</w:t>
+              </w:r>
+              <w:r>
+                <w:t>'}</w:t>
+              </w:r>
+            </w:ins>
+          </w:p>
+          <w:p>
+            <w:pPr>
+              <w:rPr>
+                <w:ins w:id="450" w:author="linyoubin" w:date="2016-01-04T17:27:00Z"/>
+              </w:rPr>
+            </w:pPr>
+            <w:ins w:id="451" w:author="linyoubin" w:date="2016-01-04T17:27:00Z">
+              <w:r>
+                <w:t>{'3':'</w:t>
+              </w:r>
+              <w:r>
+                <w:t>name | name1</w:t>
+              </w:r>
+              <w:r>
+                <w:t>'}</w:t>
+              </w:r>
+            </w:ins>
+          </w:p>
+          <w:p>
+            <w:pPr>
+              <w:rPr>
+                <w:ins w:id="452" w:author="linyoubin" w:date="2016-01-04T17:27:00Z"/>
+              </w:rPr>
+            </w:pPr>
+            <w:ins w:id="453" w:author="linyoubin" w:date="2016-01-04T17:27:00Z">
+              <w:r>
+                <w:t>{'</w:t>
+              </w:r>
+              <w:r>
+                <w:rPr>
+                  <w:rFonts w:hint="eastAsia"/>
+                </w:rPr>
+                <w:t>4</w:t>
+              </w:r>
+              <w:r>
+                <w:t>':'</w:t>
+              </w:r>
+              <w:r>
+                <w:t xml:space="preserve">-[ RECORD </w:t>
+              </w:r>
+              <w:r>
+                <w:rPr>
+                  <w:rFonts w:hint="eastAsia"/>
+                </w:rPr>
+                <w:t>2</w:t>
+              </w:r>
+              <w:r>
+                <w:t xml:space="preserve"> ]</w:t>
+              </w:r>
+              <w:r>
+                <w:t>'}</w:t>
+              </w:r>
+            </w:ins>
+          </w:p>
+          <w:p>
+            <w:pPr>
+              <w:rPr>
+                <w:ins w:id="454" w:author="linyoubin" w:date="2016-01-04T17:27:00Z"/>
+              </w:rPr>
+            </w:pPr>
+            <w:ins w:id="455" w:author="linyoubin" w:date="2016-01-04T17:27:00Z">
+              <w:r>
+                <w:t>{'</w:t>
+              </w:r>
+              <w:r>
+                <w:rPr>
+                  <w:rFonts w:hint="eastAsia"/>
+                </w:rPr>
+                <w:t>5</w:t>
+              </w:r>
+              <w:r>
+                <w:t>':'</w:t>
+              </w:r>
+              <w:r>
+                <w:t xml:space="preserve">id   | </w:t>
+              </w:r>
+              <w:r>
+                <w:rPr>
+                  <w:rFonts w:hint="eastAsia"/>
+                </w:rPr>
+                <w:t>2</w:t>
+              </w:r>
+              <w:r>
+                <w:t>'}</w:t>
+              </w:r>
+            </w:ins>
+          </w:p>
+          <w:p>
+            <w:pPr>
+              <w:rPr>
+                <w:ins w:id="456" w:author="linyoubin" w:date="2016-01-04T17:27:00Z"/>
+              </w:rPr>
+            </w:pPr>
+            <w:ins w:id="457" w:author="linyoubin" w:date="2016-01-04T17:27:00Z">
+              <w:r>
+                <w:t>{'</w:t>
+              </w:r>
+              <w:r>
+                <w:rPr>
+                  <w:rFonts w:hint="eastAsia"/>
+                </w:rPr>
+                <w:t>6</w:t>
+              </w:r>
+              <w:r>
+                <w:t>':'</w:t>
+              </w:r>
+              <w:r>
+                <w:t>name | name</w:t>
+              </w:r>
+              <w:r>
+                <w:rPr>
+                  <w:rFonts w:hint="eastAsia"/>
+                </w:rPr>
+                <w:t>2</w:t>
+              </w:r>
+              <w:r>
+                <w:t>'}</w:t>
+              </w:r>
+            </w:ins>
+          </w:p>
+          <w:p>
+            <w:pPr>
+              <w:rPr>
+                <w:ins w:id="458" w:author="linyoubin" w:date="2016-01-04T17:27:00Z"/>
+              </w:rPr>
+            </w:pPr>
+            <w:ins w:id="459" w:author="linyoubin" w:date="2016-01-04T17:27:00Z">
+              <w:r>
+                <w:t>{'</w:t>
+              </w:r>
+              <w:r>
+                <w:rPr>
+                  <w:rFonts w:hint="eastAsia"/>
+                </w:rPr>
+                <w:t>7</w:t>
+              </w:r>
+              <w:r>
+                <w:t>':''}</w:t>
+              </w:r>
+            </w:ins>
+          </w:p>
+        </w:tc>
+      </w:tr>
+    </w:tbl>
+    <w:p>
+      <w:pPr>
+        <w:rPr>
+          <w:ins w:id="460" w:author="linyoubin" w:date="2016-01-04T17:27:00Z"/>
+        </w:rPr>
+      </w:pPr>
+    </w:p>
     <w:p/>
     <w:p>
       <w:pPr>
@@ -6329,7 +7861,7 @@
         <w:t>相关模块架构图</w:t>
       </w:r>
     </w:p>
-    <w:commentRangeStart w:id="304"/>
+    <w:commentRangeStart w:id="461"/>
     <w:p>
       <w:r>
         <w:pict>
@@ -6502,12 +8034,12 @@
           </v:group>
         </w:pict>
       </w:r>
-      <w:commentRangeEnd w:id="304"/>
+      <w:commentRangeEnd w:id="461"/>
       <w:r>
         <w:rPr>
           <w:rStyle w:val="CommentReference"/>
         </w:rPr>
-        <w:commentReference w:id="304"/>
+        <w:commentReference w:id="461"/>
       </w:r>
     </w:p>
     <w:p/>
@@ -6590,7 +8122,7 @@
       <w:pPr>
         <w:pStyle w:val="Heading3"/>
       </w:pPr>
-      <w:commentRangeStart w:id="305"/>
+      <w:commentRangeStart w:id="462"/>
       <w:r>
         <w:rPr>
           <w:rFonts w:hint="eastAsia"/>
@@ -6598,14 +8130,14 @@
         <w:lastRenderedPageBreak/>
         <w:t>删除业务</w:t>
       </w:r>
-      <w:commentRangeEnd w:id="305"/>
+      <w:commentRangeEnd w:id="462"/>
       <w:r>
         <w:rPr>
           <w:rStyle w:val="CommentReference"/>
           <w:b w:val="0"/>
           <w:bCs w:val="0"/>
         </w:rPr>
-        <w:commentReference w:id="305"/>
+        <w:commentReference w:id="462"/>
       </w:r>
     </w:p>
     <w:p>
@@ -7737,7 +9269,7 @@
       </w:r>
     </w:p>
   </w:comment>
-  <w:comment w:id="304" w:author="linyoubin" w:date="2015-12-31T15:16:00Z" w:initials="l">
+  <w:comment w:id="461" w:author="linyoubin" w:date="2015-12-31T15:16:00Z" w:initials="l">
     <w:p>
       <w:pPr>
         <w:pStyle w:val="CommentText"/>
@@ -7780,7 +9312,7 @@
       </w:r>
     </w:p>
   </w:comment>
-  <w:comment w:id="305" w:author="linyoubin" w:date="2015-12-31T15:19:00Z" w:initials="l">
+  <w:comment w:id="462" w:author="linyoubin" w:date="2015-12-31T15:19:00Z" w:initials="l">
     <w:p>
       <w:pPr>
         <w:pStyle w:val="CommentText"/>
@@ -7842,7 +9374,7 @@
             <w:rPr>
               <w:noProof/>
             </w:rPr>
-            <w:t>4</w:t>
+            <w:t>7</w:t>
           </w:r>
         </w:fldSimple>
       </w:p>

--- a/internal_doc/03.开发设计/OM/SequoiaSQL/sequoiaSQL数据操作.docx
+++ b/internal_doc/03.开发设计/OM/SequoiaSQL/sequoiaSQL数据操作.docx
@@ -526,14 +526,12 @@
         </w:rPr>
         <w:t>发现</w:t>
       </w:r>
-      <w:ins w:id="4" w:author="linyoubin" w:date="2016-01-04T13:54:00Z">
-        <w:r>
-          <w:rPr>
-            <w:rFonts w:hint="eastAsia"/>
-          </w:rPr>
-          <w:t>SequoiaSQL</w:t>
-        </w:r>
-      </w:ins>
+      <w:r>
+        <w:rPr>
+          <w:rFonts w:hint="eastAsia"/>
+        </w:rPr>
+        <w:t>SequoiaSQL</w:t>
+      </w:r>
       <w:r>
         <w:rPr>
           <w:rFonts w:hint="eastAsia"/>
@@ -647,15 +645,7 @@
               <w:t xml:space="preserve">: </w:t>
             </w:r>
             <w:r>
-              <w:t>discover</w:t>
-            </w:r>
-            <w:del w:id="5" w:author="linyoubin" w:date="2016-01-04T15:38:00Z">
-              <w:r>
-                <w:delText>y</w:delText>
-              </w:r>
-            </w:del>
-            <w:r>
-              <w:t xml:space="preserve"> business</w:t>
+              <w:t>discover business</w:t>
             </w:r>
           </w:p>
           <w:p>
@@ -911,15 +901,7 @@
               <w:t>=</w:t>
             </w:r>
             <w:r>
-              <w:t>discover</w:t>
-            </w:r>
-            <w:del w:id="6" w:author="linyoubin" w:date="2016-01-04T15:38:00Z">
-              <w:r>
-                <w:delText>y</w:delText>
-              </w:r>
-            </w:del>
-            <w:r>
-              <w:t xml:space="preserve"> business</w:t>
+              <w:t>discover business</w:t>
             </w:r>
           </w:p>
           <w:p>
@@ -1046,7 +1028,13 @@
               <w:rPr>
                 <w:rFonts w:hint="eastAsia"/>
               </w:rPr>
-              <w:t>ServicePort:</w:t>
+              <w:t>ServiceName</w:t>
+            </w:r>
+            <w:r>
+              <w:rPr>
+                <w:rFonts w:hint="eastAsia"/>
+              </w:rPr>
+              <w:t>:</w:t>
             </w:r>
             <w:r>
               <w:rPr>
@@ -1285,51 +1273,35 @@
         </w:tc>
       </w:tr>
     </w:tbl>
-    <w:p>
-      <w:pPr>
-        <w:rPr>
-          <w:ins w:id="7" w:author="linyoubin" w:date="2016-01-04T13:54:00Z"/>
-          <w:rFonts w:hint="eastAsia"/>
-        </w:rPr>
-      </w:pPr>
-    </w:p>
+    <w:p/>
     <w:p>
       <w:pPr>
         <w:pStyle w:val="Heading3"/>
-        <w:rPr>
-          <w:ins w:id="8" w:author="linyoubin" w:date="2016-01-04T13:54:00Z"/>
-        </w:rPr>
       </w:pPr>
-      <w:ins w:id="9" w:author="linyoubin" w:date="2016-01-04T13:54:00Z">
-        <w:r>
-          <w:rPr>
-            <w:rFonts w:hint="eastAsia"/>
-          </w:rPr>
-          <w:t>发现</w:t>
-        </w:r>
-      </w:ins>
-      <w:ins w:id="10" w:author="linyoubin" w:date="2016-01-04T13:55:00Z">
-        <w:r>
-          <w:rPr>
-            <w:rFonts w:hint="eastAsia"/>
-          </w:rPr>
-          <w:t>h</w:t>
-        </w:r>
-      </w:ins>
-      <w:ins w:id="11" w:author="linyoubin" w:date="2016-01-04T13:54:00Z">
-        <w:r>
-          <w:rPr>
-            <w:rFonts w:hint="eastAsia"/>
-          </w:rPr>
-          <w:t>dfs</w:t>
-        </w:r>
-        <w:r>
-          <w:rPr>
-            <w:rFonts w:hint="eastAsia"/>
-          </w:rPr>
-          <w:t>业务</w:t>
-        </w:r>
-      </w:ins>
+      <w:r>
+        <w:rPr>
+          <w:rFonts w:hint="eastAsia"/>
+        </w:rPr>
+        <w:t>发现</w:t>
+      </w:r>
+      <w:r>
+        <w:rPr>
+          <w:rFonts w:hint="eastAsia"/>
+        </w:rPr>
+        <w:t>h</w:t>
+      </w:r>
+      <w:r>
+        <w:rPr>
+          <w:rFonts w:hint="eastAsia"/>
+        </w:rPr>
+        <w:t>dfs</w:t>
+      </w:r>
+      <w:r>
+        <w:rPr>
+          <w:rFonts w:hint="eastAsia"/>
+        </w:rPr>
+        <w:t>业务</w:t>
+      </w:r>
     </w:p>
     <w:tbl>
       <w:tblPr>
@@ -1345,21 +1317,12 @@
         <w:gridCol w:w="3544"/>
       </w:tblGrid>
       <w:tr>
-        <w:trPr>
-          <w:ins w:id="12" w:author="linyoubin" w:date="2016-01-04T13:54:00Z"/>
-        </w:trPr>
         <w:tc>
           <w:tcPr>
             <w:tcW w:w="1418" w:type="dxa"/>
             <w:shd w:val="clear" w:color="auto" w:fill="DDD9C3" w:themeFill="background2" w:themeFillShade="E6"/>
           </w:tcPr>
-          <w:p>
-            <w:pPr>
-              <w:rPr>
-                <w:ins w:id="13" w:author="linyoubin" w:date="2016-01-04T13:54:00Z"/>
-              </w:rPr>
-            </w:pPr>
-          </w:p>
+          <w:p/>
         </w:tc>
         <w:tc>
           <w:tcPr>
@@ -1367,19 +1330,12 @@
             <w:shd w:val="clear" w:color="auto" w:fill="DDD9C3" w:themeFill="background2" w:themeFillShade="E6"/>
           </w:tcPr>
           <w:p>
-            <w:pPr>
-              <w:rPr>
-                <w:ins w:id="14" w:author="linyoubin" w:date="2016-01-04T13:54:00Z"/>
-              </w:rPr>
-            </w:pPr>
-            <w:ins w:id="15" w:author="linyoubin" w:date="2016-01-04T13:54:00Z">
-              <w:r>
-                <w:rPr>
-                  <w:rFonts w:hint="eastAsia"/>
-                </w:rPr>
-                <w:t>说明</w:t>
-              </w:r>
-            </w:ins>
+            <w:r>
+              <w:rPr>
+                <w:rFonts w:hint="eastAsia"/>
+              </w:rPr>
+              <w:t>说明</w:t>
+            </w:r>
           </w:p>
         </w:tc>
         <w:tc>
@@ -1387,37 +1343,21 @@
             <w:tcW w:w="3544" w:type="dxa"/>
             <w:shd w:val="clear" w:color="auto" w:fill="DDD9C3" w:themeFill="background2" w:themeFillShade="E6"/>
           </w:tcPr>
-          <w:p>
-            <w:pPr>
-              <w:rPr>
-                <w:ins w:id="16" w:author="linyoubin" w:date="2016-01-04T13:54:00Z"/>
-              </w:rPr>
-            </w:pPr>
-          </w:p>
+          <w:p/>
         </w:tc>
       </w:tr>
       <w:tr>
-        <w:trPr>
-          <w:ins w:id="17" w:author="linyoubin" w:date="2016-01-04T13:54:00Z"/>
-        </w:trPr>
         <w:tc>
           <w:tcPr>
             <w:tcW w:w="1418" w:type="dxa"/>
           </w:tcPr>
           <w:p>
-            <w:pPr>
-              <w:rPr>
-                <w:ins w:id="18" w:author="linyoubin" w:date="2016-01-04T13:54:00Z"/>
-              </w:rPr>
-            </w:pPr>
-            <w:ins w:id="19" w:author="linyoubin" w:date="2016-01-04T13:54:00Z">
-              <w:r>
-                <w:rPr>
-                  <w:rFonts w:hint="eastAsia"/>
-                </w:rPr>
-                <w:t>请求头</w:t>
-              </w:r>
-            </w:ins>
+            <w:r>
+              <w:rPr>
+                <w:rFonts w:hint="eastAsia"/>
+              </w:rPr>
+              <w:t>请求头</w:t>
+            </w:r>
           </w:p>
         </w:tc>
         <w:tc>
@@ -1425,56 +1365,33 @@
             <w:tcW w:w="3827" w:type="dxa"/>
           </w:tcPr>
           <w:p>
-            <w:pPr>
-              <w:rPr>
-                <w:ins w:id="20" w:author="linyoubin" w:date="2016-01-04T13:54:00Z"/>
-              </w:rPr>
-            </w:pPr>
-            <w:ins w:id="21" w:author="linyoubin" w:date="2016-01-04T13:54:00Z">
-              <w:r>
-                <w:rPr>
-                  <w:rFonts w:hint="eastAsia"/>
-                </w:rPr>
-                <w:t>同通用请求头</w:t>
-              </w:r>
-            </w:ins>
+            <w:r>
+              <w:rPr>
+                <w:rFonts w:hint="eastAsia"/>
+              </w:rPr>
+              <w:t>同通用请求头</w:t>
+            </w:r>
           </w:p>
         </w:tc>
         <w:tc>
           <w:tcPr>
             <w:tcW w:w="3544" w:type="dxa"/>
           </w:tcPr>
-          <w:p>
-            <w:pPr>
-              <w:rPr>
-                <w:ins w:id="22" w:author="linyoubin" w:date="2016-01-04T13:54:00Z"/>
-              </w:rPr>
-            </w:pPr>
-          </w:p>
+          <w:p/>
         </w:tc>
       </w:tr>
       <w:tr>
-        <w:trPr>
-          <w:ins w:id="23" w:author="linyoubin" w:date="2016-01-04T13:54:00Z"/>
-        </w:trPr>
         <w:tc>
           <w:tcPr>
             <w:tcW w:w="1418" w:type="dxa"/>
           </w:tcPr>
           <w:p>
-            <w:pPr>
-              <w:rPr>
-                <w:ins w:id="24" w:author="linyoubin" w:date="2016-01-04T13:54:00Z"/>
-              </w:rPr>
-            </w:pPr>
-            <w:ins w:id="25" w:author="linyoubin" w:date="2016-01-04T13:54:00Z">
-              <w:r>
-                <w:rPr>
-                  <w:rFonts w:hint="eastAsia"/>
-                </w:rPr>
-                <w:t>请求内容</w:t>
-              </w:r>
-            </w:ins>
+            <w:r>
+              <w:rPr>
+                <w:rFonts w:hint="eastAsia"/>
+              </w:rPr>
+              <w:t>请求内容</w:t>
+            </w:r>
           </w:p>
         </w:tc>
         <w:tc>
@@ -1482,289 +1399,199 @@
             <w:tcW w:w="3827" w:type="dxa"/>
           </w:tcPr>
           <w:p>
-            <w:pPr>
-              <w:rPr>
-                <w:ins w:id="26" w:author="linyoubin" w:date="2016-01-04T13:54:00Z"/>
-              </w:rPr>
-            </w:pPr>
-            <w:ins w:id="27" w:author="linyoubin" w:date="2016-01-04T13:54:00Z">
-              <w:r>
-                <w:t>cmd</w:t>
-              </w:r>
-              <w:r>
-                <w:rPr>
-                  <w:rFonts w:hint="eastAsia"/>
-                </w:rPr>
-                <w:t xml:space="preserve">: </w:t>
-              </w:r>
-              <w:r>
-                <w:t>discover</w:t>
-              </w:r>
-              <w:r>
-                <w:t xml:space="preserve"> business</w:t>
-              </w:r>
-            </w:ins>
-          </w:p>
-          <w:p>
-            <w:pPr>
-              <w:rPr>
-                <w:ins w:id="28" w:author="linyoubin" w:date="2016-01-04T13:54:00Z"/>
-              </w:rPr>
-            </w:pPr>
-            <w:ins w:id="29" w:author="linyoubin" w:date="2016-01-04T13:54:00Z">
-              <w:r>
-                <w:t>ConfigInfo</w:t>
-              </w:r>
-              <w:r>
-                <w:rPr>
-                  <w:rFonts w:hint="eastAsia"/>
-                </w:rPr>
-                <w:t xml:space="preserve">: </w:t>
-              </w:r>
-              <w:r>
-                <w:rPr>
-                  <w:rFonts w:hint="eastAsia"/>
-                </w:rPr>
-                <w:t>业务详细信息</w:t>
-              </w:r>
-            </w:ins>
-          </w:p>
-          <w:p>
-            <w:pPr>
-              <w:rPr>
-                <w:ins w:id="30" w:author="linyoubin" w:date="2016-01-04T13:54:00Z"/>
-              </w:rPr>
-            </w:pPr>
-            <w:ins w:id="31" w:author="linyoubin" w:date="2016-01-04T13:54:00Z">
-              <w:r>
-                <w:rPr>
-                  <w:rFonts w:hint="eastAsia"/>
-                </w:rPr>
-                <w:t>{</w:t>
-              </w:r>
-            </w:ins>
-          </w:p>
-          <w:p>
-            <w:pPr>
-              <w:rPr>
-                <w:ins w:id="32" w:author="linyoubin" w:date="2016-01-04T13:54:00Z"/>
-              </w:rPr>
-            </w:pPr>
-            <w:ins w:id="33" w:author="linyoubin" w:date="2016-01-04T13:54:00Z">
-              <w:r>
-                <w:rPr>
-                  <w:rFonts w:hint="eastAsia"/>
-                </w:rPr>
-                <w:t xml:space="preserve">  </w:t>
-              </w:r>
-              <w:r>
-                <w:t>ClusterName</w:t>
-              </w:r>
-              <w:r>
-                <w:rPr>
-                  <w:rFonts w:hint="eastAsia"/>
-                </w:rPr>
-                <w:t xml:space="preserve">: </w:t>
-              </w:r>
-              <w:r>
-                <w:rPr>
-                  <w:rFonts w:hint="eastAsia"/>
-                </w:rPr>
-                <w:t>集群名字</w:t>
-              </w:r>
-            </w:ins>
-          </w:p>
-          <w:p>
-            <w:pPr>
-              <w:rPr>
-                <w:ins w:id="34" w:author="linyoubin" w:date="2016-01-04T13:54:00Z"/>
-              </w:rPr>
-            </w:pPr>
-            <w:ins w:id="35" w:author="linyoubin" w:date="2016-01-04T13:54:00Z">
-              <w:r>
-                <w:rPr>
-                  <w:rFonts w:hint="eastAsia"/>
-                </w:rPr>
-                <w:t xml:space="preserve">  BusinessType: </w:t>
-              </w:r>
-              <w:r>
-                <w:rPr>
-                  <w:rFonts w:hint="eastAsia"/>
-                </w:rPr>
-                <w:t>业务类型</w:t>
-              </w:r>
-            </w:ins>
-          </w:p>
-          <w:p>
-            <w:pPr>
-              <w:rPr>
-                <w:ins w:id="36" w:author="linyoubin" w:date="2016-01-04T13:54:00Z"/>
-              </w:rPr>
-            </w:pPr>
-            <w:ins w:id="37" w:author="linyoubin" w:date="2016-01-04T13:54:00Z">
-              <w:r>
-                <w:rPr>
-                  <w:rFonts w:hint="eastAsia"/>
-                </w:rPr>
-                <w:t xml:space="preserve">  BusinessName</w:t>
-              </w:r>
-              <w:r>
-                <w:rPr>
-                  <w:rFonts w:hint="eastAsia"/>
-                </w:rPr>
-                <w:t xml:space="preserve">: </w:t>
-              </w:r>
-              <w:r>
-                <w:rPr>
-                  <w:rFonts w:hint="eastAsia"/>
-                </w:rPr>
-                <w:t>业务名</w:t>
-              </w:r>
-            </w:ins>
-          </w:p>
-          <w:p>
-            <w:pPr>
-              <w:rPr>
-                <w:ins w:id="38" w:author="linyoubin" w:date="2016-01-04T13:54:00Z"/>
-              </w:rPr>
-            </w:pPr>
-            <w:ins w:id="39" w:author="linyoubin" w:date="2016-01-04T13:54:00Z">
-              <w:r>
-                <w:rPr>
-                  <w:rFonts w:hint="eastAsia"/>
-                </w:rPr>
-                <w:t xml:space="preserve">  BusinessInfo: </w:t>
-              </w:r>
-              <w:r>
-                <w:rPr>
-                  <w:rFonts w:hint="eastAsia"/>
-                </w:rPr>
-                <w:t>业务信息</w:t>
-              </w:r>
-            </w:ins>
-          </w:p>
-          <w:p>
-            <w:pPr>
-              <w:rPr>
-                <w:ins w:id="40" w:author="linyoubin" w:date="2016-01-04T13:54:00Z"/>
-              </w:rPr>
-            </w:pPr>
-            <w:ins w:id="41" w:author="linyoubin" w:date="2016-01-04T13:54:00Z">
-              <w:r>
-                <w:rPr>
-                  <w:rFonts w:hint="eastAsia"/>
-                </w:rPr>
-                <w:t xml:space="preserve">  {</w:t>
-              </w:r>
-            </w:ins>
+            <w:r>
+              <w:t>cmd</w:t>
+            </w:r>
+            <w:r>
+              <w:rPr>
+                <w:rFonts w:hint="eastAsia"/>
+              </w:rPr>
+              <w:t xml:space="preserve">: </w:t>
+            </w:r>
+            <w:r>
+              <w:t>discover</w:t>
+            </w:r>
+            <w:r>
+              <w:t xml:space="preserve"> business</w:t>
+            </w:r>
+          </w:p>
+          <w:p>
+            <w:r>
+              <w:t>ConfigInfo</w:t>
+            </w:r>
+            <w:r>
+              <w:rPr>
+                <w:rFonts w:hint="eastAsia"/>
+              </w:rPr>
+              <w:t xml:space="preserve">: </w:t>
+            </w:r>
+            <w:r>
+              <w:rPr>
+                <w:rFonts w:hint="eastAsia"/>
+              </w:rPr>
+              <w:t>业务详细信息</w:t>
+            </w:r>
+          </w:p>
+          <w:p>
+            <w:r>
+              <w:rPr>
+                <w:rFonts w:hint="eastAsia"/>
+              </w:rPr>
+              <w:t>{</w:t>
+            </w:r>
+          </w:p>
+          <w:p>
+            <w:r>
+              <w:rPr>
+                <w:rFonts w:hint="eastAsia"/>
+              </w:rPr>
+              <w:t xml:space="preserve">  </w:t>
+            </w:r>
+            <w:r>
+              <w:t>ClusterName</w:t>
+            </w:r>
+            <w:r>
+              <w:rPr>
+                <w:rFonts w:hint="eastAsia"/>
+              </w:rPr>
+              <w:t xml:space="preserve">: </w:t>
+            </w:r>
+            <w:r>
+              <w:rPr>
+                <w:rFonts w:hint="eastAsia"/>
+              </w:rPr>
+              <w:t>集群名字</w:t>
+            </w:r>
+          </w:p>
+          <w:p>
+            <w:r>
+              <w:rPr>
+                <w:rFonts w:hint="eastAsia"/>
+              </w:rPr>
+              <w:t xml:space="preserve">  BusinessType: </w:t>
+            </w:r>
+            <w:r>
+              <w:rPr>
+                <w:rFonts w:hint="eastAsia"/>
+              </w:rPr>
+              <w:t>业务类型</w:t>
+            </w:r>
+          </w:p>
+          <w:p>
+            <w:r>
+              <w:rPr>
+                <w:rFonts w:hint="eastAsia"/>
+              </w:rPr>
+              <w:t xml:space="preserve">  BusinessName</w:t>
+            </w:r>
+            <w:r>
+              <w:rPr>
+                <w:rFonts w:hint="eastAsia"/>
+              </w:rPr>
+              <w:t xml:space="preserve">: </w:t>
+            </w:r>
+            <w:r>
+              <w:rPr>
+                <w:rFonts w:hint="eastAsia"/>
+              </w:rPr>
+              <w:t>业务名</w:t>
+            </w:r>
+          </w:p>
+          <w:p>
+            <w:r>
+              <w:rPr>
+                <w:rFonts w:hint="eastAsia"/>
+              </w:rPr>
+              <w:t xml:space="preserve">  BusinessInfo: </w:t>
+            </w:r>
+            <w:r>
+              <w:rPr>
+                <w:rFonts w:hint="eastAsia"/>
+              </w:rPr>
+              <w:t>业务信息</w:t>
+            </w:r>
+          </w:p>
+          <w:p>
+            <w:r>
+              <w:rPr>
+                <w:rFonts w:hint="eastAsia"/>
+              </w:rPr>
+              <w:t xml:space="preserve">  {</w:t>
+            </w:r>
           </w:p>
           <w:p>
             <w:pPr>
               <w:ind w:firstLine="405"/>
-              <w:rPr>
-                <w:ins w:id="42" w:author="linyoubin" w:date="2016-01-04T13:54:00Z"/>
-              </w:rPr>
             </w:pPr>
-            <w:ins w:id="43" w:author="linyoubin" w:date="2016-01-04T13:54:00Z">
-              <w:r>
-                <w:rPr>
-                  <w:rFonts w:hint="eastAsia"/>
-                </w:rPr>
-                <w:t>HostName:</w:t>
-              </w:r>
-              <w:r>
-                <w:rPr>
-                  <w:rFonts w:hint="eastAsia"/>
-                </w:rPr>
-                <w:t>主机名</w:t>
-              </w:r>
-            </w:ins>
+            <w:r>
+              <w:rPr>
+                <w:rFonts w:hint="eastAsia"/>
+              </w:rPr>
+              <w:t>HostName:</w:t>
+            </w:r>
+            <w:r>
+              <w:rPr>
+                <w:rFonts w:hint="eastAsia"/>
+              </w:rPr>
+              <w:t>主机名</w:t>
+            </w:r>
           </w:p>
           <w:p>
             <w:pPr>
               <w:ind w:firstLine="405"/>
-              <w:rPr>
-                <w:ins w:id="44" w:author="linyoubin" w:date="2016-01-04T13:54:00Z"/>
-              </w:rPr>
             </w:pPr>
-            <w:ins w:id="45" w:author="linyoubin" w:date="2016-01-04T13:56:00Z">
-              <w:r>
-                <w:rPr>
-                  <w:rFonts w:hint="eastAsia"/>
-                </w:rPr>
-                <w:t>Web</w:t>
-              </w:r>
-            </w:ins>
-            <w:ins w:id="46" w:author="linyoubin" w:date="2016-01-04T13:57:00Z">
-              <w:r>
-                <w:rPr>
-                  <w:rFonts w:hint="eastAsia"/>
-                </w:rPr>
-                <w:t>Service</w:t>
-              </w:r>
-            </w:ins>
-            <w:ins w:id="47" w:author="linyoubin" w:date="2016-01-04T13:56:00Z">
-              <w:r>
-                <w:rPr>
-                  <w:rFonts w:hint="eastAsia"/>
-                </w:rPr>
-                <w:t>Port</w:t>
-              </w:r>
-            </w:ins>
-            <w:ins w:id="48" w:author="linyoubin" w:date="2016-01-04T13:54:00Z">
-              <w:r>
-                <w:rPr>
-                  <w:rFonts w:hint="eastAsia"/>
-                </w:rPr>
-                <w:t>:</w:t>
-              </w:r>
-            </w:ins>
-            <w:ins w:id="49" w:author="linyoubin" w:date="2016-01-04T13:57:00Z">
-              <w:r>
-                <w:rPr>
-                  <w:rFonts w:hint="eastAsia"/>
-                </w:rPr>
-                <w:t>web</w:t>
-              </w:r>
-            </w:ins>
-            <w:ins w:id="50" w:author="linyoubin" w:date="2016-01-04T13:54:00Z">
-              <w:r>
-                <w:rPr>
-                  <w:rFonts w:hint="eastAsia"/>
-                </w:rPr>
-                <w:t>服务端口</w:t>
-              </w:r>
-            </w:ins>
-          </w:p>
-          <w:p>
-            <w:pPr>
-              <w:rPr>
-                <w:ins w:id="51" w:author="linyoubin" w:date="2016-01-04T13:54:00Z"/>
-              </w:rPr>
-            </w:pPr>
-            <w:ins w:id="52" w:author="linyoubin" w:date="2016-01-04T13:54:00Z">
-              <w:r>
-                <w:rPr>
-                  <w:rFonts w:hint="eastAsia"/>
-                </w:rPr>
-                <w:t xml:space="preserve">  }</w:t>
-              </w:r>
-            </w:ins>
-          </w:p>
-          <w:p>
-            <w:pPr>
-              <w:rPr>
-                <w:ins w:id="53" w:author="linyoubin" w:date="2016-01-04T13:54:00Z"/>
-              </w:rPr>
-            </w:pPr>
-            <w:ins w:id="54" w:author="linyoubin" w:date="2016-01-04T13:54:00Z">
-              <w:r>
-                <w:rPr>
-                  <w:rFonts w:hint="eastAsia"/>
-                </w:rPr>
-                <w:t>}</w:t>
-              </w:r>
-            </w:ins>
+            <w:r>
+              <w:rPr>
+                <w:rFonts w:hint="eastAsia"/>
+              </w:rPr>
+              <w:t>Web</w:t>
+            </w:r>
+            <w:r>
+              <w:rPr>
+                <w:rFonts w:hint="eastAsia"/>
+              </w:rPr>
+              <w:t>Service</w:t>
+            </w:r>
+            <w:r>
+              <w:rPr>
+                <w:rFonts w:hint="eastAsia"/>
+              </w:rPr>
+              <w:t>Port</w:t>
+            </w:r>
+            <w:r>
+              <w:rPr>
+                <w:rFonts w:hint="eastAsia"/>
+              </w:rPr>
+              <w:t>:</w:t>
+            </w:r>
+            <w:r>
+              <w:rPr>
+                <w:rFonts w:hint="eastAsia"/>
+              </w:rPr>
+              <w:t>web</w:t>
+            </w:r>
+            <w:r>
+              <w:rPr>
+                <w:rFonts w:hint="eastAsia"/>
+              </w:rPr>
+              <w:t>服务端口</w:t>
+            </w:r>
+          </w:p>
+          <w:p>
+            <w:r>
+              <w:rPr>
+                <w:rFonts w:hint="eastAsia"/>
+              </w:rPr>
+              <w:t xml:space="preserve">  }</w:t>
+            </w:r>
+          </w:p>
+          <w:p>
+            <w:r>
+              <w:rPr>
+                <w:rFonts w:hint="eastAsia"/>
+              </w:rPr>
+              <w:t>}</w:t>
+            </w:r>
           </w:p>
         </w:tc>
         <w:tc>
@@ -1772,351 +1599,217 @@
             <w:tcW w:w="3544" w:type="dxa"/>
           </w:tcPr>
           <w:p>
-            <w:pPr>
-              <w:rPr>
-                <w:ins w:id="55" w:author="linyoubin" w:date="2016-01-04T13:54:00Z"/>
-              </w:rPr>
-            </w:pPr>
-            <w:ins w:id="56" w:author="linyoubin" w:date="2016-01-04T13:54:00Z">
-              <w:r>
-                <w:t>cmd</w:t>
-              </w:r>
-              <w:r>
-                <w:rPr>
-                  <w:rFonts w:hint="eastAsia"/>
-                </w:rPr>
-                <w:t>=</w:t>
-              </w:r>
-              <w:r>
-                <w:t>discover</w:t>
-              </w:r>
-              <w:r>
-                <w:t xml:space="preserve"> business</w:t>
-              </w:r>
-            </w:ins>
-          </w:p>
-          <w:p>
-            <w:pPr>
-              <w:rPr>
-                <w:ins w:id="57" w:author="linyoubin" w:date="2016-01-04T13:54:00Z"/>
-              </w:rPr>
-            </w:pPr>
-            <w:ins w:id="58" w:author="linyoubin" w:date="2016-01-04T13:54:00Z">
-              <w:r>
-                <w:rPr>
-                  <w:rFonts w:hint="eastAsia"/>
-                </w:rPr>
-                <w:t>&amp;</w:t>
-              </w:r>
-              <w:r>
-                <w:t>ConfigInfo</w:t>
-              </w:r>
-              <w:r>
-                <w:rPr>
-                  <w:rFonts w:hint="eastAsia"/>
-                </w:rPr>
-                <w:t>=</w:t>
-              </w:r>
-            </w:ins>
-          </w:p>
-          <w:p>
-            <w:pPr>
-              <w:rPr>
-                <w:ins w:id="59" w:author="linyoubin" w:date="2016-01-04T13:54:00Z"/>
-              </w:rPr>
-            </w:pPr>
-            <w:ins w:id="60" w:author="linyoubin" w:date="2016-01-04T13:54:00Z">
-              <w:r>
-                <w:rPr>
-                  <w:rFonts w:hint="eastAsia"/>
-                </w:rPr>
-                <w:t>{</w:t>
-              </w:r>
-            </w:ins>
-          </w:p>
-          <w:p>
-            <w:pPr>
-              <w:rPr>
-                <w:ins w:id="61" w:author="linyoubin" w:date="2016-01-04T13:54:00Z"/>
-              </w:rPr>
-            </w:pPr>
-            <w:ins w:id="62" w:author="linyoubin" w:date="2016-01-04T13:54:00Z">
-              <w:r>
-                <w:rPr>
-                  <w:rFonts w:hint="eastAsia"/>
-                </w:rPr>
-                <w:t xml:space="preserve">  </w:t>
-              </w:r>
-              <w:r>
-                <w:t>ClusterName</w:t>
-              </w:r>
-              <w:r>
-                <w:rPr>
-                  <w:rFonts w:hint="eastAsia"/>
-                </w:rPr>
-                <w:t>: 'c1'</w:t>
-              </w:r>
-            </w:ins>
-          </w:p>
-          <w:p>
-            <w:pPr>
-              <w:rPr>
-                <w:ins w:id="63" w:author="linyoubin" w:date="2016-01-04T13:54:00Z"/>
-              </w:rPr>
-            </w:pPr>
-            <w:ins w:id="64" w:author="linyoubin" w:date="2016-01-04T13:54:00Z">
-              <w:r>
-                <w:rPr>
-                  <w:rFonts w:hint="eastAsia"/>
-                </w:rPr>
-                <w:t xml:space="preserve">  BusinessType: 'hdfs</w:t>
-              </w:r>
-              <w:r>
-                <w:rPr>
-                  <w:rFonts w:hint="eastAsia"/>
-                </w:rPr>
-                <w:t>'</w:t>
-              </w:r>
-            </w:ins>
-          </w:p>
-          <w:p>
-            <w:pPr>
-              <w:rPr>
-                <w:ins w:id="65" w:author="linyoubin" w:date="2016-01-04T13:54:00Z"/>
-              </w:rPr>
-            </w:pPr>
-            <w:ins w:id="66" w:author="linyoubin" w:date="2016-01-04T13:54:00Z">
-              <w:r>
-                <w:rPr>
-                  <w:rFonts w:hint="eastAsia"/>
-                </w:rPr>
-                <w:t xml:space="preserve">  BusinessName</w:t>
-              </w:r>
-              <w:r>
-                <w:rPr>
-                  <w:rFonts w:hint="eastAsia"/>
-                </w:rPr>
-                <w:t xml:space="preserve">: </w:t>
-              </w:r>
-              <w:r>
-                <w:rPr>
-                  <w:rFonts w:hint="eastAsia"/>
-                </w:rPr>
-                <w:t>'my</w:t>
-              </w:r>
-            </w:ins>
-            <w:ins w:id="67" w:author="linyoubin" w:date="2016-01-04T13:55:00Z">
-              <w:r>
-                <w:rPr>
-                  <w:rFonts w:hint="eastAsia"/>
-                </w:rPr>
-                <w:t>Hdfs</w:t>
-              </w:r>
-            </w:ins>
-            <w:ins w:id="68" w:author="linyoubin" w:date="2016-01-04T13:54:00Z">
-              <w:r>
-                <w:rPr>
-                  <w:rFonts w:hint="eastAsia"/>
-                </w:rPr>
-                <w:t>'</w:t>
-              </w:r>
-            </w:ins>
-          </w:p>
-          <w:p>
-            <w:pPr>
-              <w:rPr>
-                <w:ins w:id="69" w:author="linyoubin" w:date="2016-01-04T13:54:00Z"/>
-              </w:rPr>
-            </w:pPr>
-            <w:ins w:id="70" w:author="linyoubin" w:date="2016-01-04T13:54:00Z">
-              <w:r>
-                <w:rPr>
-                  <w:rFonts w:hint="eastAsia"/>
-                </w:rPr>
-                <w:t xml:space="preserve">  BusinessInfo:</w:t>
-              </w:r>
-            </w:ins>
-          </w:p>
-          <w:p>
-            <w:pPr>
-              <w:rPr>
-                <w:ins w:id="71" w:author="linyoubin" w:date="2016-01-04T13:54:00Z"/>
-              </w:rPr>
-            </w:pPr>
-            <w:ins w:id="72" w:author="linyoubin" w:date="2016-01-04T13:54:00Z">
-              <w:r>
-                <w:rPr>
-                  <w:rFonts w:hint="eastAsia"/>
-                </w:rPr>
-                <w:t xml:space="preserve">  {</w:t>
-              </w:r>
-            </w:ins>
+            <w:r>
+              <w:t>cmd</w:t>
+            </w:r>
+            <w:r>
+              <w:rPr>
+                <w:rFonts w:hint="eastAsia"/>
+              </w:rPr>
+              <w:t>=</w:t>
+            </w:r>
+            <w:r>
+              <w:t>discover</w:t>
+            </w:r>
+            <w:r>
+              <w:t xml:space="preserve"> business</w:t>
+            </w:r>
+          </w:p>
+          <w:p>
+            <w:r>
+              <w:rPr>
+                <w:rFonts w:hint="eastAsia"/>
+              </w:rPr>
+              <w:t>&amp;</w:t>
+            </w:r>
+            <w:r>
+              <w:t>ConfigInfo</w:t>
+            </w:r>
+            <w:r>
+              <w:rPr>
+                <w:rFonts w:hint="eastAsia"/>
+              </w:rPr>
+              <w:t>=</w:t>
+            </w:r>
+          </w:p>
+          <w:p>
+            <w:r>
+              <w:rPr>
+                <w:rFonts w:hint="eastAsia"/>
+              </w:rPr>
+              <w:t>{</w:t>
+            </w:r>
+          </w:p>
+          <w:p>
+            <w:r>
+              <w:rPr>
+                <w:rFonts w:hint="eastAsia"/>
+              </w:rPr>
+              <w:t xml:space="preserve">  </w:t>
+            </w:r>
+            <w:r>
+              <w:t>ClusterName</w:t>
+            </w:r>
+            <w:r>
+              <w:rPr>
+                <w:rFonts w:hint="eastAsia"/>
+              </w:rPr>
+              <w:t>: 'c1'</w:t>
+            </w:r>
+          </w:p>
+          <w:p>
+            <w:r>
+              <w:rPr>
+                <w:rFonts w:hint="eastAsia"/>
+              </w:rPr>
+              <w:t xml:space="preserve">  BusinessType: 'hdfs</w:t>
+            </w:r>
+            <w:r>
+              <w:rPr>
+                <w:rFonts w:hint="eastAsia"/>
+              </w:rPr>
+              <w:t>'</w:t>
+            </w:r>
+          </w:p>
+          <w:p>
+            <w:r>
+              <w:rPr>
+                <w:rFonts w:hint="eastAsia"/>
+              </w:rPr>
+              <w:t xml:space="preserve">  BusinessName</w:t>
+            </w:r>
+            <w:r>
+              <w:rPr>
+                <w:rFonts w:hint="eastAsia"/>
+              </w:rPr>
+              <w:t xml:space="preserve">: </w:t>
+            </w:r>
+            <w:r>
+              <w:rPr>
+                <w:rFonts w:hint="eastAsia"/>
+              </w:rPr>
+              <w:t>'myHdfs</w:t>
+            </w:r>
+            <w:r>
+              <w:rPr>
+                <w:rFonts w:hint="eastAsia"/>
+              </w:rPr>
+              <w:t>'</w:t>
+            </w:r>
+          </w:p>
+          <w:p>
+            <w:r>
+              <w:rPr>
+                <w:rFonts w:hint="eastAsia"/>
+              </w:rPr>
+              <w:t xml:space="preserve">  BusinessInfo:</w:t>
+            </w:r>
+          </w:p>
+          <w:p>
+            <w:r>
+              <w:rPr>
+                <w:rFonts w:hint="eastAsia"/>
+              </w:rPr>
+              <w:t xml:space="preserve">  {</w:t>
+            </w:r>
           </w:p>
           <w:p>
             <w:pPr>
               <w:ind w:firstLine="405"/>
-              <w:rPr>
-                <w:ins w:id="73" w:author="linyoubin" w:date="2016-01-04T13:54:00Z"/>
-              </w:rPr>
             </w:pPr>
-            <w:ins w:id="74" w:author="linyoubin" w:date="2016-01-04T13:54:00Z">
-              <w:r>
-                <w:rPr>
-                  <w:rFonts w:hint="eastAsia"/>
-                </w:rPr>
-                <w:t>HostName: 'host1'</w:t>
-              </w:r>
-            </w:ins>
+            <w:r>
+              <w:rPr>
+                <w:rFonts w:hint="eastAsia"/>
+              </w:rPr>
+              <w:t>HostName: 'host1'</w:t>
+            </w:r>
           </w:p>
           <w:p>
             <w:pPr>
               <w:ind w:firstLine="405"/>
-              <w:rPr>
-                <w:ins w:id="75" w:author="linyoubin" w:date="2016-01-04T13:54:00Z"/>
-              </w:rPr>
             </w:pPr>
-            <w:ins w:id="76" w:author="linyoubin" w:date="2016-01-04T13:57:00Z">
-              <w:r>
-                <w:rPr>
-                  <w:rFonts w:hint="eastAsia"/>
-                </w:rPr>
-                <w:t>WebServicePort</w:t>
-              </w:r>
-            </w:ins>
-            <w:ins w:id="77" w:author="linyoubin" w:date="2016-01-04T13:54:00Z">
-              <w:r>
-                <w:rPr>
-                  <w:rFonts w:hint="eastAsia"/>
-                </w:rPr>
-                <w:t>:</w:t>
-              </w:r>
-              <w:r>
-                <w:rPr>
-                  <w:rFonts w:hint="eastAsia"/>
-                </w:rPr>
-                <w:t>'</w:t>
-              </w:r>
-            </w:ins>
-            <w:ins w:id="78" w:author="linyoubin" w:date="2016-01-04T13:58:00Z">
-              <w:r>
-                <w:rPr>
-                  <w:rFonts w:hint="eastAsia"/>
-                </w:rPr>
-                <w:t>50070</w:t>
-              </w:r>
-            </w:ins>
-            <w:ins w:id="79" w:author="linyoubin" w:date="2016-01-04T13:54:00Z">
-              <w:r>
-                <w:rPr>
-                  <w:rFonts w:hint="eastAsia"/>
-                </w:rPr>
-                <w:t>'</w:t>
-              </w:r>
-            </w:ins>
-          </w:p>
-          <w:p>
-            <w:pPr>
-              <w:rPr>
-                <w:ins w:id="80" w:author="linyoubin" w:date="2016-01-04T13:54:00Z"/>
-              </w:rPr>
-            </w:pPr>
-            <w:ins w:id="81" w:author="linyoubin" w:date="2016-01-04T13:54:00Z">
-              <w:r>
-                <w:rPr>
-                  <w:rFonts w:hint="eastAsia"/>
-                </w:rPr>
-                <w:t xml:space="preserve">  }</w:t>
-              </w:r>
-            </w:ins>
-          </w:p>
-          <w:p>
-            <w:pPr>
-              <w:rPr>
-                <w:ins w:id="82" w:author="linyoubin" w:date="2016-01-04T13:54:00Z"/>
-              </w:rPr>
-            </w:pPr>
-            <w:ins w:id="83" w:author="linyoubin" w:date="2016-01-04T13:54:00Z">
-              <w:r>
-                <w:rPr>
-                  <w:rFonts w:hint="eastAsia"/>
-                </w:rPr>
-                <w:t>}</w:t>
-              </w:r>
-            </w:ins>
+            <w:r>
+              <w:rPr>
+                <w:rFonts w:hint="eastAsia"/>
+              </w:rPr>
+              <w:t>WebServicePort</w:t>
+            </w:r>
+            <w:r>
+              <w:rPr>
+                <w:rFonts w:hint="eastAsia"/>
+              </w:rPr>
+              <w:t>:</w:t>
+            </w:r>
+            <w:r>
+              <w:rPr>
+                <w:rFonts w:hint="eastAsia"/>
+              </w:rPr>
+              <w:t>'50070</w:t>
+            </w:r>
+            <w:r>
+              <w:rPr>
+                <w:rFonts w:hint="eastAsia"/>
+              </w:rPr>
+              <w:t>'</w:t>
+            </w:r>
+          </w:p>
+          <w:p>
+            <w:r>
+              <w:rPr>
+                <w:rFonts w:hint="eastAsia"/>
+              </w:rPr>
+              <w:t xml:space="preserve">  }</w:t>
+            </w:r>
+          </w:p>
+          <w:p>
+            <w:r>
+              <w:rPr>
+                <w:rFonts w:hint="eastAsia"/>
+              </w:rPr>
+              <w:t>}</w:t>
+            </w:r>
           </w:p>
         </w:tc>
       </w:tr>
       <w:tr>
-        <w:trPr>
-          <w:ins w:id="84" w:author="linyoubin" w:date="2016-01-04T13:54:00Z"/>
-        </w:trPr>
         <w:tc>
           <w:tcPr>
             <w:tcW w:w="1418" w:type="dxa"/>
           </w:tcPr>
           <w:p>
-            <w:pPr>
-              <w:rPr>
-                <w:ins w:id="85" w:author="linyoubin" w:date="2016-01-04T13:54:00Z"/>
-              </w:rPr>
-            </w:pPr>
-            <w:ins w:id="86" w:author="linyoubin" w:date="2016-01-04T13:54:00Z">
-              <w:r>
-                <w:rPr>
-                  <w:rFonts w:hint="eastAsia"/>
-                </w:rPr>
-                <w:t>说明</w:t>
-              </w:r>
-            </w:ins>
+            <w:r>
+              <w:rPr>
+                <w:rFonts w:hint="eastAsia"/>
+              </w:rPr>
+              <w:t>说明</w:t>
+            </w:r>
           </w:p>
         </w:tc>
         <w:tc>
           <w:tcPr>
             <w:tcW w:w="3827" w:type="dxa"/>
           </w:tcPr>
-          <w:p>
-            <w:pPr>
-              <w:rPr>
-                <w:ins w:id="87" w:author="linyoubin" w:date="2016-01-04T13:54:00Z"/>
-              </w:rPr>
-            </w:pPr>
-          </w:p>
+          <w:p/>
         </w:tc>
         <w:tc>
           <w:tcPr>
             <w:tcW w:w="3544" w:type="dxa"/>
           </w:tcPr>
-          <w:p>
-            <w:pPr>
-              <w:rPr>
-                <w:ins w:id="88" w:author="linyoubin" w:date="2016-01-04T13:54:00Z"/>
-              </w:rPr>
-            </w:pPr>
-          </w:p>
+          <w:p/>
         </w:tc>
       </w:tr>
       <w:tr>
-        <w:trPr>
-          <w:ins w:id="89" w:author="linyoubin" w:date="2016-01-04T13:54:00Z"/>
-        </w:trPr>
         <w:tc>
           <w:tcPr>
             <w:tcW w:w="1418" w:type="dxa"/>
           </w:tcPr>
           <w:p>
-            <w:pPr>
-              <w:rPr>
-                <w:ins w:id="90" w:author="linyoubin" w:date="2016-01-04T13:54:00Z"/>
-              </w:rPr>
-            </w:pPr>
-            <w:ins w:id="91" w:author="linyoubin" w:date="2016-01-04T13:54:00Z">
-              <w:r>
-                <w:rPr>
-                  <w:rFonts w:hint="eastAsia"/>
-                </w:rPr>
-                <w:t>响应头</w:t>
-              </w:r>
-            </w:ins>
+            <w:r>
+              <w:rPr>
+                <w:rFonts w:hint="eastAsia"/>
+              </w:rPr>
+              <w:t>响应头</w:t>
+            </w:r>
           </w:p>
         </w:tc>
         <w:tc>
@@ -2124,56 +1817,33 @@
             <w:tcW w:w="3827" w:type="dxa"/>
           </w:tcPr>
           <w:p>
-            <w:pPr>
-              <w:rPr>
-                <w:ins w:id="92" w:author="linyoubin" w:date="2016-01-04T13:54:00Z"/>
-              </w:rPr>
-            </w:pPr>
-            <w:ins w:id="93" w:author="linyoubin" w:date="2016-01-04T13:54:00Z">
-              <w:r>
-                <w:rPr>
-                  <w:rFonts w:hint="eastAsia"/>
-                </w:rPr>
-                <w:t>同通用响应头</w:t>
-              </w:r>
-            </w:ins>
+            <w:r>
+              <w:rPr>
+                <w:rFonts w:hint="eastAsia"/>
+              </w:rPr>
+              <w:t>同通用响应头</w:t>
+            </w:r>
           </w:p>
         </w:tc>
         <w:tc>
           <w:tcPr>
             <w:tcW w:w="3544" w:type="dxa"/>
           </w:tcPr>
-          <w:p>
-            <w:pPr>
-              <w:rPr>
-                <w:ins w:id="94" w:author="linyoubin" w:date="2016-01-04T13:54:00Z"/>
-              </w:rPr>
-            </w:pPr>
-          </w:p>
+          <w:p/>
         </w:tc>
       </w:tr>
       <w:tr>
-        <w:trPr>
-          <w:ins w:id="95" w:author="linyoubin" w:date="2016-01-04T13:54:00Z"/>
-        </w:trPr>
         <w:tc>
           <w:tcPr>
             <w:tcW w:w="1418" w:type="dxa"/>
           </w:tcPr>
           <w:p>
-            <w:pPr>
-              <w:rPr>
-                <w:ins w:id="96" w:author="linyoubin" w:date="2016-01-04T13:54:00Z"/>
-              </w:rPr>
-            </w:pPr>
-            <w:ins w:id="97" w:author="linyoubin" w:date="2016-01-04T13:54:00Z">
-              <w:r>
-                <w:rPr>
-                  <w:rFonts w:hint="eastAsia"/>
-                </w:rPr>
-                <w:t>响应内容</w:t>
-              </w:r>
-            </w:ins>
+            <w:r>
+              <w:rPr>
+                <w:rFonts w:hint="eastAsia"/>
+              </w:rPr>
+              <w:t>响应内容</w:t>
+            </w:r>
           </w:p>
         </w:tc>
         <w:tc>
@@ -2181,178 +1851,104 @@
             <w:tcW w:w="3827" w:type="dxa"/>
           </w:tcPr>
           <w:p>
-            <w:pPr>
-              <w:rPr>
-                <w:ins w:id="98" w:author="linyoubin" w:date="2016-01-04T13:54:00Z"/>
-              </w:rPr>
-            </w:pPr>
-            <w:ins w:id="99" w:author="linyoubin" w:date="2016-01-04T13:54:00Z">
-              <w:r>
-                <w:rPr>
-                  <w:rFonts w:hint="eastAsia"/>
-                </w:rPr>
-                <w:t>通用响应体</w:t>
-              </w:r>
-            </w:ins>
-          </w:p>
-          <w:p>
-            <w:pPr>
-              <w:rPr>
-                <w:ins w:id="100" w:author="linyoubin" w:date="2016-01-04T13:54:00Z"/>
-              </w:rPr>
-            </w:pPr>
-          </w:p>
+            <w:r>
+              <w:rPr>
+                <w:rFonts w:hint="eastAsia"/>
+              </w:rPr>
+              <w:t>通用响应体</w:t>
+            </w:r>
+          </w:p>
+          <w:p/>
         </w:tc>
         <w:tc>
           <w:tcPr>
             <w:tcW w:w="3544" w:type="dxa"/>
           </w:tcPr>
           <w:p>
-            <w:pPr>
-              <w:rPr>
-                <w:ins w:id="101" w:author="linyoubin" w:date="2016-01-04T13:54:00Z"/>
-              </w:rPr>
-            </w:pPr>
-            <w:ins w:id="102" w:author="linyoubin" w:date="2016-01-04T13:54:00Z">
-              <w:r>
-                <w:rPr>
-                  <w:rFonts w:hint="eastAsia"/>
-                </w:rPr>
-                <w:t>{</w:t>
-              </w:r>
-            </w:ins>
-          </w:p>
-          <w:p>
-            <w:pPr>
-              <w:rPr>
-                <w:ins w:id="103" w:author="linyoubin" w:date="2016-01-04T13:54:00Z"/>
-              </w:rPr>
-            </w:pPr>
-            <w:ins w:id="104" w:author="linyoubin" w:date="2016-01-04T13:54:00Z">
-              <w:r>
-                <w:rPr>
-                  <w:rFonts w:hint="eastAsia"/>
-                </w:rPr>
-                <w:t xml:space="preserve">   </w:t>
-              </w:r>
-              <w:r>
-                <w:rPr>
-                  <w:rFonts w:hint="eastAsia"/>
-                </w:rPr>
-                <w:t>通用响应体</w:t>
-              </w:r>
-            </w:ins>
-          </w:p>
-          <w:p>
-            <w:pPr>
-              <w:rPr>
-                <w:ins w:id="105" w:author="linyoubin" w:date="2016-01-04T13:54:00Z"/>
-              </w:rPr>
-            </w:pPr>
-            <w:ins w:id="106" w:author="linyoubin" w:date="2016-01-04T13:54:00Z">
-              <w:r>
-                <w:rPr>
-                  <w:rFonts w:hint="eastAsia"/>
-                </w:rPr>
-                <w:t>}</w:t>
-              </w:r>
-            </w:ins>
-          </w:p>
-          <w:p>
-            <w:pPr>
-              <w:rPr>
-                <w:ins w:id="107" w:author="linyoubin" w:date="2016-01-04T13:54:00Z"/>
-              </w:rPr>
-            </w:pPr>
-          </w:p>
+            <w:r>
+              <w:rPr>
+                <w:rFonts w:hint="eastAsia"/>
+              </w:rPr>
+              <w:t>{</w:t>
+            </w:r>
+          </w:p>
+          <w:p>
+            <w:r>
+              <w:rPr>
+                <w:rFonts w:hint="eastAsia"/>
+              </w:rPr>
+              <w:t xml:space="preserve">   </w:t>
+            </w:r>
+            <w:r>
+              <w:rPr>
+                <w:rFonts w:hint="eastAsia"/>
+              </w:rPr>
+              <w:t>通用响应体</w:t>
+            </w:r>
+          </w:p>
+          <w:p>
+            <w:r>
+              <w:rPr>
+                <w:rFonts w:hint="eastAsia"/>
+              </w:rPr>
+              <w:t>}</w:t>
+            </w:r>
+          </w:p>
+          <w:p/>
         </w:tc>
       </w:tr>
       <w:tr>
-        <w:trPr>
-          <w:ins w:id="108" w:author="linyoubin" w:date="2016-01-04T13:54:00Z"/>
-        </w:trPr>
         <w:tc>
           <w:tcPr>
             <w:tcW w:w="1418" w:type="dxa"/>
           </w:tcPr>
           <w:p>
-            <w:pPr>
-              <w:rPr>
-                <w:ins w:id="109" w:author="linyoubin" w:date="2016-01-04T13:54:00Z"/>
-              </w:rPr>
-            </w:pPr>
-            <w:ins w:id="110" w:author="linyoubin" w:date="2016-01-04T13:54:00Z">
-              <w:r>
-                <w:rPr>
-                  <w:rFonts w:hint="eastAsia"/>
-                </w:rPr>
-                <w:lastRenderedPageBreak/>
-                <w:t>说明</w:t>
-              </w:r>
-            </w:ins>
+            <w:r>
+              <w:rPr>
+                <w:rFonts w:hint="eastAsia"/>
+              </w:rPr>
+              <w:lastRenderedPageBreak/>
+              <w:t>说明</w:t>
+            </w:r>
           </w:p>
         </w:tc>
         <w:tc>
           <w:tcPr>
             <w:tcW w:w="3827" w:type="dxa"/>
           </w:tcPr>
-          <w:p>
-            <w:pPr>
-              <w:rPr>
-                <w:ins w:id="111" w:author="linyoubin" w:date="2016-01-04T13:54:00Z"/>
-              </w:rPr>
-            </w:pPr>
-          </w:p>
+          <w:p/>
         </w:tc>
         <w:tc>
           <w:tcPr>
             <w:tcW w:w="3544" w:type="dxa"/>
           </w:tcPr>
-          <w:p>
-            <w:pPr>
-              <w:rPr>
-                <w:ins w:id="112" w:author="linyoubin" w:date="2016-01-04T13:54:00Z"/>
-              </w:rPr>
-            </w:pPr>
-          </w:p>
+          <w:p/>
         </w:tc>
       </w:tr>
     </w:tbl>
-    <w:p>
-      <w:pPr>
-        <w:rPr>
-          <w:ins w:id="113" w:author="linyoubin" w:date="2016-01-04T13:58:00Z"/>
-          <w:rFonts w:hint="eastAsia"/>
-        </w:rPr>
-      </w:pPr>
-    </w:p>
+    <w:p/>
     <w:p>
       <w:pPr>
         <w:pStyle w:val="Heading3"/>
-        <w:rPr>
-          <w:ins w:id="114" w:author="linyoubin" w:date="2016-01-04T13:58:00Z"/>
-        </w:rPr>
       </w:pPr>
-      <w:ins w:id="115" w:author="linyoubin" w:date="2016-01-04T13:58:00Z">
-        <w:r>
-          <w:rPr>
-            <w:rFonts w:hint="eastAsia"/>
-          </w:rPr>
-          <w:t>发现</w:t>
-        </w:r>
-        <w:r>
-          <w:rPr>
-            <w:rFonts w:hint="eastAsia"/>
-          </w:rPr>
-          <w:t>spark</w:t>
-        </w:r>
-        <w:r>
-          <w:rPr>
-            <w:rFonts w:hint="eastAsia"/>
-          </w:rPr>
-          <w:t>业务</w:t>
-        </w:r>
-      </w:ins>
+      <w:r>
+        <w:rPr>
+          <w:rFonts w:hint="eastAsia"/>
+        </w:rPr>
+        <w:t>发现</w:t>
+      </w:r>
+      <w:r>
+        <w:rPr>
+          <w:rFonts w:hint="eastAsia"/>
+        </w:rPr>
+        <w:t>spark</w:t>
+      </w:r>
+      <w:r>
+        <w:rPr>
+          <w:rFonts w:hint="eastAsia"/>
+        </w:rPr>
+        <w:t>业务</w:t>
+      </w:r>
     </w:p>
     <w:tbl>
       <w:tblPr>
@@ -2368,21 +1964,12 @@
         <w:gridCol w:w="3544"/>
       </w:tblGrid>
       <w:tr>
-        <w:trPr>
-          <w:ins w:id="116" w:author="linyoubin" w:date="2016-01-04T13:58:00Z"/>
-        </w:trPr>
         <w:tc>
           <w:tcPr>
             <w:tcW w:w="1418" w:type="dxa"/>
             <w:shd w:val="clear" w:color="auto" w:fill="DDD9C3" w:themeFill="background2" w:themeFillShade="E6"/>
           </w:tcPr>
-          <w:p>
-            <w:pPr>
-              <w:rPr>
-                <w:ins w:id="117" w:author="linyoubin" w:date="2016-01-04T13:58:00Z"/>
-              </w:rPr>
-            </w:pPr>
-          </w:p>
+          <w:p/>
         </w:tc>
         <w:tc>
           <w:tcPr>
@@ -2390,19 +1977,12 @@
             <w:shd w:val="clear" w:color="auto" w:fill="DDD9C3" w:themeFill="background2" w:themeFillShade="E6"/>
           </w:tcPr>
           <w:p>
-            <w:pPr>
-              <w:rPr>
-                <w:ins w:id="118" w:author="linyoubin" w:date="2016-01-04T13:58:00Z"/>
-              </w:rPr>
-            </w:pPr>
-            <w:ins w:id="119" w:author="linyoubin" w:date="2016-01-04T13:58:00Z">
-              <w:r>
-                <w:rPr>
-                  <w:rFonts w:hint="eastAsia"/>
-                </w:rPr>
-                <w:t>说明</w:t>
-              </w:r>
-            </w:ins>
+            <w:r>
+              <w:rPr>
+                <w:rFonts w:hint="eastAsia"/>
+              </w:rPr>
+              <w:t>说明</w:t>
+            </w:r>
           </w:p>
         </w:tc>
         <w:tc>
@@ -2410,37 +1990,21 @@
             <w:tcW w:w="3544" w:type="dxa"/>
             <w:shd w:val="clear" w:color="auto" w:fill="DDD9C3" w:themeFill="background2" w:themeFillShade="E6"/>
           </w:tcPr>
-          <w:p>
-            <w:pPr>
-              <w:rPr>
-                <w:ins w:id="120" w:author="linyoubin" w:date="2016-01-04T13:58:00Z"/>
-              </w:rPr>
-            </w:pPr>
-          </w:p>
+          <w:p/>
         </w:tc>
       </w:tr>
       <w:tr>
-        <w:trPr>
-          <w:ins w:id="121" w:author="linyoubin" w:date="2016-01-04T13:58:00Z"/>
-        </w:trPr>
         <w:tc>
           <w:tcPr>
             <w:tcW w:w="1418" w:type="dxa"/>
           </w:tcPr>
           <w:p>
-            <w:pPr>
-              <w:rPr>
-                <w:ins w:id="122" w:author="linyoubin" w:date="2016-01-04T13:58:00Z"/>
-              </w:rPr>
-            </w:pPr>
-            <w:ins w:id="123" w:author="linyoubin" w:date="2016-01-04T13:58:00Z">
-              <w:r>
-                <w:rPr>
-                  <w:rFonts w:hint="eastAsia"/>
-                </w:rPr>
-                <w:t>请求头</w:t>
-              </w:r>
-            </w:ins>
+            <w:r>
+              <w:rPr>
+                <w:rFonts w:hint="eastAsia"/>
+              </w:rPr>
+              <w:t>请求头</w:t>
+            </w:r>
           </w:p>
         </w:tc>
         <w:tc>
@@ -2448,56 +2012,33 @@
             <w:tcW w:w="3827" w:type="dxa"/>
           </w:tcPr>
           <w:p>
-            <w:pPr>
-              <w:rPr>
-                <w:ins w:id="124" w:author="linyoubin" w:date="2016-01-04T13:58:00Z"/>
-              </w:rPr>
-            </w:pPr>
-            <w:ins w:id="125" w:author="linyoubin" w:date="2016-01-04T13:58:00Z">
-              <w:r>
-                <w:rPr>
-                  <w:rFonts w:hint="eastAsia"/>
-                </w:rPr>
-                <w:t>同通用请求头</w:t>
-              </w:r>
-            </w:ins>
+            <w:r>
+              <w:rPr>
+                <w:rFonts w:hint="eastAsia"/>
+              </w:rPr>
+              <w:t>同通用请求头</w:t>
+            </w:r>
           </w:p>
         </w:tc>
         <w:tc>
           <w:tcPr>
             <w:tcW w:w="3544" w:type="dxa"/>
           </w:tcPr>
-          <w:p>
-            <w:pPr>
-              <w:rPr>
-                <w:ins w:id="126" w:author="linyoubin" w:date="2016-01-04T13:58:00Z"/>
-              </w:rPr>
-            </w:pPr>
-          </w:p>
+          <w:p/>
         </w:tc>
       </w:tr>
       <w:tr>
-        <w:trPr>
-          <w:ins w:id="127" w:author="linyoubin" w:date="2016-01-04T13:58:00Z"/>
-        </w:trPr>
         <w:tc>
           <w:tcPr>
             <w:tcW w:w="1418" w:type="dxa"/>
           </w:tcPr>
           <w:p>
-            <w:pPr>
-              <w:rPr>
-                <w:ins w:id="128" w:author="linyoubin" w:date="2016-01-04T13:58:00Z"/>
-              </w:rPr>
-            </w:pPr>
-            <w:ins w:id="129" w:author="linyoubin" w:date="2016-01-04T13:58:00Z">
-              <w:r>
-                <w:rPr>
-                  <w:rFonts w:hint="eastAsia"/>
-                </w:rPr>
-                <w:t>请求内容</w:t>
-              </w:r>
-            </w:ins>
+            <w:r>
+              <w:rPr>
+                <w:rFonts w:hint="eastAsia"/>
+              </w:rPr>
+              <w:t>请求内容</w:t>
+            </w:r>
           </w:p>
         </w:tc>
         <w:tc>
@@ -2505,255 +2046,175 @@
             <w:tcW w:w="3827" w:type="dxa"/>
           </w:tcPr>
           <w:p>
-            <w:pPr>
-              <w:rPr>
-                <w:ins w:id="130" w:author="linyoubin" w:date="2016-01-04T13:58:00Z"/>
-              </w:rPr>
-            </w:pPr>
-            <w:ins w:id="131" w:author="linyoubin" w:date="2016-01-04T13:58:00Z">
-              <w:r>
-                <w:t>cmd</w:t>
-              </w:r>
-              <w:r>
-                <w:rPr>
-                  <w:rFonts w:hint="eastAsia"/>
-                </w:rPr>
-                <w:t xml:space="preserve">: </w:t>
-              </w:r>
-              <w:r>
-                <w:t>discover</w:t>
-              </w:r>
-              <w:r>
-                <w:t xml:space="preserve"> business</w:t>
-              </w:r>
-            </w:ins>
-          </w:p>
-          <w:p>
-            <w:pPr>
-              <w:rPr>
-                <w:ins w:id="132" w:author="linyoubin" w:date="2016-01-04T13:58:00Z"/>
-              </w:rPr>
-            </w:pPr>
-            <w:ins w:id="133" w:author="linyoubin" w:date="2016-01-04T13:58:00Z">
-              <w:r>
-                <w:t>ConfigInfo</w:t>
-              </w:r>
-              <w:r>
-                <w:rPr>
-                  <w:rFonts w:hint="eastAsia"/>
-                </w:rPr>
-                <w:t xml:space="preserve">: </w:t>
-              </w:r>
-              <w:r>
-                <w:rPr>
-                  <w:rFonts w:hint="eastAsia"/>
-                </w:rPr>
-                <w:t>业务详细信息</w:t>
-              </w:r>
-            </w:ins>
-          </w:p>
-          <w:p>
-            <w:pPr>
-              <w:rPr>
-                <w:ins w:id="134" w:author="linyoubin" w:date="2016-01-04T13:58:00Z"/>
-              </w:rPr>
-            </w:pPr>
-            <w:ins w:id="135" w:author="linyoubin" w:date="2016-01-04T13:58:00Z">
-              <w:r>
-                <w:rPr>
-                  <w:rFonts w:hint="eastAsia"/>
-                </w:rPr>
-                <w:t>{</w:t>
-              </w:r>
-            </w:ins>
-          </w:p>
-          <w:p>
-            <w:pPr>
-              <w:rPr>
-                <w:ins w:id="136" w:author="linyoubin" w:date="2016-01-04T13:58:00Z"/>
-              </w:rPr>
-            </w:pPr>
-            <w:ins w:id="137" w:author="linyoubin" w:date="2016-01-04T13:58:00Z">
-              <w:r>
-                <w:rPr>
-                  <w:rFonts w:hint="eastAsia"/>
-                </w:rPr>
-                <w:t xml:space="preserve">  </w:t>
-              </w:r>
-              <w:r>
-                <w:t>ClusterName</w:t>
-              </w:r>
-              <w:r>
-                <w:rPr>
-                  <w:rFonts w:hint="eastAsia"/>
-                </w:rPr>
-                <w:t xml:space="preserve">: </w:t>
-              </w:r>
-              <w:r>
-                <w:rPr>
-                  <w:rFonts w:hint="eastAsia"/>
-                </w:rPr>
-                <w:t>集群名字</w:t>
-              </w:r>
-            </w:ins>
-          </w:p>
-          <w:p>
-            <w:pPr>
-              <w:rPr>
-                <w:ins w:id="138" w:author="linyoubin" w:date="2016-01-04T13:58:00Z"/>
-              </w:rPr>
-            </w:pPr>
-            <w:ins w:id="139" w:author="linyoubin" w:date="2016-01-04T13:58:00Z">
-              <w:r>
-                <w:rPr>
-                  <w:rFonts w:hint="eastAsia"/>
-                </w:rPr>
-                <w:t xml:space="preserve">  BusinessType: </w:t>
-              </w:r>
-              <w:r>
-                <w:rPr>
-                  <w:rFonts w:hint="eastAsia"/>
-                </w:rPr>
-                <w:t>业务类型</w:t>
-              </w:r>
-            </w:ins>
-          </w:p>
-          <w:p>
-            <w:pPr>
-              <w:rPr>
-                <w:ins w:id="140" w:author="linyoubin" w:date="2016-01-04T13:58:00Z"/>
-              </w:rPr>
-            </w:pPr>
-            <w:ins w:id="141" w:author="linyoubin" w:date="2016-01-04T13:58:00Z">
-              <w:r>
-                <w:rPr>
-                  <w:rFonts w:hint="eastAsia"/>
-                </w:rPr>
-                <w:t xml:space="preserve">  BusinessName</w:t>
-              </w:r>
-              <w:r>
-                <w:rPr>
-                  <w:rFonts w:hint="eastAsia"/>
-                </w:rPr>
-                <w:t xml:space="preserve">: </w:t>
-              </w:r>
-              <w:r>
-                <w:rPr>
-                  <w:rFonts w:hint="eastAsia"/>
-                </w:rPr>
-                <w:t>业务名</w:t>
-              </w:r>
-            </w:ins>
-          </w:p>
-          <w:p>
-            <w:pPr>
-              <w:rPr>
-                <w:ins w:id="142" w:author="linyoubin" w:date="2016-01-04T13:58:00Z"/>
-              </w:rPr>
-            </w:pPr>
-            <w:ins w:id="143" w:author="linyoubin" w:date="2016-01-04T13:58:00Z">
-              <w:r>
-                <w:rPr>
-                  <w:rFonts w:hint="eastAsia"/>
-                </w:rPr>
-                <w:t xml:space="preserve">  BusinessInfo: </w:t>
-              </w:r>
-              <w:r>
-                <w:rPr>
-                  <w:rFonts w:hint="eastAsia"/>
-                </w:rPr>
-                <w:t>业务信息</w:t>
-              </w:r>
-            </w:ins>
-          </w:p>
-          <w:p>
-            <w:pPr>
-              <w:rPr>
-                <w:ins w:id="144" w:author="linyoubin" w:date="2016-01-04T13:58:00Z"/>
-              </w:rPr>
-            </w:pPr>
-            <w:ins w:id="145" w:author="linyoubin" w:date="2016-01-04T13:58:00Z">
-              <w:r>
-                <w:rPr>
-                  <w:rFonts w:hint="eastAsia"/>
-                </w:rPr>
-                <w:t xml:space="preserve">  {</w:t>
-              </w:r>
-            </w:ins>
+            <w:r>
+              <w:t>cmd</w:t>
+            </w:r>
+            <w:r>
+              <w:rPr>
+                <w:rFonts w:hint="eastAsia"/>
+              </w:rPr>
+              <w:t xml:space="preserve">: </w:t>
+            </w:r>
+            <w:r>
+              <w:t>discover</w:t>
+            </w:r>
+            <w:r>
+              <w:t xml:space="preserve"> business</w:t>
+            </w:r>
+          </w:p>
+          <w:p>
+            <w:r>
+              <w:t>ConfigInfo</w:t>
+            </w:r>
+            <w:r>
+              <w:rPr>
+                <w:rFonts w:hint="eastAsia"/>
+              </w:rPr>
+              <w:t xml:space="preserve">: </w:t>
+            </w:r>
+            <w:r>
+              <w:rPr>
+                <w:rFonts w:hint="eastAsia"/>
+              </w:rPr>
+              <w:t>业务详细信息</w:t>
+            </w:r>
+          </w:p>
+          <w:p>
+            <w:r>
+              <w:rPr>
+                <w:rFonts w:hint="eastAsia"/>
+              </w:rPr>
+              <w:t>{</w:t>
+            </w:r>
+          </w:p>
+          <w:p>
+            <w:r>
+              <w:rPr>
+                <w:rFonts w:hint="eastAsia"/>
+              </w:rPr>
+              <w:t xml:space="preserve">  </w:t>
+            </w:r>
+            <w:r>
+              <w:t>ClusterName</w:t>
+            </w:r>
+            <w:r>
+              <w:rPr>
+                <w:rFonts w:hint="eastAsia"/>
+              </w:rPr>
+              <w:t xml:space="preserve">: </w:t>
+            </w:r>
+            <w:r>
+              <w:rPr>
+                <w:rFonts w:hint="eastAsia"/>
+              </w:rPr>
+              <w:t>集群名字</w:t>
+            </w:r>
+          </w:p>
+          <w:p>
+            <w:r>
+              <w:rPr>
+                <w:rFonts w:hint="eastAsia"/>
+              </w:rPr>
+              <w:t xml:space="preserve">  BusinessType: </w:t>
+            </w:r>
+            <w:r>
+              <w:rPr>
+                <w:rFonts w:hint="eastAsia"/>
+              </w:rPr>
+              <w:t>业务类型</w:t>
+            </w:r>
+          </w:p>
+          <w:p>
+            <w:r>
+              <w:rPr>
+                <w:rFonts w:hint="eastAsia"/>
+              </w:rPr>
+              <w:t xml:space="preserve">  BusinessName</w:t>
+            </w:r>
+            <w:r>
+              <w:rPr>
+                <w:rFonts w:hint="eastAsia"/>
+              </w:rPr>
+              <w:t xml:space="preserve">: </w:t>
+            </w:r>
+            <w:r>
+              <w:rPr>
+                <w:rFonts w:hint="eastAsia"/>
+              </w:rPr>
+              <w:t>业务名</w:t>
+            </w:r>
+          </w:p>
+          <w:p>
+            <w:r>
+              <w:rPr>
+                <w:rFonts w:hint="eastAsia"/>
+              </w:rPr>
+              <w:t xml:space="preserve">  BusinessInfo: </w:t>
+            </w:r>
+            <w:r>
+              <w:rPr>
+                <w:rFonts w:hint="eastAsia"/>
+              </w:rPr>
+              <w:t>业务信息</w:t>
+            </w:r>
+          </w:p>
+          <w:p>
+            <w:r>
+              <w:rPr>
+                <w:rFonts w:hint="eastAsia"/>
+              </w:rPr>
+              <w:t xml:space="preserve">  {</w:t>
+            </w:r>
           </w:p>
           <w:p>
             <w:pPr>
               <w:ind w:firstLine="405"/>
-              <w:rPr>
-                <w:ins w:id="146" w:author="linyoubin" w:date="2016-01-04T13:58:00Z"/>
-              </w:rPr>
             </w:pPr>
-            <w:ins w:id="147" w:author="linyoubin" w:date="2016-01-04T13:58:00Z">
-              <w:r>
-                <w:rPr>
-                  <w:rFonts w:hint="eastAsia"/>
-                </w:rPr>
-                <w:t>HostName:</w:t>
-              </w:r>
-              <w:r>
-                <w:rPr>
-                  <w:rFonts w:hint="eastAsia"/>
-                </w:rPr>
-                <w:t>主机名</w:t>
-              </w:r>
-            </w:ins>
+            <w:r>
+              <w:rPr>
+                <w:rFonts w:hint="eastAsia"/>
+              </w:rPr>
+              <w:t>HostName:</w:t>
+            </w:r>
+            <w:r>
+              <w:rPr>
+                <w:rFonts w:hint="eastAsia"/>
+              </w:rPr>
+              <w:t>主机名</w:t>
+            </w:r>
           </w:p>
           <w:p>
             <w:pPr>
               <w:ind w:firstLine="405"/>
-              <w:rPr>
-                <w:ins w:id="148" w:author="linyoubin" w:date="2016-01-04T13:58:00Z"/>
-              </w:rPr>
             </w:pPr>
-            <w:ins w:id="149" w:author="linyoubin" w:date="2016-01-04T13:58:00Z">
-              <w:r>
-                <w:rPr>
-                  <w:rFonts w:hint="eastAsia"/>
-                </w:rPr>
-                <w:t>WebServicePort:web</w:t>
-              </w:r>
-              <w:r>
-                <w:rPr>
-                  <w:rFonts w:hint="eastAsia"/>
-                </w:rPr>
-                <w:t>服务端口</w:t>
-              </w:r>
-            </w:ins>
-          </w:p>
-          <w:p>
-            <w:pPr>
-              <w:rPr>
-                <w:ins w:id="150" w:author="linyoubin" w:date="2016-01-04T13:58:00Z"/>
-              </w:rPr>
-            </w:pPr>
-            <w:ins w:id="151" w:author="linyoubin" w:date="2016-01-04T13:58:00Z">
-              <w:r>
-                <w:rPr>
-                  <w:rFonts w:hint="eastAsia"/>
-                </w:rPr>
-                <w:t xml:space="preserve">  }</w:t>
-              </w:r>
-            </w:ins>
-          </w:p>
-          <w:p>
-            <w:pPr>
-              <w:rPr>
-                <w:ins w:id="152" w:author="linyoubin" w:date="2016-01-04T13:58:00Z"/>
-              </w:rPr>
-            </w:pPr>
-            <w:ins w:id="153" w:author="linyoubin" w:date="2016-01-04T13:58:00Z">
-              <w:r>
-                <w:rPr>
-                  <w:rFonts w:hint="eastAsia"/>
-                </w:rPr>
-                <w:t>}</w:t>
-              </w:r>
-            </w:ins>
+            <w:r>
+              <w:rPr>
+                <w:rFonts w:hint="eastAsia"/>
+              </w:rPr>
+              <w:t>WebServicePort:web</w:t>
+            </w:r>
+            <w:r>
+              <w:rPr>
+                <w:rFonts w:hint="eastAsia"/>
+              </w:rPr>
+              <w:t>服务端口</w:t>
+            </w:r>
+          </w:p>
+          <w:p>
+            <w:r>
+              <w:rPr>
+                <w:rFonts w:hint="eastAsia"/>
+              </w:rPr>
+              <w:t xml:space="preserve">  }</w:t>
+            </w:r>
+          </w:p>
+          <w:p>
+            <w:r>
+              <w:rPr>
+                <w:rFonts w:hint="eastAsia"/>
+              </w:rPr>
+              <w:t>}</w:t>
+            </w:r>
           </w:p>
         </w:tc>
         <w:tc>
@@ -2761,339 +2222,223 @@
             <w:tcW w:w="3544" w:type="dxa"/>
           </w:tcPr>
           <w:p>
-            <w:pPr>
-              <w:rPr>
-                <w:ins w:id="154" w:author="linyoubin" w:date="2016-01-04T13:58:00Z"/>
-              </w:rPr>
-            </w:pPr>
-            <w:ins w:id="155" w:author="linyoubin" w:date="2016-01-04T13:58:00Z">
-              <w:r>
-                <w:t>cmd</w:t>
-              </w:r>
-              <w:r>
-                <w:rPr>
-                  <w:rFonts w:hint="eastAsia"/>
-                </w:rPr>
-                <w:t>=</w:t>
-              </w:r>
-              <w:r>
-                <w:t>discover</w:t>
-              </w:r>
-              <w:r>
-                <w:t xml:space="preserve"> business</w:t>
-              </w:r>
-            </w:ins>
-          </w:p>
-          <w:p>
-            <w:pPr>
-              <w:rPr>
-                <w:ins w:id="156" w:author="linyoubin" w:date="2016-01-04T13:58:00Z"/>
-              </w:rPr>
-            </w:pPr>
-            <w:ins w:id="157" w:author="linyoubin" w:date="2016-01-04T13:58:00Z">
-              <w:r>
-                <w:rPr>
-                  <w:rFonts w:hint="eastAsia"/>
-                </w:rPr>
-                <w:t>&amp;</w:t>
-              </w:r>
-              <w:r>
-                <w:t>ConfigInfo</w:t>
-              </w:r>
-              <w:r>
-                <w:rPr>
-                  <w:rFonts w:hint="eastAsia"/>
-                </w:rPr>
-                <w:t>=</w:t>
-              </w:r>
-            </w:ins>
-          </w:p>
-          <w:p>
-            <w:pPr>
-              <w:rPr>
-                <w:ins w:id="158" w:author="linyoubin" w:date="2016-01-04T13:58:00Z"/>
-              </w:rPr>
-            </w:pPr>
-            <w:ins w:id="159" w:author="linyoubin" w:date="2016-01-04T13:58:00Z">
-              <w:r>
-                <w:rPr>
-                  <w:rFonts w:hint="eastAsia"/>
-                </w:rPr>
-                <w:t>{</w:t>
-              </w:r>
-            </w:ins>
-          </w:p>
-          <w:p>
-            <w:pPr>
-              <w:rPr>
-                <w:ins w:id="160" w:author="linyoubin" w:date="2016-01-04T13:58:00Z"/>
-              </w:rPr>
-            </w:pPr>
-            <w:ins w:id="161" w:author="linyoubin" w:date="2016-01-04T13:58:00Z">
-              <w:r>
-                <w:rPr>
-                  <w:rFonts w:hint="eastAsia"/>
-                </w:rPr>
-                <w:t xml:space="preserve">  </w:t>
-              </w:r>
-              <w:r>
-                <w:t>ClusterName</w:t>
-              </w:r>
-              <w:r>
-                <w:rPr>
-                  <w:rFonts w:hint="eastAsia"/>
-                </w:rPr>
-                <w:t>: 'c1'</w:t>
-              </w:r>
-            </w:ins>
-          </w:p>
-          <w:p>
-            <w:pPr>
-              <w:rPr>
-                <w:ins w:id="162" w:author="linyoubin" w:date="2016-01-04T13:58:00Z"/>
-              </w:rPr>
-            </w:pPr>
-            <w:ins w:id="163" w:author="linyoubin" w:date="2016-01-04T13:58:00Z">
-              <w:r>
-                <w:rPr>
-                  <w:rFonts w:hint="eastAsia"/>
-                </w:rPr>
-                <w:t xml:space="preserve">  BusinessType: '</w:t>
-              </w:r>
-              <w:r>
-                <w:rPr>
-                  <w:rFonts w:hint="eastAsia"/>
-                </w:rPr>
-                <w:t>spark</w:t>
-              </w:r>
-              <w:r>
-                <w:rPr>
-                  <w:rFonts w:hint="eastAsia"/>
-                </w:rPr>
-                <w:t>'</w:t>
-              </w:r>
-            </w:ins>
-          </w:p>
-          <w:p>
-            <w:pPr>
-              <w:rPr>
-                <w:ins w:id="164" w:author="linyoubin" w:date="2016-01-04T13:58:00Z"/>
-              </w:rPr>
-            </w:pPr>
-            <w:ins w:id="165" w:author="linyoubin" w:date="2016-01-04T13:58:00Z">
-              <w:r>
-                <w:rPr>
-                  <w:rFonts w:hint="eastAsia"/>
-                </w:rPr>
-                <w:t xml:space="preserve">  BusinessName</w:t>
-              </w:r>
-              <w:r>
-                <w:rPr>
-                  <w:rFonts w:hint="eastAsia"/>
-                </w:rPr>
-                <w:t xml:space="preserve">: </w:t>
-              </w:r>
-              <w:r>
-                <w:rPr>
-                  <w:rFonts w:hint="eastAsia"/>
-                </w:rPr>
-                <w:t>'my</w:t>
-              </w:r>
-              <w:r>
-                <w:rPr>
-                  <w:rFonts w:hint="eastAsia"/>
-                </w:rPr>
-                <w:t>Spark</w:t>
-              </w:r>
-              <w:r>
-                <w:rPr>
-                  <w:rFonts w:hint="eastAsia"/>
-                </w:rPr>
-                <w:t>'</w:t>
-              </w:r>
-            </w:ins>
-          </w:p>
-          <w:p>
-            <w:pPr>
-              <w:rPr>
-                <w:ins w:id="166" w:author="linyoubin" w:date="2016-01-04T13:58:00Z"/>
-              </w:rPr>
-            </w:pPr>
-            <w:ins w:id="167" w:author="linyoubin" w:date="2016-01-04T13:58:00Z">
-              <w:r>
-                <w:rPr>
-                  <w:rFonts w:hint="eastAsia"/>
-                </w:rPr>
-                <w:t xml:space="preserve">  BusinessInfo:</w:t>
-              </w:r>
-            </w:ins>
-          </w:p>
-          <w:p>
-            <w:pPr>
-              <w:rPr>
-                <w:ins w:id="168" w:author="linyoubin" w:date="2016-01-04T13:58:00Z"/>
-              </w:rPr>
-            </w:pPr>
-            <w:ins w:id="169" w:author="linyoubin" w:date="2016-01-04T13:58:00Z">
-              <w:r>
-                <w:rPr>
-                  <w:rFonts w:hint="eastAsia"/>
-                </w:rPr>
-                <w:t xml:space="preserve">  {</w:t>
-              </w:r>
-            </w:ins>
+            <w:r>
+              <w:t>cmd</w:t>
+            </w:r>
+            <w:r>
+              <w:rPr>
+                <w:rFonts w:hint="eastAsia"/>
+              </w:rPr>
+              <w:t>=</w:t>
+            </w:r>
+            <w:r>
+              <w:t>discover</w:t>
+            </w:r>
+            <w:r>
+              <w:t xml:space="preserve"> business</w:t>
+            </w:r>
+          </w:p>
+          <w:p>
+            <w:r>
+              <w:rPr>
+                <w:rFonts w:hint="eastAsia"/>
+              </w:rPr>
+              <w:t>&amp;</w:t>
+            </w:r>
+            <w:r>
+              <w:t>ConfigInfo</w:t>
+            </w:r>
+            <w:r>
+              <w:rPr>
+                <w:rFonts w:hint="eastAsia"/>
+              </w:rPr>
+              <w:t>=</w:t>
+            </w:r>
+          </w:p>
+          <w:p>
+            <w:r>
+              <w:rPr>
+                <w:rFonts w:hint="eastAsia"/>
+              </w:rPr>
+              <w:t>{</w:t>
+            </w:r>
+          </w:p>
+          <w:p>
+            <w:r>
+              <w:rPr>
+                <w:rFonts w:hint="eastAsia"/>
+              </w:rPr>
+              <w:t xml:space="preserve">  </w:t>
+            </w:r>
+            <w:r>
+              <w:t>ClusterName</w:t>
+            </w:r>
+            <w:r>
+              <w:rPr>
+                <w:rFonts w:hint="eastAsia"/>
+              </w:rPr>
+              <w:t>: 'c1'</w:t>
+            </w:r>
+          </w:p>
+          <w:p>
+            <w:r>
+              <w:rPr>
+                <w:rFonts w:hint="eastAsia"/>
+              </w:rPr>
+              <w:t xml:space="preserve">  BusinessType: '</w:t>
+            </w:r>
+            <w:r>
+              <w:rPr>
+                <w:rFonts w:hint="eastAsia"/>
+              </w:rPr>
+              <w:t>spark</w:t>
+            </w:r>
+            <w:r>
+              <w:rPr>
+                <w:rFonts w:hint="eastAsia"/>
+              </w:rPr>
+              <w:t>'</w:t>
+            </w:r>
+          </w:p>
+          <w:p>
+            <w:r>
+              <w:rPr>
+                <w:rFonts w:hint="eastAsia"/>
+              </w:rPr>
+              <w:t xml:space="preserve">  BusinessName</w:t>
+            </w:r>
+            <w:r>
+              <w:rPr>
+                <w:rFonts w:hint="eastAsia"/>
+              </w:rPr>
+              <w:t xml:space="preserve">: </w:t>
+            </w:r>
+            <w:r>
+              <w:rPr>
+                <w:rFonts w:hint="eastAsia"/>
+              </w:rPr>
+              <w:t>'my</w:t>
+            </w:r>
+            <w:r>
+              <w:rPr>
+                <w:rFonts w:hint="eastAsia"/>
+              </w:rPr>
+              <w:t>Spark</w:t>
+            </w:r>
+            <w:r>
+              <w:rPr>
+                <w:rFonts w:hint="eastAsia"/>
+              </w:rPr>
+              <w:t>'</w:t>
+            </w:r>
+          </w:p>
+          <w:p>
+            <w:r>
+              <w:rPr>
+                <w:rFonts w:hint="eastAsia"/>
+              </w:rPr>
+              <w:t xml:space="preserve">  BusinessInfo:</w:t>
+            </w:r>
+          </w:p>
+          <w:p>
+            <w:r>
+              <w:rPr>
+                <w:rFonts w:hint="eastAsia"/>
+              </w:rPr>
+              <w:t xml:space="preserve">  {</w:t>
+            </w:r>
           </w:p>
           <w:p>
             <w:pPr>
               <w:ind w:firstLine="405"/>
-              <w:rPr>
-                <w:ins w:id="170" w:author="linyoubin" w:date="2016-01-04T13:58:00Z"/>
-              </w:rPr>
             </w:pPr>
-            <w:ins w:id="171" w:author="linyoubin" w:date="2016-01-04T13:58:00Z">
-              <w:r>
-                <w:rPr>
-                  <w:rFonts w:hint="eastAsia"/>
-                </w:rPr>
-                <w:t>HostName: 'host1'</w:t>
-              </w:r>
-            </w:ins>
+            <w:r>
+              <w:rPr>
+                <w:rFonts w:hint="eastAsia"/>
+              </w:rPr>
+              <w:t>HostName: 'host1'</w:t>
+            </w:r>
           </w:p>
           <w:p>
             <w:pPr>
               <w:ind w:firstLine="405"/>
-              <w:rPr>
-                <w:ins w:id="172" w:author="linyoubin" w:date="2016-01-04T13:58:00Z"/>
-              </w:rPr>
             </w:pPr>
-            <w:ins w:id="173" w:author="linyoubin" w:date="2016-01-04T13:58:00Z">
-              <w:r>
-                <w:rPr>
-                  <w:rFonts w:hint="eastAsia"/>
-                </w:rPr>
-                <w:t>WebServicePort:'</w:t>
-              </w:r>
-            </w:ins>
-            <w:ins w:id="174" w:author="linyoubin" w:date="2016-01-04T13:59:00Z">
-              <w:r>
-                <w:rPr>
-                  <w:rFonts w:hint="eastAsia"/>
-                </w:rPr>
-                <w:t>8080</w:t>
-              </w:r>
-            </w:ins>
-            <w:ins w:id="175" w:author="linyoubin" w:date="2016-01-04T13:58:00Z">
-              <w:r>
-                <w:rPr>
-                  <w:rFonts w:hint="eastAsia"/>
-                </w:rPr>
-                <w:t>'</w:t>
-              </w:r>
-            </w:ins>
-          </w:p>
-          <w:p>
-            <w:pPr>
-              <w:rPr>
-                <w:ins w:id="176" w:author="linyoubin" w:date="2016-01-04T13:58:00Z"/>
-              </w:rPr>
-            </w:pPr>
-            <w:ins w:id="177" w:author="linyoubin" w:date="2016-01-04T13:58:00Z">
-              <w:r>
-                <w:rPr>
-                  <w:rFonts w:hint="eastAsia"/>
-                </w:rPr>
-                <w:t xml:space="preserve">  }</w:t>
-              </w:r>
-            </w:ins>
-          </w:p>
-          <w:p>
-            <w:pPr>
-              <w:rPr>
-                <w:ins w:id="178" w:author="linyoubin" w:date="2016-01-04T13:58:00Z"/>
-              </w:rPr>
-            </w:pPr>
-            <w:ins w:id="179" w:author="linyoubin" w:date="2016-01-04T13:58:00Z">
-              <w:r>
-                <w:rPr>
-                  <w:rFonts w:hint="eastAsia"/>
-                </w:rPr>
-                <w:t>}</w:t>
-              </w:r>
-            </w:ins>
+            <w:r>
+              <w:rPr>
+                <w:rFonts w:hint="eastAsia"/>
+              </w:rPr>
+              <w:t>WebServicePort:'</w:t>
+            </w:r>
+            <w:r>
+              <w:rPr>
+                <w:rFonts w:hint="eastAsia"/>
+              </w:rPr>
+              <w:t>8080</w:t>
+            </w:r>
+            <w:r>
+              <w:rPr>
+                <w:rFonts w:hint="eastAsia"/>
+              </w:rPr>
+              <w:t>'</w:t>
+            </w:r>
+          </w:p>
+          <w:p>
+            <w:r>
+              <w:rPr>
+                <w:rFonts w:hint="eastAsia"/>
+              </w:rPr>
+              <w:t xml:space="preserve">  }</w:t>
+            </w:r>
+          </w:p>
+          <w:p>
+            <w:r>
+              <w:rPr>
+                <w:rFonts w:hint="eastAsia"/>
+              </w:rPr>
+              <w:t>}</w:t>
+            </w:r>
           </w:p>
         </w:tc>
       </w:tr>
       <w:tr>
-        <w:trPr>
-          <w:ins w:id="180" w:author="linyoubin" w:date="2016-01-04T13:58:00Z"/>
-        </w:trPr>
         <w:tc>
           <w:tcPr>
             <w:tcW w:w="1418" w:type="dxa"/>
           </w:tcPr>
           <w:p>
-            <w:pPr>
-              <w:rPr>
-                <w:ins w:id="181" w:author="linyoubin" w:date="2016-01-04T13:58:00Z"/>
-              </w:rPr>
-            </w:pPr>
-            <w:ins w:id="182" w:author="linyoubin" w:date="2016-01-04T13:58:00Z">
-              <w:r>
-                <w:rPr>
-                  <w:rFonts w:hint="eastAsia"/>
-                </w:rPr>
-                <w:t>说明</w:t>
-              </w:r>
-            </w:ins>
+            <w:r>
+              <w:rPr>
+                <w:rFonts w:hint="eastAsia"/>
+              </w:rPr>
+              <w:t>说明</w:t>
+            </w:r>
           </w:p>
         </w:tc>
         <w:tc>
           <w:tcPr>
             <w:tcW w:w="3827" w:type="dxa"/>
           </w:tcPr>
-          <w:p>
-            <w:pPr>
-              <w:rPr>
-                <w:ins w:id="183" w:author="linyoubin" w:date="2016-01-04T13:58:00Z"/>
-              </w:rPr>
-            </w:pPr>
-          </w:p>
+          <w:p/>
         </w:tc>
         <w:tc>
           <w:tcPr>
             <w:tcW w:w="3544" w:type="dxa"/>
           </w:tcPr>
-          <w:p>
-            <w:pPr>
-              <w:rPr>
-                <w:ins w:id="184" w:author="linyoubin" w:date="2016-01-04T13:58:00Z"/>
-              </w:rPr>
-            </w:pPr>
-          </w:p>
+          <w:p/>
         </w:tc>
       </w:tr>
       <w:tr>
-        <w:trPr>
-          <w:ins w:id="185" w:author="linyoubin" w:date="2016-01-04T13:58:00Z"/>
-        </w:trPr>
         <w:tc>
           <w:tcPr>
             <w:tcW w:w="1418" w:type="dxa"/>
           </w:tcPr>
           <w:p>
-            <w:pPr>
-              <w:rPr>
-                <w:ins w:id="186" w:author="linyoubin" w:date="2016-01-04T13:58:00Z"/>
-              </w:rPr>
-            </w:pPr>
-            <w:ins w:id="187" w:author="linyoubin" w:date="2016-01-04T13:58:00Z">
-              <w:r>
-                <w:rPr>
-                  <w:rFonts w:hint="eastAsia"/>
-                </w:rPr>
-                <w:t>响应头</w:t>
-              </w:r>
-            </w:ins>
+            <w:r>
+              <w:rPr>
+                <w:rFonts w:hint="eastAsia"/>
+              </w:rPr>
+              <w:t>响应头</w:t>
+            </w:r>
           </w:p>
         </w:tc>
         <w:tc>
@@ -3101,56 +2446,33 @@
             <w:tcW w:w="3827" w:type="dxa"/>
           </w:tcPr>
           <w:p>
-            <w:pPr>
-              <w:rPr>
-                <w:ins w:id="188" w:author="linyoubin" w:date="2016-01-04T13:58:00Z"/>
-              </w:rPr>
-            </w:pPr>
-            <w:ins w:id="189" w:author="linyoubin" w:date="2016-01-04T13:58:00Z">
-              <w:r>
-                <w:rPr>
-                  <w:rFonts w:hint="eastAsia"/>
-                </w:rPr>
-                <w:t>同通用响应头</w:t>
-              </w:r>
-            </w:ins>
+            <w:r>
+              <w:rPr>
+                <w:rFonts w:hint="eastAsia"/>
+              </w:rPr>
+              <w:t>同通用响应头</w:t>
+            </w:r>
           </w:p>
         </w:tc>
         <w:tc>
           <w:tcPr>
             <w:tcW w:w="3544" w:type="dxa"/>
           </w:tcPr>
-          <w:p>
-            <w:pPr>
-              <w:rPr>
-                <w:ins w:id="190" w:author="linyoubin" w:date="2016-01-04T13:58:00Z"/>
-              </w:rPr>
-            </w:pPr>
-          </w:p>
+          <w:p/>
         </w:tc>
       </w:tr>
       <w:tr>
-        <w:trPr>
-          <w:ins w:id="191" w:author="linyoubin" w:date="2016-01-04T13:58:00Z"/>
-        </w:trPr>
         <w:tc>
           <w:tcPr>
             <w:tcW w:w="1418" w:type="dxa"/>
           </w:tcPr>
           <w:p>
-            <w:pPr>
-              <w:rPr>
-                <w:ins w:id="192" w:author="linyoubin" w:date="2016-01-04T13:58:00Z"/>
-              </w:rPr>
-            </w:pPr>
-            <w:ins w:id="193" w:author="linyoubin" w:date="2016-01-04T13:58:00Z">
-              <w:r>
-                <w:rPr>
-                  <w:rFonts w:hint="eastAsia"/>
-                </w:rPr>
-                <w:t>响应内容</w:t>
-              </w:r>
-            </w:ins>
+            <w:r>
+              <w:rPr>
+                <w:rFonts w:hint="eastAsia"/>
+              </w:rPr>
+              <w:t>响应内容</w:t>
+            </w:r>
           </w:p>
         </w:tc>
         <w:tc>
@@ -3158,176 +2480,103 @@
             <w:tcW w:w="3827" w:type="dxa"/>
           </w:tcPr>
           <w:p>
-            <w:pPr>
-              <w:rPr>
-                <w:ins w:id="194" w:author="linyoubin" w:date="2016-01-04T13:58:00Z"/>
-              </w:rPr>
-            </w:pPr>
-            <w:ins w:id="195" w:author="linyoubin" w:date="2016-01-04T13:58:00Z">
-              <w:r>
-                <w:rPr>
-                  <w:rFonts w:hint="eastAsia"/>
-                </w:rPr>
-                <w:t>通用响应体</w:t>
-              </w:r>
-            </w:ins>
-          </w:p>
-          <w:p>
-            <w:pPr>
-              <w:rPr>
-                <w:ins w:id="196" w:author="linyoubin" w:date="2016-01-04T13:58:00Z"/>
-              </w:rPr>
-            </w:pPr>
-          </w:p>
+            <w:r>
+              <w:rPr>
+                <w:rFonts w:hint="eastAsia"/>
+              </w:rPr>
+              <w:t>通用响应体</w:t>
+            </w:r>
+          </w:p>
+          <w:p/>
         </w:tc>
         <w:tc>
           <w:tcPr>
             <w:tcW w:w="3544" w:type="dxa"/>
           </w:tcPr>
           <w:p>
-            <w:pPr>
-              <w:rPr>
-                <w:ins w:id="197" w:author="linyoubin" w:date="2016-01-04T13:58:00Z"/>
-              </w:rPr>
-            </w:pPr>
-            <w:ins w:id="198" w:author="linyoubin" w:date="2016-01-04T13:58:00Z">
-              <w:r>
-                <w:rPr>
-                  <w:rFonts w:hint="eastAsia"/>
-                </w:rPr>
-                <w:t>{</w:t>
-              </w:r>
-            </w:ins>
-          </w:p>
-          <w:p>
-            <w:pPr>
-              <w:rPr>
-                <w:ins w:id="199" w:author="linyoubin" w:date="2016-01-04T13:58:00Z"/>
-              </w:rPr>
-            </w:pPr>
-            <w:ins w:id="200" w:author="linyoubin" w:date="2016-01-04T13:58:00Z">
-              <w:r>
-                <w:rPr>
-                  <w:rFonts w:hint="eastAsia"/>
-                </w:rPr>
-                <w:t xml:space="preserve">   </w:t>
-              </w:r>
-              <w:r>
-                <w:rPr>
-                  <w:rFonts w:hint="eastAsia"/>
-                </w:rPr>
-                <w:t>通用响应体</w:t>
-              </w:r>
-            </w:ins>
-          </w:p>
-          <w:p>
-            <w:pPr>
-              <w:rPr>
-                <w:ins w:id="201" w:author="linyoubin" w:date="2016-01-04T13:58:00Z"/>
-              </w:rPr>
-            </w:pPr>
-            <w:ins w:id="202" w:author="linyoubin" w:date="2016-01-04T13:58:00Z">
-              <w:r>
-                <w:rPr>
-                  <w:rFonts w:hint="eastAsia"/>
-                </w:rPr>
-                <w:t>}</w:t>
-              </w:r>
-            </w:ins>
-          </w:p>
-          <w:p>
-            <w:pPr>
-              <w:rPr>
-                <w:ins w:id="203" w:author="linyoubin" w:date="2016-01-04T13:58:00Z"/>
-              </w:rPr>
-            </w:pPr>
-          </w:p>
+            <w:r>
+              <w:rPr>
+                <w:rFonts w:hint="eastAsia"/>
+              </w:rPr>
+              <w:t>{</w:t>
+            </w:r>
+          </w:p>
+          <w:p>
+            <w:r>
+              <w:rPr>
+                <w:rFonts w:hint="eastAsia"/>
+              </w:rPr>
+              <w:t xml:space="preserve">   </w:t>
+            </w:r>
+            <w:r>
+              <w:rPr>
+                <w:rFonts w:hint="eastAsia"/>
+              </w:rPr>
+              <w:t>通用响应体</w:t>
+            </w:r>
+          </w:p>
+          <w:p>
+            <w:r>
+              <w:rPr>
+                <w:rFonts w:hint="eastAsia"/>
+              </w:rPr>
+              <w:t>}</w:t>
+            </w:r>
+          </w:p>
+          <w:p/>
         </w:tc>
       </w:tr>
       <w:tr>
-        <w:trPr>
-          <w:ins w:id="204" w:author="linyoubin" w:date="2016-01-04T13:58:00Z"/>
-        </w:trPr>
         <w:tc>
           <w:tcPr>
             <w:tcW w:w="1418" w:type="dxa"/>
           </w:tcPr>
           <w:p>
-            <w:pPr>
-              <w:rPr>
-                <w:ins w:id="205" w:author="linyoubin" w:date="2016-01-04T13:58:00Z"/>
-              </w:rPr>
-            </w:pPr>
-            <w:ins w:id="206" w:author="linyoubin" w:date="2016-01-04T13:58:00Z">
-              <w:r>
-                <w:rPr>
-                  <w:rFonts w:hint="eastAsia"/>
-                </w:rPr>
-                <w:t>说明</w:t>
-              </w:r>
-            </w:ins>
+            <w:r>
+              <w:rPr>
+                <w:rFonts w:hint="eastAsia"/>
+              </w:rPr>
+              <w:t>说明</w:t>
+            </w:r>
           </w:p>
         </w:tc>
         <w:tc>
           <w:tcPr>
             <w:tcW w:w="3827" w:type="dxa"/>
           </w:tcPr>
-          <w:p>
-            <w:pPr>
-              <w:rPr>
-                <w:ins w:id="207" w:author="linyoubin" w:date="2016-01-04T13:58:00Z"/>
-              </w:rPr>
-            </w:pPr>
-          </w:p>
+          <w:p/>
         </w:tc>
         <w:tc>
           <w:tcPr>
             <w:tcW w:w="3544" w:type="dxa"/>
           </w:tcPr>
-          <w:p>
-            <w:pPr>
-              <w:rPr>
-                <w:ins w:id="208" w:author="linyoubin" w:date="2016-01-04T13:58:00Z"/>
-              </w:rPr>
-            </w:pPr>
-          </w:p>
+          <w:p/>
         </w:tc>
       </w:tr>
     </w:tbl>
-    <w:p>
-      <w:pPr>
-        <w:rPr>
-          <w:ins w:id="209" w:author="linyoubin" w:date="2016-01-04T13:58:00Z"/>
-        </w:rPr>
-      </w:pPr>
-    </w:p>
+    <w:p/>
     <w:p>
       <w:pPr>
         <w:pStyle w:val="Heading3"/>
-        <w:rPr>
-          <w:ins w:id="210" w:author="linyoubin" w:date="2016-01-04T13:59:00Z"/>
-        </w:rPr>
       </w:pPr>
-      <w:ins w:id="211" w:author="linyoubin" w:date="2016-01-04T13:59:00Z">
-        <w:r>
-          <w:rPr>
-            <w:rFonts w:hint="eastAsia"/>
-          </w:rPr>
-          <w:t>发现</w:t>
-        </w:r>
-        <w:r>
-          <w:rPr>
-            <w:rFonts w:hint="eastAsia"/>
-          </w:rPr>
-          <w:t>yarn</w:t>
-        </w:r>
-        <w:r>
-          <w:rPr>
-            <w:rFonts w:hint="eastAsia"/>
-          </w:rPr>
-          <w:t>业务</w:t>
-        </w:r>
-      </w:ins>
+      <w:r>
+        <w:rPr>
+          <w:rFonts w:hint="eastAsia"/>
+        </w:rPr>
+        <w:t>发现</w:t>
+      </w:r>
+      <w:r>
+        <w:rPr>
+          <w:rFonts w:hint="eastAsia"/>
+        </w:rPr>
+        <w:t>yarn</w:t>
+      </w:r>
+      <w:r>
+        <w:rPr>
+          <w:rFonts w:hint="eastAsia"/>
+        </w:rPr>
+        <w:t>业务</w:t>
+      </w:r>
     </w:p>
     <w:tbl>
       <w:tblPr>
@@ -3343,21 +2592,12 @@
         <w:gridCol w:w="3544"/>
       </w:tblGrid>
       <w:tr>
-        <w:trPr>
-          <w:ins w:id="212" w:author="linyoubin" w:date="2016-01-04T13:59:00Z"/>
-        </w:trPr>
         <w:tc>
           <w:tcPr>
             <w:tcW w:w="1418" w:type="dxa"/>
             <w:shd w:val="clear" w:color="auto" w:fill="DDD9C3" w:themeFill="background2" w:themeFillShade="E6"/>
           </w:tcPr>
-          <w:p>
-            <w:pPr>
-              <w:rPr>
-                <w:ins w:id="213" w:author="linyoubin" w:date="2016-01-04T13:59:00Z"/>
-              </w:rPr>
-            </w:pPr>
-          </w:p>
+          <w:p/>
         </w:tc>
         <w:tc>
           <w:tcPr>
@@ -3365,19 +2605,12 @@
             <w:shd w:val="clear" w:color="auto" w:fill="DDD9C3" w:themeFill="background2" w:themeFillShade="E6"/>
           </w:tcPr>
           <w:p>
-            <w:pPr>
-              <w:rPr>
-                <w:ins w:id="214" w:author="linyoubin" w:date="2016-01-04T13:59:00Z"/>
-              </w:rPr>
-            </w:pPr>
-            <w:ins w:id="215" w:author="linyoubin" w:date="2016-01-04T13:59:00Z">
-              <w:r>
-                <w:rPr>
-                  <w:rFonts w:hint="eastAsia"/>
-                </w:rPr>
-                <w:t>说明</w:t>
-              </w:r>
-            </w:ins>
+            <w:r>
+              <w:rPr>
+                <w:rFonts w:hint="eastAsia"/>
+              </w:rPr>
+              <w:t>说明</w:t>
+            </w:r>
           </w:p>
         </w:tc>
         <w:tc>
@@ -3385,37 +2618,21 @@
             <w:tcW w:w="3544" w:type="dxa"/>
             <w:shd w:val="clear" w:color="auto" w:fill="DDD9C3" w:themeFill="background2" w:themeFillShade="E6"/>
           </w:tcPr>
-          <w:p>
-            <w:pPr>
-              <w:rPr>
-                <w:ins w:id="216" w:author="linyoubin" w:date="2016-01-04T13:59:00Z"/>
-              </w:rPr>
-            </w:pPr>
-          </w:p>
+          <w:p/>
         </w:tc>
       </w:tr>
       <w:tr>
-        <w:trPr>
-          <w:ins w:id="217" w:author="linyoubin" w:date="2016-01-04T13:59:00Z"/>
-        </w:trPr>
         <w:tc>
           <w:tcPr>
             <w:tcW w:w="1418" w:type="dxa"/>
           </w:tcPr>
           <w:p>
-            <w:pPr>
-              <w:rPr>
-                <w:ins w:id="218" w:author="linyoubin" w:date="2016-01-04T13:59:00Z"/>
-              </w:rPr>
-            </w:pPr>
-            <w:ins w:id="219" w:author="linyoubin" w:date="2016-01-04T13:59:00Z">
-              <w:r>
-                <w:rPr>
-                  <w:rFonts w:hint="eastAsia"/>
-                </w:rPr>
-                <w:t>请求头</w:t>
-              </w:r>
-            </w:ins>
+            <w:r>
+              <w:rPr>
+                <w:rFonts w:hint="eastAsia"/>
+              </w:rPr>
+              <w:t>请求头</w:t>
+            </w:r>
           </w:p>
         </w:tc>
         <w:tc>
@@ -3423,56 +2640,33 @@
             <w:tcW w:w="3827" w:type="dxa"/>
           </w:tcPr>
           <w:p>
-            <w:pPr>
-              <w:rPr>
-                <w:ins w:id="220" w:author="linyoubin" w:date="2016-01-04T13:59:00Z"/>
-              </w:rPr>
-            </w:pPr>
-            <w:ins w:id="221" w:author="linyoubin" w:date="2016-01-04T13:59:00Z">
-              <w:r>
-                <w:rPr>
-                  <w:rFonts w:hint="eastAsia"/>
-                </w:rPr>
-                <w:t>同通用请求头</w:t>
-              </w:r>
-            </w:ins>
+            <w:r>
+              <w:rPr>
+                <w:rFonts w:hint="eastAsia"/>
+              </w:rPr>
+              <w:t>同通用请求头</w:t>
+            </w:r>
           </w:p>
         </w:tc>
         <w:tc>
           <w:tcPr>
             <w:tcW w:w="3544" w:type="dxa"/>
           </w:tcPr>
-          <w:p>
-            <w:pPr>
-              <w:rPr>
-                <w:ins w:id="222" w:author="linyoubin" w:date="2016-01-04T13:59:00Z"/>
-              </w:rPr>
-            </w:pPr>
-          </w:p>
+          <w:p/>
         </w:tc>
       </w:tr>
       <w:tr>
-        <w:trPr>
-          <w:ins w:id="223" w:author="linyoubin" w:date="2016-01-04T13:59:00Z"/>
-        </w:trPr>
         <w:tc>
           <w:tcPr>
             <w:tcW w:w="1418" w:type="dxa"/>
           </w:tcPr>
           <w:p>
-            <w:pPr>
-              <w:rPr>
-                <w:ins w:id="224" w:author="linyoubin" w:date="2016-01-04T13:59:00Z"/>
-              </w:rPr>
-            </w:pPr>
-            <w:ins w:id="225" w:author="linyoubin" w:date="2016-01-04T13:59:00Z">
-              <w:r>
-                <w:rPr>
-                  <w:rFonts w:hint="eastAsia"/>
-                </w:rPr>
-                <w:t>请求内容</w:t>
-              </w:r>
-            </w:ins>
+            <w:r>
+              <w:rPr>
+                <w:rFonts w:hint="eastAsia"/>
+              </w:rPr>
+              <w:t>请求内容</w:t>
+            </w:r>
           </w:p>
         </w:tc>
         <w:tc>
@@ -3480,256 +2674,176 @@
             <w:tcW w:w="3827" w:type="dxa"/>
           </w:tcPr>
           <w:p>
-            <w:pPr>
-              <w:rPr>
-                <w:ins w:id="226" w:author="linyoubin" w:date="2016-01-04T13:59:00Z"/>
-              </w:rPr>
-            </w:pPr>
-            <w:ins w:id="227" w:author="linyoubin" w:date="2016-01-04T13:59:00Z">
-              <w:r>
-                <w:t>cmd</w:t>
-              </w:r>
-              <w:r>
-                <w:rPr>
-                  <w:rFonts w:hint="eastAsia"/>
-                </w:rPr>
-                <w:t xml:space="preserve">: </w:t>
-              </w:r>
-              <w:r>
-                <w:t>discover</w:t>
-              </w:r>
-              <w:r>
-                <w:t xml:space="preserve"> business</w:t>
-              </w:r>
-            </w:ins>
-          </w:p>
-          <w:p>
-            <w:pPr>
-              <w:rPr>
-                <w:ins w:id="228" w:author="linyoubin" w:date="2016-01-04T13:59:00Z"/>
-              </w:rPr>
-            </w:pPr>
-            <w:ins w:id="229" w:author="linyoubin" w:date="2016-01-04T13:59:00Z">
-              <w:r>
-                <w:t>ConfigInfo</w:t>
-              </w:r>
-              <w:r>
-                <w:rPr>
-                  <w:rFonts w:hint="eastAsia"/>
-                </w:rPr>
-                <w:t xml:space="preserve">: </w:t>
-              </w:r>
-              <w:r>
-                <w:rPr>
-                  <w:rFonts w:hint="eastAsia"/>
-                </w:rPr>
-                <w:t>业务详细信息</w:t>
-              </w:r>
-            </w:ins>
-          </w:p>
-          <w:p>
-            <w:pPr>
-              <w:rPr>
-                <w:ins w:id="230" w:author="linyoubin" w:date="2016-01-04T13:59:00Z"/>
-              </w:rPr>
-            </w:pPr>
-            <w:ins w:id="231" w:author="linyoubin" w:date="2016-01-04T13:59:00Z">
-              <w:r>
-                <w:rPr>
-                  <w:rFonts w:hint="eastAsia"/>
-                </w:rPr>
-                <w:t>{</w:t>
-              </w:r>
-            </w:ins>
-          </w:p>
-          <w:p>
-            <w:pPr>
-              <w:rPr>
-                <w:ins w:id="232" w:author="linyoubin" w:date="2016-01-04T13:59:00Z"/>
-              </w:rPr>
-            </w:pPr>
-            <w:ins w:id="233" w:author="linyoubin" w:date="2016-01-04T13:59:00Z">
-              <w:r>
-                <w:rPr>
-                  <w:rFonts w:hint="eastAsia"/>
-                </w:rPr>
-                <w:t xml:space="preserve">  </w:t>
-              </w:r>
-              <w:r>
-                <w:t>ClusterName</w:t>
-              </w:r>
-              <w:r>
-                <w:rPr>
-                  <w:rFonts w:hint="eastAsia"/>
-                </w:rPr>
-                <w:t xml:space="preserve">: </w:t>
-              </w:r>
-              <w:r>
-                <w:rPr>
-                  <w:rFonts w:hint="eastAsia"/>
-                </w:rPr>
-                <w:t>集群名字</w:t>
-              </w:r>
-            </w:ins>
-          </w:p>
-          <w:p>
-            <w:pPr>
-              <w:rPr>
-                <w:ins w:id="234" w:author="linyoubin" w:date="2016-01-04T13:59:00Z"/>
-              </w:rPr>
-            </w:pPr>
-            <w:ins w:id="235" w:author="linyoubin" w:date="2016-01-04T13:59:00Z">
-              <w:r>
-                <w:rPr>
-                  <w:rFonts w:hint="eastAsia"/>
-                </w:rPr>
-                <w:t xml:space="preserve">  BusinessType: </w:t>
-              </w:r>
-              <w:r>
-                <w:rPr>
-                  <w:rFonts w:hint="eastAsia"/>
-                </w:rPr>
-                <w:t>业务类型</w:t>
-              </w:r>
-            </w:ins>
-          </w:p>
-          <w:p>
-            <w:pPr>
-              <w:rPr>
-                <w:ins w:id="236" w:author="linyoubin" w:date="2016-01-04T13:59:00Z"/>
-              </w:rPr>
-            </w:pPr>
-            <w:ins w:id="237" w:author="linyoubin" w:date="2016-01-04T13:59:00Z">
-              <w:r>
-                <w:rPr>
-                  <w:rFonts w:hint="eastAsia"/>
-                </w:rPr>
-                <w:t xml:space="preserve">  BusinessName</w:t>
-              </w:r>
-              <w:r>
-                <w:rPr>
-                  <w:rFonts w:hint="eastAsia"/>
-                </w:rPr>
-                <w:t xml:space="preserve">: </w:t>
-              </w:r>
-              <w:r>
-                <w:rPr>
-                  <w:rFonts w:hint="eastAsia"/>
-                </w:rPr>
-                <w:t>业务名</w:t>
-              </w:r>
-            </w:ins>
-          </w:p>
-          <w:p>
-            <w:pPr>
-              <w:rPr>
-                <w:ins w:id="238" w:author="linyoubin" w:date="2016-01-04T13:59:00Z"/>
-              </w:rPr>
-            </w:pPr>
-            <w:ins w:id="239" w:author="linyoubin" w:date="2016-01-04T13:59:00Z">
-              <w:r>
-                <w:rPr>
-                  <w:rFonts w:hint="eastAsia"/>
-                </w:rPr>
-                <w:t xml:space="preserve">  BusinessInfo: </w:t>
-              </w:r>
-              <w:r>
-                <w:rPr>
-                  <w:rFonts w:hint="eastAsia"/>
-                </w:rPr>
-                <w:t>业务信息</w:t>
-              </w:r>
-            </w:ins>
-          </w:p>
-          <w:p>
-            <w:pPr>
-              <w:rPr>
-                <w:ins w:id="240" w:author="linyoubin" w:date="2016-01-04T13:59:00Z"/>
-              </w:rPr>
-            </w:pPr>
-            <w:ins w:id="241" w:author="linyoubin" w:date="2016-01-04T13:59:00Z">
-              <w:r>
-                <w:rPr>
-                  <w:rFonts w:hint="eastAsia"/>
-                </w:rPr>
-                <w:t xml:space="preserve">  {</w:t>
-              </w:r>
-            </w:ins>
+            <w:r>
+              <w:t>cmd</w:t>
+            </w:r>
+            <w:r>
+              <w:rPr>
+                <w:rFonts w:hint="eastAsia"/>
+              </w:rPr>
+              <w:t xml:space="preserve">: </w:t>
+            </w:r>
+            <w:r>
+              <w:t>discover</w:t>
+            </w:r>
+            <w:r>
+              <w:t xml:space="preserve"> business</w:t>
+            </w:r>
+          </w:p>
+          <w:p>
+            <w:r>
+              <w:t>ConfigInfo</w:t>
+            </w:r>
+            <w:r>
+              <w:rPr>
+                <w:rFonts w:hint="eastAsia"/>
+              </w:rPr>
+              <w:t xml:space="preserve">: </w:t>
+            </w:r>
+            <w:r>
+              <w:rPr>
+                <w:rFonts w:hint="eastAsia"/>
+              </w:rPr>
+              <w:t>业务详细信息</w:t>
+            </w:r>
+          </w:p>
+          <w:p>
+            <w:r>
+              <w:rPr>
+                <w:rFonts w:hint="eastAsia"/>
+              </w:rPr>
+              <w:t>{</w:t>
+            </w:r>
+          </w:p>
+          <w:p>
+            <w:r>
+              <w:rPr>
+                <w:rFonts w:hint="eastAsia"/>
+              </w:rPr>
+              <w:t xml:space="preserve">  </w:t>
+            </w:r>
+            <w:r>
+              <w:t>ClusterName</w:t>
+            </w:r>
+            <w:r>
+              <w:rPr>
+                <w:rFonts w:hint="eastAsia"/>
+              </w:rPr>
+              <w:t xml:space="preserve">: </w:t>
+            </w:r>
+            <w:r>
+              <w:rPr>
+                <w:rFonts w:hint="eastAsia"/>
+              </w:rPr>
+              <w:t>集群名字</w:t>
+            </w:r>
+          </w:p>
+          <w:p>
+            <w:r>
+              <w:rPr>
+                <w:rFonts w:hint="eastAsia"/>
+              </w:rPr>
+              <w:t xml:space="preserve">  BusinessType: </w:t>
+            </w:r>
+            <w:r>
+              <w:rPr>
+                <w:rFonts w:hint="eastAsia"/>
+              </w:rPr>
+              <w:t>业务类型</w:t>
+            </w:r>
+          </w:p>
+          <w:p>
+            <w:r>
+              <w:rPr>
+                <w:rFonts w:hint="eastAsia"/>
+              </w:rPr>
+              <w:t xml:space="preserve">  BusinessName</w:t>
+            </w:r>
+            <w:r>
+              <w:rPr>
+                <w:rFonts w:hint="eastAsia"/>
+              </w:rPr>
+              <w:t xml:space="preserve">: </w:t>
+            </w:r>
+            <w:r>
+              <w:rPr>
+                <w:rFonts w:hint="eastAsia"/>
+              </w:rPr>
+              <w:t>业务名</w:t>
+            </w:r>
+          </w:p>
+          <w:p>
+            <w:r>
+              <w:rPr>
+                <w:rFonts w:hint="eastAsia"/>
+              </w:rPr>
+              <w:t xml:space="preserve">  BusinessInfo: </w:t>
+            </w:r>
+            <w:r>
+              <w:rPr>
+                <w:rFonts w:hint="eastAsia"/>
+              </w:rPr>
+              <w:t>业务信息</w:t>
+            </w:r>
+          </w:p>
+          <w:p>
+            <w:r>
+              <w:rPr>
+                <w:rFonts w:hint="eastAsia"/>
+              </w:rPr>
+              <w:t xml:space="preserve">  {</w:t>
+            </w:r>
           </w:p>
           <w:p>
             <w:pPr>
               <w:ind w:firstLine="405"/>
-              <w:rPr>
-                <w:ins w:id="242" w:author="linyoubin" w:date="2016-01-04T13:59:00Z"/>
-              </w:rPr>
             </w:pPr>
-            <w:ins w:id="243" w:author="linyoubin" w:date="2016-01-04T13:59:00Z">
-              <w:r>
-                <w:rPr>
-                  <w:rFonts w:hint="eastAsia"/>
-                </w:rPr>
-                <w:t>HostName:</w:t>
-              </w:r>
-              <w:r>
-                <w:rPr>
-                  <w:rFonts w:hint="eastAsia"/>
-                </w:rPr>
-                <w:t>主机名</w:t>
-              </w:r>
-            </w:ins>
+            <w:r>
+              <w:rPr>
+                <w:rFonts w:hint="eastAsia"/>
+              </w:rPr>
+              <w:t>HostName:</w:t>
+            </w:r>
+            <w:r>
+              <w:rPr>
+                <w:rFonts w:hint="eastAsia"/>
+              </w:rPr>
+              <w:t>主机名</w:t>
+            </w:r>
           </w:p>
           <w:p>
             <w:pPr>
               <w:ind w:firstLine="405"/>
-              <w:rPr>
-                <w:ins w:id="244" w:author="linyoubin" w:date="2016-01-04T13:59:00Z"/>
-              </w:rPr>
             </w:pPr>
-            <w:ins w:id="245" w:author="linyoubin" w:date="2016-01-04T13:59:00Z">
-              <w:r>
-                <w:rPr>
-                  <w:rFonts w:hint="eastAsia"/>
-                </w:rPr>
-                <w:t>WebServicePort:web</w:t>
-              </w:r>
-              <w:r>
-                <w:rPr>
-                  <w:rFonts w:hint="eastAsia"/>
-                </w:rPr>
-                <w:t>服务端口</w:t>
-              </w:r>
-            </w:ins>
-          </w:p>
-          <w:p>
-            <w:pPr>
-              <w:rPr>
-                <w:ins w:id="246" w:author="linyoubin" w:date="2016-01-04T13:59:00Z"/>
-              </w:rPr>
-            </w:pPr>
-            <w:ins w:id="247" w:author="linyoubin" w:date="2016-01-04T13:59:00Z">
-              <w:r>
-                <w:rPr>
-                  <w:rFonts w:hint="eastAsia"/>
-                </w:rPr>
-                <w:lastRenderedPageBreak/>
-                <w:t xml:space="preserve">  }</w:t>
-              </w:r>
-            </w:ins>
-          </w:p>
-          <w:p>
-            <w:pPr>
-              <w:rPr>
-                <w:ins w:id="248" w:author="linyoubin" w:date="2016-01-04T13:59:00Z"/>
-              </w:rPr>
-            </w:pPr>
-            <w:ins w:id="249" w:author="linyoubin" w:date="2016-01-04T13:59:00Z">
-              <w:r>
-                <w:rPr>
-                  <w:rFonts w:hint="eastAsia"/>
-                </w:rPr>
-                <w:t>}</w:t>
-              </w:r>
-            </w:ins>
+            <w:r>
+              <w:rPr>
+                <w:rFonts w:hint="eastAsia"/>
+              </w:rPr>
+              <w:t>WebServicePort:web</w:t>
+            </w:r>
+            <w:r>
+              <w:rPr>
+                <w:rFonts w:hint="eastAsia"/>
+              </w:rPr>
+              <w:t>服务端口</w:t>
+            </w:r>
+          </w:p>
+          <w:p>
+            <w:r>
+              <w:rPr>
+                <w:rFonts w:hint="eastAsia"/>
+              </w:rPr>
+              <w:lastRenderedPageBreak/>
+              <w:t xml:space="preserve">  }</w:t>
+            </w:r>
+          </w:p>
+          <w:p>
+            <w:r>
+              <w:rPr>
+                <w:rFonts w:hint="eastAsia"/>
+              </w:rPr>
+              <w:t>}</w:t>
+            </w:r>
           </w:p>
         </w:tc>
         <w:tc>
@@ -3737,342 +2851,226 @@
             <w:tcW w:w="3544" w:type="dxa"/>
           </w:tcPr>
           <w:p>
-            <w:pPr>
-              <w:rPr>
-                <w:ins w:id="250" w:author="linyoubin" w:date="2016-01-04T13:59:00Z"/>
-              </w:rPr>
-            </w:pPr>
-            <w:ins w:id="251" w:author="linyoubin" w:date="2016-01-04T13:59:00Z">
-              <w:r>
-                <w:lastRenderedPageBreak/>
-                <w:t>cmd</w:t>
-              </w:r>
-              <w:r>
-                <w:rPr>
-                  <w:rFonts w:hint="eastAsia"/>
-                </w:rPr>
-                <w:t>=</w:t>
-              </w:r>
-              <w:r>
-                <w:t>discover</w:t>
-              </w:r>
-              <w:r>
-                <w:t xml:space="preserve"> business</w:t>
-              </w:r>
-            </w:ins>
-          </w:p>
-          <w:p>
-            <w:pPr>
-              <w:rPr>
-                <w:ins w:id="252" w:author="linyoubin" w:date="2016-01-04T13:59:00Z"/>
-              </w:rPr>
-            </w:pPr>
-            <w:ins w:id="253" w:author="linyoubin" w:date="2016-01-04T13:59:00Z">
-              <w:r>
-                <w:rPr>
-                  <w:rFonts w:hint="eastAsia"/>
-                </w:rPr>
-                <w:t>&amp;</w:t>
-              </w:r>
-              <w:r>
-                <w:t>ConfigInfo</w:t>
-              </w:r>
-              <w:r>
-                <w:rPr>
-                  <w:rFonts w:hint="eastAsia"/>
-                </w:rPr>
-                <w:t>=</w:t>
-              </w:r>
-            </w:ins>
-          </w:p>
-          <w:p>
-            <w:pPr>
-              <w:rPr>
-                <w:ins w:id="254" w:author="linyoubin" w:date="2016-01-04T13:59:00Z"/>
-              </w:rPr>
-            </w:pPr>
-            <w:ins w:id="255" w:author="linyoubin" w:date="2016-01-04T13:59:00Z">
-              <w:r>
-                <w:rPr>
-                  <w:rFonts w:hint="eastAsia"/>
-                </w:rPr>
-                <w:t>{</w:t>
-              </w:r>
-            </w:ins>
-          </w:p>
-          <w:p>
-            <w:pPr>
-              <w:rPr>
-                <w:ins w:id="256" w:author="linyoubin" w:date="2016-01-04T13:59:00Z"/>
-              </w:rPr>
-            </w:pPr>
-            <w:ins w:id="257" w:author="linyoubin" w:date="2016-01-04T13:59:00Z">
-              <w:r>
-                <w:rPr>
-                  <w:rFonts w:hint="eastAsia"/>
-                </w:rPr>
-                <w:t xml:space="preserve">  </w:t>
-              </w:r>
-              <w:r>
-                <w:t>ClusterName</w:t>
-              </w:r>
-              <w:r>
-                <w:rPr>
-                  <w:rFonts w:hint="eastAsia"/>
-                </w:rPr>
-                <w:t>: 'c1'</w:t>
-              </w:r>
-            </w:ins>
-          </w:p>
-          <w:p>
-            <w:pPr>
-              <w:rPr>
-                <w:ins w:id="258" w:author="linyoubin" w:date="2016-01-04T13:59:00Z"/>
-              </w:rPr>
-            </w:pPr>
-            <w:ins w:id="259" w:author="linyoubin" w:date="2016-01-04T13:59:00Z">
-              <w:r>
-                <w:rPr>
-                  <w:rFonts w:hint="eastAsia"/>
-                </w:rPr>
-                <w:t xml:space="preserve">  BusinessType: '</w:t>
-              </w:r>
-              <w:r>
-                <w:rPr>
-                  <w:rFonts w:hint="eastAsia"/>
-                </w:rPr>
-                <w:t>yarn</w:t>
-              </w:r>
-              <w:r>
-                <w:rPr>
-                  <w:rFonts w:hint="eastAsia"/>
-                </w:rPr>
-                <w:t>'</w:t>
-              </w:r>
-            </w:ins>
-          </w:p>
-          <w:p>
-            <w:pPr>
-              <w:rPr>
-                <w:ins w:id="260" w:author="linyoubin" w:date="2016-01-04T13:59:00Z"/>
-              </w:rPr>
-            </w:pPr>
-            <w:ins w:id="261" w:author="linyoubin" w:date="2016-01-04T13:59:00Z">
-              <w:r>
-                <w:rPr>
-                  <w:rFonts w:hint="eastAsia"/>
-                </w:rPr>
-                <w:t xml:space="preserve">  BusinessName</w:t>
-              </w:r>
-              <w:r>
-                <w:rPr>
-                  <w:rFonts w:hint="eastAsia"/>
-                </w:rPr>
-                <w:t xml:space="preserve">: </w:t>
-              </w:r>
-              <w:r>
-                <w:rPr>
-                  <w:rFonts w:hint="eastAsia"/>
-                </w:rPr>
-                <w:t>'my</w:t>
-              </w:r>
-              <w:r>
-                <w:rPr>
-                  <w:rFonts w:hint="eastAsia"/>
-                </w:rPr>
-                <w:t>Yarn</w:t>
-              </w:r>
-              <w:r>
-                <w:rPr>
-                  <w:rFonts w:hint="eastAsia"/>
-                </w:rPr>
-                <w:t>'</w:t>
-              </w:r>
-            </w:ins>
-          </w:p>
-          <w:p>
-            <w:pPr>
-              <w:rPr>
-                <w:ins w:id="262" w:author="linyoubin" w:date="2016-01-04T13:59:00Z"/>
-              </w:rPr>
-            </w:pPr>
-            <w:ins w:id="263" w:author="linyoubin" w:date="2016-01-04T13:59:00Z">
-              <w:r>
-                <w:rPr>
-                  <w:rFonts w:hint="eastAsia"/>
-                </w:rPr>
-                <w:t xml:space="preserve">  BusinessInfo:</w:t>
-              </w:r>
-            </w:ins>
-          </w:p>
-          <w:p>
-            <w:pPr>
-              <w:rPr>
-                <w:ins w:id="264" w:author="linyoubin" w:date="2016-01-04T13:59:00Z"/>
-              </w:rPr>
-            </w:pPr>
-            <w:ins w:id="265" w:author="linyoubin" w:date="2016-01-04T13:59:00Z">
-              <w:r>
-                <w:rPr>
-                  <w:rFonts w:hint="eastAsia"/>
-                </w:rPr>
-                <w:t xml:space="preserve">  {</w:t>
-              </w:r>
-            </w:ins>
+            <w:r>
+              <w:lastRenderedPageBreak/>
+              <w:t>cmd</w:t>
+            </w:r>
+            <w:r>
+              <w:rPr>
+                <w:rFonts w:hint="eastAsia"/>
+              </w:rPr>
+              <w:t>=</w:t>
+            </w:r>
+            <w:r>
+              <w:t>discover</w:t>
+            </w:r>
+            <w:r>
+              <w:t xml:space="preserve"> business</w:t>
+            </w:r>
+          </w:p>
+          <w:p>
+            <w:r>
+              <w:rPr>
+                <w:rFonts w:hint="eastAsia"/>
+              </w:rPr>
+              <w:t>&amp;</w:t>
+            </w:r>
+            <w:r>
+              <w:t>ConfigInfo</w:t>
+            </w:r>
+            <w:r>
+              <w:rPr>
+                <w:rFonts w:hint="eastAsia"/>
+              </w:rPr>
+              <w:t>=</w:t>
+            </w:r>
+          </w:p>
+          <w:p>
+            <w:r>
+              <w:rPr>
+                <w:rFonts w:hint="eastAsia"/>
+              </w:rPr>
+              <w:t>{</w:t>
+            </w:r>
+          </w:p>
+          <w:p>
+            <w:r>
+              <w:rPr>
+                <w:rFonts w:hint="eastAsia"/>
+              </w:rPr>
+              <w:t xml:space="preserve">  </w:t>
+            </w:r>
+            <w:r>
+              <w:t>ClusterName</w:t>
+            </w:r>
+            <w:r>
+              <w:rPr>
+                <w:rFonts w:hint="eastAsia"/>
+              </w:rPr>
+              <w:t>: 'c1'</w:t>
+            </w:r>
+          </w:p>
+          <w:p>
+            <w:r>
+              <w:rPr>
+                <w:rFonts w:hint="eastAsia"/>
+              </w:rPr>
+              <w:t xml:space="preserve">  BusinessType: '</w:t>
+            </w:r>
+            <w:r>
+              <w:rPr>
+                <w:rFonts w:hint="eastAsia"/>
+              </w:rPr>
+              <w:t>yarn</w:t>
+            </w:r>
+            <w:r>
+              <w:rPr>
+                <w:rFonts w:hint="eastAsia"/>
+              </w:rPr>
+              <w:t>'</w:t>
+            </w:r>
+          </w:p>
+          <w:p>
+            <w:r>
+              <w:rPr>
+                <w:rFonts w:hint="eastAsia"/>
+              </w:rPr>
+              <w:t xml:space="preserve">  BusinessName</w:t>
+            </w:r>
+            <w:r>
+              <w:rPr>
+                <w:rFonts w:hint="eastAsia"/>
+              </w:rPr>
+              <w:t xml:space="preserve">: </w:t>
+            </w:r>
+            <w:r>
+              <w:rPr>
+                <w:rFonts w:hint="eastAsia"/>
+              </w:rPr>
+              <w:t>'my</w:t>
+            </w:r>
+            <w:r>
+              <w:rPr>
+                <w:rFonts w:hint="eastAsia"/>
+              </w:rPr>
+              <w:t>Yarn</w:t>
+            </w:r>
+            <w:r>
+              <w:rPr>
+                <w:rFonts w:hint="eastAsia"/>
+              </w:rPr>
+              <w:t>'</w:t>
+            </w:r>
+          </w:p>
+          <w:p>
+            <w:r>
+              <w:rPr>
+                <w:rFonts w:hint="eastAsia"/>
+              </w:rPr>
+              <w:t xml:space="preserve">  BusinessInfo:</w:t>
+            </w:r>
+          </w:p>
+          <w:p>
+            <w:r>
+              <w:rPr>
+                <w:rFonts w:hint="eastAsia"/>
+              </w:rPr>
+              <w:t xml:space="preserve">  {</w:t>
+            </w:r>
           </w:p>
           <w:p>
             <w:pPr>
               <w:ind w:firstLine="405"/>
-              <w:rPr>
-                <w:ins w:id="266" w:author="linyoubin" w:date="2016-01-04T13:59:00Z"/>
-              </w:rPr>
             </w:pPr>
-            <w:ins w:id="267" w:author="linyoubin" w:date="2016-01-04T13:59:00Z">
-              <w:r>
-                <w:rPr>
-                  <w:rFonts w:hint="eastAsia"/>
-                </w:rPr>
-                <w:t>HostName: 'host1'</w:t>
-              </w:r>
-            </w:ins>
+            <w:r>
+              <w:rPr>
+                <w:rFonts w:hint="eastAsia"/>
+              </w:rPr>
+              <w:t>HostName: 'host1'</w:t>
+            </w:r>
           </w:p>
           <w:p>
             <w:pPr>
               <w:ind w:firstLine="405"/>
-              <w:rPr>
-                <w:ins w:id="268" w:author="linyoubin" w:date="2016-01-04T13:59:00Z"/>
-              </w:rPr>
             </w:pPr>
-            <w:ins w:id="269" w:author="linyoubin" w:date="2016-01-04T13:59:00Z">
-              <w:r>
-                <w:rPr>
-                  <w:rFonts w:hint="eastAsia"/>
-                </w:rPr>
-                <w:t>WebServicePort:'808</w:t>
-              </w:r>
-            </w:ins>
-            <w:ins w:id="270" w:author="linyoubin" w:date="2016-01-04T14:00:00Z">
-              <w:r>
-                <w:rPr>
-                  <w:rFonts w:hint="eastAsia"/>
-                </w:rPr>
-                <w:t>8</w:t>
-              </w:r>
-            </w:ins>
-            <w:ins w:id="271" w:author="linyoubin" w:date="2016-01-04T13:59:00Z">
-              <w:r>
-                <w:rPr>
-                  <w:rFonts w:hint="eastAsia"/>
-                </w:rPr>
-                <w:t>'</w:t>
-              </w:r>
-            </w:ins>
-          </w:p>
-          <w:p>
-            <w:pPr>
-              <w:rPr>
-                <w:ins w:id="272" w:author="linyoubin" w:date="2016-01-04T13:59:00Z"/>
-              </w:rPr>
-            </w:pPr>
-            <w:ins w:id="273" w:author="linyoubin" w:date="2016-01-04T13:59:00Z">
-              <w:r>
-                <w:rPr>
-                  <w:rFonts w:hint="eastAsia"/>
-                </w:rPr>
-                <w:lastRenderedPageBreak/>
-                <w:t xml:space="preserve">  }</w:t>
-              </w:r>
-            </w:ins>
-          </w:p>
-          <w:p>
-            <w:pPr>
-              <w:rPr>
-                <w:ins w:id="274" w:author="linyoubin" w:date="2016-01-04T13:59:00Z"/>
-              </w:rPr>
-            </w:pPr>
-            <w:ins w:id="275" w:author="linyoubin" w:date="2016-01-04T13:59:00Z">
-              <w:r>
-                <w:rPr>
-                  <w:rFonts w:hint="eastAsia"/>
-                </w:rPr>
-                <w:t>}</w:t>
-              </w:r>
-            </w:ins>
+            <w:r>
+              <w:rPr>
+                <w:rFonts w:hint="eastAsia"/>
+              </w:rPr>
+              <w:t>WebServicePort:'808</w:t>
+            </w:r>
+            <w:r>
+              <w:rPr>
+                <w:rFonts w:hint="eastAsia"/>
+              </w:rPr>
+              <w:t>8</w:t>
+            </w:r>
+            <w:r>
+              <w:rPr>
+                <w:rFonts w:hint="eastAsia"/>
+              </w:rPr>
+              <w:t>'</w:t>
+            </w:r>
+          </w:p>
+          <w:p>
+            <w:r>
+              <w:rPr>
+                <w:rFonts w:hint="eastAsia"/>
+              </w:rPr>
+              <w:lastRenderedPageBreak/>
+              <w:t xml:space="preserve">  }</w:t>
+            </w:r>
+          </w:p>
+          <w:p>
+            <w:r>
+              <w:rPr>
+                <w:rFonts w:hint="eastAsia"/>
+              </w:rPr>
+              <w:t>}</w:t>
+            </w:r>
           </w:p>
         </w:tc>
       </w:tr>
       <w:tr>
-        <w:trPr>
-          <w:ins w:id="276" w:author="linyoubin" w:date="2016-01-04T13:59:00Z"/>
-        </w:trPr>
         <w:tc>
           <w:tcPr>
             <w:tcW w:w="1418" w:type="dxa"/>
           </w:tcPr>
           <w:p>
-            <w:pPr>
-              <w:rPr>
-                <w:ins w:id="277" w:author="linyoubin" w:date="2016-01-04T13:59:00Z"/>
-              </w:rPr>
-            </w:pPr>
-            <w:ins w:id="278" w:author="linyoubin" w:date="2016-01-04T13:59:00Z">
-              <w:r>
-                <w:rPr>
-                  <w:rFonts w:hint="eastAsia"/>
-                </w:rPr>
-                <w:lastRenderedPageBreak/>
-                <w:t>说明</w:t>
-              </w:r>
-            </w:ins>
+            <w:r>
+              <w:rPr>
+                <w:rFonts w:hint="eastAsia"/>
+              </w:rPr>
+              <w:lastRenderedPageBreak/>
+              <w:t>说明</w:t>
+            </w:r>
           </w:p>
         </w:tc>
         <w:tc>
           <w:tcPr>
             <w:tcW w:w="3827" w:type="dxa"/>
           </w:tcPr>
-          <w:p>
-            <w:pPr>
-              <w:rPr>
-                <w:ins w:id="279" w:author="linyoubin" w:date="2016-01-04T13:59:00Z"/>
-              </w:rPr>
-            </w:pPr>
-          </w:p>
+          <w:p/>
         </w:tc>
         <w:tc>
           <w:tcPr>
             <w:tcW w:w="3544" w:type="dxa"/>
           </w:tcPr>
-          <w:p>
-            <w:pPr>
-              <w:rPr>
-                <w:ins w:id="280" w:author="linyoubin" w:date="2016-01-04T13:59:00Z"/>
-              </w:rPr>
-            </w:pPr>
-          </w:p>
+          <w:p/>
         </w:tc>
       </w:tr>
       <w:tr>
-        <w:trPr>
-          <w:ins w:id="281" w:author="linyoubin" w:date="2016-01-04T13:59:00Z"/>
-        </w:trPr>
         <w:tc>
           <w:tcPr>
             <w:tcW w:w="1418" w:type="dxa"/>
           </w:tcPr>
           <w:p>
-            <w:pPr>
-              <w:rPr>
-                <w:ins w:id="282" w:author="linyoubin" w:date="2016-01-04T13:59:00Z"/>
-              </w:rPr>
-            </w:pPr>
-            <w:ins w:id="283" w:author="linyoubin" w:date="2016-01-04T13:59:00Z">
-              <w:r>
-                <w:rPr>
-                  <w:rFonts w:hint="eastAsia"/>
-                </w:rPr>
-                <w:t>响应头</w:t>
-              </w:r>
-            </w:ins>
+            <w:r>
+              <w:rPr>
+                <w:rFonts w:hint="eastAsia"/>
+              </w:rPr>
+              <w:t>响应头</w:t>
+            </w:r>
           </w:p>
         </w:tc>
         <w:tc>
@@ -4080,56 +3078,33 @@
             <w:tcW w:w="3827" w:type="dxa"/>
           </w:tcPr>
           <w:p>
-            <w:pPr>
-              <w:rPr>
-                <w:ins w:id="284" w:author="linyoubin" w:date="2016-01-04T13:59:00Z"/>
-              </w:rPr>
-            </w:pPr>
-            <w:ins w:id="285" w:author="linyoubin" w:date="2016-01-04T13:59:00Z">
-              <w:r>
-                <w:rPr>
-                  <w:rFonts w:hint="eastAsia"/>
-                </w:rPr>
-                <w:t>同通用响应头</w:t>
-              </w:r>
-            </w:ins>
+            <w:r>
+              <w:rPr>
+                <w:rFonts w:hint="eastAsia"/>
+              </w:rPr>
+              <w:t>同通用响应头</w:t>
+            </w:r>
           </w:p>
         </w:tc>
         <w:tc>
           <w:tcPr>
             <w:tcW w:w="3544" w:type="dxa"/>
           </w:tcPr>
-          <w:p>
-            <w:pPr>
-              <w:rPr>
-                <w:ins w:id="286" w:author="linyoubin" w:date="2016-01-04T13:59:00Z"/>
-              </w:rPr>
-            </w:pPr>
-          </w:p>
+          <w:p/>
         </w:tc>
       </w:tr>
       <w:tr>
-        <w:trPr>
-          <w:ins w:id="287" w:author="linyoubin" w:date="2016-01-04T13:59:00Z"/>
-        </w:trPr>
         <w:tc>
           <w:tcPr>
             <w:tcW w:w="1418" w:type="dxa"/>
           </w:tcPr>
           <w:p>
-            <w:pPr>
-              <w:rPr>
-                <w:ins w:id="288" w:author="linyoubin" w:date="2016-01-04T13:59:00Z"/>
-              </w:rPr>
-            </w:pPr>
-            <w:ins w:id="289" w:author="linyoubin" w:date="2016-01-04T13:59:00Z">
-              <w:r>
-                <w:rPr>
-                  <w:rFonts w:hint="eastAsia"/>
-                </w:rPr>
-                <w:t>响应内容</w:t>
-              </w:r>
-            </w:ins>
+            <w:r>
+              <w:rPr>
+                <w:rFonts w:hint="eastAsia"/>
+              </w:rPr>
+              <w:t>响应内容</w:t>
+            </w:r>
           </w:p>
         </w:tc>
         <w:tc>
@@ -4137,149 +3112,81 @@
             <w:tcW w:w="3827" w:type="dxa"/>
           </w:tcPr>
           <w:p>
-            <w:pPr>
-              <w:rPr>
-                <w:ins w:id="290" w:author="linyoubin" w:date="2016-01-04T13:59:00Z"/>
-              </w:rPr>
-            </w:pPr>
-            <w:ins w:id="291" w:author="linyoubin" w:date="2016-01-04T13:59:00Z">
-              <w:r>
-                <w:rPr>
-                  <w:rFonts w:hint="eastAsia"/>
-                </w:rPr>
-                <w:t>通用响应体</w:t>
-              </w:r>
-            </w:ins>
-          </w:p>
-          <w:p>
-            <w:pPr>
-              <w:rPr>
-                <w:ins w:id="292" w:author="linyoubin" w:date="2016-01-04T13:59:00Z"/>
-              </w:rPr>
-            </w:pPr>
-          </w:p>
+            <w:r>
+              <w:rPr>
+                <w:rFonts w:hint="eastAsia"/>
+              </w:rPr>
+              <w:t>通用响应体</w:t>
+            </w:r>
+          </w:p>
+          <w:p/>
         </w:tc>
         <w:tc>
           <w:tcPr>
             <w:tcW w:w="3544" w:type="dxa"/>
           </w:tcPr>
           <w:p>
-            <w:pPr>
-              <w:rPr>
-                <w:ins w:id="293" w:author="linyoubin" w:date="2016-01-04T13:59:00Z"/>
-              </w:rPr>
-            </w:pPr>
-            <w:ins w:id="294" w:author="linyoubin" w:date="2016-01-04T13:59:00Z">
-              <w:r>
-                <w:rPr>
-                  <w:rFonts w:hint="eastAsia"/>
-                </w:rPr>
-                <w:t>{</w:t>
-              </w:r>
-            </w:ins>
-          </w:p>
-          <w:p>
-            <w:pPr>
-              <w:rPr>
-                <w:ins w:id="295" w:author="linyoubin" w:date="2016-01-04T13:59:00Z"/>
-              </w:rPr>
-            </w:pPr>
-            <w:ins w:id="296" w:author="linyoubin" w:date="2016-01-04T13:59:00Z">
-              <w:r>
-                <w:rPr>
-                  <w:rFonts w:hint="eastAsia"/>
-                </w:rPr>
-                <w:t xml:space="preserve">   </w:t>
-              </w:r>
-              <w:r>
-                <w:rPr>
-                  <w:rFonts w:hint="eastAsia"/>
-                </w:rPr>
-                <w:t>通用响应体</w:t>
-              </w:r>
-            </w:ins>
-          </w:p>
-          <w:p>
-            <w:pPr>
-              <w:rPr>
-                <w:ins w:id="297" w:author="linyoubin" w:date="2016-01-04T13:59:00Z"/>
-              </w:rPr>
-            </w:pPr>
-            <w:ins w:id="298" w:author="linyoubin" w:date="2016-01-04T13:59:00Z">
-              <w:r>
-                <w:rPr>
-                  <w:rFonts w:hint="eastAsia"/>
-                </w:rPr>
-                <w:t>}</w:t>
-              </w:r>
-            </w:ins>
-          </w:p>
-          <w:p>
-            <w:pPr>
-              <w:rPr>
-                <w:ins w:id="299" w:author="linyoubin" w:date="2016-01-04T13:59:00Z"/>
-              </w:rPr>
-            </w:pPr>
-          </w:p>
+            <w:r>
+              <w:rPr>
+                <w:rFonts w:hint="eastAsia"/>
+              </w:rPr>
+              <w:t>{</w:t>
+            </w:r>
+          </w:p>
+          <w:p>
+            <w:r>
+              <w:rPr>
+                <w:rFonts w:hint="eastAsia"/>
+              </w:rPr>
+              <w:t xml:space="preserve">   </w:t>
+            </w:r>
+            <w:r>
+              <w:rPr>
+                <w:rFonts w:hint="eastAsia"/>
+              </w:rPr>
+              <w:t>通用响应体</w:t>
+            </w:r>
+          </w:p>
+          <w:p>
+            <w:r>
+              <w:rPr>
+                <w:rFonts w:hint="eastAsia"/>
+              </w:rPr>
+              <w:t>}</w:t>
+            </w:r>
+          </w:p>
+          <w:p/>
         </w:tc>
       </w:tr>
       <w:tr>
-        <w:trPr>
-          <w:ins w:id="300" w:author="linyoubin" w:date="2016-01-04T13:59:00Z"/>
-        </w:trPr>
         <w:tc>
           <w:tcPr>
             <w:tcW w:w="1418" w:type="dxa"/>
           </w:tcPr>
           <w:p>
-            <w:pPr>
-              <w:rPr>
-                <w:ins w:id="301" w:author="linyoubin" w:date="2016-01-04T13:59:00Z"/>
-              </w:rPr>
-            </w:pPr>
-            <w:ins w:id="302" w:author="linyoubin" w:date="2016-01-04T13:59:00Z">
-              <w:r>
-                <w:rPr>
-                  <w:rFonts w:hint="eastAsia"/>
-                </w:rPr>
-                <w:t>说明</w:t>
-              </w:r>
-            </w:ins>
+            <w:r>
+              <w:rPr>
+                <w:rFonts w:hint="eastAsia"/>
+              </w:rPr>
+              <w:t>说明</w:t>
+            </w:r>
           </w:p>
         </w:tc>
         <w:tc>
           <w:tcPr>
             <w:tcW w:w="3827" w:type="dxa"/>
           </w:tcPr>
-          <w:p>
-            <w:pPr>
-              <w:rPr>
-                <w:ins w:id="303" w:author="linyoubin" w:date="2016-01-04T13:59:00Z"/>
-              </w:rPr>
-            </w:pPr>
-          </w:p>
+          <w:p/>
         </w:tc>
         <w:tc>
           <w:tcPr>
             <w:tcW w:w="3544" w:type="dxa"/>
           </w:tcPr>
-          <w:p>
-            <w:pPr>
-              <w:rPr>
-                <w:ins w:id="304" w:author="linyoubin" w:date="2016-01-04T13:59:00Z"/>
-              </w:rPr>
-            </w:pPr>
-          </w:p>
+          <w:p/>
         </w:tc>
       </w:tr>
     </w:tbl>
-    <w:p>
-      <w:pPr>
-        <w:rPr>
-          <w:ins w:id="305" w:author="linyoubin" w:date="2016-01-04T13:59:00Z"/>
-        </w:rPr>
-      </w:pPr>
-    </w:p>
+    <w:p/>
     <w:p/>
     <w:p>
       <w:pPr>
@@ -4404,22 +3311,12 @@
               </w:rPr>
               <w:t xml:space="preserve">: </w:t>
             </w:r>
-            <w:ins w:id="306" w:author="linyoubin" w:date="2016-01-04T15:45:00Z">
-              <w:r>
-                <w:rPr>
-                  <w:rFonts w:hint="eastAsia"/>
-                </w:rPr>
-                <w:t>undiscover</w:t>
-              </w:r>
-            </w:ins>
-            <w:del w:id="307" w:author="linyoubin" w:date="2016-01-04T15:45:00Z">
-              <w:r>
-                <w:rPr>
-                  <w:rFonts w:hint="eastAsia"/>
-                </w:rPr>
-                <w:delText>remove</w:delText>
-              </w:r>
-            </w:del>
+            <w:r>
+              <w:rPr>
+                <w:rFonts w:hint="eastAsia"/>
+              </w:rPr>
+              <w:t>undiscover</w:t>
+            </w:r>
             <w:r>
               <w:rPr>
                 <w:rFonts w:hint="eastAsia"/>
@@ -4461,22 +3358,12 @@
             <w:r>
               <w:t>cmd=</w:t>
             </w:r>
-            <w:ins w:id="308" w:author="linyoubin" w:date="2016-01-04T15:45:00Z">
-              <w:r>
-                <w:rPr>
-                  <w:rFonts w:hint="eastAsia"/>
-                </w:rPr>
-                <w:t>undiscover</w:t>
-              </w:r>
-            </w:ins>
-            <w:del w:id="309" w:author="linyoubin" w:date="2016-01-04T15:45:00Z">
-              <w:r>
-                <w:rPr>
-                  <w:rFonts w:hint="eastAsia"/>
-                </w:rPr>
-                <w:delText>remove</w:delText>
-              </w:r>
-            </w:del>
+            <w:r>
+              <w:rPr>
+                <w:rFonts w:hint="eastAsia"/>
+              </w:rPr>
+              <w:t>undiscover</w:t>
+            </w:r>
             <w:r>
               <w:rPr>
                 <w:rFonts w:hint="eastAsia"/>
@@ -4887,6 +3774,11 @@
             </w:r>
           </w:p>
           <w:p>
+            <w:pPr>
+              <w:rPr>
+                <w:rFonts w:hint="eastAsia"/>
+              </w:rPr>
+            </w:pPr>
             <w:r>
               <w:rPr>
                 <w:rFonts w:hint="eastAsia"/>
@@ -4917,6 +3809,32 @@
               <w:rPr>
                 <w:rFonts w:hint="eastAsia"/>
               </w:rPr>
+              <w:t xml:space="preserve">Passwd: </w:t>
+            </w:r>
+            <w:r>
+              <w:rPr>
+                <w:rFonts w:hint="eastAsia"/>
+              </w:rPr>
+              <w:t>密码</w:t>
+            </w:r>
+            <w:r>
+              <w:rPr>
+                <w:rFonts w:hint="eastAsia"/>
+              </w:rPr>
+              <w:t xml:space="preserve"> </w:t>
+            </w:r>
+            <w:r>
+              <w:rPr>
+                <w:rFonts w:hint="eastAsia"/>
+              </w:rPr>
+              <w:t>（可选）</w:t>
+            </w:r>
+          </w:p>
+          <w:p>
+            <w:r>
+              <w:rPr>
+                <w:rFonts w:hint="eastAsia"/>
+              </w:rPr>
               <w:t xml:space="preserve">Sql: </w:t>
             </w:r>
             <w:r>
@@ -4943,13 +3861,19 @@
               <w:rPr>
                 <w:rFonts w:hint="eastAsia"/>
               </w:rPr>
-              <w:t>Options:sql</w:t>
-            </w:r>
-            <w:r>
-              <w:rPr>
-                <w:rFonts w:hint="eastAsia"/>
-              </w:rPr>
-              <w:t>执行的可选项</w:t>
+              <w:t>ResultFormat</w:t>
+            </w:r>
+            <w:r>
+              <w:rPr>
+                <w:rFonts w:hint="eastAsia"/>
+              </w:rPr>
+              <w:t>:</w:t>
+            </w:r>
+            <w:r>
+              <w:rPr>
+                <w:rFonts w:hint="eastAsia"/>
+              </w:rPr>
+              <w:t>html/text</w:t>
             </w:r>
           </w:p>
           <w:p/>
@@ -4975,6 +3899,11 @@
             </w:r>
           </w:p>
           <w:p>
+            <w:pPr>
+              <w:rPr>
+                <w:rFonts w:hint="eastAsia"/>
+              </w:rPr>
+            </w:pPr>
             <w:r>
               <w:rPr>
                 <w:rFonts w:hint="eastAsia"/>
@@ -4987,7 +3916,39 @@
               <w:rPr>
                 <w:rFonts w:hint="eastAsia"/>
               </w:rPr>
-              <w:t>&amp;Options={Options:"-x"}</w:t>
+              <w:t>&amp;Passwd='postgres'</w:t>
+            </w:r>
+          </w:p>
+          <w:p>
+            <w:r>
+              <w:rPr>
+                <w:rFonts w:hint="eastAsia"/>
+              </w:rPr>
+              <w:t>&amp;</w:t>
+            </w:r>
+            <w:r>
+              <w:rPr>
+                <w:rFonts w:hint="eastAsia"/>
+              </w:rPr>
+              <w:t xml:space="preserve"> ResultFormat</w:t>
+            </w:r>
+            <w:r>
+              <w:rPr>
+                <w:rFonts w:hint="eastAsia"/>
+              </w:rPr>
+              <w:t xml:space="preserve"> </w:t>
+            </w:r>
+            <w:r>
+              <w:rPr>
+                <w:rFonts w:hint="eastAsia"/>
+              </w:rPr>
+              <w:t>=</w:t>
+            </w:r>
+            <w:r>
+              <w:rPr>
+                <w:rFonts w:hint="eastAsia"/>
+              </w:rPr>
+              <w:t>"text"</w:t>
             </w:r>
           </w:p>
         </w:tc>
@@ -5002,6 +3963,7 @@
               <w:rPr>
                 <w:rFonts w:hint="eastAsia"/>
               </w:rPr>
+              <w:lastRenderedPageBreak/>
               <w:t>响应头</w:t>
             </w:r>
           </w:p>
@@ -5036,7 +3998,6 @@
               <w:rPr>
                 <w:rFonts w:hint="eastAsia"/>
               </w:rPr>
-              <w:lastRenderedPageBreak/>
               <w:t>响应内容</w:t>
             </w:r>
           </w:p>
@@ -5046,6 +4007,11 @@
             <w:tcW w:w="3827" w:type="dxa"/>
           </w:tcPr>
           <w:p>
+            <w:pPr>
+              <w:rPr>
+                <w:rFonts w:hint="eastAsia"/>
+              </w:rPr>
+            </w:pPr>
             <w:r>
               <w:rPr>
                 <w:rFonts w:hint="eastAsia"/>
@@ -5058,161 +4024,22 @@
               <w:rPr>
                 <w:rFonts w:hint="eastAsia"/>
               </w:rPr>
-              <w:t>result</w:t>
-            </w:r>
-            <w:r>
-              <w:rPr>
-                <w:rFonts w:hint="eastAsia"/>
-              </w:rPr>
-              <w:t>：</w:t>
-            </w:r>
-            <w:r>
-              <w:rPr>
-                <w:rFonts w:hint="eastAsia"/>
-              </w:rPr>
-              <w:t>返回</w:t>
-            </w:r>
-            <w:r>
-              <w:rPr>
-                <w:rFonts w:hint="eastAsia"/>
-              </w:rPr>
-              <w:t>json</w:t>
-            </w:r>
-            <w:r>
-              <w:rPr>
-                <w:rFonts w:hint="eastAsia"/>
-              </w:rPr>
-              <w:t>格式的结果</w:t>
-            </w:r>
-            <w:r>
-              <w:rPr>
-                <w:rFonts w:hint="eastAsia"/>
-              </w:rPr>
-              <w:t>，</w:t>
-            </w:r>
-            <w:r>
-              <w:rPr>
-                <w:rFonts w:hint="eastAsia"/>
-              </w:rPr>
-              <w:t>根据</w:t>
-            </w:r>
-            <w:r>
-              <w:rPr>
-                <w:rFonts w:hint="eastAsia"/>
-              </w:rPr>
-              <w:t>psql</w:t>
-            </w:r>
-            <w:r>
-              <w:rPr>
-                <w:rFonts w:hint="eastAsia"/>
-              </w:rPr>
-              <w:t>执行的结果，一行一条</w:t>
-            </w:r>
-            <w:r>
-              <w:rPr>
-                <w:rFonts w:hint="eastAsia"/>
-              </w:rPr>
-              <w:t>json</w:t>
-            </w:r>
-            <w:r>
-              <w:rPr>
-                <w:rFonts w:hint="eastAsia"/>
-              </w:rPr>
-              <w:t>，以行号为</w:t>
-            </w:r>
-            <w:r>
-              <w:rPr>
-                <w:rFonts w:hint="eastAsia"/>
-              </w:rPr>
-              <w:t>key</w:t>
-            </w:r>
-            <w:r>
-              <w:rPr>
-                <w:rFonts w:hint="eastAsia"/>
-              </w:rPr>
-              <w:t>，</w:t>
-            </w:r>
-            <w:r>
-              <w:rPr>
-                <w:rFonts w:hint="eastAsia"/>
-              </w:rPr>
-              <w:t>value</w:t>
-            </w:r>
-            <w:r>
-              <w:rPr>
-                <w:rFonts w:hint="eastAsia"/>
-              </w:rPr>
-              <w:t>为该行的内容</w:t>
-            </w:r>
-            <w:r>
-              <w:rPr>
-                <w:rFonts w:hint="eastAsia"/>
-              </w:rPr>
-              <w:t>（</w:t>
-            </w:r>
-            <w:r>
-              <w:rPr>
-                <w:rFonts w:hint="eastAsia"/>
-                <w:b/>
-                <w:color w:val="FF0000"/>
-              </w:rPr>
-              <w:t>注：</w:t>
-            </w:r>
-            <w:r>
-              <w:rPr>
-                <w:rFonts w:hint="eastAsia"/>
-                <w:b/>
-                <w:color w:val="FF0000"/>
-              </w:rPr>
-              <w:t>value</w:t>
-            </w:r>
-            <w:r>
-              <w:rPr>
-                <w:rFonts w:hint="eastAsia"/>
-                <w:b/>
-                <w:color w:val="FF0000"/>
-              </w:rPr>
-              <w:t>的内容会根据</w:t>
-            </w:r>
-            <w:r>
-              <w:rPr>
-                <w:rFonts w:hint="eastAsia"/>
-                <w:b/>
-                <w:color w:val="FF0000"/>
-              </w:rPr>
-              <w:t>Options</w:t>
-            </w:r>
-            <w:r>
-              <w:rPr>
-                <w:rFonts w:hint="eastAsia"/>
-                <w:b/>
-                <w:color w:val="FF0000"/>
-              </w:rPr>
-              <w:t>的不同</w:t>
-            </w:r>
-            <w:r>
-              <w:rPr>
-                <w:rFonts w:hint="eastAsia"/>
-                <w:b/>
-                <w:color w:val="FF0000"/>
-              </w:rPr>
-              <w:t>可能</w:t>
-            </w:r>
-            <w:r>
-              <w:rPr>
-                <w:rFonts w:hint="eastAsia"/>
-                <w:b/>
-                <w:color w:val="FF0000"/>
-              </w:rPr>
-              <w:t>会有不同的格式</w:t>
-            </w:r>
-            <w:r>
-              <w:rPr>
-                <w:rFonts w:hint="eastAsia"/>
-              </w:rPr>
-              <w:t>）</w:t>
-            </w:r>
-          </w:p>
+              <w:t xml:space="preserve">TaskID: </w:t>
+            </w:r>
+            <w:r>
+              <w:rPr>
+                <w:rFonts w:hint="eastAsia"/>
+              </w:rPr>
+              <w:t>任务</w:t>
+            </w:r>
+            <w:r>
+              <w:rPr>
+                <w:rFonts w:hint="eastAsia"/>
+              </w:rPr>
+              <w:t>ID</w:t>
+            </w:r>
+          </w:p>
+          <w:p/>
         </w:tc>
         <w:tc>
           <w:tcPr>
@@ -5256,13 +4083,10 @@
               <w:ind w:firstLineChars="100" w:firstLine="210"/>
             </w:pPr>
             <w:r>
-              <w:t>'1':'</w:t>
-            </w:r>
-            <w:r>
-              <w:t>-[ RECORD 1 ]</w:t>
-            </w:r>
-            <w:r>
-              <w:t>'</w:t>
+              <w:rPr>
+                <w:rFonts w:hint="eastAsia"/>
+              </w:rPr>
+              <w:t>TaskID:"12"</w:t>
             </w:r>
           </w:p>
           <w:p>
@@ -5270,201 +4094,7 @@
               <w:t>}</w:t>
             </w:r>
           </w:p>
-          <w:p>
-            <w:r>
-              <w:t>{</w:t>
-            </w:r>
-          </w:p>
-          <w:p>
-            <w:pPr>
-              <w:ind w:firstLineChars="100" w:firstLine="210"/>
-            </w:pPr>
-            <w:r>
-              <w:t>'2':'</w:t>
-            </w:r>
-            <w:r>
-              <w:t>id   | 1</w:t>
-            </w:r>
-            <w:r>
-              <w:t>'</w:t>
-            </w:r>
-          </w:p>
-          <w:p>
-            <w:r>
-              <w:t>}</w:t>
-            </w:r>
-          </w:p>
-          <w:p>
-            <w:r>
-              <w:t>{</w:t>
-            </w:r>
-          </w:p>
-          <w:p>
-            <w:pPr>
-              <w:ind w:firstLineChars="100" w:firstLine="210"/>
-            </w:pPr>
-            <w:r>
-              <w:t>'3':'</w:t>
-            </w:r>
-            <w:r>
-              <w:t>name | name1</w:t>
-            </w:r>
-            <w:r>
-              <w:t>'</w:t>
-            </w:r>
-          </w:p>
-          <w:p>
-            <w:r>
-              <w:t>}</w:t>
-            </w:r>
-          </w:p>
-          <w:p>
-            <w:r>
-              <w:t>{</w:t>
-            </w:r>
-          </w:p>
-          <w:p>
-            <w:pPr>
-              <w:ind w:firstLineChars="100" w:firstLine="210"/>
-            </w:pPr>
-            <w:r>
-              <w:t>'</w:t>
-            </w:r>
-            <w:r>
-              <w:rPr>
-                <w:rFonts w:hint="eastAsia"/>
-              </w:rPr>
-              <w:t>4</w:t>
-            </w:r>
-            <w:r>
-              <w:t>':'</w:t>
-            </w:r>
-            <w:r>
-              <w:t xml:space="preserve">-[ RECORD </w:t>
-            </w:r>
-            <w:r>
-              <w:rPr>
-                <w:rFonts w:hint="eastAsia"/>
-              </w:rPr>
-              <w:t>2</w:t>
-            </w:r>
-            <w:r>
-              <w:t xml:space="preserve"> ]</w:t>
-            </w:r>
-            <w:r>
-              <w:t>'</w:t>
-            </w:r>
-          </w:p>
-          <w:p>
-            <w:r>
-              <w:t>}</w:t>
-            </w:r>
-          </w:p>
-          <w:p>
-            <w:r>
-              <w:t>{</w:t>
-            </w:r>
-          </w:p>
-          <w:p>
-            <w:pPr>
-              <w:ind w:firstLineChars="100" w:firstLine="210"/>
-            </w:pPr>
-            <w:r>
-              <w:t>'</w:t>
-            </w:r>
-            <w:r>
-              <w:rPr>
-                <w:rFonts w:hint="eastAsia"/>
-              </w:rPr>
-              <w:t>5</w:t>
-            </w:r>
-            <w:r>
-              <w:t>':'</w:t>
-            </w:r>
-            <w:r>
-              <w:t xml:space="preserve">id   | </w:t>
-            </w:r>
-            <w:r>
-              <w:rPr>
-                <w:rFonts w:hint="eastAsia"/>
-              </w:rPr>
-              <w:t>2</w:t>
-            </w:r>
-            <w:r>
-              <w:t>'</w:t>
-            </w:r>
-          </w:p>
-          <w:p>
-            <w:r>
-              <w:t>}</w:t>
-            </w:r>
-          </w:p>
-          <w:p>
-            <w:r>
-              <w:t>{</w:t>
-            </w:r>
-          </w:p>
-          <w:p>
-            <w:pPr>
-              <w:ind w:firstLineChars="100" w:firstLine="210"/>
-            </w:pPr>
-            <w:r>
-              <w:t>'</w:t>
-            </w:r>
-            <w:r>
-              <w:rPr>
-                <w:rFonts w:hint="eastAsia"/>
-              </w:rPr>
-              <w:t>6</w:t>
-            </w:r>
-            <w:r>
-              <w:t>':'</w:t>
-            </w:r>
-            <w:r>
-              <w:t>name | name</w:t>
-            </w:r>
-            <w:r>
-              <w:rPr>
-                <w:rFonts w:hint="eastAsia"/>
-              </w:rPr>
-              <w:t>2</w:t>
-            </w:r>
-            <w:r>
-              <w:t>'</w:t>
-            </w:r>
-          </w:p>
-          <w:p>
-            <w:r>
-              <w:t>}</w:t>
-            </w:r>
-          </w:p>
-          <w:p>
-            <w:r>
-              <w:t>{</w:t>
-            </w:r>
-          </w:p>
-          <w:p>
-            <w:pPr>
-              <w:ind w:firstLineChars="100" w:firstLine="210"/>
-            </w:pPr>
-            <w:r>
-              <w:t>'</w:t>
-            </w:r>
-            <w:r>
-              <w:rPr>
-                <w:rFonts w:hint="eastAsia"/>
-              </w:rPr>
-              <w:t>7</w:t>
-            </w:r>
-            <w:r>
-              <w:t>':''</w:t>
-            </w:r>
-          </w:p>
-          <w:p>
-            <w:r>
-              <w:t>}</w:t>
-            </w:r>
-          </w:p>
+          <w:p/>
         </w:tc>
       </w:tr>
       <w:tr>
@@ -5491,335 +4121,10 @@
           <w:tcPr>
             <w:tcW w:w="3544" w:type="dxa"/>
           </w:tcPr>
-          <w:p>
-            <w:r>
-              <w:t>-[ RECORD 1 ]</w:t>
-            </w:r>
-          </w:p>
-          <w:p>
-            <w:r>
-              <w:t>id   | 1</w:t>
-            </w:r>
-          </w:p>
-          <w:p>
-            <w:r>
-              <w:t>name | name1</w:t>
-            </w:r>
-          </w:p>
-          <w:p>
-            <w:r>
-              <w:t>-[ RECORD 2 ]</w:t>
-            </w:r>
-          </w:p>
-          <w:p>
-            <w:r>
-              <w:t>id   | 1</w:t>
-            </w:r>
-          </w:p>
-          <w:p>
-            <w:r>
-              <w:t>name | name1</w:t>
-            </w:r>
-          </w:p>
-          <w:p>
-            <w:r>
-              <w:t>-[ RECORD 3 ]</w:t>
-            </w:r>
-          </w:p>
-          <w:p>
-            <w:r>
-              <w:t>id   | 2</w:t>
-            </w:r>
-          </w:p>
-          <w:p>
-            <w:r>
-              <w:t>name | name2</w:t>
-            </w:r>
-          </w:p>
           <w:p/>
-          <w:p>
-            <w:r>
-              <w:rPr>
-                <w:rFonts w:hint="eastAsia"/>
-              </w:rPr>
-              <w:t>将结果格式化为如下格式：</w:t>
-            </w:r>
-          </w:p>
-          <w:p>
-            <w:r>
-              <w:t>{</w:t>
-            </w:r>
-          </w:p>
-          <w:p>
-            <w:pPr>
-              <w:ind w:firstLineChars="100" w:firstLine="210"/>
-            </w:pPr>
-            <w:r>
-              <w:rPr>
-                <w:rFonts w:hint="eastAsia"/>
-              </w:rPr>
-              <w:t>'RowNum':'1'</w:t>
-            </w:r>
-          </w:p>
-          <w:p>
-            <w:pPr>
-              <w:ind w:firstLineChars="100" w:firstLine="210"/>
-            </w:pPr>
-            <w:r>
-              <w:t>'</w:t>
-            </w:r>
-            <w:r>
-              <w:rPr>
-                <w:rFonts w:hint="eastAsia"/>
-              </w:rPr>
-              <w:t>Value</w:t>
-            </w:r>
-            <w:r>
-              <w:t>':'</w:t>
-            </w:r>
-            <w:r>
-              <w:t>-[ RECORD 1 ]</w:t>
-            </w:r>
-            <w:r>
-              <w:t>'</w:t>
-            </w:r>
-          </w:p>
-          <w:p>
-            <w:r>
-              <w:t>}</w:t>
-            </w:r>
-          </w:p>
-          <w:p>
-            <w:r>
-              <w:t>{'2':'</w:t>
-            </w:r>
-            <w:r>
-              <w:t>id   | 1</w:t>
-            </w:r>
-            <w:r>
-              <w:t>'}</w:t>
-            </w:r>
-          </w:p>
-          <w:p>
-            <w:r>
-              <w:t>{'3':'</w:t>
-            </w:r>
-            <w:r>
-              <w:t>name | name1</w:t>
-            </w:r>
-            <w:r>
-              <w:t>'}</w:t>
-            </w:r>
-          </w:p>
-          <w:p>
-            <w:r>
-              <w:t>{'</w:t>
-            </w:r>
-            <w:r>
-              <w:rPr>
-                <w:rFonts w:hint="eastAsia"/>
-              </w:rPr>
-              <w:t>4</w:t>
-            </w:r>
-            <w:r>
-              <w:t>':'</w:t>
-            </w:r>
-            <w:r>
-              <w:t xml:space="preserve">-[ RECORD </w:t>
-            </w:r>
-            <w:r>
-              <w:rPr>
-                <w:rFonts w:hint="eastAsia"/>
-              </w:rPr>
-              <w:t>2</w:t>
-            </w:r>
-            <w:r>
-              <w:t xml:space="preserve"> ]</w:t>
-            </w:r>
-            <w:r>
-              <w:t>'}</w:t>
-            </w:r>
-          </w:p>
-          <w:p>
-            <w:r>
-              <w:t>{'</w:t>
-            </w:r>
-            <w:r>
-              <w:rPr>
-                <w:rFonts w:hint="eastAsia"/>
-              </w:rPr>
-              <w:t>5</w:t>
-            </w:r>
-            <w:r>
-              <w:t>':'</w:t>
-            </w:r>
-            <w:r>
-              <w:t xml:space="preserve">id   | </w:t>
-            </w:r>
-            <w:r>
-              <w:rPr>
-                <w:rFonts w:hint="eastAsia"/>
-              </w:rPr>
-              <w:t>2</w:t>
-            </w:r>
-            <w:r>
-              <w:t>'}</w:t>
-            </w:r>
-          </w:p>
-          <w:p>
-            <w:r>
-              <w:lastRenderedPageBreak/>
-              <w:t>{'</w:t>
-            </w:r>
-            <w:r>
-              <w:rPr>
-                <w:rFonts w:hint="eastAsia"/>
-              </w:rPr>
-              <w:t>6</w:t>
-            </w:r>
-            <w:r>
-              <w:t>':'</w:t>
-            </w:r>
-            <w:r>
-              <w:t>name | name</w:t>
-            </w:r>
-            <w:r>
-              <w:rPr>
-                <w:rFonts w:hint="eastAsia"/>
-              </w:rPr>
-              <w:t>2</w:t>
-            </w:r>
-            <w:r>
-              <w:t>'}</w:t>
-            </w:r>
-          </w:p>
-          <w:p>
-            <w:r>
-              <w:t>{'</w:t>
-            </w:r>
-            <w:r>
-              <w:rPr>
-                <w:rFonts w:hint="eastAsia"/>
-              </w:rPr>
-              <w:t>7</w:t>
-            </w:r>
-            <w:r>
-              <w:t>':''}</w:t>
-            </w:r>
-          </w:p>
         </w:tc>
       </w:tr>
     </w:tbl>
-    <w:p/>
-    <w:p>
-      <w:pPr>
-        <w:pStyle w:val="Heading2"/>
-      </w:pPr>
-      <w:r>
-        <w:rPr>
-          <w:rFonts w:hint="eastAsia"/>
-        </w:rPr>
-        <w:t>OM</w:t>
-      </w:r>
-      <w:r>
-        <w:rPr>
-          <w:rFonts w:hint="eastAsia"/>
-        </w:rPr>
-        <w:t>与</w:t>
-      </w:r>
-      <w:r>
-        <w:rPr>
-          <w:rFonts w:hint="eastAsia"/>
-        </w:rPr>
-        <w:t>Agent</w:t>
-      </w:r>
-      <w:r>
-        <w:rPr>
-          <w:rFonts w:hint="eastAsia"/>
-        </w:rPr>
-        <w:t>接口</w:t>
-      </w:r>
-    </w:p>
-    <w:p>
-      <w:r>
-        <w:rPr>
-          <w:rFonts w:hint="eastAsia"/>
-        </w:rPr>
-        <w:t>OM</w:t>
-      </w:r>
-      <w:r>
-        <w:rPr>
-          <w:rFonts w:hint="eastAsia"/>
-        </w:rPr>
-        <w:t>与</w:t>
-      </w:r>
-      <w:r>
-        <w:rPr>
-          <w:rFonts w:hint="eastAsia"/>
-        </w:rPr>
-        <w:t>Agent</w:t>
-      </w:r>
-      <w:r>
-        <w:rPr>
-          <w:rFonts w:hint="eastAsia"/>
-        </w:rPr>
-        <w:t>走内部消息流程，最外层消息与</w:t>
-      </w:r>
-      <w:r>
-        <w:rPr>
-          <w:rFonts w:hint="eastAsia"/>
-        </w:rPr>
-        <w:t>sdb</w:t>
-      </w:r>
-      <w:r>
-        <w:rPr>
-          <w:rFonts w:hint="eastAsia"/>
-        </w:rPr>
-        <w:t>内部消息一致，均为</w:t>
-      </w:r>
-      <w:r>
-        <w:rPr>
-          <w:rFonts w:hint="eastAsia"/>
-        </w:rPr>
-        <w:t>MsgHeader</w:t>
-      </w:r>
-      <w:r>
-        <w:rPr>
-          <w:rFonts w:hint="eastAsia"/>
-        </w:rPr>
-        <w:t>结构</w:t>
-      </w:r>
-      <w:r>
-        <w:rPr>
-          <w:rFonts w:hint="eastAsia"/>
-        </w:rPr>
-        <w:t>。走</w:t>
-      </w:r>
-      <w:r>
-        <w:rPr>
-          <w:rFonts w:hint="eastAsia"/>
-        </w:rPr>
-        <w:t>Query</w:t>
-      </w:r>
-      <w:r>
-        <w:rPr>
-          <w:rFonts w:hint="eastAsia"/>
-        </w:rPr>
-        <w:t>消息，以下仅描述</w:t>
-      </w:r>
-      <w:r>
-        <w:rPr>
-          <w:rFonts w:hint="eastAsia"/>
-        </w:rPr>
-        <w:t>MsgHeader</w:t>
-      </w:r>
-      <w:r>
-        <w:rPr>
-          <w:rFonts w:hint="eastAsia"/>
-        </w:rPr>
-        <w:t>中的内部接口。</w:t>
-      </w:r>
-    </w:p>
     <w:p>
       <w:pPr>
         <w:pStyle w:val="Heading3"/>
@@ -5828,7 +4133,7 @@
         <w:rPr>
           <w:rFonts w:hint="eastAsia"/>
         </w:rPr>
-        <w:t>执行</w:t>
+        <w:t>查询</w:t>
       </w:r>
       <w:r>
         <w:rPr>
@@ -5841,6 +4146,18 @@
           <w:rFonts w:hint="eastAsia"/>
         </w:rPr>
         <w:t>命令</w:t>
+      </w:r>
+      <w:r>
+        <w:rPr>
+          <w:rFonts w:hint="eastAsia"/>
+        </w:rPr>
+        <w:t>的</w:t>
+      </w:r>
+      <w:r>
+        <w:rPr>
+          <w:rFonts w:hint="eastAsia"/>
+        </w:rPr>
+        <w:t>Task</w:t>
       </w:r>
     </w:p>
     <w:tbl>
@@ -5903,7 +4220,7 @@
               <w:rPr>
                 <w:rFonts w:hint="eastAsia"/>
               </w:rPr>
-              <w:t>请求</w:t>
+              <w:t>请求头</w:t>
             </w:r>
           </w:p>
         </w:tc>
@@ -5916,220 +4233,7 @@
               <w:rPr>
                 <w:rFonts w:hint="eastAsia"/>
               </w:rPr>
-              <w:t>命令字</w:t>
-            </w:r>
-            <w:r>
-              <w:rPr>
-                <w:rFonts w:hint="eastAsia"/>
-              </w:rPr>
-              <w:t>: $</w:t>
-            </w:r>
-            <w:r>
-              <w:rPr>
-                <w:rFonts w:hint="eastAsia"/>
-              </w:rPr>
-              <w:t>ssql exec</w:t>
-            </w:r>
-          </w:p>
-          <w:p>
-            <w:pPr>
-              <w:rPr>
-                <w:ins w:id="310" w:author="linyoubin" w:date="2016-01-04T17:29:00Z"/>
-                <w:rFonts w:hint="eastAsia"/>
-              </w:rPr>
-            </w:pPr>
-            <w:r>
-              <w:rPr>
-                <w:rFonts w:hint="eastAsia"/>
-              </w:rPr>
-              <w:t>{</w:t>
-            </w:r>
-          </w:p>
-          <w:p>
-            <w:ins w:id="311" w:author="linyoubin" w:date="2016-01-04T17:28:00Z">
-              <w:r>
-                <w:rPr>
-                  <w:rFonts w:hint="eastAsia"/>
-                </w:rPr>
-                <w:t xml:space="preserve">  </w:t>
-              </w:r>
-            </w:ins>
-            <w:ins w:id="312" w:author="linyoubin" w:date="2016-01-04T17:29:00Z">
-              <w:r>
-                <w:rPr>
-                  <w:rFonts w:hint="eastAsia"/>
-                </w:rPr>
-                <w:t>ServiceName:</w:t>
-              </w:r>
-              <w:r>
-                <w:rPr>
-                  <w:rFonts w:hint="eastAsia"/>
-                </w:rPr>
-                <w:t>服务端口</w:t>
-              </w:r>
-            </w:ins>
-          </w:p>
-          <w:p>
-            <w:r>
-              <w:rPr>
-                <w:rFonts w:hint="eastAsia"/>
-              </w:rPr>
-              <w:t xml:space="preserve">  DbName</w:t>
-            </w:r>
-            <w:r>
-              <w:rPr>
-                <w:rFonts w:hint="eastAsia"/>
-              </w:rPr>
-              <w:t xml:space="preserve">: </w:t>
-            </w:r>
-            <w:r>
-              <w:rPr>
-                <w:rFonts w:hint="eastAsia"/>
-              </w:rPr>
-              <w:t>数据库名</w:t>
-            </w:r>
-          </w:p>
-          <w:p>
-            <w:r>
-              <w:rPr>
-                <w:rFonts w:hint="eastAsia"/>
-              </w:rPr>
-              <w:t xml:space="preserve">  User</w:t>
-            </w:r>
-            <w:del w:id="313" w:author="linyoubin" w:date="2016-01-04T17:28:00Z">
-              <w:r>
-                <w:rPr>
-                  <w:rFonts w:hint="eastAsia"/>
-                </w:rPr>
-                <w:delText>Name</w:delText>
-              </w:r>
-            </w:del>
-            <w:r>
-              <w:rPr>
-                <w:rFonts w:hint="eastAsia"/>
-              </w:rPr>
-              <w:t xml:space="preserve">: </w:t>
-            </w:r>
-            <w:r>
-              <w:rPr>
-                <w:rFonts w:hint="eastAsia"/>
-              </w:rPr>
-              <w:t>用户名</w:t>
-            </w:r>
-          </w:p>
-          <w:p>
-            <w:r>
-              <w:rPr>
-                <w:rFonts w:hint="eastAsia"/>
-              </w:rPr>
-              <w:t xml:space="preserve">  Sql</w:t>
-            </w:r>
-            <w:r>
-              <w:rPr>
-                <w:rFonts w:hint="eastAsia"/>
-              </w:rPr>
-              <w:t xml:space="preserve">: </w:t>
-            </w:r>
-            <w:r>
-              <w:rPr>
-                <w:rFonts w:hint="eastAsia"/>
-              </w:rPr>
-              <w:t>sql</w:t>
-            </w:r>
-            <w:r>
-              <w:rPr>
-                <w:rFonts w:hint="eastAsia"/>
-              </w:rPr>
-              <w:t>语句</w:t>
-            </w:r>
-          </w:p>
-          <w:p>
-            <w:pPr>
-              <w:ind w:left="1050" w:hangingChars="500" w:hanging="1050"/>
-            </w:pPr>
-            <w:r>
-              <w:rPr>
-                <w:rFonts w:hint="eastAsia"/>
-              </w:rPr>
-              <w:t xml:space="preserve">  </w:t>
-            </w:r>
-            <w:del w:id="314" w:author="linyoubin" w:date="2016-01-04T17:30:00Z">
-              <w:r>
-                <w:rPr>
-                  <w:rFonts w:hint="eastAsia"/>
-                </w:rPr>
-                <w:delText>Options</w:delText>
-              </w:r>
-              <w:r>
-                <w:rPr>
-                  <w:rFonts w:hint="eastAsia"/>
-                </w:rPr>
-                <w:delText xml:space="preserve">: </w:delText>
-              </w:r>
-              <w:r>
-                <w:rPr>
-                  <w:rFonts w:hint="eastAsia"/>
-                </w:rPr>
-                <w:delText>执行的可选参数</w:delText>
-              </w:r>
-            </w:del>
-            <w:ins w:id="315" w:author="linyoubin" w:date="2016-01-04T17:30:00Z">
-              <w:r>
-                <w:rPr>
-                  <w:rFonts w:hint="eastAsia"/>
-                </w:rPr>
-                <w:t xml:space="preserve">ResultFormat: </w:t>
-              </w:r>
-              <w:r>
-                <w:rPr>
-                  <w:rFonts w:hint="eastAsia"/>
-                </w:rPr>
-                <w:t>返回格式</w:t>
-              </w:r>
-            </w:ins>
-            <w:ins w:id="316" w:author="linyoubin" w:date="2016-01-04T17:31:00Z">
-              <w:r>
-                <w:rPr>
-                  <w:rFonts w:hint="eastAsia"/>
-                </w:rPr>
-                <w:t>(</w:t>
-              </w:r>
-              <w:r>
-                <w:rPr>
-                  <w:rFonts w:hint="eastAsia"/>
-                </w:rPr>
-                <w:t>用于区分</w:t>
-              </w:r>
-              <w:r>
-                <w:rPr>
-                  <w:rFonts w:hint="eastAsia"/>
-                </w:rPr>
-                <w:t>html/</w:t>
-              </w:r>
-            </w:ins>
-            <w:ins w:id="317" w:author="linyoubin" w:date="2016-01-04T17:32:00Z">
-              <w:r>
-                <w:rPr>
-                  <w:rFonts w:hint="eastAsia"/>
-                </w:rPr>
-                <w:t>普通格式</w:t>
-              </w:r>
-            </w:ins>
-            <w:ins w:id="318" w:author="linyoubin" w:date="2016-01-04T17:31:00Z">
-              <w:r>
-                <w:rPr>
-                  <w:rFonts w:hint="eastAsia"/>
-                </w:rPr>
-                <w:t>)</w:t>
-              </w:r>
-            </w:ins>
-          </w:p>
-          <w:p>
-            <w:r>
-              <w:rPr>
-                <w:rFonts w:hint="eastAsia"/>
-              </w:rPr>
-              <w:t>}</w:t>
+              <w:t>同通用请求头</w:t>
             </w:r>
           </w:p>
         </w:tc>
@@ -6138,87 +4242,9 @@
             <w:tcW w:w="3544" w:type="dxa"/>
           </w:tcPr>
           <w:p/>
-          <w:p>
-            <w:r>
-              <w:rPr>
-                <w:rFonts w:hint="eastAsia"/>
-              </w:rPr>
-              <w:t>{</w:t>
-            </w:r>
-          </w:p>
-          <w:p>
-            <w:r>
-              <w:rPr>
-                <w:rFonts w:hint="eastAsia"/>
-              </w:rPr>
-              <w:t xml:space="preserve">  DbName: </w:t>
-            </w:r>
-            <w:r>
-              <w:rPr>
-                <w:rFonts w:hint="eastAsia"/>
-              </w:rPr>
-              <w:t>'postgres'</w:t>
-            </w:r>
-          </w:p>
-          <w:p>
-            <w:r>
-              <w:rPr>
-                <w:rFonts w:hint="eastAsia"/>
-              </w:rPr>
-              <w:t xml:space="preserve">  UserName: </w:t>
-            </w:r>
-            <w:r>
-              <w:rPr>
-                <w:rFonts w:hint="eastAsia"/>
-              </w:rPr>
-              <w:t>'postgres'</w:t>
-            </w:r>
-          </w:p>
-          <w:p>
-            <w:r>
-              <w:rPr>
-                <w:rFonts w:hint="eastAsia"/>
-              </w:rPr>
-              <w:t xml:space="preserve">  Sql: </w:t>
-            </w:r>
-            <w:r>
-              <w:rPr>
-                <w:rFonts w:hint="eastAsia"/>
-              </w:rPr>
-              <w:t>'select * from t1;'</w:t>
-            </w:r>
-          </w:p>
-          <w:p>
-            <w:pPr>
-              <w:ind w:left="1050" w:hangingChars="500" w:hanging="1050"/>
-            </w:pPr>
-            <w:r>
-              <w:rPr>
-                <w:rFonts w:hint="eastAsia"/>
-              </w:rPr>
-              <w:t xml:space="preserve">  Options: </w:t>
-            </w:r>
-            <w:r>
-              <w:rPr>
-                <w:rFonts w:hint="eastAsia"/>
-              </w:rPr>
-              <w:t>'-w'</w:t>
-            </w:r>
-          </w:p>
-          <w:p>
-            <w:r>
-              <w:rPr>
-                <w:rFonts w:hint="eastAsia"/>
-              </w:rPr>
-              <w:t>}</w:t>
-            </w:r>
-          </w:p>
         </w:tc>
       </w:tr>
       <w:tr>
-        <w:trPr>
-          <w:trHeight w:val="2609"/>
-        </w:trPr>
         <w:tc>
           <w:tcPr>
             <w:tcW w:w="1418" w:type="dxa"/>
@@ -6228,7 +4254,7 @@
               <w:rPr>
                 <w:rFonts w:hint="eastAsia"/>
               </w:rPr>
-              <w:t>响应</w:t>
+              <w:t>请求内容</w:t>
             </w:r>
           </w:p>
         </w:tc>
@@ -6237,300 +4263,738 @@
             <w:tcW w:w="3827" w:type="dxa"/>
           </w:tcPr>
           <w:p>
+            <w:r>
+              <w:t>cmd</w:t>
+            </w:r>
+            <w:r>
+              <w:rPr>
+                <w:rFonts w:hint="eastAsia"/>
+              </w:rPr>
+              <w:t xml:space="preserve">: </w:t>
+            </w:r>
+            <w:r>
+              <w:rPr>
+                <w:rFonts w:hint="eastAsia"/>
+              </w:rPr>
+              <w:t>query task</w:t>
+            </w:r>
+          </w:p>
+        </w:tc>
+        <w:tc>
+          <w:tcPr>
+            <w:tcW w:w="3544" w:type="dxa"/>
+          </w:tcPr>
+          <w:p>
+            <w:r>
+              <w:t>cmd=</w:t>
+            </w:r>
+            <w:r>
+              <w:rPr>
+                <w:rFonts w:hint="eastAsia"/>
+              </w:rPr>
+              <w:t xml:space="preserve"> </w:t>
+            </w:r>
+            <w:r>
+              <w:rPr>
+                <w:rFonts w:hint="eastAsia"/>
+              </w:rPr>
+              <w:t>query task</w:t>
+            </w:r>
+          </w:p>
+        </w:tc>
+      </w:tr>
+      <w:tr>
+        <w:tc>
+          <w:tcPr>
+            <w:tcW w:w="1418" w:type="dxa"/>
+          </w:tcPr>
+          <w:p>
+            <w:r>
+              <w:rPr>
+                <w:rFonts w:hint="eastAsia"/>
+              </w:rPr>
+              <w:t>说明</w:t>
+            </w:r>
+          </w:p>
+        </w:tc>
+        <w:tc>
+          <w:tcPr>
+            <w:tcW w:w="3827" w:type="dxa"/>
+          </w:tcPr>
+          <w:p>
+            <w:r>
+              <w:rPr>
+                <w:rFonts w:hint="eastAsia"/>
+              </w:rPr>
+              <w:t>TaskID</w:t>
+            </w:r>
+            <w:r>
+              <w:rPr>
+                <w:rFonts w:hint="eastAsia"/>
+              </w:rPr>
+              <w:t>：任务</w:t>
+            </w:r>
+            <w:r>
+              <w:rPr>
+                <w:rFonts w:hint="eastAsia"/>
+              </w:rPr>
+              <w:t>ID</w:t>
+            </w:r>
+          </w:p>
+        </w:tc>
+        <w:tc>
+          <w:tcPr>
+            <w:tcW w:w="3544" w:type="dxa"/>
+          </w:tcPr>
+          <w:p>
+            <w:r>
+              <w:rPr>
+                <w:rFonts w:hint="eastAsia"/>
+              </w:rPr>
+              <w:t>&amp;TaskID='1'</w:t>
+            </w:r>
+          </w:p>
+          <w:p/>
+        </w:tc>
+      </w:tr>
+      <w:tr>
+        <w:tc>
+          <w:tcPr>
+            <w:tcW w:w="1418" w:type="dxa"/>
+          </w:tcPr>
+          <w:p>
+            <w:r>
+              <w:rPr>
+                <w:rFonts w:hint="eastAsia"/>
+              </w:rPr>
+              <w:t>响应头</w:t>
+            </w:r>
+          </w:p>
+        </w:tc>
+        <w:tc>
+          <w:tcPr>
+            <w:tcW w:w="3827" w:type="dxa"/>
+          </w:tcPr>
+          <w:p>
+            <w:r>
+              <w:rPr>
+                <w:rFonts w:hint="eastAsia"/>
+              </w:rPr>
+              <w:t>同通用响应头</w:t>
+            </w:r>
+          </w:p>
+        </w:tc>
+        <w:tc>
+          <w:tcPr>
+            <w:tcW w:w="3544" w:type="dxa"/>
+          </w:tcPr>
+          <w:p/>
+        </w:tc>
+      </w:tr>
+      <w:tr>
+        <w:tc>
+          <w:tcPr>
+            <w:tcW w:w="1418" w:type="dxa"/>
+          </w:tcPr>
+          <w:p>
+            <w:r>
+              <w:rPr>
+                <w:rFonts w:hint="eastAsia"/>
+              </w:rPr>
+              <w:t>响应内容</w:t>
+            </w:r>
+          </w:p>
+        </w:tc>
+        <w:tc>
+          <w:tcPr>
+            <w:tcW w:w="3827" w:type="dxa"/>
+          </w:tcPr>
+          <w:p>
+            <w:r>
+              <w:rPr>
+                <w:rFonts w:hint="eastAsia"/>
+              </w:rPr>
+              <w:t>通用响应体</w:t>
+            </w:r>
+          </w:p>
+          <w:p>
             <w:pPr>
               <w:rPr>
-                <w:ins w:id="319" w:author="linyoubin" w:date="2016-01-04T17:32:00Z"/>
                 <w:rFonts w:hint="eastAsia"/>
               </w:rPr>
             </w:pPr>
-            <w:del w:id="320" w:author="linyoubin" w:date="2016-01-04T17:32:00Z">
-              <w:r>
-                <w:rPr>
-                  <w:rFonts w:hint="eastAsia"/>
-                </w:rPr>
-                <w:delText>bson</w:delText>
-              </w:r>
-            </w:del>
+            <w:r>
+              <w:t>T</w:t>
+            </w:r>
+            <w:r>
+              <w:rPr>
+                <w:rFonts w:hint="eastAsia"/>
+              </w:rPr>
+              <w:t>ask</w:t>
+            </w:r>
+            <w:r>
+              <w:rPr>
+                <w:rFonts w:hint="eastAsia"/>
+              </w:rPr>
+              <w:t>表中的相应</w:t>
+            </w:r>
+            <w:r>
+              <w:rPr>
+                <w:rFonts w:hint="eastAsia"/>
+              </w:rPr>
+              <w:t>task</w:t>
+            </w:r>
+            <w:r>
+              <w:rPr>
+                <w:rFonts w:hint="eastAsia"/>
+              </w:rPr>
+              <w:t>信息</w:t>
+            </w:r>
+          </w:p>
+          <w:p>
+            <w:r>
+              <w:rPr>
+                <w:rFonts w:hint="eastAsia"/>
+              </w:rPr>
+              <w:t>返回的记录放在</w:t>
+            </w:r>
+            <w:r>
+              <w:rPr>
+                <w:rFonts w:hint="eastAsia"/>
+              </w:rPr>
+              <w:t>ResultInfo</w:t>
+            </w:r>
+            <w:r>
+              <w:rPr>
+                <w:rFonts w:hint="eastAsia"/>
+              </w:rPr>
+              <w:t>字段中</w:t>
+            </w:r>
+          </w:p>
+        </w:tc>
+        <w:tc>
+          <w:tcPr>
+            <w:tcW w:w="3544" w:type="dxa"/>
+          </w:tcPr>
+          <w:p>
+            <w:r>
+              <w:t>{</w:t>
+            </w:r>
+          </w:p>
+          <w:p>
+            <w:r>
+              <w:t xml:space="preserve">  </w:t>
+            </w:r>
+            <w:r>
+              <w:t xml:space="preserve">"AgentHost": "centos-test7", </w:t>
+            </w:r>
+          </w:p>
+          <w:p>
+            <w:r>
+              <w:t xml:space="preserve">  </w:t>
+            </w:r>
+            <w:r>
+              <w:t xml:space="preserve">"AgentService": "11790", </w:t>
+            </w:r>
           </w:p>
           <w:p>
             <w:pPr>
               <w:rPr>
-                <w:ins w:id="321" w:author="linyoubin" w:date="2016-01-04T17:32:00Z"/>
                 <w:rFonts w:hint="eastAsia"/>
               </w:rPr>
             </w:pPr>
-            <w:ins w:id="322" w:author="linyoubin" w:date="2016-01-04T17:32:00Z">
-              <w:r>
-                <w:rPr>
-                  <w:rFonts w:hint="eastAsia"/>
-                </w:rPr>
-                <w:t>{</w:t>
-              </w:r>
-            </w:ins>
+            <w:r>
+              <w:t xml:space="preserve">  </w:t>
+            </w:r>
+            <w:r>
+              <w:t xml:space="preserve">"Progress": 100, </w:t>
+            </w:r>
           </w:p>
           <w:p>
             <w:pPr>
-              <w:rPr>
-                <w:ins w:id="323" w:author="linyoubin" w:date="2016-01-04T17:32:00Z"/>
+              <w:ind w:firstLineChars="100" w:firstLine="210"/>
+              <w:rPr>
                 <w:rFonts w:hint="eastAsia"/>
               </w:rPr>
             </w:pPr>
-            <w:ins w:id="324" w:author="linyoubin" w:date="2016-01-04T17:32:00Z">
-              <w:r>
-                <w:rPr>
-                  <w:rFonts w:hint="eastAsia"/>
-                </w:rPr>
-                <w:t xml:space="preserve">  TaskID:</w:t>
-              </w:r>
-              <w:r>
-                <w:rPr>
-                  <w:rFonts w:hint="eastAsia"/>
-                </w:rPr>
-                <w:t>任务</w:t>
-              </w:r>
-              <w:r>
-                <w:rPr>
-                  <w:rFonts w:hint="eastAsia"/>
-                </w:rPr>
-                <w:t>ID</w:t>
-              </w:r>
-            </w:ins>
-          </w:p>
-          <w:p>
-            <w:ins w:id="325" w:author="linyoubin" w:date="2016-01-04T17:32:00Z">
-              <w:r>
-                <w:rPr>
-                  <w:rFonts w:hint="eastAsia"/>
-                </w:rPr>
-                <w:t>}</w:t>
-              </w:r>
-            </w:ins>
-          </w:p>
+            <w:r>
+              <w:t>"ResultInfo": [</w:t>
+            </w:r>
+          </w:p>
+          <w:p>
+            <w:r>
+              <w:rPr>
+                <w:rFonts w:hint="eastAsia"/>
+              </w:rPr>
+              <w:t xml:space="preserve">  </w:t>
+            </w:r>
+            <w:r>
+              <w:t>{</w:t>
+            </w:r>
+          </w:p>
+          <w:p>
+            <w:pPr>
+              <w:ind w:firstLineChars="200" w:firstLine="420"/>
+            </w:pPr>
+            <w:r>
+              <w:rPr>
+                <w:rFonts w:hint="eastAsia"/>
+              </w:rPr>
+              <w:t>'RowNum':'1'</w:t>
+            </w:r>
+          </w:p>
+          <w:p>
+            <w:pPr>
+              <w:ind w:firstLineChars="200" w:firstLine="420"/>
+            </w:pPr>
+            <w:r>
+              <w:t>'</w:t>
+            </w:r>
+            <w:r>
+              <w:rPr>
+                <w:rFonts w:hint="eastAsia"/>
+              </w:rPr>
+              <w:t>Value</w:t>
+            </w:r>
+            <w:r>
+              <w:t>':'</w:t>
+            </w:r>
+            <w:r>
+              <w:t>-[ RECORD 1 ]</w:t>
+            </w:r>
+            <w:r>
+              <w:t>'</w:t>
+            </w:r>
+          </w:p>
+          <w:p>
+            <w:pPr>
+              <w:ind w:firstLineChars="100" w:firstLine="210"/>
+              <w:rPr>
+                <w:rFonts w:hint="eastAsia"/>
+              </w:rPr>
+            </w:pPr>
+            <w:r>
+              <w:t>}</w:t>
+            </w:r>
+          </w:p>
+          <w:p>
+            <w:pPr>
+              <w:ind w:firstLineChars="100" w:firstLine="210"/>
+              <w:rPr>
+                <w:rFonts w:hint="eastAsia"/>
+              </w:rPr>
+            </w:pPr>
+            <w:r>
+              <w:rPr>
+                <w:rFonts w:hint="eastAsia"/>
+              </w:rPr>
+              <w:t>{</w:t>
+            </w:r>
+          </w:p>
+          <w:p>
+            <w:pPr>
+              <w:ind w:firstLineChars="200" w:firstLine="420"/>
+            </w:pPr>
+            <w:r>
+              <w:rPr>
+                <w:rFonts w:hint="eastAsia"/>
+              </w:rPr>
+              <w:t>'RowNum</w:t>
+            </w:r>
+            <w:r>
+              <w:rPr>
+                <w:rFonts w:hint="eastAsia"/>
+              </w:rPr>
+              <w:t>':'2</w:t>
+            </w:r>
+            <w:r>
+              <w:rPr>
+                <w:rFonts w:hint="eastAsia"/>
+              </w:rPr>
+              <w:t>'</w:t>
+            </w:r>
+          </w:p>
+          <w:p>
+            <w:pPr>
+              <w:ind w:firstLineChars="200" w:firstLine="420"/>
+            </w:pPr>
+            <w:r>
+              <w:t>'</w:t>
+            </w:r>
+            <w:r>
+              <w:rPr>
+                <w:rFonts w:hint="eastAsia"/>
+              </w:rPr>
+              <w:t>Value</w:t>
+            </w:r>
+            <w:r>
+              <w:t>':'</w:t>
+            </w:r>
+            <w:r>
+              <w:t xml:space="preserve"> </w:t>
+            </w:r>
+            <w:r>
+              <w:t>id   | 1</w:t>
+            </w:r>
+            <w:r>
+              <w:t>'</w:t>
+            </w:r>
+          </w:p>
+          <w:p>
+            <w:pPr>
+              <w:ind w:firstLineChars="100" w:firstLine="210"/>
+              <w:rPr>
+                <w:rFonts w:hint="eastAsia"/>
+              </w:rPr>
+            </w:pPr>
+            <w:r>
+              <w:rPr>
+                <w:rFonts w:hint="eastAsia"/>
+              </w:rPr>
+              <w:t>}</w:t>
+            </w:r>
+          </w:p>
+          <w:p>
+            <w:pPr>
+              <w:ind w:firstLineChars="100" w:firstLine="210"/>
+              <w:rPr>
+                <w:rFonts w:hint="eastAsia"/>
+              </w:rPr>
+            </w:pPr>
+            <w:r>
+              <w:rPr>
+                <w:rFonts w:hint="eastAsia"/>
+              </w:rPr>
+              <w:t>{</w:t>
+            </w:r>
+          </w:p>
+          <w:p>
+            <w:pPr>
+              <w:ind w:firstLineChars="200" w:firstLine="420"/>
+            </w:pPr>
+            <w:r>
+              <w:rPr>
+                <w:rFonts w:hint="eastAsia"/>
+              </w:rPr>
+              <w:t>'RowNum':'</w:t>
+            </w:r>
+            <w:r>
+              <w:rPr>
+                <w:rFonts w:hint="eastAsia"/>
+              </w:rPr>
+              <w:t>3</w:t>
+            </w:r>
+            <w:r>
+              <w:rPr>
+                <w:rFonts w:hint="eastAsia"/>
+              </w:rPr>
+              <w:t>'</w:t>
+            </w:r>
+          </w:p>
+          <w:p>
+            <w:pPr>
+              <w:ind w:firstLineChars="200" w:firstLine="420"/>
+              <w:rPr>
+                <w:rFonts w:hint="eastAsia"/>
+              </w:rPr>
+            </w:pPr>
+            <w:r>
+              <w:t>'</w:t>
+            </w:r>
+            <w:r>
+              <w:rPr>
+                <w:rFonts w:hint="eastAsia"/>
+              </w:rPr>
+              <w:t>Value</w:t>
+            </w:r>
+            <w:r>
+              <w:t>':'</w:t>
+            </w:r>
+            <w:r>
+              <w:t xml:space="preserve"> </w:t>
+            </w:r>
+            <w:r>
+              <w:t>name | name1</w:t>
+            </w:r>
+            <w:r>
+              <w:t>'</w:t>
+            </w:r>
+          </w:p>
+          <w:p>
+            <w:pPr>
+              <w:ind w:firstLineChars="100" w:firstLine="210"/>
+            </w:pPr>
+            <w:r>
+              <w:rPr>
+                <w:rFonts w:hint="eastAsia"/>
+              </w:rPr>
+              <w:t>}</w:t>
+            </w:r>
+          </w:p>
+          <w:p>
+            <w:pPr>
+              <w:rPr>
+                <w:rFonts w:hint="eastAsia"/>
+              </w:rPr>
+            </w:pPr>
+            <w:r>
+              <w:t xml:space="preserve">  </w:t>
+            </w:r>
+            <w:r>
+              <w:rPr>
+                <w:rFonts w:hint="eastAsia"/>
+              </w:rPr>
+              <w:t>]</w:t>
+            </w:r>
+          </w:p>
+          <w:p>
+            <w:r>
+              <w:t xml:space="preserve">  "TaskID": 35, </w:t>
+            </w:r>
+          </w:p>
+          <w:p>
+            <w:r>
+              <w:t xml:space="preserve">  </w:t>
+            </w:r>
+            <w:r>
+              <w:t xml:space="preserve">"detail": "", </w:t>
+            </w:r>
+          </w:p>
+          <w:p>
+            <w:r>
+              <w:t xml:space="preserve">  "errno": 0, </w:t>
+            </w:r>
+          </w:p>
+          <w:p>
+            <w:r>
+              <w:t xml:space="preserve">  "Info": {</w:t>
+            </w:r>
+          </w:p>
+          <w:p>
+            <w:r>
+              <w:t xml:space="preserve">  </w:t>
+            </w:r>
+            <w:r>
+              <w:rPr>
+                <w:rFonts w:hint="eastAsia"/>
+              </w:rPr>
+              <w:t xml:space="preserve">  </w:t>
+            </w:r>
+            <w:r>
+              <w:t xml:space="preserve">"ClusterName": "cluster", </w:t>
+            </w:r>
+          </w:p>
+          <w:p>
+            <w:pPr>
+              <w:ind w:firstLine="405"/>
+              <w:rPr>
+                <w:rFonts w:hint="eastAsia"/>
+              </w:rPr>
+            </w:pPr>
+            <w:r>
+              <w:t>"BusinessName": "</w:t>
+            </w:r>
+            <w:r>
+              <w:rPr>
+                <w:rFonts w:hint="eastAsia"/>
+              </w:rPr>
+              <w:t>ssql</w:t>
+            </w:r>
+            <w:r>
+              <w:t>"</w:t>
+            </w:r>
+          </w:p>
+          <w:p>
+            <w:pPr>
+              <w:ind w:firstLineChars="100" w:firstLine="210"/>
+              <w:rPr>
+                <w:rFonts w:hint="eastAsia"/>
+              </w:rPr>
+            </w:pPr>
+            <w:r>
+              <w:rPr>
+                <w:rFonts w:hint="eastAsia"/>
+              </w:rPr>
+              <w:lastRenderedPageBreak/>
+              <w:t>}</w:t>
+            </w:r>
+          </w:p>
+          <w:p>
+            <w:pPr>
+              <w:ind w:firstLineChars="100" w:firstLine="210"/>
+            </w:pPr>
+            <w:r>
+              <w:t>…</w:t>
+            </w:r>
+          </w:p>
+          <w:p>
+            <w:r>
+              <w:t>}</w:t>
+            </w:r>
+          </w:p>
+        </w:tc>
+      </w:tr>
+      <w:tr>
+        <w:tc>
+          <w:tcPr>
+            <w:tcW w:w="1418" w:type="dxa"/>
+          </w:tcPr>
+          <w:p>
+            <w:r>
+              <w:rPr>
+                <w:rFonts w:hint="eastAsia"/>
+              </w:rPr>
+              <w:lastRenderedPageBreak/>
+              <w:t>说明</w:t>
+            </w:r>
+          </w:p>
+        </w:tc>
+        <w:tc>
+          <w:tcPr>
+            <w:tcW w:w="3827" w:type="dxa"/>
+          </w:tcPr>
+          <w:p/>
         </w:tc>
         <w:tc>
           <w:tcPr>
             <w:tcW w:w="3544" w:type="dxa"/>
           </w:tcPr>
-          <w:p>
-            <w:pPr>
-              <w:rPr>
-                <w:del w:id="326" w:author="linyoubin" w:date="2016-01-04T17:33:00Z"/>
-              </w:rPr>
-            </w:pPr>
-            <w:del w:id="327" w:author="linyoubin" w:date="2016-01-04T17:33:00Z">
-              <w:r>
-                <w:delText>{'1':'</w:delText>
-              </w:r>
-              <w:r>
-                <w:delText>-[ RECORD 1 ]</w:delText>
-              </w:r>
-              <w:r>
-                <w:delText>'}</w:delText>
-              </w:r>
-            </w:del>
-          </w:p>
-          <w:p>
-            <w:pPr>
-              <w:rPr>
-                <w:del w:id="328" w:author="linyoubin" w:date="2016-01-04T17:33:00Z"/>
-              </w:rPr>
-            </w:pPr>
-            <w:del w:id="329" w:author="linyoubin" w:date="2016-01-04T17:33:00Z">
-              <w:r>
-                <w:delText>{'2':'</w:delText>
-              </w:r>
-              <w:r>
-                <w:delText>id   | 1</w:delText>
-              </w:r>
-              <w:r>
-                <w:delText>'}</w:delText>
-              </w:r>
-            </w:del>
-          </w:p>
-          <w:p>
-            <w:pPr>
-              <w:rPr>
-                <w:del w:id="330" w:author="linyoubin" w:date="2016-01-04T17:33:00Z"/>
-              </w:rPr>
-            </w:pPr>
-            <w:del w:id="331" w:author="linyoubin" w:date="2016-01-04T17:33:00Z">
-              <w:r>
-                <w:delText>{'3':'</w:delText>
-              </w:r>
-              <w:r>
-                <w:delText>name | name1</w:delText>
-              </w:r>
-              <w:r>
-                <w:delText>'}</w:delText>
-              </w:r>
-            </w:del>
-          </w:p>
-          <w:p>
-            <w:pPr>
-              <w:rPr>
-                <w:del w:id="332" w:author="linyoubin" w:date="2016-01-04T17:33:00Z"/>
-              </w:rPr>
-            </w:pPr>
-            <w:del w:id="333" w:author="linyoubin" w:date="2016-01-04T17:33:00Z">
-              <w:r>
-                <w:delText>{'</w:delText>
-              </w:r>
-              <w:r>
-                <w:rPr>
-                  <w:rFonts w:hint="eastAsia"/>
-                </w:rPr>
-                <w:delText>4</w:delText>
-              </w:r>
-              <w:r>
-                <w:delText>':'</w:delText>
-              </w:r>
-              <w:r>
-                <w:delText xml:space="preserve">-[ RECORD </w:delText>
-              </w:r>
-              <w:r>
-                <w:rPr>
-                  <w:rFonts w:hint="eastAsia"/>
-                </w:rPr>
-                <w:delText>2</w:delText>
-              </w:r>
-              <w:r>
-                <w:delText xml:space="preserve"> ]</w:delText>
-              </w:r>
-              <w:r>
-                <w:delText>'}</w:delText>
-              </w:r>
-            </w:del>
-          </w:p>
-          <w:p>
-            <w:pPr>
-              <w:rPr>
-                <w:del w:id="334" w:author="linyoubin" w:date="2016-01-04T17:33:00Z"/>
-              </w:rPr>
-            </w:pPr>
-            <w:del w:id="335" w:author="linyoubin" w:date="2016-01-04T17:33:00Z">
-              <w:r>
-                <w:delText>{'</w:delText>
-              </w:r>
-              <w:r>
-                <w:rPr>
-                  <w:rFonts w:hint="eastAsia"/>
-                </w:rPr>
-                <w:delText>5</w:delText>
-              </w:r>
-              <w:r>
-                <w:delText>':'</w:delText>
-              </w:r>
-              <w:r>
-                <w:delText xml:space="preserve">id   | </w:delText>
-              </w:r>
-              <w:r>
-                <w:rPr>
-                  <w:rFonts w:hint="eastAsia"/>
-                </w:rPr>
-                <w:delText>2</w:delText>
-              </w:r>
-              <w:r>
-                <w:delText>'}</w:delText>
-              </w:r>
-            </w:del>
-          </w:p>
-          <w:p>
-            <w:pPr>
-              <w:rPr>
-                <w:del w:id="336" w:author="linyoubin" w:date="2016-01-04T17:33:00Z"/>
-              </w:rPr>
-            </w:pPr>
-            <w:del w:id="337" w:author="linyoubin" w:date="2016-01-04T17:33:00Z">
-              <w:r>
-                <w:delText>{'</w:delText>
-              </w:r>
-              <w:r>
-                <w:rPr>
-                  <w:rFonts w:hint="eastAsia"/>
-                </w:rPr>
-                <w:delText>6</w:delText>
-              </w:r>
-              <w:r>
-                <w:delText>':'</w:delText>
-              </w:r>
-              <w:r>
-                <w:delText>name | name</w:delText>
-              </w:r>
-              <w:r>
-                <w:rPr>
-                  <w:rFonts w:hint="eastAsia"/>
-                </w:rPr>
-                <w:delText>2</w:delText>
-              </w:r>
-              <w:r>
-                <w:delText>'}</w:delText>
-              </w:r>
-            </w:del>
-          </w:p>
-          <w:p>
-            <w:del w:id="338" w:author="linyoubin" w:date="2016-01-04T17:33:00Z">
-              <w:r>
-                <w:delText>{'</w:delText>
-              </w:r>
-              <w:r>
-                <w:rPr>
-                  <w:rFonts w:hint="eastAsia"/>
-                </w:rPr>
-                <w:delText>7</w:delText>
-              </w:r>
-              <w:r>
-                <w:delText>':''}</w:delText>
-              </w:r>
-            </w:del>
-          </w:p>
+          <w:p/>
         </w:tc>
       </w:tr>
     </w:tbl>
+    <w:p/>
     <w:p>
       <w:pPr>
-        <w:rPr>
-          <w:ins w:id="339" w:author="linyoubin" w:date="2016-01-04T17:33:00Z"/>
-          <w:rFonts w:hint="eastAsia"/>
-        </w:rPr>
+        <w:pStyle w:val="Heading2"/>
       </w:pPr>
+      <w:r>
+        <w:rPr>
+          <w:rFonts w:hint="eastAsia"/>
+        </w:rPr>
+        <w:t>OM</w:t>
+      </w:r>
+      <w:r>
+        <w:rPr>
+          <w:rFonts w:hint="eastAsia"/>
+        </w:rPr>
+        <w:t>与</w:t>
+      </w:r>
+      <w:r>
+        <w:rPr>
+          <w:rFonts w:hint="eastAsia"/>
+        </w:rPr>
+        <w:t>Agent</w:t>
+      </w:r>
+      <w:r>
+        <w:rPr>
+          <w:rFonts w:hint="eastAsia"/>
+        </w:rPr>
+        <w:t>接口</w:t>
+      </w:r>
+    </w:p>
+    <w:p>
+      <w:r>
+        <w:rPr>
+          <w:rFonts w:hint="eastAsia"/>
+        </w:rPr>
+        <w:t>OM</w:t>
+      </w:r>
+      <w:r>
+        <w:rPr>
+          <w:rFonts w:hint="eastAsia"/>
+        </w:rPr>
+        <w:t>与</w:t>
+      </w:r>
+      <w:r>
+        <w:rPr>
+          <w:rFonts w:hint="eastAsia"/>
+        </w:rPr>
+        <w:t>Agent</w:t>
+      </w:r>
+      <w:r>
+        <w:rPr>
+          <w:rFonts w:hint="eastAsia"/>
+        </w:rPr>
+        <w:t>走内部消息流程，最外层消息与</w:t>
+      </w:r>
+      <w:r>
+        <w:rPr>
+          <w:rFonts w:hint="eastAsia"/>
+        </w:rPr>
+        <w:t>sdb</w:t>
+      </w:r>
+      <w:r>
+        <w:rPr>
+          <w:rFonts w:hint="eastAsia"/>
+        </w:rPr>
+        <w:t>内部消息一致，均为</w:t>
+      </w:r>
+      <w:r>
+        <w:rPr>
+          <w:rFonts w:hint="eastAsia"/>
+        </w:rPr>
+        <w:t>MsgHeader</w:t>
+      </w:r>
+      <w:r>
+        <w:rPr>
+          <w:rFonts w:hint="eastAsia"/>
+        </w:rPr>
+        <w:t>结构</w:t>
+      </w:r>
+      <w:r>
+        <w:rPr>
+          <w:rFonts w:hint="eastAsia"/>
+        </w:rPr>
+        <w:t>。走</w:t>
+      </w:r>
+      <w:r>
+        <w:rPr>
+          <w:rFonts w:hint="eastAsia"/>
+        </w:rPr>
+        <w:t>Query</w:t>
+      </w:r>
+      <w:r>
+        <w:rPr>
+          <w:rFonts w:hint="eastAsia"/>
+        </w:rPr>
+        <w:t>消息，以下仅描述</w:t>
+      </w:r>
+      <w:r>
+        <w:rPr>
+          <w:rFonts w:hint="eastAsia"/>
+        </w:rPr>
+        <w:t>MsgHeader</w:t>
+      </w:r>
+      <w:r>
+        <w:rPr>
+          <w:rFonts w:hint="eastAsia"/>
+        </w:rPr>
+        <w:t>中的内部接口。</w:t>
+      </w:r>
     </w:p>
     <w:p>
       <w:pPr>
         <w:pStyle w:val="Heading3"/>
-        <w:rPr>
-          <w:ins w:id="340" w:author="linyoubin" w:date="2016-01-04T17:33:00Z"/>
-        </w:rPr>
       </w:pPr>
-      <w:ins w:id="341" w:author="linyoubin" w:date="2016-01-04T17:33:00Z">
-        <w:r>
-          <w:rPr>
-            <w:rFonts w:hint="eastAsia"/>
-          </w:rPr>
-          <w:t>获取</w:t>
-        </w:r>
-        <w:r>
-          <w:rPr>
-            <w:rFonts w:hint="eastAsia"/>
-          </w:rPr>
-          <w:t>SequoiaSQL</w:t>
-        </w:r>
-      </w:ins>
-      <w:ins w:id="342" w:author="linyoubin" w:date="2016-01-04T17:34:00Z">
-        <w:r>
-          <w:rPr>
-            <w:rFonts w:hint="eastAsia"/>
-          </w:rPr>
-          <w:t>执行结果</w:t>
-        </w:r>
-      </w:ins>
-      <w:ins w:id="343" w:author="linyoubin" w:date="2016-01-04T17:33:00Z">
-        <w:r>
-          <w:rPr>
-            <w:rFonts w:hint="eastAsia"/>
-          </w:rPr>
-          <w:t>命令</w:t>
-        </w:r>
-      </w:ins>
+      <w:r>
+        <w:rPr>
+          <w:rFonts w:hint="eastAsia"/>
+        </w:rPr>
+        <w:t>执行</w:t>
+      </w:r>
+      <w:r>
+        <w:rPr>
+          <w:rFonts w:hint="eastAsia"/>
+        </w:rPr>
+        <w:t>SequoiaSQL</w:t>
+      </w:r>
+      <w:r>
+        <w:rPr>
+          <w:rFonts w:hint="eastAsia"/>
+        </w:rPr>
+        <w:t>命令</w:t>
+      </w:r>
     </w:p>
     <w:tbl>
       <w:tblPr>
@@ -6546,21 +5010,12 @@
         <w:gridCol w:w="3544"/>
       </w:tblGrid>
       <w:tr>
-        <w:trPr>
-          <w:ins w:id="344" w:author="linyoubin" w:date="2016-01-04T17:33:00Z"/>
-        </w:trPr>
         <w:tc>
           <w:tcPr>
             <w:tcW w:w="1418" w:type="dxa"/>
             <w:shd w:val="clear" w:color="auto" w:fill="DDD9C3" w:themeFill="background2" w:themeFillShade="E6"/>
           </w:tcPr>
-          <w:p>
-            <w:pPr>
-              <w:rPr>
-                <w:ins w:id="345" w:author="linyoubin" w:date="2016-01-04T17:33:00Z"/>
-              </w:rPr>
-            </w:pPr>
-          </w:p>
+          <w:p/>
         </w:tc>
         <w:tc>
           <w:tcPr>
@@ -6568,19 +5023,12 @@
             <w:shd w:val="clear" w:color="auto" w:fill="DDD9C3" w:themeFill="background2" w:themeFillShade="E6"/>
           </w:tcPr>
           <w:p>
-            <w:pPr>
-              <w:rPr>
-                <w:ins w:id="346" w:author="linyoubin" w:date="2016-01-04T17:33:00Z"/>
-              </w:rPr>
-            </w:pPr>
-            <w:ins w:id="347" w:author="linyoubin" w:date="2016-01-04T17:33:00Z">
-              <w:r>
-                <w:rPr>
-                  <w:rFonts w:hint="eastAsia"/>
-                </w:rPr>
-                <w:t>说明</w:t>
-              </w:r>
-            </w:ins>
+            <w:r>
+              <w:rPr>
+                <w:rFonts w:hint="eastAsia"/>
+              </w:rPr>
+              <w:t>说明</w:t>
+            </w:r>
           </w:p>
         </w:tc>
         <w:tc>
@@ -6589,44 +5037,388 @@
             <w:shd w:val="clear" w:color="auto" w:fill="DDD9C3" w:themeFill="background2" w:themeFillShade="E6"/>
           </w:tcPr>
           <w:p>
+            <w:r>
+              <w:rPr>
+                <w:rFonts w:hint="eastAsia"/>
+              </w:rPr>
+              <w:t>举例</w:t>
+            </w:r>
+          </w:p>
+        </w:tc>
+      </w:tr>
+      <w:tr>
+        <w:tc>
+          <w:tcPr>
+            <w:tcW w:w="1418" w:type="dxa"/>
+          </w:tcPr>
+          <w:p>
+            <w:r>
+              <w:rPr>
+                <w:rFonts w:hint="eastAsia"/>
+              </w:rPr>
+              <w:t>请求</w:t>
+            </w:r>
+          </w:p>
+        </w:tc>
+        <w:tc>
+          <w:tcPr>
+            <w:tcW w:w="3827" w:type="dxa"/>
+          </w:tcPr>
+          <w:p>
+            <w:r>
+              <w:rPr>
+                <w:rFonts w:hint="eastAsia"/>
+              </w:rPr>
+              <w:t>命令字</w:t>
+            </w:r>
+            <w:r>
+              <w:rPr>
+                <w:rFonts w:hint="eastAsia"/>
+              </w:rPr>
+              <w:t>: $</w:t>
+            </w:r>
+            <w:r>
+              <w:rPr>
+                <w:rFonts w:hint="eastAsia"/>
+              </w:rPr>
+              <w:t>ssql exec</w:t>
+            </w:r>
+          </w:p>
+          <w:p>
             <w:pPr>
               <w:rPr>
-                <w:ins w:id="348" w:author="linyoubin" w:date="2016-01-04T17:33:00Z"/>
+                <w:rFonts w:hint="eastAsia"/>
               </w:rPr>
             </w:pPr>
-            <w:ins w:id="349" w:author="linyoubin" w:date="2016-01-04T17:33:00Z">
-              <w:r>
-                <w:rPr>
-                  <w:rFonts w:hint="eastAsia"/>
-                </w:rPr>
-                <w:t>举例</w:t>
-              </w:r>
-            </w:ins>
+            <w:r>
+              <w:rPr>
+                <w:rFonts w:hint="eastAsia"/>
+              </w:rPr>
+              <w:t>{</w:t>
+            </w:r>
+          </w:p>
+          <w:p>
+            <w:r>
+              <w:rPr>
+                <w:rFonts w:hint="eastAsia"/>
+              </w:rPr>
+              <w:t xml:space="preserve">  TaskID:</w:t>
+            </w:r>
+            <w:r>
+              <w:rPr>
+                <w:rFonts w:hint="eastAsia"/>
+              </w:rPr>
+              <w:t>任务</w:t>
+            </w:r>
+            <w:r>
+              <w:rPr>
+                <w:rFonts w:hint="eastAsia"/>
+              </w:rPr>
+              <w:t>ID</w:t>
+            </w:r>
+          </w:p>
+          <w:p>
+            <w:r>
+              <w:rPr>
+                <w:rFonts w:hint="eastAsia"/>
+              </w:rPr>
+              <w:t xml:space="preserve">  ServiceName:</w:t>
+            </w:r>
+            <w:r>
+              <w:rPr>
+                <w:rFonts w:hint="eastAsia"/>
+              </w:rPr>
+              <w:t>服务端口</w:t>
+            </w:r>
+          </w:p>
+          <w:p>
+            <w:r>
+              <w:rPr>
+                <w:rFonts w:hint="eastAsia"/>
+              </w:rPr>
+              <w:t xml:space="preserve">  DbName</w:t>
+            </w:r>
+            <w:r>
+              <w:rPr>
+                <w:rFonts w:hint="eastAsia"/>
+              </w:rPr>
+              <w:t xml:space="preserve">: </w:t>
+            </w:r>
+            <w:r>
+              <w:rPr>
+                <w:rFonts w:hint="eastAsia"/>
+              </w:rPr>
+              <w:t>数据库名</w:t>
+            </w:r>
+          </w:p>
+          <w:p>
+            <w:pPr>
+              <w:rPr>
+                <w:rFonts w:hint="eastAsia"/>
+              </w:rPr>
+            </w:pPr>
+            <w:r>
+              <w:rPr>
+                <w:rFonts w:hint="eastAsia"/>
+              </w:rPr>
+              <w:t xml:space="preserve">  User</w:t>
+            </w:r>
+            <w:r>
+              <w:rPr>
+                <w:rFonts w:hint="eastAsia"/>
+              </w:rPr>
+              <w:t xml:space="preserve">: </w:t>
+            </w:r>
+            <w:r>
+              <w:rPr>
+                <w:rFonts w:hint="eastAsia"/>
+              </w:rPr>
+              <w:t>用户名</w:t>
+            </w:r>
+          </w:p>
+          <w:p>
+            <w:r>
+              <w:rPr>
+                <w:rFonts w:hint="eastAsia"/>
+              </w:rPr>
+              <w:t xml:space="preserve">  Passwd: </w:t>
+            </w:r>
+            <w:r>
+              <w:rPr>
+                <w:rFonts w:hint="eastAsia"/>
+              </w:rPr>
+              <w:t>密码</w:t>
+            </w:r>
+            <w:r>
+              <w:rPr>
+                <w:rFonts w:hint="eastAsia"/>
+              </w:rPr>
+              <w:t xml:space="preserve"> </w:t>
+            </w:r>
+          </w:p>
+          <w:p>
+            <w:r>
+              <w:rPr>
+                <w:rFonts w:hint="eastAsia"/>
+              </w:rPr>
+              <w:t xml:space="preserve">  Sql</w:t>
+            </w:r>
+            <w:r>
+              <w:rPr>
+                <w:rFonts w:hint="eastAsia"/>
+              </w:rPr>
+              <w:t xml:space="preserve">: </w:t>
+            </w:r>
+            <w:r>
+              <w:rPr>
+                <w:rFonts w:hint="eastAsia"/>
+              </w:rPr>
+              <w:t>sql</w:t>
+            </w:r>
+            <w:r>
+              <w:rPr>
+                <w:rFonts w:hint="eastAsia"/>
+              </w:rPr>
+              <w:t>语句</w:t>
+            </w:r>
+          </w:p>
+          <w:p>
+            <w:pPr>
+              <w:ind w:left="1050" w:hangingChars="500" w:hanging="1050"/>
+            </w:pPr>
+            <w:r>
+              <w:rPr>
+                <w:rFonts w:hint="eastAsia"/>
+              </w:rPr>
+              <w:t xml:space="preserve">  </w:t>
+            </w:r>
+            <w:r>
+              <w:rPr>
+                <w:rFonts w:hint="eastAsia"/>
+              </w:rPr>
+              <w:t xml:space="preserve">ResultFormat: </w:t>
+            </w:r>
+            <w:r>
+              <w:rPr>
+                <w:rFonts w:hint="eastAsia"/>
+              </w:rPr>
+              <w:t>返回格式</w:t>
+            </w:r>
+            <w:r>
+              <w:rPr>
+                <w:rFonts w:hint="eastAsia"/>
+              </w:rPr>
+              <w:t>(html/</w:t>
+            </w:r>
+            <w:r>
+              <w:rPr>
+                <w:rFonts w:hint="eastAsia"/>
+              </w:rPr>
+              <w:t>text</w:t>
+            </w:r>
+            <w:r>
+              <w:rPr>
+                <w:rFonts w:hint="eastAsia"/>
+              </w:rPr>
+              <w:t>)</w:t>
+            </w:r>
+          </w:p>
+          <w:p>
+            <w:r>
+              <w:rPr>
+                <w:rFonts w:hint="eastAsia"/>
+              </w:rPr>
+              <w:t>}</w:t>
+            </w:r>
+          </w:p>
+        </w:tc>
+        <w:tc>
+          <w:tcPr>
+            <w:tcW w:w="3544" w:type="dxa"/>
+          </w:tcPr>
+          <w:p/>
+          <w:p>
+            <w:pPr>
+              <w:rPr>
+                <w:rFonts w:hint="eastAsia"/>
+              </w:rPr>
+            </w:pPr>
+            <w:r>
+              <w:rPr>
+                <w:rFonts w:hint="eastAsia"/>
+              </w:rPr>
+              <w:t>{</w:t>
+            </w:r>
+          </w:p>
+          <w:p>
+            <w:pPr>
+              <w:rPr>
+                <w:rFonts w:hint="eastAsia"/>
+              </w:rPr>
+            </w:pPr>
+            <w:r>
+              <w:rPr>
+                <w:rFonts w:hint="eastAsia"/>
+              </w:rPr>
+              <w:t xml:space="preserve">  TaskID</w:t>
+            </w:r>
+            <w:r>
+              <w:rPr>
+                <w:rFonts w:hint="eastAsia"/>
+              </w:rPr>
+              <w:t>：</w:t>
+            </w:r>
+            <w:r>
+              <w:rPr>
+                <w:rFonts w:hint="eastAsia"/>
+              </w:rPr>
+              <w:t>"1"</w:t>
+            </w:r>
+          </w:p>
+          <w:p>
+            <w:r>
+              <w:rPr>
+                <w:rFonts w:hint="eastAsia"/>
+              </w:rPr>
+              <w:t xml:space="preserve">  ServiceName:'5432'</w:t>
+            </w:r>
+          </w:p>
+          <w:p>
+            <w:r>
+              <w:rPr>
+                <w:rFonts w:hint="eastAsia"/>
+              </w:rPr>
+              <w:t xml:space="preserve">  DbName: </w:t>
+            </w:r>
+            <w:r>
+              <w:rPr>
+                <w:rFonts w:hint="eastAsia"/>
+              </w:rPr>
+              <w:t>'postgres'</w:t>
+            </w:r>
+          </w:p>
+          <w:p>
+            <w:r>
+              <w:rPr>
+                <w:rFonts w:hint="eastAsia"/>
+              </w:rPr>
+              <w:t xml:space="preserve">  UserName: </w:t>
+            </w:r>
+            <w:r>
+              <w:rPr>
+                <w:rFonts w:hint="eastAsia"/>
+              </w:rPr>
+              <w:t>'postgres'</w:t>
+            </w:r>
+          </w:p>
+          <w:p>
+            <w:r>
+              <w:rPr>
+                <w:rFonts w:hint="eastAsia"/>
+              </w:rPr>
+              <w:t xml:space="preserve">  Sql: </w:t>
+            </w:r>
+            <w:r>
+              <w:rPr>
+                <w:rFonts w:hint="eastAsia"/>
+              </w:rPr>
+              <w:t>'select * from t1;'</w:t>
+            </w:r>
+          </w:p>
+          <w:p>
+            <w:pPr>
+              <w:ind w:left="1050" w:hangingChars="500" w:hanging="1050"/>
+            </w:pPr>
+            <w:r>
+              <w:rPr>
+                <w:rFonts w:hint="eastAsia"/>
+              </w:rPr>
+              <w:t xml:space="preserve">  </w:t>
+            </w:r>
+            <w:r>
+              <w:rPr>
+                <w:rFonts w:hint="eastAsia"/>
+              </w:rPr>
+              <w:t>ResultFormat</w:t>
+            </w:r>
+            <w:r>
+              <w:rPr>
+                <w:rFonts w:hint="eastAsia"/>
+              </w:rPr>
+              <w:t>:</w:t>
+            </w:r>
+            <w:r>
+              <w:rPr>
+                <w:rFonts w:hint="eastAsia"/>
+              </w:rPr>
+              <w:t>'text'</w:t>
+            </w:r>
+          </w:p>
+          <w:p>
+            <w:r>
+              <w:rPr>
+                <w:rFonts w:hint="eastAsia"/>
+              </w:rPr>
+              <w:t>}</w:t>
+            </w:r>
           </w:p>
         </w:tc>
       </w:tr>
       <w:tr>
         <w:trPr>
-          <w:ins w:id="350" w:author="linyoubin" w:date="2016-01-04T17:33:00Z"/>
+          <w:trHeight w:val="332"/>
         </w:trPr>
         <w:tc>
           <w:tcPr>
             <w:tcW w:w="1418" w:type="dxa"/>
           </w:tcPr>
           <w:p>
-            <w:pPr>
-              <w:rPr>
-                <w:ins w:id="351" w:author="linyoubin" w:date="2016-01-04T17:33:00Z"/>
-              </w:rPr>
-            </w:pPr>
-            <w:ins w:id="352" w:author="linyoubin" w:date="2016-01-04T17:33:00Z">
-              <w:r>
-                <w:rPr>
-                  <w:rFonts w:hint="eastAsia"/>
-                </w:rPr>
-                <w:t>请求</w:t>
-              </w:r>
-            </w:ins>
+            <w:r>
+              <w:rPr>
+                <w:rFonts w:hint="eastAsia"/>
+              </w:rPr>
+              <w:t>响应</w:t>
+            </w:r>
           </w:p>
         </w:tc>
         <w:tc>
@@ -6634,491 +5426,51 @@
             <w:tcW w:w="3827" w:type="dxa"/>
           </w:tcPr>
           <w:p>
-            <w:pPr>
-              <w:rPr>
-                <w:ins w:id="353" w:author="linyoubin" w:date="2016-01-04T17:33:00Z"/>
-              </w:rPr>
-            </w:pPr>
-            <w:ins w:id="354" w:author="linyoubin" w:date="2016-01-04T17:33:00Z">
-              <w:r>
-                <w:rPr>
-                  <w:rFonts w:hint="eastAsia"/>
-                </w:rPr>
-                <w:t>命令字</w:t>
-              </w:r>
-              <w:r>
-                <w:rPr>
-                  <w:rFonts w:hint="eastAsia"/>
-                </w:rPr>
-                <w:t>: $</w:t>
-              </w:r>
-            </w:ins>
-            <w:ins w:id="355" w:author="linyoubin" w:date="2016-01-04T17:34:00Z">
-              <w:r>
-                <w:rPr>
-                  <w:rFonts w:hint="eastAsia"/>
-                </w:rPr>
-                <w:t>ssql</w:t>
-              </w:r>
-            </w:ins>
-            <w:ins w:id="356" w:author="linyoubin" w:date="2016-01-04T17:33:00Z">
-              <w:r>
-                <w:rPr>
-                  <w:rFonts w:hint="eastAsia"/>
-                </w:rPr>
-                <w:t xml:space="preserve"> </w:t>
-              </w:r>
-            </w:ins>
-            <w:ins w:id="357" w:author="linyoubin" w:date="2016-01-04T17:34:00Z">
-              <w:r>
-                <w:rPr>
-                  <w:rFonts w:hint="eastAsia"/>
-                </w:rPr>
-                <w:t>getmore</w:t>
-              </w:r>
-            </w:ins>
-          </w:p>
-          <w:p>
-            <w:pPr>
-              <w:rPr>
-                <w:ins w:id="358" w:author="linyoubin" w:date="2016-01-04T17:33:00Z"/>
-              </w:rPr>
-            </w:pPr>
-            <w:ins w:id="359" w:author="linyoubin" w:date="2016-01-04T17:33:00Z">
-              <w:r>
-                <w:rPr>
-                  <w:rFonts w:hint="eastAsia"/>
-                </w:rPr>
-                <w:t>{</w:t>
-              </w:r>
-            </w:ins>
-          </w:p>
-          <w:p>
-            <w:pPr>
-              <w:rPr>
-                <w:ins w:id="360" w:author="linyoubin" w:date="2016-01-04T17:35:00Z"/>
-                <w:rFonts w:hint="eastAsia"/>
-              </w:rPr>
-            </w:pPr>
-            <w:ins w:id="361" w:author="linyoubin" w:date="2016-01-04T17:35:00Z">
-              <w:r>
-                <w:rPr>
-                  <w:rFonts w:hint="eastAsia"/>
-                </w:rPr>
-                <w:t xml:space="preserve">  TaskID:</w:t>
-              </w:r>
-              <w:r>
-                <w:rPr>
-                  <w:rFonts w:hint="eastAsia"/>
-                </w:rPr>
-                <w:t>任务</w:t>
-              </w:r>
-              <w:r>
-                <w:rPr>
-                  <w:rFonts w:hint="eastAsia"/>
-                </w:rPr>
-                <w:t>ID</w:t>
-              </w:r>
-            </w:ins>
-          </w:p>
-          <w:p>
-            <w:pPr>
-              <w:rPr>
-                <w:ins w:id="362" w:author="linyoubin" w:date="2016-01-04T17:33:00Z"/>
-              </w:rPr>
-            </w:pPr>
-            <w:ins w:id="363" w:author="linyoubin" w:date="2016-01-04T17:33:00Z">
-              <w:r>
-                <w:rPr>
-                  <w:rFonts w:hint="eastAsia"/>
-                </w:rPr>
-                <w:t>}</w:t>
-              </w:r>
-            </w:ins>
+            <w:r>
+              <w:rPr>
+                <w:rFonts w:hint="eastAsia"/>
+              </w:rPr>
+              <w:t>通用响应体</w:t>
+            </w:r>
           </w:p>
         </w:tc>
         <w:tc>
           <w:tcPr>
             <w:tcW w:w="3544" w:type="dxa"/>
           </w:tcPr>
-          <w:p>
-            <w:pPr>
-              <w:rPr>
-                <w:ins w:id="364" w:author="linyoubin" w:date="2016-01-04T17:33:00Z"/>
-              </w:rPr>
-            </w:pPr>
-          </w:p>
-          <w:p>
-            <w:pPr>
-              <w:rPr>
-                <w:ins w:id="365" w:author="linyoubin" w:date="2016-01-04T17:33:00Z"/>
-              </w:rPr>
-            </w:pPr>
-            <w:ins w:id="366" w:author="linyoubin" w:date="2016-01-04T17:33:00Z">
-              <w:r>
-                <w:rPr>
-                  <w:rFonts w:hint="eastAsia"/>
-                </w:rPr>
-                <w:t>{</w:t>
-              </w:r>
-            </w:ins>
-          </w:p>
-          <w:p>
-            <w:pPr>
-              <w:rPr>
-                <w:ins w:id="367" w:author="linyoubin" w:date="2016-01-04T17:33:00Z"/>
-              </w:rPr>
-            </w:pPr>
-            <w:ins w:id="368" w:author="linyoubin" w:date="2016-01-04T17:33:00Z">
-              <w:r>
-                <w:rPr>
-                  <w:rFonts w:hint="eastAsia"/>
-                </w:rPr>
-                <w:t xml:space="preserve">  DbName: 'postgres'</w:t>
-              </w:r>
-            </w:ins>
-          </w:p>
-          <w:p>
-            <w:pPr>
-              <w:rPr>
-                <w:ins w:id="369" w:author="linyoubin" w:date="2016-01-04T17:33:00Z"/>
-              </w:rPr>
-            </w:pPr>
-            <w:ins w:id="370" w:author="linyoubin" w:date="2016-01-04T17:33:00Z">
-              <w:r>
-                <w:rPr>
-                  <w:rFonts w:hint="eastAsia"/>
-                </w:rPr>
-                <w:t xml:space="preserve">  UserName: 'postgres'</w:t>
-              </w:r>
-            </w:ins>
-          </w:p>
-          <w:p>
-            <w:pPr>
-              <w:rPr>
-                <w:ins w:id="371" w:author="linyoubin" w:date="2016-01-04T17:33:00Z"/>
-              </w:rPr>
-            </w:pPr>
-            <w:ins w:id="372" w:author="linyoubin" w:date="2016-01-04T17:33:00Z">
-              <w:r>
-                <w:rPr>
-                  <w:rFonts w:hint="eastAsia"/>
-                </w:rPr>
-                <w:t xml:space="preserve">  Sql: 'select * from t1;'</w:t>
-              </w:r>
-            </w:ins>
-          </w:p>
-          <w:p>
-            <w:pPr>
-              <w:ind w:left="1050" w:hangingChars="500" w:hanging="1050"/>
-              <w:rPr>
-                <w:ins w:id="373" w:author="linyoubin" w:date="2016-01-04T17:33:00Z"/>
-              </w:rPr>
-            </w:pPr>
-            <w:ins w:id="374" w:author="linyoubin" w:date="2016-01-04T17:33:00Z">
-              <w:r>
-                <w:rPr>
-                  <w:rFonts w:hint="eastAsia"/>
-                </w:rPr>
-                <w:t xml:space="preserve">  Options: '-w'</w:t>
-              </w:r>
-            </w:ins>
-          </w:p>
-          <w:p>
-            <w:pPr>
-              <w:rPr>
-                <w:ins w:id="375" w:author="linyoubin" w:date="2016-01-04T17:33:00Z"/>
-              </w:rPr>
-            </w:pPr>
-            <w:ins w:id="376" w:author="linyoubin" w:date="2016-01-04T17:33:00Z">
-              <w:r>
-                <w:rPr>
-                  <w:rFonts w:hint="eastAsia"/>
-                </w:rPr>
-                <w:t>}</w:t>
-              </w:r>
-            </w:ins>
-          </w:p>
-        </w:tc>
-      </w:tr>
-      <w:tr>
-        <w:trPr>
-          <w:trHeight w:val="2609"/>
-          <w:ins w:id="377" w:author="linyoubin" w:date="2016-01-04T17:33:00Z"/>
-        </w:trPr>
-        <w:tc>
-          <w:tcPr>
-            <w:tcW w:w="1418" w:type="dxa"/>
-          </w:tcPr>
-          <w:p>
-            <w:pPr>
-              <w:rPr>
-                <w:ins w:id="378" w:author="linyoubin" w:date="2016-01-04T17:33:00Z"/>
-              </w:rPr>
-            </w:pPr>
-            <w:ins w:id="379" w:author="linyoubin" w:date="2016-01-04T17:33:00Z">
-              <w:r>
-                <w:rPr>
-                  <w:rFonts w:hint="eastAsia"/>
-                </w:rPr>
-                <w:lastRenderedPageBreak/>
-                <w:t>响应</w:t>
-              </w:r>
-            </w:ins>
-          </w:p>
-        </w:tc>
-        <w:tc>
-          <w:tcPr>
-            <w:tcW w:w="3827" w:type="dxa"/>
-          </w:tcPr>
-          <w:p>
-            <w:pPr>
-              <w:rPr>
-                <w:ins w:id="380" w:author="linyoubin" w:date="2016-01-04T17:33:00Z"/>
-              </w:rPr>
-            </w:pPr>
-            <w:ins w:id="381" w:author="linyoubin" w:date="2016-01-04T17:33:00Z">
-              <w:r>
-                <w:rPr>
-                  <w:rFonts w:hint="eastAsia"/>
-                </w:rPr>
-                <w:t>bson</w:t>
-              </w:r>
-            </w:ins>
-          </w:p>
-        </w:tc>
-        <w:tc>
-          <w:tcPr>
-            <w:tcW w:w="3544" w:type="dxa"/>
-          </w:tcPr>
-          <w:p>
-            <w:pPr>
-              <w:rPr>
-                <w:ins w:id="382" w:author="linyoubin" w:date="2016-01-04T17:33:00Z"/>
-              </w:rPr>
-            </w:pPr>
-            <w:ins w:id="383" w:author="linyoubin" w:date="2016-01-04T17:33:00Z">
-              <w:r>
-                <w:t>{'1':'</w:t>
-              </w:r>
-              <w:r>
-                <w:t>-[ RECORD 1 ]</w:t>
-              </w:r>
-              <w:r>
-                <w:t>'}</w:t>
-              </w:r>
-            </w:ins>
-          </w:p>
-          <w:p>
-            <w:pPr>
-              <w:rPr>
-                <w:ins w:id="384" w:author="linyoubin" w:date="2016-01-04T17:33:00Z"/>
-              </w:rPr>
-            </w:pPr>
-            <w:ins w:id="385" w:author="linyoubin" w:date="2016-01-04T17:33:00Z">
-              <w:r>
-                <w:t>{'2':'</w:t>
-              </w:r>
-              <w:r>
-                <w:t>id   | 1</w:t>
-              </w:r>
-              <w:r>
-                <w:t>'}</w:t>
-              </w:r>
-            </w:ins>
-          </w:p>
-          <w:p>
-            <w:pPr>
-              <w:rPr>
-                <w:ins w:id="386" w:author="linyoubin" w:date="2016-01-04T17:33:00Z"/>
-              </w:rPr>
-            </w:pPr>
-            <w:ins w:id="387" w:author="linyoubin" w:date="2016-01-04T17:33:00Z">
-              <w:r>
-                <w:t>{'3':'</w:t>
-              </w:r>
-              <w:r>
-                <w:t>name | name1</w:t>
-              </w:r>
-              <w:r>
-                <w:t>'}</w:t>
-              </w:r>
-            </w:ins>
-          </w:p>
-          <w:p>
-            <w:pPr>
-              <w:rPr>
-                <w:ins w:id="388" w:author="linyoubin" w:date="2016-01-04T17:33:00Z"/>
-              </w:rPr>
-            </w:pPr>
-            <w:ins w:id="389" w:author="linyoubin" w:date="2016-01-04T17:33:00Z">
-              <w:r>
-                <w:t>{'</w:t>
-              </w:r>
-              <w:r>
-                <w:rPr>
-                  <w:rFonts w:hint="eastAsia"/>
-                </w:rPr>
-                <w:t>4</w:t>
-              </w:r>
-              <w:r>
-                <w:t>':'</w:t>
-              </w:r>
-              <w:r>
-                <w:t xml:space="preserve">-[ RECORD </w:t>
-              </w:r>
-              <w:r>
-                <w:rPr>
-                  <w:rFonts w:hint="eastAsia"/>
-                </w:rPr>
-                <w:t>2</w:t>
-              </w:r>
-              <w:r>
-                <w:t xml:space="preserve"> ]</w:t>
-              </w:r>
-              <w:r>
-                <w:t>'}</w:t>
-              </w:r>
-            </w:ins>
-          </w:p>
-          <w:p>
-            <w:pPr>
-              <w:rPr>
-                <w:ins w:id="390" w:author="linyoubin" w:date="2016-01-04T17:33:00Z"/>
-              </w:rPr>
-            </w:pPr>
-            <w:ins w:id="391" w:author="linyoubin" w:date="2016-01-04T17:33:00Z">
-              <w:r>
-                <w:t>{'</w:t>
-              </w:r>
-              <w:r>
-                <w:rPr>
-                  <w:rFonts w:hint="eastAsia"/>
-                </w:rPr>
-                <w:t>5</w:t>
-              </w:r>
-              <w:r>
-                <w:t>':'</w:t>
-              </w:r>
-              <w:r>
-                <w:t xml:space="preserve">id   | </w:t>
-              </w:r>
-              <w:r>
-                <w:rPr>
-                  <w:rFonts w:hint="eastAsia"/>
-                </w:rPr>
-                <w:t>2</w:t>
-              </w:r>
-              <w:r>
-                <w:t>'}</w:t>
-              </w:r>
-            </w:ins>
-          </w:p>
-          <w:p>
-            <w:pPr>
-              <w:rPr>
-                <w:ins w:id="392" w:author="linyoubin" w:date="2016-01-04T17:33:00Z"/>
-              </w:rPr>
-            </w:pPr>
-            <w:ins w:id="393" w:author="linyoubin" w:date="2016-01-04T17:33:00Z">
-              <w:r>
-                <w:t>{'</w:t>
-              </w:r>
-              <w:r>
-                <w:rPr>
-                  <w:rFonts w:hint="eastAsia"/>
-                </w:rPr>
-                <w:t>6</w:t>
-              </w:r>
-              <w:r>
-                <w:t>':'</w:t>
-              </w:r>
-              <w:r>
-                <w:t>name | name</w:t>
-              </w:r>
-              <w:r>
-                <w:rPr>
-                  <w:rFonts w:hint="eastAsia"/>
-                </w:rPr>
-                <w:t>2</w:t>
-              </w:r>
-              <w:r>
-                <w:t>'}</w:t>
-              </w:r>
-            </w:ins>
-          </w:p>
-          <w:p>
-            <w:pPr>
-              <w:rPr>
-                <w:ins w:id="394" w:author="linyoubin" w:date="2016-01-04T17:33:00Z"/>
-              </w:rPr>
-            </w:pPr>
-            <w:ins w:id="395" w:author="linyoubin" w:date="2016-01-04T17:33:00Z">
-              <w:r>
-                <w:t>{'</w:t>
-              </w:r>
-              <w:r>
-                <w:rPr>
-                  <w:rFonts w:hint="eastAsia"/>
-                </w:rPr>
-                <w:t>7</w:t>
-              </w:r>
-              <w:r>
-                <w:t>':''}</w:t>
-              </w:r>
-            </w:ins>
-          </w:p>
+          <w:p/>
         </w:tc>
       </w:tr>
     </w:tbl>
-    <w:p>
-      <w:pPr>
-        <w:rPr>
-          <w:ins w:id="396" w:author="linyoubin" w:date="2016-01-04T17:33:00Z"/>
-        </w:rPr>
-      </w:pPr>
-    </w:p>
-    <w:p>
-      <w:pPr>
-        <w:rPr>
-          <w:ins w:id="397" w:author="linyoubin" w:date="2016-01-04T17:27:00Z"/>
-          <w:rFonts w:hint="eastAsia"/>
-        </w:rPr>
-      </w:pPr>
-    </w:p>
+    <w:p/>
     <w:p>
       <w:pPr>
         <w:pStyle w:val="Heading3"/>
-        <w:rPr>
-          <w:ins w:id="398" w:author="linyoubin" w:date="2016-01-04T17:27:00Z"/>
-        </w:rPr>
       </w:pPr>
-      <w:ins w:id="399" w:author="linyoubin" w:date="2016-01-04T17:27:00Z">
-        <w:r>
-          <w:rPr>
-            <w:rFonts w:hint="eastAsia"/>
-          </w:rPr>
-          <w:t>获取</w:t>
-        </w:r>
-        <w:r>
-          <w:rPr>
-            <w:rFonts w:hint="eastAsia"/>
-          </w:rPr>
-          <w:t>SequoiaSQL</w:t>
-        </w:r>
-        <w:r>
-          <w:rPr>
-            <w:rFonts w:hint="eastAsia"/>
-          </w:rPr>
-          <w:t>主节点</w:t>
-        </w:r>
-        <w:r>
-          <w:rPr>
-            <w:rFonts w:hint="eastAsia"/>
-          </w:rPr>
-          <w:t>命令</w:t>
-        </w:r>
-      </w:ins>
+      <w:r>
+        <w:rPr>
+          <w:rFonts w:hint="eastAsia"/>
+        </w:rPr>
+        <w:t>获取</w:t>
+      </w:r>
+      <w:r>
+        <w:rPr>
+          <w:rFonts w:hint="eastAsia"/>
+        </w:rPr>
+        <w:t>SequoiaSQL</w:t>
+      </w:r>
+      <w:r>
+        <w:rPr>
+          <w:rFonts w:hint="eastAsia"/>
+        </w:rPr>
+        <w:t>执行结果</w:t>
+      </w:r>
+      <w:r>
+        <w:rPr>
+          <w:rFonts w:hint="eastAsia"/>
+        </w:rPr>
+        <w:t>命令</w:t>
+      </w:r>
     </w:p>
     <w:tbl>
       <w:tblPr>
@@ -7134,21 +5486,12 @@
         <w:gridCol w:w="3544"/>
       </w:tblGrid>
       <w:tr>
-        <w:trPr>
-          <w:ins w:id="400" w:author="linyoubin" w:date="2016-01-04T17:27:00Z"/>
-        </w:trPr>
         <w:tc>
           <w:tcPr>
             <w:tcW w:w="1418" w:type="dxa"/>
             <w:shd w:val="clear" w:color="auto" w:fill="DDD9C3" w:themeFill="background2" w:themeFillShade="E6"/>
           </w:tcPr>
-          <w:p>
-            <w:pPr>
-              <w:rPr>
-                <w:ins w:id="401" w:author="linyoubin" w:date="2016-01-04T17:27:00Z"/>
-              </w:rPr>
-            </w:pPr>
-          </w:p>
+          <w:p/>
         </w:tc>
         <w:tc>
           <w:tcPr>
@@ -7156,19 +5499,12 @@
             <w:shd w:val="clear" w:color="auto" w:fill="DDD9C3" w:themeFill="background2" w:themeFillShade="E6"/>
           </w:tcPr>
           <w:p>
-            <w:pPr>
-              <w:rPr>
-                <w:ins w:id="402" w:author="linyoubin" w:date="2016-01-04T17:27:00Z"/>
-              </w:rPr>
-            </w:pPr>
-            <w:ins w:id="403" w:author="linyoubin" w:date="2016-01-04T17:27:00Z">
-              <w:r>
-                <w:rPr>
-                  <w:rFonts w:hint="eastAsia"/>
-                </w:rPr>
-                <w:t>说明</w:t>
-              </w:r>
-            </w:ins>
+            <w:r>
+              <w:rPr>
+                <w:rFonts w:hint="eastAsia"/>
+              </w:rPr>
+              <w:t>说明</w:t>
+            </w:r>
           </w:p>
         </w:tc>
         <w:tc>
@@ -7177,44 +5513,27 @@
             <w:shd w:val="clear" w:color="auto" w:fill="DDD9C3" w:themeFill="background2" w:themeFillShade="E6"/>
           </w:tcPr>
           <w:p>
-            <w:pPr>
-              <w:rPr>
-                <w:ins w:id="404" w:author="linyoubin" w:date="2016-01-04T17:27:00Z"/>
-              </w:rPr>
-            </w:pPr>
-            <w:ins w:id="405" w:author="linyoubin" w:date="2016-01-04T17:27:00Z">
-              <w:r>
-                <w:rPr>
-                  <w:rFonts w:hint="eastAsia"/>
-                </w:rPr>
-                <w:t>举例</w:t>
-              </w:r>
-            </w:ins>
+            <w:r>
+              <w:rPr>
+                <w:rFonts w:hint="eastAsia"/>
+              </w:rPr>
+              <w:t>举例</w:t>
+            </w:r>
           </w:p>
         </w:tc>
       </w:tr>
       <w:tr>
-        <w:trPr>
-          <w:ins w:id="406" w:author="linyoubin" w:date="2016-01-04T17:27:00Z"/>
-        </w:trPr>
         <w:tc>
           <w:tcPr>
             <w:tcW w:w="1418" w:type="dxa"/>
           </w:tcPr>
           <w:p>
-            <w:pPr>
-              <w:rPr>
-                <w:ins w:id="407" w:author="linyoubin" w:date="2016-01-04T17:27:00Z"/>
-              </w:rPr>
-            </w:pPr>
-            <w:ins w:id="408" w:author="linyoubin" w:date="2016-01-04T17:27:00Z">
-              <w:r>
-                <w:rPr>
-                  <w:rFonts w:hint="eastAsia"/>
-                </w:rPr>
-                <w:t>请求</w:t>
-              </w:r>
-            </w:ins>
+            <w:r>
+              <w:rPr>
+                <w:rFonts w:hint="eastAsia"/>
+              </w:rPr>
+              <w:t>请求</w:t>
+            </w:r>
           </w:p>
         </w:tc>
         <w:tc>
@@ -7222,192 +5541,72 @@
             <w:tcW w:w="3827" w:type="dxa"/>
           </w:tcPr>
           <w:p>
-            <w:pPr>
-              <w:rPr>
-                <w:ins w:id="409" w:author="linyoubin" w:date="2016-01-04T17:27:00Z"/>
-              </w:rPr>
-            </w:pPr>
-            <w:ins w:id="410" w:author="linyoubin" w:date="2016-01-04T17:27:00Z">
-              <w:r>
-                <w:rPr>
-                  <w:rFonts w:hint="eastAsia"/>
-                </w:rPr>
-                <w:t>命令字</w:t>
-              </w:r>
-              <w:r>
-                <w:rPr>
-                  <w:rFonts w:hint="eastAsia"/>
-                </w:rPr>
-                <w:t xml:space="preserve">: </w:t>
-              </w:r>
-            </w:ins>
-            <w:ins w:id="411" w:author="linyoubin" w:date="2016-01-04T17:28:00Z">
-              <w:r>
-                <w:rPr>
-                  <w:rFonts w:hint="eastAsia"/>
-                </w:rPr>
-                <w:t>$</w:t>
-              </w:r>
-            </w:ins>
-            <w:ins w:id="412" w:author="linyoubin" w:date="2016-01-04T18:27:00Z">
-              <w:r>
-                <w:rPr>
-                  <w:rFonts w:hint="eastAsia"/>
-                </w:rPr>
-                <w:t xml:space="preserve">ssql </w:t>
-              </w:r>
-            </w:ins>
-            <w:ins w:id="413" w:author="linyoubin" w:date="2016-01-04T17:28:00Z">
-              <w:r>
-                <w:rPr>
-                  <w:rFonts w:hint="eastAsia"/>
-                </w:rPr>
-                <w:t>query master</w:t>
-              </w:r>
-            </w:ins>
-          </w:p>
-          <w:p>
-            <w:pPr>
-              <w:rPr>
-                <w:ins w:id="414" w:author="linyoubin" w:date="2016-01-04T18:28:00Z"/>
-                <w:rFonts w:hint="eastAsia"/>
-              </w:rPr>
-            </w:pPr>
-            <w:ins w:id="415" w:author="linyoubin" w:date="2016-01-04T17:27:00Z">
-              <w:r>
-                <w:rPr>
-                  <w:rFonts w:hint="eastAsia"/>
-                </w:rPr>
-                <w:t>{</w:t>
-              </w:r>
-            </w:ins>
-          </w:p>
-          <w:p>
-            <w:pPr>
-              <w:rPr>
-                <w:ins w:id="416" w:author="linyoubin" w:date="2016-01-04T17:27:00Z"/>
-              </w:rPr>
-            </w:pPr>
-            <w:ins w:id="417" w:author="linyoubin" w:date="2016-01-04T18:28:00Z">
-              <w:r>
-                <w:rPr>
-                  <w:rFonts w:hint="eastAsia"/>
-                </w:rPr>
-                <w:t xml:space="preserve">  </w:t>
-              </w:r>
-              <w:r>
-                <w:rPr>
-                  <w:rFonts w:hint="eastAsia"/>
-                </w:rPr>
-                <w:t>ServiceName:</w:t>
-              </w:r>
-              <w:r>
-                <w:rPr>
-                  <w:rFonts w:hint="eastAsia"/>
-                </w:rPr>
-                <w:t>服务端口</w:t>
-              </w:r>
-            </w:ins>
-          </w:p>
-          <w:p>
-            <w:pPr>
-              <w:rPr>
-                <w:ins w:id="418" w:author="linyoubin" w:date="2016-01-04T17:27:00Z"/>
-              </w:rPr>
-            </w:pPr>
-            <w:ins w:id="419" w:author="linyoubin" w:date="2016-01-04T17:27:00Z">
-              <w:r>
-                <w:rPr>
-                  <w:rFonts w:hint="eastAsia"/>
-                </w:rPr>
-                <w:t xml:space="preserve">  DbName: </w:t>
-              </w:r>
-              <w:r>
-                <w:rPr>
-                  <w:rFonts w:hint="eastAsia"/>
-                </w:rPr>
-                <w:t>数据库名</w:t>
-              </w:r>
-            </w:ins>
-          </w:p>
-          <w:p>
-            <w:pPr>
-              <w:rPr>
-                <w:ins w:id="420" w:author="linyoubin" w:date="2016-01-04T17:27:00Z"/>
-              </w:rPr>
-            </w:pPr>
-            <w:ins w:id="421" w:author="linyoubin" w:date="2016-01-04T17:27:00Z">
-              <w:r>
-                <w:rPr>
-                  <w:rFonts w:hint="eastAsia"/>
-                </w:rPr>
-                <w:t xml:space="preserve">  UserName: </w:t>
-              </w:r>
-              <w:r>
-                <w:rPr>
-                  <w:rFonts w:hint="eastAsia"/>
-                </w:rPr>
-                <w:t>用户名</w:t>
-              </w:r>
-            </w:ins>
-          </w:p>
-          <w:p>
-            <w:pPr>
-              <w:rPr>
-                <w:ins w:id="422" w:author="linyoubin" w:date="2016-01-04T17:27:00Z"/>
-              </w:rPr>
-            </w:pPr>
-            <w:ins w:id="423" w:author="linyoubin" w:date="2016-01-04T17:27:00Z">
-              <w:r>
-                <w:rPr>
-                  <w:rFonts w:hint="eastAsia"/>
-                </w:rPr>
-                <w:t xml:space="preserve">  Sql: sql</w:t>
-              </w:r>
-              <w:r>
-                <w:rPr>
-                  <w:rFonts w:hint="eastAsia"/>
-                </w:rPr>
-                <w:t>语句</w:t>
-              </w:r>
-            </w:ins>
-          </w:p>
-          <w:p>
-            <w:pPr>
-              <w:ind w:left="1050" w:hangingChars="500" w:hanging="1050"/>
-              <w:rPr>
-                <w:ins w:id="424" w:author="linyoubin" w:date="2016-01-04T17:27:00Z"/>
-              </w:rPr>
-            </w:pPr>
-            <w:ins w:id="425" w:author="linyoubin" w:date="2016-01-04T17:27:00Z">
-              <w:r>
-                <w:rPr>
-                  <w:rFonts w:hint="eastAsia"/>
-                </w:rPr>
-                <w:t xml:space="preserve">  Options: </w:t>
-              </w:r>
-              <w:r>
-                <w:rPr>
-                  <w:rFonts w:hint="eastAsia"/>
-                </w:rPr>
-                <w:t>执行的可选参数</w:t>
-              </w:r>
-            </w:ins>
-          </w:p>
-          <w:p>
-            <w:pPr>
-              <w:rPr>
-                <w:ins w:id="426" w:author="linyoubin" w:date="2016-01-04T17:27:00Z"/>
-              </w:rPr>
-            </w:pPr>
-            <w:ins w:id="427" w:author="linyoubin" w:date="2016-01-04T17:27:00Z">
-              <w:r>
-                <w:rPr>
-                  <w:rFonts w:hint="eastAsia"/>
-                </w:rPr>
-                <w:t>}</w:t>
-              </w:r>
-            </w:ins>
+            <w:r>
+              <w:rPr>
+                <w:rFonts w:hint="eastAsia"/>
+              </w:rPr>
+              <w:t>命令字</w:t>
+            </w:r>
+            <w:r>
+              <w:rPr>
+                <w:rFonts w:hint="eastAsia"/>
+              </w:rPr>
+              <w:t>: $</w:t>
+            </w:r>
+            <w:r>
+              <w:rPr>
+                <w:rFonts w:hint="eastAsia"/>
+              </w:rPr>
+              <w:t>ssql</w:t>
+            </w:r>
+            <w:r>
+              <w:rPr>
+                <w:rFonts w:hint="eastAsia"/>
+              </w:rPr>
+              <w:t xml:space="preserve"> </w:t>
+            </w:r>
+            <w:r>
+              <w:rPr>
+                <w:rFonts w:hint="eastAsia"/>
+              </w:rPr>
+              <w:t>getmore</w:t>
+            </w:r>
+          </w:p>
+          <w:p>
+            <w:r>
+              <w:rPr>
+                <w:rFonts w:hint="eastAsia"/>
+              </w:rPr>
+              <w:t>{</w:t>
+            </w:r>
+          </w:p>
+          <w:p>
+            <w:r>
+              <w:rPr>
+                <w:rFonts w:hint="eastAsia"/>
+              </w:rPr>
+              <w:t xml:space="preserve">  TaskID:</w:t>
+            </w:r>
+            <w:r>
+              <w:rPr>
+                <w:rFonts w:hint="eastAsia"/>
+              </w:rPr>
+              <w:t>任务</w:t>
+            </w:r>
+            <w:r>
+              <w:rPr>
+                <w:rFonts w:hint="eastAsia"/>
+              </w:rPr>
+              <w:t>ID</w:t>
+            </w:r>
+          </w:p>
+          <w:p>
+            <w:r>
+              <w:rPr>
+                <w:rFonts w:hint="eastAsia"/>
+              </w:rPr>
+              <w:t>}</w:t>
+            </w:r>
           </w:p>
         </w:tc>
         <w:tc>
@@ -7415,341 +5614,694 @@
             <w:tcW w:w="3544" w:type="dxa"/>
           </w:tcPr>
           <w:p>
-            <w:pPr>
-              <w:rPr>
-                <w:ins w:id="428" w:author="linyoubin" w:date="2016-01-04T17:27:00Z"/>
-              </w:rPr>
-            </w:pPr>
-          </w:p>
-          <w:p>
-            <w:pPr>
-              <w:rPr>
-                <w:ins w:id="429" w:author="linyoubin" w:date="2016-01-04T17:27:00Z"/>
-              </w:rPr>
-            </w:pPr>
-            <w:ins w:id="430" w:author="linyoubin" w:date="2016-01-04T17:27:00Z">
-              <w:r>
-                <w:rPr>
-                  <w:rFonts w:hint="eastAsia"/>
-                </w:rPr>
-                <w:t>{</w:t>
-              </w:r>
-            </w:ins>
-          </w:p>
-          <w:p>
-            <w:pPr>
-              <w:rPr>
-                <w:ins w:id="431" w:author="linyoubin" w:date="2016-01-04T17:27:00Z"/>
-              </w:rPr>
-            </w:pPr>
-            <w:ins w:id="432" w:author="linyoubin" w:date="2016-01-04T17:27:00Z">
-              <w:r>
-                <w:rPr>
-                  <w:rFonts w:hint="eastAsia"/>
-                </w:rPr>
-                <w:t xml:space="preserve">  DbName: 'postgres'</w:t>
-              </w:r>
-            </w:ins>
-          </w:p>
-          <w:p>
-            <w:pPr>
-              <w:rPr>
-                <w:ins w:id="433" w:author="linyoubin" w:date="2016-01-04T17:27:00Z"/>
-              </w:rPr>
-            </w:pPr>
-            <w:ins w:id="434" w:author="linyoubin" w:date="2016-01-04T17:27:00Z">
-              <w:r>
-                <w:rPr>
-                  <w:rFonts w:hint="eastAsia"/>
-                </w:rPr>
-                <w:t xml:space="preserve">  UserName: 'postgres'</w:t>
-              </w:r>
-            </w:ins>
-          </w:p>
-          <w:p>
-            <w:pPr>
-              <w:rPr>
-                <w:ins w:id="435" w:author="linyoubin" w:date="2016-01-04T17:27:00Z"/>
-              </w:rPr>
-            </w:pPr>
-            <w:ins w:id="436" w:author="linyoubin" w:date="2016-01-04T17:27:00Z">
-              <w:r>
-                <w:rPr>
-                  <w:rFonts w:hint="eastAsia"/>
-                </w:rPr>
-                <w:t xml:space="preserve">  Sql: 'select * from t1;'</w:t>
-              </w:r>
-            </w:ins>
-          </w:p>
-          <w:p>
-            <w:pPr>
-              <w:ind w:left="1050" w:hangingChars="500" w:hanging="1050"/>
-              <w:rPr>
-                <w:ins w:id="437" w:author="linyoubin" w:date="2016-01-04T17:27:00Z"/>
-              </w:rPr>
-            </w:pPr>
-            <w:ins w:id="438" w:author="linyoubin" w:date="2016-01-04T17:27:00Z">
-              <w:r>
-                <w:rPr>
-                  <w:rFonts w:hint="eastAsia"/>
-                </w:rPr>
-                <w:t xml:space="preserve">  Options: '-w'</w:t>
-              </w:r>
-            </w:ins>
-          </w:p>
-          <w:p>
-            <w:pPr>
-              <w:rPr>
-                <w:ins w:id="439" w:author="linyoubin" w:date="2016-01-04T17:27:00Z"/>
-              </w:rPr>
-            </w:pPr>
-            <w:ins w:id="440" w:author="linyoubin" w:date="2016-01-04T17:27:00Z">
-              <w:r>
-                <w:rPr>
-                  <w:rFonts w:hint="eastAsia"/>
-                </w:rPr>
-                <w:t>}</w:t>
-              </w:r>
-            </w:ins>
+            <w:r>
+              <w:rPr>
+                <w:rFonts w:hint="eastAsia"/>
+              </w:rPr>
+              <w:t>命令字</w:t>
+            </w:r>
+            <w:r>
+              <w:rPr>
+                <w:rFonts w:hint="eastAsia"/>
+              </w:rPr>
+              <w:t>: $ssql getmore</w:t>
+            </w:r>
+          </w:p>
+          <w:p>
+            <w:r>
+              <w:rPr>
+                <w:rFonts w:hint="eastAsia"/>
+              </w:rPr>
+              <w:t>{</w:t>
+            </w:r>
+          </w:p>
+          <w:p>
+            <w:r>
+              <w:rPr>
+                <w:rFonts w:hint="eastAsia"/>
+              </w:rPr>
+              <w:t xml:space="preserve">  TaskID:</w:t>
+            </w:r>
+            <w:r>
+              <w:rPr>
+                <w:rFonts w:hint="eastAsia"/>
+              </w:rPr>
+              <w:t>"12"</w:t>
+            </w:r>
+          </w:p>
+          <w:p>
+            <w:r>
+              <w:rPr>
+                <w:rFonts w:hint="eastAsia"/>
+              </w:rPr>
+              <w:t>}</w:t>
+            </w:r>
           </w:p>
         </w:tc>
       </w:tr>
       <w:tr>
         <w:trPr>
           <w:trHeight w:val="2609"/>
-          <w:ins w:id="441" w:author="linyoubin" w:date="2016-01-04T17:27:00Z"/>
         </w:trPr>
         <w:tc>
           <w:tcPr>
             <w:tcW w:w="1418" w:type="dxa"/>
           </w:tcPr>
           <w:p>
+            <w:r>
+              <w:rPr>
+                <w:rFonts w:hint="eastAsia"/>
+              </w:rPr>
+              <w:lastRenderedPageBreak/>
+              <w:t>响应</w:t>
+            </w:r>
+          </w:p>
+        </w:tc>
+        <w:tc>
+          <w:tcPr>
+            <w:tcW w:w="3827" w:type="dxa"/>
+          </w:tcPr>
+          <w:p>
+            <w:r>
+              <w:rPr>
+                <w:rFonts w:hint="eastAsia"/>
+              </w:rPr>
+              <w:t>bson</w:t>
+            </w:r>
+          </w:p>
+        </w:tc>
+        <w:tc>
+          <w:tcPr>
+            <w:tcW w:w="3544" w:type="dxa"/>
+          </w:tcPr>
+          <w:p>
+            <w:r>
+              <w:t>{</w:t>
+            </w:r>
+          </w:p>
+          <w:p>
             <w:pPr>
-              <w:rPr>
-                <w:ins w:id="442" w:author="linyoubin" w:date="2016-01-04T17:27:00Z"/>
-              </w:rPr>
+              <w:ind w:firstLineChars="100" w:firstLine="210"/>
             </w:pPr>
-            <w:ins w:id="443" w:author="linyoubin" w:date="2016-01-04T17:27:00Z">
-              <w:r>
-                <w:rPr>
-                  <w:rFonts w:hint="eastAsia"/>
-                </w:rPr>
-                <w:t>响应</w:t>
-              </w:r>
-            </w:ins>
-          </w:p>
-        </w:tc>
-        <w:tc>
-          <w:tcPr>
-            <w:tcW w:w="3827" w:type="dxa"/>
-          </w:tcPr>
+            <w:r>
+              <w:rPr>
+                <w:rFonts w:hint="eastAsia"/>
+              </w:rPr>
+              <w:t>'RowNum':'1'</w:t>
+            </w:r>
+          </w:p>
           <w:p>
             <w:pPr>
-              <w:rPr>
-                <w:ins w:id="444" w:author="linyoubin" w:date="2016-01-04T17:27:00Z"/>
-              </w:rPr>
+              <w:ind w:firstLineChars="100" w:firstLine="210"/>
             </w:pPr>
-            <w:ins w:id="445" w:author="linyoubin" w:date="2016-01-04T17:27:00Z">
-              <w:r>
-                <w:rPr>
-                  <w:rFonts w:hint="eastAsia"/>
-                </w:rPr>
-                <w:t>bson</w:t>
-              </w:r>
-            </w:ins>
-          </w:p>
-        </w:tc>
-        <w:tc>
-          <w:tcPr>
-            <w:tcW w:w="3544" w:type="dxa"/>
-          </w:tcPr>
+            <w:r>
+              <w:t>'</w:t>
+            </w:r>
+            <w:r>
+              <w:rPr>
+                <w:rFonts w:hint="eastAsia"/>
+              </w:rPr>
+              <w:t>Value</w:t>
+            </w:r>
+            <w:r>
+              <w:t>':'</w:t>
+            </w:r>
+            <w:r>
+              <w:t>-[ RECORD 1 ]</w:t>
+            </w:r>
+            <w:r>
+              <w:t>'</w:t>
+            </w:r>
+          </w:p>
           <w:p>
             <w:pPr>
               <w:rPr>
-                <w:ins w:id="446" w:author="linyoubin" w:date="2016-01-04T17:27:00Z"/>
+                <w:rFonts w:hint="eastAsia"/>
               </w:rPr>
             </w:pPr>
-            <w:ins w:id="447" w:author="linyoubin" w:date="2016-01-04T17:27:00Z">
-              <w:r>
-                <w:t>{'1':'</w:t>
-              </w:r>
-              <w:r>
-                <w:t>-[ RECORD 1 ]</w:t>
-              </w:r>
-              <w:r>
-                <w:t>'}</w:t>
-              </w:r>
-            </w:ins>
+            <w:r>
+              <w:t>}</w:t>
+            </w:r>
           </w:p>
           <w:p>
             <w:pPr>
               <w:rPr>
-                <w:ins w:id="448" w:author="linyoubin" w:date="2016-01-04T17:27:00Z"/>
+                <w:rFonts w:hint="eastAsia"/>
               </w:rPr>
             </w:pPr>
-            <w:ins w:id="449" w:author="linyoubin" w:date="2016-01-04T17:27:00Z">
-              <w:r>
-                <w:t>{'2':'</w:t>
-              </w:r>
-              <w:r>
-                <w:t>id   | 1</w:t>
-              </w:r>
-              <w:r>
-                <w:t>'}</w:t>
-              </w:r>
-            </w:ins>
+            <w:r>
+              <w:rPr>
+                <w:rFonts w:hint="eastAsia"/>
+              </w:rPr>
+              <w:t>{</w:t>
+            </w:r>
           </w:p>
           <w:p>
             <w:pPr>
-              <w:rPr>
-                <w:ins w:id="450" w:author="linyoubin" w:date="2016-01-04T17:27:00Z"/>
-              </w:rPr>
+              <w:ind w:firstLineChars="100" w:firstLine="210"/>
             </w:pPr>
-            <w:ins w:id="451" w:author="linyoubin" w:date="2016-01-04T17:27:00Z">
-              <w:r>
-                <w:t>{'3':'</w:t>
-              </w:r>
-              <w:r>
-                <w:t>name | name1</w:t>
-              </w:r>
-              <w:r>
-                <w:t>'}</w:t>
-              </w:r>
-            </w:ins>
+            <w:r>
+              <w:rPr>
+                <w:rFonts w:hint="eastAsia"/>
+              </w:rPr>
+              <w:t>'RowNum':'2'</w:t>
+            </w:r>
           </w:p>
           <w:p>
             <w:pPr>
-              <w:rPr>
-                <w:ins w:id="452" w:author="linyoubin" w:date="2016-01-04T17:27:00Z"/>
-              </w:rPr>
+              <w:ind w:firstLineChars="100" w:firstLine="210"/>
             </w:pPr>
-            <w:ins w:id="453" w:author="linyoubin" w:date="2016-01-04T17:27:00Z">
-              <w:r>
-                <w:t>{'</w:t>
-              </w:r>
-              <w:r>
-                <w:rPr>
-                  <w:rFonts w:hint="eastAsia"/>
-                </w:rPr>
-                <w:t>4</w:t>
-              </w:r>
-              <w:r>
-                <w:t>':'</w:t>
-              </w:r>
-              <w:r>
-                <w:t xml:space="preserve">-[ RECORD </w:t>
-              </w:r>
-              <w:r>
-                <w:rPr>
-                  <w:rFonts w:hint="eastAsia"/>
-                </w:rPr>
-                <w:t>2</w:t>
-              </w:r>
-              <w:r>
-                <w:t xml:space="preserve"> ]</w:t>
-              </w:r>
-              <w:r>
-                <w:t>'}</w:t>
-              </w:r>
-            </w:ins>
+            <w:r>
+              <w:t>'</w:t>
+            </w:r>
+            <w:r>
+              <w:rPr>
+                <w:rFonts w:hint="eastAsia"/>
+              </w:rPr>
+              <w:t>Value</w:t>
+            </w:r>
+            <w:r>
+              <w:t>':'</w:t>
+            </w:r>
+            <w:r>
+              <w:t xml:space="preserve"> id   | 1</w:t>
+            </w:r>
+            <w:r>
+              <w:t>'</w:t>
+            </w:r>
           </w:p>
           <w:p>
             <w:pPr>
               <w:rPr>
-                <w:ins w:id="454" w:author="linyoubin" w:date="2016-01-04T17:27:00Z"/>
+                <w:rFonts w:hint="eastAsia"/>
               </w:rPr>
             </w:pPr>
-            <w:ins w:id="455" w:author="linyoubin" w:date="2016-01-04T17:27:00Z">
-              <w:r>
-                <w:t>{'</w:t>
-              </w:r>
-              <w:r>
-                <w:rPr>
-                  <w:rFonts w:hint="eastAsia"/>
-                </w:rPr>
-                <w:t>5</w:t>
-              </w:r>
-              <w:r>
-                <w:t>':'</w:t>
-              </w:r>
-              <w:r>
-                <w:t xml:space="preserve">id   | </w:t>
-              </w:r>
-              <w:r>
-                <w:rPr>
-                  <w:rFonts w:hint="eastAsia"/>
-                </w:rPr>
-                <w:t>2</w:t>
-              </w:r>
-              <w:r>
-                <w:t>'}</w:t>
-              </w:r>
-            </w:ins>
+            <w:r>
+              <w:rPr>
+                <w:rFonts w:hint="eastAsia"/>
+              </w:rPr>
+              <w:t>}</w:t>
+            </w:r>
           </w:p>
           <w:p>
             <w:pPr>
               <w:rPr>
-                <w:ins w:id="456" w:author="linyoubin" w:date="2016-01-04T17:27:00Z"/>
+                <w:rFonts w:hint="eastAsia"/>
               </w:rPr>
             </w:pPr>
-            <w:ins w:id="457" w:author="linyoubin" w:date="2016-01-04T17:27:00Z">
-              <w:r>
-                <w:t>{'</w:t>
-              </w:r>
-              <w:r>
-                <w:rPr>
-                  <w:rFonts w:hint="eastAsia"/>
-                </w:rPr>
-                <w:t>6</w:t>
-              </w:r>
-              <w:r>
-                <w:t>':'</w:t>
-              </w:r>
-              <w:r>
-                <w:t>name | name</w:t>
-              </w:r>
-              <w:r>
-                <w:rPr>
-                  <w:rFonts w:hint="eastAsia"/>
-                </w:rPr>
-                <w:t>2</w:t>
-              </w:r>
-              <w:r>
-                <w:t>'}</w:t>
-              </w:r>
-            </w:ins>
+            <w:r>
+              <w:rPr>
+                <w:rFonts w:hint="eastAsia"/>
+              </w:rPr>
+              <w:t>{</w:t>
+            </w:r>
           </w:p>
           <w:p>
             <w:pPr>
-              <w:rPr>
-                <w:ins w:id="458" w:author="linyoubin" w:date="2016-01-04T17:27:00Z"/>
-              </w:rPr>
+              <w:ind w:firstLineChars="100" w:firstLine="210"/>
             </w:pPr>
-            <w:ins w:id="459" w:author="linyoubin" w:date="2016-01-04T17:27:00Z">
-              <w:r>
-                <w:t>{'</w:t>
-              </w:r>
-              <w:r>
-                <w:rPr>
-                  <w:rFonts w:hint="eastAsia"/>
-                </w:rPr>
-                <w:t>7</w:t>
-              </w:r>
-              <w:r>
-                <w:t>':''}</w:t>
-              </w:r>
-            </w:ins>
+            <w:r>
+              <w:rPr>
+                <w:rFonts w:hint="eastAsia"/>
+              </w:rPr>
+              <w:t>'RowNum':'3'</w:t>
+            </w:r>
+          </w:p>
+          <w:p>
+            <w:pPr>
+              <w:ind w:firstLineChars="100" w:firstLine="210"/>
+              <w:rPr>
+                <w:rFonts w:hint="eastAsia"/>
+              </w:rPr>
+            </w:pPr>
+            <w:r>
+              <w:t>'</w:t>
+            </w:r>
+            <w:r>
+              <w:rPr>
+                <w:rFonts w:hint="eastAsia"/>
+              </w:rPr>
+              <w:t>Value</w:t>
+            </w:r>
+            <w:r>
+              <w:t>':'</w:t>
+            </w:r>
+            <w:r>
+              <w:t xml:space="preserve"> name | name1</w:t>
+            </w:r>
+            <w:r>
+              <w:t>'</w:t>
+            </w:r>
+          </w:p>
+          <w:p>
+            <w:r>
+              <w:rPr>
+                <w:rFonts w:hint="eastAsia"/>
+              </w:rPr>
+              <w:t>}</w:t>
+            </w:r>
           </w:p>
         </w:tc>
       </w:tr>
     </w:tbl>
+    <w:p/>
+    <w:p/>
     <w:p>
       <w:pPr>
-        <w:rPr>
-          <w:ins w:id="460" w:author="linyoubin" w:date="2016-01-04T17:27:00Z"/>
-        </w:rPr>
+        <w:pStyle w:val="Heading3"/>
       </w:pPr>
+      <w:r>
+        <w:rPr>
+          <w:rFonts w:hint="eastAsia"/>
+        </w:rPr>
+        <w:t>获取</w:t>
+      </w:r>
+      <w:r>
+        <w:rPr>
+          <w:rFonts w:hint="eastAsia"/>
+        </w:rPr>
+        <w:t>SequoiaSQL</w:t>
+      </w:r>
+      <w:r>
+        <w:rPr>
+          <w:rFonts w:hint="eastAsia"/>
+        </w:rPr>
+        <w:t>主节点命令</w:t>
+      </w:r>
     </w:p>
+    <w:tbl>
+      <w:tblPr>
+        <w:tblStyle w:val="TableGrid"/>
+        <w:tblW w:w="8789" w:type="dxa"/>
+        <w:tblInd w:w="-34" w:type="dxa"/>
+        <w:tblLayout w:type="fixed"/>
+        <w:tblLook w:val="04A0"/>
+      </w:tblPr>
+      <w:tblGrid>
+        <w:gridCol w:w="1418"/>
+        <w:gridCol w:w="3827"/>
+        <w:gridCol w:w="3544"/>
+      </w:tblGrid>
+      <w:tr>
+        <w:tc>
+          <w:tcPr>
+            <w:tcW w:w="1418" w:type="dxa"/>
+            <w:shd w:val="clear" w:color="auto" w:fill="DDD9C3" w:themeFill="background2" w:themeFillShade="E6"/>
+          </w:tcPr>
+          <w:p/>
+        </w:tc>
+        <w:tc>
+          <w:tcPr>
+            <w:tcW w:w="3827" w:type="dxa"/>
+            <w:shd w:val="clear" w:color="auto" w:fill="DDD9C3" w:themeFill="background2" w:themeFillShade="E6"/>
+          </w:tcPr>
+          <w:p>
+            <w:r>
+              <w:rPr>
+                <w:rFonts w:hint="eastAsia"/>
+              </w:rPr>
+              <w:t>说明</w:t>
+            </w:r>
+          </w:p>
+        </w:tc>
+        <w:tc>
+          <w:tcPr>
+            <w:tcW w:w="3544" w:type="dxa"/>
+            <w:shd w:val="clear" w:color="auto" w:fill="DDD9C3" w:themeFill="background2" w:themeFillShade="E6"/>
+          </w:tcPr>
+          <w:p>
+            <w:r>
+              <w:rPr>
+                <w:rFonts w:hint="eastAsia"/>
+              </w:rPr>
+              <w:t>举例</w:t>
+            </w:r>
+          </w:p>
+        </w:tc>
+      </w:tr>
+      <w:tr>
+        <w:tc>
+          <w:tcPr>
+            <w:tcW w:w="1418" w:type="dxa"/>
+          </w:tcPr>
+          <w:p>
+            <w:r>
+              <w:rPr>
+                <w:rFonts w:hint="eastAsia"/>
+              </w:rPr>
+              <w:t>请求</w:t>
+            </w:r>
+          </w:p>
+        </w:tc>
+        <w:tc>
+          <w:tcPr>
+            <w:tcW w:w="3827" w:type="dxa"/>
+          </w:tcPr>
+          <w:p>
+            <w:r>
+              <w:rPr>
+                <w:rFonts w:hint="eastAsia"/>
+              </w:rPr>
+              <w:t>命令字</w:t>
+            </w:r>
+            <w:r>
+              <w:rPr>
+                <w:rFonts w:hint="eastAsia"/>
+              </w:rPr>
+              <w:t xml:space="preserve">: </w:t>
+            </w:r>
+            <w:r>
+              <w:rPr>
+                <w:rFonts w:hint="eastAsia"/>
+              </w:rPr>
+              <w:t>$</w:t>
+            </w:r>
+            <w:r>
+              <w:rPr>
+                <w:rFonts w:hint="eastAsia"/>
+              </w:rPr>
+              <w:t xml:space="preserve">ssql </w:t>
+            </w:r>
+            <w:r>
+              <w:rPr>
+                <w:rFonts w:hint="eastAsia"/>
+              </w:rPr>
+              <w:t>query master</w:t>
+            </w:r>
+          </w:p>
+          <w:p>
+            <w:r>
+              <w:rPr>
+                <w:rFonts w:hint="eastAsia"/>
+              </w:rPr>
+              <w:t>{</w:t>
+            </w:r>
+          </w:p>
+          <w:p>
+            <w:r>
+              <w:rPr>
+                <w:rFonts w:hint="eastAsia"/>
+              </w:rPr>
+              <w:t xml:space="preserve">  ServiceName:</w:t>
+            </w:r>
+            <w:r>
+              <w:rPr>
+                <w:rFonts w:hint="eastAsia"/>
+              </w:rPr>
+              <w:t>服务端口</w:t>
+            </w:r>
+          </w:p>
+          <w:p>
+            <w:r>
+              <w:rPr>
+                <w:rFonts w:hint="eastAsia"/>
+              </w:rPr>
+              <w:t xml:space="preserve">  DbName: </w:t>
+            </w:r>
+            <w:r>
+              <w:rPr>
+                <w:rFonts w:hint="eastAsia"/>
+              </w:rPr>
+              <w:t>数据库名</w:t>
+            </w:r>
+          </w:p>
+          <w:p>
+            <w:r>
+              <w:rPr>
+                <w:rFonts w:hint="eastAsia"/>
+              </w:rPr>
+              <w:t xml:space="preserve">  UserName: </w:t>
+            </w:r>
+            <w:r>
+              <w:rPr>
+                <w:rFonts w:hint="eastAsia"/>
+              </w:rPr>
+              <w:t>用户名</w:t>
+            </w:r>
+          </w:p>
+          <w:p>
+            <w:r>
+              <w:rPr>
+                <w:rFonts w:hint="eastAsia"/>
+              </w:rPr>
+              <w:t xml:space="preserve">  Sql: sql</w:t>
+            </w:r>
+            <w:r>
+              <w:rPr>
+                <w:rFonts w:hint="eastAsia"/>
+              </w:rPr>
+              <w:t>语句</w:t>
+            </w:r>
+          </w:p>
+          <w:p>
+            <w:pPr>
+              <w:ind w:left="1050" w:hangingChars="500" w:hanging="1050"/>
+            </w:pPr>
+            <w:r>
+              <w:rPr>
+                <w:rFonts w:hint="eastAsia"/>
+              </w:rPr>
+              <w:t xml:space="preserve">  Options: </w:t>
+            </w:r>
+            <w:r>
+              <w:rPr>
+                <w:rFonts w:hint="eastAsia"/>
+              </w:rPr>
+              <w:t>执行的可选参数</w:t>
+            </w:r>
+          </w:p>
+          <w:p>
+            <w:r>
+              <w:rPr>
+                <w:rFonts w:hint="eastAsia"/>
+              </w:rPr>
+              <w:t>}</w:t>
+            </w:r>
+          </w:p>
+        </w:tc>
+        <w:tc>
+          <w:tcPr>
+            <w:tcW w:w="3544" w:type="dxa"/>
+          </w:tcPr>
+          <w:p/>
+          <w:p>
+            <w:r>
+              <w:rPr>
+                <w:rFonts w:hint="eastAsia"/>
+              </w:rPr>
+              <w:t>{</w:t>
+            </w:r>
+          </w:p>
+          <w:p>
+            <w:r>
+              <w:rPr>
+                <w:rFonts w:hint="eastAsia"/>
+              </w:rPr>
+              <w:t xml:space="preserve">  DbName: 'postgres'</w:t>
+            </w:r>
+          </w:p>
+          <w:p>
+            <w:r>
+              <w:rPr>
+                <w:rFonts w:hint="eastAsia"/>
+              </w:rPr>
+              <w:t xml:space="preserve">  UserName: 'postgres'</w:t>
+            </w:r>
+          </w:p>
+          <w:p>
+            <w:r>
+              <w:rPr>
+                <w:rFonts w:hint="eastAsia"/>
+              </w:rPr>
+              <w:t xml:space="preserve">  Sql: 'select * from t1;'</w:t>
+            </w:r>
+          </w:p>
+          <w:p>
+            <w:pPr>
+              <w:ind w:left="1050" w:hangingChars="500" w:hanging="1050"/>
+            </w:pPr>
+            <w:r>
+              <w:rPr>
+                <w:rFonts w:hint="eastAsia"/>
+              </w:rPr>
+              <w:t xml:space="preserve">  Options: '-w'</w:t>
+            </w:r>
+          </w:p>
+          <w:p>
+            <w:r>
+              <w:rPr>
+                <w:rFonts w:hint="eastAsia"/>
+              </w:rPr>
+              <w:t>}</w:t>
+            </w:r>
+          </w:p>
+        </w:tc>
+      </w:tr>
+      <w:tr>
+        <w:trPr>
+          <w:trHeight w:val="2609"/>
+        </w:trPr>
+        <w:tc>
+          <w:tcPr>
+            <w:tcW w:w="1418" w:type="dxa"/>
+          </w:tcPr>
+          <w:p>
+            <w:r>
+              <w:rPr>
+                <w:rFonts w:hint="eastAsia"/>
+              </w:rPr>
+              <w:t>响应</w:t>
+            </w:r>
+          </w:p>
+        </w:tc>
+        <w:tc>
+          <w:tcPr>
+            <w:tcW w:w="3827" w:type="dxa"/>
+          </w:tcPr>
+          <w:p>
+            <w:r>
+              <w:rPr>
+                <w:rFonts w:hint="eastAsia"/>
+              </w:rPr>
+              <w:t>bson</w:t>
+            </w:r>
+          </w:p>
+        </w:tc>
+        <w:tc>
+          <w:tcPr>
+            <w:tcW w:w="3544" w:type="dxa"/>
+          </w:tcPr>
+          <w:p>
+            <w:r>
+              <w:t>{'1':'</w:t>
+            </w:r>
+            <w:r>
+              <w:t>-[ RECORD 1 ]</w:t>
+            </w:r>
+            <w:r>
+              <w:t>'}</w:t>
+            </w:r>
+          </w:p>
+          <w:p>
+            <w:r>
+              <w:t>{'2':'</w:t>
+            </w:r>
+            <w:r>
+              <w:t>id   | 1</w:t>
+            </w:r>
+            <w:r>
+              <w:t>'}</w:t>
+            </w:r>
+          </w:p>
+          <w:p>
+            <w:r>
+              <w:t>{'3':'</w:t>
+            </w:r>
+            <w:r>
+              <w:t>name | name1</w:t>
+            </w:r>
+            <w:r>
+              <w:t>'}</w:t>
+            </w:r>
+          </w:p>
+          <w:p>
+            <w:r>
+              <w:t>{'</w:t>
+            </w:r>
+            <w:r>
+              <w:rPr>
+                <w:rFonts w:hint="eastAsia"/>
+              </w:rPr>
+              <w:t>4</w:t>
+            </w:r>
+            <w:r>
+              <w:t>':'</w:t>
+            </w:r>
+            <w:r>
+              <w:t xml:space="preserve">-[ RECORD </w:t>
+            </w:r>
+            <w:r>
+              <w:rPr>
+                <w:rFonts w:hint="eastAsia"/>
+              </w:rPr>
+              <w:t>2</w:t>
+            </w:r>
+            <w:r>
+              <w:t xml:space="preserve"> ]</w:t>
+            </w:r>
+            <w:r>
+              <w:t>'}</w:t>
+            </w:r>
+          </w:p>
+          <w:p>
+            <w:r>
+              <w:t>{'</w:t>
+            </w:r>
+            <w:r>
+              <w:rPr>
+                <w:rFonts w:hint="eastAsia"/>
+              </w:rPr>
+              <w:t>5</w:t>
+            </w:r>
+            <w:r>
+              <w:t>':'</w:t>
+            </w:r>
+            <w:r>
+              <w:t xml:space="preserve">id   | </w:t>
+            </w:r>
+            <w:r>
+              <w:rPr>
+                <w:rFonts w:hint="eastAsia"/>
+              </w:rPr>
+              <w:t>2</w:t>
+            </w:r>
+            <w:r>
+              <w:t>'}</w:t>
+            </w:r>
+          </w:p>
+          <w:p>
+            <w:r>
+              <w:t>{'</w:t>
+            </w:r>
+            <w:r>
+              <w:rPr>
+                <w:rFonts w:hint="eastAsia"/>
+              </w:rPr>
+              <w:t>6</w:t>
+            </w:r>
+            <w:r>
+              <w:t>':'</w:t>
+            </w:r>
+            <w:r>
+              <w:t>name | name</w:t>
+            </w:r>
+            <w:r>
+              <w:rPr>
+                <w:rFonts w:hint="eastAsia"/>
+              </w:rPr>
+              <w:t>2</w:t>
+            </w:r>
+            <w:r>
+              <w:t>'}</w:t>
+            </w:r>
+          </w:p>
+          <w:p>
+            <w:r>
+              <w:t>{'</w:t>
+            </w:r>
+            <w:r>
+              <w:rPr>
+                <w:rFonts w:hint="eastAsia"/>
+              </w:rPr>
+              <w:t>7</w:t>
+            </w:r>
+            <w:r>
+              <w:t>':''}</w:t>
+            </w:r>
+          </w:p>
+        </w:tc>
+      </w:tr>
+    </w:tbl>
     <w:p/>
     <w:p>
       <w:pPr>
@@ -7861,7 +6413,7 @@
         <w:t>相关模块架构图</w:t>
       </w:r>
     </w:p>
-    <w:commentRangeStart w:id="461"/>
+    <w:commentRangeStart w:id="4"/>
     <w:p>
       <w:r>
         <w:pict>
@@ -8034,12 +6586,12 @@
           </v:group>
         </w:pict>
       </w:r>
-      <w:commentRangeEnd w:id="461"/>
+      <w:commentRangeEnd w:id="4"/>
       <w:r>
         <w:rPr>
           <w:rStyle w:val="CommentReference"/>
         </w:rPr>
-        <w:commentReference w:id="461"/>
+        <w:commentReference w:id="4"/>
       </w:r>
     </w:p>
     <w:p/>
@@ -8122,7 +6674,7 @@
       <w:pPr>
         <w:pStyle w:val="Heading3"/>
       </w:pPr>
-      <w:commentRangeStart w:id="462"/>
+      <w:commentRangeStart w:id="5"/>
       <w:r>
         <w:rPr>
           <w:rFonts w:hint="eastAsia"/>
@@ -8130,14 +6682,14 @@
         <w:lastRenderedPageBreak/>
         <w:t>删除业务</w:t>
       </w:r>
-      <w:commentRangeEnd w:id="462"/>
+      <w:commentRangeEnd w:id="5"/>
       <w:r>
         <w:rPr>
           <w:rStyle w:val="CommentReference"/>
           <w:b w:val="0"/>
           <w:bCs w:val="0"/>
         </w:rPr>
-        <w:commentReference w:id="462"/>
+        <w:commentReference w:id="5"/>
       </w:r>
     </w:p>
     <w:p>
@@ -9068,13 +7620,7 @@
         <w:rPr>
           <w:rFonts w:hint="eastAsia"/>
         </w:rPr>
-        <w:t>sequoiasql</w:t>
-      </w:r>
-      <w:r>
-        <w:rPr>
-          <w:rFonts w:hint="eastAsia"/>
-        </w:rPr>
-        <w:t xml:space="preserve"> sql</w:t>
+        <w:t>sequoiasql sql</w:t>
       </w:r>
       <w:r>
         <w:rPr>
@@ -9126,13 +7672,7 @@
         <w:rPr>
           <w:rFonts w:hint="eastAsia"/>
         </w:rPr>
-        <w:t>spark</w:t>
-      </w:r>
-      <w:r>
-        <w:rPr>
-          <w:rFonts w:hint="eastAsia"/>
-        </w:rPr>
-        <w:t xml:space="preserve"> ----</w:t>
+        <w:t>spark ----</w:t>
       </w:r>
       <w:r>
         <w:t>--&gt;</w:t>
@@ -9206,13 +7746,7 @@
         <w:rPr>
           <w:rFonts w:hint="eastAsia"/>
         </w:rPr>
-        <w:t>执行</w:t>
-      </w:r>
-      <w:r>
-        <w:rPr>
-          <w:rFonts w:hint="eastAsia"/>
-        </w:rPr>
-        <w:t>窗口</w:t>
+        <w:t>执行窗口</w:t>
       </w:r>
     </w:p>
   </w:comment>
@@ -9236,13 +7770,7 @@
         <w:rPr>
           <w:rFonts w:hint="eastAsia"/>
         </w:rPr>
-        <w:t>j</w:t>
-      </w:r>
-      <w:r>
-        <w:rPr>
-          <w:rFonts w:hint="eastAsia"/>
-        </w:rPr>
-        <w:t>s</w:t>
+        <w:t>js</w:t>
       </w:r>
       <w:r>
         <w:rPr>
@@ -9259,17 +7787,11 @@
         <w:rPr>
           <w:rFonts w:hint="eastAsia"/>
         </w:rPr>
-        <w:t>多条语句</w:t>
-      </w:r>
-      <w:r>
-        <w:rPr>
-          <w:rFonts w:hint="eastAsia"/>
-        </w:rPr>
-        <w:t>？</w:t>
+        <w:t>多条语句？</w:t>
       </w:r>
     </w:p>
   </w:comment>
-  <w:comment w:id="461" w:author="linyoubin" w:date="2015-12-31T15:16:00Z" w:initials="l">
+  <w:comment w:id="4" w:author="linyoubin" w:date="2015-12-31T15:16:00Z" w:initials="l">
     <w:p>
       <w:pPr>
         <w:pStyle w:val="CommentText"/>
@@ -9284,19 +7806,7 @@
         <w:rPr>
           <w:rFonts w:hint="eastAsia"/>
         </w:rPr>
-        <w:t>增加</w:t>
-      </w:r>
-      <w:r>
-        <w:rPr>
-          <w:rFonts w:hint="eastAsia"/>
-        </w:rPr>
-        <w:t>网页主动</w:t>
-      </w:r>
-      <w:r>
-        <w:rPr>
-          <w:rFonts w:hint="eastAsia"/>
-        </w:rPr>
-        <w:t>获取</w:t>
+        <w:t>增加网页主动获取</w:t>
       </w:r>
       <w:r>
         <w:rPr>
@@ -9312,7 +7822,7 @@
       </w:r>
     </w:p>
   </w:comment>
-  <w:comment w:id="462" w:author="linyoubin" w:date="2015-12-31T15:19:00Z" w:initials="l">
+  <w:comment w:id="5" w:author="linyoubin" w:date="2015-12-31T15:19:00Z" w:initials="l">
     <w:p>
       <w:pPr>
         <w:pStyle w:val="CommentText"/>
@@ -9374,7 +7884,7 @@
             <w:rPr>
               <w:noProof/>
             </w:rPr>
-            <w:t>7</w:t>
+            <w:t>8</w:t>
           </w:r>
         </w:fldSimple>
       </w:p>

--- a/internal_doc/03.开发设计/OM/SequoiaSQL/sequoiaSQL数据操作.docx
+++ b/internal_doc/03.开发设计/OM/SequoiaSQL/sequoiaSQL数据操作.docx
@@ -1068,7 +1068,13 @@
               <w:rPr>
                 <w:rFonts w:hint="eastAsia"/>
               </w:rPr>
-              <w:t>DbUser:</w:t>
+              <w:t>User</w:t>
+            </w:r>
+            <w:r>
+              <w:rPr>
+                <w:rFonts w:hint="eastAsia"/>
+              </w:rPr>
+              <w:t>:</w:t>
             </w:r>
             <w:r>
               <w:rPr>
@@ -1085,7 +1091,7 @@
               <w:rPr>
                 <w:rFonts w:hint="eastAsia"/>
               </w:rPr>
-              <w:t>DbPasswd</w:t>
+              <w:t>Passwd</w:t>
             </w:r>
             <w:r>
               <w:rPr>
@@ -3783,7 +3789,7 @@
               <w:rPr>
                 <w:rFonts w:hint="eastAsia"/>
               </w:rPr>
-              <w:t xml:space="preserve">UserName: </w:t>
+              <w:t xml:space="preserve">User: </w:t>
             </w:r>
             <w:r>
               <w:rPr>
@@ -3895,7 +3901,13 @@
               <w:rPr>
                 <w:rFonts w:hint="eastAsia"/>
               </w:rPr>
-              <w:t>&amp;UserName="postgres"</w:t>
+              <w:t>&amp;User</w:t>
+            </w:r>
+            <w:r>
+              <w:rPr>
+                <w:rFonts w:hint="eastAsia"/>
+              </w:rPr>
+              <w:t>="postgres"</w:t>
             </w:r>
           </w:p>
           <w:p>
@@ -3930,7 +3942,7 @@
               <w:rPr>
                 <w:rFonts w:hint="eastAsia"/>
               </w:rPr>
-              <w:t xml:space="preserve"> ResultFormat</w:t>
+              <w:t>ResultFormat</w:t>
             </w:r>
             <w:r>
               <w:rPr>
@@ -5569,7 +5581,13 @@
               <w:rPr>
                 <w:rFonts w:hint="eastAsia"/>
               </w:rPr>
-              <w:t>getmore</w:t>
+              <w:t>get</w:t>
+            </w:r>
+            <w:r>
+              <w:rPr>
+                <w:rFonts w:hint="eastAsia"/>
+              </w:rPr>
+              <w:t>data</w:t>
             </w:r>
           </w:p>
           <w:p>
@@ -5624,7 +5642,13 @@
               <w:rPr>
                 <w:rFonts w:hint="eastAsia"/>
               </w:rPr>
-              <w:t>: $ssql getmore</w:t>
+              <w:t xml:space="preserve">: $ssql </w:t>
+            </w:r>
+            <w:r>
+              <w:rPr>
+                <w:rFonts w:hint="eastAsia"/>
+              </w:rPr>
+              <w:t>getdata</w:t>
             </w:r>
           </w:p>
           <w:p>
@@ -5870,6 +5894,7 @@
       <w:pPr>
         <w:pStyle w:val="Heading3"/>
       </w:pPr>
+      <w:commentRangeStart w:id="4"/>
       <w:r>
         <w:rPr>
           <w:rFonts w:hint="eastAsia"/>
@@ -5887,6 +5912,15 @@
           <w:rFonts w:hint="eastAsia"/>
         </w:rPr>
         <w:t>主节点命令</w:t>
+      </w:r>
+      <w:commentRangeEnd w:id="4"/>
+      <w:r>
+        <w:rPr>
+          <w:rStyle w:val="CommentReference"/>
+          <w:b w:val="0"/>
+          <w:bCs w:val="0"/>
+        </w:rPr>
+        <w:commentReference w:id="4"/>
       </w:r>
     </w:p>
     <w:tbl>
@@ -6413,7 +6447,7 @@
         <w:t>相关模块架构图</w:t>
       </w:r>
     </w:p>
-    <w:commentRangeStart w:id="4"/>
+    <w:commentRangeStart w:id="5"/>
     <w:p>
       <w:r>
         <w:pict>
@@ -6586,12 +6620,12 @@
           </v:group>
         </w:pict>
       </w:r>
-      <w:commentRangeEnd w:id="4"/>
+      <w:commentRangeEnd w:id="5"/>
       <w:r>
         <w:rPr>
           <w:rStyle w:val="CommentReference"/>
         </w:rPr>
-        <w:commentReference w:id="4"/>
+        <w:commentReference w:id="5"/>
       </w:r>
     </w:p>
     <w:p/>
@@ -6674,7 +6708,7 @@
       <w:pPr>
         <w:pStyle w:val="Heading3"/>
       </w:pPr>
-      <w:commentRangeStart w:id="5"/>
+      <w:commentRangeStart w:id="6"/>
       <w:r>
         <w:rPr>
           <w:rFonts w:hint="eastAsia"/>
@@ -6682,14 +6716,14 @@
         <w:lastRenderedPageBreak/>
         <w:t>删除业务</w:t>
       </w:r>
-      <w:commentRangeEnd w:id="5"/>
+      <w:commentRangeEnd w:id="6"/>
       <w:r>
         <w:rPr>
           <w:rStyle w:val="CommentReference"/>
           <w:b w:val="0"/>
           <w:bCs w:val="0"/>
         </w:rPr>
-        <w:commentReference w:id="5"/>
+        <w:commentReference w:id="6"/>
       </w:r>
     </w:p>
     <w:p>
@@ -7791,7 +7825,7 @@
       </w:r>
     </w:p>
   </w:comment>
-  <w:comment w:id="4" w:author="linyoubin" w:date="2015-12-31T15:16:00Z" w:initials="l">
+  <w:comment w:id="4" w:author="linyoubin" w:date="2016-01-13T15:25:00Z" w:initials="l">
     <w:p>
       <w:pPr>
         <w:pStyle w:val="CommentText"/>
@@ -7806,23 +7840,60 @@
         <w:rPr>
           <w:rFonts w:hint="eastAsia"/>
         </w:rPr>
-        <w:t>增加网页主动获取</w:t>
-      </w:r>
-      <w:r>
-        <w:rPr>
-          <w:rFonts w:hint="eastAsia"/>
-        </w:rPr>
-        <w:t>master</w:t>
-      </w:r>
-      <w:r>
-        <w:rPr>
-          <w:rFonts w:hint="eastAsia"/>
-        </w:rPr>
-        <w:t>主备信息的消息</w:t>
+        <w:t>8.2</w:t>
+      </w:r>
+      <w:r>
+        <w:rPr>
+          <w:rFonts w:hint="eastAsia"/>
+        </w:rPr>
+        <w:t>版本的</w:t>
+      </w:r>
+      <w:r>
+        <w:rPr>
+          <w:rFonts w:hint="eastAsia"/>
+        </w:rPr>
+        <w:t>hawq</w:t>
+      </w:r>
+      <w:r>
+        <w:rPr>
+          <w:rFonts w:hint="eastAsia"/>
+        </w:rPr>
+        <w:t>没有该功能</w:t>
       </w:r>
     </w:p>
   </w:comment>
-  <w:comment w:id="5" w:author="linyoubin" w:date="2015-12-31T15:19:00Z" w:initials="l">
+  <w:comment w:id="5" w:author="linyoubin" w:date="2015-12-31T15:16:00Z" w:initials="l">
+    <w:p>
+      <w:pPr>
+        <w:pStyle w:val="CommentText"/>
+      </w:pPr>
+      <w:r>
+        <w:rPr>
+          <w:rStyle w:val="CommentReference"/>
+        </w:rPr>
+        <w:annotationRef/>
+      </w:r>
+      <w:r>
+        <w:rPr>
+          <w:rFonts w:hint="eastAsia"/>
+        </w:rPr>
+        <w:t>增加网页主动获取</w:t>
+      </w:r>
+      <w:r>
+        <w:rPr>
+          <w:rFonts w:hint="eastAsia"/>
+        </w:rPr>
+        <w:t>master</w:t>
+      </w:r>
+      <w:r>
+        <w:rPr>
+          <w:rFonts w:hint="eastAsia"/>
+        </w:rPr>
+        <w:t>主备信息的消息</w:t>
+      </w:r>
+    </w:p>
+  </w:comment>
+  <w:comment w:id="6" w:author="linyoubin" w:date="2015-12-31T15:19:00Z" w:initials="l">
     <w:p>
       <w:pPr>
         <w:pStyle w:val="CommentText"/>
@@ -7884,7 +7955,7 @@
             <w:rPr>
               <w:noProof/>
             </w:rPr>
-            <w:t>8</w:t>
+            <w:t>4</w:t>
           </w:r>
         </w:fldSimple>
       </w:p>

--- a/internal_doc/03.开发设计/OM/SequoiaSQL/sequoiaSQL数据操作.docx
+++ b/internal_doc/03.开发设计/OM/SequoiaSQL/sequoiaSQL数据操作.docx
@@ -820,6 +820,10 @@
           <w:p>
             <w:pPr>
               <w:ind w:firstLine="405"/>
+              <w:rPr>
+                <w:ins w:id="4" w:author="linyoubin" w:date="2016-01-22T09:19:00Z"/>
+                <w:rFonts w:hint="eastAsia"/>
+              </w:rPr>
             </w:pPr>
             <w:r>
               <w:rPr>
@@ -833,6 +837,28 @@
               </w:rPr>
               <w:t>数据库名</w:t>
             </w:r>
+          </w:p>
+          <w:p>
+            <w:pPr>
+              <w:ind w:firstLine="405"/>
+              <w:rPr>
+                <w:rFonts w:hint="eastAsia"/>
+              </w:rPr>
+            </w:pPr>
+            <w:ins w:id="5" w:author="linyoubin" w:date="2016-01-22T09:19:00Z">
+              <w:r>
+                <w:rPr>
+                  <w:rFonts w:hint="eastAsia"/>
+                </w:rPr>
+                <w:t xml:space="preserve">InstallPath: </w:t>
+              </w:r>
+              <w:r>
+                <w:rPr>
+                  <w:rFonts w:hint="eastAsia"/>
+                </w:rPr>
+                <w:t>安装目录</w:t>
+              </w:r>
+            </w:ins>
           </w:p>
           <w:p>
             <w:pPr>
@@ -1046,6 +1072,10 @@
           <w:p>
             <w:pPr>
               <w:ind w:firstLine="405"/>
+              <w:rPr>
+                <w:ins w:id="6" w:author="linyoubin" w:date="2016-01-22T09:19:00Z"/>
+                <w:rFonts w:hint="eastAsia"/>
+              </w:rPr>
             </w:pPr>
             <w:r>
               <w:rPr>
@@ -1059,6 +1089,19 @@
               </w:rPr>
               <w:t>'postgres'</w:t>
             </w:r>
+          </w:p>
+          <w:p>
+            <w:pPr>
+              <w:ind w:firstLine="405"/>
+              <w:rPr>
+                <w:rFonts w:hint="eastAsia"/>
+              </w:rPr>
+            </w:pPr>
+            <w:ins w:id="7" w:author="linyoubin" w:date="2016-01-22T09:19:00Z">
+              <w:r>
+                <w:t>InstallPath:'/usr/local/pgsql/'</w:t>
+              </w:r>
+            </w:ins>
           </w:p>
           <w:p>
             <w:pPr>
@@ -2825,6 +2868,7 @@
               <w:rPr>
                 <w:rFonts w:hint="eastAsia"/>
               </w:rPr>
+              <w:lastRenderedPageBreak/>
               <w:t>WebServicePort:web</w:t>
             </w:r>
             <w:r>
@@ -2839,7 +2883,6 @@
               <w:rPr>
                 <w:rFonts w:hint="eastAsia"/>
               </w:rPr>
-              <w:lastRenderedPageBreak/>
               <w:t xml:space="preserve">  }</w:t>
             </w:r>
           </w:p>
@@ -3003,6 +3046,7 @@
               <w:rPr>
                 <w:rFonts w:hint="eastAsia"/>
               </w:rPr>
+              <w:lastRenderedPageBreak/>
               <w:t>WebServicePort:'808</w:t>
             </w:r>
             <w:r>
@@ -3023,7 +3067,6 @@
               <w:rPr>
                 <w:rFonts w:hint="eastAsia"/>
               </w:rPr>
-              <w:lastRenderedPageBreak/>
               <w:t xml:space="preserve">  }</w:t>
             </w:r>
           </w:p>
@@ -3780,11 +3823,6 @@
             </w:r>
           </w:p>
           <w:p>
-            <w:pPr>
-              <w:rPr>
-                <w:rFonts w:hint="eastAsia"/>
-              </w:rPr>
-            </w:pPr>
             <w:r>
               <w:rPr>
                 <w:rFonts w:hint="eastAsia"/>
@@ -3893,6 +3931,7 @@
               <w:rPr>
                 <w:rFonts w:hint="eastAsia"/>
               </w:rPr>
+              <w:lastRenderedPageBreak/>
               <w:t>&amp;DbName="postgres"</w:t>
             </w:r>
           </w:p>
@@ -3911,11 +3950,6 @@
             </w:r>
           </w:p>
           <w:p>
-            <w:pPr>
-              <w:rPr>
-                <w:rFonts w:hint="eastAsia"/>
-              </w:rPr>
-            </w:pPr>
             <w:r>
               <w:rPr>
                 <w:rFonts w:hint="eastAsia"/>
@@ -4019,11 +4053,6 @@
             <w:tcW w:w="3827" w:type="dxa"/>
           </w:tcPr>
           <w:p>
-            <w:pPr>
-              <w:rPr>
-                <w:rFonts w:hint="eastAsia"/>
-              </w:rPr>
-            </w:pPr>
             <w:r>
               <w:rPr>
                 <w:rFonts w:hint="eastAsia"/>
@@ -4157,13 +4186,7 @@
         <w:rPr>
           <w:rFonts w:hint="eastAsia"/>
         </w:rPr>
-        <w:t>命令</w:t>
-      </w:r>
-      <w:r>
-        <w:rPr>
-          <w:rFonts w:hint="eastAsia"/>
-        </w:rPr>
-        <w:t>的</w:t>
+        <w:t>命令的</w:t>
       </w:r>
       <w:r>
         <w:rPr>
@@ -4430,11 +4453,6 @@
             </w:r>
           </w:p>
           <w:p>
-            <w:pPr>
-              <w:rPr>
-                <w:rFonts w:hint="eastAsia"/>
-              </w:rPr>
-            </w:pPr>
             <w:r>
               <w:t>T</w:t>
             </w:r>
@@ -4510,11 +4528,6 @@
             </w:r>
           </w:p>
           <w:p>
-            <w:pPr>
-              <w:rPr>
-                <w:rFonts w:hint="eastAsia"/>
-              </w:rPr>
-            </w:pPr>
             <w:r>
               <w:t xml:space="preserve">  </w:t>
             </w:r>
@@ -4525,9 +4538,6 @@
           <w:p>
             <w:pPr>
               <w:ind w:firstLineChars="100" w:firstLine="210"/>
-              <w:rPr>
-                <w:rFonts w:hint="eastAsia"/>
-              </w:rPr>
             </w:pPr>
             <w:r>
               <w:t>"ResultInfo": [</w:t>
@@ -4581,9 +4591,6 @@
           <w:p>
             <w:pPr>
               <w:ind w:firstLineChars="100" w:firstLine="210"/>
-              <w:rPr>
-                <w:rFonts w:hint="eastAsia"/>
-              </w:rPr>
             </w:pPr>
             <w:r>
               <w:t>}</w:t>
@@ -4592,9 +4599,6 @@
           <w:p>
             <w:pPr>
               <w:ind w:firstLineChars="100" w:firstLine="210"/>
-              <w:rPr>
-                <w:rFonts w:hint="eastAsia"/>
-              </w:rPr>
             </w:pPr>
             <w:r>
               <w:rPr>
@@ -4611,19 +4615,7 @@
               <w:rPr>
                 <w:rFonts w:hint="eastAsia"/>
               </w:rPr>
-              <w:t>'RowNum</w:t>
-            </w:r>
-            <w:r>
-              <w:rPr>
-                <w:rFonts w:hint="eastAsia"/>
-              </w:rPr>
-              <w:t>':'2</w:t>
-            </w:r>
-            <w:r>
-              <w:rPr>
-                <w:rFonts w:hint="eastAsia"/>
-              </w:rPr>
-              <w:t>'</w:t>
+              <w:t>'RowNum':'2'</w:t>
             </w:r>
           </w:p>
           <w:p>
@@ -4655,9 +4647,6 @@
           <w:p>
             <w:pPr>
               <w:ind w:firstLineChars="100" w:firstLine="210"/>
-              <w:rPr>
-                <w:rFonts w:hint="eastAsia"/>
-              </w:rPr>
             </w:pPr>
             <w:r>
               <w:rPr>
@@ -4669,9 +4658,6 @@
           <w:p>
             <w:pPr>
               <w:ind w:firstLineChars="100" w:firstLine="210"/>
-              <w:rPr>
-                <w:rFonts w:hint="eastAsia"/>
-              </w:rPr>
             </w:pPr>
             <w:r>
               <w:rPr>
@@ -4706,9 +4692,6 @@
           <w:p>
             <w:pPr>
               <w:ind w:firstLineChars="200" w:firstLine="420"/>
-              <w:rPr>
-                <w:rFonts w:hint="eastAsia"/>
-              </w:rPr>
             </w:pPr>
             <w:r>
               <w:t>'</w:t>
@@ -4723,10 +4706,7 @@
               <w:t>':'</w:t>
             </w:r>
             <w:r>
-              <w:t xml:space="preserve"> </w:t>
-            </w:r>
-            <w:r>
-              <w:t>name | name1</w:t>
+              <w:t xml:space="preserve"> name | name1</w:t>
             </w:r>
             <w:r>
               <w:t>'</w:t>
@@ -4744,11 +4724,6 @@
             </w:r>
           </w:p>
           <w:p>
-            <w:pPr>
-              <w:rPr>
-                <w:rFonts w:hint="eastAsia"/>
-              </w:rPr>
-            </w:pPr>
             <w:r>
               <w:t xml:space="preserve">  </w:t>
             </w:r>
@@ -4799,11 +4774,9 @@
           <w:p>
             <w:pPr>
               <w:ind w:firstLine="405"/>
-              <w:rPr>
-                <w:rFonts w:hint="eastAsia"/>
-              </w:rPr>
             </w:pPr>
             <w:r>
+              <w:lastRenderedPageBreak/>
               <w:t>"BusinessName": "</w:t>
             </w:r>
             <w:r>
@@ -4814,21 +4787,6 @@
             </w:r>
             <w:r>
               <w:t>"</w:t>
-            </w:r>
-          </w:p>
-          <w:p>
-            <w:pPr>
-              <w:ind w:firstLineChars="100" w:firstLine="210"/>
-              <w:rPr>
-                <w:rFonts w:hint="eastAsia"/>
-              </w:rPr>
-            </w:pPr>
-            <w:r>
-              <w:rPr>
-                <w:rFonts w:hint="eastAsia"/>
-              </w:rPr>
-              <w:lastRenderedPageBreak/>
-              <w:t>}</w:t>
             </w:r>
           </w:p>
           <w:p>
@@ -4836,6 +4794,17 @@
               <w:ind w:firstLineChars="100" w:firstLine="210"/>
             </w:pPr>
             <w:r>
+              <w:rPr>
+                <w:rFonts w:hint="eastAsia"/>
+              </w:rPr>
+              <w:t>}</w:t>
+            </w:r>
+          </w:p>
+          <w:p>
+            <w:pPr>
+              <w:ind w:firstLineChars="100" w:firstLine="210"/>
+            </w:pPr>
+            <w:r>
               <w:t>…</w:t>
             </w:r>
           </w:p>
@@ -4875,116 +4844,6 @@
         </w:tc>
       </w:tr>
     </w:tbl>
-    <w:p/>
-    <w:p>
-      <w:pPr>
-        <w:pStyle w:val="Heading2"/>
-      </w:pPr>
-      <w:r>
-        <w:rPr>
-          <w:rFonts w:hint="eastAsia"/>
-        </w:rPr>
-        <w:t>OM</w:t>
-      </w:r>
-      <w:r>
-        <w:rPr>
-          <w:rFonts w:hint="eastAsia"/>
-        </w:rPr>
-        <w:t>与</w:t>
-      </w:r>
-      <w:r>
-        <w:rPr>
-          <w:rFonts w:hint="eastAsia"/>
-        </w:rPr>
-        <w:t>Agent</w:t>
-      </w:r>
-      <w:r>
-        <w:rPr>
-          <w:rFonts w:hint="eastAsia"/>
-        </w:rPr>
-        <w:t>接口</w:t>
-      </w:r>
-    </w:p>
-    <w:p>
-      <w:r>
-        <w:rPr>
-          <w:rFonts w:hint="eastAsia"/>
-        </w:rPr>
-        <w:t>OM</w:t>
-      </w:r>
-      <w:r>
-        <w:rPr>
-          <w:rFonts w:hint="eastAsia"/>
-        </w:rPr>
-        <w:t>与</w:t>
-      </w:r>
-      <w:r>
-        <w:rPr>
-          <w:rFonts w:hint="eastAsia"/>
-        </w:rPr>
-        <w:t>Agent</w:t>
-      </w:r>
-      <w:r>
-        <w:rPr>
-          <w:rFonts w:hint="eastAsia"/>
-        </w:rPr>
-        <w:t>走内部消息流程，最外层消息与</w:t>
-      </w:r>
-      <w:r>
-        <w:rPr>
-          <w:rFonts w:hint="eastAsia"/>
-        </w:rPr>
-        <w:t>sdb</w:t>
-      </w:r>
-      <w:r>
-        <w:rPr>
-          <w:rFonts w:hint="eastAsia"/>
-        </w:rPr>
-        <w:t>内部消息一致，均为</w:t>
-      </w:r>
-      <w:r>
-        <w:rPr>
-          <w:rFonts w:hint="eastAsia"/>
-        </w:rPr>
-        <w:t>MsgHeader</w:t>
-      </w:r>
-      <w:r>
-        <w:rPr>
-          <w:rFonts w:hint="eastAsia"/>
-        </w:rPr>
-        <w:t>结构</w:t>
-      </w:r>
-      <w:r>
-        <w:rPr>
-          <w:rFonts w:hint="eastAsia"/>
-        </w:rPr>
-        <w:t>。走</w:t>
-      </w:r>
-      <w:r>
-        <w:rPr>
-          <w:rFonts w:hint="eastAsia"/>
-        </w:rPr>
-        <w:t>Query</w:t>
-      </w:r>
-      <w:r>
-        <w:rPr>
-          <w:rFonts w:hint="eastAsia"/>
-        </w:rPr>
-        <w:t>消息，以下仅描述</w:t>
-      </w:r>
-      <w:r>
-        <w:rPr>
-          <w:rFonts w:hint="eastAsia"/>
-        </w:rPr>
-        <w:t>MsgHeader</w:t>
-      </w:r>
-      <w:r>
-        <w:rPr>
-          <w:rFonts w:hint="eastAsia"/>
-        </w:rPr>
-        <w:t>中的内部接口。</w:t>
-      </w:r>
-    </w:p>
     <w:p>
       <w:pPr>
         <w:pStyle w:val="Heading3"/>
@@ -4993,7 +4852,7 @@
         <w:rPr>
           <w:rFonts w:hint="eastAsia"/>
         </w:rPr>
-        <w:t>执行</w:t>
+        <w:t>中断</w:t>
       </w:r>
       <w:r>
         <w:rPr>
@@ -5068,7 +4927,7 @@
               <w:rPr>
                 <w:rFonts w:hint="eastAsia"/>
               </w:rPr>
-              <w:t>请求</w:t>
+              <w:t>请求头</w:t>
             </w:r>
           </w:p>
         </w:tc>
@@ -5081,206 +4940,7 @@
               <w:rPr>
                 <w:rFonts w:hint="eastAsia"/>
               </w:rPr>
-              <w:t>命令字</w:t>
-            </w:r>
-            <w:r>
-              <w:rPr>
-                <w:rFonts w:hint="eastAsia"/>
-              </w:rPr>
-              <w:t>: $</w:t>
-            </w:r>
-            <w:r>
-              <w:rPr>
-                <w:rFonts w:hint="eastAsia"/>
-              </w:rPr>
-              <w:t>ssql exec</w:t>
-            </w:r>
-          </w:p>
-          <w:p>
-            <w:pPr>
-              <w:rPr>
-                <w:rFonts w:hint="eastAsia"/>
-              </w:rPr>
-            </w:pPr>
-            <w:r>
-              <w:rPr>
-                <w:rFonts w:hint="eastAsia"/>
-              </w:rPr>
-              <w:t>{</w:t>
-            </w:r>
-          </w:p>
-          <w:p>
-            <w:r>
-              <w:rPr>
-                <w:rFonts w:hint="eastAsia"/>
-              </w:rPr>
-              <w:t xml:space="preserve">  TaskID:</w:t>
-            </w:r>
-            <w:r>
-              <w:rPr>
-                <w:rFonts w:hint="eastAsia"/>
-              </w:rPr>
-              <w:t>任务</w:t>
-            </w:r>
-            <w:r>
-              <w:rPr>
-                <w:rFonts w:hint="eastAsia"/>
-              </w:rPr>
-              <w:t>ID</w:t>
-            </w:r>
-          </w:p>
-          <w:p>
-            <w:r>
-              <w:rPr>
-                <w:rFonts w:hint="eastAsia"/>
-              </w:rPr>
-              <w:t xml:space="preserve">  ServiceName:</w:t>
-            </w:r>
-            <w:r>
-              <w:rPr>
-                <w:rFonts w:hint="eastAsia"/>
-              </w:rPr>
-              <w:t>服务端口</w:t>
-            </w:r>
-          </w:p>
-          <w:p>
-            <w:r>
-              <w:rPr>
-                <w:rFonts w:hint="eastAsia"/>
-              </w:rPr>
-              <w:t xml:space="preserve">  DbName</w:t>
-            </w:r>
-            <w:r>
-              <w:rPr>
-                <w:rFonts w:hint="eastAsia"/>
-              </w:rPr>
-              <w:t xml:space="preserve">: </w:t>
-            </w:r>
-            <w:r>
-              <w:rPr>
-                <w:rFonts w:hint="eastAsia"/>
-              </w:rPr>
-              <w:t>数据库名</w:t>
-            </w:r>
-          </w:p>
-          <w:p>
-            <w:pPr>
-              <w:rPr>
-                <w:rFonts w:hint="eastAsia"/>
-              </w:rPr>
-            </w:pPr>
-            <w:r>
-              <w:rPr>
-                <w:rFonts w:hint="eastAsia"/>
-              </w:rPr>
-              <w:t xml:space="preserve">  User</w:t>
-            </w:r>
-            <w:r>
-              <w:rPr>
-                <w:rFonts w:hint="eastAsia"/>
-              </w:rPr>
-              <w:t xml:space="preserve">: </w:t>
-            </w:r>
-            <w:r>
-              <w:rPr>
-                <w:rFonts w:hint="eastAsia"/>
-              </w:rPr>
-              <w:t>用户名</w:t>
-            </w:r>
-          </w:p>
-          <w:p>
-            <w:r>
-              <w:rPr>
-                <w:rFonts w:hint="eastAsia"/>
-              </w:rPr>
-              <w:t xml:space="preserve">  Passwd: </w:t>
-            </w:r>
-            <w:r>
-              <w:rPr>
-                <w:rFonts w:hint="eastAsia"/>
-              </w:rPr>
-              <w:t>密码</w:t>
-            </w:r>
-            <w:r>
-              <w:rPr>
-                <w:rFonts w:hint="eastAsia"/>
-              </w:rPr>
-              <w:t xml:space="preserve"> </w:t>
-            </w:r>
-          </w:p>
-          <w:p>
-            <w:r>
-              <w:rPr>
-                <w:rFonts w:hint="eastAsia"/>
-              </w:rPr>
-              <w:t xml:space="preserve">  Sql</w:t>
-            </w:r>
-            <w:r>
-              <w:rPr>
-                <w:rFonts w:hint="eastAsia"/>
-              </w:rPr>
-              <w:t xml:space="preserve">: </w:t>
-            </w:r>
-            <w:r>
-              <w:rPr>
-                <w:rFonts w:hint="eastAsia"/>
-              </w:rPr>
-              <w:t>sql</w:t>
-            </w:r>
-            <w:r>
-              <w:rPr>
-                <w:rFonts w:hint="eastAsia"/>
-              </w:rPr>
-              <w:t>语句</w:t>
-            </w:r>
-          </w:p>
-          <w:p>
-            <w:pPr>
-              <w:ind w:left="1050" w:hangingChars="500" w:hanging="1050"/>
-            </w:pPr>
-            <w:r>
-              <w:rPr>
-                <w:rFonts w:hint="eastAsia"/>
-              </w:rPr>
-              <w:t xml:space="preserve">  </w:t>
-            </w:r>
-            <w:r>
-              <w:rPr>
-                <w:rFonts w:hint="eastAsia"/>
-              </w:rPr>
-              <w:t xml:space="preserve">ResultFormat: </w:t>
-            </w:r>
-            <w:r>
-              <w:rPr>
-                <w:rFonts w:hint="eastAsia"/>
-              </w:rPr>
-              <w:t>返回格式</w:t>
-            </w:r>
-            <w:r>
-              <w:rPr>
-                <w:rFonts w:hint="eastAsia"/>
-              </w:rPr>
-              <w:t>(html/</w:t>
-            </w:r>
-            <w:r>
-              <w:rPr>
-                <w:rFonts w:hint="eastAsia"/>
-              </w:rPr>
-              <w:t>text</w:t>
-            </w:r>
-            <w:r>
-              <w:rPr>
-                <w:rFonts w:hint="eastAsia"/>
-              </w:rPr>
-              <w:t>)</w:t>
-            </w:r>
-          </w:p>
-          <w:p>
-            <w:r>
-              <w:rPr>
-                <w:rFonts w:hint="eastAsia"/>
-              </w:rPr>
-              <w:t>}</w:t>
+              <w:t>同通用请求头</w:t>
             </w:r>
           </w:p>
         </w:tc>
@@ -5289,137 +4949,9 @@
             <w:tcW w:w="3544" w:type="dxa"/>
           </w:tcPr>
           <w:p/>
-          <w:p>
-            <w:pPr>
-              <w:rPr>
-                <w:rFonts w:hint="eastAsia"/>
-              </w:rPr>
-            </w:pPr>
-            <w:r>
-              <w:rPr>
-                <w:rFonts w:hint="eastAsia"/>
-              </w:rPr>
-              <w:t>{</w:t>
-            </w:r>
-          </w:p>
-          <w:p>
-            <w:pPr>
-              <w:rPr>
-                <w:rFonts w:hint="eastAsia"/>
-              </w:rPr>
-            </w:pPr>
-            <w:r>
-              <w:rPr>
-                <w:rFonts w:hint="eastAsia"/>
-              </w:rPr>
-              <w:t xml:space="preserve">  TaskID</w:t>
-            </w:r>
-            <w:r>
-              <w:rPr>
-                <w:rFonts w:hint="eastAsia"/>
-              </w:rPr>
-              <w:t>：</w:t>
-            </w:r>
-            <w:r>
-              <w:rPr>
-                <w:rFonts w:hint="eastAsia"/>
-              </w:rPr>
-              <w:t>"1"</w:t>
-            </w:r>
-          </w:p>
-          <w:p>
-            <w:r>
-              <w:rPr>
-                <w:rFonts w:hint="eastAsia"/>
-              </w:rPr>
-              <w:t xml:space="preserve">  ServiceName:'5432'</w:t>
-            </w:r>
-          </w:p>
-          <w:p>
-            <w:r>
-              <w:rPr>
-                <w:rFonts w:hint="eastAsia"/>
-              </w:rPr>
-              <w:t xml:space="preserve">  DbName: </w:t>
-            </w:r>
-            <w:r>
-              <w:rPr>
-                <w:rFonts w:hint="eastAsia"/>
-              </w:rPr>
-              <w:t>'postgres'</w:t>
-            </w:r>
-          </w:p>
-          <w:p>
-            <w:r>
-              <w:rPr>
-                <w:rFonts w:hint="eastAsia"/>
-              </w:rPr>
-              <w:t xml:space="preserve">  UserName: </w:t>
-            </w:r>
-            <w:r>
-              <w:rPr>
-                <w:rFonts w:hint="eastAsia"/>
-              </w:rPr>
-              <w:t>'postgres'</w:t>
-            </w:r>
-          </w:p>
-          <w:p>
-            <w:r>
-              <w:rPr>
-                <w:rFonts w:hint="eastAsia"/>
-              </w:rPr>
-              <w:t xml:space="preserve">  Sql: </w:t>
-            </w:r>
-            <w:r>
-              <w:rPr>
-                <w:rFonts w:hint="eastAsia"/>
-              </w:rPr>
-              <w:t>'select * from t1;'</w:t>
-            </w:r>
-          </w:p>
-          <w:p>
-            <w:pPr>
-              <w:ind w:left="1050" w:hangingChars="500" w:hanging="1050"/>
-            </w:pPr>
-            <w:r>
-              <w:rPr>
-                <w:rFonts w:hint="eastAsia"/>
-              </w:rPr>
-              <w:t xml:space="preserve">  </w:t>
-            </w:r>
-            <w:r>
-              <w:rPr>
-                <w:rFonts w:hint="eastAsia"/>
-              </w:rPr>
-              <w:t>ResultFormat</w:t>
-            </w:r>
-            <w:r>
-              <w:rPr>
-                <w:rFonts w:hint="eastAsia"/>
-              </w:rPr>
-              <w:t>:</w:t>
-            </w:r>
-            <w:r>
-              <w:rPr>
-                <w:rFonts w:hint="eastAsia"/>
-              </w:rPr>
-              <w:t>'text'</w:t>
-            </w:r>
-          </w:p>
-          <w:p>
-            <w:r>
-              <w:rPr>
-                <w:rFonts w:hint="eastAsia"/>
-              </w:rPr>
-              <w:t>}</w:t>
-            </w:r>
-          </w:p>
         </w:tc>
       </w:tr>
       <w:tr>
-        <w:trPr>
-          <w:trHeight w:val="332"/>
-        </w:trPr>
         <w:tc>
           <w:tcPr>
             <w:tcW w:w="1418" w:type="dxa"/>
@@ -5429,7 +4961,7 @@
               <w:rPr>
                 <w:rFonts w:hint="eastAsia"/>
               </w:rPr>
-              <w:t>响应</w:t>
+              <w:t>请求内容</w:t>
             </w:r>
           </w:p>
         </w:tc>
@@ -5439,12 +4971,193 @@
           </w:tcPr>
           <w:p>
             <w:r>
+              <w:t>cmd</w:t>
+            </w:r>
+            <w:r>
+              <w:rPr>
+                <w:rFonts w:hint="eastAsia"/>
+              </w:rPr>
+              <w:t xml:space="preserve">: </w:t>
+            </w:r>
+            <w:r>
+              <w:rPr>
+                <w:rFonts w:hint="eastAsia"/>
+              </w:rPr>
+              <w:t>interrupt</w:t>
+            </w:r>
+            <w:r>
+              <w:rPr>
+                <w:rFonts w:hint="eastAsia"/>
+              </w:rPr>
+              <w:t xml:space="preserve"> task</w:t>
+            </w:r>
+          </w:p>
+        </w:tc>
+        <w:tc>
+          <w:tcPr>
+            <w:tcW w:w="3544" w:type="dxa"/>
+          </w:tcPr>
+          <w:p>
+            <w:r>
+              <w:t>cmd=</w:t>
+            </w:r>
+            <w:r>
+              <w:rPr>
+                <w:rFonts w:hint="eastAsia"/>
+              </w:rPr>
+              <w:t xml:space="preserve"> </w:t>
+            </w:r>
+            <w:r>
+              <w:rPr>
+                <w:rFonts w:hint="eastAsia"/>
+              </w:rPr>
+              <w:t>interrupt task</w:t>
+            </w:r>
+          </w:p>
+        </w:tc>
+      </w:tr>
+      <w:tr>
+        <w:tc>
+          <w:tcPr>
+            <w:tcW w:w="1418" w:type="dxa"/>
+          </w:tcPr>
+          <w:p>
+            <w:r>
+              <w:rPr>
+                <w:rFonts w:hint="eastAsia"/>
+              </w:rPr>
+              <w:t>说明</w:t>
+            </w:r>
+          </w:p>
+        </w:tc>
+        <w:tc>
+          <w:tcPr>
+            <w:tcW w:w="3827" w:type="dxa"/>
+          </w:tcPr>
+          <w:p>
+            <w:r>
+              <w:rPr>
+                <w:rFonts w:hint="eastAsia"/>
+              </w:rPr>
+              <w:t>TaskID</w:t>
+            </w:r>
+            <w:r>
+              <w:rPr>
+                <w:rFonts w:hint="eastAsia"/>
+              </w:rPr>
+              <w:t>：任务</w:t>
+            </w:r>
+            <w:r>
+              <w:rPr>
+                <w:rFonts w:hint="eastAsia"/>
+              </w:rPr>
+              <w:t>ID</w:t>
+            </w:r>
+          </w:p>
+        </w:tc>
+        <w:tc>
+          <w:tcPr>
+            <w:tcW w:w="3544" w:type="dxa"/>
+          </w:tcPr>
+          <w:p>
+            <w:r>
+              <w:rPr>
+                <w:rFonts w:hint="eastAsia"/>
+              </w:rPr>
+              <w:t>&amp;TaskID=1</w:t>
+            </w:r>
+          </w:p>
+          <w:p/>
+        </w:tc>
+      </w:tr>
+      <w:tr>
+        <w:tc>
+          <w:tcPr>
+            <w:tcW w:w="1418" w:type="dxa"/>
+          </w:tcPr>
+          <w:p>
+            <w:r>
+              <w:rPr>
+                <w:rFonts w:hint="eastAsia"/>
+              </w:rPr>
+              <w:t>响应头</w:t>
+            </w:r>
+          </w:p>
+        </w:tc>
+        <w:tc>
+          <w:tcPr>
+            <w:tcW w:w="3827" w:type="dxa"/>
+          </w:tcPr>
+          <w:p>
+            <w:r>
+              <w:rPr>
+                <w:rFonts w:hint="eastAsia"/>
+              </w:rPr>
+              <w:t>同通用响应头</w:t>
+            </w:r>
+          </w:p>
+        </w:tc>
+        <w:tc>
+          <w:tcPr>
+            <w:tcW w:w="3544" w:type="dxa"/>
+          </w:tcPr>
+          <w:p/>
+        </w:tc>
+      </w:tr>
+      <w:tr>
+        <w:tc>
+          <w:tcPr>
+            <w:tcW w:w="1418" w:type="dxa"/>
+          </w:tcPr>
+          <w:p>
+            <w:r>
+              <w:rPr>
+                <w:rFonts w:hint="eastAsia"/>
+              </w:rPr>
+              <w:t>响应内容</w:t>
+            </w:r>
+          </w:p>
+        </w:tc>
+        <w:tc>
+          <w:tcPr>
+            <w:tcW w:w="3827" w:type="dxa"/>
+          </w:tcPr>
+          <w:p>
+            <w:r>
               <w:rPr>
                 <w:rFonts w:hint="eastAsia"/>
               </w:rPr>
               <w:t>通用响应体</w:t>
             </w:r>
           </w:p>
+          <w:p/>
+        </w:tc>
+        <w:tc>
+          <w:tcPr>
+            <w:tcW w:w="3544" w:type="dxa"/>
+          </w:tcPr>
+          <w:p/>
+        </w:tc>
+      </w:tr>
+      <w:tr>
+        <w:tc>
+          <w:tcPr>
+            <w:tcW w:w="1418" w:type="dxa"/>
+          </w:tcPr>
+          <w:p>
+            <w:r>
+              <w:rPr>
+                <w:rFonts w:hint="eastAsia"/>
+              </w:rPr>
+              <w:t>说明</w:t>
+            </w:r>
+          </w:p>
+        </w:tc>
+        <w:tc>
+          <w:tcPr>
+            <w:tcW w:w="3827" w:type="dxa"/>
+          </w:tcPr>
+          <w:p/>
         </w:tc>
         <w:tc>
           <w:tcPr>
@@ -5455,6 +5168,116 @@
       </w:tr>
     </w:tbl>
     <w:p/>
+    <w:p/>
+    <w:p>
+      <w:pPr>
+        <w:pStyle w:val="Heading2"/>
+      </w:pPr>
+      <w:r>
+        <w:rPr>
+          <w:rFonts w:hint="eastAsia"/>
+        </w:rPr>
+        <w:t>OM</w:t>
+      </w:r>
+      <w:r>
+        <w:rPr>
+          <w:rFonts w:hint="eastAsia"/>
+        </w:rPr>
+        <w:t>与</w:t>
+      </w:r>
+      <w:r>
+        <w:rPr>
+          <w:rFonts w:hint="eastAsia"/>
+        </w:rPr>
+        <w:t>Agent</w:t>
+      </w:r>
+      <w:r>
+        <w:rPr>
+          <w:rFonts w:hint="eastAsia"/>
+        </w:rPr>
+        <w:t>接口</w:t>
+      </w:r>
+    </w:p>
+    <w:p>
+      <w:r>
+        <w:rPr>
+          <w:rFonts w:hint="eastAsia"/>
+        </w:rPr>
+        <w:t>OM</w:t>
+      </w:r>
+      <w:r>
+        <w:rPr>
+          <w:rFonts w:hint="eastAsia"/>
+        </w:rPr>
+        <w:t>与</w:t>
+      </w:r>
+      <w:r>
+        <w:rPr>
+          <w:rFonts w:hint="eastAsia"/>
+        </w:rPr>
+        <w:t>Agent</w:t>
+      </w:r>
+      <w:r>
+        <w:rPr>
+          <w:rFonts w:hint="eastAsia"/>
+        </w:rPr>
+        <w:t>走内部消息流程，最外层消息与</w:t>
+      </w:r>
+      <w:r>
+        <w:rPr>
+          <w:rFonts w:hint="eastAsia"/>
+        </w:rPr>
+        <w:t>sdb</w:t>
+      </w:r>
+      <w:r>
+        <w:rPr>
+          <w:rFonts w:hint="eastAsia"/>
+        </w:rPr>
+        <w:t>内部消息一致，均为</w:t>
+      </w:r>
+      <w:r>
+        <w:rPr>
+          <w:rFonts w:hint="eastAsia"/>
+        </w:rPr>
+        <w:t>MsgHeader</w:t>
+      </w:r>
+      <w:r>
+        <w:rPr>
+          <w:rFonts w:hint="eastAsia"/>
+        </w:rPr>
+        <w:t>结构</w:t>
+      </w:r>
+      <w:r>
+        <w:rPr>
+          <w:rFonts w:hint="eastAsia"/>
+        </w:rPr>
+        <w:t>。走</w:t>
+      </w:r>
+      <w:r>
+        <w:rPr>
+          <w:rFonts w:hint="eastAsia"/>
+        </w:rPr>
+        <w:t>Query</w:t>
+      </w:r>
+      <w:r>
+        <w:rPr>
+          <w:rFonts w:hint="eastAsia"/>
+        </w:rPr>
+        <w:t>消息，以下仅描述</w:t>
+      </w:r>
+      <w:r>
+        <w:rPr>
+          <w:rFonts w:hint="eastAsia"/>
+        </w:rPr>
+        <w:t>MsgHeader</w:t>
+      </w:r>
+      <w:r>
+        <w:rPr>
+          <w:rFonts w:hint="eastAsia"/>
+        </w:rPr>
+        <w:t>中的内部接口。</w:t>
+      </w:r>
+    </w:p>
     <w:p>
       <w:pPr>
         <w:pStyle w:val="Heading3"/>
@@ -5587,7 +5410,7 @@
               <w:rPr>
                 <w:rFonts w:hint="eastAsia"/>
               </w:rPr>
-              <w:t>data</w:t>
+              <w:t>more</w:t>
             </w:r>
           </w:p>
           <w:p>
@@ -5648,7 +5471,7 @@
               <w:rPr>
                 <w:rFonts w:hint="eastAsia"/>
               </w:rPr>
-              <w:t>getdata</w:t>
+              <w:t>getmore</w:t>
             </w:r>
           </w:p>
           <w:p>
@@ -5664,13 +5487,7 @@
               <w:rPr>
                 <w:rFonts w:hint="eastAsia"/>
               </w:rPr>
-              <w:t xml:space="preserve">  TaskID:</w:t>
-            </w:r>
-            <w:r>
-              <w:rPr>
-                <w:rFonts w:hint="eastAsia"/>
-              </w:rPr>
-              <w:t>"12"</w:t>
+              <w:t xml:space="preserve">  TaskID:"12"</w:t>
             </w:r>
           </w:p>
           <w:p>
@@ -5696,185 +5513,278 @@
               <w:rPr>
                 <w:rFonts w:hint="eastAsia"/>
               </w:rPr>
+              <w:t>响应</w:t>
+            </w:r>
+          </w:p>
+        </w:tc>
+        <w:tc>
+          <w:tcPr>
+            <w:tcW w:w="3827" w:type="dxa"/>
+          </w:tcPr>
+          <w:p>
+            <w:r>
+              <w:rPr>
+                <w:rFonts w:hint="eastAsia"/>
+              </w:rPr>
+              <w:t>bson</w:t>
+            </w:r>
+          </w:p>
+        </w:tc>
+        <w:tc>
+          <w:tcPr>
+            <w:tcW w:w="3544" w:type="dxa"/>
+          </w:tcPr>
+          <w:p>
+            <w:pPr>
+              <w:rPr>
+                <w:rFonts w:hint="eastAsia"/>
+              </w:rPr>
+            </w:pPr>
+            <w:r>
+              <w:rPr>
+                <w:rFonts w:hint="eastAsia"/>
+              </w:rPr>
+              <w:t>{</w:t>
+            </w:r>
+          </w:p>
+          <w:p>
+            <w:pPr>
+              <w:rPr>
+                <w:rFonts w:hint="eastAsia"/>
+              </w:rPr>
+            </w:pPr>
+            <w:r>
+              <w:rPr>
+                <w:rFonts w:hint="eastAsia"/>
+              </w:rPr>
+              <w:t xml:space="preserve">  </w:t>
+            </w:r>
+            <w:r>
+              <w:rPr>
+                <w:rFonts w:hint="eastAsia"/>
+              </w:rPr>
+              <w:t>Status</w:t>
+            </w:r>
+            <w:r>
+              <w:rPr>
+                <w:rFonts w:hint="eastAsia"/>
+              </w:rPr>
+              <w:t>:true</w:t>
+            </w:r>
+          </w:p>
+          <w:p>
+            <w:pPr>
+              <w:rPr>
+                <w:rFonts w:hint="eastAsia"/>
+              </w:rPr>
+            </w:pPr>
+            <w:r>
+              <w:rPr>
+                <w:rFonts w:hint="eastAsia"/>
+              </w:rPr>
+              <w:t xml:space="preserve">  </w:t>
+            </w:r>
+            <w:r>
+              <w:t>ResultInfo</w:t>
+            </w:r>
+            <w:r>
+              <w:rPr>
+                <w:rFonts w:hint="eastAsia"/>
+              </w:rPr>
+              <w:t>:</w:t>
+            </w:r>
+          </w:p>
+          <w:p>
+            <w:pPr>
+              <w:rPr>
+                <w:rFonts w:hint="eastAsia"/>
+              </w:rPr>
+            </w:pPr>
+            <w:r>
+              <w:rPr>
+                <w:rFonts w:hint="eastAsia"/>
+              </w:rPr>
+              <w:t xml:space="preserve">  [</w:t>
+            </w:r>
+          </w:p>
+          <w:p>
+            <w:pPr>
+              <w:ind w:firstLineChars="200" w:firstLine="420"/>
+            </w:pPr>
+            <w:r>
+              <w:t>{</w:t>
+            </w:r>
+          </w:p>
+          <w:p>
+            <w:pPr>
+              <w:ind w:firstLineChars="300" w:firstLine="630"/>
+            </w:pPr>
+            <w:r>
+              <w:rPr>
+                <w:rFonts w:hint="eastAsia"/>
+              </w:rPr>
+              <w:t>'RowNum':'1'</w:t>
+            </w:r>
+          </w:p>
+          <w:p>
+            <w:pPr>
+              <w:ind w:firstLineChars="300" w:firstLine="630"/>
+            </w:pPr>
+            <w:r>
+              <w:t>'</w:t>
+            </w:r>
+            <w:r>
+              <w:rPr>
+                <w:rFonts w:hint="eastAsia"/>
+              </w:rPr>
+              <w:t>Value</w:t>
+            </w:r>
+            <w:r>
+              <w:t>':'</w:t>
+            </w:r>
+            <w:r>
+              <w:t>-[ RECORD 1 ]</w:t>
+            </w:r>
+            <w:r>
+              <w:t>'</w:t>
+            </w:r>
+          </w:p>
+          <w:p>
+            <w:pPr>
+              <w:ind w:firstLineChars="200" w:firstLine="420"/>
+            </w:pPr>
+            <w:r>
+              <w:t>}</w:t>
+            </w:r>
+          </w:p>
+          <w:p>
+            <w:pPr>
+              <w:ind w:firstLineChars="200" w:firstLine="420"/>
+            </w:pPr>
+            <w:r>
+              <w:rPr>
+                <w:rFonts w:hint="eastAsia"/>
+              </w:rPr>
+              <w:t>{</w:t>
+            </w:r>
+          </w:p>
+          <w:p>
+            <w:pPr>
+              <w:ind w:firstLineChars="300" w:firstLine="630"/>
+            </w:pPr>
+            <w:r>
+              <w:rPr>
+                <w:rFonts w:hint="eastAsia"/>
+              </w:rPr>
+              <w:t>'RowNum':'2'</w:t>
+            </w:r>
+          </w:p>
+          <w:p>
+            <w:pPr>
+              <w:ind w:firstLineChars="300" w:firstLine="630"/>
+            </w:pPr>
+            <w:r>
               <w:lastRenderedPageBreak/>
-              <w:t>响应</w:t>
-            </w:r>
-          </w:p>
-        </w:tc>
-        <w:tc>
-          <w:tcPr>
-            <w:tcW w:w="3827" w:type="dxa"/>
-          </w:tcPr>
-          <w:p>
-            <w:r>
-              <w:rPr>
-                <w:rFonts w:hint="eastAsia"/>
-              </w:rPr>
-              <w:t>bson</w:t>
-            </w:r>
-          </w:p>
-        </w:tc>
-        <w:tc>
-          <w:tcPr>
-            <w:tcW w:w="3544" w:type="dxa"/>
-          </w:tcPr>
-          <w:p>
-            <w:r>
+              <w:t>'</w:t>
+            </w:r>
+            <w:r>
+              <w:rPr>
+                <w:rFonts w:hint="eastAsia"/>
+              </w:rPr>
+              <w:t>Value</w:t>
+            </w:r>
+            <w:r>
+              <w:t>':'</w:t>
+            </w:r>
+            <w:r>
+              <w:t xml:space="preserve"> id   | 1</w:t>
+            </w:r>
+            <w:r>
+              <w:t>'</w:t>
+            </w:r>
+          </w:p>
+          <w:p>
+            <w:pPr>
+              <w:ind w:firstLineChars="200" w:firstLine="420"/>
+            </w:pPr>
+            <w:r>
+              <w:rPr>
+                <w:rFonts w:hint="eastAsia"/>
+              </w:rPr>
+              <w:t>}</w:t>
+            </w:r>
+          </w:p>
+          <w:p>
+            <w:pPr>
+              <w:ind w:firstLineChars="200" w:firstLine="420"/>
+            </w:pPr>
+            <w:r>
+              <w:rPr>
+                <w:rFonts w:hint="eastAsia"/>
+              </w:rPr>
               <w:t>{</w:t>
+            </w:r>
+          </w:p>
+          <w:p>
+            <w:pPr>
+              <w:ind w:firstLineChars="300" w:firstLine="630"/>
+            </w:pPr>
+            <w:r>
+              <w:rPr>
+                <w:rFonts w:hint="eastAsia"/>
+              </w:rPr>
+              <w:t>'RowNum':'3'</w:t>
+            </w:r>
+          </w:p>
+          <w:p>
+            <w:pPr>
+              <w:ind w:firstLineChars="300" w:firstLine="630"/>
+            </w:pPr>
+            <w:r>
+              <w:t>'</w:t>
+            </w:r>
+            <w:r>
+              <w:rPr>
+                <w:rFonts w:hint="eastAsia"/>
+              </w:rPr>
+              <w:t>Value</w:t>
+            </w:r>
+            <w:r>
+              <w:t>':'</w:t>
+            </w:r>
+            <w:r>
+              <w:t xml:space="preserve"> name | name1</w:t>
+            </w:r>
+            <w:r>
+              <w:t>'</w:t>
+            </w:r>
+          </w:p>
+          <w:p>
+            <w:pPr>
+              <w:ind w:firstLineChars="200" w:firstLine="420"/>
+              <w:rPr>
+                <w:rFonts w:hint="eastAsia"/>
+              </w:rPr>
+            </w:pPr>
+            <w:r>
+              <w:rPr>
+                <w:rFonts w:hint="eastAsia"/>
+              </w:rPr>
+              <w:t>}</w:t>
             </w:r>
           </w:p>
           <w:p>
             <w:pPr>
               <w:ind w:firstLineChars="100" w:firstLine="210"/>
+              <w:rPr>
+                <w:rFonts w:hint="eastAsia"/>
+              </w:rPr>
             </w:pPr>
             <w:r>
               <w:rPr>
                 <w:rFonts w:hint="eastAsia"/>
               </w:rPr>
-              <w:t>'RowNum':'1'</w:t>
-            </w:r>
-          </w:p>
-          <w:p>
-            <w:pPr>
-              <w:ind w:firstLineChars="100" w:firstLine="210"/>
-            </w:pPr>
-            <w:r>
-              <w:t>'</w:t>
-            </w:r>
-            <w:r>
-              <w:rPr>
-                <w:rFonts w:hint="eastAsia"/>
-              </w:rPr>
-              <w:t>Value</w:t>
-            </w:r>
-            <w:r>
-              <w:t>':'</w:t>
-            </w:r>
-            <w:r>
-              <w:t>-[ RECORD 1 ]</w:t>
-            </w:r>
-            <w:r>
-              <w:t>'</w:t>
-            </w:r>
-          </w:p>
-          <w:p>
-            <w:pPr>
-              <w:rPr>
-                <w:rFonts w:hint="eastAsia"/>
-              </w:rPr>
-            </w:pPr>
-            <w:r>
-              <w:t>}</w:t>
-            </w:r>
-          </w:p>
-          <w:p>
-            <w:pPr>
-              <w:rPr>
-                <w:rFonts w:hint="eastAsia"/>
-              </w:rPr>
-            </w:pPr>
-            <w:r>
-              <w:rPr>
-                <w:rFonts w:hint="eastAsia"/>
-              </w:rPr>
-              <w:t>{</w:t>
-            </w:r>
-          </w:p>
-          <w:p>
-            <w:pPr>
-              <w:ind w:firstLineChars="100" w:firstLine="210"/>
-            </w:pPr>
-            <w:r>
-              <w:rPr>
-                <w:rFonts w:hint="eastAsia"/>
-              </w:rPr>
-              <w:t>'RowNum':'2'</w:t>
-            </w:r>
-          </w:p>
-          <w:p>
-            <w:pPr>
-              <w:ind w:firstLineChars="100" w:firstLine="210"/>
-            </w:pPr>
-            <w:r>
-              <w:t>'</w:t>
-            </w:r>
-            <w:r>
-              <w:rPr>
-                <w:rFonts w:hint="eastAsia"/>
-              </w:rPr>
-              <w:t>Value</w:t>
-            </w:r>
-            <w:r>
-              <w:t>':'</w:t>
-            </w:r>
-            <w:r>
-              <w:t xml:space="preserve"> id   | 1</w:t>
-            </w:r>
-            <w:r>
-              <w:t>'</w:t>
-            </w:r>
-          </w:p>
-          <w:p>
-            <w:pPr>
-              <w:rPr>
-                <w:rFonts w:hint="eastAsia"/>
-              </w:rPr>
-            </w:pPr>
-            <w:r>
-              <w:rPr>
-                <w:rFonts w:hint="eastAsia"/>
-              </w:rPr>
-              <w:t>}</w:t>
-            </w:r>
-          </w:p>
-          <w:p>
-            <w:pPr>
-              <w:rPr>
-                <w:rFonts w:hint="eastAsia"/>
-              </w:rPr>
-            </w:pPr>
-            <w:r>
-              <w:rPr>
-                <w:rFonts w:hint="eastAsia"/>
-              </w:rPr>
-              <w:t>{</w:t>
-            </w:r>
-          </w:p>
-          <w:p>
-            <w:pPr>
-              <w:ind w:firstLineChars="100" w:firstLine="210"/>
-            </w:pPr>
-            <w:r>
-              <w:rPr>
-                <w:rFonts w:hint="eastAsia"/>
-              </w:rPr>
-              <w:t>'RowNum':'3'</w:t>
-            </w:r>
-          </w:p>
-          <w:p>
-            <w:pPr>
-              <w:ind w:firstLineChars="100" w:firstLine="210"/>
-              <w:rPr>
-                <w:rFonts w:hint="eastAsia"/>
-              </w:rPr>
-            </w:pPr>
-            <w:r>
-              <w:t>'</w:t>
-            </w:r>
-            <w:r>
-              <w:rPr>
-                <w:rFonts w:hint="eastAsia"/>
-              </w:rPr>
-              <w:t>Value</w:t>
-            </w:r>
-            <w:r>
-              <w:t>':'</w:t>
-            </w:r>
-            <w:r>
-              <w:t xml:space="preserve"> name | name1</w:t>
-            </w:r>
-            <w:r>
-              <w:t>'</w:t>
+              <w:t>]</w:t>
             </w:r>
           </w:p>
           <w:p>
@@ -5888,18 +5798,19 @@
         </w:tc>
       </w:tr>
     </w:tbl>
-    <w:p/>
-    <w:p/>
     <w:p>
       <w:pPr>
         <w:pStyle w:val="Heading3"/>
+        <w:rPr>
+          <w:rFonts w:hint="eastAsia"/>
+        </w:rPr>
       </w:pPr>
-      <w:commentRangeStart w:id="4"/>
-      <w:r>
-        <w:rPr>
-          <w:rFonts w:hint="eastAsia"/>
-        </w:rPr>
-        <w:t>获取</w:t>
+      <w:r>
+        <w:rPr>
+          <w:rFonts w:hint="eastAsia"/>
+        </w:rPr>
+        <w:lastRenderedPageBreak/>
+        <w:t>中断</w:t>
       </w:r>
       <w:r>
         <w:rPr>
@@ -5911,16 +5822,7 @@
         <w:rPr>
           <w:rFonts w:hint="eastAsia"/>
         </w:rPr>
-        <w:t>主节点命令</w:t>
-      </w:r>
-      <w:commentRangeEnd w:id="4"/>
-      <w:r>
-        <w:rPr>
-          <w:rStyle w:val="CommentReference"/>
-          <w:b w:val="0"/>
-          <w:bCs w:val="0"/>
-        </w:rPr>
-        <w:commentReference w:id="4"/>
+        <w:t>命令</w:t>
       </w:r>
     </w:p>
     <w:tbl>
@@ -6002,6 +5904,246 @@
               <w:rPr>
                 <w:rFonts w:hint="eastAsia"/>
               </w:rPr>
+              <w:t>: $</w:t>
+            </w:r>
+            <w:r>
+              <w:rPr>
+                <w:rFonts w:hint="eastAsia"/>
+              </w:rPr>
+              <w:t>interrupt task</w:t>
+            </w:r>
+          </w:p>
+          <w:p>
+            <w:r>
+              <w:rPr>
+                <w:rFonts w:hint="eastAsia"/>
+              </w:rPr>
+              <w:t>{</w:t>
+            </w:r>
+          </w:p>
+          <w:p>
+            <w:r>
+              <w:rPr>
+                <w:rFonts w:hint="eastAsia"/>
+              </w:rPr>
+              <w:t xml:space="preserve">  TaskID:</w:t>
+            </w:r>
+            <w:r>
+              <w:rPr>
+                <w:rFonts w:hint="eastAsia"/>
+              </w:rPr>
+              <w:t>任务</w:t>
+            </w:r>
+            <w:r>
+              <w:rPr>
+                <w:rFonts w:hint="eastAsia"/>
+              </w:rPr>
+              <w:t>ID</w:t>
+            </w:r>
+          </w:p>
+          <w:p>
+            <w:r>
+              <w:rPr>
+                <w:rFonts w:hint="eastAsia"/>
+              </w:rPr>
+              <w:t>}</w:t>
+            </w:r>
+          </w:p>
+        </w:tc>
+        <w:tc>
+          <w:tcPr>
+            <w:tcW w:w="3544" w:type="dxa"/>
+          </w:tcPr>
+          <w:p>
+            <w:r>
+              <w:rPr>
+                <w:rFonts w:hint="eastAsia"/>
+              </w:rPr>
+              <w:t>命令字</w:t>
+            </w:r>
+            <w:r>
+              <w:rPr>
+                <w:rFonts w:hint="eastAsia"/>
+              </w:rPr>
+              <w:t>: $</w:t>
+            </w:r>
+            <w:r>
+              <w:rPr>
+                <w:rFonts w:hint="eastAsia"/>
+              </w:rPr>
+              <w:t>interrupt task</w:t>
+            </w:r>
+          </w:p>
+          <w:p>
+            <w:r>
+              <w:rPr>
+                <w:rFonts w:hint="eastAsia"/>
+              </w:rPr>
+              <w:t>{</w:t>
+            </w:r>
+          </w:p>
+          <w:p>
+            <w:r>
+              <w:rPr>
+                <w:rFonts w:hint="eastAsia"/>
+              </w:rPr>
+              <w:t xml:space="preserve">  TaskID:"12"</w:t>
+            </w:r>
+          </w:p>
+          <w:p>
+            <w:r>
+              <w:rPr>
+                <w:rFonts w:hint="eastAsia"/>
+              </w:rPr>
+              <w:t>}</w:t>
+            </w:r>
+          </w:p>
+        </w:tc>
+      </w:tr>
+      <w:tr>
+        <w:trPr>
+          <w:trHeight w:val="804"/>
+        </w:trPr>
+        <w:tc>
+          <w:tcPr>
+            <w:tcW w:w="1418" w:type="dxa"/>
+          </w:tcPr>
+          <w:p>
+            <w:r>
+              <w:rPr>
+                <w:rFonts w:hint="eastAsia"/>
+              </w:rPr>
+              <w:t>响应</w:t>
+            </w:r>
+          </w:p>
+        </w:tc>
+        <w:tc>
+          <w:tcPr>
+            <w:tcW w:w="3827" w:type="dxa"/>
+          </w:tcPr>
+          <w:p/>
+        </w:tc>
+        <w:tc>
+          <w:tcPr>
+            <w:tcW w:w="3544" w:type="dxa"/>
+          </w:tcPr>
+          <w:p/>
+        </w:tc>
+      </w:tr>
+    </w:tbl>
+    <w:p/>
+    <w:p>
+      <w:pPr>
+        <w:pStyle w:val="Heading3"/>
+      </w:pPr>
+      <w:commentRangeStart w:id="8"/>
+      <w:r>
+        <w:rPr>
+          <w:rFonts w:hint="eastAsia"/>
+        </w:rPr>
+        <w:t>获取</w:t>
+      </w:r>
+      <w:r>
+        <w:rPr>
+          <w:rFonts w:hint="eastAsia"/>
+        </w:rPr>
+        <w:t>SequoiaSQL</w:t>
+      </w:r>
+      <w:r>
+        <w:rPr>
+          <w:rFonts w:hint="eastAsia"/>
+        </w:rPr>
+        <w:t>主节点命令</w:t>
+      </w:r>
+      <w:commentRangeEnd w:id="8"/>
+      <w:r>
+        <w:rPr>
+          <w:rStyle w:val="CommentReference"/>
+          <w:b w:val="0"/>
+          <w:bCs w:val="0"/>
+        </w:rPr>
+        <w:commentReference w:id="8"/>
+      </w:r>
+    </w:p>
+    <w:tbl>
+      <w:tblPr>
+        <w:tblStyle w:val="TableGrid"/>
+        <w:tblW w:w="8789" w:type="dxa"/>
+        <w:tblInd w:w="-34" w:type="dxa"/>
+        <w:tblLayout w:type="fixed"/>
+        <w:tblLook w:val="04A0"/>
+      </w:tblPr>
+      <w:tblGrid>
+        <w:gridCol w:w="1418"/>
+        <w:gridCol w:w="3827"/>
+        <w:gridCol w:w="3544"/>
+      </w:tblGrid>
+      <w:tr>
+        <w:tc>
+          <w:tcPr>
+            <w:tcW w:w="1418" w:type="dxa"/>
+            <w:shd w:val="clear" w:color="auto" w:fill="DDD9C3" w:themeFill="background2" w:themeFillShade="E6"/>
+          </w:tcPr>
+          <w:p/>
+        </w:tc>
+        <w:tc>
+          <w:tcPr>
+            <w:tcW w:w="3827" w:type="dxa"/>
+            <w:shd w:val="clear" w:color="auto" w:fill="DDD9C3" w:themeFill="background2" w:themeFillShade="E6"/>
+          </w:tcPr>
+          <w:p>
+            <w:r>
+              <w:rPr>
+                <w:rFonts w:hint="eastAsia"/>
+              </w:rPr>
+              <w:t>说明</w:t>
+            </w:r>
+          </w:p>
+        </w:tc>
+        <w:tc>
+          <w:tcPr>
+            <w:tcW w:w="3544" w:type="dxa"/>
+            <w:shd w:val="clear" w:color="auto" w:fill="DDD9C3" w:themeFill="background2" w:themeFillShade="E6"/>
+          </w:tcPr>
+          <w:p>
+            <w:r>
+              <w:rPr>
+                <w:rFonts w:hint="eastAsia"/>
+              </w:rPr>
+              <w:t>举例</w:t>
+            </w:r>
+          </w:p>
+        </w:tc>
+      </w:tr>
+      <w:tr>
+        <w:tc>
+          <w:tcPr>
+            <w:tcW w:w="1418" w:type="dxa"/>
+          </w:tcPr>
+          <w:p>
+            <w:r>
+              <w:rPr>
+                <w:rFonts w:hint="eastAsia"/>
+              </w:rPr>
+              <w:t>请求</w:t>
+            </w:r>
+          </w:p>
+        </w:tc>
+        <w:tc>
+          <w:tcPr>
+            <w:tcW w:w="3827" w:type="dxa"/>
+          </w:tcPr>
+          <w:p>
+            <w:r>
+              <w:rPr>
+                <w:rFonts w:hint="eastAsia"/>
+              </w:rPr>
+              <w:t>命令字</w:t>
+            </w:r>
+            <w:r>
+              <w:rPr>
+                <w:rFonts w:hint="eastAsia"/>
+              </w:rPr>
               <w:t xml:space="preserve">: </w:t>
             </w:r>
             <w:r>
@@ -6036,79 +6178,6 @@
               <w:rPr>
                 <w:rFonts w:hint="eastAsia"/>
               </w:rPr>
-              <w:t xml:space="preserve">  ServiceName:</w:t>
-            </w:r>
-            <w:r>
-              <w:rPr>
-                <w:rFonts w:hint="eastAsia"/>
-              </w:rPr>
-              <w:t>服务端口</w:t>
-            </w:r>
-          </w:p>
-          <w:p>
-            <w:r>
-              <w:rPr>
-                <w:rFonts w:hint="eastAsia"/>
-              </w:rPr>
-              <w:t xml:space="preserve">  DbName: </w:t>
-            </w:r>
-            <w:r>
-              <w:rPr>
-                <w:rFonts w:hint="eastAsia"/>
-              </w:rPr>
-              <w:t>数据库名</w:t>
-            </w:r>
-          </w:p>
-          <w:p>
-            <w:r>
-              <w:rPr>
-                <w:rFonts w:hint="eastAsia"/>
-              </w:rPr>
-              <w:t xml:space="preserve">  UserName: </w:t>
-            </w:r>
-            <w:r>
-              <w:rPr>
-                <w:rFonts w:hint="eastAsia"/>
-              </w:rPr>
-              <w:t>用户名</w:t>
-            </w:r>
-          </w:p>
-          <w:p>
-            <w:r>
-              <w:rPr>
-                <w:rFonts w:hint="eastAsia"/>
-              </w:rPr>
-              <w:t xml:space="preserve">  Sql: sql</w:t>
-            </w:r>
-            <w:r>
-              <w:rPr>
-                <w:rFonts w:hint="eastAsia"/>
-              </w:rPr>
-              <w:t>语句</w:t>
-            </w:r>
-          </w:p>
-          <w:p>
-            <w:pPr>
-              <w:ind w:left="1050" w:hangingChars="500" w:hanging="1050"/>
-            </w:pPr>
-            <w:r>
-              <w:rPr>
-                <w:rFonts w:hint="eastAsia"/>
-              </w:rPr>
-              <w:t xml:space="preserve">  Options: </w:t>
-            </w:r>
-            <w:r>
-              <w:rPr>
-                <w:rFonts w:hint="eastAsia"/>
-              </w:rPr>
-              <w:t>执行的可选参数</w:t>
-            </w:r>
-          </w:p>
-          <w:p>
-            <w:r>
-              <w:rPr>
-                <w:rFonts w:hint="eastAsia"/>
-              </w:rPr>
               <w:t>}</w:t>
             </w:r>
           </w:p>
@@ -6118,57 +6187,6 @@
             <w:tcW w:w="3544" w:type="dxa"/>
           </w:tcPr>
           <w:p/>
-          <w:p>
-            <w:r>
-              <w:rPr>
-                <w:rFonts w:hint="eastAsia"/>
-              </w:rPr>
-              <w:t>{</w:t>
-            </w:r>
-          </w:p>
-          <w:p>
-            <w:r>
-              <w:rPr>
-                <w:rFonts w:hint="eastAsia"/>
-              </w:rPr>
-              <w:t xml:space="preserve">  DbName: 'postgres'</w:t>
-            </w:r>
-          </w:p>
-          <w:p>
-            <w:r>
-              <w:rPr>
-                <w:rFonts w:hint="eastAsia"/>
-              </w:rPr>
-              <w:t xml:space="preserve">  UserName: 'postgres'</w:t>
-            </w:r>
-          </w:p>
-          <w:p>
-            <w:r>
-              <w:rPr>
-                <w:rFonts w:hint="eastAsia"/>
-              </w:rPr>
-              <w:t xml:space="preserve">  Sql: 'select * from t1;'</w:t>
-            </w:r>
-          </w:p>
-          <w:p>
-            <w:pPr>
-              <w:ind w:left="1050" w:hangingChars="500" w:hanging="1050"/>
-            </w:pPr>
-            <w:r>
-              <w:rPr>
-                <w:rFonts w:hint="eastAsia"/>
-              </w:rPr>
-              <w:t xml:space="preserve">  Options: '-w'</w:t>
-            </w:r>
-          </w:p>
-          <w:p>
-            <w:r>
-              <w:rPr>
-                <w:rFonts w:hint="eastAsia"/>
-              </w:rPr>
-              <w:t>}</w:t>
-            </w:r>
-          </w:p>
         </w:tc>
       </w:tr>
       <w:tr>
@@ -6192,147 +6210,13 @@
           <w:tcPr>
             <w:tcW w:w="3827" w:type="dxa"/>
           </w:tcPr>
-          <w:p>
-            <w:r>
-              <w:rPr>
-                <w:rFonts w:hint="eastAsia"/>
-              </w:rPr>
-              <w:t>bson</w:t>
-            </w:r>
-          </w:p>
+          <w:p/>
         </w:tc>
         <w:tc>
           <w:tcPr>
             <w:tcW w:w="3544" w:type="dxa"/>
           </w:tcPr>
-          <w:p>
-            <w:r>
-              <w:t>{'1':'</w:t>
-            </w:r>
-            <w:r>
-              <w:t>-[ RECORD 1 ]</w:t>
-            </w:r>
-            <w:r>
-              <w:t>'}</w:t>
-            </w:r>
-          </w:p>
-          <w:p>
-            <w:r>
-              <w:t>{'2':'</w:t>
-            </w:r>
-            <w:r>
-              <w:t>id   | 1</w:t>
-            </w:r>
-            <w:r>
-              <w:t>'}</w:t>
-            </w:r>
-          </w:p>
-          <w:p>
-            <w:r>
-              <w:t>{'3':'</w:t>
-            </w:r>
-            <w:r>
-              <w:t>name | name1</w:t>
-            </w:r>
-            <w:r>
-              <w:t>'}</w:t>
-            </w:r>
-          </w:p>
-          <w:p>
-            <w:r>
-              <w:t>{'</w:t>
-            </w:r>
-            <w:r>
-              <w:rPr>
-                <w:rFonts w:hint="eastAsia"/>
-              </w:rPr>
-              <w:t>4</w:t>
-            </w:r>
-            <w:r>
-              <w:t>':'</w:t>
-            </w:r>
-            <w:r>
-              <w:t xml:space="preserve">-[ RECORD </w:t>
-            </w:r>
-            <w:r>
-              <w:rPr>
-                <w:rFonts w:hint="eastAsia"/>
-              </w:rPr>
-              <w:t>2</w:t>
-            </w:r>
-            <w:r>
-              <w:t xml:space="preserve"> ]</w:t>
-            </w:r>
-            <w:r>
-              <w:t>'}</w:t>
-            </w:r>
-          </w:p>
-          <w:p>
-            <w:r>
-              <w:t>{'</w:t>
-            </w:r>
-            <w:r>
-              <w:rPr>
-                <w:rFonts w:hint="eastAsia"/>
-              </w:rPr>
-              <w:t>5</w:t>
-            </w:r>
-            <w:r>
-              <w:t>':'</w:t>
-            </w:r>
-            <w:r>
-              <w:t xml:space="preserve">id   | </w:t>
-            </w:r>
-            <w:r>
-              <w:rPr>
-                <w:rFonts w:hint="eastAsia"/>
-              </w:rPr>
-              <w:t>2</w:t>
-            </w:r>
-            <w:r>
-              <w:t>'}</w:t>
-            </w:r>
-          </w:p>
-          <w:p>
-            <w:r>
-              <w:t>{'</w:t>
-            </w:r>
-            <w:r>
-              <w:rPr>
-                <w:rFonts w:hint="eastAsia"/>
-              </w:rPr>
-              <w:t>6</w:t>
-            </w:r>
-            <w:r>
-              <w:t>':'</w:t>
-            </w:r>
-            <w:r>
-              <w:t>name | name</w:t>
-            </w:r>
-            <w:r>
-              <w:rPr>
-                <w:rFonts w:hint="eastAsia"/>
-              </w:rPr>
-              <w:t>2</w:t>
-            </w:r>
-            <w:r>
-              <w:t>'}</w:t>
-            </w:r>
-          </w:p>
-          <w:p>
-            <w:r>
-              <w:t>{'</w:t>
-            </w:r>
-            <w:r>
-              <w:rPr>
-                <w:rFonts w:hint="eastAsia"/>
-              </w:rPr>
-              <w:t>7</w:t>
-            </w:r>
-            <w:r>
-              <w:t>':''}</w:t>
-            </w:r>
-          </w:p>
+          <w:p/>
         </w:tc>
       </w:tr>
     </w:tbl>
@@ -6447,7 +6331,7 @@
         <w:t>相关模块架构图</w:t>
       </w:r>
     </w:p>
-    <w:commentRangeStart w:id="5"/>
+    <w:commentRangeStart w:id="9"/>
     <w:p>
       <w:r>
         <w:pict>
@@ -6620,12 +6504,12 @@
           </v:group>
         </w:pict>
       </w:r>
-      <w:commentRangeEnd w:id="5"/>
+      <w:commentRangeEnd w:id="9"/>
       <w:r>
         <w:rPr>
           <w:rStyle w:val="CommentReference"/>
         </w:rPr>
-        <w:commentReference w:id="5"/>
+        <w:commentReference w:id="9"/>
       </w:r>
     </w:p>
     <w:p/>
@@ -6708,7 +6592,7 @@
       <w:pPr>
         <w:pStyle w:val="Heading3"/>
       </w:pPr>
-      <w:commentRangeStart w:id="6"/>
+      <w:commentRangeStart w:id="10"/>
       <w:r>
         <w:rPr>
           <w:rFonts w:hint="eastAsia"/>
@@ -6716,14 +6600,14 @@
         <w:lastRenderedPageBreak/>
         <w:t>删除业务</w:t>
       </w:r>
-      <w:commentRangeEnd w:id="6"/>
+      <w:commentRangeEnd w:id="10"/>
       <w:r>
         <w:rPr>
           <w:rStyle w:val="CommentReference"/>
           <w:b w:val="0"/>
           <w:bCs w:val="0"/>
         </w:rPr>
-        <w:commentReference w:id="6"/>
+        <w:commentReference w:id="10"/>
       </w:r>
     </w:p>
     <w:p>
@@ -7825,7 +7709,7 @@
       </w:r>
     </w:p>
   </w:comment>
-  <w:comment w:id="4" w:author="linyoubin" w:date="2016-01-13T15:25:00Z" w:initials="l">
+  <w:comment w:id="8" w:author="linyoubin" w:date="2016-01-13T15:25:00Z" w:initials="l">
     <w:p>
       <w:pPr>
         <w:pStyle w:val="CommentText"/>
@@ -7862,7 +7746,7 @@
       </w:r>
     </w:p>
   </w:comment>
-  <w:comment w:id="5" w:author="linyoubin" w:date="2015-12-31T15:16:00Z" w:initials="l">
+  <w:comment w:id="9" w:author="linyoubin" w:date="2015-12-31T15:16:00Z" w:initials="l">
     <w:p>
       <w:pPr>
         <w:pStyle w:val="CommentText"/>
@@ -7893,7 +7777,7 @@
       </w:r>
     </w:p>
   </w:comment>
-  <w:comment w:id="6" w:author="linyoubin" w:date="2015-12-31T15:19:00Z" w:initials="l">
+  <w:comment w:id="10" w:author="linyoubin" w:date="2015-12-31T15:19:00Z" w:initials="l">
     <w:p>
       <w:pPr>
         <w:pStyle w:val="CommentText"/>
@@ -7955,7 +7839,7 @@
             <w:rPr>
               <w:noProof/>
             </w:rPr>
-            <w:t>4</w:t>
+            <w:t>2</w:t>
           </w:r>
         </w:fldSimple>
       </w:p>

--- a/internal_doc/03.开发设计/OM/SequoiaSQL/sequoiaSQL数据操作.docx
+++ b/internal_doc/03.开发设计/OM/SequoiaSQL/sequoiaSQL数据操作.docx
@@ -3684,6 +3684,11 @@
             <w:tcW w:w="3827" w:type="dxa"/>
           </w:tcPr>
           <w:p>
+            <w:pPr>
+              <w:rPr>
+                <w:del w:id="8" w:author="linyoubin" w:date="2016-02-01T17:20:00Z"/>
+              </w:rPr>
+            </w:pPr>
             <w:r>
               <w:rPr>
                 <w:rFonts w:hint="eastAsia"/>
@@ -3692,30 +3697,32 @@
             </w:r>
           </w:p>
           <w:p>
-            <w:r>
-              <w:rPr>
-                <w:rFonts w:hint="eastAsia"/>
-              </w:rPr>
-              <w:t>header</w:t>
-            </w:r>
-            <w:r>
-              <w:rPr>
-                <w:rFonts w:hint="eastAsia"/>
-              </w:rPr>
-              <w:t>中带</w:t>
-            </w:r>
-            <w:r>
-              <w:t>sdbClusterName</w:t>
-            </w:r>
-            <w:r>
-              <w:rPr>
-                <w:rFonts w:hint="eastAsia"/>
-              </w:rPr>
-              <w:t>和</w:t>
-            </w:r>
-            <w:r>
-              <w:t>sdbBusinessName</w:t>
-            </w:r>
+            <w:del w:id="9" w:author="linyoubin" w:date="2016-02-01T17:20:00Z">
+              <w:r>
+                <w:rPr>
+                  <w:rFonts w:hint="eastAsia"/>
+                </w:rPr>
+                <w:delText>header</w:delText>
+              </w:r>
+              <w:r>
+                <w:rPr>
+                  <w:rFonts w:hint="eastAsia"/>
+                </w:rPr>
+                <w:delText>中带</w:delText>
+              </w:r>
+              <w:r>
+                <w:delText>sdbClusterName</w:delText>
+              </w:r>
+              <w:r>
+                <w:rPr>
+                  <w:rFonts w:hint="eastAsia"/>
+                </w:rPr>
+                <w:delText>和</w:delText>
+              </w:r>
+              <w:r>
+                <w:delText>sdbBusinessName</w:delText>
+              </w:r>
+            </w:del>
           </w:p>
         </w:tc>
         <w:tc>
@@ -3849,6 +3856,12 @@
             </w:r>
           </w:p>
           <w:p>
+            <w:pPr>
+              <w:rPr>
+                <w:ins w:id="10" w:author="linyoubin" w:date="2016-02-01T17:19:00Z"/>
+                <w:rFonts w:hint="eastAsia"/>
+              </w:rPr>
+            </w:pPr>
             <w:r>
               <w:rPr>
                 <w:rFonts w:hint="eastAsia"/>
@@ -3875,10 +3888,49 @@
             </w:r>
           </w:p>
           <w:p>
-            <w:r>
-              <w:rPr>
-                <w:rFonts w:hint="eastAsia"/>
-              </w:rPr>
+            <w:pPr>
+              <w:rPr>
+                <w:ins w:id="11" w:author="linyoubin" w:date="2016-02-01T17:19:00Z"/>
+                <w:rFonts w:hint="eastAsia"/>
+              </w:rPr>
+            </w:pPr>
+            <w:ins w:id="12" w:author="linyoubin" w:date="2016-02-01T17:19:00Z">
+              <w:r>
+                <w:rPr>
+                  <w:rFonts w:hint="eastAsia"/>
+                </w:rPr>
+                <w:t xml:space="preserve">ClusterName: </w:t>
+              </w:r>
+              <w:r>
+                <w:rPr>
+                  <w:rFonts w:hint="eastAsia"/>
+                </w:rPr>
+                <w:t>集群名</w:t>
+              </w:r>
+            </w:ins>
+          </w:p>
+          <w:p>
+            <w:ins w:id="13" w:author="linyoubin" w:date="2016-02-01T17:19:00Z">
+              <w:r>
+                <w:rPr>
+                  <w:rFonts w:hint="eastAsia"/>
+                </w:rPr>
+                <w:t xml:space="preserve">BusinessName: </w:t>
+              </w:r>
+              <w:r>
+                <w:rPr>
+                  <w:rFonts w:hint="eastAsia"/>
+                </w:rPr>
+                <w:t>业务名</w:t>
+              </w:r>
+            </w:ins>
+          </w:p>
+          <w:p>
+            <w:r>
+              <w:rPr>
+                <w:rFonts w:hint="eastAsia"/>
+              </w:rPr>
+              <w:lastRenderedPageBreak/>
               <w:t xml:space="preserve">Sql: </w:t>
             </w:r>
             <w:r>
@@ -3917,8 +3969,24 @@
               <w:rPr>
                 <w:rFonts w:hint="eastAsia"/>
               </w:rPr>
-              <w:t>html/text</w:t>
-            </w:r>
+              <w:t>html/</w:t>
+            </w:r>
+            <w:ins w:id="14" w:author="linyoubin" w:date="2016-01-29T11:07:00Z">
+              <w:r>
+                <w:rPr>
+                  <w:rFonts w:hint="eastAsia"/>
+                </w:rPr>
+                <w:t>pretty</w:t>
+              </w:r>
+            </w:ins>
+            <w:del w:id="15" w:author="linyoubin" w:date="2016-01-29T11:07:00Z">
+              <w:r>
+                <w:rPr>
+                  <w:rFonts w:hint="eastAsia"/>
+                </w:rPr>
+                <w:delText>text</w:delText>
+              </w:r>
+            </w:del>
           </w:p>
           <w:p/>
         </w:tc>
@@ -3936,6 +4004,12 @@
             </w:r>
           </w:p>
           <w:p>
+            <w:pPr>
+              <w:rPr>
+                <w:ins w:id="16" w:author="linyoubin" w:date="2016-02-01T17:19:00Z"/>
+                <w:rFonts w:hint="eastAsia"/>
+              </w:rPr>
+            </w:pPr>
             <w:r>
               <w:rPr>
                 <w:rFonts w:hint="eastAsia"/>
@@ -3950,6 +4024,52 @@
             </w:r>
           </w:p>
           <w:p>
+            <w:pPr>
+              <w:rPr>
+                <w:ins w:id="17" w:author="linyoubin" w:date="2016-02-01T17:19:00Z"/>
+                <w:rFonts w:hint="eastAsia"/>
+              </w:rPr>
+            </w:pPr>
+            <w:ins w:id="18" w:author="linyoubin" w:date="2016-02-01T17:19:00Z">
+              <w:r>
+                <w:rPr>
+                  <w:rFonts w:hint="eastAsia"/>
+                </w:rPr>
+                <w:t xml:space="preserve">ClusterName: </w:t>
+              </w:r>
+              <w:r>
+                <w:rPr>
+                  <w:rFonts w:hint="eastAsia"/>
+                </w:rPr>
+                <w:t>myCluster</w:t>
+              </w:r>
+            </w:ins>
+          </w:p>
+          <w:p>
+            <w:ins w:id="19" w:author="linyoubin" w:date="2016-02-01T17:19:00Z">
+              <w:r>
+                <w:rPr>
+                  <w:rFonts w:hint="eastAsia"/>
+                </w:rPr>
+                <w:t xml:space="preserve">BusinessName: </w:t>
+              </w:r>
+              <w:r>
+                <w:rPr>
+                  <w:rFonts w:hint="eastAsia"/>
+                </w:rPr>
+                <w:t>my</w:t>
+              </w:r>
+            </w:ins>
+            <w:ins w:id="20" w:author="linyoubin" w:date="2016-02-01T17:20:00Z">
+              <w:r>
+                <w:rPr>
+                  <w:rFonts w:hint="eastAsia"/>
+                </w:rPr>
+                <w:t>Ssql</w:t>
+              </w:r>
+            </w:ins>
+          </w:p>
+          <w:p>
             <w:r>
               <w:rPr>
                 <w:rFonts w:hint="eastAsia"/>
@@ -3962,6 +4082,7 @@
               <w:rPr>
                 <w:rFonts w:hint="eastAsia"/>
               </w:rPr>
+              <w:lastRenderedPageBreak/>
               <w:t>&amp;Passwd='postgres'</w:t>
             </w:r>
           </w:p>
@@ -3994,7 +4115,29 @@
               <w:rPr>
                 <w:rFonts w:hint="eastAsia"/>
               </w:rPr>
-              <w:t>"text"</w:t>
+              <w:t>"</w:t>
+            </w:r>
+            <w:ins w:id="21" w:author="linyoubin" w:date="2016-01-29T11:08:00Z">
+              <w:r>
+                <w:rPr>
+                  <w:rFonts w:hint="eastAsia"/>
+                </w:rPr>
+                <w:t>pretty</w:t>
+              </w:r>
+            </w:ins>
+            <w:del w:id="22" w:author="linyoubin" w:date="2016-01-29T11:08:00Z">
+              <w:r>
+                <w:rPr>
+                  <w:rFonts w:hint="eastAsia"/>
+                </w:rPr>
+                <w:delText>text</w:delText>
+              </w:r>
+            </w:del>
+            <w:r>
+              <w:rPr>
+                <w:rFonts w:hint="eastAsia"/>
+              </w:rPr>
+              <w:t>"</w:t>
             </w:r>
           </w:p>
         </w:tc>
@@ -4754,6 +4897,7 @@
           </w:p>
           <w:p>
             <w:r>
+              <w:lastRenderedPageBreak/>
               <w:t xml:space="preserve">  "Info": {</w:t>
             </w:r>
           </w:p>
@@ -4776,7 +4920,6 @@
               <w:ind w:firstLine="405"/>
             </w:pPr>
             <w:r>
-              <w:lastRenderedPageBreak/>
               <w:t>"BusinessName": "</w:t>
             </w:r>
             <w:r>
@@ -5513,6 +5656,7 @@
               <w:rPr>
                 <w:rFonts w:hint="eastAsia"/>
               </w:rPr>
+              <w:lastRenderedPageBreak/>
               <w:t>响应</w:t>
             </w:r>
           </w:p>
@@ -5684,7 +5828,6 @@
               <w:ind w:firstLineChars="300" w:firstLine="630"/>
             </w:pPr>
             <w:r>
-              <w:lastRenderedPageBreak/>
               <w:t>'</w:t>
             </w:r>
             <w:r>
@@ -5809,7 +5952,6 @@
         <w:rPr>
           <w:rFonts w:hint="eastAsia"/>
         </w:rPr>
-        <w:lastRenderedPageBreak/>
         <w:t>中断</w:t>
       </w:r>
       <w:r>
@@ -6036,7 +6178,7 @@
       <w:pPr>
         <w:pStyle w:val="Heading3"/>
       </w:pPr>
-      <w:commentRangeStart w:id="8"/>
+      <w:commentRangeStart w:id="23"/>
       <w:r>
         <w:rPr>
           <w:rFonts w:hint="eastAsia"/>
@@ -6055,14 +6197,14 @@
         </w:rPr>
         <w:t>主节点命令</w:t>
       </w:r>
-      <w:commentRangeEnd w:id="8"/>
+      <w:commentRangeEnd w:id="23"/>
       <w:r>
         <w:rPr>
           <w:rStyle w:val="CommentReference"/>
           <w:b w:val="0"/>
           <w:bCs w:val="0"/>
         </w:rPr>
-        <w:commentReference w:id="8"/>
+        <w:commentReference w:id="23"/>
       </w:r>
     </w:p>
     <w:tbl>
@@ -6202,6 +6344,7 @@
               <w:rPr>
                 <w:rFonts w:hint="eastAsia"/>
               </w:rPr>
+              <w:lastRenderedPageBreak/>
               <w:t>响应</w:t>
             </w:r>
           </w:p>
@@ -6229,7 +6372,6 @@
         <w:rPr>
           <w:rFonts w:hint="eastAsia"/>
         </w:rPr>
-        <w:lastRenderedPageBreak/>
         <w:t>Story</w:t>
       </w:r>
       <w:r>
@@ -6331,7 +6473,7 @@
         <w:t>相关模块架构图</w:t>
       </w:r>
     </w:p>
-    <w:commentRangeStart w:id="9"/>
+    <w:commentRangeStart w:id="24"/>
     <w:p>
       <w:r>
         <w:pict>
@@ -6504,12 +6646,12 @@
           </v:group>
         </w:pict>
       </w:r>
-      <w:commentRangeEnd w:id="9"/>
+      <w:commentRangeEnd w:id="24"/>
       <w:r>
         <w:rPr>
           <w:rStyle w:val="CommentReference"/>
         </w:rPr>
-        <w:commentReference w:id="9"/>
+        <w:commentReference w:id="24"/>
       </w:r>
     </w:p>
     <w:p/>
@@ -6592,7 +6734,7 @@
       <w:pPr>
         <w:pStyle w:val="Heading3"/>
       </w:pPr>
-      <w:commentRangeStart w:id="10"/>
+      <w:commentRangeStart w:id="25"/>
       <w:r>
         <w:rPr>
           <w:rFonts w:hint="eastAsia"/>
@@ -6600,14 +6742,14 @@
         <w:lastRenderedPageBreak/>
         <w:t>删除业务</w:t>
       </w:r>
-      <w:commentRangeEnd w:id="10"/>
+      <w:commentRangeEnd w:id="25"/>
       <w:r>
         <w:rPr>
           <w:rStyle w:val="CommentReference"/>
           <w:b w:val="0"/>
           <w:bCs w:val="0"/>
         </w:rPr>
-        <w:commentReference w:id="10"/>
+        <w:commentReference w:id="25"/>
       </w:r>
     </w:p>
     <w:p>
@@ -7709,7 +7851,7 @@
       </w:r>
     </w:p>
   </w:comment>
-  <w:comment w:id="8" w:author="linyoubin" w:date="2016-01-13T15:25:00Z" w:initials="l">
+  <w:comment w:id="23" w:author="linyoubin" w:date="2016-01-13T15:25:00Z" w:initials="l">
     <w:p>
       <w:pPr>
         <w:pStyle w:val="CommentText"/>
@@ -7746,7 +7888,7 @@
       </w:r>
     </w:p>
   </w:comment>
-  <w:comment w:id="9" w:author="linyoubin" w:date="2015-12-31T15:16:00Z" w:initials="l">
+  <w:comment w:id="24" w:author="linyoubin" w:date="2015-12-31T15:16:00Z" w:initials="l">
     <w:p>
       <w:pPr>
         <w:pStyle w:val="CommentText"/>
@@ -7777,7 +7919,7 @@
       </w:r>
     </w:p>
   </w:comment>
-  <w:comment w:id="10" w:author="linyoubin" w:date="2015-12-31T15:19:00Z" w:initials="l">
+  <w:comment w:id="25" w:author="linyoubin" w:date="2015-12-31T15:19:00Z" w:initials="l">
     <w:p>
       <w:pPr>
         <w:pStyle w:val="CommentText"/>
@@ -7839,7 +7981,7 @@
             <w:rPr>
               <w:noProof/>
             </w:rPr>
-            <w:t>2</w:t>
+            <w:t>4</w:t>
           </w:r>
         </w:fldSimple>
       </w:p>

--- a/internal_doc/03.开发设计/OM/SequoiaSQL/sequoiaSQL数据操作.docx
+++ b/internal_doc/03.开发设计/OM/SequoiaSQL/sequoiaSQL数据操作.docx
@@ -820,10 +820,6 @@
           <w:p>
             <w:pPr>
               <w:ind w:firstLine="405"/>
-              <w:rPr>
-                <w:ins w:id="4" w:author="linyoubin" w:date="2016-01-22T09:19:00Z"/>
-                <w:rFonts w:hint="eastAsia"/>
-              </w:rPr>
             </w:pPr>
             <w:r>
               <w:rPr>
@@ -837,28 +833,6 @@
               </w:rPr>
               <w:t>数据库名</w:t>
             </w:r>
-          </w:p>
-          <w:p>
-            <w:pPr>
-              <w:ind w:firstLine="405"/>
-              <w:rPr>
-                <w:rFonts w:hint="eastAsia"/>
-              </w:rPr>
-            </w:pPr>
-            <w:ins w:id="5" w:author="linyoubin" w:date="2016-01-22T09:19:00Z">
-              <w:r>
-                <w:rPr>
-                  <w:rFonts w:hint="eastAsia"/>
-                </w:rPr>
-                <w:t xml:space="preserve">InstallPath: </w:t>
-              </w:r>
-              <w:r>
-                <w:rPr>
-                  <w:rFonts w:hint="eastAsia"/>
-                </w:rPr>
-                <w:t>安装目录</w:t>
-              </w:r>
-            </w:ins>
           </w:p>
           <w:p>
             <w:pPr>
@@ -868,13 +842,13 @@
               <w:rPr>
                 <w:rFonts w:hint="eastAsia"/>
               </w:rPr>
-              <w:t>User:</w:t>
-            </w:r>
-            <w:r>
-              <w:rPr>
-                <w:rFonts w:hint="eastAsia"/>
-              </w:rPr>
-              <w:t>数据库用户</w:t>
+              <w:t xml:space="preserve">InstallPath: </w:t>
+            </w:r>
+            <w:r>
+              <w:rPr>
+                <w:rFonts w:hint="eastAsia"/>
+              </w:rPr>
+              <w:t>安装目录</w:t>
             </w:r>
           </w:p>
           <w:p>
@@ -885,148 +859,13 @@
               <w:rPr>
                 <w:rFonts w:hint="eastAsia"/>
               </w:rPr>
-              <w:t>Passwd</w:t>
-            </w:r>
-            <w:r>
-              <w:rPr>
-                <w:rFonts w:hint="eastAsia"/>
-              </w:rPr>
-              <w:t>：数据库用户密码</w:t>
-            </w:r>
-          </w:p>
-          <w:p>
-            <w:r>
-              <w:rPr>
-                <w:rFonts w:hint="eastAsia"/>
-              </w:rPr>
-              <w:t xml:space="preserve">  }</w:t>
-            </w:r>
-          </w:p>
-          <w:p>
-            <w:r>
-              <w:rPr>
-                <w:rFonts w:hint="eastAsia"/>
-              </w:rPr>
-              <w:t>}</w:t>
-            </w:r>
-          </w:p>
-        </w:tc>
-        <w:tc>
-          <w:tcPr>
-            <w:tcW w:w="3544" w:type="dxa"/>
-          </w:tcPr>
-          <w:p>
-            <w:r>
-              <w:lastRenderedPageBreak/>
-              <w:t>cmd</w:t>
-            </w:r>
-            <w:r>
-              <w:rPr>
-                <w:rFonts w:hint="eastAsia"/>
-              </w:rPr>
-              <w:t>=</w:t>
-            </w:r>
-            <w:r>
-              <w:t>discover business</w:t>
-            </w:r>
-          </w:p>
-          <w:p>
-            <w:r>
-              <w:rPr>
-                <w:rFonts w:hint="eastAsia"/>
-              </w:rPr>
-              <w:t>&amp;</w:t>
-            </w:r>
-            <w:r>
-              <w:t>ConfigInfo</w:t>
-            </w:r>
-            <w:r>
-              <w:rPr>
-                <w:rFonts w:hint="eastAsia"/>
-              </w:rPr>
-              <w:t>=</w:t>
-            </w:r>
-          </w:p>
-          <w:p>
-            <w:r>
-              <w:rPr>
-                <w:rFonts w:hint="eastAsia"/>
-              </w:rPr>
-              <w:t>{</w:t>
-            </w:r>
-          </w:p>
-          <w:p>
-            <w:r>
-              <w:rPr>
-                <w:rFonts w:hint="eastAsia"/>
-              </w:rPr>
-              <w:lastRenderedPageBreak/>
-              <w:t xml:space="preserve">  </w:t>
-            </w:r>
-            <w:r>
-              <w:t>ClusterName</w:t>
-            </w:r>
-            <w:r>
-              <w:rPr>
-                <w:rFonts w:hint="eastAsia"/>
-              </w:rPr>
-              <w:t xml:space="preserve">: </w:t>
-            </w:r>
-            <w:r>
-              <w:rPr>
-                <w:rFonts w:hint="eastAsia"/>
-              </w:rPr>
-              <w:t>'c1'</w:t>
-            </w:r>
-          </w:p>
-          <w:p>
-            <w:r>
-              <w:rPr>
-                <w:rFonts w:hint="eastAsia"/>
-              </w:rPr>
-              <w:t xml:space="preserve">  BusinessType: 'SequoiaSQL'</w:t>
-            </w:r>
-          </w:p>
-          <w:p>
-            <w:r>
-              <w:rPr>
-                <w:rFonts w:hint="eastAsia"/>
-              </w:rPr>
-              <w:t xml:space="preserve">  BusinessName</w:t>
-            </w:r>
-            <w:r>
-              <w:rPr>
-                <w:rFonts w:hint="eastAsia"/>
-              </w:rPr>
-              <w:t xml:space="preserve">: </w:t>
-            </w:r>
-            <w:r>
-              <w:rPr>
-                <w:rFonts w:hint="eastAsia"/>
-              </w:rPr>
-              <w:t>'mySequoiaSQL'</w:t>
-            </w:r>
-          </w:p>
-          <w:p>
-            <w:r>
-              <w:rPr>
-                <w:rFonts w:hint="eastAsia"/>
-              </w:rPr>
-              <w:t xml:space="preserve">  BusinessInfo</w:t>
-            </w:r>
-            <w:r>
-              <w:rPr>
-                <w:rFonts w:hint="eastAsia"/>
-              </w:rPr>
-              <w:t>:</w:t>
-            </w:r>
-          </w:p>
-          <w:p>
-            <w:r>
-              <w:rPr>
-                <w:rFonts w:hint="eastAsia"/>
-              </w:rPr>
-              <w:t xml:space="preserve">  {</w:t>
+              <w:t>User:</w:t>
+            </w:r>
+            <w:r>
+              <w:rPr>
+                <w:rFonts w:hint="eastAsia"/>
+              </w:rPr>
+              <w:t>数据库用户</w:t>
             </w:r>
           </w:p>
           <w:p>
@@ -1037,13 +876,148 @@
               <w:rPr>
                 <w:rFonts w:hint="eastAsia"/>
               </w:rPr>
-              <w:t>HostName:</w:t>
-            </w:r>
-            <w:r>
-              <w:rPr>
-                <w:rFonts w:hint="eastAsia"/>
-              </w:rPr>
-              <w:t xml:space="preserve"> 'host1'</w:t>
+              <w:t>Passwd</w:t>
+            </w:r>
+            <w:r>
+              <w:rPr>
+                <w:rFonts w:hint="eastAsia"/>
+              </w:rPr>
+              <w:t>：数据库用户密码</w:t>
+            </w:r>
+          </w:p>
+          <w:p>
+            <w:r>
+              <w:rPr>
+                <w:rFonts w:hint="eastAsia"/>
+              </w:rPr>
+              <w:t xml:space="preserve">  }</w:t>
+            </w:r>
+          </w:p>
+          <w:p>
+            <w:r>
+              <w:rPr>
+                <w:rFonts w:hint="eastAsia"/>
+              </w:rPr>
+              <w:t>}</w:t>
+            </w:r>
+          </w:p>
+        </w:tc>
+        <w:tc>
+          <w:tcPr>
+            <w:tcW w:w="3544" w:type="dxa"/>
+          </w:tcPr>
+          <w:p>
+            <w:r>
+              <w:lastRenderedPageBreak/>
+              <w:t>cmd</w:t>
+            </w:r>
+            <w:r>
+              <w:rPr>
+                <w:rFonts w:hint="eastAsia"/>
+              </w:rPr>
+              <w:t>=</w:t>
+            </w:r>
+            <w:r>
+              <w:t>discover business</w:t>
+            </w:r>
+          </w:p>
+          <w:p>
+            <w:r>
+              <w:rPr>
+                <w:rFonts w:hint="eastAsia"/>
+              </w:rPr>
+              <w:t>&amp;</w:t>
+            </w:r>
+            <w:r>
+              <w:t>ConfigInfo</w:t>
+            </w:r>
+            <w:r>
+              <w:rPr>
+                <w:rFonts w:hint="eastAsia"/>
+              </w:rPr>
+              <w:t>=</w:t>
+            </w:r>
+          </w:p>
+          <w:p>
+            <w:r>
+              <w:rPr>
+                <w:rFonts w:hint="eastAsia"/>
+              </w:rPr>
+              <w:t>{</w:t>
+            </w:r>
+          </w:p>
+          <w:p>
+            <w:r>
+              <w:rPr>
+                <w:rFonts w:hint="eastAsia"/>
+              </w:rPr>
+              <w:lastRenderedPageBreak/>
+              <w:t xml:space="preserve">  </w:t>
+            </w:r>
+            <w:r>
+              <w:t>ClusterName</w:t>
+            </w:r>
+            <w:r>
+              <w:rPr>
+                <w:rFonts w:hint="eastAsia"/>
+              </w:rPr>
+              <w:t xml:space="preserve">: </w:t>
+            </w:r>
+            <w:r>
+              <w:rPr>
+                <w:rFonts w:hint="eastAsia"/>
+              </w:rPr>
+              <w:t>'c1'</w:t>
+            </w:r>
+          </w:p>
+          <w:p>
+            <w:r>
+              <w:rPr>
+                <w:rFonts w:hint="eastAsia"/>
+              </w:rPr>
+              <w:t xml:space="preserve">  BusinessType: 'SequoiaSQL'</w:t>
+            </w:r>
+          </w:p>
+          <w:p>
+            <w:r>
+              <w:rPr>
+                <w:rFonts w:hint="eastAsia"/>
+              </w:rPr>
+              <w:t xml:space="preserve">  BusinessName</w:t>
+            </w:r>
+            <w:r>
+              <w:rPr>
+                <w:rFonts w:hint="eastAsia"/>
+              </w:rPr>
+              <w:t xml:space="preserve">: </w:t>
+            </w:r>
+            <w:r>
+              <w:rPr>
+                <w:rFonts w:hint="eastAsia"/>
+              </w:rPr>
+              <w:t>'mySequoiaSQL'</w:t>
+            </w:r>
+          </w:p>
+          <w:p>
+            <w:r>
+              <w:rPr>
+                <w:rFonts w:hint="eastAsia"/>
+              </w:rPr>
+              <w:t xml:space="preserve">  BusinessInfo</w:t>
+            </w:r>
+            <w:r>
+              <w:rPr>
+                <w:rFonts w:hint="eastAsia"/>
+              </w:rPr>
+              <w:t>:</w:t>
+            </w:r>
+          </w:p>
+          <w:p>
+            <w:r>
+              <w:rPr>
+                <w:rFonts w:hint="eastAsia"/>
+              </w:rPr>
+              <w:t xml:space="preserve">  {</w:t>
             </w:r>
           </w:p>
           <w:p>
@@ -1054,54 +1028,62 @@
               <w:rPr>
                 <w:rFonts w:hint="eastAsia"/>
               </w:rPr>
-              <w:t>ServiceName</w:t>
-            </w:r>
-            <w:r>
-              <w:rPr>
-                <w:rFonts w:hint="eastAsia"/>
-              </w:rPr>
-              <w:t>:</w:t>
-            </w:r>
-            <w:r>
-              <w:rPr>
-                <w:rFonts w:hint="eastAsia"/>
-              </w:rPr>
-              <w:t>'5432'</w:t>
+              <w:t>HostName:</w:t>
+            </w:r>
+            <w:r>
+              <w:rPr>
+                <w:rFonts w:hint="eastAsia"/>
+              </w:rPr>
+              <w:t xml:space="preserve"> 'host1'</w:t>
             </w:r>
           </w:p>
           <w:p>
             <w:pPr>
               <w:ind w:firstLine="405"/>
-              <w:rPr>
-                <w:ins w:id="6" w:author="linyoubin" w:date="2016-01-22T09:19:00Z"/>
-                <w:rFonts w:hint="eastAsia"/>
-              </w:rPr>
             </w:pPr>
             <w:r>
               <w:rPr>
                 <w:rFonts w:hint="eastAsia"/>
               </w:rPr>
-              <w:t>DbName:</w:t>
-            </w:r>
-            <w:r>
-              <w:rPr>
-                <w:rFonts w:hint="eastAsia"/>
-              </w:rPr>
-              <w:t>'postgres'</w:t>
+              <w:t>ServiceName</w:t>
+            </w:r>
+            <w:r>
+              <w:rPr>
+                <w:rFonts w:hint="eastAsia"/>
+              </w:rPr>
+              <w:t>:</w:t>
+            </w:r>
+            <w:r>
+              <w:rPr>
+                <w:rFonts w:hint="eastAsia"/>
+              </w:rPr>
+              <w:t>'5432'</w:t>
             </w:r>
           </w:p>
           <w:p>
             <w:pPr>
               <w:ind w:firstLine="405"/>
-              <w:rPr>
-                <w:rFonts w:hint="eastAsia"/>
-              </w:rPr>
             </w:pPr>
-            <w:ins w:id="7" w:author="linyoubin" w:date="2016-01-22T09:19:00Z">
-              <w:r>
-                <w:t>InstallPath:'/usr/local/pgsql/'</w:t>
-              </w:r>
-            </w:ins>
+            <w:r>
+              <w:rPr>
+                <w:rFonts w:hint="eastAsia"/>
+              </w:rPr>
+              <w:t>DbName:</w:t>
+            </w:r>
+            <w:r>
+              <w:rPr>
+                <w:rFonts w:hint="eastAsia"/>
+              </w:rPr>
+              <w:t>'postgres'</w:t>
+            </w:r>
+          </w:p>
+          <w:p>
+            <w:pPr>
+              <w:ind w:firstLine="405"/>
+            </w:pPr>
+            <w:r>
+              <w:t>InstallPath:'/usr/local/pgsql/'</w:t>
+            </w:r>
           </w:p>
           <w:p>
             <w:pPr>
@@ -3684,45 +3666,12 @@
             <w:tcW w:w="3827" w:type="dxa"/>
           </w:tcPr>
           <w:p>
-            <w:pPr>
-              <w:rPr>
-                <w:del w:id="8" w:author="linyoubin" w:date="2016-02-01T17:20:00Z"/>
-              </w:rPr>
-            </w:pPr>
             <w:r>
               <w:rPr>
                 <w:rFonts w:hint="eastAsia"/>
               </w:rPr>
               <w:t>同通用请求头</w:t>
             </w:r>
-          </w:p>
-          <w:p>
-            <w:del w:id="9" w:author="linyoubin" w:date="2016-02-01T17:20:00Z">
-              <w:r>
-                <w:rPr>
-                  <w:rFonts w:hint="eastAsia"/>
-                </w:rPr>
-                <w:delText>header</w:delText>
-              </w:r>
-              <w:r>
-                <w:rPr>
-                  <w:rFonts w:hint="eastAsia"/>
-                </w:rPr>
-                <w:delText>中带</w:delText>
-              </w:r>
-              <w:r>
-                <w:delText>sdbClusterName</w:delText>
-              </w:r>
-              <w:r>
-                <w:rPr>
-                  <w:rFonts w:hint="eastAsia"/>
-                </w:rPr>
-                <w:delText>和</w:delText>
-              </w:r>
-              <w:r>
-                <w:delText>sdbBusinessName</w:delText>
-              </w:r>
-            </w:del>
           </w:p>
         </w:tc>
         <w:tc>
@@ -3856,12 +3805,6 @@
             </w:r>
           </w:p>
           <w:p>
-            <w:pPr>
-              <w:rPr>
-                <w:ins w:id="10" w:author="linyoubin" w:date="2016-02-01T17:19:00Z"/>
-                <w:rFonts w:hint="eastAsia"/>
-              </w:rPr>
-            </w:pPr>
             <w:r>
               <w:rPr>
                 <w:rFonts w:hint="eastAsia"/>
@@ -3888,49 +3831,38 @@
             </w:r>
           </w:p>
           <w:p>
-            <w:pPr>
-              <w:rPr>
-                <w:ins w:id="11" w:author="linyoubin" w:date="2016-02-01T17:19:00Z"/>
-                <w:rFonts w:hint="eastAsia"/>
-              </w:rPr>
-            </w:pPr>
-            <w:ins w:id="12" w:author="linyoubin" w:date="2016-02-01T17:19:00Z">
-              <w:r>
-                <w:rPr>
-                  <w:rFonts w:hint="eastAsia"/>
-                </w:rPr>
-                <w:t xml:space="preserve">ClusterName: </w:t>
-              </w:r>
-              <w:r>
-                <w:rPr>
-                  <w:rFonts w:hint="eastAsia"/>
-                </w:rPr>
-                <w:t>集群名</w:t>
-              </w:r>
-            </w:ins>
-          </w:p>
-          <w:p>
-            <w:ins w:id="13" w:author="linyoubin" w:date="2016-02-01T17:19:00Z">
-              <w:r>
-                <w:rPr>
-                  <w:rFonts w:hint="eastAsia"/>
-                </w:rPr>
-                <w:t xml:space="preserve">BusinessName: </w:t>
-              </w:r>
-              <w:r>
-                <w:rPr>
-                  <w:rFonts w:hint="eastAsia"/>
-                </w:rPr>
-                <w:t>业务名</w:t>
-              </w:r>
-            </w:ins>
-          </w:p>
-          <w:p>
-            <w:r>
-              <w:rPr>
-                <w:rFonts w:hint="eastAsia"/>
-              </w:rPr>
-              <w:lastRenderedPageBreak/>
+            <w:r>
+              <w:rPr>
+                <w:rFonts w:hint="eastAsia"/>
+              </w:rPr>
+              <w:t xml:space="preserve">ClusterName: </w:t>
+            </w:r>
+            <w:r>
+              <w:rPr>
+                <w:rFonts w:hint="eastAsia"/>
+              </w:rPr>
+              <w:t>集群名</w:t>
+            </w:r>
+          </w:p>
+          <w:p>
+            <w:r>
+              <w:rPr>
+                <w:rFonts w:hint="eastAsia"/>
+              </w:rPr>
+              <w:t xml:space="preserve">BusinessName: </w:t>
+            </w:r>
+            <w:r>
+              <w:rPr>
+                <w:rFonts w:hint="eastAsia"/>
+              </w:rPr>
+              <w:t>业务名</w:t>
+            </w:r>
+          </w:p>
+          <w:p>
+            <w:r>
+              <w:rPr>
+                <w:rFonts w:hint="eastAsia"/>
+              </w:rPr>
               <w:t xml:space="preserve">Sql: </w:t>
             </w:r>
             <w:r>
@@ -3971,22 +3903,24 @@
               </w:rPr>
               <w:t>html/</w:t>
             </w:r>
-            <w:ins w:id="14" w:author="linyoubin" w:date="2016-01-29T11:07:00Z">
-              <w:r>
-                <w:rPr>
-                  <w:rFonts w:hint="eastAsia"/>
-                </w:rPr>
-                <w:t>pretty</w:t>
-              </w:r>
-            </w:ins>
-            <w:del w:id="15" w:author="linyoubin" w:date="2016-01-29T11:07:00Z">
-              <w:r>
-                <w:rPr>
-                  <w:rFonts w:hint="eastAsia"/>
-                </w:rPr>
-                <w:delText>text</w:delText>
-              </w:r>
-            </w:del>
+            <w:r>
+              <w:rPr>
+                <w:rFonts w:hint="eastAsia"/>
+              </w:rPr>
+              <w:t>pretty</w:t>
+            </w:r>
+            <w:r>
+              <w:rPr>
+                <w:rFonts w:hint="eastAsia"/>
+              </w:rPr>
+              <w:t>（可选</w:t>
+            </w:r>
+            <w:r>
+              <w:rPr>
+                <w:rFonts w:hint="eastAsia"/>
+              </w:rPr>
+              <w:t>)</w:t>
+            </w:r>
           </w:p>
           <w:p/>
         </w:tc>
@@ -4004,12 +3938,6 @@
             </w:r>
           </w:p>
           <w:p>
-            <w:pPr>
-              <w:rPr>
-                <w:ins w:id="16" w:author="linyoubin" w:date="2016-02-01T17:19:00Z"/>
-                <w:rFonts w:hint="eastAsia"/>
-              </w:rPr>
-            </w:pPr>
             <w:r>
               <w:rPr>
                 <w:rFonts w:hint="eastAsia"/>
@@ -4024,50 +3952,32 @@
             </w:r>
           </w:p>
           <w:p>
-            <w:pPr>
-              <w:rPr>
-                <w:ins w:id="17" w:author="linyoubin" w:date="2016-02-01T17:19:00Z"/>
-                <w:rFonts w:hint="eastAsia"/>
-              </w:rPr>
-            </w:pPr>
-            <w:ins w:id="18" w:author="linyoubin" w:date="2016-02-01T17:19:00Z">
-              <w:r>
-                <w:rPr>
-                  <w:rFonts w:hint="eastAsia"/>
-                </w:rPr>
-                <w:t xml:space="preserve">ClusterName: </w:t>
-              </w:r>
-              <w:r>
-                <w:rPr>
-                  <w:rFonts w:hint="eastAsia"/>
-                </w:rPr>
-                <w:t>myCluster</w:t>
-              </w:r>
-            </w:ins>
-          </w:p>
-          <w:p>
-            <w:ins w:id="19" w:author="linyoubin" w:date="2016-02-01T17:19:00Z">
-              <w:r>
-                <w:rPr>
-                  <w:rFonts w:hint="eastAsia"/>
-                </w:rPr>
-                <w:t xml:space="preserve">BusinessName: </w:t>
-              </w:r>
-              <w:r>
-                <w:rPr>
-                  <w:rFonts w:hint="eastAsia"/>
-                </w:rPr>
-                <w:t>my</w:t>
-              </w:r>
-            </w:ins>
-            <w:ins w:id="20" w:author="linyoubin" w:date="2016-02-01T17:20:00Z">
-              <w:r>
-                <w:rPr>
-                  <w:rFonts w:hint="eastAsia"/>
-                </w:rPr>
-                <w:t>Ssql</w:t>
-              </w:r>
-            </w:ins>
+            <w:r>
+              <w:rPr>
+                <w:rFonts w:hint="eastAsia"/>
+              </w:rPr>
+              <w:t xml:space="preserve">ClusterName: </w:t>
+            </w:r>
+            <w:r>
+              <w:rPr>
+                <w:rFonts w:hint="eastAsia"/>
+              </w:rPr>
+              <w:t>myCluster</w:t>
+            </w:r>
+          </w:p>
+          <w:p>
+            <w:r>
+              <w:rPr>
+                <w:rFonts w:hint="eastAsia"/>
+              </w:rPr>
+              <w:t xml:space="preserve">BusinessName: </w:t>
+            </w:r>
+            <w:r>
+              <w:rPr>
+                <w:rFonts w:hint="eastAsia"/>
+              </w:rPr>
+              <w:t>mySsql</w:t>
+            </w:r>
           </w:p>
           <w:p>
             <w:r>
@@ -4082,7 +3992,6 @@
               <w:rPr>
                 <w:rFonts w:hint="eastAsia"/>
               </w:rPr>
-              <w:lastRenderedPageBreak/>
               <w:t>&amp;Passwd='postgres'</w:t>
             </w:r>
           </w:p>
@@ -4117,22 +4026,12 @@
               </w:rPr>
               <w:t>"</w:t>
             </w:r>
-            <w:ins w:id="21" w:author="linyoubin" w:date="2016-01-29T11:08:00Z">
-              <w:r>
-                <w:rPr>
-                  <w:rFonts w:hint="eastAsia"/>
-                </w:rPr>
-                <w:t>pretty</w:t>
-              </w:r>
-            </w:ins>
-            <w:del w:id="22" w:author="linyoubin" w:date="2016-01-29T11:08:00Z">
-              <w:r>
-                <w:rPr>
-                  <w:rFonts w:hint="eastAsia"/>
-                </w:rPr>
-                <w:delText>text</w:delText>
-              </w:r>
-            </w:del>
+            <w:r>
+              <w:rPr>
+                <w:rFonts w:hint="eastAsia"/>
+              </w:rPr>
+              <w:t>pretty</w:t>
+            </w:r>
             <w:r>
               <w:rPr>
                 <w:rFonts w:hint="eastAsia"/>
@@ -4441,6 +4340,11 @@
             <w:tcW w:w="3827" w:type="dxa"/>
           </w:tcPr>
           <w:p>
+            <w:pPr>
+              <w:rPr>
+                <w:rFonts w:hint="eastAsia"/>
+              </w:rPr>
+            </w:pPr>
             <w:r>
               <w:t>cmd</w:t>
             </w:r>
@@ -4456,6 +4360,20 @@
               </w:rPr>
               <w:t>query task</w:t>
             </w:r>
+            <w:r>
+              <w:rPr>
+                <w:rFonts w:hint="eastAsia"/>
+              </w:rPr>
+              <w:t xml:space="preserve"> </w:t>
+            </w:r>
+          </w:p>
+          <w:p>
+            <w:r>
+              <w:rPr>
+                <w:rFonts w:hint="eastAsia"/>
+              </w:rPr>
+              <w:t>filter: object</w:t>
+            </w:r>
           </w:p>
         </w:tc>
         <w:tc>
@@ -4463,6 +4381,12 @@
             <w:tcW w:w="3544" w:type="dxa"/>
           </w:tcPr>
           <w:p>
+            <w:pPr>
+              <w:rPr>
+                <w:ins w:id="4" w:author="linyoubin" w:date="2016-02-03T09:11:00Z"/>
+                <w:rFonts w:hint="eastAsia"/>
+              </w:rPr>
+            </w:pPr>
             <w:r>
               <w:t>cmd=</w:t>
             </w:r>
@@ -4477,6 +4401,14 @@
                 <w:rFonts w:hint="eastAsia"/>
               </w:rPr>
               <w:t>query task</w:t>
+            </w:r>
+          </w:p>
+          <w:p>
+            <w:r>
+              <w:rPr>
+                <w:rFonts w:hint="eastAsia"/>
+              </w:rPr>
+              <w:t>&amp;filter={TaskID:1}</w:t>
             </w:r>
           </w:p>
         </w:tc>
@@ -4499,39 +4431,12 @@
           <w:tcPr>
             <w:tcW w:w="3827" w:type="dxa"/>
           </w:tcPr>
-          <w:p>
-            <w:r>
-              <w:rPr>
-                <w:rFonts w:hint="eastAsia"/>
-              </w:rPr>
-              <w:t>TaskID</w:t>
-            </w:r>
-            <w:r>
-              <w:rPr>
-                <w:rFonts w:hint="eastAsia"/>
-              </w:rPr>
-              <w:t>：任务</w:t>
-            </w:r>
-            <w:r>
-              <w:rPr>
-                <w:rFonts w:hint="eastAsia"/>
-              </w:rPr>
-              <w:t>ID</w:t>
-            </w:r>
-          </w:p>
+          <w:p/>
         </w:tc>
         <w:tc>
           <w:tcPr>
             <w:tcW w:w="3544" w:type="dxa"/>
           </w:tcPr>
-          <w:p>
-            <w:r>
-              <w:rPr>
-                <w:rFonts w:hint="eastAsia"/>
-              </w:rPr>
-              <w:t>&amp;TaskID='1'</w:t>
-            </w:r>
-          </w:p>
           <w:p/>
         </w:tc>
       </w:tr>
@@ -4897,7 +4802,6 @@
           </w:p>
           <w:p>
             <w:r>
-              <w:lastRenderedPageBreak/>
               <w:t xml:space="preserve">  "Info": {</w:t>
             </w:r>
           </w:p>
@@ -4920,6 +4824,7 @@
               <w:ind w:firstLine="405"/>
             </w:pPr>
             <w:r>
+              <w:lastRenderedPageBreak/>
               <w:t>"BusinessName": "</w:t>
             </w:r>
             <w:r>
@@ -5656,7 +5561,6 @@
               <w:rPr>
                 <w:rFonts w:hint="eastAsia"/>
               </w:rPr>
-              <w:lastRenderedPageBreak/>
               <w:t>响应</w:t>
             </w:r>
           </w:p>
@@ -5666,11 +5570,101 @@
             <w:tcW w:w="3827" w:type="dxa"/>
           </w:tcPr>
           <w:p>
-            <w:r>
-              <w:rPr>
-                <w:rFonts w:hint="eastAsia"/>
-              </w:rPr>
-              <w:t>bson</w:t>
+            <w:pPr>
+              <w:rPr>
+                <w:rFonts w:hint="eastAsia"/>
+              </w:rPr>
+            </w:pPr>
+            <w:r>
+              <w:rPr>
+                <w:rFonts w:hint="eastAsia"/>
+              </w:rPr>
+              <w:t>{</w:t>
+            </w:r>
+          </w:p>
+          <w:p>
+            <w:pPr>
+              <w:rPr>
+                <w:rFonts w:hint="eastAsia"/>
+              </w:rPr>
+            </w:pPr>
+            <w:r>
+              <w:rPr>
+                <w:rFonts w:hint="eastAsia"/>
+              </w:rPr>
+              <w:t xml:space="preserve">  Status: </w:t>
+            </w:r>
+            <w:r>
+              <w:rPr>
+                <w:rFonts w:hint="eastAsia"/>
+              </w:rPr>
+              <w:t>任务状态</w:t>
+            </w:r>
+            <w:r>
+              <w:rPr>
+                <w:rFonts w:hint="eastAsia"/>
+              </w:rPr>
+              <w:t>(1:</w:t>
+            </w:r>
+            <w:r>
+              <w:rPr>
+                <w:rFonts w:hint="eastAsia"/>
+              </w:rPr>
+              <w:t>正在运行</w:t>
+            </w:r>
+            <w:r>
+              <w:rPr>
+                <w:rFonts w:hint="eastAsia"/>
+              </w:rPr>
+              <w:t>; 4:</w:t>
+            </w:r>
+            <w:r>
+              <w:rPr>
+                <w:rFonts w:hint="eastAsia"/>
+              </w:rPr>
+              <w:t>已经完成</w:t>
+            </w:r>
+            <w:r>
+              <w:rPr>
+                <w:rFonts w:hint="eastAsia"/>
+              </w:rPr>
+              <w:t>)</w:t>
+            </w:r>
+          </w:p>
+          <w:p>
+            <w:pPr>
+              <w:rPr>
+                <w:rFonts w:hint="eastAsia"/>
+              </w:rPr>
+            </w:pPr>
+            <w:r>
+              <w:rPr>
+                <w:rFonts w:hint="eastAsia"/>
+              </w:rPr>
+              <w:t xml:space="preserve">  </w:t>
+            </w:r>
+            <w:r>
+              <w:t>ResultInfo</w:t>
+            </w:r>
+            <w:r>
+              <w:rPr>
+                <w:rFonts w:hint="eastAsia"/>
+              </w:rPr>
+              <w:t>: ssql</w:t>
+            </w:r>
+            <w:r>
+              <w:rPr>
+                <w:rFonts w:hint="eastAsia"/>
+              </w:rPr>
+              <w:t>执行的结果数据</w:t>
+            </w:r>
+          </w:p>
+          <w:p>
+            <w:r>
+              <w:rPr>
+                <w:rFonts w:hint="eastAsia"/>
+              </w:rPr>
+              <w:t>}</w:t>
             </w:r>
           </w:p>
         </w:tc>
@@ -5679,11 +5673,6 @@
             <w:tcW w:w="3544" w:type="dxa"/>
           </w:tcPr>
           <w:p>
-            <w:pPr>
-              <w:rPr>
-                <w:rFonts w:hint="eastAsia"/>
-              </w:rPr>
-            </w:pPr>
             <w:r>
               <w:rPr>
                 <w:rFonts w:hint="eastAsia"/>
@@ -5692,11 +5681,6 @@
             </w:r>
           </w:p>
           <w:p>
-            <w:pPr>
-              <w:rPr>
-                <w:rFonts w:hint="eastAsia"/>
-              </w:rPr>
-            </w:pPr>
             <w:r>
               <w:rPr>
                 <w:rFonts w:hint="eastAsia"/>
@@ -5713,15 +5697,16 @@
               <w:rPr>
                 <w:rFonts w:hint="eastAsia"/>
               </w:rPr>
-              <w:t>:true</w:t>
-            </w:r>
-          </w:p>
-          <w:p>
-            <w:pPr>
-              <w:rPr>
-                <w:rFonts w:hint="eastAsia"/>
-              </w:rPr>
-            </w:pPr>
+              <w:t>:</w:t>
+            </w:r>
+            <w:r>
+              <w:rPr>
+                <w:rFonts w:hint="eastAsia"/>
+              </w:rPr>
+              <w:t>4</w:t>
+            </w:r>
+          </w:p>
+          <w:p>
             <w:r>
               <w:rPr>
                 <w:rFonts w:hint="eastAsia"/>
@@ -5739,11 +5724,6 @@
             </w:r>
           </w:p>
           <w:p>
-            <w:pPr>
-              <w:rPr>
-                <w:rFonts w:hint="eastAsia"/>
-              </w:rPr>
-            </w:pPr>
             <w:r>
               <w:rPr>
                 <w:rFonts w:hint="eastAsia"/>
@@ -5828,6 +5808,7 @@
               <w:ind w:firstLineChars="300" w:firstLine="630"/>
             </w:pPr>
             <w:r>
+              <w:lastRenderedPageBreak/>
               <w:t>'</w:t>
             </w:r>
             <w:r>
@@ -5905,9 +5886,6 @@
           <w:p>
             <w:pPr>
               <w:ind w:firstLineChars="200" w:firstLine="420"/>
-              <w:rPr>
-                <w:rFonts w:hint="eastAsia"/>
-              </w:rPr>
             </w:pPr>
             <w:r>
               <w:rPr>
@@ -5919,9 +5897,6 @@
           <w:p>
             <w:pPr>
               <w:ind w:firstLineChars="100" w:firstLine="210"/>
-              <w:rPr>
-                <w:rFonts w:hint="eastAsia"/>
-              </w:rPr>
             </w:pPr>
             <w:r>
               <w:rPr>
@@ -5944,14 +5919,12 @@
     <w:p>
       <w:pPr>
         <w:pStyle w:val="Heading3"/>
-        <w:rPr>
-          <w:rFonts w:hint="eastAsia"/>
-        </w:rPr>
       </w:pPr>
       <w:r>
         <w:rPr>
           <w:rFonts w:hint="eastAsia"/>
         </w:rPr>
+        <w:lastRenderedPageBreak/>
         <w:t>中断</w:t>
       </w:r>
       <w:r>
@@ -6046,13 +6019,7 @@
               <w:rPr>
                 <w:rFonts w:hint="eastAsia"/>
               </w:rPr>
-              <w:t>: $</w:t>
-            </w:r>
-            <w:r>
-              <w:rPr>
-                <w:rFonts w:hint="eastAsia"/>
-              </w:rPr>
-              <w:t>interrupt task</w:t>
+              <w:t>: $interrupt task</w:t>
             </w:r>
           </w:p>
           <w:p>
@@ -6178,7 +6145,7 @@
       <w:pPr>
         <w:pStyle w:val="Heading3"/>
       </w:pPr>
-      <w:commentRangeStart w:id="23"/>
+      <w:commentRangeStart w:id="5"/>
       <w:r>
         <w:rPr>
           <w:rFonts w:hint="eastAsia"/>
@@ -6197,14 +6164,14 @@
         </w:rPr>
         <w:t>主节点命令</w:t>
       </w:r>
-      <w:commentRangeEnd w:id="23"/>
+      <w:commentRangeEnd w:id="5"/>
       <w:r>
         <w:rPr>
           <w:rStyle w:val="CommentReference"/>
           <w:b w:val="0"/>
           <w:bCs w:val="0"/>
         </w:rPr>
-        <w:commentReference w:id="23"/>
+        <w:commentReference w:id="5"/>
       </w:r>
     </w:p>
     <w:tbl>
@@ -6344,7 +6311,6 @@
               <w:rPr>
                 <w:rFonts w:hint="eastAsia"/>
               </w:rPr>
-              <w:lastRenderedPageBreak/>
               <w:t>响应</w:t>
             </w:r>
           </w:p>
@@ -6372,6 +6338,7 @@
         <w:rPr>
           <w:rFonts w:hint="eastAsia"/>
         </w:rPr>
+        <w:lastRenderedPageBreak/>
         <w:t>Story</w:t>
       </w:r>
       <w:r>
@@ -6473,7 +6440,7 @@
         <w:t>相关模块架构图</w:t>
       </w:r>
     </w:p>
-    <w:commentRangeStart w:id="24"/>
+    <w:commentRangeStart w:id="6"/>
     <w:p>
       <w:r>
         <w:pict>
@@ -6646,12 +6613,12 @@
           </v:group>
         </w:pict>
       </w:r>
-      <w:commentRangeEnd w:id="24"/>
+      <w:commentRangeEnd w:id="6"/>
       <w:r>
         <w:rPr>
           <w:rStyle w:val="CommentReference"/>
         </w:rPr>
-        <w:commentReference w:id="24"/>
+        <w:commentReference w:id="6"/>
       </w:r>
     </w:p>
     <w:p/>
@@ -6734,7 +6701,7 @@
       <w:pPr>
         <w:pStyle w:val="Heading3"/>
       </w:pPr>
-      <w:commentRangeStart w:id="25"/>
+      <w:commentRangeStart w:id="7"/>
       <w:r>
         <w:rPr>
           <w:rFonts w:hint="eastAsia"/>
@@ -6742,14 +6709,14 @@
         <w:lastRenderedPageBreak/>
         <w:t>删除业务</w:t>
       </w:r>
-      <w:commentRangeEnd w:id="25"/>
+      <w:commentRangeEnd w:id="7"/>
       <w:r>
         <w:rPr>
           <w:rStyle w:val="CommentReference"/>
           <w:b w:val="0"/>
           <w:bCs w:val="0"/>
         </w:rPr>
-        <w:commentReference w:id="25"/>
+        <w:commentReference w:id="7"/>
       </w:r>
     </w:p>
     <w:p>
@@ -7851,7 +7818,7 @@
       </w:r>
     </w:p>
   </w:comment>
-  <w:comment w:id="23" w:author="linyoubin" w:date="2016-01-13T15:25:00Z" w:initials="l">
+  <w:comment w:id="5" w:author="linyoubin" w:date="2016-01-13T15:25:00Z" w:initials="l">
     <w:p>
       <w:pPr>
         <w:pStyle w:val="CommentText"/>
@@ -7888,7 +7855,7 @@
       </w:r>
     </w:p>
   </w:comment>
-  <w:comment w:id="24" w:author="linyoubin" w:date="2015-12-31T15:16:00Z" w:initials="l">
+  <w:comment w:id="6" w:author="linyoubin" w:date="2015-12-31T15:16:00Z" w:initials="l">
     <w:p>
       <w:pPr>
         <w:pStyle w:val="CommentText"/>
@@ -7919,7 +7886,7 @@
       </w:r>
     </w:p>
   </w:comment>
-  <w:comment w:id="25" w:author="linyoubin" w:date="2015-12-31T15:19:00Z" w:initials="l">
+  <w:comment w:id="7" w:author="linyoubin" w:date="2015-12-31T15:19:00Z" w:initials="l">
     <w:p>
       <w:pPr>
         <w:pStyle w:val="CommentText"/>
@@ -7981,7 +7948,7 @@
             <w:rPr>
               <w:noProof/>
             </w:rPr>
-            <w:t>4</w:t>
+            <w:t>6</w:t>
           </w:r>
         </w:fldSimple>
       </w:p>
